--- a/de_documentation.docx
+++ b/de_documentation.docx
@@ -2,7 +2,437 @@
 <file path=word/document.xml><?xml version="1.0" encoding="utf-8"?>
 <w:document xmlns:wpc="http://schemas.microsoft.com/office/word/2010/wordprocessingCanvas" xmlns:cx="http://schemas.microsoft.com/office/drawing/2014/chartex" xmlns:cx1="http://schemas.microsoft.com/office/drawing/2015/9/8/chartex" xmlns:cx2="http://schemas.microsoft.com/office/drawing/2015/10/21/chartex" xmlns:cx3="http://schemas.microsoft.com/office/drawing/2016/5/9/chartex" xmlns:cx4="http://schemas.microsoft.com/office/drawing/2016/5/10/chartex" xmlns:cx5="http://schemas.microsoft.com/office/drawing/2016/5/11/chartex" xmlns:cx6="http://schemas.microsoft.com/office/drawing/2016/5/12/chartex" xmlns:cx7="http://schemas.microsoft.com/office/drawing/2016/5/13/chartex" xmlns:cx8="http://schemas.microsoft.com/office/drawing/2016/5/14/chartex" xmlns:mc="http://schemas.openxmlformats.org/markup-compatibility/2006" xmlns:aink="http://schemas.microsoft.com/office/drawing/2016/ink" xmlns:am3d="http://schemas.microsoft.com/office/drawing/2017/model3d" xmlns:o="urn:schemas-microsoft-com:office:office" xmlns:oel="http://schemas.microsoft.com/office/2019/extlst" xmlns:r="http://schemas.openxmlformats.org/officeDocument/2006/relationships" xmlns:m="http://schemas.openxmlformats.org/officeDocument/2006/math" xmlns:v="urn:schemas-microsoft-com:vml" xmlns:wp14="http://schemas.microsoft.com/office/word/2010/wordprocessingDrawing" xmlns:wp="http://schemas.openxmlformats.org/drawingml/2006/wordprocessingDrawing" xmlns:w10="urn:schemas-microsoft-com:office:word" xmlns:w="http://schemas.openxmlformats.org/wordprocessingml/2006/main" xmlns:w14="http://schemas.microsoft.com/office/word/2010/wordml" xmlns:w15="http://schemas.microsoft.com/office/word/2012/wordml" xmlns:w16cex="http://schemas.microsoft.com/office/word/2018/wordml/cex" xmlns:w16cid="http://schemas.microsoft.com/office/word/2016/wordml/cid" xmlns:w16="http://schemas.microsoft.com/office/word/2018/wordml" xmlns:w16du="http://schemas.microsoft.com/office/word/2023/wordml/word16du" xmlns:w16sdtdh="http://schemas.microsoft.com/office/word/2020/wordml/sdtdatahash" xmlns:w16sdtfl="http://schemas.microsoft.com/office/word/2024/wordml/sdtformatlock" xmlns:w16se="http://schemas.microsoft.com/office/word/2015/wordml/symex" xmlns:wpg="http://schemas.microsoft.com/office/word/2010/wordprocessingGroup" xmlns:wpi="http://schemas.microsoft.com/office/word/2010/wordprocessingInk" xmlns:wne="http://schemas.microsoft.com/office/word/2006/wordml" xmlns:wps="http://schemas.microsoft.com/office/word/2010/wordprocessingShape" mc:Ignorable="w14 w15 w16se w16cid w16 w16cex w16sdtdh w16sdtfl w16du wp14">
   <w:body>
-    <w:p/>
+    <w:p>
+      <w:pPr>
+        <w:pStyle w:val="Title"/>
+        <w:jc w:val="both"/>
+        <w:rPr>
+          <w:lang w:val="sr-Latn-RS"/>
+        </w:rPr>
+      </w:pPr>
+      <w:r>
+        <w:rPr>
+          <w:noProof/>
+          <w:lang w:val="sr-Latn-RS"/>
+        </w:rPr>
+        <w:drawing>
+          <wp:anchor distT="0" distB="0" distL="114300" distR="114300" simplePos="0" relativeHeight="251658240" behindDoc="0" locked="0" layoutInCell="1" allowOverlap="1" wp14:anchorId="79EE829E" wp14:editId="55AD2344">
+            <wp:simplePos x="0" y="0"/>
+            <wp:positionH relativeFrom="column">
+              <wp:posOffset>1652954</wp:posOffset>
+            </wp:positionH>
+            <wp:positionV relativeFrom="paragraph">
+              <wp:posOffset>557433</wp:posOffset>
+            </wp:positionV>
+            <wp:extent cx="2455200" cy="1843200"/>
+            <wp:effectExtent l="0" t="0" r="2540" b="5080"/>
+            <wp:wrapTopAndBottom/>
+            <wp:docPr id="823852859" name="Picture 1"/>
+            <wp:cNvGraphicFramePr>
+              <a:graphicFrameLocks xmlns:a="http://schemas.openxmlformats.org/drawingml/2006/main" noChangeAspect="1"/>
+            </wp:cNvGraphicFramePr>
+            <a:graphic xmlns:a="http://schemas.openxmlformats.org/drawingml/2006/main">
+              <a:graphicData uri="http://schemas.openxmlformats.org/drawingml/2006/picture">
+                <pic:pic xmlns:pic="http://schemas.openxmlformats.org/drawingml/2006/picture">
+                  <pic:nvPicPr>
+                    <pic:cNvPr id="0" name="Picture 1"/>
+                    <pic:cNvPicPr>
+                      <a:picLocks noChangeAspect="1" noChangeArrowheads="1"/>
+                    </pic:cNvPicPr>
+                  </pic:nvPicPr>
+                  <pic:blipFill>
+                    <a:blip r:embed="rId6">
+                      <a:extLst>
+                        <a:ext uri="{28A0092B-C50C-407E-A947-70E740481C1C}">
+                          <a14:useLocalDpi xmlns:a14="http://schemas.microsoft.com/office/drawing/2010/main" val="0"/>
+                        </a:ext>
+                      </a:extLst>
+                    </a:blip>
+                    <a:srcRect/>
+                    <a:stretch>
+                      <a:fillRect/>
+                    </a:stretch>
+                  </pic:blipFill>
+                  <pic:spPr bwMode="auto">
+                    <a:xfrm>
+                      <a:off x="0" y="0"/>
+                      <a:ext cx="2455200" cy="1843200"/>
+                    </a:xfrm>
+                    <a:prstGeom prst="rect">
+                      <a:avLst/>
+                    </a:prstGeom>
+                    <a:noFill/>
+                    <a:ln>
+                      <a:noFill/>
+                    </a:ln>
+                  </pic:spPr>
+                </pic:pic>
+              </a:graphicData>
+            </a:graphic>
+            <wp14:sizeRelH relativeFrom="margin">
+              <wp14:pctWidth>0</wp14:pctWidth>
+            </wp14:sizeRelH>
+            <wp14:sizeRelV relativeFrom="margin">
+              <wp14:pctHeight>0</wp14:pctHeight>
+            </wp14:sizeRelV>
+          </wp:anchor>
+        </w:drawing>
+      </w:r>
+      <w:r>
+        <w:rPr>
+          <w:lang w:val="sr-Latn-RS"/>
+        </w:rPr>
+        <w:t>Naslov: Diferencijalna evolucija</w:t>
+      </w:r>
+    </w:p>
+    <w:p>
+      <w:pPr>
+        <w:pStyle w:val="Heading1"/>
+        <w:numPr>
+          <w:ilvl w:val="0"/>
+          <w:numId w:val="1"/>
+        </w:numPr>
+        <w:jc w:val="both"/>
+        <w:rPr>
+          <w:lang w:val="sr-Latn-RS"/>
+        </w:rPr>
+      </w:pPr>
+      <w:r>
+        <w:rPr>
+          <w:lang w:val="sr-Latn-RS"/>
+        </w:rPr>
+        <w:t>Uvod</w:t>
+      </w:r>
+    </w:p>
+    <w:p>
+      <w:pPr>
+        <w:jc w:val="both"/>
+        <w:rPr>
+          <w:lang w:val="sr-Latn-RS"/>
+        </w:rPr>
+      </w:pPr>
+      <w:r>
+        <w:rPr>
+          <w:rStyle w:val="Emphasis"/>
+        </w:rPr>
+        <w:t>Diferencijalna evolucija</w:t>
+      </w:r>
+      <w:r>
+        <w:rPr>
+          <w:rStyle w:val="Emphasis"/>
+        </w:rPr>
+        <w:t xml:space="preserve"> (DE)</w:t>
+      </w:r>
+      <w:r>
+        <w:rPr>
+          <w:lang w:val="sr-Latn-RS"/>
+        </w:rPr>
+        <w:t xml:space="preserve"> </w:t>
+      </w:r>
+      <w:r>
+        <w:rPr>
+          <w:lang w:val="sr-Latn-RS"/>
+        </w:rPr>
+        <w:t>optimizaciona metaheuristika</w:t>
+      </w:r>
+      <w:r>
+        <w:rPr>
+          <w:lang w:val="sr-Latn-RS"/>
+        </w:rPr>
+        <w:t>, podvrsta evolucionih algoritama, i</w:t>
+      </w:r>
+      <w:r>
+        <w:rPr>
+          <w:lang w:val="sr-Latn-RS"/>
+        </w:rPr>
+        <w:t xml:space="preserve"> pripada grupi</w:t>
+      </w:r>
+      <w:r>
+        <w:rPr>
+          <w:lang w:val="sr-Latn-RS"/>
+        </w:rPr>
+        <w:t xml:space="preserve"> populacionih</w:t>
+      </w:r>
+      <w:r>
+        <w:rPr>
+          <w:lang w:val="sr-Latn-RS"/>
+        </w:rPr>
+        <w:t xml:space="preserve"> </w:t>
+      </w:r>
+      <w:r>
+        <w:rPr>
+          <w:lang w:val="sr-Latn-RS"/>
+        </w:rPr>
+        <w:t xml:space="preserve">metaheuristika, koja održava populaciju potencijalnih rešenja za optimizacioni problem koji se rešava i iterativno pokušava da ih unapredi u odnosu na unapred zadatu meru kvaliteta. Diferencijalna evolucija </w:t>
+      </w:r>
+      <w:r>
+        <w:rPr>
+          <w:lang w:val="sr-Latn-RS"/>
+        </w:rPr>
+        <w:t>nema gotovo nikakve pretpostavke o problemu koji rešava, ali takođe nema nikakve garancije da će optimalno rešenje ikada biti pronađeno.</w:t>
+      </w:r>
+    </w:p>
+    <w:p>
+      <w:pPr>
+        <w:jc w:val="both"/>
+        <w:rPr>
+          <w:lang w:val="sr-Latn-RS"/>
+        </w:rPr>
+      </w:pPr>
+      <w:r>
+        <w:rPr>
+          <w:lang w:val="sr-Latn-RS"/>
+        </w:rPr>
+        <w:t xml:space="preserve">Najčešći slučajevi upotrebe za diferencijalnu evoluciju su višedimenzionalni problemi kontinualne optimizacije. Kako diferencijalna evolucija ne koristi gradijent, optimizacioni problemi koje rešava ne moraju biti diferencijabilni, a čak ne moraju biti ni neprekidni. </w:t>
+      </w:r>
+      <w:r>
+        <w:rPr>
+          <w:lang w:val="sr-Latn-RS"/>
+        </w:rPr>
+        <w:t>Zbog toga, diferencijalna evolucija pogoduje za rešavanje najtežih optimizacionih problema, uključujući i probleme sa šumom, ili probleme koji se menjaju kroz vreme.</w:t>
+      </w:r>
+    </w:p>
+    <w:p>
+      <w:pPr>
+        <w:jc w:val="both"/>
+        <w:rPr>
+          <w:lang w:val="sr-Latn-RS"/>
+        </w:rPr>
+      </w:pPr>
+      <w:r>
+        <w:rPr>
+          <w:lang w:val="sr-Latn-RS"/>
+        </w:rPr>
+        <w:t>Prvi put diferencijalna evolucija se pojavljuje 1995. u radu Rajnera Storna i Keneta Prajsa. Od tada su napisane brojne knjige i radovi na temu diferencijalne evolucije koji se bave različitim teoretskim i praktičnim aspektima diferencijalne evolucije.</w:t>
+      </w:r>
+    </w:p>
+    <w:p>
+      <w:pPr>
+        <w:jc w:val="both"/>
+        <w:rPr>
+          <w:lang w:val="sr-Latn-RS"/>
+        </w:rPr>
+      </w:pPr>
+      <w:r>
+        <w:rPr>
+          <w:lang w:val="sr-Latn-RS"/>
+        </w:rPr>
+        <w:t>Iako je diferencijalna evolucija doživela pravu evoluciju</w:t>
+      </w:r>
+      <w:r>
+        <w:rPr>
+          <w:lang w:val="sr-Latn-RS"/>
+        </w:rPr>
+        <w:t xml:space="preserve">, sa raznim novim i hibridnim varijantama algoritma, u osnovi diferencijalne evolucije je ostao jednostavan i elegantan algoritam. Za svakog člana populacije generiše se novi kandidat, nakon čega se vrši poređenje. Ukoliko je novi kandidat bolji od starog člana populacije, novi kandidat dolazi na njegovo mesto i time postaje član. Inače, stari član ostaje u populaciji. Generisanje kandidata se sastoji iz tri koraka – izbora </w:t>
+      </w:r>
+      <w:r>
+        <w:rPr>
+          <w:lang w:val="sr-Latn-RS"/>
+        </w:rPr>
+        <w:t>slučajnih članova populacije, njihovog spajanja u prototip kandidata i slučajnog izbora karakteristika starog člana koji će novi zadržati.</w:t>
+      </w:r>
+    </w:p>
+    <w:p>
+      <w:pPr>
+        <w:jc w:val="both"/>
+        <w:rPr>
+          <w:lang w:val="sr-Latn-RS"/>
+        </w:rPr>
+      </w:pPr>
+      <w:r>
+        <w:rPr>
+          <w:lang w:val="sr-Latn-RS"/>
+        </w:rPr>
+        <w:t>Pored kontinualnih, diferencijalna evolucija se može koristiti i za probleme diskretne optimizacije. Interno, algoritam i dalje koristi neprekidne vrednosti za kandidate rešenja, a adaptacija se događa u evaluativnoj funkciji koja zaokružuje ulazne vrednosti do najbližeg celog broja i onda sa zaokruženim vrednostima računa kvalitet rešenja.</w:t>
+      </w:r>
+    </w:p>
+    <w:p>
+      <w:pPr>
+        <w:jc w:val="both"/>
+        <w:rPr>
+          <w:lang w:val="sr-Latn-RS"/>
+        </w:rPr>
+      </w:pPr>
+      <w:r>
+        <w:rPr>
+          <w:lang w:val="sr-Latn-RS"/>
+        </w:rPr>
+        <w:br w:type="page"/>
+      </w:r>
+    </w:p>
+    <w:p>
+      <w:pPr>
+        <w:jc w:val="both"/>
+        <w:rPr>
+          <w:lang w:val="sr-Latn-RS"/>
+        </w:rPr>
+      </w:pPr>
+    </w:p>
+    <w:p>
+      <w:pPr>
+        <w:jc w:val="both"/>
+        <w:rPr>
+          <w:lang w:val="sr-Latn-RS"/>
+        </w:rPr>
+      </w:pPr>
+      <w:r>
+        <w:rPr>
+          <w:lang w:val="sr-Latn-RS"/>
+        </w:rPr>
+        <w:t>Feoktistov, Vitaliy. Differential Evolution: In Search of Solutions. Springer, 2006.</w:t>
+      </w:r>
+    </w:p>
+    <w:p>
+      <w:pPr>
+        <w:jc w:val="both"/>
+        <w:rPr>
+          <w:lang w:val="sr-Latn-RS"/>
+        </w:rPr>
+      </w:pPr>
+    </w:p>
+    <w:p>
+      <w:pPr>
+        <w:jc w:val="both"/>
+        <w:rPr>
+          <w:lang w:val="sr-Latn-RS"/>
+        </w:rPr>
+      </w:pPr>
+      <w:r>
+        <w:rPr>
+          <w:lang w:val="sr-Latn-RS"/>
+        </w:rPr>
+        <w:t>Kochenderfer, Mykel J., and Tim A. Wheeler. Algorithms for Optimization. MIT Press, 2019.</w:t>
+      </w:r>
+    </w:p>
+    <w:p>
+      <w:pPr>
+        <w:jc w:val="both"/>
+        <w:rPr>
+          <w:lang w:val="sr-Latn-RS"/>
+        </w:rPr>
+      </w:pPr>
+    </w:p>
+    <w:p>
+      <w:pPr>
+        <w:jc w:val="both"/>
+        <w:rPr>
+          <w:lang w:val="sr-Latn-RS"/>
+        </w:rPr>
+      </w:pPr>
+      <w:r>
+        <w:rPr>
+          <w:lang w:val="sr-Latn-RS"/>
+        </w:rPr>
+        <w:t>Lampinen, Jouni, and Ivan Zelinka. "Mixed Variable Non-Linear Optimization by Differential Evolution." In Proceedings of Nostradamus'99, 2nd International Prediction Conference, edited by Ivan Zelinka, 45-55. Zlin, Czech Republic: Technical University of Brno, Faculty of Technology Zlin, Department of Automatic Control, 1999. ISBN 80-214-1424-3.</w:t>
+      </w:r>
+    </w:p>
+    <w:p>
+      <w:pPr>
+        <w:jc w:val="both"/>
+        <w:rPr>
+          <w:lang w:val="sr-Latn-RS"/>
+        </w:rPr>
+      </w:pPr>
+    </w:p>
+    <w:p>
+      <w:pPr>
+        <w:jc w:val="both"/>
+        <w:rPr>
+          <w:lang w:val="sr-Latn-RS"/>
+        </w:rPr>
+      </w:pPr>
+      <w:r>
+        <w:t>Storn, Rainer, and Kenneth Price. "Differential Evolution—A Simple and Efficient Heuristic for Global Optimization over Continuous Spaces." Journal of Global Optimization 11, no. 4 (1997): 341–359.</w:t>
+      </w:r>
+    </w:p>
+    <w:p>
+      <w:pPr>
+        <w:jc w:val="both"/>
+        <w:rPr>
+          <w:lang w:val="sr-Latn-RS"/>
+        </w:rPr>
+      </w:pPr>
+    </w:p>
+    <w:p>
+      <w:pPr>
+        <w:jc w:val="both"/>
+        <w:rPr>
+          <w:lang w:val="sr-Latn-RS"/>
+        </w:rPr>
+      </w:pPr>
+      <w:r>
+        <w:rPr>
+          <w:lang w:val="sr-Latn-RS"/>
+        </w:rPr>
+        <w:t>Storn, Rainer, and Kenneth Price. "Differential Evolution - A Simple and Efficient Heuristic for Global Optimization over Continuous Spaces." Journal of Global Optimization 11, no. 4 (1997): 341-359. Kluwer Academic Publishers.</w:t>
+      </w:r>
+    </w:p>
+    <w:p>
+      <w:pPr>
+        <w:jc w:val="both"/>
+        <w:rPr>
+          <w:lang w:val="sr-Latn-RS"/>
+        </w:rPr>
+      </w:pPr>
+    </w:p>
+    <w:p>
+      <w:pPr>
+        <w:jc w:val="both"/>
+        <w:rPr>
+          <w:lang w:val="sr-Latn-RS"/>
+        </w:rPr>
+      </w:pPr>
+      <w:r>
+        <w:rPr>
+          <w:lang w:val="sr-Latn-RS"/>
+        </w:rPr>
+        <w:t>Price, Kenneth V., Rainer M. Storn, and Jouni A. Lampinen. Differential Evolution: A Practical Approach to Global Optimization. Natural Computing Series. Springer, 2005.</w:t>
+      </w:r>
+    </w:p>
+    <w:p>
+      <w:pPr>
+        <w:jc w:val="both"/>
+        <w:rPr>
+          <w:lang w:val="sr-Latn-RS"/>
+        </w:rPr>
+      </w:pPr>
+    </w:p>
+    <w:p>
+      <w:pPr>
+        <w:jc w:val="both"/>
+        <w:rPr>
+          <w:lang w:val="sr-Latn-RS"/>
+        </w:rPr>
+      </w:pPr>
+      <w:r>
+        <w:rPr>
+          <w:lang w:val="sr-Latn-RS"/>
+        </w:rPr>
+        <w:t>Omran, Mahamed G. H., Ayed Salman, and Andries P. Engelbrecht. "Self-adaptive Differential Evolution." In Evolutionary Computation, edited by A. E. Eiben et al., 2005. Springer-Verlag Berlin Heidelberg.</w:t>
+      </w:r>
+    </w:p>
+    <w:p>
+      <w:pPr>
+        <w:jc w:val="both"/>
+        <w:rPr>
+          <w:lang w:val="sr-Latn-RS"/>
+        </w:rPr>
+      </w:pPr>
+    </w:p>
+    <w:p>
+      <w:pPr>
+        <w:jc w:val="both"/>
+        <w:rPr>
+          <w:lang w:val="sr-Latn-RS"/>
+        </w:rPr>
+      </w:pPr>
+      <w:r>
+        <w:rPr>
+          <w:lang w:val="sr-Latn-RS"/>
+        </w:rPr>
+        <w:t>AlKhulaifi, Dania, Maryam AlQahtani, Zenab AlSadeq, Atta-ur Rahman, and Dhiaa Musleh. "An Overview of Self-Adaptive Differential Evolution Algorithms with Mutation Strategy." Mathematical Modelling of Engineering Problems 9, no. 4 (2022).</w:t>
+      </w:r>
+    </w:p>
     <w:sectPr>
       <w:pgSz w:w="11906" w:h="16838"/>
       <w:pgMar w:top="1440" w:right="1440" w:bottom="1440" w:left="1440" w:header="708" w:footer="708" w:gutter="0"/>
@@ -11,6 +441,103 @@
     </w:sectPr>
   </w:body>
 </w:document>
+</file>
+
+<file path=word/numbering.xml><?xml version="1.0" encoding="utf-8"?>
+<w:numbering xmlns:wpc="http://schemas.microsoft.com/office/word/2010/wordprocessingCanvas" xmlns:cx="http://schemas.microsoft.com/office/drawing/2014/chartex" xmlns:cx1="http://schemas.microsoft.com/office/drawing/2015/9/8/chartex" xmlns:cx2="http://schemas.microsoft.com/office/drawing/2015/10/21/chartex" xmlns:cx3="http://schemas.microsoft.com/office/drawing/2016/5/9/chartex" xmlns:cx4="http://schemas.microsoft.com/office/drawing/2016/5/10/chartex" xmlns:cx5="http://schemas.microsoft.com/office/drawing/2016/5/11/chartex" xmlns:cx6="http://schemas.microsoft.com/office/drawing/2016/5/12/chartex" xmlns:cx7="http://schemas.microsoft.com/office/drawing/2016/5/13/chartex" xmlns:cx8="http://schemas.microsoft.com/office/drawing/2016/5/14/chartex" xmlns:mc="http://schemas.openxmlformats.org/markup-compatibility/2006" xmlns:aink="http://schemas.microsoft.com/office/drawing/2016/ink" xmlns:am3d="http://schemas.microsoft.com/office/drawing/2017/model3d" xmlns:o="urn:schemas-microsoft-com:office:office" xmlns:oel="http://schemas.microsoft.com/office/2019/extlst" xmlns:r="http://schemas.openxmlformats.org/officeDocument/2006/relationships" xmlns:m="http://schemas.openxmlformats.org/officeDocument/2006/math" xmlns:v="urn:schemas-microsoft-com:vml" xmlns:wp14="http://schemas.microsoft.com/office/word/2010/wordprocessingDrawing" xmlns:wp="http://schemas.openxmlformats.org/drawingml/2006/wordprocessingDrawing" xmlns:w10="urn:schemas-microsoft-com:office:word" xmlns:w="http://schemas.openxmlformats.org/wordprocessingml/2006/main" xmlns:w14="http://schemas.microsoft.com/office/word/2010/wordml" xmlns:w15="http://schemas.microsoft.com/office/word/2012/wordml" xmlns:w16cex="http://schemas.microsoft.com/office/word/2018/wordml/cex" xmlns:w16cid="http://schemas.microsoft.com/office/word/2016/wordml/cid" xmlns:w16="http://schemas.microsoft.com/office/word/2018/wordml" xmlns:w16du="http://schemas.microsoft.com/office/word/2023/wordml/word16du" xmlns:w16sdtdh="http://schemas.microsoft.com/office/word/2020/wordml/sdtdatahash" xmlns:w16sdtfl="http://schemas.microsoft.com/office/word/2024/wordml/sdtformatlock" xmlns:w16se="http://schemas.microsoft.com/office/word/2015/wordml/symex" xmlns:wpg="http://schemas.microsoft.com/office/word/2010/wordprocessingGroup" xmlns:wpi="http://schemas.microsoft.com/office/word/2010/wordprocessingInk" xmlns:wne="http://schemas.microsoft.com/office/word/2006/wordml" xmlns:wps="http://schemas.microsoft.com/office/word/2010/wordprocessingShape" mc:Ignorable="w14 w15 w16se w16cid w16 w16cex w16sdtdh w16sdtfl w16du wp14">
+  <w:abstractNum w:abstractNumId="0" w15:restartNumberingAfterBreak="0">
+    <w:nsid w:val="7D49289C"/>
+    <w:multiLevelType w:val="hybridMultilevel"/>
+    <w:tmpl w:val="734A54C2"/>
+    <w:lvl w:ilvl="0" w:tplc="0C00000F">
+      <w:start w:val="1"/>
+      <w:numFmt w:val="decimal"/>
+      <w:lvlText w:val="%1."/>
+      <w:lvlJc w:val="left"/>
+      <w:pPr>
+        <w:ind w:left="720" w:hanging="360"/>
+      </w:pPr>
+      <w:rPr>
+        <w:rFonts w:hint="default"/>
+      </w:rPr>
+    </w:lvl>
+    <w:lvl w:ilvl="1" w:tplc="0C000019" w:tentative="1">
+      <w:start w:val="1"/>
+      <w:numFmt w:val="lowerLetter"/>
+      <w:lvlText w:val="%2."/>
+      <w:lvlJc w:val="left"/>
+      <w:pPr>
+        <w:ind w:left="1440" w:hanging="360"/>
+      </w:pPr>
+    </w:lvl>
+    <w:lvl w:ilvl="2" w:tplc="0C00001B" w:tentative="1">
+      <w:start w:val="1"/>
+      <w:numFmt w:val="lowerRoman"/>
+      <w:lvlText w:val="%3."/>
+      <w:lvlJc w:val="right"/>
+      <w:pPr>
+        <w:ind w:left="2160" w:hanging="180"/>
+      </w:pPr>
+    </w:lvl>
+    <w:lvl w:ilvl="3" w:tplc="0C00000F" w:tentative="1">
+      <w:start w:val="1"/>
+      <w:numFmt w:val="decimal"/>
+      <w:lvlText w:val="%4."/>
+      <w:lvlJc w:val="left"/>
+      <w:pPr>
+        <w:ind w:left="2880" w:hanging="360"/>
+      </w:pPr>
+    </w:lvl>
+    <w:lvl w:ilvl="4" w:tplc="0C000019" w:tentative="1">
+      <w:start w:val="1"/>
+      <w:numFmt w:val="lowerLetter"/>
+      <w:lvlText w:val="%5."/>
+      <w:lvlJc w:val="left"/>
+      <w:pPr>
+        <w:ind w:left="3600" w:hanging="360"/>
+      </w:pPr>
+    </w:lvl>
+    <w:lvl w:ilvl="5" w:tplc="0C00001B" w:tentative="1">
+      <w:start w:val="1"/>
+      <w:numFmt w:val="lowerRoman"/>
+      <w:lvlText w:val="%6."/>
+      <w:lvlJc w:val="right"/>
+      <w:pPr>
+        <w:ind w:left="4320" w:hanging="180"/>
+      </w:pPr>
+    </w:lvl>
+    <w:lvl w:ilvl="6" w:tplc="0C00000F" w:tentative="1">
+      <w:start w:val="1"/>
+      <w:numFmt w:val="decimal"/>
+      <w:lvlText w:val="%7."/>
+      <w:lvlJc w:val="left"/>
+      <w:pPr>
+        <w:ind w:left="5040" w:hanging="360"/>
+      </w:pPr>
+    </w:lvl>
+    <w:lvl w:ilvl="7" w:tplc="0C000019" w:tentative="1">
+      <w:start w:val="1"/>
+      <w:numFmt w:val="lowerLetter"/>
+      <w:lvlText w:val="%8."/>
+      <w:lvlJc w:val="left"/>
+      <w:pPr>
+        <w:ind w:left="5760" w:hanging="360"/>
+      </w:pPr>
+    </w:lvl>
+    <w:lvl w:ilvl="8" w:tplc="0C00001B" w:tentative="1">
+      <w:start w:val="1"/>
+      <w:numFmt w:val="lowerRoman"/>
+      <w:lvlText w:val="%9."/>
+      <w:lvlJc w:val="right"/>
+      <w:pPr>
+        <w:ind w:left="6480" w:hanging="180"/>
+      </w:pPr>
+    </w:lvl>
+  </w:abstractNum>
+  <w:num w:numId="1" w16cid:durableId="2050106131">
+    <w:abstractNumId w:val="0"/>
+  </w:num>
+</w:numbering>
 </file>
 
 <file path=word/styles.xml><?xml version="1.0" encoding="utf-8"?>
@@ -616,7 +1143,6 @@
   <w:style w:type="character" w:default="1" w:styleId="DefaultParagraphFont">
     <w:name w:val="Default Paragraph Font"/>
     <w:uiPriority w:val="1"/>
-    <w:semiHidden/>
     <w:unhideWhenUsed/>
   </w:style>
   <w:style w:type="table" w:default="1" w:styleId="TableNormal">
@@ -928,6 +1454,17 @@
       <w:smallCaps/>
       <w:color w:val="2F5496" w:themeColor="accent1" w:themeShade="BF"/>
       <w:spacing w:val="5"/>
+    </w:rPr>
+  </w:style>
+  <w:style w:type="character" w:styleId="Emphasis">
+    <w:name w:val="Emphasis"/>
+    <w:basedOn w:val="DefaultParagraphFont"/>
+    <w:uiPriority w:val="20"/>
+    <w:qFormat/>
+    <w:rsid w:val="00516E5E"/>
+    <w:rPr>
+      <w:i/>
+      <w:iCs/>
     </w:rPr>
   </w:style>
 </w:styles>
@@ -1226,4 +1763,16 @@
     </a:ext>
   </a:extLst>
 </a:theme>
+</file>
+
+<file path=customXml/item1.xml><?xml version="1.0" encoding="utf-8"?>
+<b:Sources xmlns:b="http://schemas.openxmlformats.org/officeDocument/2006/bibliography" xmlns="http://schemas.openxmlformats.org/officeDocument/2006/bibliography" SelectedStyle="\APASixthEditionOfficeOnline.xsl" StyleName="APA" Version="6"/>
+</file>
+
+<file path=customXml/itemProps1.xml><?xml version="1.0" encoding="utf-8"?>
+<ds:datastoreItem xmlns:ds="http://schemas.openxmlformats.org/officeDocument/2006/customXml" ds:itemID="{C1654A64-F142-4767-BFBA-7109631AFDF0}">
+  <ds:schemaRefs>
+    <ds:schemaRef ds:uri="http://schemas.openxmlformats.org/officeDocument/2006/bibliography"/>
+  </ds:schemaRefs>
+</ds:datastoreItem>
 </file>
--- a/de_documentation.docx
+++ b/de_documentation.docx
@@ -113,142 +113,1848 @@
       </w:pPr>
       <w:r>
         <w:rPr>
+          <w:rStyle w:val="Strong"/>
+        </w:rPr>
+        <w:t>Diferencijalna evolucija</w:t>
+      </w:r>
+      <w:r>
+        <w:rPr>
+          <w:rStyle w:val="Strong"/>
+        </w:rPr>
+        <w:t xml:space="preserve"> (DE)</w:t>
+      </w:r>
+      <w:r>
+        <w:rPr>
+          <w:lang w:val="sr-Latn-RS"/>
+        </w:rPr>
+        <w:t xml:space="preserve"> </w:t>
+      </w:r>
+      <w:r>
+        <w:rPr>
+          <w:lang w:val="sr-Latn-RS"/>
+        </w:rPr>
+        <w:t>optimizaciona metaheuristika</w:t>
+      </w:r>
+      <w:r>
+        <w:rPr>
+          <w:lang w:val="sr-Latn-RS"/>
+        </w:rPr>
+        <w:t>, podvrsta evolucionih algoritama, i</w:t>
+      </w:r>
+      <w:r>
+        <w:rPr>
+          <w:lang w:val="sr-Latn-RS"/>
+        </w:rPr>
+        <w:t xml:space="preserve"> pripada grupi</w:t>
+      </w:r>
+      <w:r>
+        <w:rPr>
+          <w:lang w:val="sr-Latn-RS"/>
+        </w:rPr>
+        <w:t xml:space="preserve"> populacionih</w:t>
+      </w:r>
+      <w:r>
+        <w:rPr>
+          <w:lang w:val="sr-Latn-RS"/>
+        </w:rPr>
+        <w:t xml:space="preserve"> </w:t>
+      </w:r>
+      <w:r>
+        <w:rPr>
+          <w:lang w:val="sr-Latn-RS"/>
+        </w:rPr>
+        <w:t xml:space="preserve">metaheuristika, koja održava populaciju potencijalnih rešenja za optimizacioni problem koji se rešava i iterativno pokušava da ih unapredi u odnosu na unapred zadatu meru kvaliteta. Diferencijalna evolucija </w:t>
+      </w:r>
+      <w:r>
+        <w:rPr>
+          <w:lang w:val="sr-Latn-RS"/>
+        </w:rPr>
+        <w:t>nema gotovo nikakve pretpostavke o problemu koji rešava, ali takođe nema nikakve garancije da će optimalno rešenje ikada biti pronađeno.</w:t>
+      </w:r>
+    </w:p>
+    <w:p>
+      <w:pPr>
+        <w:jc w:val="both"/>
+        <w:rPr>
+          <w:lang w:val="sr-Latn-RS"/>
+        </w:rPr>
+      </w:pPr>
+      <w:r>
+        <w:rPr>
+          <w:lang w:val="sr-Latn-RS"/>
+        </w:rPr>
+        <w:t xml:space="preserve">Najčešći slučajevi upotrebe za diferencijalnu evoluciju su višedimenzionalni problemi kontinualne optimizacije. Kako diferencijalna evolucija ne koristi gradijent, optimizacioni problemi koje rešava ne moraju biti diferencijabilni, a čak ne moraju biti ni neprekidni. </w:t>
+      </w:r>
+      <w:r>
+        <w:rPr>
+          <w:lang w:val="sr-Latn-RS"/>
+        </w:rPr>
+        <w:t>Zbog toga, diferencijalna evolucija pogoduje za rešavanje najtežih optimizacionih problema, uključujući i probleme sa šumom, ili probleme koji se menjaju kroz vreme.</w:t>
+      </w:r>
+    </w:p>
+    <w:p>
+      <w:pPr>
+        <w:jc w:val="both"/>
+        <w:rPr>
+          <w:lang w:val="sr-Latn-RS"/>
+        </w:rPr>
+      </w:pPr>
+      <w:r>
+        <w:rPr>
+          <w:lang w:val="sr-Latn-RS"/>
+        </w:rPr>
+        <w:t>Prvi put diferencijalna evolucija se pojavljuje 1995. u radu Rajnera Storna i Keneta Prajsa. Od tada su napisane brojne knjige i radovi na temu diferencijalne evolucije koji se bave različitim teoretskim i praktičnim aspektima diferencijalne evolucije.</w:t>
+      </w:r>
+    </w:p>
+    <w:p>
+      <w:pPr>
+        <w:jc w:val="both"/>
+        <w:rPr>
+          <w:lang w:val="sr-Latn-RS"/>
+        </w:rPr>
+      </w:pPr>
+      <w:r>
+        <w:rPr>
+          <w:lang w:val="sr-Latn-RS"/>
+        </w:rPr>
+        <w:t>Iako je diferencijalna evolucija doživela pravu evoluciju</w:t>
+      </w:r>
+      <w:r>
+        <w:rPr>
+          <w:lang w:val="sr-Latn-RS"/>
+        </w:rPr>
+        <w:t xml:space="preserve">, sa raznim novim i hibridnim varijantama algoritma, u osnovi diferencijalne evolucije je ostao jednostavan algoritam. Za svakog člana populacije generiše se novi kandidat, nakon čega se vrši poređenje. </w:t>
+      </w:r>
+      <w:r>
+        <w:rPr>
+          <w:lang w:val="sr-Latn-RS"/>
+        </w:rPr>
+        <w:t>Ključna karakteristika diferencijalne evolucije je g</w:t>
+      </w:r>
+      <w:r>
+        <w:rPr>
+          <w:lang w:val="sr-Latn-RS"/>
+        </w:rPr>
+        <w:t>enerisanje kandidata</w:t>
+      </w:r>
+      <w:r>
+        <w:rPr>
+          <w:lang w:val="sr-Latn-RS"/>
+        </w:rPr>
+        <w:t>, koje</w:t>
+      </w:r>
+      <w:r>
+        <w:rPr>
+          <w:lang w:val="sr-Latn-RS"/>
+        </w:rPr>
+        <w:t xml:space="preserve"> se sastoji iz izbora </w:t>
+      </w:r>
+      <w:r>
+        <w:rPr>
+          <w:lang w:val="sr-Latn-RS"/>
+        </w:rPr>
+        <w:t>slučajnih članova populacije, njihovog spajanja u prototip kandidata</w:t>
+      </w:r>
+      <w:r>
+        <w:rPr>
+          <w:lang w:val="sr-Latn-RS"/>
+        </w:rPr>
+        <w:t>,</w:t>
+      </w:r>
+      <w:r>
+        <w:rPr>
+          <w:lang w:val="sr-Latn-RS"/>
+        </w:rPr>
+        <w:t xml:space="preserve"> i slučajnog izbora karakteristika starog člana koji će novi zadržati.</w:t>
+      </w:r>
+    </w:p>
+    <w:p>
+      <w:pPr>
+        <w:jc w:val="both"/>
+        <w:rPr>
+          <w:lang w:val="sr-Latn-RS"/>
+        </w:rPr>
+      </w:pPr>
+      <w:r>
+        <w:rPr>
+          <w:lang w:val="sr-Latn-RS"/>
+        </w:rPr>
+        <w:t xml:space="preserve">Pored kontinualnih, diferencijalna evolucija se može koristiti i za probleme diskretne optimizacije. Interno, algoritam i dalje koristi neprekidne vrednosti za kandidate rešenja, a adaptacija se događa u </w:t>
+      </w:r>
+      <w:r>
+        <w:rPr>
+          <w:lang w:val="sr-Latn-RS"/>
+        </w:rPr>
+        <w:t xml:space="preserve">ciljnoj funkciji, odnosno </w:t>
+      </w:r>
+      <w:r>
+        <w:rPr>
+          <w:lang w:val="sr-Latn-RS"/>
+        </w:rPr>
+        <w:t>funkciji</w:t>
+      </w:r>
+      <w:r>
+        <w:rPr>
+          <w:lang w:val="sr-Latn-RS"/>
+        </w:rPr>
+        <w:t xml:space="preserve"> cene</w:t>
+      </w:r>
+      <w:r>
+        <w:rPr>
+          <w:lang w:val="sr-Latn-RS"/>
+        </w:rPr>
+        <w:t xml:space="preserve"> koja zaokružuje ulazne vrednosti do najbližeg celog broja i onda sa zaokruženim vrednostima računa kvalitet rešenja.</w:t>
+      </w:r>
+    </w:p>
+    <w:p>
+      <w:pPr>
+        <w:pStyle w:val="Heading1"/>
+        <w:numPr>
+          <w:ilvl w:val="0"/>
+          <w:numId w:val="1"/>
+        </w:numPr>
+        <w:rPr>
+          <w:lang w:val="sr-Latn-RS"/>
+        </w:rPr>
+      </w:pPr>
+      <w:r>
+        <w:rPr>
+          <w:lang w:val="sr-Latn-RS"/>
+        </w:rPr>
+        <w:t>Algoritam</w:t>
+      </w:r>
+    </w:p>
+    <w:p>
+      <w:pPr>
+        <w:rPr>
+          <w:rFonts w:cstheme="minorHAnsi"/>
+          <w:lang w:val="sr-Latn-RS"/>
+        </w:rPr>
+      </w:pPr>
+      <w:r>
+        <w:rPr>
+          <w:lang w:val="sr-Latn-RS"/>
+        </w:rPr>
+        <w:t xml:space="preserve">Diferencijalna evolucija pokušava da </w:t>
+      </w:r>
+      <w:r>
+        <w:rPr>
+          <w:lang w:val="sr-Latn-RS"/>
+        </w:rPr>
+        <w:t xml:space="preserve">unapredi svaku jedinku u populaciji tako što će iskombinovati nekoliko drugih jedinki iz populaciju u skladu sa nekim </w:t>
+      </w:r>
+      <w:r>
+        <w:rPr>
+          <w:lang w:val="sr-Latn-RS"/>
+        </w:rPr>
+        <w:t xml:space="preserve">zadatim </w:t>
+      </w:r>
+      <w:r>
+        <w:rPr>
+          <w:lang w:val="sr-Latn-RS"/>
+        </w:rPr>
+        <w:t>jednostavnim pravilom</w:t>
+      </w:r>
+      <w:r>
+        <w:rPr>
+          <w:lang w:val="sr-Latn-RS"/>
+        </w:rPr>
+        <w:t xml:space="preserve">. U svojoj osnovnoj verziji algoritam ima dva parametra, i to su verovatnoća krosovera </w:t>
+      </w:r>
+      <w:r>
+        <w:rPr>
           <w:rStyle w:val="Emphasis"/>
         </w:rPr>
-        <w:t>Diferencijalna evolucija</w:t>
+        <w:t>p</w:t>
+      </w:r>
+      <w:r>
+        <w:rPr>
+          <w:lang w:val="sr-Latn-RS"/>
+        </w:rPr>
+        <w:t xml:space="preserve"> i diferencijalna težina </w:t>
       </w:r>
       <w:r>
         <w:rPr>
           <w:rStyle w:val="Emphasis"/>
         </w:rPr>
-        <w:t xml:space="preserve"> (DE)</w:t>
-      </w:r>
-      <w:r>
-        <w:rPr>
+        <w:t>ω</w:t>
+      </w:r>
+      <w:r>
+        <w:rPr>
+          <w:rFonts w:cstheme="minorHAnsi"/>
+          <w:lang w:val="sr-Latn-RS"/>
+        </w:rPr>
+        <w:t>.</w:t>
+      </w:r>
+      <w:r>
+        <w:rPr>
+          <w:rFonts w:cstheme="minorHAnsi"/>
+          <w:lang w:val="sr-Latn-RS"/>
+        </w:rPr>
+        <w:t xml:space="preserve"> Pored ovih parametara, imamo i </w:t>
+      </w:r>
+      <w:r>
+        <w:rPr>
+          <w:rStyle w:val="Emphasis"/>
+        </w:rPr>
+        <w:t>n</w:t>
+      </w:r>
+      <w:r>
+        <w:rPr>
+          <w:rStyle w:val="Emphasis"/>
+          <w:vertAlign w:val="subscript"/>
+        </w:rPr>
+        <w:t>pop</w:t>
+      </w:r>
+      <w:r>
+        <w:rPr>
+          <w:rFonts w:cstheme="minorHAnsi"/>
           <w:lang w:val="sr-Latn-RS"/>
         </w:rPr>
         <w:t xml:space="preserve"> </w:t>
       </w:r>
       <w:r>
         <w:rPr>
-          <w:lang w:val="sr-Latn-RS"/>
-        </w:rPr>
-        <w:t>optimizaciona metaheuristika</w:t>
-      </w:r>
-      <w:r>
-        <w:rPr>
-          <w:lang w:val="sr-Latn-RS"/>
-        </w:rPr>
-        <w:t>, podvrsta evolucionih algoritama, i</w:t>
-      </w:r>
-      <w:r>
-        <w:rPr>
-          <w:lang w:val="sr-Latn-RS"/>
-        </w:rPr>
-        <w:t xml:space="preserve"> pripada grupi</w:t>
-      </w:r>
-      <w:r>
-        <w:rPr>
-          <w:lang w:val="sr-Latn-RS"/>
-        </w:rPr>
-        <w:t xml:space="preserve"> populacionih</w:t>
-      </w:r>
-      <w:r>
-        <w:rPr>
+          <w:rFonts w:cstheme="minorHAnsi"/>
+          <w:lang w:val="sr-Latn-RS"/>
+        </w:rPr>
+        <w:t xml:space="preserve">parametar za veličinu populacije, koja se nasumično </w:t>
+      </w:r>
+      <w:r>
+        <w:rPr>
+          <w:rFonts w:cstheme="minorHAnsi"/>
+          <w:lang w:val="sr-Latn-RS"/>
+        </w:rPr>
+        <w:lastRenderedPageBreak/>
+        <w:t>inicijalizuje pre početka rada algoritma.</w:t>
+      </w:r>
+      <w:r>
+        <w:rPr>
+          <w:rFonts w:cstheme="minorHAnsi"/>
+          <w:lang w:val="sr-Latn-RS"/>
+        </w:rPr>
+        <w:t xml:space="preserve"> Algoritam se sastoji iz </w:t>
+      </w:r>
+      <w:r>
+        <w:rPr>
+          <w:rFonts w:cstheme="minorHAnsi"/>
+          <w:lang w:val="sr-Latn-RS"/>
+        </w:rPr>
+        <w:t xml:space="preserve">ponavljanja </w:t>
+      </w:r>
+      <w:r>
+        <w:rPr>
+          <w:rFonts w:cstheme="minorHAnsi"/>
+          <w:lang w:val="sr-Latn-RS"/>
+        </w:rPr>
+        <w:t>sledećih koraka</w:t>
+      </w:r>
+      <w:r>
+        <w:rPr>
+          <w:rFonts w:cstheme="minorHAnsi"/>
+          <w:lang w:val="sr-Latn-RS"/>
+        </w:rPr>
+        <w:t xml:space="preserve"> za svaku jedinku u populaciji.</w:t>
+      </w:r>
+    </w:p>
+    <w:p>
+      <w:pPr>
+        <w:pStyle w:val="ListParagraph"/>
+        <w:numPr>
+          <w:ilvl w:val="0"/>
+          <w:numId w:val="2"/>
+        </w:numPr>
+        <w:rPr>
+          <w:lang w:val="sr-Latn-RS"/>
+        </w:rPr>
+      </w:pPr>
+      <w:r>
+        <w:rPr>
+          <w:lang w:val="sr-Latn-RS"/>
+        </w:rPr>
+        <w:t xml:space="preserve">Nasumično izabrati tri različite jedinke </w:t>
+      </w:r>
+      <w:r>
+        <w:rPr>
+          <w:rStyle w:val="Emphasis"/>
+        </w:rPr>
+        <w:t>a</w:t>
+      </w:r>
+      <w:r>
+        <w:rPr>
+          <w:lang w:val="en-US"/>
+        </w:rPr>
+        <w:t xml:space="preserve">, </w:t>
+      </w:r>
+      <w:r>
+        <w:rPr>
+          <w:rStyle w:val="Emphasis"/>
+        </w:rPr>
+        <w:t>b</w:t>
+      </w:r>
+      <w:r>
+        <w:rPr>
+          <w:lang w:val="en-US"/>
+        </w:rPr>
+        <w:t xml:space="preserve"> I c</w:t>
+      </w:r>
+    </w:p>
+    <w:p>
+      <w:pPr>
+        <w:pStyle w:val="ListParagraph"/>
+        <w:numPr>
+          <w:ilvl w:val="0"/>
+          <w:numId w:val="2"/>
+        </w:numPr>
+        <w:rPr>
+          <w:lang w:val="sr-Latn-RS"/>
+        </w:rPr>
+      </w:pPr>
+      <w:r>
+        <w:rPr>
+          <w:lang w:val="en-US"/>
+        </w:rPr>
+        <w:t>Konstru</w:t>
+      </w:r>
+      <w:r>
+        <w:rPr>
+          <w:lang w:val="en-US"/>
+        </w:rPr>
+        <w:t xml:space="preserve">isati privremenu jedinku </w:t>
+      </w:r>
+      <m:oMath>
+        <m:r>
+          <w:rPr>
+            <w:rFonts w:ascii="Cambria Math" w:hAnsi="Cambria Math"/>
+            <w:lang w:val="en-US"/>
+          </w:rPr>
+          <m:t>z=a+ ω∙</m:t>
+        </m:r>
+        <m:d>
+          <m:dPr>
+            <m:ctrlPr>
+              <w:rPr>
+                <w:rFonts w:ascii="Cambria Math" w:hAnsi="Cambria Math"/>
+                <w:i/>
+                <w:lang w:val="en-US"/>
+              </w:rPr>
+            </m:ctrlPr>
+          </m:dPr>
+          <m:e>
+            <m:r>
+              <w:rPr>
+                <w:rFonts w:ascii="Cambria Math" w:hAnsi="Cambria Math"/>
+                <w:lang w:val="en-US"/>
+              </w:rPr>
+              <m:t>b-c</m:t>
+            </m:r>
+          </m:e>
+        </m:d>
+      </m:oMath>
+    </w:p>
+    <w:p>
+      <w:pPr>
+        <w:pStyle w:val="ListParagraph"/>
+        <w:numPr>
+          <w:ilvl w:val="0"/>
+          <w:numId w:val="2"/>
+        </w:numPr>
+        <w:rPr>
+          <w:lang w:val="sr-Latn-RS"/>
+        </w:rPr>
+      </w:pPr>
+      <w:r>
+        <w:rPr>
+          <w:rFonts w:eastAsiaTheme="minorEastAsia"/>
+          <w:lang w:val="sr-Latn-RS"/>
+        </w:rPr>
+        <w:t xml:space="preserve">Slučajno izabrati dimenziju </w:t>
+      </w:r>
+      <m:oMath>
+        <m:r>
+          <w:rPr>
+            <w:rFonts w:ascii="Cambria Math" w:eastAsiaTheme="minorEastAsia" w:hAnsi="Cambria Math"/>
+            <w:lang w:val="sr-Latn-RS"/>
+          </w:rPr>
+          <m:t>j∈</m:t>
+        </m:r>
+        <m:d>
+          <m:dPr>
+            <m:begChr m:val="["/>
+            <m:endChr m:val="]"/>
+            <m:ctrlPr>
+              <w:rPr>
+                <w:rFonts w:ascii="Cambria Math" w:eastAsiaTheme="minorEastAsia" w:hAnsi="Cambria Math"/>
+                <w:i/>
+                <w:lang w:val="sr-Latn-RS"/>
+              </w:rPr>
+            </m:ctrlPr>
+          </m:dPr>
+          <m:e>
+            <m:r>
+              <w:rPr>
+                <w:rFonts w:ascii="Cambria Math" w:eastAsiaTheme="minorEastAsia" w:hAnsi="Cambria Math"/>
+                <w:lang w:val="sr-Latn-RS"/>
+              </w:rPr>
+              <m:t>1, …,</m:t>
+            </m:r>
+            <m:sSub>
+              <m:sSubPr>
+                <m:ctrlPr>
+                  <w:rPr>
+                    <w:rFonts w:ascii="Cambria Math" w:eastAsiaTheme="minorEastAsia" w:hAnsi="Cambria Math"/>
+                    <w:i/>
+                    <w:lang w:val="sr-Latn-RS"/>
+                  </w:rPr>
+                </m:ctrlPr>
+              </m:sSubPr>
+              <m:e>
+                <m:r>
+                  <w:rPr>
+                    <w:rFonts w:ascii="Cambria Math" w:eastAsiaTheme="minorEastAsia" w:hAnsi="Cambria Math"/>
+                    <w:lang w:val="sr-Latn-RS"/>
+                  </w:rPr>
+                  <m:t>n</m:t>
+                </m:r>
+              </m:e>
+              <m:sub>
+                <m:r>
+                  <w:rPr>
+                    <w:rFonts w:ascii="Cambria Math" w:eastAsiaTheme="minorEastAsia" w:hAnsi="Cambria Math"/>
+                    <w:lang w:val="sr-Latn-RS"/>
+                  </w:rPr>
+                  <m:t>param</m:t>
+                </m:r>
+              </m:sub>
+            </m:sSub>
+          </m:e>
+        </m:d>
+      </m:oMath>
+      <w:r>
+        <w:rPr>
+          <w:rFonts w:eastAsiaTheme="minorEastAsia"/>
+          <w:lang w:val="sr-Latn-RS"/>
+        </w:rPr>
+        <w:t>,</w:t>
+      </w:r>
+      <w:r>
+        <w:rPr>
+          <w:rFonts w:eastAsiaTheme="minorEastAsia"/>
+          <w:lang w:val="sr-Latn-RS"/>
+        </w:rPr>
+        <w:br/>
+      </w:r>
+      <w:r>
+        <w:rPr>
+          <w:rFonts w:eastAsiaTheme="minorEastAsia"/>
+          <w:lang w:val="sr-Latn-RS"/>
+        </w:rPr>
+        <w:t xml:space="preserve">gde je </w:t>
+      </w:r>
+      <w:r>
+        <w:rPr>
+          <w:rStyle w:val="Emphasis"/>
+        </w:rPr>
+        <w:t>n</w:t>
+      </w:r>
+      <w:r>
+        <w:rPr>
+          <w:rStyle w:val="Emphasis"/>
+          <w:vertAlign w:val="subscript"/>
+        </w:rPr>
+        <w:t>param</w:t>
+      </w:r>
+      <w:r>
+        <w:rPr>
+          <w:rFonts w:eastAsiaTheme="minorEastAsia"/>
+          <w:lang w:val="sr-Latn-RS"/>
+        </w:rPr>
+        <w:t xml:space="preserve"> broj dimenzija jedinke</w:t>
+      </w:r>
+      <w:r>
+        <w:rPr>
+          <w:rFonts w:eastAsiaTheme="minorEastAsia"/>
+          <w:lang w:val="sr-Latn-RS"/>
+        </w:rPr>
+        <w:t>,</w:t>
+      </w:r>
+      <w:r>
+        <w:rPr>
+          <w:rFonts w:eastAsiaTheme="minorEastAsia"/>
           <w:lang w:val="sr-Latn-RS"/>
         </w:rPr>
         <w:t xml:space="preserve"> </w:t>
       </w:r>
       <w:r>
         <w:rPr>
-          <w:lang w:val="sr-Latn-RS"/>
-        </w:rPr>
-        <w:t xml:space="preserve">metaheuristika, koja održava populaciju potencijalnih rešenja za optimizacioni problem koji se rešava i iterativno pokušava da ih unapredi u odnosu na unapred zadatu meru kvaliteta. Diferencijalna evolucija </w:t>
-      </w:r>
-      <w:r>
-        <w:rPr>
-          <w:lang w:val="sr-Latn-RS"/>
-        </w:rPr>
-        <w:t>nema gotovo nikakve pretpostavke o problemu koji rešava, ali takođe nema nikakve garancije da će optimalno rešenje ikada biti pronađeno.</w:t>
-      </w:r>
-    </w:p>
-    <w:p>
-      <w:pPr>
-        <w:jc w:val="both"/>
-        <w:rPr>
-          <w:lang w:val="sr-Latn-RS"/>
-        </w:rPr>
-      </w:pPr>
-      <w:r>
-        <w:rPr>
-          <w:lang w:val="sr-Latn-RS"/>
-        </w:rPr>
-        <w:t xml:space="preserve">Najčešći slučajevi upotrebe za diferencijalnu evoluciju su višedimenzionalni problemi kontinualne optimizacije. Kako diferencijalna evolucija ne koristi gradijent, optimizacioni problemi koje rešava ne moraju biti diferencijabilni, a čak ne moraju biti ni neprekidni. </w:t>
-      </w:r>
-      <w:r>
-        <w:rPr>
-          <w:lang w:val="sr-Latn-RS"/>
-        </w:rPr>
-        <w:t>Zbog toga, diferencijalna evolucija pogoduje za rešavanje najtežih optimizacionih problema, uključujući i probleme sa šumom, ili probleme koji se menjaju kroz vreme.</w:t>
-      </w:r>
-    </w:p>
-    <w:p>
-      <w:pPr>
-        <w:jc w:val="both"/>
-        <w:rPr>
-          <w:lang w:val="sr-Latn-RS"/>
-        </w:rPr>
-      </w:pPr>
-      <w:r>
-        <w:rPr>
-          <w:lang w:val="sr-Latn-RS"/>
-        </w:rPr>
-        <w:t>Prvi put diferencijalna evolucija se pojavljuje 1995. u radu Rajnera Storna i Keneta Prajsa. Od tada su napisane brojne knjige i radovi na temu diferencijalne evolucije koji se bave različitim teoretskim i praktičnim aspektima diferencijalne evolucije.</w:t>
-      </w:r>
-    </w:p>
-    <w:p>
-      <w:pPr>
-        <w:jc w:val="both"/>
-        <w:rPr>
-          <w:lang w:val="sr-Latn-RS"/>
-        </w:rPr>
-      </w:pPr>
-      <w:r>
-        <w:rPr>
-          <w:lang w:val="sr-Latn-RS"/>
-        </w:rPr>
-        <w:t>Iako je diferencijalna evolucija doživela pravu evoluciju</w:t>
-      </w:r>
-      <w:r>
-        <w:rPr>
-          <w:lang w:val="sr-Latn-RS"/>
-        </w:rPr>
-        <w:t xml:space="preserve">, sa raznim novim i hibridnim varijantama algoritma, u osnovi diferencijalne evolucije je ostao jednostavan i elegantan algoritam. Za svakog člana populacije generiše se novi kandidat, nakon čega se vrši poređenje. Ukoliko je novi kandidat bolji od starog člana populacije, novi kandidat dolazi na njegovo mesto i time postaje član. Inače, stari član ostaje u populaciji. Generisanje kandidata se sastoji iz tri koraka – izbora </w:t>
-      </w:r>
-      <w:r>
-        <w:rPr>
-          <w:lang w:val="sr-Latn-RS"/>
-        </w:rPr>
-        <w:t>slučajnih članova populacije, njihovog spajanja u prototip kandidata i slučajnog izbora karakteristika starog člana koji će novi zadržati.</w:t>
-      </w:r>
-    </w:p>
-    <w:p>
-      <w:pPr>
-        <w:jc w:val="both"/>
-        <w:rPr>
-          <w:lang w:val="sr-Latn-RS"/>
-        </w:rPr>
-      </w:pPr>
-      <w:r>
-        <w:rPr>
-          <w:lang w:val="sr-Latn-RS"/>
-        </w:rPr>
-        <w:t>Pored kontinualnih, diferencijalna evolucija se može koristiti i za probleme diskretne optimizacije. Interno, algoritam i dalje koristi neprekidne vrednosti za kandidate rešenja, a adaptacija se događa u evaluativnoj funkciji koja zaokružuje ulazne vrednosti do najbližeg celog broja i onda sa zaokruženim vrednostima računa kvalitet rešenja.</w:t>
-      </w:r>
-    </w:p>
-    <w:p>
-      <w:pPr>
-        <w:jc w:val="both"/>
+          <w:rFonts w:eastAsiaTheme="minorEastAsia"/>
+          <w:lang w:val="sr-Latn-RS"/>
+        </w:rPr>
+        <w:t xml:space="preserve">i slučajan broj </w:t>
+      </w:r>
+      <m:oMath>
+        <m:r>
+          <w:rPr>
+            <w:rFonts w:ascii="Cambria Math" w:eastAsiaTheme="minorEastAsia" w:hAnsi="Cambria Math"/>
+            <w:lang w:val="sr-Latn-RS"/>
+          </w:rPr>
+          <m:t>r∈</m:t>
+        </m:r>
+        <m:d>
+          <m:dPr>
+            <m:begChr m:val="["/>
+            <m:endChr m:val="]"/>
+            <m:ctrlPr>
+              <w:rPr>
+                <w:rFonts w:ascii="Cambria Math" w:eastAsiaTheme="minorEastAsia" w:hAnsi="Cambria Math"/>
+                <w:i/>
+                <w:lang w:val="sr-Latn-RS"/>
+              </w:rPr>
+            </m:ctrlPr>
+          </m:dPr>
+          <m:e>
+            <m:r>
+              <w:rPr>
+                <w:rFonts w:ascii="Cambria Math" w:eastAsiaTheme="minorEastAsia" w:hAnsi="Cambria Math"/>
+                <w:lang w:val="sr-Latn-RS"/>
+              </w:rPr>
+              <m:t>0, 1</m:t>
+            </m:r>
+          </m:e>
+        </m:d>
+      </m:oMath>
+    </w:p>
+    <w:p>
+      <w:pPr>
+        <w:pStyle w:val="ListParagraph"/>
+        <w:numPr>
+          <w:ilvl w:val="0"/>
+          <w:numId w:val="2"/>
+        </w:numPr>
+        <w:rPr>
+          <w:lang w:val="sr-Latn-RS"/>
+        </w:rPr>
+      </w:pPr>
+      <w:r>
+        <w:rPr>
+          <w:rFonts w:eastAsiaTheme="minorEastAsia"/>
+          <w:lang w:val="sr-Latn-RS"/>
+        </w:rPr>
+        <w:t>Konstruisati jedinku kandidata x</w:t>
+      </w:r>
+      <w:r>
+        <w:rPr>
+          <w:rFonts w:eastAsiaTheme="minorEastAsia"/>
+          <w:lang w:val="en-US"/>
+        </w:rPr>
+        <w:t>’ koristeći binarni krosover</w:t>
+      </w:r>
+      <w:r>
+        <w:rPr>
+          <w:rFonts w:eastAsiaTheme="minorEastAsia"/>
+          <w:lang w:val="en-US"/>
+        </w:rPr>
+        <w:br/>
+      </w:r>
+      <m:oMathPara>
+        <m:oMath>
+          <m:sSub>
+            <m:sSubPr>
+              <m:ctrlPr>
+                <w:rPr>
+                  <w:rFonts w:ascii="Cambria Math" w:eastAsiaTheme="minorEastAsia" w:hAnsi="Cambria Math"/>
+                  <w:i/>
+                  <w:lang w:val="en-US"/>
+                </w:rPr>
+              </m:ctrlPr>
+            </m:sSubPr>
+            <m:e>
+              <m:r>
+                <w:rPr>
+                  <w:rFonts w:ascii="Cambria Math" w:eastAsiaTheme="minorEastAsia" w:hAnsi="Cambria Math"/>
+                  <w:lang w:val="en-US"/>
+                </w:rPr>
+                <m:t>x'</m:t>
+              </m:r>
+            </m:e>
+            <m:sub>
+              <m:r>
+                <w:rPr>
+                  <w:rFonts w:ascii="Cambria Math" w:eastAsiaTheme="minorEastAsia" w:hAnsi="Cambria Math"/>
+                  <w:lang w:val="en-US"/>
+                </w:rPr>
+                <m:t>i</m:t>
+              </m:r>
+            </m:sub>
+          </m:sSub>
+          <m:r>
+            <w:rPr>
+              <w:rFonts w:ascii="Cambria Math" w:eastAsiaTheme="minorEastAsia" w:hAnsi="Cambria Math"/>
+              <w:lang w:val="en-US"/>
+            </w:rPr>
+            <m:t>=</m:t>
+          </m:r>
+          <m:d>
+            <m:dPr>
+              <m:begChr m:val="{"/>
+              <m:endChr m:val=""/>
+              <m:ctrlPr>
+                <w:rPr>
+                  <w:rFonts w:ascii="Cambria Math" w:eastAsiaTheme="minorEastAsia" w:hAnsi="Cambria Math"/>
+                  <w:i/>
+                  <w:lang w:val="en-US"/>
+                </w:rPr>
+              </m:ctrlPr>
+            </m:dPr>
+            <m:e>
+              <m:eqArr>
+                <m:eqArrPr>
+                  <m:ctrlPr>
+                    <w:rPr>
+                      <w:rFonts w:ascii="Cambria Math" w:eastAsiaTheme="minorEastAsia" w:hAnsi="Cambria Math"/>
+                      <w:i/>
+                      <w:lang w:val="en-US"/>
+                    </w:rPr>
+                  </m:ctrlPr>
+                </m:eqArrPr>
+                <m:e>
+                  <m:sSub>
+                    <m:sSubPr>
+                      <m:ctrlPr>
+                        <w:rPr>
+                          <w:rFonts w:ascii="Cambria Math" w:eastAsiaTheme="minorEastAsia" w:hAnsi="Cambria Math"/>
+                          <w:i/>
+                          <w:lang w:val="en-US"/>
+                        </w:rPr>
+                      </m:ctrlPr>
+                    </m:sSubPr>
+                    <m:e>
+                      <m:r>
+                        <w:rPr>
+                          <w:rFonts w:ascii="Cambria Math" w:eastAsiaTheme="minorEastAsia" w:hAnsi="Cambria Math"/>
+                          <w:lang w:val="en-US"/>
+                        </w:rPr>
+                        <m:t>z</m:t>
+                      </m:r>
+                    </m:e>
+                    <m:sub>
+                      <m:r>
+                        <w:rPr>
+                          <w:rFonts w:ascii="Cambria Math" w:eastAsiaTheme="minorEastAsia" w:hAnsi="Cambria Math"/>
+                          <w:lang w:val="en-US"/>
+                        </w:rPr>
+                        <m:t>i</m:t>
+                      </m:r>
+                    </m:sub>
+                  </m:sSub>
+                  <m:r>
+                    <w:rPr>
+                      <w:rFonts w:ascii="Cambria Math" w:eastAsiaTheme="minorEastAsia" w:hAnsi="Cambria Math"/>
+                      <w:lang w:val="en-US"/>
+                    </w:rPr>
+                    <m:t xml:space="preserve">, ako i=j ili </m:t>
+                  </m:r>
+                  <m:r>
+                    <w:rPr>
+                      <w:rFonts w:ascii="Cambria Math" w:eastAsiaTheme="minorEastAsia" w:hAnsi="Cambria Math"/>
+                      <w:lang w:val="en-US"/>
+                    </w:rPr>
+                    <m:t>r&lt;</m:t>
+                  </m:r>
+                  <m:r>
+                    <w:rPr>
+                      <w:rFonts w:ascii="Cambria Math" w:eastAsiaTheme="minorEastAsia" w:hAnsi="Cambria Math"/>
+                      <w:lang w:val="en-US"/>
+                    </w:rPr>
+                    <m:t>p</m:t>
+                  </m:r>
+                </m:e>
+                <m:e>
+                  <m:sSub>
+                    <m:sSubPr>
+                      <m:ctrlPr>
+                        <w:rPr>
+                          <w:rFonts w:ascii="Cambria Math" w:eastAsiaTheme="minorEastAsia" w:hAnsi="Cambria Math"/>
+                          <w:i/>
+                          <w:lang w:val="en-US"/>
+                        </w:rPr>
+                      </m:ctrlPr>
+                    </m:sSubPr>
+                    <m:e>
+                      <m:r>
+                        <w:rPr>
+                          <w:rFonts w:ascii="Cambria Math" w:eastAsiaTheme="minorEastAsia" w:hAnsi="Cambria Math"/>
+                          <w:lang w:val="en-US"/>
+                        </w:rPr>
+                        <m:t>x</m:t>
+                      </m:r>
+                    </m:e>
+                    <m:sub>
+                      <m:r>
+                        <w:rPr>
+                          <w:rFonts w:ascii="Cambria Math" w:eastAsiaTheme="minorEastAsia" w:hAnsi="Cambria Math"/>
+                          <w:lang w:val="en-US"/>
+                        </w:rPr>
+                        <m:t>i</m:t>
+                      </m:r>
+                    </m:sub>
+                  </m:sSub>
+                  <m:r>
+                    <w:rPr>
+                      <w:rFonts w:ascii="Cambria Math" w:eastAsiaTheme="minorEastAsia" w:hAnsi="Cambria Math"/>
+                      <w:lang w:val="en-US"/>
+                    </w:rPr>
+                    <m:t>, ina</m:t>
+                  </m:r>
+                  <m:r>
+                    <w:rPr>
+                      <w:rFonts w:ascii="Cambria Math" w:eastAsiaTheme="minorEastAsia" w:hAnsi="Cambria Math"/>
+                      <w:lang w:val="sr-Latn-RS"/>
+                    </w:rPr>
+                    <m:t>če</m:t>
+                  </m:r>
+                </m:e>
+              </m:eqArr>
+            </m:e>
+          </m:d>
+          <m:r>
+            <w:rPr>
+              <w:rFonts w:eastAsiaTheme="minorEastAsia"/>
+              <w:lang w:val="en-US"/>
+            </w:rPr>
+            <w:br/>
+          </m:r>
+        </m:oMath>
+      </m:oMathPara>
+      <w:r>
+        <w:rPr>
+          <w:lang w:val="sr-Latn-RS"/>
+        </w:rPr>
+        <w:t xml:space="preserve">gde </w:t>
+      </w:r>
+      <m:oMath>
+        <m:r>
+          <w:rPr>
+            <w:rFonts w:ascii="Cambria Math" w:eastAsiaTheme="minorEastAsia" w:hAnsi="Cambria Math"/>
+            <w:lang w:val="sr-Latn-RS"/>
+          </w:rPr>
+          <m:t>i</m:t>
+        </m:r>
+        <m:r>
+          <w:rPr>
+            <w:rFonts w:ascii="Cambria Math" w:eastAsiaTheme="minorEastAsia" w:hAnsi="Cambria Math"/>
+            <w:lang w:val="sr-Latn-RS"/>
+          </w:rPr>
+          <m:t>∈</m:t>
+        </m:r>
+        <m:d>
+          <m:dPr>
+            <m:begChr m:val="["/>
+            <m:endChr m:val="]"/>
+            <m:ctrlPr>
+              <w:rPr>
+                <w:rFonts w:ascii="Cambria Math" w:eastAsiaTheme="minorEastAsia" w:hAnsi="Cambria Math"/>
+                <w:i/>
+                <w:lang w:val="sr-Latn-RS"/>
+              </w:rPr>
+            </m:ctrlPr>
+          </m:dPr>
+          <m:e>
+            <m:r>
+              <w:rPr>
+                <w:rFonts w:ascii="Cambria Math" w:eastAsiaTheme="minorEastAsia" w:hAnsi="Cambria Math"/>
+                <w:lang w:val="sr-Latn-RS"/>
+              </w:rPr>
+              <m:t>1, …,</m:t>
+            </m:r>
+            <m:sSub>
+              <m:sSubPr>
+                <m:ctrlPr>
+                  <w:rPr>
+                    <w:rFonts w:ascii="Cambria Math" w:eastAsiaTheme="minorEastAsia" w:hAnsi="Cambria Math"/>
+                    <w:i/>
+                    <w:lang w:val="sr-Latn-RS"/>
+                  </w:rPr>
+                </m:ctrlPr>
+              </m:sSubPr>
+              <m:e>
+                <m:r>
+                  <w:rPr>
+                    <w:rFonts w:ascii="Cambria Math" w:eastAsiaTheme="minorEastAsia" w:hAnsi="Cambria Math"/>
+                    <w:lang w:val="sr-Latn-RS"/>
+                  </w:rPr>
+                  <m:t>n</m:t>
+                </m:r>
+              </m:e>
+              <m:sub>
+                <m:r>
+                  <w:rPr>
+                    <w:rFonts w:ascii="Cambria Math" w:eastAsiaTheme="minorEastAsia" w:hAnsi="Cambria Math"/>
+                    <w:lang w:val="sr-Latn-RS"/>
+                  </w:rPr>
+                  <m:t>param</m:t>
+                </m:r>
+              </m:sub>
+            </m:sSub>
+          </m:e>
+        </m:d>
+      </m:oMath>
+    </w:p>
+    <w:p>
+      <w:pPr>
+        <w:pStyle w:val="ListParagraph"/>
+        <w:numPr>
+          <w:ilvl w:val="0"/>
+          <w:numId w:val="2"/>
+        </w:numPr>
+        <w:rPr>
+          <w:lang w:val="sr-Latn-RS"/>
+        </w:rPr>
+      </w:pPr>
+      <w:r>
+        <w:rPr>
+          <w:rFonts w:eastAsiaTheme="minorEastAsia"/>
+          <w:lang w:val="en-US"/>
+        </w:rPr>
+        <w:t xml:space="preserve">Izabrati bolju jedinku </w:t>
+      </w:r>
+      <w:r>
+        <w:rPr>
+          <w:rFonts w:eastAsiaTheme="minorEastAsia"/>
+          <w:lang w:val="en-US"/>
+        </w:rPr>
+        <w:t>od</w:t>
+      </w:r>
+      <w:r>
+        <w:rPr>
+          <w:rFonts w:eastAsiaTheme="minorEastAsia"/>
+          <w:lang w:val="en-US"/>
+        </w:rPr>
+        <w:t xml:space="preserve"> </w:t>
+      </w:r>
+      <w:r>
+        <w:rPr>
+          <w:rStyle w:val="Emphasis"/>
+        </w:rPr>
+        <w:t>x</w:t>
+      </w:r>
+      <w:r>
+        <w:rPr>
+          <w:rFonts w:eastAsiaTheme="minorEastAsia"/>
+          <w:lang w:val="en-US"/>
+        </w:rPr>
+        <w:t xml:space="preserve"> I </w:t>
+      </w:r>
+      <w:r>
+        <w:rPr>
+          <w:rStyle w:val="Emphasis"/>
+        </w:rPr>
+        <w:t>x’</w:t>
+      </w:r>
+      <w:r>
+        <w:rPr>
+          <w:rFonts w:eastAsiaTheme="minorEastAsia"/>
+          <w:lang w:val="en-US"/>
+        </w:rPr>
+        <w:t xml:space="preserve"> za sledeću generaciju</w:t>
+      </w:r>
+    </w:p>
+    <w:p>
+      <w:pPr>
+        <w:rPr>
+          <w:lang w:val="sr-Latn-RS"/>
+        </w:rPr>
+      </w:pPr>
+      <w:r>
+        <w:rPr>
+          <w:lang w:val="sr-Latn-RS"/>
+        </w:rPr>
+        <w:t>Nakon formiranja nove generacije populacije, prelazi se u sledeću iteraciju, do ispunjenja nekog uslova zaustavljanja, koji takođe mogu imati svoje parametre.</w:t>
+      </w:r>
+    </w:p>
+    <w:p>
+      <w:pPr>
+        <w:rPr>
+          <w:lang w:val="sr-Latn-RS"/>
+        </w:rPr>
+      </w:pPr>
+      <w:r>
+        <w:rPr>
+          <w:lang w:val="sr-Latn-RS"/>
+        </w:rPr>
+        <w:t>Primetimo da se istraživanje dešava od prvog do četvrtog koraka, a da je peti korak pohlepan i tu se dešava eksploatacija. Zbog pohlepnog petog koraka, algoritam nikada neće prihvatiti lošije rešenje, tako da će se populacija uvek monotono kretati ka optimumu. Sa druge strane, probna jedinka se ne poredi sa celom tekućom populacijom, već samo sa njenim parom iz tekuće populacije, čime se smanjuje pohlepnost</w:t>
+      </w:r>
+      <w:r>
+        <w:rPr>
+          <w:lang w:val="sr-Latn-RS"/>
+        </w:rPr>
+        <w:t xml:space="preserve"> petog koraka.</w:t>
+      </w:r>
+    </w:p>
+    <w:p>
+      <w:pPr>
+        <w:pStyle w:val="Heading1"/>
+        <w:numPr>
+          <w:ilvl w:val="0"/>
+          <w:numId w:val="1"/>
+        </w:numPr>
+        <w:rPr>
+          <w:lang w:val="sr-Latn-RS"/>
+        </w:rPr>
+      </w:pPr>
+      <w:r>
+        <w:rPr>
+          <w:lang w:val="sr-Latn-RS"/>
+        </w:rPr>
+        <w:t xml:space="preserve">Izbor p i </w:t>
+      </w:r>
+      <w:bookmarkStart w:id="0" w:name="_Hlk212595067"/>
+      <w:r>
+        <w:rPr>
+          <w:rStyle w:val="Emphasis"/>
+        </w:rPr>
+        <w:t>ω</w:t>
+      </w:r>
+      <w:r>
+        <w:rPr>
+          <w:lang w:val="sr-Latn-RS"/>
+        </w:rPr>
+        <w:t xml:space="preserve"> </w:t>
+      </w:r>
+      <w:bookmarkEnd w:id="0"/>
+      <w:r>
+        <w:rPr>
+          <w:lang w:val="sr-Latn-RS"/>
+        </w:rPr>
+        <w:t>kontrolnih parametara</w:t>
+      </w:r>
+    </w:p>
+    <w:p>
+      <w:r>
+        <w:rPr>
+          <w:lang w:val="sr-Latn-RS"/>
+        </w:rPr>
+        <w:t xml:space="preserve">Obično veće vrednosti </w:t>
+      </w:r>
+      <w:r>
+        <w:rPr>
+          <w:rStyle w:val="Emphasis"/>
+        </w:rPr>
+        <w:t>n</w:t>
+      </w:r>
+      <w:r>
+        <w:rPr>
+          <w:rStyle w:val="Emphasis"/>
+          <w:vertAlign w:val="subscript"/>
+        </w:rPr>
+        <w:t>pop</w:t>
+      </w:r>
+      <w:r>
+        <w:rPr>
+          <w:lang w:val="sr-Latn-RS"/>
+        </w:rPr>
+        <w:t xml:space="preserve"> i </w:t>
+      </w:r>
+      <w:r>
+        <w:rPr>
+          <w:rStyle w:val="Emphasis"/>
+        </w:rPr>
+        <w:t>ω</w:t>
+      </w:r>
+      <w:r>
+        <w:t xml:space="preserve"> </w:t>
+      </w:r>
+      <w:r>
+        <w:t xml:space="preserve">rezultuju robusnom pretragom, ali po ceni sporije konvergencije. Premale vrednosti </w:t>
+      </w:r>
+      <w:r>
+        <w:rPr>
+          <w:rStyle w:val="Emphasis"/>
+        </w:rPr>
+        <w:t>n</w:t>
+      </w:r>
+      <w:r>
+        <w:rPr>
+          <w:rStyle w:val="Emphasis"/>
+          <w:vertAlign w:val="subscript"/>
+        </w:rPr>
+        <w:t>pop</w:t>
+      </w:r>
+      <w:r>
+        <w:rPr>
+          <w:lang w:val="sr-Latn-RS"/>
+        </w:rPr>
+        <w:t xml:space="preserve"> i </w:t>
+      </w:r>
+      <w:r>
+        <w:rPr>
+          <w:rStyle w:val="Emphasis"/>
+        </w:rPr>
+        <w:t>ω</w:t>
+      </w:r>
+      <w:r>
+        <w:t xml:space="preserve"> </w:t>
+      </w:r>
+      <w:r>
+        <w:t>će dovesti do preuranjene konvergencije ili stagnacije pre pronalaženja globalnog optimuma.</w:t>
+      </w:r>
+    </w:p>
+    <w:p>
+      <w:pPr>
+        <w:rPr>
+          <w:rFonts w:eastAsiaTheme="minorEastAsia"/>
+        </w:rPr>
+      </w:pPr>
+      <w:r>
+        <w:t>Uobičajeno</w:t>
+      </w:r>
+      <w:r>
+        <w:t xml:space="preserve"> </w:t>
+      </w:r>
+      <w:r>
+        <w:rPr>
+          <w:rStyle w:val="Emphasis"/>
+        </w:rPr>
+        <w:t>n</w:t>
+      </w:r>
+      <w:r>
+        <w:rPr>
+          <w:rStyle w:val="Emphasis"/>
+          <w:vertAlign w:val="subscript"/>
+        </w:rPr>
+        <w:t>pop</w:t>
+      </w:r>
+      <w:r>
+        <w:t xml:space="preserve"> varira između </w:t>
+      </w:r>
+      <m:oMath>
+        <m:r>
+          <w:rPr>
+            <w:rFonts w:ascii="Cambria Math" w:hAnsi="Cambria Math"/>
+          </w:rPr>
+          <m:t>2</m:t>
+        </m:r>
+        <m:sSub>
+          <m:sSubPr>
+            <m:ctrlPr>
+              <w:rPr>
+                <w:rFonts w:ascii="Cambria Math" w:hAnsi="Cambria Math"/>
+                <w:i/>
+              </w:rPr>
+            </m:ctrlPr>
+          </m:sSubPr>
+          <m:e>
+            <m:r>
+              <w:rPr>
+                <w:rFonts w:ascii="Cambria Math" w:hAnsi="Cambria Math"/>
+              </w:rPr>
+              <m:t>n</m:t>
+            </m:r>
+          </m:e>
+          <m:sub>
+            <m:r>
+              <w:rPr>
+                <w:rFonts w:ascii="Cambria Math" w:hAnsi="Cambria Math"/>
+              </w:rPr>
+              <m:t>param</m:t>
+            </m:r>
+          </m:sub>
+        </m:sSub>
+      </m:oMath>
+      <w:r>
+        <w:t xml:space="preserve"> i </w:t>
+      </w:r>
+      <m:oMath>
+        <m:r>
+          <w:rPr>
+            <w:rFonts w:ascii="Cambria Math" w:hAnsi="Cambria Math"/>
+          </w:rPr>
+          <m:t>2</m:t>
+        </m:r>
+        <m:r>
+          <w:rPr>
+            <w:rFonts w:ascii="Cambria Math" w:hAnsi="Cambria Math"/>
+          </w:rPr>
+          <m:t>0</m:t>
+        </m:r>
+        <m:sSub>
+          <m:sSubPr>
+            <m:ctrlPr>
+              <w:rPr>
+                <w:rFonts w:ascii="Cambria Math" w:hAnsi="Cambria Math"/>
+                <w:i/>
+              </w:rPr>
+            </m:ctrlPr>
+          </m:sSubPr>
+          <m:e>
+            <m:r>
+              <w:rPr>
+                <w:rFonts w:ascii="Cambria Math" w:hAnsi="Cambria Math"/>
+              </w:rPr>
+              <m:t>n</m:t>
+            </m:r>
+          </m:e>
+          <m:sub>
+            <m:r>
+              <w:rPr>
+                <w:rFonts w:ascii="Cambria Math" w:hAnsi="Cambria Math"/>
+              </w:rPr>
+              <m:t>param</m:t>
+            </m:r>
+          </m:sub>
+        </m:sSub>
+      </m:oMath>
+      <w:r>
+        <w:rPr>
+          <w:rFonts w:eastAsiaTheme="minorEastAsia"/>
+        </w:rPr>
+        <w:t xml:space="preserve">, mada </w:t>
+      </w:r>
+      <w:r>
+        <w:rPr>
+          <w:rFonts w:eastAsiaTheme="minorEastAsia"/>
+        </w:rPr>
+        <w:t>neki izrazito multimodalni problemi mogu zahtevati i vi</w:t>
+      </w:r>
+      <w:r>
+        <w:rPr>
+          <w:rFonts w:eastAsiaTheme="minorEastAsia"/>
+          <w:lang w:val="sr-Latn-RS"/>
+        </w:rPr>
+        <w:t xml:space="preserve">še od </w:t>
+      </w:r>
+      <m:oMath>
+        <m:r>
+          <w:rPr>
+            <w:rFonts w:ascii="Cambria Math" w:hAnsi="Cambria Math"/>
+          </w:rPr>
+          <m:t>50</m:t>
+        </m:r>
+        <m:sSub>
+          <m:sSubPr>
+            <m:ctrlPr>
+              <w:rPr>
+                <w:rFonts w:ascii="Cambria Math" w:hAnsi="Cambria Math"/>
+                <w:i/>
+              </w:rPr>
+            </m:ctrlPr>
+          </m:sSubPr>
+          <m:e>
+            <m:r>
+              <w:rPr>
+                <w:rFonts w:ascii="Cambria Math" w:hAnsi="Cambria Math"/>
+              </w:rPr>
+              <m:t>n</m:t>
+            </m:r>
+          </m:e>
+          <m:sub>
+            <m:r>
+              <w:rPr>
+                <w:rFonts w:ascii="Cambria Math" w:hAnsi="Cambria Math"/>
+              </w:rPr>
+              <m:t>param</m:t>
+            </m:r>
+          </m:sub>
+        </m:sSub>
+      </m:oMath>
+      <w:r>
+        <w:rPr>
+          <w:rFonts w:eastAsiaTheme="minorEastAsia"/>
+        </w:rPr>
+        <w:t>, dok se za unimodalne i lakše multimodalne probleme preporučuju manje populacije.</w:t>
+      </w:r>
+    </w:p>
+    <w:p>
+      <w:r>
+        <w:rPr>
+          <w:rFonts w:eastAsiaTheme="minorEastAsia"/>
+        </w:rPr>
+        <w:t xml:space="preserve">Iskustvo govori da vrednosti </w:t>
+      </w:r>
+      <w:r>
+        <w:rPr>
+          <w:rStyle w:val="Emphasis"/>
+        </w:rPr>
+        <w:t>ω</w:t>
+      </w:r>
+      <w:r>
+        <w:t xml:space="preserve"> </w:t>
+      </w:r>
+      <w:r>
+        <w:t xml:space="preserve">između </w:t>
+      </w:r>
+      <w:r>
+        <w:rPr>
+          <w:rStyle w:val="Emphasis"/>
+        </w:rPr>
+        <w:t>2/n</w:t>
+      </w:r>
+      <w:r>
+        <w:rPr>
+          <w:rStyle w:val="Emphasis"/>
+          <w:vertAlign w:val="subscript"/>
+        </w:rPr>
+        <w:t>pop</w:t>
+      </w:r>
+      <w:r>
+        <w:t xml:space="preserve"> i </w:t>
+      </w:r>
+      <w:r>
+        <w:rPr>
+          <w:rStyle w:val="Emphasis"/>
+        </w:rPr>
+        <w:t>1</w:t>
+      </w:r>
+      <w:r>
+        <w:rPr>
+          <w:rStyle w:val="Emphasis"/>
+        </w:rPr>
+        <w:t>,</w:t>
+      </w:r>
+      <w:r>
+        <w:rPr>
+          <w:rStyle w:val="Emphasis"/>
+        </w:rPr>
+        <w:t>2</w:t>
+      </w:r>
+      <w:r>
+        <w:t xml:space="preserve"> daju najbolje rezultate. Konkretnu vrednost </w:t>
+      </w:r>
+      <w:r>
+        <w:t xml:space="preserve">je potrebno uskladiti </w:t>
+      </w:r>
+      <w:r>
+        <w:t>sa</w:t>
+      </w:r>
+      <w:r>
+        <w:t xml:space="preserve"> osobinama </w:t>
+      </w:r>
+      <w:r>
+        <w:t xml:space="preserve">ciljne </w:t>
+      </w:r>
+      <w:r>
+        <w:t>funkcije koja se optimizuje.</w:t>
+      </w:r>
+    </w:p>
+    <w:p>
+      <w:pPr>
+        <w:rPr>
+          <w:rFonts w:eastAsiaTheme="minorEastAsia"/>
+        </w:rPr>
+      </w:pPr>
+      <w:r>
+        <w:t>Ako nije poznato da je</w:t>
+      </w:r>
+      <w:r>
+        <w:t xml:space="preserve"> ciljna</w:t>
+      </w:r>
+      <w:r>
+        <w:t xml:space="preserve"> funkcija razdvojiva, nizak prag verovatnoće </w:t>
+      </w:r>
+      <w:r>
+        <w:rPr>
+          <w:rStyle w:val="Emphasis"/>
+        </w:rPr>
+        <w:t>p</w:t>
+      </w:r>
+      <w:r>
+        <w:t xml:space="preserve"> između </w:t>
+      </w:r>
+      <w:r>
+        <w:rPr>
+          <w:rStyle w:val="Emphasis"/>
+        </w:rPr>
+        <w:t>0</w:t>
+      </w:r>
+      <w:r>
+        <w:t xml:space="preserve"> i </w:t>
+      </w:r>
+      <w:r>
+        <w:rPr>
+          <w:rStyle w:val="Emphasis"/>
+        </w:rPr>
+        <w:t>0,1</w:t>
+      </w:r>
+      <w:r>
+        <w:t xml:space="preserve"> je dob</w:t>
+      </w:r>
+      <w:r>
+        <w:t>a</w:t>
+      </w:r>
+      <w:r>
+        <w:t xml:space="preserve">r izbor početne vrednosti. Za prag verovatnoće </w:t>
+      </w:r>
+      <m:oMath>
+        <m:r>
+          <w:rPr>
+            <w:rFonts w:ascii="Cambria Math" w:hAnsi="Cambria Math"/>
+          </w:rPr>
+          <m:t>p=0</m:t>
+        </m:r>
+      </m:oMath>
+      <w:r>
+        <w:rPr>
+          <w:rFonts w:eastAsiaTheme="minorEastAsia"/>
+        </w:rPr>
+        <w:t xml:space="preserve"> algoritam je rotaciono invarijantan.</w:t>
+      </w:r>
+    </w:p>
+    <w:p>
+      <w:pPr>
+        <w:pStyle w:val="Heading1"/>
+        <w:numPr>
+          <w:ilvl w:val="0"/>
+          <w:numId w:val="1"/>
+        </w:numPr>
+        <w:rPr>
+          <w:lang w:val="sr-Latn-RS"/>
+        </w:rPr>
+      </w:pPr>
+      <w:r>
+        <w:rPr>
+          <w:lang w:val="sr-Latn-RS"/>
+        </w:rPr>
+        <w:t>Druge varijante diferencijalne evolucije</w:t>
+      </w:r>
+    </w:p>
+    <w:p>
+      <w:pPr>
+        <w:rPr>
+          <w:lang w:val="sr-Latn-RS"/>
+        </w:rPr>
+      </w:pPr>
+      <w:r>
+        <w:rPr>
+          <w:lang w:val="sr-Latn-RS"/>
+        </w:rPr>
+        <w:t>Vremenom, pojavile su se brojne varijante i modifikacije osnovnog algoritma diferencijalne evolucije. Veliki deo tih modifikacija se odnosio na broj i način izbora jedinki, kao i način konstrukcije jedinke u prva dva koraka. U cilju klasifikacije različitih varijanti, uvedena je notacija</w:t>
+      </w:r>
+    </w:p>
+    <w:p>
+      <w:pPr>
+        <w:rPr>
+          <w:lang w:val="sr-Latn-RS"/>
+        </w:rPr>
+      </w:pPr>
+      <w:r>
+        <w:rPr>
+          <w:lang w:val="sr-Latn-RS"/>
+        </w:rPr>
+        <w:tab/>
+        <w:t>DE/x/y/z,</w:t>
+      </w:r>
+    </w:p>
+    <w:p>
+      <w:pPr>
+        <w:rPr>
+          <w:lang w:val="sr-Latn-RS"/>
+        </w:rPr>
+      </w:pPr>
+      <w:r>
+        <w:rPr>
+          <w:lang w:val="sr-Latn-RS"/>
+        </w:rPr>
+        <w:t xml:space="preserve">gde </w:t>
+      </w:r>
+      <w:r>
+        <w:rPr>
+          <w:rStyle w:val="Emphasis"/>
+        </w:rPr>
+        <w:t>x</w:t>
+      </w:r>
+      <w:r>
+        <w:rPr>
+          <w:lang w:val="sr-Latn-RS"/>
+        </w:rPr>
+        <w:t xml:space="preserve"> predstavlja </w:t>
+      </w:r>
+      <w:r>
+        <w:rPr>
+          <w:lang w:val="sr-Latn-RS"/>
+        </w:rPr>
+        <w:t xml:space="preserve">način izbora jedinke </w:t>
+      </w:r>
+      <w:r>
+        <w:rPr>
+          <w:lang w:val="sr-Latn-RS"/>
+        </w:rPr>
+        <w:t>koja će biti mutirana,</w:t>
+      </w:r>
+      <w:r>
+        <w:rPr>
+          <w:lang w:val="sr-Latn-RS"/>
+        </w:rPr>
+        <w:t xml:space="preserve"> </w:t>
+      </w:r>
+      <w:r>
+        <w:rPr>
+          <w:i/>
+          <w:iCs/>
+          <w:lang w:val="sr-Latn-RS"/>
+        </w:rPr>
+        <w:t>y</w:t>
+      </w:r>
+      <w:r>
+        <w:rPr>
+          <w:lang w:val="sr-Latn-RS"/>
+        </w:rPr>
+        <w:t xml:space="preserve"> je broj razlika jedinki koje učestvuju u mutaciji, a </w:t>
+      </w:r>
+      <w:r>
+        <w:rPr>
+          <w:i/>
+          <w:iCs/>
+          <w:lang w:val="sr-Latn-RS"/>
+        </w:rPr>
+        <w:t>z</w:t>
+      </w:r>
+      <w:r>
+        <w:rPr>
+          <w:lang w:val="sr-Latn-RS"/>
+        </w:rPr>
+        <w:t xml:space="preserve"> predstavlja krosover shemu.</w:t>
+      </w:r>
+      <w:r>
+        <w:rPr>
+          <w:lang w:val="sr-Latn-RS"/>
+        </w:rPr>
+        <w:t xml:space="preserve"> </w:t>
+      </w:r>
+      <w:r>
+        <w:rPr>
+          <w:lang w:val="sr-Latn-RS"/>
+        </w:rPr>
+        <w:t xml:space="preserve">U skladu sa ovom notacijom, osnovna strategija diferencijalne evolucije je označena sa </w:t>
+      </w:r>
+      <w:r>
+        <w:rPr>
+          <w:lang w:val="sr-Latn-RS"/>
+        </w:rPr>
+        <w:t>DE/rand/1/bin.</w:t>
+      </w:r>
+    </w:p>
+    <w:p>
+      <w:pPr>
+        <w:rPr>
+          <w:lang w:val="sr-Latn-RS"/>
+        </w:rPr>
+      </w:pPr>
+      <w:r>
+        <w:rPr>
+          <w:lang w:val="en-US"/>
+        </w:rPr>
+        <w:lastRenderedPageBreak/>
+        <w:t>Jedna od popularnih varijacija je DE/best/2/bin, gde mutiramo najbolju jedinku u tekućoj populaciji sa dve raz</w:t>
+      </w:r>
+      <w:r>
+        <w:rPr>
+          <w:lang w:val="en-US"/>
+        </w:rPr>
+        <w:t>like jedinki.</w:t>
+      </w:r>
+    </w:p>
+    <w:p>
+      <w:pPr>
+        <w:rPr>
+          <w:lang w:val="en-US"/>
+        </w:rPr>
+      </w:pPr>
+      <m:oMathPara>
+        <m:oMath>
+          <m:r>
+            <w:rPr>
+              <w:rFonts w:ascii="Cambria Math" w:hAnsi="Cambria Math"/>
+              <w:lang w:val="en-US"/>
+            </w:rPr>
+            <m:t>z=</m:t>
+          </m:r>
+          <m:r>
+            <w:rPr>
+              <w:rFonts w:ascii="Cambria Math" w:hAnsi="Cambria Math"/>
+              <w:lang w:val="en-US"/>
+            </w:rPr>
+            <m:t>best</m:t>
+          </m:r>
+          <m:r>
+            <w:rPr>
+              <w:rFonts w:ascii="Cambria Math" w:hAnsi="Cambria Math"/>
+              <w:lang w:val="en-US"/>
+            </w:rPr>
+            <m:t xml:space="preserve">+ </m:t>
+          </m:r>
+          <m:r>
+            <w:rPr>
+              <w:rFonts w:ascii="Cambria Math" w:hAnsi="Cambria Math"/>
+              <w:lang w:val="en-US"/>
+            </w:rPr>
+            <m:t>λ∙</m:t>
+          </m:r>
+          <m:d>
+            <m:dPr>
+              <m:ctrlPr>
+                <w:rPr>
+                  <w:rFonts w:ascii="Cambria Math" w:hAnsi="Cambria Math"/>
+                  <w:i/>
+                  <w:lang w:val="en-US"/>
+                </w:rPr>
+              </m:ctrlPr>
+            </m:dPr>
+            <m:e>
+              <m:r>
+                <w:rPr>
+                  <w:rFonts w:ascii="Cambria Math" w:hAnsi="Cambria Math"/>
+                  <w:lang w:val="en-US"/>
+                </w:rPr>
+                <m:t>a-b</m:t>
+              </m:r>
+            </m:e>
+          </m:d>
+          <m:r>
+            <w:rPr>
+              <w:rFonts w:ascii="Cambria Math" w:hAnsi="Cambria Math"/>
+              <w:lang w:val="en-US"/>
+            </w:rPr>
+            <m:t>+</m:t>
+          </m:r>
+          <m:r>
+            <w:rPr>
+              <w:rFonts w:ascii="Cambria Math" w:hAnsi="Cambria Math"/>
+              <w:lang w:val="en-US"/>
+            </w:rPr>
+            <m:t>ω∙</m:t>
+          </m:r>
+          <m:d>
+            <m:dPr>
+              <m:ctrlPr>
+                <w:rPr>
+                  <w:rFonts w:ascii="Cambria Math" w:hAnsi="Cambria Math"/>
+                  <w:i/>
+                  <w:lang w:val="en-US"/>
+                </w:rPr>
+              </m:ctrlPr>
+            </m:dPr>
+            <m:e>
+              <m:r>
+                <w:rPr>
+                  <w:rFonts w:ascii="Cambria Math" w:hAnsi="Cambria Math"/>
+                  <w:lang w:val="en-US"/>
+                </w:rPr>
+                <m:t>c</m:t>
+              </m:r>
+              <m:r>
+                <w:rPr>
+                  <w:rFonts w:ascii="Cambria Math" w:hAnsi="Cambria Math"/>
+                  <w:lang w:val="en-US"/>
+                </w:rPr>
+                <m:t>-</m:t>
+              </m:r>
+              <m:r>
+                <w:rPr>
+                  <w:rFonts w:ascii="Cambria Math" w:hAnsi="Cambria Math"/>
+                  <w:lang w:val="en-US"/>
+                </w:rPr>
+                <m:t>d</m:t>
+              </m:r>
+            </m:e>
+          </m:d>
+        </m:oMath>
+      </m:oMathPara>
+    </w:p>
+    <w:p>
+      <w:pPr>
+        <w:rPr>
+          <w:lang w:val="sr-Latn-RS"/>
+        </w:rPr>
+      </w:pPr>
+      <w:r>
+        <w:rPr>
+          <w:lang w:val="sr-Latn-RS"/>
+        </w:rPr>
+        <w:t xml:space="preserve">Tokom prvog koraka ne biramo tri, već četiri jedinke, i uvodimo još jedan parametar </w:t>
+      </w:r>
+      <w:r>
+        <w:rPr>
+          <w:rFonts w:cstheme="minorHAnsi"/>
+          <w:lang w:val="sr-Latn-RS"/>
+        </w:rPr>
+        <w:t>λ</w:t>
+      </w:r>
+      <w:r>
+        <w:rPr>
+          <w:lang w:val="sr-Latn-RS"/>
+        </w:rPr>
+        <w:t>. Za dovoljno velike populacije, upotreba dve razlike jedinki može da poboljša diverzitet populacije.</w:t>
+      </w:r>
+      <w:r>
+        <w:rPr>
+          <w:lang w:val="sr-Latn-RS"/>
+        </w:rPr>
+        <w:t xml:space="preserve"> Mutiranje isključivo najbolje jedinke čini algoritam pohlepnim i doprinosi eksploataciji, ali krosover sa tekućom jedinkom ublažava pohlepnost.</w:t>
+      </w:r>
+    </w:p>
+    <w:p>
+      <w:pPr>
+        <w:pStyle w:val="Heading1"/>
+        <w:rPr>
+          <w:lang w:val="sr-Latn-RS"/>
+        </w:rPr>
+      </w:pPr>
+      <w:r>
+        <w:rPr>
+          <w:lang w:val="sr-Latn-RS"/>
+        </w:rPr>
+        <w:t>5.Samoadaptivni algoritam</w:t>
+      </w:r>
+    </w:p>
+    <w:p>
+      <w:pPr>
+        <w:rPr>
+          <w:lang w:val="sr-Latn-RS"/>
+        </w:rPr>
+      </w:pPr>
+      <w:r>
+        <w:rPr>
+          <w:lang w:val="sr-Latn-RS"/>
+        </w:rPr>
+        <w:t xml:space="preserve">Velika prednost algoritma diferencijalne evolucije je što ima mali broj parametara. Međutim, podešavanje parametara </w:t>
+      </w:r>
+      <w:r>
+        <w:rPr>
+          <w:lang w:val="sr-Latn-RS"/>
+        </w:rPr>
+        <w:t>samo po sebi podrazumeva da imamo neka znanja o ciljnoj funkciji, ili da moramo da se stavimo u ulogu optimizatora i pretražujemo prostor parametara. To nas dovodi u kontradikciju</w:t>
+      </w:r>
+    </w:p>
+    <w:p>
+      <w:pPr>
+        <w:rPr>
+          <w:lang w:val="sr-Latn-RS"/>
+        </w:rPr>
+      </w:pPr>
+    </w:p>
+    <w:p>
+      <w:pPr>
+        <w:rPr>
+          <w:lang w:val="sr-Latn-RS"/>
+        </w:rPr>
+      </w:pPr>
+      <w:r>
+        <w:rPr>
+          <w:lang w:val="sr-Latn-RS"/>
+        </w:rPr>
+        <w:t>6.Ograničenja (čvrste i meke granice)</w:t>
+      </w:r>
+    </w:p>
+    <w:p>
+      <w:pPr>
+        <w:rPr>
+          <w:lang w:val="sr-Latn-RS"/>
+        </w:rPr>
+      </w:pPr>
+      <w:r>
+        <w:rPr>
+          <w:lang w:val="sr-Latn-RS"/>
+        </w:rPr>
+        <w:t>7.Uslovi zaustavljanja</w:t>
+      </w:r>
+    </w:p>
+    <w:p>
+      <w:pPr>
+        <w:rPr>
+          <w:lang w:val="sr-Latn-RS"/>
+        </w:rPr>
+      </w:pPr>
+      <w:r>
+        <w:rPr>
+          <w:lang w:val="sr-Latn-RS"/>
+        </w:rPr>
+        <w:t>8</w:t>
+      </w:r>
+      <w:r>
+        <w:rPr>
+          <w:lang w:val="sr-Latn-RS"/>
+        </w:rPr>
+        <w:t>.Implementacija</w:t>
+      </w:r>
+    </w:p>
+    <w:p>
+      <w:pPr>
+        <w:rPr>
+          <w:lang w:val="sr-Latn-RS"/>
+        </w:rPr>
+      </w:pPr>
+      <w:r>
+        <w:rPr>
+          <w:lang w:val="sr-Latn-RS"/>
+        </w:rPr>
+        <w:t>9</w:t>
+      </w:r>
+      <w:r>
+        <w:rPr>
+          <w:lang w:val="sr-Latn-RS"/>
+        </w:rPr>
+        <w:t>.Test funkcije</w:t>
+      </w:r>
+    </w:p>
+    <w:p>
+      <w:pPr>
+        <w:rPr>
+          <w:lang w:val="sr-Latn-RS"/>
+        </w:rPr>
+      </w:pPr>
+      <w:r>
+        <w:rPr>
+          <w:lang w:val="sr-Latn-RS"/>
+        </w:rPr>
+        <w:t>10</w:t>
+      </w:r>
+      <w:r>
+        <w:rPr>
+          <w:lang w:val="sr-Latn-RS"/>
+        </w:rPr>
+        <w:t>.Rezultati</w:t>
+      </w:r>
+    </w:p>
+    <w:p>
+      <w:pPr>
+        <w:rPr>
+          <w:lang w:val="sr-Latn-RS"/>
+        </w:rPr>
+      </w:pPr>
+      <w:r>
+        <w:rPr>
+          <w:lang w:val="sr-Latn-RS"/>
+        </w:rPr>
+        <w:t>1</w:t>
+      </w:r>
+      <w:r>
+        <w:rPr>
+          <w:lang w:val="sr-Latn-RS"/>
+        </w:rPr>
+        <w:t>1</w:t>
+      </w:r>
+      <w:r>
+        <w:rPr>
+          <w:lang w:val="sr-Latn-RS"/>
+        </w:rPr>
+        <w:t>.Zaključak</w:t>
+      </w:r>
+    </w:p>
+    <w:p>
+      <w:pPr>
+        <w:rPr>
+          <w:lang w:val="sr-Latn-RS"/>
+        </w:rPr>
+      </w:pPr>
+      <w:r>
+        <w:rPr>
+          <w:lang w:val="sr-Latn-RS"/>
+        </w:rPr>
+        <w:t>12.Reference</w:t>
+      </w:r>
+    </w:p>
+    <w:p>
+      <w:pPr>
         <w:rPr>
           <w:lang w:val="sr-Latn-RS"/>
         </w:rPr>
@@ -446,9 +2152,98 @@
 <file path=word/numbering.xml><?xml version="1.0" encoding="utf-8"?>
 <w:numbering xmlns:wpc="http://schemas.microsoft.com/office/word/2010/wordprocessingCanvas" xmlns:cx="http://schemas.microsoft.com/office/drawing/2014/chartex" xmlns:cx1="http://schemas.microsoft.com/office/drawing/2015/9/8/chartex" xmlns:cx2="http://schemas.microsoft.com/office/drawing/2015/10/21/chartex" xmlns:cx3="http://schemas.microsoft.com/office/drawing/2016/5/9/chartex" xmlns:cx4="http://schemas.microsoft.com/office/drawing/2016/5/10/chartex" xmlns:cx5="http://schemas.microsoft.com/office/drawing/2016/5/11/chartex" xmlns:cx6="http://schemas.microsoft.com/office/drawing/2016/5/12/chartex" xmlns:cx7="http://schemas.microsoft.com/office/drawing/2016/5/13/chartex" xmlns:cx8="http://schemas.microsoft.com/office/drawing/2016/5/14/chartex" xmlns:mc="http://schemas.openxmlformats.org/markup-compatibility/2006" xmlns:aink="http://schemas.microsoft.com/office/drawing/2016/ink" xmlns:am3d="http://schemas.microsoft.com/office/drawing/2017/model3d" xmlns:o="urn:schemas-microsoft-com:office:office" xmlns:oel="http://schemas.microsoft.com/office/2019/extlst" xmlns:r="http://schemas.openxmlformats.org/officeDocument/2006/relationships" xmlns:m="http://schemas.openxmlformats.org/officeDocument/2006/math" xmlns:v="urn:schemas-microsoft-com:vml" xmlns:wp14="http://schemas.microsoft.com/office/word/2010/wordprocessingDrawing" xmlns:wp="http://schemas.openxmlformats.org/drawingml/2006/wordprocessingDrawing" xmlns:w10="urn:schemas-microsoft-com:office:word" xmlns:w="http://schemas.openxmlformats.org/wordprocessingml/2006/main" xmlns:w14="http://schemas.microsoft.com/office/word/2010/wordml" xmlns:w15="http://schemas.microsoft.com/office/word/2012/wordml" xmlns:w16cex="http://schemas.microsoft.com/office/word/2018/wordml/cex" xmlns:w16cid="http://schemas.microsoft.com/office/word/2016/wordml/cid" xmlns:w16="http://schemas.microsoft.com/office/word/2018/wordml" xmlns:w16du="http://schemas.microsoft.com/office/word/2023/wordml/word16du" xmlns:w16sdtdh="http://schemas.microsoft.com/office/word/2020/wordml/sdtdatahash" xmlns:w16sdtfl="http://schemas.microsoft.com/office/word/2024/wordml/sdtformatlock" xmlns:w16se="http://schemas.microsoft.com/office/word/2015/wordml/symex" xmlns:wpg="http://schemas.microsoft.com/office/word/2010/wordprocessingGroup" xmlns:wpi="http://schemas.microsoft.com/office/word/2010/wordprocessingInk" xmlns:wne="http://schemas.microsoft.com/office/word/2006/wordml" xmlns:wps="http://schemas.microsoft.com/office/word/2010/wordprocessingShape" mc:Ignorable="w14 w15 w16se w16cid w16 w16cex w16sdtdh w16sdtfl w16du wp14">
   <w:abstractNum w:abstractNumId="0" w15:restartNumberingAfterBreak="0">
+    <w:nsid w:val="77567FFB"/>
+    <w:multiLevelType w:val="hybridMultilevel"/>
+    <w:tmpl w:val="03809C78"/>
+    <w:lvl w:ilvl="0" w:tplc="FFFFFFFF">
+      <w:start w:val="1"/>
+      <w:numFmt w:val="decimal"/>
+      <w:lvlText w:val="%1."/>
+      <w:lvlJc w:val="left"/>
+      <w:pPr>
+        <w:ind w:left="720" w:hanging="360"/>
+      </w:pPr>
+      <w:rPr>
+        <w:rFonts w:hint="default"/>
+      </w:rPr>
+    </w:lvl>
+    <w:lvl w:ilvl="1" w:tplc="FFFFFFFF">
+      <w:start w:val="1"/>
+      <w:numFmt w:val="lowerLetter"/>
+      <w:lvlText w:val="%2."/>
+      <w:lvlJc w:val="left"/>
+      <w:pPr>
+        <w:ind w:left="1440" w:hanging="360"/>
+      </w:pPr>
+    </w:lvl>
+    <w:lvl w:ilvl="2" w:tplc="FFFFFFFF" w:tentative="1">
+      <w:start w:val="1"/>
+      <w:numFmt w:val="lowerRoman"/>
+      <w:lvlText w:val="%3."/>
+      <w:lvlJc w:val="right"/>
+      <w:pPr>
+        <w:ind w:left="2160" w:hanging="180"/>
+      </w:pPr>
+    </w:lvl>
+    <w:lvl w:ilvl="3" w:tplc="FFFFFFFF" w:tentative="1">
+      <w:start w:val="1"/>
+      <w:numFmt w:val="decimal"/>
+      <w:lvlText w:val="%4."/>
+      <w:lvlJc w:val="left"/>
+      <w:pPr>
+        <w:ind w:left="2880" w:hanging="360"/>
+      </w:pPr>
+    </w:lvl>
+    <w:lvl w:ilvl="4" w:tplc="FFFFFFFF" w:tentative="1">
+      <w:start w:val="1"/>
+      <w:numFmt w:val="lowerLetter"/>
+      <w:lvlText w:val="%5."/>
+      <w:lvlJc w:val="left"/>
+      <w:pPr>
+        <w:ind w:left="3600" w:hanging="360"/>
+      </w:pPr>
+    </w:lvl>
+    <w:lvl w:ilvl="5" w:tplc="FFFFFFFF" w:tentative="1">
+      <w:start w:val="1"/>
+      <w:numFmt w:val="lowerRoman"/>
+      <w:lvlText w:val="%6."/>
+      <w:lvlJc w:val="right"/>
+      <w:pPr>
+        <w:ind w:left="4320" w:hanging="180"/>
+      </w:pPr>
+    </w:lvl>
+    <w:lvl w:ilvl="6" w:tplc="FFFFFFFF" w:tentative="1">
+      <w:start w:val="1"/>
+      <w:numFmt w:val="decimal"/>
+      <w:lvlText w:val="%7."/>
+      <w:lvlJc w:val="left"/>
+      <w:pPr>
+        <w:ind w:left="5040" w:hanging="360"/>
+      </w:pPr>
+    </w:lvl>
+    <w:lvl w:ilvl="7" w:tplc="FFFFFFFF" w:tentative="1">
+      <w:start w:val="1"/>
+      <w:numFmt w:val="lowerLetter"/>
+      <w:lvlText w:val="%8."/>
+      <w:lvlJc w:val="left"/>
+      <w:pPr>
+        <w:ind w:left="5760" w:hanging="360"/>
+      </w:pPr>
+    </w:lvl>
+    <w:lvl w:ilvl="8" w:tplc="FFFFFFFF" w:tentative="1">
+      <w:start w:val="1"/>
+      <w:numFmt w:val="lowerRoman"/>
+      <w:lvlText w:val="%9."/>
+      <w:lvlJc w:val="right"/>
+      <w:pPr>
+        <w:ind w:left="6480" w:hanging="180"/>
+      </w:pPr>
+    </w:lvl>
+  </w:abstractNum>
+  <w:abstractNum w:abstractNumId="1" w15:restartNumberingAfterBreak="0">
     <w:nsid w:val="7D49289C"/>
     <w:multiLevelType w:val="hybridMultilevel"/>
-    <w:tmpl w:val="734A54C2"/>
+    <w:tmpl w:val="03809C78"/>
     <w:lvl w:ilvl="0" w:tplc="0C00000F">
       <w:start w:val="1"/>
       <w:numFmt w:val="decimal"/>
@@ -535,6 +2330,9 @@
     </w:lvl>
   </w:abstractNum>
   <w:num w:numId="1" w16cid:durableId="2050106131">
+    <w:abstractNumId w:val="1"/>
+  </w:num>
+  <w:num w:numId="2" w16cid:durableId="368725763">
     <w:abstractNumId w:val="0"/>
   </w:num>
 </w:numbering>
@@ -1467,6 +3265,48 @@
       <w:iCs/>
     </w:rPr>
   </w:style>
+  <w:style w:type="character" w:styleId="Strong">
+    <w:name w:val="Strong"/>
+    <w:basedOn w:val="DefaultParagraphFont"/>
+    <w:uiPriority w:val="22"/>
+    <w:qFormat/>
+    <w:rsid w:val="000933EB"/>
+    <w:rPr>
+      <w:b/>
+      <w:bCs/>
+    </w:rPr>
+  </w:style>
+  <w:style w:type="paragraph" w:styleId="NoSpacing">
+    <w:name w:val="No Spacing"/>
+    <w:uiPriority w:val="1"/>
+    <w:qFormat/>
+    <w:rsid w:val="00776B81"/>
+    <w:pPr>
+      <w:spacing w:after="0" w:line="240" w:lineRule="auto"/>
+    </w:pPr>
+  </w:style>
+  <w:style w:type="character" w:styleId="PlaceholderText">
+    <w:name w:val="Placeholder Text"/>
+    <w:basedOn w:val="DefaultParagraphFont"/>
+    <w:uiPriority w:val="99"/>
+    <w:semiHidden/>
+    <w:rsid w:val="008030F0"/>
+    <w:rPr>
+      <w:color w:val="666666"/>
+    </w:rPr>
+  </w:style>
+  <w:style w:type="character" w:styleId="SubtleEmphasis">
+    <w:name w:val="Subtle Emphasis"/>
+    <w:basedOn w:val="DefaultParagraphFont"/>
+    <w:uiPriority w:val="19"/>
+    <w:qFormat/>
+    <w:rsid w:val="008030F0"/>
+    <w:rPr>
+      <w:i/>
+      <w:iCs/>
+      <w:color w:val="404040" w:themeColor="text1" w:themeTint="BF"/>
+    </w:rPr>
+  </w:style>
 </w:styles>
 </file>
 

--- a/de_documentation.docx
+++ b/de_documentation.docx
@@ -6,15 +6,8 @@
       <w:pPr>
         <w:pStyle w:val="Title"/>
         <w:jc w:val="both"/>
-        <w:rPr>
-          <w:lang w:val="sr-Latn-RS"/>
-        </w:rPr>
-      </w:pPr>
-      <w:r>
-        <w:rPr>
-          <w:noProof/>
-          <w:lang w:val="sr-Latn-RS"/>
-        </w:rPr>
+      </w:pPr>
+      <w:r>
         <w:drawing>
           <wp:anchor distT="0" distB="0" distL="114300" distR="114300" simplePos="0" relativeHeight="251658240" behindDoc="0" locked="0" layoutInCell="1" allowOverlap="1" wp14:anchorId="79EE829E" wp14:editId="55AD2344">
             <wp:simplePos x="0" y="0"/>
@@ -79,9 +72,6 @@
         </w:drawing>
       </w:r>
       <w:r>
-        <w:rPr>
-          <w:lang w:val="sr-Latn-RS"/>
-        </w:rPr>
         <w:t>Naslov: Diferencijalna evolucija</w:t>
       </w:r>
     </w:p>
@@ -93,23 +83,14 @@
           <w:numId w:val="1"/>
         </w:numPr>
         <w:jc w:val="both"/>
-        <w:rPr>
-          <w:lang w:val="sr-Latn-RS"/>
-        </w:rPr>
-      </w:pPr>
-      <w:r>
-        <w:rPr>
-          <w:lang w:val="sr-Latn-RS"/>
-        </w:rPr>
+      </w:pPr>
+      <w:r>
         <w:t>Uvod</w:t>
       </w:r>
     </w:p>
     <w:p>
       <w:pPr>
         <w:jc w:val="both"/>
-        <w:rPr>
-          <w:lang w:val="sr-Latn-RS"/>
-        </w:rPr>
       </w:pPr>
       <w:r>
         <w:rPr>
@@ -124,185 +105,98 @@
         <w:t xml:space="preserve"> (DE)</w:t>
       </w:r>
       <w:r>
-        <w:rPr>
-          <w:lang w:val="sr-Latn-RS"/>
-        </w:rPr>
         <w:t xml:space="preserve"> </w:t>
       </w:r>
       <w:r>
-        <w:rPr>
-          <w:lang w:val="sr-Latn-RS"/>
-        </w:rPr>
         <w:t>optimizaciona metaheuristika</w:t>
       </w:r>
       <w:r>
-        <w:rPr>
-          <w:lang w:val="sr-Latn-RS"/>
-        </w:rPr>
         <w:t>, podvrsta evolucionih algoritama, i</w:t>
       </w:r>
       <w:r>
-        <w:rPr>
-          <w:lang w:val="sr-Latn-RS"/>
-        </w:rPr>
         <w:t xml:space="preserve"> pripada grupi</w:t>
       </w:r>
       <w:r>
-        <w:rPr>
-          <w:lang w:val="sr-Latn-RS"/>
-        </w:rPr>
         <w:t xml:space="preserve"> populacionih</w:t>
       </w:r>
       <w:r>
-        <w:rPr>
-          <w:lang w:val="sr-Latn-RS"/>
-        </w:rPr>
         <w:t xml:space="preserve"> </w:t>
       </w:r>
       <w:r>
-        <w:rPr>
-          <w:lang w:val="sr-Latn-RS"/>
-        </w:rPr>
         <w:t xml:space="preserve">metaheuristika, koja održava populaciju potencijalnih rešenja za optimizacioni problem koji se rešava i iterativno pokušava da ih unapredi u odnosu na unapred zadatu meru kvaliteta. Diferencijalna evolucija </w:t>
       </w:r>
       <w:r>
-        <w:rPr>
-          <w:lang w:val="sr-Latn-RS"/>
-        </w:rPr>
         <w:t>nema gotovo nikakve pretpostavke o problemu koji rešava, ali takođe nema nikakve garancije da će optimalno rešenje ikada biti pronađeno.</w:t>
       </w:r>
     </w:p>
     <w:p>
       <w:pPr>
         <w:jc w:val="both"/>
-        <w:rPr>
-          <w:lang w:val="sr-Latn-RS"/>
-        </w:rPr>
-      </w:pPr>
-      <w:r>
-        <w:rPr>
-          <w:lang w:val="sr-Latn-RS"/>
-        </w:rPr>
+      </w:pPr>
+      <w:r>
         <w:t xml:space="preserve">Najčešći slučajevi upotrebe za diferencijalnu evoluciju su višedimenzionalni problemi kontinualne optimizacije. Kako diferencijalna evolucija ne koristi gradijent, optimizacioni problemi koje rešava ne moraju biti diferencijabilni, a čak ne moraju biti ni neprekidni. </w:t>
       </w:r>
       <w:r>
-        <w:rPr>
-          <w:lang w:val="sr-Latn-RS"/>
-        </w:rPr>
         <w:t>Zbog toga, diferencijalna evolucija pogoduje za rešavanje najtežih optimizacionih problema, uključujući i probleme sa šumom, ili probleme koji se menjaju kroz vreme.</w:t>
       </w:r>
     </w:p>
     <w:p>
       <w:pPr>
         <w:jc w:val="both"/>
-        <w:rPr>
-          <w:lang w:val="sr-Latn-RS"/>
-        </w:rPr>
-      </w:pPr>
-      <w:r>
-        <w:rPr>
-          <w:lang w:val="sr-Latn-RS"/>
-        </w:rPr>
+      </w:pPr>
+      <w:r>
         <w:t>Prvi put diferencijalna evolucija se pojavljuje 1995. u radu Rajnera Storna i Keneta Prajsa. Od tada su napisane brojne knjige i radovi na temu diferencijalne evolucije koji se bave različitim teoretskim i praktičnim aspektima diferencijalne evolucije.</w:t>
       </w:r>
     </w:p>
     <w:p>
       <w:pPr>
         <w:jc w:val="both"/>
-        <w:rPr>
-          <w:lang w:val="sr-Latn-RS"/>
-        </w:rPr>
-      </w:pPr>
-      <w:r>
-        <w:rPr>
-          <w:lang w:val="sr-Latn-RS"/>
-        </w:rPr>
+      </w:pPr>
+      <w:r>
         <w:t>Iako je diferencijalna evolucija doživela pravu evoluciju</w:t>
       </w:r>
       <w:r>
-        <w:rPr>
-          <w:lang w:val="sr-Latn-RS"/>
-        </w:rPr>
         <w:t xml:space="preserve">, sa raznim novim i hibridnim varijantama algoritma, u osnovi diferencijalne evolucije je ostao jednostavan algoritam. Za svakog člana populacije generiše se novi kandidat, nakon čega se vrši poređenje. </w:t>
       </w:r>
       <w:r>
-        <w:rPr>
-          <w:lang w:val="sr-Latn-RS"/>
-        </w:rPr>
         <w:t>Ključna karakteristika diferencijalne evolucije je g</w:t>
       </w:r>
       <w:r>
-        <w:rPr>
-          <w:lang w:val="sr-Latn-RS"/>
-        </w:rPr>
         <w:t>enerisanje kandidata</w:t>
       </w:r>
       <w:r>
-        <w:rPr>
-          <w:lang w:val="sr-Latn-RS"/>
-        </w:rPr>
         <w:t>, koje</w:t>
       </w:r>
       <w:r>
-        <w:rPr>
-          <w:lang w:val="sr-Latn-RS"/>
-        </w:rPr>
         <w:t xml:space="preserve"> se sastoji iz izbora </w:t>
       </w:r>
       <w:r>
-        <w:rPr>
-          <w:lang w:val="sr-Latn-RS"/>
-        </w:rPr>
         <w:t>slučajnih članova populacije, njihovog spajanja u prototip kandidata</w:t>
       </w:r>
       <w:r>
-        <w:rPr>
-          <w:lang w:val="sr-Latn-RS"/>
-        </w:rPr>
         <w:t>,</w:t>
       </w:r>
       <w:r>
-        <w:rPr>
-          <w:lang w:val="sr-Latn-RS"/>
-        </w:rPr>
         <w:t xml:space="preserve"> i slučajnog izbora karakteristika starog člana koji će novi zadržati.</w:t>
       </w:r>
     </w:p>
     <w:p>
       <w:pPr>
         <w:jc w:val="both"/>
-        <w:rPr>
-          <w:lang w:val="sr-Latn-RS"/>
-        </w:rPr>
-      </w:pPr>
-      <w:r>
-        <w:rPr>
-          <w:lang w:val="sr-Latn-RS"/>
-        </w:rPr>
+      </w:pPr>
+      <w:r>
         <w:t xml:space="preserve">Pored kontinualnih, diferencijalna evolucija se može koristiti i za probleme diskretne optimizacije. Interno, algoritam i dalje koristi neprekidne vrednosti za kandidate rešenja, a adaptacija se događa u </w:t>
       </w:r>
       <w:r>
-        <w:rPr>
-          <w:lang w:val="sr-Latn-RS"/>
-        </w:rPr>
         <w:t xml:space="preserve">ciljnoj funkciji, odnosno </w:t>
       </w:r>
       <w:r>
-        <w:rPr>
-          <w:lang w:val="sr-Latn-RS"/>
-        </w:rPr>
         <w:t>funkciji</w:t>
       </w:r>
       <w:r>
-        <w:rPr>
-          <w:lang w:val="sr-Latn-RS"/>
-        </w:rPr>
         <w:t xml:space="preserve"> cene</w:t>
       </w:r>
       <w:r>
-        <w:rPr>
-          <w:lang w:val="sr-Latn-RS"/>
-        </w:rPr>
         <w:t xml:space="preserve"> koja zaokružuje ulazne vrednosti do najbližeg celog broja i onda sa zaokruženim vrednostima računa kvalitet rešenja.</w:t>
       </w:r>
     </w:p>
@@ -313,14 +207,8 @@
           <w:ilvl w:val="0"/>
           <w:numId w:val="1"/>
         </w:numPr>
-        <w:rPr>
-          <w:lang w:val="sr-Latn-RS"/>
-        </w:rPr>
-      </w:pPr>
-      <w:r>
-        <w:rPr>
-          <w:lang w:val="sr-Latn-RS"/>
-        </w:rPr>
+      </w:pPr>
+      <w:r>
         <w:t>Algoritam</w:t>
       </w:r>
     </w:p>
@@ -328,37 +216,15 @@
       <w:pPr>
         <w:rPr>
           <w:rFonts w:cstheme="minorHAnsi"/>
-          <w:lang w:val="sr-Latn-RS"/>
-        </w:rPr>
-      </w:pPr>
-      <w:r>
-        <w:rPr>
-          <w:lang w:val="sr-Latn-RS"/>
-        </w:rPr>
+        </w:rPr>
+      </w:pPr>
+      <w:r>
         <w:t xml:space="preserve">Diferencijalna evolucija pokušava da </w:t>
       </w:r>
       <w:r>
-        <w:rPr>
-          <w:lang w:val="sr-Latn-RS"/>
-        </w:rPr>
-        <w:t xml:space="preserve">unapredi svaku jedinku u populaciji tako što će iskombinovati nekoliko drugih jedinki iz populaciju u skladu sa nekim </w:t>
-      </w:r>
-      <w:r>
-        <w:rPr>
-          <w:lang w:val="sr-Latn-RS"/>
-        </w:rPr>
-        <w:t xml:space="preserve">zadatim </w:t>
-      </w:r>
-      <w:r>
-        <w:rPr>
-          <w:lang w:val="sr-Latn-RS"/>
-        </w:rPr>
-        <w:t>jednostavnim pravilom</w:t>
-      </w:r>
-      <w:r>
-        <w:rPr>
-          <w:lang w:val="sr-Latn-RS"/>
-        </w:rPr>
+        <w:t>unapredi svaku jedinku u populaciji tako što će iskombinovati nekoliko drugih jedinki iz populaciju u skladu sa nekim zadatim jednostavnim pravilom</w:t>
+      </w:r>
+      <w:r>
         <w:t xml:space="preserve">. U svojoj osnovnoj verziji algoritam ima dva parametra, i to su verovatnoća krosovera </w:t>
       </w:r>
       <w:r>
@@ -368,9 +234,6 @@
         <w:t>p</w:t>
       </w:r>
       <w:r>
-        <w:rPr>
-          <w:lang w:val="sr-Latn-RS"/>
-        </w:rPr>
         <w:t xml:space="preserve"> i diferencijalna težina </w:t>
       </w:r>
       <w:r>
@@ -382,14 +245,12 @@
       <w:r>
         <w:rPr>
           <w:rFonts w:cstheme="minorHAnsi"/>
-          <w:lang w:val="sr-Latn-RS"/>
         </w:rPr>
         <w:t>.</w:t>
       </w:r>
       <w:r>
         <w:rPr>
           <w:rFonts w:cstheme="minorHAnsi"/>
-          <w:lang w:val="sr-Latn-RS"/>
         </w:rPr>
         <w:t xml:space="preserve"> Pored ovih parametara, imamo i </w:t>
       </w:r>
@@ -409,21 +270,18 @@
       <w:r>
         <w:rPr>
           <w:rFonts w:cstheme="minorHAnsi"/>
-          <w:lang w:val="sr-Latn-RS"/>
         </w:rPr>
         <w:t xml:space="preserve"> </w:t>
       </w:r>
       <w:r>
         <w:rPr>
           <w:rFonts w:cstheme="minorHAnsi"/>
-          <w:lang w:val="sr-Latn-RS"/>
         </w:rPr>
         <w:t xml:space="preserve">parametar za veličinu populacije, koja se nasumično </w:t>
       </w:r>
       <w:r>
         <w:rPr>
           <w:rFonts w:cstheme="minorHAnsi"/>
-          <w:lang w:val="sr-Latn-RS"/>
         </w:rPr>
         <w:lastRenderedPageBreak/>
         <w:t>inicijalizuje pre početka rada algoritma.</w:t>
@@ -431,28 +289,24 @@
       <w:r>
         <w:rPr>
           <w:rFonts w:cstheme="minorHAnsi"/>
-          <w:lang w:val="sr-Latn-RS"/>
         </w:rPr>
         <w:t xml:space="preserve"> Algoritam se sastoji iz </w:t>
       </w:r>
       <w:r>
         <w:rPr>
           <w:rFonts w:cstheme="minorHAnsi"/>
-          <w:lang w:val="sr-Latn-RS"/>
         </w:rPr>
         <w:t xml:space="preserve">ponavljanja </w:t>
       </w:r>
       <w:r>
         <w:rPr>
           <w:rFonts w:cstheme="minorHAnsi"/>
-          <w:lang w:val="sr-Latn-RS"/>
         </w:rPr>
         <w:t>sledećih koraka</w:t>
       </w:r>
       <w:r>
         <w:rPr>
           <w:rFonts w:cstheme="minorHAnsi"/>
-          <w:lang w:val="sr-Latn-RS"/>
         </w:rPr>
         <w:t xml:space="preserve"> za svaku jedinku u populaciji.</w:t>
       </w:r>
@@ -464,14 +318,8 @@
           <w:ilvl w:val="0"/>
           <w:numId w:val="2"/>
         </w:numPr>
-        <w:rPr>
-          <w:lang w:val="sr-Latn-RS"/>
-        </w:rPr>
-      </w:pPr>
-      <w:r>
-        <w:rPr>
-          <w:lang w:val="sr-Latn-RS"/>
-        </w:rPr>
+      </w:pPr>
+      <w:r>
         <w:t xml:space="preserve">Nasumično izabrati tri različite jedinke </w:t>
       </w:r>
       <w:r>
@@ -481,9 +329,6 @@
         <w:t>a</w:t>
       </w:r>
       <w:r>
-        <w:rPr>
-          <w:lang w:val="en-US"/>
-        </w:rPr>
         <w:t xml:space="preserve">, </w:t>
       </w:r>
       <w:r>
@@ -493,9 +338,6 @@
         <w:t>b</w:t>
       </w:r>
       <w:r>
-        <w:rPr>
-          <w:lang w:val="en-US"/>
-        </w:rPr>
         <w:t xml:space="preserve"> I c</w:t>
       </w:r>
     </w:p>
@@ -506,27 +348,17 @@
           <w:ilvl w:val="0"/>
           <w:numId w:val="2"/>
         </w:numPr>
-        <w:rPr>
-          <w:lang w:val="sr-Latn-RS"/>
-        </w:rPr>
-      </w:pPr>
-      <w:r>
-        <w:rPr>
-          <w:lang w:val="en-US"/>
-        </w:rPr>
+      </w:pPr>
+      <w:r>
         <w:t>Konstru</w:t>
       </w:r>
       <w:r>
-        <w:rPr>
-          <w:lang w:val="en-US"/>
-        </w:rPr>
         <w:t xml:space="preserve">isati privremenu jedinku </w:t>
       </w:r>
       <m:oMath>
         <m:r>
           <w:rPr>
             <w:rFonts w:ascii="Cambria Math" w:hAnsi="Cambria Math"/>
-            <w:lang w:val="en-US"/>
           </w:rPr>
           <m:t>z=a+ ω∙</m:t>
         </m:r>
@@ -536,7 +368,6 @@
               <w:rPr>
                 <w:rFonts w:ascii="Cambria Math" w:hAnsi="Cambria Math"/>
                 <w:i/>
-                <w:lang w:val="en-US"/>
               </w:rPr>
             </m:ctrlPr>
           </m:dPr>
@@ -544,7 +375,6 @@
             <m:r>
               <w:rPr>
                 <w:rFonts w:ascii="Cambria Math" w:hAnsi="Cambria Math"/>
-                <w:lang w:val="en-US"/>
               </w:rPr>
               <m:t>b-c</m:t>
             </m:r>
@@ -559,14 +389,10 @@
           <w:ilvl w:val="0"/>
           <w:numId w:val="2"/>
         </w:numPr>
-        <w:rPr>
-          <w:lang w:val="sr-Latn-RS"/>
-        </w:rPr>
       </w:pPr>
       <w:r>
         <w:rPr>
           <w:rFonts w:eastAsiaTheme="minorEastAsia"/>
-          <w:lang w:val="sr-Latn-RS"/>
         </w:rPr>
         <w:t xml:space="preserve">Slučajno izabrati dimenziju </w:t>
       </w:r>
@@ -574,7 +400,6 @@
         <m:r>
           <w:rPr>
             <w:rFonts w:ascii="Cambria Math" w:eastAsiaTheme="minorEastAsia" w:hAnsi="Cambria Math"/>
-            <w:lang w:val="sr-Latn-RS"/>
           </w:rPr>
           <m:t>j∈</m:t>
         </m:r>
@@ -586,7 +411,6 @@
               <w:rPr>
                 <w:rFonts w:ascii="Cambria Math" w:eastAsiaTheme="minorEastAsia" w:hAnsi="Cambria Math"/>
                 <w:i/>
-                <w:lang w:val="sr-Latn-RS"/>
               </w:rPr>
             </m:ctrlPr>
           </m:dPr>
@@ -594,7 +418,6 @@
             <m:r>
               <w:rPr>
                 <w:rFonts w:ascii="Cambria Math" w:eastAsiaTheme="minorEastAsia" w:hAnsi="Cambria Math"/>
-                <w:lang w:val="sr-Latn-RS"/>
               </w:rPr>
               <m:t>1, …,</m:t>
             </m:r>
@@ -604,7 +427,6 @@
                   <w:rPr>
                     <w:rFonts w:ascii="Cambria Math" w:eastAsiaTheme="minorEastAsia" w:hAnsi="Cambria Math"/>
                     <w:i/>
-                    <w:lang w:val="sr-Latn-RS"/>
                   </w:rPr>
                 </m:ctrlPr>
               </m:sSubPr>
@@ -612,7 +434,6 @@
                 <m:r>
                   <w:rPr>
                     <w:rFonts w:ascii="Cambria Math" w:eastAsiaTheme="minorEastAsia" w:hAnsi="Cambria Math"/>
-                    <w:lang w:val="sr-Latn-RS"/>
                   </w:rPr>
                   <m:t>n</m:t>
                 </m:r>
@@ -621,7 +442,6 @@
                 <m:r>
                   <w:rPr>
                     <w:rFonts w:ascii="Cambria Math" w:eastAsiaTheme="minorEastAsia" w:hAnsi="Cambria Math"/>
-                    <w:lang w:val="sr-Latn-RS"/>
                   </w:rPr>
                   <m:t>param</m:t>
                 </m:r>
@@ -633,21 +453,18 @@
       <w:r>
         <w:rPr>
           <w:rFonts w:eastAsiaTheme="minorEastAsia"/>
-          <w:lang w:val="sr-Latn-RS"/>
         </w:rPr>
         <w:t>,</w:t>
       </w:r>
       <w:r>
         <w:rPr>
           <w:rFonts w:eastAsiaTheme="minorEastAsia"/>
-          <w:lang w:val="sr-Latn-RS"/>
         </w:rPr>
         <w:br/>
       </w:r>
       <w:r>
         <w:rPr>
           <w:rFonts w:eastAsiaTheme="minorEastAsia"/>
-          <w:lang w:val="sr-Latn-RS"/>
         </w:rPr>
         <w:t xml:space="preserve">gde je </w:t>
       </w:r>
@@ -667,28 +484,24 @@
       <w:r>
         <w:rPr>
           <w:rFonts w:eastAsiaTheme="minorEastAsia"/>
-          <w:lang w:val="sr-Latn-RS"/>
         </w:rPr>
         <w:t xml:space="preserve"> broj dimenzija jedinke</w:t>
       </w:r>
       <w:r>
         <w:rPr>
           <w:rFonts w:eastAsiaTheme="minorEastAsia"/>
-          <w:lang w:val="sr-Latn-RS"/>
         </w:rPr>
         <w:t>,</w:t>
       </w:r>
       <w:r>
         <w:rPr>
           <w:rFonts w:eastAsiaTheme="minorEastAsia"/>
-          <w:lang w:val="sr-Latn-RS"/>
         </w:rPr>
         <w:t xml:space="preserve"> </w:t>
       </w:r>
       <w:r>
         <w:rPr>
           <w:rFonts w:eastAsiaTheme="minorEastAsia"/>
-          <w:lang w:val="sr-Latn-RS"/>
         </w:rPr>
         <w:t xml:space="preserve">i slučajan broj </w:t>
       </w:r>
@@ -696,7 +509,6 @@
         <m:r>
           <w:rPr>
             <w:rFonts w:ascii="Cambria Math" w:eastAsiaTheme="minorEastAsia" w:hAnsi="Cambria Math"/>
-            <w:lang w:val="sr-Latn-RS"/>
           </w:rPr>
           <m:t>r∈</m:t>
         </m:r>
@@ -708,7 +520,6 @@
               <w:rPr>
                 <w:rFonts w:ascii="Cambria Math" w:eastAsiaTheme="minorEastAsia" w:hAnsi="Cambria Math"/>
                 <w:i/>
-                <w:lang w:val="sr-Latn-RS"/>
               </w:rPr>
             </m:ctrlPr>
           </m:dPr>
@@ -716,7 +527,6 @@
             <m:r>
               <w:rPr>
                 <w:rFonts w:ascii="Cambria Math" w:eastAsiaTheme="minorEastAsia" w:hAnsi="Cambria Math"/>
-                <w:lang w:val="sr-Latn-RS"/>
               </w:rPr>
               <m:t>0, 1</m:t>
             </m:r>
@@ -731,28 +541,16 @@
           <w:ilvl w:val="0"/>
           <w:numId w:val="2"/>
         </w:numPr>
-        <w:rPr>
-          <w:lang w:val="sr-Latn-RS"/>
-        </w:rPr>
       </w:pPr>
       <w:r>
         <w:rPr>
           <w:rFonts w:eastAsiaTheme="minorEastAsia"/>
-          <w:lang w:val="sr-Latn-RS"/>
-        </w:rPr>
-        <w:t>Konstruisati jedinku kandidata x</w:t>
+        </w:rPr>
+        <w:t>Konstruisati jedinku kandidata x’ koristeći binarni krosover</w:t>
       </w:r>
       <w:r>
         <w:rPr>
           <w:rFonts w:eastAsiaTheme="minorEastAsia"/>
-          <w:lang w:val="en-US"/>
-        </w:rPr>
-        <w:t>’ koristeći binarni krosover</w:t>
-      </w:r>
-      <w:r>
-        <w:rPr>
-          <w:rFonts w:eastAsiaTheme="minorEastAsia"/>
-          <w:lang w:val="en-US"/>
         </w:rPr>
         <w:br/>
       </w:r>
@@ -764,7 +562,6 @@
                 <w:rPr>
                   <w:rFonts w:ascii="Cambria Math" w:eastAsiaTheme="minorEastAsia" w:hAnsi="Cambria Math"/>
                   <w:i/>
-                  <w:lang w:val="en-US"/>
                 </w:rPr>
               </m:ctrlPr>
             </m:sSubPr>
@@ -772,7 +569,6 @@
               <m:r>
                 <w:rPr>
                   <w:rFonts w:ascii="Cambria Math" w:eastAsiaTheme="minorEastAsia" w:hAnsi="Cambria Math"/>
-                  <w:lang w:val="en-US"/>
                 </w:rPr>
                 <m:t>x'</m:t>
               </m:r>
@@ -781,7 +577,6 @@
               <m:r>
                 <w:rPr>
                   <w:rFonts w:ascii="Cambria Math" w:eastAsiaTheme="minorEastAsia" w:hAnsi="Cambria Math"/>
-                  <w:lang w:val="en-US"/>
                 </w:rPr>
                 <m:t>i</m:t>
               </m:r>
@@ -790,7 +585,6 @@
           <m:r>
             <w:rPr>
               <w:rFonts w:ascii="Cambria Math" w:eastAsiaTheme="minorEastAsia" w:hAnsi="Cambria Math"/>
-              <w:lang w:val="en-US"/>
             </w:rPr>
             <m:t>=</m:t>
           </m:r>
@@ -802,7 +596,6 @@
                 <w:rPr>
                   <w:rFonts w:ascii="Cambria Math" w:eastAsiaTheme="minorEastAsia" w:hAnsi="Cambria Math"/>
                   <w:i/>
-                  <w:lang w:val="en-US"/>
                 </w:rPr>
               </m:ctrlPr>
             </m:dPr>
@@ -813,7 +606,6 @@
                     <w:rPr>
                       <w:rFonts w:ascii="Cambria Math" w:eastAsiaTheme="minorEastAsia" w:hAnsi="Cambria Math"/>
                       <w:i/>
-                      <w:lang w:val="en-US"/>
                     </w:rPr>
                   </m:ctrlPr>
                 </m:eqArrPr>
@@ -824,7 +616,6 @@
                         <w:rPr>
                           <w:rFonts w:ascii="Cambria Math" w:eastAsiaTheme="minorEastAsia" w:hAnsi="Cambria Math"/>
                           <w:i/>
-                          <w:lang w:val="en-US"/>
                         </w:rPr>
                       </m:ctrlPr>
                     </m:sSubPr>
@@ -832,7 +623,6 @@
                       <m:r>
                         <w:rPr>
                           <w:rFonts w:ascii="Cambria Math" w:eastAsiaTheme="minorEastAsia" w:hAnsi="Cambria Math"/>
-                          <w:lang w:val="en-US"/>
                         </w:rPr>
                         <m:t>z</m:t>
                       </m:r>
@@ -841,7 +631,6 @@
                       <m:r>
                         <w:rPr>
                           <w:rFonts w:ascii="Cambria Math" w:eastAsiaTheme="minorEastAsia" w:hAnsi="Cambria Math"/>
-                          <w:lang w:val="en-US"/>
                         </w:rPr>
                         <m:t>i</m:t>
                       </m:r>
@@ -850,23 +639,8 @@
                   <m:r>
                     <w:rPr>
                       <w:rFonts w:ascii="Cambria Math" w:eastAsiaTheme="minorEastAsia" w:hAnsi="Cambria Math"/>
-                      <w:lang w:val="en-US"/>
                     </w:rPr>
-                    <m:t xml:space="preserve">, ako i=j ili </m:t>
-                  </m:r>
-                  <m:r>
-                    <w:rPr>
-                      <w:rFonts w:ascii="Cambria Math" w:eastAsiaTheme="minorEastAsia" w:hAnsi="Cambria Math"/>
-                      <w:lang w:val="en-US"/>
-                    </w:rPr>
-                    <m:t>r&lt;</m:t>
-                  </m:r>
-                  <m:r>
-                    <w:rPr>
-                      <w:rFonts w:ascii="Cambria Math" w:eastAsiaTheme="minorEastAsia" w:hAnsi="Cambria Math"/>
-                      <w:lang w:val="en-US"/>
-                    </w:rPr>
-                    <m:t>p</m:t>
+                    <m:t>, ako i=j ili r&lt;p</m:t>
                   </m:r>
                 </m:e>
                 <m:e>
@@ -876,7 +650,6 @@
                         <w:rPr>
                           <w:rFonts w:ascii="Cambria Math" w:eastAsiaTheme="minorEastAsia" w:hAnsi="Cambria Math"/>
                           <w:i/>
-                          <w:lang w:val="en-US"/>
                         </w:rPr>
                       </m:ctrlPr>
                     </m:sSubPr>
@@ -884,7 +657,6 @@
                       <m:r>
                         <w:rPr>
                           <w:rFonts w:ascii="Cambria Math" w:eastAsiaTheme="minorEastAsia" w:hAnsi="Cambria Math"/>
-                          <w:lang w:val="en-US"/>
                         </w:rPr>
                         <m:t>x</m:t>
                       </m:r>
@@ -893,7 +665,6 @@
                       <m:r>
                         <w:rPr>
                           <w:rFonts w:ascii="Cambria Math" w:eastAsiaTheme="minorEastAsia" w:hAnsi="Cambria Math"/>
-                          <w:lang w:val="en-US"/>
                         </w:rPr>
                         <m:t>i</m:t>
                       </m:r>
@@ -902,50 +673,33 @@
                   <m:r>
                     <w:rPr>
                       <w:rFonts w:ascii="Cambria Math" w:eastAsiaTheme="minorEastAsia" w:hAnsi="Cambria Math"/>
-                      <w:lang w:val="en-US"/>
                     </w:rPr>
-                    <m:t>, ina</m:t>
-                  </m:r>
-                  <m:r>
-                    <w:rPr>
-                      <w:rFonts w:ascii="Cambria Math" w:eastAsiaTheme="minorEastAsia" w:hAnsi="Cambria Math"/>
-                      <w:lang w:val="sr-Latn-RS"/>
-                    </w:rPr>
-                    <m:t>če</m:t>
+                    <m:t>, inače</m:t>
                   </m:r>
                 </m:e>
               </m:eqArr>
             </m:e>
           </m:d>
           <m:r>
+            <m:rPr>
+              <m:sty m:val="p"/>
+            </m:rPr>
             <w:rPr>
               <w:rFonts w:eastAsiaTheme="minorEastAsia"/>
-              <w:lang w:val="en-US"/>
             </w:rPr>
             <w:br/>
           </m:r>
         </m:oMath>
       </m:oMathPara>
       <w:r>
-        <w:rPr>
-          <w:lang w:val="sr-Latn-RS"/>
-        </w:rPr>
         <w:t xml:space="preserve">gde </w:t>
       </w:r>
       <m:oMath>
         <m:r>
           <w:rPr>
             <w:rFonts w:ascii="Cambria Math" w:eastAsiaTheme="minorEastAsia" w:hAnsi="Cambria Math"/>
-            <w:lang w:val="sr-Latn-RS"/>
           </w:rPr>
-          <m:t>i</m:t>
-        </m:r>
-        <m:r>
-          <w:rPr>
-            <w:rFonts w:ascii="Cambria Math" w:eastAsiaTheme="minorEastAsia" w:hAnsi="Cambria Math"/>
-            <w:lang w:val="sr-Latn-RS"/>
-          </w:rPr>
-          <m:t>∈</m:t>
+          <m:t>i∈</m:t>
         </m:r>
         <m:d>
           <m:dPr>
@@ -955,7 +709,6 @@
               <w:rPr>
                 <w:rFonts w:ascii="Cambria Math" w:eastAsiaTheme="minorEastAsia" w:hAnsi="Cambria Math"/>
                 <w:i/>
-                <w:lang w:val="sr-Latn-RS"/>
               </w:rPr>
             </m:ctrlPr>
           </m:dPr>
@@ -963,7 +716,6 @@
             <m:r>
               <w:rPr>
                 <w:rFonts w:ascii="Cambria Math" w:eastAsiaTheme="minorEastAsia" w:hAnsi="Cambria Math"/>
-                <w:lang w:val="sr-Latn-RS"/>
               </w:rPr>
               <m:t>1, …,</m:t>
             </m:r>
@@ -973,7 +725,6 @@
                   <w:rPr>
                     <w:rFonts w:ascii="Cambria Math" w:eastAsiaTheme="minorEastAsia" w:hAnsi="Cambria Math"/>
                     <w:i/>
-                    <w:lang w:val="sr-Latn-RS"/>
                   </w:rPr>
                 </m:ctrlPr>
               </m:sSubPr>
@@ -981,7 +732,6 @@
                 <m:r>
                   <w:rPr>
                     <w:rFonts w:ascii="Cambria Math" w:eastAsiaTheme="minorEastAsia" w:hAnsi="Cambria Math"/>
-                    <w:lang w:val="sr-Latn-RS"/>
                   </w:rPr>
                   <m:t>n</m:t>
                 </m:r>
@@ -990,7 +740,6 @@
                 <m:r>
                   <w:rPr>
                     <w:rFonts w:ascii="Cambria Math" w:eastAsiaTheme="minorEastAsia" w:hAnsi="Cambria Math"/>
-                    <w:lang w:val="sr-Latn-RS"/>
                   </w:rPr>
                   <m:t>param</m:t>
                 </m:r>
@@ -1007,28 +756,22 @@
           <w:ilvl w:val="0"/>
           <w:numId w:val="2"/>
         </w:numPr>
-        <w:rPr>
-          <w:lang w:val="sr-Latn-RS"/>
-        </w:rPr>
       </w:pPr>
       <w:r>
         <w:rPr>
           <w:rFonts w:eastAsiaTheme="minorEastAsia"/>
-          <w:lang w:val="en-US"/>
         </w:rPr>
         <w:t xml:space="preserve">Izabrati bolju jedinku </w:t>
       </w:r>
       <w:r>
         <w:rPr>
           <w:rFonts w:eastAsiaTheme="minorEastAsia"/>
-          <w:lang w:val="en-US"/>
         </w:rPr>
         <w:t>od</w:t>
       </w:r>
       <w:r>
         <w:rPr>
           <w:rFonts w:eastAsiaTheme="minorEastAsia"/>
-          <w:lang w:val="en-US"/>
         </w:rPr>
         <w:t xml:space="preserve"> </w:t>
       </w:r>
@@ -1041,7 +784,6 @@
       <w:r>
         <w:rPr>
           <w:rFonts w:eastAsiaTheme="minorEastAsia"/>
-          <w:lang w:val="en-US"/>
         </w:rPr>
         <w:t xml:space="preserve"> I </w:t>
       </w:r>
@@ -1054,40 +796,20 @@
       <w:r>
         <w:rPr>
           <w:rFonts w:eastAsiaTheme="minorEastAsia"/>
-          <w:lang w:val="en-US"/>
         </w:rPr>
         <w:t xml:space="preserve"> za sledeću generaciju</w:t>
       </w:r>
     </w:p>
     <w:p>
-      <w:pPr>
-        <w:rPr>
-          <w:lang w:val="sr-Latn-RS"/>
-        </w:rPr>
-      </w:pPr>
-      <w:r>
-        <w:rPr>
-          <w:lang w:val="sr-Latn-RS"/>
-        </w:rPr>
+      <w:r>
         <w:t>Nakon formiranja nove generacije populacije, prelazi se u sledeću iteraciju, do ispunjenja nekog uslova zaustavljanja, koji takođe mogu imati svoje parametre.</w:t>
       </w:r>
     </w:p>
     <w:p>
-      <w:pPr>
-        <w:rPr>
-          <w:lang w:val="sr-Latn-RS"/>
-        </w:rPr>
-      </w:pPr>
-      <w:r>
-        <w:rPr>
-          <w:lang w:val="sr-Latn-RS"/>
-        </w:rPr>
+      <w:r>
         <w:t>Primetimo da se istraživanje dešava od prvog do četvrtog koraka, a da je peti korak pohlepan i tu se dešava eksploatacija. Zbog pohlepnog petog koraka, algoritam nikada neće prihvatiti lošije rešenje, tako da će se populacija uvek monotono kretati ka optimumu. Sa druge strane, probna jedinka se ne poredi sa celom tekućom populacijom, već samo sa njenim parom iz tekuće populacije, čime se smanjuje pohlepnost</w:t>
       </w:r>
       <w:r>
-        <w:rPr>
-          <w:lang w:val="sr-Latn-RS"/>
-        </w:rPr>
         <w:t xml:space="preserve"> petog koraka.</w:t>
       </w:r>
     </w:p>
@@ -1098,14 +820,8 @@
           <w:ilvl w:val="0"/>
           <w:numId w:val="1"/>
         </w:numPr>
-        <w:rPr>
-          <w:lang w:val="sr-Latn-RS"/>
-        </w:rPr>
-      </w:pPr>
-      <w:r>
-        <w:rPr>
-          <w:lang w:val="sr-Latn-RS"/>
-        </w:rPr>
+      </w:pPr>
+      <w:r>
         <w:t xml:space="preserve">Izbor p i </w:t>
       </w:r>
       <w:bookmarkStart w:id="0" w:name="_Hlk212595067"/>
@@ -1116,24 +832,15 @@
         <w:t>ω</w:t>
       </w:r>
       <w:r>
-        <w:rPr>
-          <w:lang w:val="sr-Latn-RS"/>
-        </w:rPr>
         <w:t xml:space="preserve"> </w:t>
       </w:r>
       <w:bookmarkEnd w:id="0"/>
       <w:r>
-        <w:rPr>
-          <w:lang w:val="sr-Latn-RS"/>
-        </w:rPr>
         <w:t>kontrolnih parametara</w:t>
       </w:r>
     </w:p>
     <w:p>
       <w:r>
-        <w:rPr>
-          <w:lang w:val="sr-Latn-RS"/>
-        </w:rPr>
         <w:t xml:space="preserve">Obično veće vrednosti </w:t>
       </w:r>
       <w:r>
@@ -1150,9 +857,6 @@
         <w:t>pop</w:t>
       </w:r>
       <w:r>
-        <w:rPr>
-          <w:lang w:val="sr-Latn-RS"/>
-        </w:rPr>
         <w:t xml:space="preserve"> i </w:t>
       </w:r>
       <w:r>
@@ -1162,10 +866,7 @@
         <w:t>ω</w:t>
       </w:r>
       <w:r>
-        <w:t xml:space="preserve"> </w:t>
-      </w:r>
-      <w:r>
-        <w:t xml:space="preserve">rezultuju robusnom pretragom, ali po ceni sporije konvergencije. Premale vrednosti </w:t>
+        <w:t xml:space="preserve"> rezultuju robusnom pretragom, ali po ceni sporije konvergencije. Premale vrednosti </w:t>
       </w:r>
       <w:r>
         <w:rPr>
@@ -1181,9 +882,6 @@
         <w:t>pop</w:t>
       </w:r>
       <w:r>
-        <w:rPr>
-          <w:lang w:val="sr-Latn-RS"/>
-        </w:rPr>
         <w:t xml:space="preserve"> i </w:t>
       </w:r>
       <w:r>
@@ -1269,13 +967,7 @@
           <w:rPr>
             <w:rFonts w:ascii="Cambria Math" w:hAnsi="Cambria Math"/>
           </w:rPr>
-          <m:t>2</m:t>
-        </m:r>
-        <m:r>
-          <w:rPr>
-            <w:rFonts w:ascii="Cambria Math" w:hAnsi="Cambria Math"/>
-          </w:rPr>
-          <m:t>0</m:t>
+          <m:t>20</m:t>
         </m:r>
         <m:sSub>
           <m:sSubPr>
@@ -1314,14 +1006,7 @@
         <w:rPr>
           <w:rFonts w:eastAsiaTheme="minorEastAsia"/>
         </w:rPr>
-        <w:t>neki izrazito multimodalni problemi mogu zahtevati i vi</w:t>
-      </w:r>
-      <w:r>
-        <w:rPr>
-          <w:rFonts w:eastAsiaTheme="minorEastAsia"/>
-          <w:lang w:val="sr-Latn-RS"/>
-        </w:rPr>
-        <w:t xml:space="preserve">še od </w:t>
+        <w:t xml:space="preserve">neki izrazito multimodalni problemi mogu zahtevati i više od </w:t>
       </w:r>
       <m:oMath>
         <m:r>
@@ -1378,10 +1063,7 @@
         <w:t>ω</w:t>
       </w:r>
       <w:r>
-        <w:t xml:space="preserve"> </w:t>
-      </w:r>
-      <w:r>
-        <w:t xml:space="preserve">između </w:t>
+        <w:t xml:space="preserve"> između </w:t>
       </w:r>
       <w:r>
         <w:rPr>
@@ -1506,54 +1188,24 @@
           <w:ilvl w:val="0"/>
           <w:numId w:val="1"/>
         </w:numPr>
-        <w:rPr>
-          <w:lang w:val="sr-Latn-RS"/>
-        </w:rPr>
-      </w:pPr>
-      <w:r>
-        <w:rPr>
-          <w:lang w:val="sr-Latn-RS"/>
-        </w:rPr>
+      </w:pPr>
+      <w:r>
         <w:t>Druge varijante diferencijalne evolucije</w:t>
       </w:r>
     </w:p>
     <w:p>
-      <w:pPr>
-        <w:rPr>
-          <w:lang w:val="sr-Latn-RS"/>
-        </w:rPr>
-      </w:pPr>
-      <w:r>
-        <w:rPr>
-          <w:lang w:val="sr-Latn-RS"/>
-        </w:rPr>
+      <w:r>
         <w:t>Vremenom, pojavile su se brojne varijante i modifikacije osnovnog algoritma diferencijalne evolucije. Veliki deo tih modifikacija se odnosio na broj i način izbora jedinki, kao i način konstrukcije jedinke u prva dva koraka. U cilju klasifikacije različitih varijanti, uvedena je notacija</w:t>
       </w:r>
     </w:p>
     <w:p>
-      <w:pPr>
-        <w:rPr>
-          <w:lang w:val="sr-Latn-RS"/>
-        </w:rPr>
-      </w:pPr>
-      <w:r>
-        <w:rPr>
-          <w:lang w:val="sr-Latn-RS"/>
-        </w:rPr>
+      <w:r>
         <w:tab/>
         <w:t>DE/x/y/z,</w:t>
       </w:r>
     </w:p>
     <w:p>
-      <w:pPr>
-        <w:rPr>
-          <w:lang w:val="sr-Latn-RS"/>
-        </w:rPr>
-      </w:pPr>
-      <w:r>
-        <w:rPr>
-          <w:lang w:val="sr-Latn-RS"/>
-        </w:rPr>
+      <w:r>
         <w:t xml:space="preserve">gde </w:t>
       </w:r>
       <w:r>
@@ -1563,132 +1215,1191 @@
         <w:t>x</w:t>
       </w:r>
       <w:r>
-        <w:rPr>
-          <w:lang w:val="sr-Latn-RS"/>
-        </w:rPr>
         <w:t xml:space="preserve"> predstavlja </w:t>
       </w:r>
       <w:r>
-        <w:rPr>
-          <w:lang w:val="sr-Latn-RS"/>
-        </w:rPr>
         <w:t xml:space="preserve">način izbora jedinke </w:t>
       </w:r>
       <w:r>
-        <w:rPr>
-          <w:lang w:val="sr-Latn-RS"/>
-        </w:rPr>
         <w:t>koja će biti mutirana,</w:t>
       </w:r>
       <w:r>
-        <w:rPr>
-          <w:lang w:val="sr-Latn-RS"/>
-        </w:rPr>
         <w:t xml:space="preserve"> </w:t>
       </w:r>
       <w:r>
         <w:rPr>
           <w:i/>
           <w:iCs/>
-          <w:lang w:val="sr-Latn-RS"/>
         </w:rPr>
         <w:t>y</w:t>
       </w:r>
       <w:r>
-        <w:rPr>
-          <w:lang w:val="sr-Latn-RS"/>
-        </w:rPr>
         <w:t xml:space="preserve"> je broj razlika jedinki koje učestvuju u mutaciji, a </w:t>
       </w:r>
       <w:r>
         <w:rPr>
           <w:i/>
           <w:iCs/>
-          <w:lang w:val="sr-Latn-RS"/>
         </w:rPr>
         <w:t>z</w:t>
       </w:r>
       <w:r>
-        <w:rPr>
-          <w:lang w:val="sr-Latn-RS"/>
-        </w:rPr>
         <w:t xml:space="preserve"> predstavlja krosover shemu.</w:t>
       </w:r>
       <w:r>
-        <w:rPr>
-          <w:lang w:val="sr-Latn-RS"/>
-        </w:rPr>
         <w:t xml:space="preserve"> </w:t>
       </w:r>
       <w:r>
-        <w:rPr>
-          <w:lang w:val="sr-Latn-RS"/>
-        </w:rPr>
-        <w:t xml:space="preserve">U skladu sa ovom notacijom, osnovna strategija diferencijalne evolucije je označena sa </w:t>
-      </w:r>
-      <w:r>
-        <w:rPr>
-          <w:lang w:val="sr-Latn-RS"/>
-        </w:rPr>
-        <w:t>DE/rand/1/bin.</w:t>
-      </w:r>
-    </w:p>
-    <w:p>
-      <w:pPr>
-        <w:rPr>
-          <w:lang w:val="sr-Latn-RS"/>
-        </w:rPr>
-      </w:pPr>
-      <w:r>
-        <w:rPr>
-          <w:lang w:val="en-US"/>
-        </w:rPr>
+        <w:t>U skladu sa ovom notacijom, osnovna strategija diferencijalne evolucije je označena sa DE/rand/1/bin.</w:t>
+      </w:r>
+    </w:p>
+    <w:p>
+      <w:r>
         <w:lastRenderedPageBreak/>
         <w:t>Jedna od popularnih varijacija je DE/best/2/bin, gde mutiramo najbolju jedinku u tekućoj populaciji sa dve raz</w:t>
       </w:r>
       <w:r>
-        <w:rPr>
-          <w:lang w:val="en-US"/>
-        </w:rPr>
         <w:t>like jedinki.</w:t>
       </w:r>
     </w:p>
     <w:p>
-      <w:pPr>
-        <w:rPr>
-          <w:lang w:val="en-US"/>
-        </w:rPr>
-      </w:pPr>
       <m:oMathPara>
         <m:oMath>
           <m:r>
             <w:rPr>
               <w:rFonts w:ascii="Cambria Math" w:hAnsi="Cambria Math"/>
-              <w:lang w:val="en-US"/>
             </w:rPr>
-            <m:t>z=</m:t>
+            <m:t>z=best+ λ∙</m:t>
           </m:r>
+          <m:d>
+            <m:dPr>
+              <m:ctrlPr>
+                <w:rPr>
+                  <w:rFonts w:ascii="Cambria Math" w:hAnsi="Cambria Math"/>
+                  <w:i/>
+                </w:rPr>
+              </m:ctrlPr>
+            </m:dPr>
+            <m:e>
+              <m:r>
+                <w:rPr>
+                  <w:rFonts w:ascii="Cambria Math" w:hAnsi="Cambria Math"/>
+                </w:rPr>
+                <m:t>a-b</m:t>
+              </m:r>
+            </m:e>
+          </m:d>
+          <m:r>
+            <w:rPr>
+              <w:rFonts w:ascii="Cambria Math" w:hAnsi="Cambria Math"/>
+            </w:rPr>
+            <m:t>+ω∙</m:t>
+          </m:r>
+          <m:d>
+            <m:dPr>
+              <m:ctrlPr>
+                <w:rPr>
+                  <w:rFonts w:ascii="Cambria Math" w:hAnsi="Cambria Math"/>
+                  <w:i/>
+                </w:rPr>
+              </m:ctrlPr>
+            </m:dPr>
+            <m:e>
+              <m:r>
+                <w:rPr>
+                  <w:rFonts w:ascii="Cambria Math" w:hAnsi="Cambria Math"/>
+                </w:rPr>
+                <m:t>c-d</m:t>
+              </m:r>
+            </m:e>
+          </m:d>
+        </m:oMath>
+      </m:oMathPara>
+    </w:p>
+    <w:p>
+      <w:r>
+        <w:t xml:space="preserve">Tokom prvog koraka ne biramo tri, već četiri jedinke, i uvodimo još jedan parametar </w:t>
+      </w:r>
+      <w:r>
+        <w:rPr>
+          <w:rFonts w:cstheme="minorHAnsi"/>
+        </w:rPr>
+        <w:t>λ</w:t>
+      </w:r>
+      <w:r>
+        <w:t>. Za dovoljno velike populacije, upotreba dve razlike jedinki može da poboljša diverzitet populacije.</w:t>
+      </w:r>
+      <w:r>
+        <w:t xml:space="preserve"> Mutiranje isključivo najbolje jedinke čini algoritam pohlepnim i doprinosi eksploataciji, ali krosover sa tekućom jedinkom ublažava pohlepnost.</w:t>
+      </w:r>
+    </w:p>
+    <w:p>
+      <w:pPr>
+        <w:pStyle w:val="Heading1"/>
+        <w:numPr>
+          <w:ilvl w:val="0"/>
+          <w:numId w:val="1"/>
+        </w:numPr>
+      </w:pPr>
+      <w:r>
+        <w:t>Samoadaptivni algoritam</w:t>
+      </w:r>
+    </w:p>
+    <w:p>
+      <w:r>
+        <w:t xml:space="preserve">Velika prednost algoritma diferencijalne evolucije je što ima mali broj parametara. </w:t>
+      </w:r>
+      <w:r>
+        <w:t>P</w:t>
+      </w:r>
+      <w:r>
+        <w:t xml:space="preserve">odešavanje parametara </w:t>
+      </w:r>
+      <w:r>
+        <w:t xml:space="preserve">samo po sebi podrazumeva da imamo neka znanja o ciljnoj funkciji, ili da moramo da se stavimo u ulogu optimizatora i pretražujemo prostor parametara. </w:t>
+      </w:r>
+      <w:r>
+        <w:t>Tada se pojavila ideja da pustimo optimizator da sam pretražuje prostor parametara.</w:t>
+      </w:r>
+    </w:p>
+    <w:p>
+      <w:r>
+        <w:t xml:space="preserve">Stohastička diferencijalna evolucija (SDE) predstavlja samoadaptivnu modifikaciju algoritma diferencijalne evolucije koja sama pretražuje prostor parametara za prag verovatnoće </w:t>
+      </w:r>
+      <w:r>
+        <w:rPr>
+          <w:rStyle w:val="Emphasis"/>
+        </w:rPr>
+        <w:t>p</w:t>
+      </w:r>
+      <w:r>
+        <w:t xml:space="preserve"> i diferencijaln</w:t>
+      </w:r>
+      <w:r>
+        <w:t>u</w:t>
+      </w:r>
+      <w:r>
+        <w:t xml:space="preserve"> težin</w:t>
+      </w:r>
+      <w:r>
+        <w:t>u</w:t>
+      </w:r>
+      <w:r>
+        <w:t xml:space="preserve"> </w:t>
+      </w:r>
+      <w:r>
+        <w:rPr>
+          <w:rStyle w:val="Emphasis"/>
+        </w:rPr>
+        <w:t>ω</w:t>
+      </w:r>
+      <w:r>
+        <w:t xml:space="preserve">. Osnovna varijanta stohastičke diferencijalne evolucije predstavlja modifikaciju strategije </w:t>
+      </w:r>
+      <w:r>
+        <w:t>DE/rand/1/bin</w:t>
+      </w:r>
+      <w:r>
+        <w:t xml:space="preserve">, koja za svaku jedinku u populaciji generiše parametre </w:t>
+      </w:r>
+      <w:r>
+        <w:rPr>
+          <w:rStyle w:val="Emphasis"/>
+        </w:rPr>
+        <w:t>p</w:t>
+      </w:r>
+      <w:r>
+        <w:t xml:space="preserve"> i </w:t>
+      </w:r>
+      <w:r>
+        <w:rPr>
+          <w:rStyle w:val="Emphasis"/>
+        </w:rPr>
+        <w:t>ω</w:t>
+      </w:r>
+      <w:r>
+        <w:t>.</w:t>
+      </w:r>
+    </w:p>
+    <w:p>
+      <w:r>
+        <w:t xml:space="preserve">Na početku algoritma inicijalizujemo posebnu populaciju </w:t>
+      </w:r>
+      <w:r>
+        <w:rPr>
+          <w:rStyle w:val="Emphasis"/>
+        </w:rPr>
+        <w:t>Ω</w:t>
+      </w:r>
+      <w:r>
+        <w:t>,</w:t>
+      </w:r>
+      <w:r>
+        <w:t xml:space="preserve"> tako što za svaku jedinku u populaciji inicijalizujemo </w:t>
+      </w:r>
+      <w:r>
+        <w:rPr>
+          <w:rStyle w:val="Emphasis"/>
+        </w:rPr>
+        <w:t>ω</w:t>
+      </w:r>
+      <w:r>
+        <w:t xml:space="preserve"> slučajnom vrednošću iz normalne raspodele </w:t>
+      </w:r>
+      <w:r>
+        <w:rPr>
+          <w:rStyle w:val="Emphasis"/>
+        </w:rPr>
+        <w:t>N(0,5, 0,15)</w:t>
+      </w:r>
+      <w:r>
+        <w:t xml:space="preserve">, koje bi uglavnom trebalo da se nalaze u intervalu </w:t>
+      </w:r>
+      <w:r>
+        <w:rPr>
+          <w:rStyle w:val="Emphasis"/>
+        </w:rPr>
+        <w:t>(0, 1]</w:t>
+      </w:r>
+      <w:r>
+        <w:t xml:space="preserve">. Zatim, pre drugog koraka generišemo faktor </w:t>
+      </w:r>
+      <w:r>
+        <w:rPr>
+          <w:rStyle w:val="Emphasis"/>
+        </w:rPr>
+        <w:t>ω</w:t>
+      </w:r>
+      <w:r>
+        <w:t xml:space="preserve"> za svaku jedinku u populaciji.</w:t>
+      </w:r>
+    </w:p>
+    <w:p>
+      <w:pPr>
+        <w:rPr>
+          <w:rFonts w:eastAsiaTheme="minorEastAsia"/>
+        </w:rPr>
+      </w:pPr>
+      <m:oMathPara>
+        <m:oMath>
+          <m:r>
+            <w:rPr>
+              <w:rFonts w:ascii="Cambria Math" w:hAnsi="Cambria Math"/>
+            </w:rPr>
+            <m:t xml:space="preserve">ω= </m:t>
+          </m:r>
+          <m:sSub>
+            <m:sSubPr>
+              <m:ctrlPr>
+                <w:rPr>
+                  <w:rFonts w:ascii="Cambria Math" w:hAnsi="Cambria Math"/>
+                  <w:i/>
+                </w:rPr>
+              </m:ctrlPr>
+            </m:sSubPr>
+            <m:e>
+              <m:r>
+                <w:rPr>
+                  <w:rFonts w:ascii="Cambria Math" w:hAnsi="Cambria Math"/>
+                </w:rPr>
+                <m:t>ω</m:t>
+              </m:r>
+            </m:e>
+            <m:sub>
+              <m:r>
+                <w:rPr>
+                  <w:rFonts w:ascii="Cambria Math" w:hAnsi="Cambria Math"/>
+                </w:rPr>
+                <m:t>1</m:t>
+              </m:r>
+            </m:sub>
+          </m:sSub>
+          <m:r>
+            <m:rPr>
+              <m:scr m:val="script"/>
+            </m:rPr>
+            <w:rPr>
+              <w:rFonts w:ascii="Cambria Math" w:hAnsi="Cambria Math"/>
+            </w:rPr>
+            <m:t>+N</m:t>
+          </m:r>
+          <m:d>
+            <m:dPr>
+              <m:ctrlPr>
+                <w:rPr>
+                  <w:rFonts w:ascii="Cambria Math" w:hAnsi="Cambria Math"/>
+                  <w:i/>
+                </w:rPr>
+              </m:ctrlPr>
+            </m:dPr>
+            <m:e>
+              <m:r>
+                <w:rPr>
+                  <w:rFonts w:ascii="Cambria Math" w:hAnsi="Cambria Math"/>
+                </w:rPr>
+                <m:t>0, 0.5</m:t>
+              </m:r>
+            </m:e>
+          </m:d>
+          <m:r>
+            <w:rPr>
+              <w:rFonts w:ascii="Cambria Math" w:hAnsi="Cambria Math"/>
+            </w:rPr>
+            <m:t xml:space="preserve">∙ </m:t>
+          </m:r>
+          <m:d>
+            <m:dPr>
+              <m:ctrlPr>
+                <w:rPr>
+                  <w:rFonts w:ascii="Cambria Math" w:hAnsi="Cambria Math"/>
+                  <w:i/>
+                </w:rPr>
+              </m:ctrlPr>
+            </m:dPr>
+            <m:e>
+              <m:sSub>
+                <m:sSubPr>
+                  <m:ctrlPr>
+                    <w:rPr>
+                      <w:rFonts w:ascii="Cambria Math" w:hAnsi="Cambria Math"/>
+                      <w:i/>
+                    </w:rPr>
+                  </m:ctrlPr>
+                </m:sSubPr>
+                <m:e>
+                  <m:r>
+                    <w:rPr>
+                      <w:rFonts w:ascii="Cambria Math" w:hAnsi="Cambria Math"/>
+                    </w:rPr>
+                    <m:t>ω</m:t>
+                  </m:r>
+                </m:e>
+                <m:sub>
+                  <m:r>
+                    <w:rPr>
+                      <w:rFonts w:ascii="Cambria Math" w:hAnsi="Cambria Math"/>
+                    </w:rPr>
+                    <m:t>2</m:t>
+                  </m:r>
+                </m:sub>
+              </m:sSub>
+              <m:r>
+                <w:rPr>
+                  <w:rFonts w:ascii="Cambria Math" w:hAnsi="Cambria Math"/>
+                </w:rPr>
+                <m:t>-</m:t>
+              </m:r>
+              <m:sSub>
+                <m:sSubPr>
+                  <m:ctrlPr>
+                    <w:rPr>
+                      <w:rFonts w:ascii="Cambria Math" w:hAnsi="Cambria Math"/>
+                      <w:i/>
+                    </w:rPr>
+                  </m:ctrlPr>
+                </m:sSubPr>
+                <m:e>
+                  <m:r>
+                    <w:rPr>
+                      <w:rFonts w:ascii="Cambria Math" w:hAnsi="Cambria Math"/>
+                    </w:rPr>
+                    <m:t>ω</m:t>
+                  </m:r>
+                </m:e>
+                <m:sub>
+                  <m:r>
+                    <w:rPr>
+                      <w:rFonts w:ascii="Cambria Math" w:hAnsi="Cambria Math"/>
+                    </w:rPr>
+                    <m:t>3</m:t>
+                  </m:r>
+                </m:sub>
+              </m:sSub>
+            </m:e>
+          </m:d>
+        </m:oMath>
+      </m:oMathPara>
+    </w:p>
+    <w:p>
+      <w:r>
+        <w:t xml:space="preserve">gde su parametri </w:t>
+      </w:r>
+      <w:r>
+        <w:rPr>
+          <w:rStyle w:val="Emphasis"/>
+        </w:rPr>
+        <w:t>ω</w:t>
+      </w:r>
+      <w:r>
+        <w:rPr>
+          <w:rStyle w:val="Emphasis"/>
+          <w:vertAlign w:val="subscript"/>
+        </w:rPr>
+        <w:t>1</w:t>
+      </w:r>
+      <w:r>
+        <w:t xml:space="preserve">, </w:t>
+      </w:r>
+      <w:r>
+        <w:rPr>
+          <w:rStyle w:val="Emphasis"/>
+        </w:rPr>
+        <w:t>ω</w:t>
+      </w:r>
+      <w:r>
+        <w:rPr>
+          <w:rStyle w:val="Emphasis"/>
+          <w:vertAlign w:val="subscript"/>
+        </w:rPr>
+        <w:t>2</w:t>
+      </w:r>
+      <w:r>
+        <w:t xml:space="preserve"> I </w:t>
+      </w:r>
+      <w:r>
+        <w:rPr>
+          <w:rStyle w:val="Emphasis"/>
+        </w:rPr>
+        <w:t>ω</w:t>
+      </w:r>
+      <w:r>
+        <w:rPr>
+          <w:rStyle w:val="Emphasis"/>
+          <w:vertAlign w:val="subscript"/>
+        </w:rPr>
+        <w:t>3</w:t>
+      </w:r>
+      <w:r>
+        <w:t xml:space="preserve"> slučajno izabrani iz </w:t>
+      </w:r>
+      <w:r>
+        <w:rPr>
+          <w:rStyle w:val="Emphasis"/>
+        </w:rPr>
+        <w:t>Ω</w:t>
+      </w:r>
+      <w:r>
+        <w:t>.</w:t>
+      </w:r>
+    </w:p>
+    <w:p>
+      <w:r>
+        <w:t xml:space="preserve">Zatim, u četvrtom koraku, umesto parametra praga verovatnoće p uzima se vrednost iz normalne distribucije </w:t>
+      </w:r>
+      <w:r>
+        <w:rPr>
+          <w:rStyle w:val="Emphasis"/>
+        </w:rPr>
+        <w:t>N(0,5, 0,15)</w:t>
+      </w:r>
+      <w:r>
+        <w:t xml:space="preserve">, tako da umesto uslova r &lt; p, sada koristimo uslov r &lt; </w:t>
+      </w:r>
+      <w:r>
+        <w:t>N(0,5, 0,15)</w:t>
+      </w:r>
+      <w:r>
+        <w:t>, gde r dolazi iz uniformne raspodele</w:t>
+      </w:r>
+      <w:r>
+        <w:rPr>
+          <w:rStyle w:val="Emphasis"/>
+        </w:rPr>
+        <w:t xml:space="preserve"> U(0, 1)</w:t>
+      </w:r>
+      <w:r>
+        <w:t>.</w:t>
+      </w:r>
+    </w:p>
+    <w:p>
+      <w:r>
+        <w:t>Na taj način smo se oslobodili kontrolnih parametara</w:t>
+      </w:r>
+      <w:r>
+        <w:t xml:space="preserve"> </w:t>
+      </w:r>
+      <w:r>
+        <w:rPr>
+          <w:rStyle w:val="Emphasis"/>
+        </w:rPr>
+        <w:t>p</w:t>
+      </w:r>
+      <w:r>
+        <w:t xml:space="preserve"> i </w:t>
+      </w:r>
+      <w:r>
+        <w:rPr>
+          <w:rStyle w:val="Emphasis"/>
+        </w:rPr>
+        <w:t>ω</w:t>
+      </w:r>
+      <w:r>
+        <w:t>.</w:t>
+      </w:r>
+      <w:r>
+        <w:t xml:space="preserve"> Iako je stohastička diferencijalna evolucija prvobitno definisana kao proširenje </w:t>
+      </w:r>
+      <w:r>
+        <w:t>DE/rand/1/bin</w:t>
+      </w:r>
+      <w:r>
+        <w:t xml:space="preserve"> strategije, nema razloga zašto ovaj pristup ne bi mogao da se primeni i za druge strategije. Na primer, za </w:t>
+      </w:r>
+      <w:r>
+        <w:t>DE/best/2/bin</w:t>
+      </w:r>
+      <w:r>
+        <w:t xml:space="preserve"> bi na sličan način generisali I </w:t>
+      </w:r>
+      <w:r>
+        <w:rPr>
+          <w:rFonts w:cstheme="minorHAnsi"/>
+        </w:rPr>
+        <w:t>λ</w:t>
+      </w:r>
+      <w:r>
+        <w:t xml:space="preserve"> kontrolni parameter. Dalje, nove modifikacije bi mogle da predlože nove načine generisanja težinskih faktora.</w:t>
+      </w:r>
+    </w:p>
+    <w:p>
+      <w:r>
+        <w:t xml:space="preserve">Naprednije samoadaptivne varijante samostalno podešavaju i </w:t>
+      </w:r>
+      <w:r>
+        <w:rPr>
+          <w:rStyle w:val="Emphasis"/>
+        </w:rPr>
+        <w:t>n</w:t>
+      </w:r>
+      <w:r>
+        <w:rPr>
+          <w:vertAlign w:val="subscript"/>
+        </w:rPr>
+        <w:t>pop</w:t>
+      </w:r>
+      <w:r>
+        <w:t xml:space="preserve"> veličinu populacije, u zavisnosti od nekih statistika populacije, </w:t>
+      </w:r>
+      <w:r>
+        <w:t>uz sofisticiranije metode automatskog podešavanja kontrolnih parametara</w:t>
+      </w:r>
+      <w:r>
+        <w:t xml:space="preserve">. Takve </w:t>
+      </w:r>
+      <w:r>
+        <w:t>varijante su znatno kompleksnije, uvode dosta novih modifikasija i mogu se razmatrati kao poseban algoritam, premda u osnovni zadržavaju bazne korake diferencijalne evolucije.</w:t>
+      </w:r>
+    </w:p>
+    <w:p>
+      <w:pPr>
+        <w:pStyle w:val="Heading1"/>
+        <w:numPr>
+          <w:ilvl w:val="0"/>
+          <w:numId w:val="1"/>
+        </w:numPr>
+        <w:rPr>
+          <w:rStyle w:val="Emphasis"/>
+          <w:i w:val="0"/>
+          <w:iCs w:val="0"/>
+        </w:rPr>
+      </w:pPr>
+      <w:r>
+        <w:rPr>
+          <w:rStyle w:val="Emphasis"/>
+          <w:i w:val="0"/>
+          <w:iCs w:val="0"/>
+        </w:rPr>
+        <w:t>Ograničenja</w:t>
+      </w:r>
+      <w:r>
+        <w:rPr>
+          <w:rStyle w:val="Emphasis"/>
+          <w:i w:val="0"/>
+          <w:iCs w:val="0"/>
+        </w:rPr>
+        <w:t xml:space="preserve"> domena pretrage</w:t>
+      </w:r>
+    </w:p>
+    <w:p>
+      <w:r>
+        <w:t>Kada govorimo o ograničenjima domena pretrage, razmatraju se dve vrste ograničenja, meka i čvrsta ograničenja.</w:t>
+      </w:r>
+    </w:p>
+    <w:p>
+      <w:r>
+        <w:lastRenderedPageBreak/>
+        <w:t xml:space="preserve">Čvrsta ograničenja predstavljaju okvire prostora pretrage iz kojih jedinke ne smeju da istupe. Ukoliko se prilikom generisanja jedinke otkrije prestup čvrstih ograničenja, modifikuju se tako da se </w:t>
+      </w:r>
+      <w:r>
+        <w:t>vrate u zadate okvire.</w:t>
+      </w:r>
+    </w:p>
+    <w:p>
+      <w:r>
+        <w:t>Čvrsta ograničenja se obično zadaju na nivou parametara jedinke, tako da se vrednost parametara koja izađe iz okvira dozvoljenih vrednosti menja nasumično izabranom vrednošću iz okvira parametara.</w:t>
+      </w:r>
+    </w:p>
+    <w:p>
+      <w:pPr>
+        <w:rPr>
+          <w:lang w:val="en-US"/>
+        </w:rPr>
+      </w:pPr>
+      <m:oMathPara>
+        <m:oMath>
+          <m:sSub>
+            <m:sSubPr>
+              <m:ctrlPr>
+                <w:rPr>
+                  <w:rFonts w:ascii="Cambria Math" w:hAnsi="Cambria Math"/>
+                  <w:i/>
+                  <w:lang w:val="en-US"/>
+                </w:rPr>
+              </m:ctrlPr>
+            </m:sSubPr>
+            <m:e>
+              <m:r>
+                <w:rPr>
+                  <w:rFonts w:ascii="Cambria Math" w:hAnsi="Cambria Math"/>
+                  <w:lang w:val="en-US"/>
+                </w:rPr>
+                <m:t>x'</m:t>
+              </m:r>
+            </m:e>
+            <m:sub>
+              <m:r>
+                <w:rPr>
+                  <w:rFonts w:ascii="Cambria Math" w:hAnsi="Cambria Math"/>
+                  <w:lang w:val="en-US"/>
+                </w:rPr>
+                <m:t>i</m:t>
+              </m:r>
+            </m:sub>
+          </m:sSub>
           <m:r>
             <w:rPr>
               <w:rFonts w:ascii="Cambria Math" w:hAnsi="Cambria Math"/>
               <w:lang w:val="en-US"/>
             </w:rPr>
-            <m:t>best</m:t>
+            <m:t>=</m:t>
           </m:r>
+          <m:d>
+            <m:dPr>
+              <m:begChr m:val="{"/>
+              <m:endChr m:val=""/>
+              <m:ctrlPr>
+                <w:rPr>
+                  <w:rFonts w:ascii="Cambria Math" w:hAnsi="Cambria Math"/>
+                  <w:i/>
+                  <w:lang w:val="en-US"/>
+                </w:rPr>
+              </m:ctrlPr>
+            </m:dPr>
+            <m:e>
+              <m:eqArr>
+                <m:eqArrPr>
+                  <m:ctrlPr>
+                    <w:rPr>
+                      <w:rFonts w:ascii="Cambria Math" w:hAnsi="Cambria Math"/>
+                      <w:i/>
+                      <w:lang w:val="en-US"/>
+                    </w:rPr>
+                  </m:ctrlPr>
+                </m:eqArrPr>
+                <m:e>
+                  <m:sSub>
+                    <m:sSubPr>
+                      <m:ctrlPr>
+                        <w:rPr>
+                          <w:rFonts w:ascii="Cambria Math" w:hAnsi="Cambria Math"/>
+                          <w:i/>
+                          <w:lang w:val="en-US"/>
+                        </w:rPr>
+                      </m:ctrlPr>
+                    </m:sSubPr>
+                    <m:e>
+                      <m:r>
+                        <w:rPr>
+                          <w:rFonts w:ascii="Cambria Math" w:hAnsi="Cambria Math"/>
+                          <w:lang w:val="en-US"/>
+                        </w:rPr>
+                        <m:t>x</m:t>
+                      </m:r>
+                    </m:e>
+                    <m:sub>
+                      <m:r>
+                        <w:rPr>
+                          <w:rFonts w:ascii="Cambria Math" w:hAnsi="Cambria Math"/>
+                          <w:lang w:val="en-US"/>
+                        </w:rPr>
+                        <m:t>i, lower</m:t>
+                      </m:r>
+                    </m:sub>
+                  </m:sSub>
+                  <m:r>
+                    <w:rPr>
+                      <w:rFonts w:ascii="Cambria Math" w:hAnsi="Cambria Math"/>
+                      <w:lang w:val="en-US"/>
+                    </w:rPr>
+                    <m:t>+rand∙</m:t>
+                  </m:r>
+                  <m:d>
+                    <m:dPr>
+                      <m:ctrlPr>
+                        <w:rPr>
+                          <w:rFonts w:ascii="Cambria Math" w:hAnsi="Cambria Math"/>
+                          <w:i/>
+                          <w:lang w:val="en-US"/>
+                        </w:rPr>
+                      </m:ctrlPr>
+                    </m:dPr>
+                    <m:e>
+                      <m:sSub>
+                        <m:sSubPr>
+                          <m:ctrlPr>
+                            <w:rPr>
+                              <w:rFonts w:ascii="Cambria Math" w:hAnsi="Cambria Math"/>
+                              <w:i/>
+                              <w:lang w:val="en-US"/>
+                            </w:rPr>
+                          </m:ctrlPr>
+                        </m:sSubPr>
+                        <m:e>
+                          <m:r>
+                            <w:rPr>
+                              <w:rFonts w:ascii="Cambria Math" w:hAnsi="Cambria Math"/>
+                              <w:lang w:val="en-US"/>
+                            </w:rPr>
+                            <m:t>x</m:t>
+                          </m:r>
+                        </m:e>
+                        <m:sub>
+                          <m:r>
+                            <w:rPr>
+                              <w:rFonts w:ascii="Cambria Math" w:hAnsi="Cambria Math"/>
+                              <w:lang w:val="en-US"/>
+                            </w:rPr>
+                            <m:t>i,upper</m:t>
+                          </m:r>
+                        </m:sub>
+                      </m:sSub>
+                      <m:r>
+                        <w:rPr>
+                          <w:rFonts w:ascii="Cambria Math" w:hAnsi="Cambria Math"/>
+                          <w:lang w:val="en-US"/>
+                        </w:rPr>
+                        <m:t>-</m:t>
+                      </m:r>
+                      <m:sSub>
+                        <m:sSubPr>
+                          <m:ctrlPr>
+                            <w:rPr>
+                              <w:rFonts w:ascii="Cambria Math" w:hAnsi="Cambria Math"/>
+                              <w:i/>
+                              <w:lang w:val="en-US"/>
+                            </w:rPr>
+                          </m:ctrlPr>
+                        </m:sSubPr>
+                        <m:e>
+                          <m:r>
+                            <w:rPr>
+                              <w:rFonts w:ascii="Cambria Math" w:hAnsi="Cambria Math"/>
+                              <w:lang w:val="en-US"/>
+                            </w:rPr>
+                            <m:t>x</m:t>
+                          </m:r>
+                        </m:e>
+                        <m:sub>
+                          <m:r>
+                            <w:rPr>
+                              <w:rFonts w:ascii="Cambria Math" w:hAnsi="Cambria Math"/>
+                              <w:lang w:val="en-US"/>
+                            </w:rPr>
+                            <m:t>i,lower</m:t>
+                          </m:r>
+                        </m:sub>
+                      </m:sSub>
+                    </m:e>
+                  </m:d>
+                  <m:r>
+                    <w:rPr>
+                      <w:rFonts w:ascii="Cambria Math" w:hAnsi="Cambria Math"/>
+                      <w:lang w:val="en-US"/>
+                    </w:rPr>
+                    <m:t xml:space="preserve">, ako </m:t>
+                  </m:r>
+                  <m:sSub>
+                    <m:sSubPr>
+                      <m:ctrlPr>
+                        <w:rPr>
+                          <w:rFonts w:ascii="Cambria Math" w:hAnsi="Cambria Math"/>
+                          <w:i/>
+                          <w:lang w:val="en-US"/>
+                        </w:rPr>
+                      </m:ctrlPr>
+                    </m:sSubPr>
+                    <m:e>
+                      <m:sSup>
+                        <m:sSupPr>
+                          <m:ctrlPr>
+                            <w:rPr>
+                              <w:rFonts w:ascii="Cambria Math" w:hAnsi="Cambria Math"/>
+                              <w:i/>
+                              <w:lang w:val="en-US"/>
+                            </w:rPr>
+                          </m:ctrlPr>
+                        </m:sSupPr>
+                        <m:e>
+                          <m:r>
+                            <w:rPr>
+                              <w:rFonts w:ascii="Cambria Math" w:hAnsi="Cambria Math"/>
+                              <w:lang w:val="en-US"/>
+                            </w:rPr>
+                            <m:t>x</m:t>
+                          </m:r>
+                        </m:e>
+                        <m:sup>
+                          <m:r>
+                            <w:rPr>
+                              <w:rFonts w:ascii="Cambria Math" w:hAnsi="Cambria Math"/>
+                              <w:lang w:val="en-US"/>
+                            </w:rPr>
+                            <m:t>'</m:t>
+                          </m:r>
+                        </m:sup>
+                      </m:sSup>
+                    </m:e>
+                    <m:sub>
+                      <m:r>
+                        <w:rPr>
+                          <w:rFonts w:ascii="Cambria Math" w:hAnsi="Cambria Math"/>
+                          <w:lang w:val="en-US"/>
+                        </w:rPr>
+                        <m:t>i</m:t>
+                      </m:r>
+                    </m:sub>
+                  </m:sSub>
+                  <m:r>
+                    <w:rPr>
+                      <w:rFonts w:ascii="Cambria Math" w:hAnsi="Cambria Math"/>
+                      <w:lang w:val="en-US"/>
+                    </w:rPr>
+                    <m:t>&lt;</m:t>
+                  </m:r>
+                  <m:sSub>
+                    <m:sSubPr>
+                      <m:ctrlPr>
+                        <w:rPr>
+                          <w:rFonts w:ascii="Cambria Math" w:hAnsi="Cambria Math"/>
+                          <w:i/>
+                          <w:lang w:val="en-US"/>
+                        </w:rPr>
+                      </m:ctrlPr>
+                    </m:sSubPr>
+                    <m:e>
+                      <m:r>
+                        <w:rPr>
+                          <w:rFonts w:ascii="Cambria Math" w:hAnsi="Cambria Math"/>
+                          <w:lang w:val="en-US"/>
+                        </w:rPr>
+                        <m:t>x</m:t>
+                      </m:r>
+                    </m:e>
+                    <m:sub>
+                      <m:r>
+                        <w:rPr>
+                          <w:rFonts w:ascii="Cambria Math" w:hAnsi="Cambria Math"/>
+                          <w:lang w:val="en-US"/>
+                        </w:rPr>
+                        <m:t>i,lower</m:t>
+                      </m:r>
+                    </m:sub>
+                  </m:sSub>
+                  <m:r>
+                    <w:rPr>
+                      <w:rFonts w:ascii="Cambria Math" w:hAnsi="Cambria Math"/>
+                      <w:lang w:val="en-US"/>
+                    </w:rPr>
+                    <m:t xml:space="preserve"> ili </m:t>
+                  </m:r>
+                  <m:sSub>
+                    <m:sSubPr>
+                      <m:ctrlPr>
+                        <w:rPr>
+                          <w:rFonts w:ascii="Cambria Math" w:hAnsi="Cambria Math"/>
+                          <w:i/>
+                          <w:lang w:val="en-US"/>
+                        </w:rPr>
+                      </m:ctrlPr>
+                    </m:sSubPr>
+                    <m:e>
+                      <m:r>
+                        <w:rPr>
+                          <w:rFonts w:ascii="Cambria Math" w:hAnsi="Cambria Math"/>
+                          <w:lang w:val="en-US"/>
+                        </w:rPr>
+                        <m:t>x</m:t>
+                      </m:r>
+                    </m:e>
+                    <m:sub>
+                      <m:r>
+                        <w:rPr>
+                          <w:rFonts w:ascii="Cambria Math" w:hAnsi="Cambria Math"/>
+                          <w:lang w:val="en-US"/>
+                        </w:rPr>
+                        <m:t>i,upper</m:t>
+                      </m:r>
+                    </m:sub>
+                  </m:sSub>
+                  <m:r>
+                    <w:rPr>
+                      <w:rFonts w:ascii="Cambria Math" w:hAnsi="Cambria Math"/>
+                      <w:lang w:val="en-US"/>
+                    </w:rPr>
+                    <m:t xml:space="preserve">&lt; </m:t>
+                  </m:r>
+                  <m:sSub>
+                    <m:sSubPr>
+                      <m:ctrlPr>
+                        <w:rPr>
+                          <w:rFonts w:ascii="Cambria Math" w:hAnsi="Cambria Math"/>
+                          <w:i/>
+                          <w:lang w:val="en-US"/>
+                        </w:rPr>
+                      </m:ctrlPr>
+                    </m:sSubPr>
+                    <m:e>
+                      <m:sSup>
+                        <m:sSupPr>
+                          <m:ctrlPr>
+                            <w:rPr>
+                              <w:rFonts w:ascii="Cambria Math" w:hAnsi="Cambria Math"/>
+                              <w:i/>
+                              <w:lang w:val="en-US"/>
+                            </w:rPr>
+                          </m:ctrlPr>
+                        </m:sSupPr>
+                        <m:e>
+                          <m:r>
+                            <w:rPr>
+                              <w:rFonts w:ascii="Cambria Math" w:hAnsi="Cambria Math"/>
+                              <w:lang w:val="en-US"/>
+                            </w:rPr>
+                            <m:t>x</m:t>
+                          </m:r>
+                        </m:e>
+                        <m:sup>
+                          <m:r>
+                            <w:rPr>
+                              <w:rFonts w:ascii="Cambria Math" w:hAnsi="Cambria Math"/>
+                              <w:lang w:val="en-US"/>
+                            </w:rPr>
+                            <m:t>'</m:t>
+                          </m:r>
+                        </m:sup>
+                      </m:sSup>
+                    </m:e>
+                    <m:sub>
+                      <m:r>
+                        <w:rPr>
+                          <w:rFonts w:ascii="Cambria Math" w:hAnsi="Cambria Math"/>
+                          <w:lang w:val="en-US"/>
+                        </w:rPr>
+                        <m:t>i</m:t>
+                      </m:r>
+                    </m:sub>
+                  </m:sSub>
+                </m:e>
+                <m:e>
+                  <m:sSub>
+                    <m:sSubPr>
+                      <m:ctrlPr>
+                        <w:rPr>
+                          <w:rFonts w:ascii="Cambria Math" w:hAnsi="Cambria Math"/>
+                          <w:i/>
+                          <w:lang w:val="en-US"/>
+                        </w:rPr>
+                      </m:ctrlPr>
+                    </m:sSubPr>
+                    <m:e>
+                      <m:r>
+                        <w:rPr>
+                          <w:rFonts w:ascii="Cambria Math" w:hAnsi="Cambria Math"/>
+                          <w:lang w:val="en-US"/>
+                        </w:rPr>
+                        <m:t>x'</m:t>
+                      </m:r>
+                    </m:e>
+                    <m:sub>
+                      <m:r>
+                        <w:rPr>
+                          <w:rFonts w:ascii="Cambria Math" w:hAnsi="Cambria Math"/>
+                          <w:lang w:val="en-US"/>
+                        </w:rPr>
+                        <m:t>i</m:t>
+                      </m:r>
+                    </m:sub>
+                  </m:sSub>
+                  <m:r>
+                    <w:rPr>
+                      <w:rFonts w:ascii="Cambria Math" w:hAnsi="Cambria Math"/>
+                      <w:lang w:val="en-US"/>
+                    </w:rPr>
+                    <m:t>, ina</m:t>
+                  </m:r>
+                  <m:r>
+                    <w:rPr>
+                      <w:rFonts w:ascii="Cambria Math" w:hAnsi="Cambria Math"/>
+                    </w:rPr>
+                    <m:t>če</m:t>
+                  </m:r>
+                </m:e>
+              </m:eqArr>
+            </m:e>
+          </m:d>
           <m:r>
             <w:rPr>
-              <w:rFonts w:ascii="Cambria Math" w:hAnsi="Cambria Math"/>
+              <w:rFonts w:ascii="Cambria Math" w:eastAsiaTheme="minorEastAsia" w:hAnsi="Cambria Math"/>
               <w:lang w:val="en-US"/>
             </w:rPr>
-            <m:t xml:space="preserve">+ </m:t>
+            <m:t>,i∈</m:t>
           </m:r>
-          <m:r>
-            <w:rPr>
-              <w:rFonts w:ascii="Cambria Math" w:hAnsi="Cambria Math"/>
-              <w:lang w:val="en-US"/>
-            </w:rPr>
-            <m:t>λ∙</m:t>
-          </m:r>
+          <m:d>
+            <m:dPr>
+              <m:begChr m:val="["/>
+              <m:endChr m:val="]"/>
+              <m:ctrlPr>
+                <w:rPr>
+                  <w:rFonts w:ascii="Cambria Math" w:eastAsiaTheme="minorEastAsia" w:hAnsi="Cambria Math"/>
+                  <w:i/>
+                  <w:lang w:val="en-US"/>
+                </w:rPr>
+              </m:ctrlPr>
+            </m:dPr>
+            <m:e>
+              <m:r>
+                <w:rPr>
+                  <w:rFonts w:ascii="Cambria Math" w:eastAsiaTheme="minorEastAsia" w:hAnsi="Cambria Math"/>
+                  <w:lang w:val="en-US"/>
+                </w:rPr>
+                <m:t xml:space="preserve">1, </m:t>
+              </m:r>
+              <m:sSub>
+                <m:sSubPr>
+                  <m:ctrlPr>
+                    <w:rPr>
+                      <w:rFonts w:ascii="Cambria Math" w:eastAsiaTheme="minorEastAsia" w:hAnsi="Cambria Math"/>
+                      <w:i/>
+                      <w:lang w:val="en-US"/>
+                    </w:rPr>
+                  </m:ctrlPr>
+                </m:sSubPr>
+                <m:e>
+                  <m:r>
+                    <w:rPr>
+                      <w:rFonts w:ascii="Cambria Math" w:eastAsiaTheme="minorEastAsia" w:hAnsi="Cambria Math"/>
+                      <w:lang w:val="en-US"/>
+                    </w:rPr>
+                    <m:t>n</m:t>
+                  </m:r>
+                </m:e>
+                <m:sub>
+                  <m:r>
+                    <w:rPr>
+                      <w:rFonts w:ascii="Cambria Math" w:eastAsiaTheme="minorEastAsia" w:hAnsi="Cambria Math"/>
+                      <w:lang w:val="en-US"/>
+                    </w:rPr>
+                    <m:t>param</m:t>
+                  </m:r>
+                </m:sub>
+              </m:sSub>
+            </m:e>
+          </m:d>
+        </m:oMath>
+      </m:oMathPara>
+    </w:p>
+    <w:p>
+      <w:r>
+        <w:t>Meka ograničenja, sa druge strane, su granice koje dopuštamo jedinkama da pređu, ali penalizujemo njihov prelazak. Obično se zadaju funkcijama koje vraćaju neutral za dozvoljene vrednosti jedinke, a za nedozvoljene vrednost penala.</w:t>
+      </w:r>
+    </w:p>
+    <w:p>
+      <w:r>
+        <w:t xml:space="preserve">Funkcija cene objedinjuje </w:t>
+      </w:r>
+      <w:r>
+        <w:t xml:space="preserve">funkcije ograničenja sa ciljnom funkcijom. Za definisanje funkcije cene obično se koriste aditivni i multiplikativni pristup. Aditivni pristup podrazumeva da se vrednosti koje vrate </w:t>
+      </w:r>
+      <w:r>
+        <w:rPr>
+          <w:rStyle w:val="Emphasis"/>
+        </w:rPr>
+        <w:t>g</w:t>
+      </w:r>
+      <w:r>
+        <w:t xml:space="preserve"> </w:t>
+      </w:r>
+      <w:r>
+        <w:t xml:space="preserve">funkcije ograničenja saberu sa vrednošću koju vrati </w:t>
+      </w:r>
+      <w:r>
+        <w:rPr>
+          <w:rStyle w:val="Emphasis"/>
+        </w:rPr>
+        <w:t>f</w:t>
+      </w:r>
+      <w:r>
+        <w:rPr>
+          <w:rStyle w:val="Emphasis"/>
+          <w:vertAlign w:val="subscript"/>
+        </w:rPr>
+        <w:t>objective</w:t>
+      </w:r>
+      <w:r>
+        <w:t xml:space="preserve"> </w:t>
+      </w:r>
+      <w:r>
+        <w:t>ciljna funkcija.</w:t>
+      </w:r>
+    </w:p>
+    <w:p>
+      <w:pPr>
+        <w:rPr>
+          <w:rFonts w:eastAsiaTheme="minorEastAsia"/>
+          <w:lang w:val="en-US"/>
+        </w:rPr>
+      </w:pPr>
+      <m:oMathPara>
+        <m:oMath>
+          <m:sSub>
+            <m:sSubPr>
+              <m:ctrlPr>
+                <w:rPr>
+                  <w:rFonts w:ascii="Cambria Math" w:hAnsi="Cambria Math"/>
+                  <w:i/>
+                  <w:lang w:val="en-US"/>
+                </w:rPr>
+              </m:ctrlPr>
+            </m:sSubPr>
+            <m:e>
+              <m:r>
+                <w:rPr>
+                  <w:rFonts w:ascii="Cambria Math" w:hAnsi="Cambria Math"/>
+                  <w:lang w:val="en-US"/>
+                </w:rPr>
+                <m:t>f</m:t>
+              </m:r>
+            </m:e>
+            <m:sub>
+              <m:r>
+                <w:rPr>
+                  <w:rFonts w:ascii="Cambria Math" w:hAnsi="Cambria Math"/>
+                  <w:lang w:val="en-US"/>
+                </w:rPr>
+                <m:t>cost</m:t>
+              </m:r>
+            </m:sub>
+          </m:sSub>
           <m:d>
             <m:dPr>
               <m:ctrlPr>
@@ -1705,7 +2416,7 @@
                   <w:rFonts w:ascii="Cambria Math" w:hAnsi="Cambria Math"/>
                   <w:lang w:val="en-US"/>
                 </w:rPr>
-                <m:t>a-b</m:t>
+                <m:t>x</m:t>
               </m:r>
             </m:e>
           </m:d>
@@ -1714,15 +2425,37 @@
               <w:rFonts w:ascii="Cambria Math" w:hAnsi="Cambria Math"/>
               <w:lang w:val="en-US"/>
             </w:rPr>
-            <m:t>+</m:t>
+            <m:t>=</m:t>
           </m:r>
-          <m:r>
-            <w:rPr>
-              <w:rFonts w:ascii="Cambria Math" w:hAnsi="Cambria Math"/>
-              <w:lang w:val="en-US"/>
-            </w:rPr>
-            <m:t>ω∙</m:t>
-          </m:r>
+          <m:sSub>
+            <m:sSubPr>
+              <m:ctrlPr>
+                <w:rPr>
+                  <w:rFonts w:ascii="Cambria Math" w:hAnsi="Cambria Math"/>
+                  <w:i/>
+                  <w:lang w:val="en-US"/>
+                </w:rPr>
+              </m:ctrlPr>
+            </m:sSubPr>
+            <m:e>
+              <m:r>
+                <w:rPr>
+                  <w:rFonts w:ascii="Cambria Math" w:hAnsi="Cambria Math"/>
+                  <w:lang w:val="en-US"/>
+                </w:rPr>
+                <m:t>f</m:t>
+              </m:r>
+            </m:e>
+            <m:sub>
+              <m:r>
+                <w:rPr>
+                  <w:rFonts w:ascii="Cambria Math" w:hAnsi="Cambria Math"/>
+                  <w:lang w:val="en-US"/>
+                </w:rPr>
+                <m:t>objective</m:t>
+              </m:r>
+            </m:sub>
+          </m:sSub>
           <m:d>
             <m:dPr>
               <m:ctrlPr>
@@ -1739,313 +2472,231 @@
                   <w:rFonts w:ascii="Cambria Math" w:hAnsi="Cambria Math"/>
                   <w:lang w:val="en-US"/>
                 </w:rPr>
-                <m:t>c</m:t>
+                <m:t>x</m:t>
               </m:r>
+            </m:e>
+          </m:d>
+          <m:r>
+            <w:rPr>
+              <w:rFonts w:ascii="Cambria Math" w:hAnsi="Cambria Math"/>
+              <w:lang w:val="en-US"/>
+            </w:rPr>
+            <m:t xml:space="preserve">+ </m:t>
+          </m:r>
+          <m:nary>
+            <m:naryPr>
+              <m:chr m:val="∑"/>
+              <m:limLoc m:val="undOvr"/>
+              <m:ctrlPr>
+                <w:rPr>
+                  <w:rFonts w:ascii="Cambria Math" w:hAnsi="Cambria Math"/>
+                  <w:i/>
+                  <w:lang w:val="en-US"/>
+                </w:rPr>
+              </m:ctrlPr>
+            </m:naryPr>
+            <m:sub>
               <m:r>
                 <w:rPr>
                   <w:rFonts w:ascii="Cambria Math" w:hAnsi="Cambria Math"/>
                   <w:lang w:val="en-US"/>
                 </w:rPr>
-                <m:t>-</m:t>
+                <m:t>i=1</m:t>
               </m:r>
+            </m:sub>
+            <m:sup>
+              <m:sSub>
+                <m:sSubPr>
+                  <m:ctrlPr>
+                    <w:rPr>
+                      <w:rFonts w:ascii="Cambria Math" w:hAnsi="Cambria Math"/>
+                      <w:i/>
+                      <w:lang w:val="en-US"/>
+                    </w:rPr>
+                  </m:ctrlPr>
+                </m:sSubPr>
+                <m:e>
+                  <m:r>
+                    <w:rPr>
+                      <w:rFonts w:ascii="Cambria Math" w:hAnsi="Cambria Math"/>
+                      <w:lang w:val="en-US"/>
+                    </w:rPr>
+                    <m:t>n</m:t>
+                  </m:r>
+                </m:e>
+                <m:sub>
+                  <m:r>
+                    <w:rPr>
+                      <w:rFonts w:ascii="Cambria Math" w:hAnsi="Cambria Math"/>
+                      <w:lang w:val="en-US"/>
+                    </w:rPr>
+                    <m:t>param</m:t>
+                  </m:r>
+                </m:sub>
+              </m:sSub>
+            </m:sup>
+            <m:e>
+              <m:sSub>
+                <m:sSubPr>
+                  <m:ctrlPr>
+                    <w:rPr>
+                      <w:rFonts w:ascii="Cambria Math" w:hAnsi="Cambria Math"/>
+                      <w:i/>
+                      <w:lang w:val="en-US"/>
+                    </w:rPr>
+                  </m:ctrlPr>
+                </m:sSubPr>
+                <m:e>
+                  <m:r>
+                    <w:rPr>
+                      <w:rFonts w:ascii="Cambria Math" w:hAnsi="Cambria Math"/>
+                      <w:lang w:val="en-US"/>
+                    </w:rPr>
+                    <m:t>g</m:t>
+                  </m:r>
+                </m:e>
+                <m:sub>
+                  <m:r>
+                    <w:rPr>
+                      <w:rFonts w:ascii="Cambria Math" w:hAnsi="Cambria Math"/>
+                      <w:lang w:val="en-US"/>
+                    </w:rPr>
+                    <m:t>i</m:t>
+                  </m:r>
+                </m:sub>
+              </m:sSub>
               <m:r>
                 <w:rPr>
                   <w:rFonts w:ascii="Cambria Math" w:hAnsi="Cambria Math"/>
                   <w:lang w:val="en-US"/>
                 </w:rPr>
-                <m:t>d</m:t>
+                <m:t>(x)</m:t>
               </m:r>
             </m:e>
-          </m:d>
+          </m:nary>
         </m:oMath>
       </m:oMathPara>
     </w:p>
     <w:p>
-      <w:pPr>
-        <w:rPr>
-          <w:lang w:val="sr-Latn-RS"/>
-        </w:rPr>
-      </w:pPr>
-      <w:r>
-        <w:rPr>
-          <w:lang w:val="sr-Latn-RS"/>
-        </w:rPr>
-        <w:t xml:space="preserve">Tokom prvog koraka ne biramo tri, već četiri jedinke, i uvodimo još jedan parametar </w:t>
-      </w:r>
-      <w:r>
-        <w:rPr>
-          <w:rFonts w:cstheme="minorHAnsi"/>
-          <w:lang w:val="sr-Latn-RS"/>
-        </w:rPr>
-        <w:t>λ</w:t>
-      </w:r>
-      <w:r>
-        <w:rPr>
-          <w:lang w:val="sr-Latn-RS"/>
-        </w:rPr>
-        <w:t>. Za dovoljno velike populacije, upotreba dve razlike jedinki može da poboljša diverzitet populacije.</w:t>
-      </w:r>
-      <w:r>
-        <w:rPr>
-          <w:lang w:val="sr-Latn-RS"/>
-        </w:rPr>
-        <w:t xml:space="preserve"> Mutiranje isključivo najbolje jedinke čini algoritam pohlepnim i doprinosi eksploataciji, ali krosover sa tekućom jedinkom ublažava pohlepnost.</w:t>
+      <w:r>
+        <w:rPr>
+          <w:lang w:val="en-US"/>
+        </w:rPr>
+        <w:t>Multiplikativni pristup obično podra</w:t>
+      </w:r>
+      <w:r>
+        <w:t>zumeva množenje vrednsti ciljne funkcije sa stepenovanim vrednostima funkcija ograničenja. Neutral za aditivni pristup nula, a neutral za multiplikativni je jedan. Pored toga što u multiplikativnom pristupu moramo da obezbedimo da funkcije ograničenja vraćaju jedinicu ako je sve uredu, moramo da obezbedimo i da ciljna funkcija konvergira ka jedinici sa desne strane. Time unosimo dodatne pretpostavke o funkciji, tako da se multiplikativni pristup retko koristi.</w:t>
       </w:r>
     </w:p>
     <w:p>
       <w:pPr>
         <w:pStyle w:val="Heading1"/>
-        <w:rPr>
-          <w:lang w:val="sr-Latn-RS"/>
-        </w:rPr>
-      </w:pPr>
-      <w:r>
-        <w:rPr>
-          <w:lang w:val="sr-Latn-RS"/>
-        </w:rPr>
-        <w:t>5.Samoadaptivni algoritam</w:t>
-      </w:r>
-    </w:p>
-    <w:p>
-      <w:pPr>
-        <w:rPr>
-          <w:lang w:val="sr-Latn-RS"/>
-        </w:rPr>
-      </w:pPr>
-      <w:r>
-        <w:rPr>
-          <w:lang w:val="sr-Latn-RS"/>
-        </w:rPr>
-        <w:t xml:space="preserve">Velika prednost algoritma diferencijalne evolucije je što ima mali broj parametara. Međutim, podešavanje parametara </w:t>
-      </w:r>
-      <w:r>
-        <w:rPr>
-          <w:lang w:val="sr-Latn-RS"/>
-        </w:rPr>
-        <w:t>samo po sebi podrazumeva da imamo neka znanja o ciljnoj funkciji, ili da moramo da se stavimo u ulogu optimizatora i pretražujemo prostor parametara. To nas dovodi u kontradikciju</w:t>
-      </w:r>
-    </w:p>
-    <w:p>
-      <w:pPr>
-        <w:rPr>
-          <w:lang w:val="sr-Latn-RS"/>
-        </w:rPr>
-      </w:pPr>
-    </w:p>
-    <w:p>
-      <w:pPr>
-        <w:rPr>
-          <w:lang w:val="sr-Latn-RS"/>
-        </w:rPr>
-      </w:pPr>
-      <w:r>
-        <w:rPr>
-          <w:lang w:val="sr-Latn-RS"/>
-        </w:rPr>
-        <w:t>6.Ograničenja (čvrste i meke granice)</w:t>
-      </w:r>
-    </w:p>
-    <w:p>
-      <w:pPr>
-        <w:rPr>
-          <w:lang w:val="sr-Latn-RS"/>
-        </w:rPr>
-      </w:pPr>
-      <w:r>
-        <w:rPr>
-          <w:lang w:val="sr-Latn-RS"/>
-        </w:rPr>
-        <w:t>7.Uslovi zaustavljanja</w:t>
-      </w:r>
-    </w:p>
-    <w:p>
-      <w:pPr>
-        <w:rPr>
-          <w:lang w:val="sr-Latn-RS"/>
-        </w:rPr>
-      </w:pPr>
-      <w:r>
-        <w:rPr>
-          <w:lang w:val="sr-Latn-RS"/>
-        </w:rPr>
+        <w:numPr>
+          <w:ilvl w:val="0"/>
+          <w:numId w:val="1"/>
+        </w:numPr>
+      </w:pPr>
+      <w:r>
+        <w:t>Uslovi zaustavljanja</w:t>
+      </w:r>
+    </w:p>
+    <w:p>
+      <w:r>
+        <w:t>Sam algoritam diferencijalne evolucije ne definiše uslove zaustavljanja,</w:t>
+      </w:r>
+    </w:p>
+    <w:p>
+      <w:r>
         <w:t>8</w:t>
       </w:r>
       <w:r>
-        <w:rPr>
-          <w:lang w:val="sr-Latn-RS"/>
-        </w:rPr>
         <w:t>.Implementacija</w:t>
       </w:r>
     </w:p>
     <w:p>
-      <w:pPr>
-        <w:rPr>
-          <w:lang w:val="sr-Latn-RS"/>
-        </w:rPr>
-      </w:pPr>
-      <w:r>
-        <w:rPr>
-          <w:lang w:val="sr-Latn-RS"/>
-        </w:rPr>
+      <w:r>
         <w:t>9</w:t>
       </w:r>
       <w:r>
-        <w:rPr>
-          <w:lang w:val="sr-Latn-RS"/>
-        </w:rPr>
         <w:t>.Test funkcije</w:t>
       </w:r>
     </w:p>
     <w:p>
-      <w:pPr>
-        <w:rPr>
-          <w:lang w:val="sr-Latn-RS"/>
-        </w:rPr>
-      </w:pPr>
-      <w:r>
-        <w:rPr>
-          <w:lang w:val="sr-Latn-RS"/>
-        </w:rPr>
+      <w:r>
         <w:t>10</w:t>
       </w:r>
       <w:r>
-        <w:rPr>
-          <w:lang w:val="sr-Latn-RS"/>
-        </w:rPr>
         <w:t>.Rezultati</w:t>
       </w:r>
     </w:p>
     <w:p>
-      <w:pPr>
-        <w:rPr>
-          <w:lang w:val="sr-Latn-RS"/>
-        </w:rPr>
-      </w:pPr>
-      <w:r>
-        <w:rPr>
-          <w:lang w:val="sr-Latn-RS"/>
-        </w:rPr>
+      <w:r>
         <w:t>1</w:t>
       </w:r>
       <w:r>
-        <w:rPr>
-          <w:lang w:val="sr-Latn-RS"/>
-        </w:rPr>
         <w:t>1</w:t>
       </w:r>
       <w:r>
-        <w:rPr>
-          <w:lang w:val="sr-Latn-RS"/>
-        </w:rPr>
         <w:t>.Zaključak</w:t>
       </w:r>
     </w:p>
     <w:p>
-      <w:pPr>
-        <w:rPr>
-          <w:lang w:val="sr-Latn-RS"/>
-        </w:rPr>
-      </w:pPr>
-      <w:r>
-        <w:rPr>
-          <w:lang w:val="sr-Latn-RS"/>
-        </w:rPr>
+      <w:r>
         <w:t>12.Reference</w:t>
       </w:r>
     </w:p>
     <w:p>
-      <w:pPr>
-        <w:rPr>
-          <w:lang w:val="sr-Latn-RS"/>
-        </w:rPr>
-      </w:pPr>
-      <w:r>
-        <w:rPr>
-          <w:lang w:val="sr-Latn-RS"/>
-        </w:rPr>
+      <w:r>
         <w:br w:type="page"/>
       </w:r>
     </w:p>
     <w:p>
       <w:pPr>
         <w:jc w:val="both"/>
-        <w:rPr>
-          <w:lang w:val="sr-Latn-RS"/>
-        </w:rPr>
       </w:pPr>
     </w:p>
     <w:p>
       <w:pPr>
         <w:jc w:val="both"/>
-        <w:rPr>
-          <w:lang w:val="sr-Latn-RS"/>
-        </w:rPr>
-      </w:pPr>
-      <w:r>
-        <w:rPr>
-          <w:lang w:val="sr-Latn-RS"/>
-        </w:rPr>
+      </w:pPr>
+      <w:r>
         <w:t>Feoktistov, Vitaliy. Differential Evolution: In Search of Solutions. Springer, 2006.</w:t>
       </w:r>
     </w:p>
     <w:p>
       <w:pPr>
         <w:jc w:val="both"/>
-        <w:rPr>
-          <w:lang w:val="sr-Latn-RS"/>
-        </w:rPr>
       </w:pPr>
     </w:p>
     <w:p>
       <w:pPr>
         <w:jc w:val="both"/>
-        <w:rPr>
-          <w:lang w:val="sr-Latn-RS"/>
-        </w:rPr>
-      </w:pPr>
-      <w:r>
-        <w:rPr>
-          <w:lang w:val="sr-Latn-RS"/>
-        </w:rPr>
+      </w:pPr>
+      <w:r>
         <w:t>Kochenderfer, Mykel J., and Tim A. Wheeler. Algorithms for Optimization. MIT Press, 2019.</w:t>
       </w:r>
     </w:p>
     <w:p>
       <w:pPr>
         <w:jc w:val="both"/>
-        <w:rPr>
-          <w:lang w:val="sr-Latn-RS"/>
-        </w:rPr>
       </w:pPr>
     </w:p>
     <w:p>
       <w:pPr>
         <w:jc w:val="both"/>
-        <w:rPr>
-          <w:lang w:val="sr-Latn-RS"/>
-        </w:rPr>
-      </w:pPr>
-      <w:r>
-        <w:rPr>
-          <w:lang w:val="sr-Latn-RS"/>
-        </w:rPr>
+      </w:pPr>
+      <w:r>
         <w:t>Lampinen, Jouni, and Ivan Zelinka. "Mixed Variable Non-Linear Optimization by Differential Evolution." In Proceedings of Nostradamus'99, 2nd International Prediction Conference, edited by Ivan Zelinka, 45-55. Zlin, Czech Republic: Technical University of Brno, Faculty of Technology Zlin, Department of Automatic Control, 1999. ISBN 80-214-1424-3.</w:t>
       </w:r>
     </w:p>
     <w:p>
       <w:pPr>
         <w:jc w:val="both"/>
-        <w:rPr>
-          <w:lang w:val="sr-Latn-RS"/>
-        </w:rPr>
       </w:pPr>
     </w:p>
     <w:p>
       <w:pPr>
         <w:jc w:val="both"/>
-        <w:rPr>
-          <w:lang w:val="sr-Latn-RS"/>
-        </w:rPr>
       </w:pPr>
       <w:r>
         <w:t>Storn, Rainer, and Kenneth Price. "Differential Evolution—A Simple and Efficient Heuristic for Global Optimization over Continuous Spaces." Journal of Global Optimization 11, no. 4 (1997): 341–359.</w:t>
@@ -2054,88 +2705,52 @@
     <w:p>
       <w:pPr>
         <w:jc w:val="both"/>
-        <w:rPr>
-          <w:lang w:val="sr-Latn-RS"/>
-        </w:rPr>
       </w:pPr>
     </w:p>
     <w:p>
       <w:pPr>
         <w:jc w:val="both"/>
-        <w:rPr>
-          <w:lang w:val="sr-Latn-RS"/>
-        </w:rPr>
-      </w:pPr>
-      <w:r>
-        <w:rPr>
-          <w:lang w:val="sr-Latn-RS"/>
-        </w:rPr>
+      </w:pPr>
+      <w:r>
         <w:t>Storn, Rainer, and Kenneth Price. "Differential Evolution - A Simple and Efficient Heuristic for Global Optimization over Continuous Spaces." Journal of Global Optimization 11, no. 4 (1997): 341-359. Kluwer Academic Publishers.</w:t>
       </w:r>
     </w:p>
     <w:p>
       <w:pPr>
         <w:jc w:val="both"/>
-        <w:rPr>
-          <w:lang w:val="sr-Latn-RS"/>
-        </w:rPr>
       </w:pPr>
     </w:p>
     <w:p>
       <w:pPr>
         <w:jc w:val="both"/>
-        <w:rPr>
-          <w:lang w:val="sr-Latn-RS"/>
-        </w:rPr>
-      </w:pPr>
-      <w:r>
-        <w:rPr>
-          <w:lang w:val="sr-Latn-RS"/>
-        </w:rPr>
+      </w:pPr>
+      <w:r>
         <w:t>Price, Kenneth V., Rainer M. Storn, and Jouni A. Lampinen. Differential Evolution: A Practical Approach to Global Optimization. Natural Computing Series. Springer, 2005.</w:t>
       </w:r>
     </w:p>
     <w:p>
       <w:pPr>
         <w:jc w:val="both"/>
-        <w:rPr>
-          <w:lang w:val="sr-Latn-RS"/>
-        </w:rPr>
       </w:pPr>
     </w:p>
     <w:p>
       <w:pPr>
         <w:jc w:val="both"/>
-        <w:rPr>
-          <w:lang w:val="sr-Latn-RS"/>
-        </w:rPr>
-      </w:pPr>
-      <w:r>
-        <w:rPr>
-          <w:lang w:val="sr-Latn-RS"/>
-        </w:rPr>
+      </w:pPr>
+      <w:r>
         <w:t>Omran, Mahamed G. H., Ayed Salman, and Andries P. Engelbrecht. "Self-adaptive Differential Evolution." In Evolutionary Computation, edited by A. E. Eiben et al., 2005. Springer-Verlag Berlin Heidelberg.</w:t>
       </w:r>
     </w:p>
     <w:p>
       <w:pPr>
         <w:jc w:val="both"/>
-        <w:rPr>
-          <w:lang w:val="sr-Latn-RS"/>
-        </w:rPr>
       </w:pPr>
     </w:p>
     <w:p>
       <w:pPr>
         <w:jc w:val="both"/>
-        <w:rPr>
-          <w:lang w:val="sr-Latn-RS"/>
-        </w:rPr>
-      </w:pPr>
-      <w:r>
-        <w:rPr>
-          <w:lang w:val="sr-Latn-RS"/>
-        </w:rPr>
+      </w:pPr>
+      <w:r>
         <w:t>AlKhulaifi, Dania, Maryam AlQahtani, Zenab AlSadeq, Atta-ur Rahman, and Dhiaa Musleh. "An Overview of Self-Adaptive Differential Evolution Algorithms with Mutation Strategy." Mathematical Modelling of Engineering Problems 9, no. 4 (2022).</w:t>
       </w:r>
     </w:p>
@@ -2738,6 +3353,9 @@
   <w:style w:type="paragraph" w:default="1" w:styleId="Normal">
     <w:name w:val="Normal"/>
     <w:qFormat/>
+    <w:rPr>
+      <w:lang w:val="sr-Latn-RS"/>
+    </w:rPr>
   </w:style>
   <w:style w:type="paragraph" w:styleId="Heading1">
     <w:name w:val="heading 1"/>

--- a/de_documentation.docx
+++ b/de_documentation.docx
@@ -8,6 +8,9 @@
         <w:jc w:val="both"/>
       </w:pPr>
       <w:r>
+        <w:rPr>
+          <w:noProof/>
+        </w:rPr>
         <w:drawing>
           <wp:anchor distT="0" distB="0" distL="114300" distR="114300" simplePos="0" relativeHeight="251658240" behindDoc="0" locked="0" layoutInCell="1" allowOverlap="1" wp14:anchorId="79EE829E" wp14:editId="55AD2344">
             <wp:simplePos x="0" y="0"/>
@@ -1347,10 +1350,7 @@
     </w:p>
     <w:p>
       <w:r>
-        <w:t xml:space="preserve">Velika prednost algoritma diferencijalne evolucije je što ima mali broj parametara. </w:t>
-      </w:r>
-      <w:r>
-        <w:t>P</w:t>
+        <w:t>Velika prednost algoritma diferencijalne evolucije je što ima mali broj parametara. P</w:t>
       </w:r>
       <w:r>
         <w:t xml:space="preserve">odešavanje parametara </w:t>
@@ -1373,19 +1373,7 @@
         <w:t>p</w:t>
       </w:r>
       <w:r>
-        <w:t xml:space="preserve"> i diferencijaln</w:t>
-      </w:r>
-      <w:r>
-        <w:t>u</w:t>
-      </w:r>
-      <w:r>
-        <w:t xml:space="preserve"> težin</w:t>
-      </w:r>
-      <w:r>
-        <w:t>u</w:t>
-      </w:r>
-      <w:r>
-        <w:t xml:space="preserve"> </w:t>
+        <w:t xml:space="preserve"> i diferencijalnu težinu </w:t>
       </w:r>
       <w:r>
         <w:rPr>
@@ -1394,13 +1382,7 @@
         <w:t>ω</w:t>
       </w:r>
       <w:r>
-        <w:t xml:space="preserve">. Osnovna varijanta stohastičke diferencijalne evolucije predstavlja modifikaciju strategije </w:t>
-      </w:r>
-      <w:r>
-        <w:t>DE/rand/1/bin</w:t>
-      </w:r>
-      <w:r>
-        <w:t xml:space="preserve">, koja za svaku jedinku u populaciji generiše parametre </w:t>
+        <w:t xml:space="preserve">. Osnovna varijanta stohastičke diferencijalne evolucije predstavlja modifikaciju strategije DE/rand/1/bin, koja za svaku jedinku u populaciji generiše parametre </w:t>
       </w:r>
       <w:r>
         <w:rPr>
@@ -1693,13 +1675,7 @@
         <w:t>N(0,5, 0,15)</w:t>
       </w:r>
       <w:r>
-        <w:t xml:space="preserve">, tako da umesto uslova r &lt; p, sada koristimo uslov r &lt; </w:t>
-      </w:r>
-      <w:r>
-        <w:t>N(0,5, 0,15)</w:t>
-      </w:r>
-      <w:r>
-        <w:t>, gde r dolazi iz uniformne raspodele</w:t>
+        <w:t>, tako da umesto uslova r &lt; p, sada koristimo uslov r &lt; N(0,5, 0,15), gde r dolazi iz uniformne raspodele</w:t>
       </w:r>
       <w:r>
         <w:rPr>
@@ -1713,10 +1689,7 @@
     </w:p>
     <w:p>
       <w:r>
-        <w:t>Na taj način smo se oslobodili kontrolnih parametara</w:t>
-      </w:r>
-      <w:r>
-        <w:t xml:space="preserve"> </w:t>
+        <w:t xml:space="preserve">Na taj način smo se oslobodili kontrolnih parametara </w:t>
       </w:r>
       <w:r>
         <w:rPr>
@@ -1734,22 +1707,7 @@
         <w:t>ω</w:t>
       </w:r>
       <w:r>
-        <w:t>.</w:t>
-      </w:r>
-      <w:r>
-        <w:t xml:space="preserve"> Iako je stohastička diferencijalna evolucija prvobitno definisana kao proširenje </w:t>
-      </w:r>
-      <w:r>
-        <w:t>DE/rand/1/bin</w:t>
-      </w:r>
-      <w:r>
-        <w:t xml:space="preserve"> strategije, nema razloga zašto ovaj pristup ne bi mogao da se primeni i za druge strategije. Na primer, za </w:t>
-      </w:r>
-      <w:r>
-        <w:t>DE/best/2/bin</w:t>
-      </w:r>
-      <w:r>
-        <w:t xml:space="preserve"> bi na sličan način generisali I </w:t>
+        <w:t xml:space="preserve">. Iako je stohastička diferencijalna evolucija prvobitno definisana kao proširenje DE/rand/1/bin strategije, nema razloga zašto ovaj pristup ne bi mogao da se primeni i za druge strategije. Na primer, za DE/best/2/bin bi na sličan način generisali I </w:t>
       </w:r>
       <w:r>
         <w:rPr>
@@ -2604,23 +2562,632 @@
       <w:r>
         <w:t>Sam algoritam diferencijalne evolucije ne definiše uslove zaustavljanja,</w:t>
       </w:r>
-    </w:p>
-    <w:p>
-      <w:r>
-        <w:t>8</w:t>
-      </w:r>
-      <w:r>
-        <w:t>.Implementacija</w:t>
-      </w:r>
-    </w:p>
-    <w:p>
-      <w:r>
-        <w:t>9</w:t>
-      </w:r>
-      <w:r>
-        <w:t>.Test funkcije</w:t>
-      </w:r>
-    </w:p>
+      <w:r>
+        <w:t xml:space="preserve"> već prepušta koristniku da izabere uslov zaustavljanja u skladu sa potrebama problema koji rešava.</w:t>
+      </w:r>
+    </w:p>
+    <w:p>
+      <w:r>
+        <w:t>Često korišćeni uslovi zaustavljanja su dostizanje maksimalnog broja iteracija, dostizanje neke vrednosti ciljne funkcije, broj iteracija bez napretka, ili vremensko ograničenje. Ove uslove je moguće i kombinovati, čime nastaju kompleksniji uslovi zaustavljanja koji prevazilaze nedostatke pojedinačnih uslova zaustavljanja.</w:t>
+      </w:r>
+      <w:r>
+        <w:t xml:space="preserve"> Postoje i uslovi zasnovani na statističkim testovima, koji proveravaju kakve su šanse da u daljim iteracijama dođe do unapređenja.</w:t>
+      </w:r>
+    </w:p>
+    <w:p>
+      <w:r>
+        <w:t>Kako sam algoritam diferencijalne evolucije ne definiše eksplicitno uslove zaustavljanja, u ovom radu se nećemo detaljnije baviti uslovima zaustavljanja.</w:t>
+      </w:r>
+    </w:p>
+    <w:p>
+      <w:pPr>
+        <w:pStyle w:val="Heading1"/>
+        <w:numPr>
+          <w:ilvl w:val="0"/>
+          <w:numId w:val="1"/>
+        </w:numPr>
+      </w:pPr>
+      <w:r>
+        <w:t>Implementacija</w:t>
+      </w:r>
+    </w:p>
+    <w:p>
+      <w:r>
+        <w:t>Za implementaciju korišćen je modularni, parametrizovani pristup, gde imamo jednu klasu u kojoj je implementiran generički algoritam diferencijalne evolucije, a konkretne funkcije za selekciju, mutaciju i krosover se prosleđuju kao parametri prilikom pokretanja. Time je obezbeđena proširiva implementacija, pogodna za pokretanja testova.</w:t>
+      </w:r>
+    </w:p>
+    <w:p>
+      <w:r>
+        <w:lastRenderedPageBreak/>
+        <w:t xml:space="preserve">Osnovu implementacije predstavlja klasa </w:t>
+      </w:r>
+      <w:r>
+        <w:rPr>
+          <w:rStyle w:val="Emphasis"/>
+        </w:rPr>
+        <w:t>DifferentialEvolution</w:t>
+      </w:r>
+      <w:r>
+        <w:t xml:space="preserve"> </w:t>
+      </w:r>
+      <w:r>
+        <w:t>koja se inicijalizuje sa ciljnom funkcijom, funkcijama ograničenja, čvrstim granicama i veličinom populacije.</w:t>
+      </w:r>
+      <w:r>
+        <w:rPr>
+          <w:noProof/>
+        </w:rPr>
+        <w:drawing>
+          <wp:inline distT="0" distB="0" distL="0" distR="0" wp14:anchorId="2F0DA0AD" wp14:editId="262AEB82">
+            <wp:extent cx="5366385" cy="772886"/>
+            <wp:effectExtent l="0" t="0" r="5715" b="8255"/>
+            <wp:docPr id="811587306" name="Picture 1"/>
+            <wp:cNvGraphicFramePr>
+              <a:graphicFrameLocks xmlns:a="http://schemas.openxmlformats.org/drawingml/2006/main" noChangeAspect="1"/>
+            </wp:cNvGraphicFramePr>
+            <a:graphic xmlns:a="http://schemas.openxmlformats.org/drawingml/2006/main">
+              <a:graphicData uri="http://schemas.openxmlformats.org/drawingml/2006/picture">
+                <pic:pic xmlns:pic="http://schemas.openxmlformats.org/drawingml/2006/picture">
+                  <pic:nvPicPr>
+                    <pic:cNvPr id="811587306" name=""/>
+                    <pic:cNvPicPr/>
+                  </pic:nvPicPr>
+                  <pic:blipFill rotWithShape="1">
+                    <a:blip r:embed="rId7">
+                      <a:extLst>
+                        <a:ext uri="{28A0092B-C50C-407E-A947-70E740481C1C}">
+                          <a14:useLocalDpi xmlns:a14="http://schemas.microsoft.com/office/drawing/2010/main" val="0"/>
+                        </a:ext>
+                      </a:extLst>
+                    </a:blip>
+                    <a:srcRect r="6347" b="42120"/>
+                    <a:stretch>
+                      <a:fillRect/>
+                    </a:stretch>
+                  </pic:blipFill>
+                  <pic:spPr bwMode="auto">
+                    <a:xfrm>
+                      <a:off x="0" y="0"/>
+                      <a:ext cx="5367441" cy="773038"/>
+                    </a:xfrm>
+                    <a:prstGeom prst="rect">
+                      <a:avLst/>
+                    </a:prstGeom>
+                    <a:ln>
+                      <a:noFill/>
+                    </a:ln>
+                    <a:extLst>
+                      <a:ext uri="{53640926-AAD7-44D8-BBD7-CCE9431645EC}">
+                        <a14:shadowObscured xmlns:a14="http://schemas.microsoft.com/office/drawing/2010/main"/>
+                      </a:ext>
+                    </a:extLst>
+                  </pic:spPr>
+                </pic:pic>
+              </a:graphicData>
+            </a:graphic>
+          </wp:inline>
+        </w:drawing>
+      </w:r>
+    </w:p>
+    <w:p>
+      <w:r>
+        <w:t>Prilikom pokretanja diferencijalne evolucije definišemo koji uslov zaustavljanja želimo da koristimo, kao i funkcije za krosover, selekciju i mutaciju. Na taj način za konkretan problem možemo da brzo i lako da isprobamo više različitih strategija i odaberemo najpovoljniji rezultat.</w:t>
+      </w:r>
+    </w:p>
+    <w:p>
+      <w:r>
+        <w:rPr>
+          <w:noProof/>
+        </w:rPr>
+        <w:drawing>
+          <wp:inline distT="0" distB="0" distL="0" distR="0" wp14:anchorId="5725D24D" wp14:editId="7C92928C">
+            <wp:extent cx="5366385" cy="508000"/>
+            <wp:effectExtent l="0" t="0" r="5715" b="6350"/>
+            <wp:docPr id="1122486452" name="Picture 1"/>
+            <wp:cNvGraphicFramePr>
+              <a:graphicFrameLocks xmlns:a="http://schemas.openxmlformats.org/drawingml/2006/main" noChangeAspect="1"/>
+            </wp:cNvGraphicFramePr>
+            <a:graphic xmlns:a="http://schemas.openxmlformats.org/drawingml/2006/main">
+              <a:graphicData uri="http://schemas.openxmlformats.org/drawingml/2006/picture">
+                <pic:pic xmlns:pic="http://schemas.openxmlformats.org/drawingml/2006/picture">
+                  <pic:nvPicPr>
+                    <pic:cNvPr id="1122486452" name=""/>
+                    <pic:cNvPicPr/>
+                  </pic:nvPicPr>
+                  <pic:blipFill rotWithShape="1">
+                    <a:blip r:embed="rId8"/>
+                    <a:srcRect r="6371"/>
+                    <a:stretch>
+                      <a:fillRect/>
+                    </a:stretch>
+                  </pic:blipFill>
+                  <pic:spPr bwMode="auto">
+                    <a:xfrm>
+                      <a:off x="0" y="0"/>
+                      <a:ext cx="5366385" cy="508000"/>
+                    </a:xfrm>
+                    <a:prstGeom prst="rect">
+                      <a:avLst/>
+                    </a:prstGeom>
+                    <a:ln>
+                      <a:noFill/>
+                    </a:ln>
+                    <a:extLst>
+                      <a:ext uri="{53640926-AAD7-44D8-BBD7-CCE9431645EC}">
+                        <a14:shadowObscured xmlns:a14="http://schemas.microsoft.com/office/drawing/2010/main"/>
+                      </a:ext>
+                    </a:extLst>
+                  </pic:spPr>
+                </pic:pic>
+              </a:graphicData>
+            </a:graphic>
+          </wp:inline>
+        </w:drawing>
+      </w:r>
+    </w:p>
+    <w:p>
+      <w:r>
+        <w:t>Operacije selekcije jedinki i same mutacije su objedinjene u jednu funkciju, jer su te operacije međusobno uslovljene. Izbor strategije mutacije određuje koje vrednosti želimo da dobijemo selekcije. Ukoliko koristimo strategiju DE/rand/1/bin, onda u mutaciji koristimo tri slučajno izabran</w:t>
+      </w:r>
+      <w:r>
+        <w:t>e jedinke</w:t>
+      </w:r>
+      <w:r>
+        <w:t>. Za strategiju</w:t>
+      </w:r>
+      <w:r>
+        <w:t xml:space="preserve"> DE/best/2/bin želimo da nam selekcija da najbolju jedinku i četiri slučajno izabrane jedinke. Strategija DE/best/1/bin bi zahtetevala da selekcija vrati najbolju i dve slučajne jedinke. Stoga, ima smisla ove operacije objediniti u jednoj funkciji.</w:t>
+      </w:r>
+    </w:p>
+    <w:p>
+      <w:r>
+        <w:t>Drugo odstupanje od kanonske diferencijalne evolucije je računanje krosover vektora na početku iteracije. To nam omogućuje da prilikom mutacije uštedimo na računanju parametara za koje znamo da će biti odbačeni.</w:t>
+      </w:r>
+    </w:p>
+    <w:p>
+      <w:r>
+        <w:rPr>
+          <w:noProof/>
+        </w:rPr>
+        <w:drawing>
+          <wp:inline distT="0" distB="0" distL="0" distR="0" wp14:anchorId="4803113A" wp14:editId="5F5403E6">
+            <wp:extent cx="5362103" cy="723900"/>
+            <wp:effectExtent l="0" t="0" r="0" b="0"/>
+            <wp:docPr id="1395028324" name="Picture 1"/>
+            <wp:cNvGraphicFramePr>
+              <a:graphicFrameLocks xmlns:a="http://schemas.openxmlformats.org/drawingml/2006/main" noChangeAspect="1"/>
+            </wp:cNvGraphicFramePr>
+            <a:graphic xmlns:a="http://schemas.openxmlformats.org/drawingml/2006/main">
+              <a:graphicData uri="http://schemas.openxmlformats.org/drawingml/2006/picture">
+                <pic:pic xmlns:pic="http://schemas.openxmlformats.org/drawingml/2006/picture">
+                  <pic:nvPicPr>
+                    <pic:cNvPr id="1395028324" name=""/>
+                    <pic:cNvPicPr/>
+                  </pic:nvPicPr>
+                  <pic:blipFill rotWithShape="1">
+                    <a:blip r:embed="rId9"/>
+                    <a:srcRect r="6365" b="3144"/>
+                    <a:stretch>
+                      <a:fillRect/>
+                    </a:stretch>
+                  </pic:blipFill>
+                  <pic:spPr bwMode="auto">
+                    <a:xfrm>
+                      <a:off x="0" y="0"/>
+                      <a:ext cx="5366659" cy="724515"/>
+                    </a:xfrm>
+                    <a:prstGeom prst="rect">
+                      <a:avLst/>
+                    </a:prstGeom>
+                    <a:ln>
+                      <a:noFill/>
+                    </a:ln>
+                    <a:extLst>
+                      <a:ext uri="{53640926-AAD7-44D8-BBD7-CCE9431645EC}">
+                        <a14:shadowObscured xmlns:a14="http://schemas.microsoft.com/office/drawing/2010/main"/>
+                      </a:ext>
+                    </a:extLst>
+                  </pic:spPr>
+                </pic:pic>
+              </a:graphicData>
+            </a:graphic>
+          </wp:inline>
+        </w:drawing>
+      </w:r>
+    </w:p>
+    <w:p>
+      <w:r>
+        <w:t xml:space="preserve">Tokom izvršavanja algoritma održavaju se statistike poput broja iteracija, poziva funkcije cene, kao i </w:t>
+      </w:r>
+      <w:r>
+        <w:t>istorija najboljih rešenja, ocena i raznolikosti populacije. Raznolikost se računa kao prosek sume euklidkog rastojanja za svake jedinku u populaciji.</w:t>
+      </w:r>
+    </w:p>
+    <w:p>
+      <w:r>
+        <w:rPr>
+          <w:noProof/>
+        </w:rPr>
+        <w:drawing>
+          <wp:inline distT="0" distB="0" distL="0" distR="0" wp14:anchorId="0060BB72" wp14:editId="4BCC9EDD">
+            <wp:extent cx="5366385" cy="947420"/>
+            <wp:effectExtent l="0" t="0" r="5715" b="5080"/>
+            <wp:docPr id="125505117" name="Picture 1"/>
+            <wp:cNvGraphicFramePr>
+              <a:graphicFrameLocks xmlns:a="http://schemas.openxmlformats.org/drawingml/2006/main" noChangeAspect="1"/>
+            </wp:cNvGraphicFramePr>
+            <a:graphic xmlns:a="http://schemas.openxmlformats.org/drawingml/2006/main">
+              <a:graphicData uri="http://schemas.openxmlformats.org/drawingml/2006/picture">
+                <pic:pic xmlns:pic="http://schemas.openxmlformats.org/drawingml/2006/picture">
+                  <pic:nvPicPr>
+                    <pic:cNvPr id="125505117" name=""/>
+                    <pic:cNvPicPr/>
+                  </pic:nvPicPr>
+                  <pic:blipFill rotWithShape="1">
+                    <a:blip r:embed="rId10"/>
+                    <a:srcRect r="6371"/>
+                    <a:stretch>
+                      <a:fillRect/>
+                    </a:stretch>
+                  </pic:blipFill>
+                  <pic:spPr bwMode="auto">
+                    <a:xfrm>
+                      <a:off x="0" y="0"/>
+                      <a:ext cx="5366385" cy="947420"/>
+                    </a:xfrm>
+                    <a:prstGeom prst="rect">
+                      <a:avLst/>
+                    </a:prstGeom>
+                    <a:ln>
+                      <a:noFill/>
+                    </a:ln>
+                    <a:extLst>
+                      <a:ext uri="{53640926-AAD7-44D8-BBD7-CCE9431645EC}">
+                        <a14:shadowObscured xmlns:a14="http://schemas.microsoft.com/office/drawing/2010/main"/>
+                      </a:ext>
+                    </a:extLst>
+                  </pic:spPr>
+                </pic:pic>
+              </a:graphicData>
+            </a:graphic>
+          </wp:inline>
+        </w:drawing>
+      </w:r>
+    </w:p>
+    <w:p>
+      <w:r>
+        <w:t xml:space="preserve">Nakon implementacije osnovnih uslova zaustavljanja, implementirane su funkcije za strategije </w:t>
+      </w:r>
+      <w:r>
+        <w:rPr>
+          <w:lang w:val="en-US"/>
+        </w:rPr>
+        <w:t xml:space="preserve">DE/rand/1/bin I DE/best/2/bin, kao </w:t>
+      </w:r>
+      <w:r>
+        <w:t>i funkcije za SDA modifikaciju.</w:t>
+      </w:r>
+    </w:p>
+    <w:p>
+      <w:r>
+        <w:rPr>
+          <w:noProof/>
+        </w:rPr>
+        <w:drawing>
+          <wp:inline distT="0" distB="0" distL="0" distR="0" wp14:anchorId="21970971" wp14:editId="755711A4">
+            <wp:extent cx="5361940" cy="769620"/>
+            <wp:effectExtent l="0" t="0" r="0" b="0"/>
+            <wp:docPr id="1888782997" name="Picture 1"/>
+            <wp:cNvGraphicFramePr>
+              <a:graphicFrameLocks xmlns:a="http://schemas.openxmlformats.org/drawingml/2006/main" noChangeAspect="1"/>
+            </wp:cNvGraphicFramePr>
+            <a:graphic xmlns:a="http://schemas.openxmlformats.org/drawingml/2006/main">
+              <a:graphicData uri="http://schemas.openxmlformats.org/drawingml/2006/picture">
+                <pic:pic xmlns:pic="http://schemas.openxmlformats.org/drawingml/2006/picture">
+                  <pic:nvPicPr>
+                    <pic:cNvPr id="1888782997" name=""/>
+                    <pic:cNvPicPr/>
+                  </pic:nvPicPr>
+                  <pic:blipFill rotWithShape="1">
+                    <a:blip r:embed="rId11"/>
+                    <a:srcRect r="6448"/>
+                    <a:stretch>
+                      <a:fillRect/>
+                    </a:stretch>
+                  </pic:blipFill>
+                  <pic:spPr bwMode="auto">
+                    <a:xfrm>
+                      <a:off x="0" y="0"/>
+                      <a:ext cx="5361940" cy="769620"/>
+                    </a:xfrm>
+                    <a:prstGeom prst="rect">
+                      <a:avLst/>
+                    </a:prstGeom>
+                    <a:ln>
+                      <a:noFill/>
+                    </a:ln>
+                    <a:extLst>
+                      <a:ext uri="{53640926-AAD7-44D8-BBD7-CCE9431645EC}">
+                        <a14:shadowObscured xmlns:a14="http://schemas.microsoft.com/office/drawing/2010/main"/>
+                      </a:ext>
+                    </a:extLst>
+                  </pic:spPr>
+                </pic:pic>
+              </a:graphicData>
+            </a:graphic>
+          </wp:inline>
+        </w:drawing>
+      </w:r>
+    </w:p>
+    <w:p>
+      <w:r>
+        <w:t>Specifičnost ove samoadaptivne implementacije je da se kontrolni paramentri ne generišu na nivou jedinke, već na nivou parametra, tako da za svaku jedinku imamo vektor kontrolnih parametara, što doprinosi većoj raznolikosti populacije i boljem istraživanju optimizacionog prostora.</w:t>
+      </w:r>
+    </w:p>
+    <w:p>
+      <w:r>
+        <w:rPr>
+          <w:noProof/>
+        </w:rPr>
+        <w:lastRenderedPageBreak/>
+        <w:drawing>
+          <wp:inline distT="0" distB="0" distL="0" distR="0" wp14:anchorId="372DD681" wp14:editId="43DFF27D">
+            <wp:extent cx="5731510" cy="2046605"/>
+            <wp:effectExtent l="0" t="0" r="0" b="0"/>
+            <wp:docPr id="1899834062" name="Picture 1"/>
+            <wp:cNvGraphicFramePr>
+              <a:graphicFrameLocks xmlns:a="http://schemas.openxmlformats.org/drawingml/2006/main" noChangeAspect="1"/>
+            </wp:cNvGraphicFramePr>
+            <a:graphic xmlns:a="http://schemas.openxmlformats.org/drawingml/2006/main">
+              <a:graphicData uri="http://schemas.openxmlformats.org/drawingml/2006/picture">
+                <pic:pic xmlns:pic="http://schemas.openxmlformats.org/drawingml/2006/picture">
+                  <pic:nvPicPr>
+                    <pic:cNvPr id="1899834062" name=""/>
+                    <pic:cNvPicPr/>
+                  </pic:nvPicPr>
+                  <pic:blipFill rotWithShape="1">
+                    <a:blip r:embed="rId12"/>
+                    <a:srcRect r="-6583"/>
+                    <a:stretch>
+                      <a:fillRect/>
+                    </a:stretch>
+                  </pic:blipFill>
+                  <pic:spPr>
+                    <a:xfrm>
+                      <a:off x="0" y="0"/>
+                      <a:ext cx="5731510" cy="2046605"/>
+                    </a:xfrm>
+                    <a:prstGeom prst="rect">
+                      <a:avLst/>
+                    </a:prstGeom>
+                  </pic:spPr>
+                </pic:pic>
+              </a:graphicData>
+            </a:graphic>
+          </wp:inline>
+        </w:drawing>
+      </w:r>
+    </w:p>
+    <w:p>
+      <w:r>
+        <w:t xml:space="preserve">Pored implementacije modifikovane osnovne stohastičke diferencijalne evolucije, implementirana je i samoadaptivna modifikacija strategije </w:t>
+      </w:r>
+      <w:r>
+        <w:rPr>
+          <w:lang w:val="en-US"/>
+        </w:rPr>
+        <w:t>DE/best/2/bin</w:t>
+      </w:r>
+      <w:r>
+        <w:t>.</w:t>
+      </w:r>
+    </w:p>
+    <w:p>
+      <w:r>
+        <w:rPr>
+          <w:noProof/>
+        </w:rPr>
+        <w:drawing>
+          <wp:inline distT="0" distB="0" distL="0" distR="0" wp14:anchorId="3C3F369A" wp14:editId="75922CA8">
+            <wp:extent cx="5377543" cy="2794000"/>
+            <wp:effectExtent l="0" t="0" r="0" b="6350"/>
+            <wp:docPr id="274234433" name="Picture 1"/>
+            <wp:cNvGraphicFramePr>
+              <a:graphicFrameLocks xmlns:a="http://schemas.openxmlformats.org/drawingml/2006/main" noChangeAspect="1"/>
+            </wp:cNvGraphicFramePr>
+            <a:graphic xmlns:a="http://schemas.openxmlformats.org/drawingml/2006/main">
+              <a:graphicData uri="http://schemas.openxmlformats.org/drawingml/2006/picture">
+                <pic:pic xmlns:pic="http://schemas.openxmlformats.org/drawingml/2006/picture">
+                  <pic:nvPicPr>
+                    <pic:cNvPr id="274234433" name=""/>
+                    <pic:cNvPicPr/>
+                  </pic:nvPicPr>
+                  <pic:blipFill rotWithShape="1">
+                    <a:blip r:embed="rId13"/>
+                    <a:srcRect r="6176"/>
+                    <a:stretch>
+                      <a:fillRect/>
+                    </a:stretch>
+                  </pic:blipFill>
+                  <pic:spPr bwMode="auto">
+                    <a:xfrm>
+                      <a:off x="0" y="0"/>
+                      <a:ext cx="5377543" cy="2794000"/>
+                    </a:xfrm>
+                    <a:prstGeom prst="rect">
+                      <a:avLst/>
+                    </a:prstGeom>
+                    <a:ln>
+                      <a:noFill/>
+                    </a:ln>
+                    <a:extLst>
+                      <a:ext uri="{53640926-AAD7-44D8-BBD7-CCE9431645EC}">
+                        <a14:shadowObscured xmlns:a14="http://schemas.microsoft.com/office/drawing/2010/main"/>
+                      </a:ext>
+                    </a:extLst>
+                  </pic:spPr>
+                </pic:pic>
+              </a:graphicData>
+            </a:graphic>
+          </wp:inline>
+        </w:drawing>
+      </w:r>
+    </w:p>
+    <w:p>
+      <w:r>
+        <w:t>Zatim su implementirane test funkcije i izvršeni testovi. Takođe, izvršeni su testovi i sa nekim bibliotečkim funkcijama radi poređenja rezultata.</w:t>
+      </w:r>
+    </w:p>
+    <w:p>
+      <w:pPr>
+        <w:pStyle w:val="Heading1"/>
+        <w:numPr>
+          <w:ilvl w:val="0"/>
+          <w:numId w:val="1"/>
+        </w:numPr>
+      </w:pPr>
+      <w:r>
+        <w:t>Test funkcije</w:t>
+      </w:r>
+    </w:p>
+    <w:p>
+      <w:r>
+        <w:t>Funkcija sfera</w:t>
+      </w:r>
+    </w:p>
+    <w:p>
+      <w:pPr>
+        <w:rPr>
+          <w:lang w:val="en-001"/>
+        </w:rPr>
+      </w:pPr>
+      <w:r>
+        <w:rPr>
+          <w:lang w:val="en-001"/>
+        </w:rPr>
+        <w:t xml:space="preserve">Funkcija </w:t>
+      </w:r>
+      <w:r>
+        <w:rPr>
+          <w:lang w:val="en-001"/>
+        </w:rPr>
+        <w:t>Rosenbrock</w:t>
+      </w:r>
+      <w:r>
+        <w:rPr>
+          <w:lang w:val="en-001"/>
+        </w:rPr>
+        <w:t>’s</w:t>
+      </w:r>
+    </w:p>
+    <w:p>
+      <w:r>
+        <w:t>Funkcija korak</w:t>
+      </w:r>
+    </w:p>
+    <w:p>
+      <w:pPr>
+        <w:rPr>
+          <w:lang w:val="en-001"/>
+        </w:rPr>
+      </w:pPr>
+      <w:r>
+        <w:t xml:space="preserve">Funkcija </w:t>
+      </w:r>
+      <w:r>
+        <w:rPr>
+          <w:lang w:val="en-001"/>
+        </w:rPr>
+        <w:t>Griewank</w:t>
+      </w:r>
+      <w:r>
+        <w:rPr>
+          <w:lang w:val="en-001"/>
+        </w:rPr>
+        <w:t>’s</w:t>
+      </w:r>
+    </w:p>
+    <w:p>
+      <w:pPr>
+        <w:rPr>
+          <w:lang w:val="en-001"/>
+        </w:rPr>
+      </w:pPr>
+      <w:r>
+        <w:rPr>
+          <w:lang w:val="en-001"/>
+        </w:rPr>
+        <w:t>Funkcija Styblinski-Tang’s</w:t>
+      </w:r>
+    </w:p>
+    <w:p>
+      <w:pPr>
+        <w:rPr>
+          <w:lang w:val="en-001"/>
+        </w:rPr>
+      </w:pPr>
+      <w:r>
+        <w:rPr>
+          <w:lang w:val="en-001"/>
+        </w:rPr>
+        <w:t>Funckija Shekel’s</w:t>
+      </w:r>
+    </w:p>
+    <w:p>
+      <w:pPr>
+        <w:rPr>
+          <w:lang w:val="en-001"/>
+        </w:rPr>
+      </w:pPr>
+      <w:r>
+        <w:rPr>
+          <w:lang w:val="en-001"/>
+        </w:rPr>
+        <w:t>Funkcija Rastrigin’s</w:t>
+      </w:r>
+    </w:p>
+    <w:p>
+      <w:pPr>
+        <w:rPr>
+          <w:lang w:val="en-001"/>
+        </w:rPr>
+      </w:pPr>
+      <w:r>
+        <w:rPr>
+          <w:lang w:val="en-001"/>
+        </w:rPr>
+        <w:t>Funckija Ackley’s</w:t>
+      </w:r>
+    </w:p>
+    <w:p>
+      <w:pPr>
+        <w:rPr>
+          <w:lang w:val="en-001"/>
+        </w:rPr>
+      </w:pPr>
+      <w:r>
+        <w:rPr>
+          <w:lang w:val="en-001"/>
+        </w:rPr>
+        <w:lastRenderedPageBreak/>
+        <w:t>Funkcija zarotiranog elipsoida</w:t>
+      </w:r>
+    </w:p>
+    <w:p>
+      <w:pPr>
+        <w:rPr>
+          <w:lang w:val="en-001"/>
+        </w:rPr>
+      </w:pPr>
+      <w:r>
+        <w:rPr>
+          <w:lang w:val="en-001"/>
+        </w:rPr>
+        <w:t>Funkcija Keane’s Bump</w:t>
+      </w:r>
+    </w:p>
+    <w:p/>
+    <w:p/>
     <w:p>
       <w:r>
         <w:t>10</w:t>
@@ -3559,6 +4126,7 @@
   <w:style w:type="character" w:default="1" w:styleId="DefaultParagraphFont">
     <w:name w:val="Default Paragraph Font"/>
     <w:uiPriority w:val="1"/>
+    <w:semiHidden/>
     <w:unhideWhenUsed/>
   </w:style>
   <w:style w:type="table" w:default="1" w:styleId="TableNormal">
@@ -3925,6 +4493,37 @@
       <w:color w:val="404040" w:themeColor="text1" w:themeTint="BF"/>
     </w:rPr>
   </w:style>
+  <w:style w:type="paragraph" w:styleId="HTMLPreformatted">
+    <w:name w:val="HTML Preformatted"/>
+    <w:basedOn w:val="Normal"/>
+    <w:link w:val="HTMLPreformattedChar"/>
+    <w:uiPriority w:val="99"/>
+    <w:semiHidden/>
+    <w:unhideWhenUsed/>
+    <w:rsid w:val="0093057D"/>
+    <w:pPr>
+      <w:spacing w:after="0" w:line="240" w:lineRule="auto"/>
+    </w:pPr>
+    <w:rPr>
+      <w:rFonts w:ascii="Consolas" w:hAnsi="Consolas"/>
+      <w:sz w:val="20"/>
+      <w:szCs w:val="20"/>
+    </w:rPr>
+  </w:style>
+  <w:style w:type="character" w:customStyle="1" w:styleId="HTMLPreformattedChar">
+    <w:name w:val="HTML Preformatted Char"/>
+    <w:basedOn w:val="DefaultParagraphFont"/>
+    <w:link w:val="HTMLPreformatted"/>
+    <w:uiPriority w:val="99"/>
+    <w:semiHidden/>
+    <w:rsid w:val="0093057D"/>
+    <w:rPr>
+      <w:rFonts w:ascii="Consolas" w:hAnsi="Consolas"/>
+      <w:sz w:val="20"/>
+      <w:szCs w:val="20"/>
+      <w:lang w:val="sr-Latn-RS"/>
+    </w:rPr>
+  </w:style>
 </w:styles>
 </file>
 

--- a/de_documentation.docx
+++ b/de_documentation.docx
@@ -110,9 +110,19 @@
       <w:r>
         <w:t xml:space="preserve"> </w:t>
       </w:r>
-      <w:r>
-        <w:t>optimizaciona metaheuristika</w:t>
-      </w:r>
+      <w:proofErr w:type="spellStart"/>
+      <w:r>
+        <w:t>optimizaciona</w:t>
+      </w:r>
+      <w:proofErr w:type="spellEnd"/>
+      <w:r>
+        <w:t xml:space="preserve"> </w:t>
+      </w:r>
+      <w:proofErr w:type="spellStart"/>
+      <w:r>
+        <w:t>metaheuristika</w:t>
+      </w:r>
+      <w:proofErr w:type="spellEnd"/>
       <w:r>
         <w:t>, podvrsta evolucionih algoritama, i</w:t>
       </w:r>
@@ -125,8 +135,21 @@
       <w:r>
         <w:t xml:space="preserve"> </w:t>
       </w:r>
-      <w:r>
-        <w:t xml:space="preserve">metaheuristika, koja održava populaciju potencijalnih rešenja za optimizacioni problem koji se rešava i iterativno pokušava da ih unapredi u odnosu na unapred zadatu meru kvaliteta. Diferencijalna evolucija </w:t>
+      <w:proofErr w:type="spellStart"/>
+      <w:r>
+        <w:t>metaheuristika</w:t>
+      </w:r>
+      <w:proofErr w:type="spellEnd"/>
+      <w:r>
+        <w:t xml:space="preserve">, koja održava populaciju potencijalnih rešenja za </w:t>
+      </w:r>
+      <w:proofErr w:type="spellStart"/>
+      <w:r>
+        <w:t>optimizacioni</w:t>
+      </w:r>
+      <w:proofErr w:type="spellEnd"/>
+      <w:r>
+        <w:t xml:space="preserve"> problem koji se rešava i iterativno pokušava da ih unapredi u odnosu na unapred zadatu meru kvaliteta. Diferencijalna evolucija </w:t>
       </w:r>
       <w:r>
         <w:t>nema gotovo nikakve pretpostavke o problemu koji rešava, ali takođe nema nikakve garancije da će optimalno rešenje ikada biti pronađeno.</w:t>
@@ -137,10 +160,34 @@
         <w:jc w:val="both"/>
       </w:pPr>
       <w:r>
-        <w:t xml:space="preserve">Najčešći slučajevi upotrebe za diferencijalnu evoluciju su višedimenzionalni problemi kontinualne optimizacije. Kako diferencijalna evolucija ne koristi gradijent, optimizacioni problemi koje rešava ne moraju biti diferencijabilni, a čak ne moraju biti ni neprekidni. </w:t>
-      </w:r>
-      <w:r>
-        <w:t>Zbog toga, diferencijalna evolucija pogoduje za rešavanje najtežih optimizacionih problema, uključujući i probleme sa šumom, ili probleme koji se menjaju kroz vreme.</w:t>
+        <w:t xml:space="preserve">Najčešći slučajevi upotrebe za diferencijalnu evoluciju su višedimenzionalni problemi kontinualne optimizacije. Kako diferencijalna evolucija ne koristi gradijent, </w:t>
+      </w:r>
+      <w:proofErr w:type="spellStart"/>
+      <w:r>
+        <w:t>optimizacioni</w:t>
+      </w:r>
+      <w:proofErr w:type="spellEnd"/>
+      <w:r>
+        <w:t xml:space="preserve"> problemi koje rešava ne moraju biti </w:t>
+      </w:r>
+      <w:proofErr w:type="spellStart"/>
+      <w:r>
+        <w:t>diferencijabilni</w:t>
+      </w:r>
+      <w:proofErr w:type="spellEnd"/>
+      <w:r>
+        <w:t xml:space="preserve">, a čak ne moraju biti ni neprekidni. </w:t>
+      </w:r>
+      <w:r>
+        <w:t xml:space="preserve">Zbog toga, diferencijalna evolucija pogoduje za rešavanje najtežih </w:t>
+      </w:r>
+      <w:proofErr w:type="spellStart"/>
+      <w:r>
+        <w:t>optimizacionih</w:t>
+      </w:r>
+      <w:proofErr w:type="spellEnd"/>
+      <w:r>
+        <w:t xml:space="preserve"> problema, uključujući i probleme sa šumom, ili probleme koji se menjaju kroz vreme.</w:t>
       </w:r>
     </w:p>
     <w:p>
@@ -148,7 +195,15 @@
         <w:jc w:val="both"/>
       </w:pPr>
       <w:r>
-        <w:t>Prvi put diferencijalna evolucija se pojavljuje 1995. u radu Rajnera Storna i Keneta Prajsa. Od tada su napisane brojne knjige i radovi na temu diferencijalne evolucije koji se bave različitim teoretskim i praktičnim aspektima diferencijalne evolucije.</w:t>
+        <w:t xml:space="preserve">Prvi put diferencijalna evolucija se pojavljuje 1995. u radu Rajnera </w:t>
+      </w:r>
+      <w:proofErr w:type="spellStart"/>
+      <w:r>
+        <w:t>Storna</w:t>
+      </w:r>
+      <w:proofErr w:type="spellEnd"/>
+      <w:r>
+        <w:t xml:space="preserve"> i Keneta Prajsa. Od tada su napisane brojne knjige i radovi na temu diferencijalne evolucije koji se bave različitim teoretskim i praktičnim aspektima diferencijalne evolucije.</w:t>
       </w:r>
     </w:p>
     <w:p>
@@ -257,6 +312,7 @@
         </w:rPr>
         <w:t xml:space="preserve"> Pored ovih parametara, imamo i </w:t>
       </w:r>
+      <w:proofErr w:type="spellStart"/>
       <w:r>
         <w:rPr>
           <w:rStyle w:val="Emphasis"/>
@@ -270,6 +326,7 @@
         </w:rPr>
         <w:t>pop</w:t>
       </w:r>
+      <w:proofErr w:type="spellEnd"/>
       <w:r>
         <w:rPr>
           <w:rFonts w:cstheme="minorHAnsi"/>
@@ -282,12 +339,20 @@
         </w:rPr>
         <w:t xml:space="preserve">parametar za veličinu populacije, koja se nasumično </w:t>
       </w:r>
+      <w:proofErr w:type="spellStart"/>
       <w:r>
         <w:rPr>
           <w:rFonts w:cstheme="minorHAnsi"/>
         </w:rPr>
         <w:lastRenderedPageBreak/>
-        <w:t>inicijalizuje pre početka rada algoritma.</w:t>
+        <w:t>inicijalizuje</w:t>
+      </w:r>
+      <w:proofErr w:type="spellEnd"/>
+      <w:r>
+        <w:rPr>
+          <w:rFonts w:cstheme="minorHAnsi"/>
+        </w:rPr>
+        <w:t xml:space="preserve"> pre početka rada algoritma.</w:t>
       </w:r>
       <w:r>
         <w:rPr>
@@ -471,6 +536,7 @@
         </w:rPr>
         <w:t xml:space="preserve">gde je </w:t>
       </w:r>
+      <w:proofErr w:type="spellStart"/>
       <w:r>
         <w:rPr>
           <w:rStyle w:val="Emphasis"/>
@@ -484,6 +550,7 @@
         </w:rPr>
         <w:t>param</w:t>
       </w:r>
+      <w:proofErr w:type="spellEnd"/>
       <w:r>
         <w:rPr>
           <w:rFonts w:eastAsiaTheme="minorEastAsia"/>
@@ -846,6 +913,7 @@
       <w:r>
         <w:t xml:space="preserve">Obično veće vrednosti </w:t>
       </w:r>
+      <w:proofErr w:type="spellStart"/>
       <w:r>
         <w:rPr>
           <w:rStyle w:val="Emphasis"/>
@@ -859,6 +927,7 @@
         </w:rPr>
         <w:t>pop</w:t>
       </w:r>
+      <w:proofErr w:type="spellEnd"/>
       <w:r>
         <w:t xml:space="preserve"> i </w:t>
       </w:r>
@@ -871,6 +940,7 @@
       <w:r>
         <w:t xml:space="preserve"> rezultuju robusnom pretragom, ali po ceni sporije konvergencije. Premale vrednosti </w:t>
       </w:r>
+      <w:proofErr w:type="spellStart"/>
       <w:r>
         <w:rPr>
           <w:rStyle w:val="Emphasis"/>
@@ -884,6 +954,7 @@
         </w:rPr>
         <w:t>pop</w:t>
       </w:r>
+      <w:proofErr w:type="spellEnd"/>
       <w:r>
         <w:t xml:space="preserve"> i </w:t>
       </w:r>
@@ -912,6 +983,7 @@
       <w:r>
         <w:t xml:space="preserve"> </w:t>
       </w:r>
+      <w:proofErr w:type="spellStart"/>
       <w:r>
         <w:rPr>
           <w:rStyle w:val="Emphasis"/>
@@ -925,6 +997,7 @@
         </w:rPr>
         <w:t>pop</w:t>
       </w:r>
+      <w:proofErr w:type="spellEnd"/>
       <w:r>
         <w:t xml:space="preserve"> varira između </w:t>
       </w:r>
@@ -1009,7 +1082,21 @@
         <w:rPr>
           <w:rFonts w:eastAsiaTheme="minorEastAsia"/>
         </w:rPr>
-        <w:t xml:space="preserve">neki izrazito multimodalni problemi mogu zahtevati i više od </w:t>
+        <w:t xml:space="preserve">neki izrazito </w:t>
+      </w:r>
+      <w:proofErr w:type="spellStart"/>
+      <w:r>
+        <w:rPr>
+          <w:rFonts w:eastAsiaTheme="minorEastAsia"/>
+        </w:rPr>
+        <w:t>multimodalni</w:t>
+      </w:r>
+      <w:proofErr w:type="spellEnd"/>
+      <w:r>
+        <w:rPr>
+          <w:rFonts w:eastAsiaTheme="minorEastAsia"/>
+        </w:rPr>
+        <w:t xml:space="preserve"> problemi mogu zahtevati i više od </w:t>
       </w:r>
       <m:oMath>
         <m:r>
@@ -1072,7 +1159,14 @@
         <w:rPr>
           <w:rStyle w:val="Emphasis"/>
         </w:rPr>
-        <w:t>2/n</w:t>
+        <w:t>2/</w:t>
+      </w:r>
+      <w:proofErr w:type="spellStart"/>
+      <w:r>
+        <w:rPr>
+          <w:rStyle w:val="Emphasis"/>
+        </w:rPr>
+        <w:t>n</w:t>
       </w:r>
       <w:r>
         <w:rPr>
@@ -1081,6 +1175,7 @@
         </w:rPr>
         <w:t>pop</w:t>
       </w:r>
+      <w:proofErr w:type="spellEnd"/>
       <w:r>
         <w:t xml:space="preserve"> i </w:t>
       </w:r>
@@ -1253,13 +1348,45 @@
         <w:t xml:space="preserve"> </w:t>
       </w:r>
       <w:r>
-        <w:t>U skladu sa ovom notacijom, osnovna strategija diferencijalne evolucije je označena sa DE/rand/1/bin.</w:t>
+        <w:t>U skladu sa ovom notacijom, osnovna strategija diferencijalne evolucije je označena sa DE/</w:t>
+      </w:r>
+      <w:proofErr w:type="spellStart"/>
+      <w:r>
+        <w:t>rand</w:t>
+      </w:r>
+      <w:proofErr w:type="spellEnd"/>
+      <w:r>
+        <w:t>/1/</w:t>
+      </w:r>
+      <w:proofErr w:type="spellStart"/>
+      <w:r>
+        <w:t>bin</w:t>
+      </w:r>
+      <w:proofErr w:type="spellEnd"/>
+      <w:r>
+        <w:t>.</w:t>
       </w:r>
     </w:p>
     <w:p>
       <w:r>
         <w:lastRenderedPageBreak/>
-        <w:t>Jedna od popularnih varijacija je DE/best/2/bin, gde mutiramo najbolju jedinku u tekućoj populaciji sa dve raz</w:t>
+        <w:t>Jedna od popularnih varijacija je DE/</w:t>
+      </w:r>
+      <w:proofErr w:type="spellStart"/>
+      <w:r>
+        <w:t>best</w:t>
+      </w:r>
+      <w:proofErr w:type="spellEnd"/>
+      <w:r>
+        <w:t>/2/</w:t>
+      </w:r>
+      <w:proofErr w:type="spellStart"/>
+      <w:r>
+        <w:t>bin</w:t>
+      </w:r>
+      <w:proofErr w:type="spellEnd"/>
+      <w:r>
+        <w:t>, gde mutiramo najbolju jedinku u tekućoj populaciji sa dve raz</w:t>
       </w:r>
       <w:r>
         <w:t>like jedinki.</w:t>
@@ -1344,8 +1471,13 @@
           <w:numId w:val="1"/>
         </w:numPr>
       </w:pPr>
-      <w:r>
-        <w:t>Samoadaptivni algoritam</w:t>
+      <w:proofErr w:type="spellStart"/>
+      <w:r>
+        <w:t>Samoadaptivni</w:t>
+      </w:r>
+      <w:proofErr w:type="spellEnd"/>
+      <w:r>
+        <w:t xml:space="preserve"> algoritam</w:t>
       </w:r>
     </w:p>
     <w:p>
@@ -1356,15 +1488,39 @@
         <w:t xml:space="preserve">odešavanje parametara </w:t>
       </w:r>
       <w:r>
-        <w:t xml:space="preserve">samo po sebi podrazumeva da imamo neka znanja o ciljnoj funkciji, ili da moramo da se stavimo u ulogu optimizatora i pretražujemo prostor parametara. </w:t>
-      </w:r>
-      <w:r>
-        <w:t>Tada se pojavila ideja da pustimo optimizator da sam pretražuje prostor parametara.</w:t>
-      </w:r>
-    </w:p>
-    <w:p>
-      <w:r>
-        <w:t xml:space="preserve">Stohastička diferencijalna evolucija (SDE) predstavlja samoadaptivnu modifikaciju algoritma diferencijalne evolucije koja sama pretražuje prostor parametara za prag verovatnoće </w:t>
+        <w:t xml:space="preserve">samo po sebi podrazumeva da imamo neka znanja o ciljnoj funkciji, ili da moramo da se stavimo u ulogu </w:t>
+      </w:r>
+      <w:proofErr w:type="spellStart"/>
+      <w:r>
+        <w:t>optimizatora</w:t>
+      </w:r>
+      <w:proofErr w:type="spellEnd"/>
+      <w:r>
+        <w:t xml:space="preserve"> i pretražujemo prostor parametara. </w:t>
+      </w:r>
+      <w:r>
+        <w:t xml:space="preserve">Tada se pojavila ideja da pustimo </w:t>
+      </w:r>
+      <w:proofErr w:type="spellStart"/>
+      <w:r>
+        <w:t>optimizator</w:t>
+      </w:r>
+      <w:proofErr w:type="spellEnd"/>
+      <w:r>
+        <w:t xml:space="preserve"> da sam pretražuje prostor parametara.</w:t>
+      </w:r>
+    </w:p>
+    <w:p>
+      <w:r>
+        <w:t xml:space="preserve">Stohastička diferencijalna evolucija (SDE) predstavlja </w:t>
+      </w:r>
+      <w:proofErr w:type="spellStart"/>
+      <w:r>
+        <w:t>samoadaptivnu</w:t>
+      </w:r>
+      <w:proofErr w:type="spellEnd"/>
+      <w:r>
+        <w:t xml:space="preserve"> modifikaciju algoritma diferencijalne evolucije koja sama pretražuje prostor parametara za prag verovatnoće </w:t>
       </w:r>
       <w:r>
         <w:rPr>
@@ -1382,7 +1538,23 @@
         <w:t>ω</w:t>
       </w:r>
       <w:r>
-        <w:t xml:space="preserve">. Osnovna varijanta stohastičke diferencijalne evolucije predstavlja modifikaciju strategije DE/rand/1/bin, koja za svaku jedinku u populaciji generiše parametre </w:t>
+        <w:t>. Osnovna varijanta stohastičke diferencijalne evolucije predstavlja modifikaciju strategije DE/</w:t>
+      </w:r>
+      <w:proofErr w:type="spellStart"/>
+      <w:r>
+        <w:t>rand</w:t>
+      </w:r>
+      <w:proofErr w:type="spellEnd"/>
+      <w:r>
+        <w:t>/1/</w:t>
+      </w:r>
+      <w:proofErr w:type="spellStart"/>
+      <w:r>
+        <w:t>bin</w:t>
+      </w:r>
+      <w:proofErr w:type="spellEnd"/>
+      <w:r>
+        <w:t xml:space="preserve">, koja za svaku jedinku u populaciji generiše parametre </w:t>
       </w:r>
       <w:r>
         <w:rPr>
@@ -1405,7 +1577,15 @@
     </w:p>
     <w:p>
       <w:r>
-        <w:t xml:space="preserve">Na početku algoritma inicijalizujemo posebnu populaciju </w:t>
+        <w:t xml:space="preserve">Na početku algoritma </w:t>
+      </w:r>
+      <w:proofErr w:type="spellStart"/>
+      <w:r>
+        <w:t>inicijalizujemo</w:t>
+      </w:r>
+      <w:proofErr w:type="spellEnd"/>
+      <w:r>
+        <w:t xml:space="preserve"> posebnu populaciju </w:t>
       </w:r>
       <w:r>
         <w:rPr>
@@ -1417,7 +1597,15 @@
         <w:t>,</w:t>
       </w:r>
       <w:r>
-        <w:t xml:space="preserve"> tako što za svaku jedinku u populaciji inicijalizujemo </w:t>
+        <w:t xml:space="preserve"> tako što za svaku jedinku u populaciji </w:t>
+      </w:r>
+      <w:proofErr w:type="spellStart"/>
+      <w:r>
+        <w:t>inicijalizujemo</w:t>
+      </w:r>
+      <w:proofErr w:type="spellEnd"/>
+      <w:r>
+        <w:t xml:space="preserve"> </w:t>
       </w:r>
       <w:r>
         <w:rPr>
@@ -1707,7 +1895,39 @@
         <w:t>ω</w:t>
       </w:r>
       <w:r>
-        <w:t xml:space="preserve">. Iako je stohastička diferencijalna evolucija prvobitno definisana kao proširenje DE/rand/1/bin strategije, nema razloga zašto ovaj pristup ne bi mogao da se primeni i za druge strategije. Na primer, za DE/best/2/bin bi na sličan način generisali I </w:t>
+        <w:t>. Iako je stohastička diferencijalna evolucija prvobitno definisana kao proširenje DE/</w:t>
+      </w:r>
+      <w:proofErr w:type="spellStart"/>
+      <w:r>
+        <w:t>rand</w:t>
+      </w:r>
+      <w:proofErr w:type="spellEnd"/>
+      <w:r>
+        <w:t>/1/</w:t>
+      </w:r>
+      <w:proofErr w:type="spellStart"/>
+      <w:r>
+        <w:t>bin</w:t>
+      </w:r>
+      <w:proofErr w:type="spellEnd"/>
+      <w:r>
+        <w:t xml:space="preserve"> strategije, nema razloga zašto ovaj pristup ne bi mogao da se primeni i za druge strategije. Na primer, za DE/</w:t>
+      </w:r>
+      <w:proofErr w:type="spellStart"/>
+      <w:r>
+        <w:t>best</w:t>
+      </w:r>
+      <w:proofErr w:type="spellEnd"/>
+      <w:r>
+        <w:t>/2/</w:t>
+      </w:r>
+      <w:proofErr w:type="spellStart"/>
+      <w:r>
+        <w:t>bin</w:t>
+      </w:r>
+      <w:proofErr w:type="spellEnd"/>
+      <w:r>
+        <w:t xml:space="preserve"> bi na sličan način generisali I </w:t>
       </w:r>
       <w:r>
         <w:rPr>
@@ -1716,13 +1936,30 @@
         <w:t>λ</w:t>
       </w:r>
       <w:r>
-        <w:t xml:space="preserve"> kontrolni parameter. Dalje, nove modifikacije bi mogle da predlože nove načine generisanja težinskih faktora.</w:t>
-      </w:r>
-    </w:p>
-    <w:p>
-      <w:r>
-        <w:t xml:space="preserve">Naprednije samoadaptivne varijante samostalno podešavaju i </w:t>
-      </w:r>
+        <w:t xml:space="preserve"> kontrolni </w:t>
+      </w:r>
+      <w:proofErr w:type="spellStart"/>
+      <w:r>
+        <w:t>parameter</w:t>
+      </w:r>
+      <w:proofErr w:type="spellEnd"/>
+      <w:r>
+        <w:t>. Dalje, nove modifikacije bi mogle da predlože nove načine generisanja težinskih faktora.</w:t>
+      </w:r>
+    </w:p>
+    <w:p>
+      <w:r>
+        <w:t xml:space="preserve">Naprednije </w:t>
+      </w:r>
+      <w:proofErr w:type="spellStart"/>
+      <w:r>
+        <w:t>samoadaptivne</w:t>
+      </w:r>
+      <w:proofErr w:type="spellEnd"/>
+      <w:r>
+        <w:t xml:space="preserve"> varijante samostalno podešavaju i </w:t>
+      </w:r>
+      <w:proofErr w:type="spellStart"/>
       <w:r>
         <w:rPr>
           <w:rStyle w:val="Emphasis"/>
@@ -1735,6 +1972,7 @@
         </w:rPr>
         <w:t>pop</w:t>
       </w:r>
+      <w:proofErr w:type="spellEnd"/>
       <w:r>
         <w:t xml:space="preserve"> veličinu populacije, u zavisnosti od nekih statistika populacije, </w:t>
       </w:r>
@@ -1745,7 +1983,15 @@
         <w:t xml:space="preserve">. Takve </w:t>
       </w:r>
       <w:r>
-        <w:t>varijante su znatno kompleksnije, uvode dosta novih modifikasija i mogu se razmatrati kao poseban algoritam, premda u osnovni zadržavaju bazne korake diferencijalne evolucije.</w:t>
+        <w:t xml:space="preserve">varijante su znatno kompleksnije, uvode dosta novih </w:t>
+      </w:r>
+      <w:proofErr w:type="spellStart"/>
+      <w:r>
+        <w:t>modifikasija</w:t>
+      </w:r>
+      <w:proofErr w:type="spellEnd"/>
+      <w:r>
+        <w:t xml:space="preserve"> i mogu se razmatrati kao poseban algoritam, premda u osnovni zadržavaju bazne korake diferencijalne evolucije.</w:t>
       </w:r>
     </w:p>
     <w:p>
@@ -2278,7 +2524,23 @@
     </w:p>
     <w:p>
       <w:r>
-        <w:t>Meka ograničenja, sa druge strane, su granice koje dopuštamo jedinkama da pređu, ali penalizujemo njihov prelazak. Obično se zadaju funkcijama koje vraćaju neutral za dozvoljene vrednosti jedinke, a za nedozvoljene vrednost penala.</w:t>
+        <w:t xml:space="preserve">Meka ograničenja, sa druge strane, su granice koje dopuštamo jedinkama da pređu, ali </w:t>
+      </w:r>
+      <w:proofErr w:type="spellStart"/>
+      <w:r>
+        <w:t>penalizujemo</w:t>
+      </w:r>
+      <w:proofErr w:type="spellEnd"/>
+      <w:r>
+        <w:t xml:space="preserve"> njihov prelazak. Obično se zadaju funkcijama koje vraćaju </w:t>
+      </w:r>
+      <w:proofErr w:type="spellStart"/>
+      <w:r>
+        <w:t>neutral</w:t>
+      </w:r>
+      <w:proofErr w:type="spellEnd"/>
+      <w:r>
+        <w:t xml:space="preserve"> za dozvoljene vrednosti jedinke, a za nedozvoljene vrednost penala.</w:t>
       </w:r>
     </w:p>
     <w:p>
@@ -2286,7 +2548,15 @@
         <w:t xml:space="preserve">Funkcija cene objedinjuje </w:t>
       </w:r>
       <w:r>
-        <w:t xml:space="preserve">funkcije ograničenja sa ciljnom funkcijom. Za definisanje funkcije cene obično se koriste aditivni i multiplikativni pristup. Aditivni pristup podrazumeva da se vrednosti koje vrate </w:t>
+        <w:t xml:space="preserve">funkcije ograničenja sa ciljnom funkcijom. Za definisanje funkcije cene obično se koriste aditivni i </w:t>
+      </w:r>
+      <w:proofErr w:type="spellStart"/>
+      <w:r>
+        <w:t>multiplikativni</w:t>
+      </w:r>
+      <w:proofErr w:type="spellEnd"/>
+      <w:r>
+        <w:t xml:space="preserve"> pristup. Aditivni pristup podrazumeva da se vrednosti koje vrate </w:t>
       </w:r>
       <w:r>
         <w:rPr>
@@ -2300,6 +2570,7 @@
       <w:r>
         <w:t xml:space="preserve">funkcije ograničenja saberu sa vrednošću koju vrati </w:t>
       </w:r>
+      <w:proofErr w:type="spellStart"/>
       <w:r>
         <w:rPr>
           <w:rStyle w:val="Emphasis"/>
@@ -2313,6 +2584,7 @@
         </w:rPr>
         <w:t>objective</w:t>
       </w:r>
+      <w:proofErr w:type="spellEnd"/>
       <w:r>
         <w:t xml:space="preserve"> </w:t>
       </w:r>
@@ -2536,14 +2808,109 @@
       </m:oMathPara>
     </w:p>
     <w:p>
+      <w:proofErr w:type="spellStart"/>
       <w:r>
         <w:rPr>
           <w:lang w:val="en-US"/>
         </w:rPr>
-        <w:t>Multiplikativni pristup obično podra</w:t>
-      </w:r>
-      <w:r>
-        <w:t>zumeva množenje vrednsti ciljne funkcije sa stepenovanim vrednostima funkcija ograničenja. Neutral za aditivni pristup nula, a neutral za multiplikativni je jedan. Pored toga što u multiplikativnom pristupu moramo da obezbedimo da funkcije ograničenja vraćaju jedinicu ako je sve uredu, moramo da obezbedimo i da ciljna funkcija konvergira ka jedinici sa desne strane. Time unosimo dodatne pretpostavke o funkciji, tako da se multiplikativni pristup retko koristi.</w:t>
+        <w:t>Multiplikativni</w:t>
+      </w:r>
+      <w:proofErr w:type="spellEnd"/>
+      <w:r>
+        <w:rPr>
+          <w:lang w:val="en-US"/>
+        </w:rPr>
+        <w:t xml:space="preserve"> </w:t>
+      </w:r>
+      <w:proofErr w:type="spellStart"/>
+      <w:r>
+        <w:rPr>
+          <w:lang w:val="en-US"/>
+        </w:rPr>
+        <w:t>pristup</w:t>
+      </w:r>
+      <w:proofErr w:type="spellEnd"/>
+      <w:r>
+        <w:rPr>
+          <w:lang w:val="en-US"/>
+        </w:rPr>
+        <w:t xml:space="preserve"> </w:t>
+      </w:r>
+      <w:proofErr w:type="spellStart"/>
+      <w:r>
+        <w:rPr>
+          <w:lang w:val="en-US"/>
+        </w:rPr>
+        <w:t>obično</w:t>
+      </w:r>
+      <w:proofErr w:type="spellEnd"/>
+      <w:r>
+        <w:rPr>
+          <w:lang w:val="en-US"/>
+        </w:rPr>
+        <w:t xml:space="preserve"> </w:t>
+      </w:r>
+      <w:proofErr w:type="spellStart"/>
+      <w:r>
+        <w:rPr>
+          <w:lang w:val="en-US"/>
+        </w:rPr>
+        <w:t>podra</w:t>
+      </w:r>
+      <w:r>
+        <w:t>zumeva</w:t>
+      </w:r>
+      <w:proofErr w:type="spellEnd"/>
+      <w:r>
+        <w:t xml:space="preserve"> množenje </w:t>
+      </w:r>
+      <w:proofErr w:type="spellStart"/>
+      <w:r>
+        <w:t>vrednsti</w:t>
+      </w:r>
+      <w:proofErr w:type="spellEnd"/>
+      <w:r>
+        <w:t xml:space="preserve"> ciljne funkcije sa stepenovanim vrednostima funkcija ograničenja. </w:t>
+      </w:r>
+      <w:proofErr w:type="spellStart"/>
+      <w:r>
+        <w:t>Neutral</w:t>
+      </w:r>
+      <w:proofErr w:type="spellEnd"/>
+      <w:r>
+        <w:t xml:space="preserve"> za aditivni pristup nula, a </w:t>
+      </w:r>
+      <w:proofErr w:type="spellStart"/>
+      <w:r>
+        <w:t>neutral</w:t>
+      </w:r>
+      <w:proofErr w:type="spellEnd"/>
+      <w:r>
+        <w:t xml:space="preserve"> za </w:t>
+      </w:r>
+      <w:proofErr w:type="spellStart"/>
+      <w:r>
+        <w:t>multiplikativni</w:t>
+      </w:r>
+      <w:proofErr w:type="spellEnd"/>
+      <w:r>
+        <w:t xml:space="preserve"> je jedan. Pored toga što u </w:t>
+      </w:r>
+      <w:proofErr w:type="spellStart"/>
+      <w:r>
+        <w:t>multiplikativnom</w:t>
+      </w:r>
+      <w:proofErr w:type="spellEnd"/>
+      <w:r>
+        <w:t xml:space="preserve"> pristupu moramo da obezbedimo da funkcije ograničenja vraćaju jedinicu ako je sve uredu, moramo da obezbedimo i da ciljna funkcija konvergira ka jedinici sa desne strane. Time unosimo dodatne pretpostavke o funkciji, tako da se </w:t>
+      </w:r>
+      <w:proofErr w:type="spellStart"/>
+      <w:r>
+        <w:t>multiplikativni</w:t>
+      </w:r>
+      <w:proofErr w:type="spellEnd"/>
+      <w:r>
+        <w:t xml:space="preserve"> pristup retko koristi.</w:t>
       </w:r>
     </w:p>
     <w:p>
@@ -2563,7 +2930,15 @@
         <w:t>Sam algoritam diferencijalne evolucije ne definiše uslove zaustavljanja,</w:t>
       </w:r>
       <w:r>
-        <w:t xml:space="preserve"> već prepušta koristniku da izabere uslov zaustavljanja u skladu sa potrebama problema koji rešava.</w:t>
+        <w:t xml:space="preserve"> već prepušta </w:t>
+      </w:r>
+      <w:proofErr w:type="spellStart"/>
+      <w:r>
+        <w:t>koristniku</w:t>
+      </w:r>
+      <w:proofErr w:type="spellEnd"/>
+      <w:r>
+        <w:t xml:space="preserve"> da izabere uslov zaustavljanja u skladu sa potrebama problema koji rešava.</w:t>
       </w:r>
     </w:p>
     <w:p>
@@ -2593,7 +2968,23 @@
     </w:p>
     <w:p>
       <w:r>
-        <w:t>Za implementaciju korišćen je modularni, parametrizovani pristup, gde imamo jednu klasu u kojoj je implementiran generički algoritam diferencijalne evolucije, a konkretne funkcije za selekciju, mutaciju i krosover se prosleđuju kao parametri prilikom pokretanja. Time je obezbeđena proširiva implementacija, pogodna za pokretanja testova.</w:t>
+        <w:t xml:space="preserve">Za implementaciju korišćen je modularni, </w:t>
+      </w:r>
+      <w:proofErr w:type="spellStart"/>
+      <w:r>
+        <w:t>parametrizovani</w:t>
+      </w:r>
+      <w:proofErr w:type="spellEnd"/>
+      <w:r>
+        <w:t xml:space="preserve"> pristup, gde imamo jednu klasu u kojoj je implementiran generički algoritam diferencijalne evolucije, a konkretne funkcije za selekciju, mutaciju i krosover se prosleđuju kao parametri prilikom pokretanja. Time je obezbeđena </w:t>
+      </w:r>
+      <w:proofErr w:type="spellStart"/>
+      <w:r>
+        <w:t>proširiva</w:t>
+      </w:r>
+      <w:proofErr w:type="spellEnd"/>
+      <w:r>
+        <w:t xml:space="preserve"> implementacija, pogodna za pokretanja testova.</w:t>
       </w:r>
     </w:p>
     <w:p>
@@ -2601,17 +2992,27 @@
         <w:lastRenderedPageBreak/>
         <w:t xml:space="preserve">Osnovu implementacije predstavlja klasa </w:t>
       </w:r>
+      <w:proofErr w:type="spellStart"/>
       <w:r>
         <w:rPr>
           <w:rStyle w:val="Emphasis"/>
         </w:rPr>
         <w:t>DifferentialEvolution</w:t>
       </w:r>
+      <w:proofErr w:type="spellEnd"/>
       <w:r>
         <w:t xml:space="preserve"> </w:t>
       </w:r>
       <w:r>
-        <w:t>koja se inicijalizuje sa ciljnom funkcijom, funkcijama ograničenja, čvrstim granicama i veličinom populacije.</w:t>
+        <w:t xml:space="preserve">koja se </w:t>
+      </w:r>
+      <w:proofErr w:type="spellStart"/>
+      <w:r>
+        <w:t>inicijalizuje</w:t>
+      </w:r>
+      <w:proofErr w:type="spellEnd"/>
+      <w:r>
+        <w:t xml:space="preserve"> sa ciljnom funkcijom, funkcijama ograničenja, čvrstim granicama i veličinom populacije.</w:t>
       </w:r>
       <w:r>
         <w:rPr>
@@ -2727,7 +3128,23 @@
     </w:p>
     <w:p>
       <w:r>
-        <w:t>Operacije selekcije jedinki i same mutacije su objedinjene u jednu funkciju, jer su te operacije međusobno uslovljene. Izbor strategije mutacije određuje koje vrednosti želimo da dobijemo selekcije. Ukoliko koristimo strategiju DE/rand/1/bin, onda u mutaciji koristimo tri slučajno izabran</w:t>
+        <w:t>Operacije selekcije jedinki i same mutacije su objedinjene u jednu funkciju, jer su te operacije međusobno uslovljene. Izbor strategije mutacije određuje koje vrednosti želimo da dobijemo selekcije. Ukoliko koristimo strategiju DE/</w:t>
+      </w:r>
+      <w:proofErr w:type="spellStart"/>
+      <w:r>
+        <w:t>rand</w:t>
+      </w:r>
+      <w:proofErr w:type="spellEnd"/>
+      <w:r>
+        <w:t>/1/</w:t>
+      </w:r>
+      <w:proofErr w:type="spellStart"/>
+      <w:r>
+        <w:t>bin</w:t>
+      </w:r>
+      <w:proofErr w:type="spellEnd"/>
+      <w:r>
+        <w:t>, onda u mutaciji koristimo tri slučajno izabran</w:t>
       </w:r>
       <w:r>
         <w:t>e jedinke</w:t>
@@ -2736,7 +3153,47 @@
         <w:t>. Za strategiju</w:t>
       </w:r>
       <w:r>
-        <w:t xml:space="preserve"> DE/best/2/bin želimo da nam selekcija da najbolju jedinku i četiri slučajno izabrane jedinke. Strategija DE/best/1/bin bi zahtetevala da selekcija vrati najbolju i dve slučajne jedinke. Stoga, ima smisla ove operacije objediniti u jednoj funkciji.</w:t>
+        <w:t xml:space="preserve"> DE/</w:t>
+      </w:r>
+      <w:proofErr w:type="spellStart"/>
+      <w:r>
+        <w:t>best</w:t>
+      </w:r>
+      <w:proofErr w:type="spellEnd"/>
+      <w:r>
+        <w:t>/2/</w:t>
+      </w:r>
+      <w:proofErr w:type="spellStart"/>
+      <w:r>
+        <w:t>bin</w:t>
+      </w:r>
+      <w:proofErr w:type="spellEnd"/>
+      <w:r>
+        <w:t xml:space="preserve"> želimo da nam selekcija da najbolju jedinku i četiri slučajno izabrane jedinke. Strategija DE/</w:t>
+      </w:r>
+      <w:proofErr w:type="spellStart"/>
+      <w:r>
+        <w:t>best</w:t>
+      </w:r>
+      <w:proofErr w:type="spellEnd"/>
+      <w:r>
+        <w:t>/1/</w:t>
+      </w:r>
+      <w:proofErr w:type="spellStart"/>
+      <w:r>
+        <w:t>bin</w:t>
+      </w:r>
+      <w:proofErr w:type="spellEnd"/>
+      <w:r>
+        <w:t xml:space="preserve"> bi </w:t>
+      </w:r>
+      <w:proofErr w:type="spellStart"/>
+      <w:r>
+        <w:t>zahtetevala</w:t>
+      </w:r>
+      <w:proofErr w:type="spellEnd"/>
+      <w:r>
+        <w:t xml:space="preserve"> da selekcija vrati najbolju i dve slučajne jedinke. Stoga, ima smisla ove operacije objediniti u jednoj funkciji.</w:t>
       </w:r>
     </w:p>
     <w:p>
@@ -2800,7 +3257,15 @@
         <w:t xml:space="preserve">Tokom izvršavanja algoritma održavaju se statistike poput broja iteracija, poziva funkcije cene, kao i </w:t>
       </w:r>
       <w:r>
-        <w:t>istorija najboljih rešenja, ocena i raznolikosti populacije. Raznolikost se računa kao prosek sume euklidkog rastojanja za svake jedinku u populaciji.</w:t>
+        <w:t xml:space="preserve">istorija najboljih rešenja, ocena i raznolikosti populacije. Raznolikost se računa kao prosek sume </w:t>
+      </w:r>
+      <w:proofErr w:type="spellStart"/>
+      <w:r>
+        <w:t>euklidkog</w:t>
+      </w:r>
+      <w:proofErr w:type="spellEnd"/>
+      <w:r>
+        <w:t xml:space="preserve"> rastojanja za svake jedinku u populaciji.</w:t>
       </w:r>
     </w:p>
     <w:p>
@@ -2862,7 +3327,21 @@
         <w:rPr>
           <w:lang w:val="en-US"/>
         </w:rPr>
-        <w:t xml:space="preserve">DE/rand/1/bin I DE/best/2/bin, kao </w:t>
+        <w:t xml:space="preserve">DE/rand/1/bin I DE/best/2/bin, </w:t>
+      </w:r>
+      <w:proofErr w:type="spellStart"/>
+      <w:r>
+        <w:rPr>
+          <w:lang w:val="en-US"/>
+        </w:rPr>
+        <w:t>kao</w:t>
+      </w:r>
+      <w:proofErr w:type="spellEnd"/>
+      <w:r>
+        <w:rPr>
+          <w:lang w:val="en-US"/>
+        </w:rPr>
+        <w:t xml:space="preserve"> </w:t>
       </w:r>
       <w:r>
         <w:t>i funkcije za SDA modifikaciju.</w:t>
@@ -2921,7 +3400,31 @@
     </w:p>
     <w:p>
       <w:r>
-        <w:t>Specifičnost ove samoadaptivne implementacije je da se kontrolni paramentri ne generišu na nivou jedinke, već na nivou parametra, tako da za svaku jedinku imamo vektor kontrolnih parametara, što doprinosi većoj raznolikosti populacije i boljem istraživanju optimizacionog prostora.</w:t>
+        <w:t xml:space="preserve">Specifičnost ove </w:t>
+      </w:r>
+      <w:proofErr w:type="spellStart"/>
+      <w:r>
+        <w:t>samoadaptivne</w:t>
+      </w:r>
+      <w:proofErr w:type="spellEnd"/>
+      <w:r>
+        <w:t xml:space="preserve"> implementacije je da se kontrolni </w:t>
+      </w:r>
+      <w:proofErr w:type="spellStart"/>
+      <w:r>
+        <w:t>paramentri</w:t>
+      </w:r>
+      <w:proofErr w:type="spellEnd"/>
+      <w:r>
+        <w:t xml:space="preserve"> ne generišu na nivou jedinke, već na nivou parametra, tako da za svaku jedinku imamo vektor kontrolnih parametara, što doprinosi većoj raznolikosti populacije i boljem istraživanju </w:t>
+      </w:r>
+      <w:proofErr w:type="spellStart"/>
+      <w:r>
+        <w:t>optimizacionog</w:t>
+      </w:r>
+      <w:proofErr w:type="spellEnd"/>
+      <w:r>
+        <w:t xml:space="preserve"> prostora.</w:t>
       </w:r>
     </w:p>
     <w:p>
@@ -2970,7 +3473,15 @@
     </w:p>
     <w:p>
       <w:r>
-        <w:t xml:space="preserve">Pored implementacije modifikovane osnovne stohastičke diferencijalne evolucije, implementirana je i samoadaptivna modifikacija strategije </w:t>
+        <w:t xml:space="preserve">Pored implementacije modifikovane osnovne stohastičke diferencijalne evolucije, implementirana je i </w:t>
+      </w:r>
+      <w:proofErr w:type="spellStart"/>
+      <w:r>
+        <w:t>samoadaptivna</w:t>
+      </w:r>
+      <w:proofErr w:type="spellEnd"/>
+      <w:r>
+        <w:t xml:space="preserve"> modifikacija strategije </w:t>
       </w:r>
       <w:r>
         <w:rPr>
@@ -3052,37 +3563,761 @@
     </w:p>
     <w:p>
       <w:r>
-        <w:t>Funkcija sfera</w:t>
+        <w:t xml:space="preserve">Funkcija </w:t>
+      </w:r>
+      <w:proofErr w:type="spellStart"/>
+      <w:r>
+        <w:t>Sphere</w:t>
+      </w:r>
+      <w:proofErr w:type="spellEnd"/>
+      <w:r>
+        <w:t>.</w:t>
       </w:r>
     </w:p>
     <w:p>
       <w:pPr>
         <w:rPr>
+          <w:lang w:val="en-US"/>
+        </w:rPr>
+      </w:pPr>
+      <m:oMathPara>
+        <m:oMath>
+          <m:r>
+            <w:rPr>
+              <w:rFonts w:ascii="Cambria Math" w:hAnsi="Cambria Math"/>
+              <w:lang w:val="en-US"/>
+            </w:rPr>
+            <m:t>f</m:t>
+          </m:r>
+          <m:d>
+            <m:dPr>
+              <m:ctrlPr>
+                <w:rPr>
+                  <w:rFonts w:ascii="Cambria Math" w:hAnsi="Cambria Math"/>
+                  <w:i/>
+                  <w:lang w:val="en-US"/>
+                </w:rPr>
+              </m:ctrlPr>
+            </m:dPr>
+            <m:e>
+              <m:r>
+                <w:rPr>
+                  <w:rFonts w:ascii="Cambria Math" w:hAnsi="Cambria Math"/>
+                  <w:lang w:val="en-US"/>
+                </w:rPr>
+                <m:t>X</m:t>
+              </m:r>
+            </m:e>
+          </m:d>
+          <m:r>
+            <w:rPr>
+              <w:rFonts w:ascii="Cambria Math" w:hAnsi="Cambria Math"/>
+              <w:lang w:val="en-US"/>
+            </w:rPr>
+            <m:t xml:space="preserve">= </m:t>
+          </m:r>
+          <m:nary>
+            <m:naryPr>
+              <m:chr m:val="∑"/>
+              <m:limLoc m:val="undOvr"/>
+              <m:ctrlPr>
+                <w:rPr>
+                  <w:rFonts w:ascii="Cambria Math" w:hAnsi="Cambria Math"/>
+                  <w:i/>
+                  <w:lang w:val="en-US"/>
+                </w:rPr>
+              </m:ctrlPr>
+            </m:naryPr>
+            <m:sub>
+              <m:r>
+                <w:rPr>
+                  <w:rFonts w:ascii="Cambria Math" w:hAnsi="Cambria Math"/>
+                  <w:lang w:val="en-US"/>
+                </w:rPr>
+                <m:t>i=1</m:t>
+              </m:r>
+            </m:sub>
+            <m:sup>
+              <m:r>
+                <w:rPr>
+                  <w:rFonts w:ascii="Cambria Math" w:hAnsi="Cambria Math"/>
+                  <w:lang w:val="en-US"/>
+                </w:rPr>
+                <m:t>n</m:t>
+              </m:r>
+            </m:sup>
+            <m:e>
+              <m:sSubSup>
+                <m:sSubSupPr>
+                  <m:ctrlPr>
+                    <w:rPr>
+                      <w:rFonts w:ascii="Cambria Math" w:hAnsi="Cambria Math"/>
+                      <w:i/>
+                      <w:lang w:val="en-US"/>
+                    </w:rPr>
+                  </m:ctrlPr>
+                </m:sSubSupPr>
+                <m:e>
+                  <m:r>
+                    <w:rPr>
+                      <w:rFonts w:ascii="Cambria Math" w:hAnsi="Cambria Math"/>
+                      <w:lang w:val="en-US"/>
+                    </w:rPr>
+                    <m:t>x</m:t>
+                  </m:r>
+                </m:e>
+                <m:sub>
+                  <m:r>
+                    <w:rPr>
+                      <w:rFonts w:ascii="Cambria Math" w:hAnsi="Cambria Math"/>
+                      <w:lang w:val="en-US"/>
+                    </w:rPr>
+                    <m:t>i</m:t>
+                  </m:r>
+                </m:sub>
+                <m:sup>
+                  <m:r>
+                    <w:rPr>
+                      <w:rFonts w:ascii="Cambria Math" w:hAnsi="Cambria Math"/>
+                      <w:lang w:val="en-US"/>
+                    </w:rPr>
+                    <m:t>2</m:t>
+                  </m:r>
+                </m:sup>
+              </m:sSubSup>
+            </m:e>
+          </m:nary>
+          <m:r>
+            <w:rPr>
+              <w:rFonts w:ascii="Cambria Math" w:eastAsiaTheme="minorEastAsia" w:hAnsi="Cambria Math"/>
+              <w:lang w:val="en-US"/>
+            </w:rPr>
+            <m:t>, -</m:t>
+          </m:r>
+          <m:r>
+            <w:rPr>
+              <w:rFonts w:ascii="Cambria Math" w:eastAsiaTheme="minorEastAsia" w:hAnsi="Cambria Math"/>
+              <w:lang w:val="en-US"/>
+            </w:rPr>
+            <m:t>∞</m:t>
+          </m:r>
+          <m:r>
+            <w:rPr>
+              <w:rFonts w:ascii="Cambria Math" w:eastAsiaTheme="minorEastAsia" w:hAnsi="Cambria Math"/>
+              <w:lang w:val="en-US"/>
+            </w:rPr>
+            <m:t>≤</m:t>
+          </m:r>
+          <m:sSub>
+            <m:sSubPr>
+              <m:ctrlPr>
+                <w:rPr>
+                  <w:rFonts w:ascii="Cambria Math" w:eastAsiaTheme="minorEastAsia" w:hAnsi="Cambria Math"/>
+                  <w:i/>
+                  <w:lang w:val="en-US"/>
+                </w:rPr>
+              </m:ctrlPr>
+            </m:sSubPr>
+            <m:e>
+              <m:r>
+                <w:rPr>
+                  <w:rFonts w:ascii="Cambria Math" w:eastAsiaTheme="minorEastAsia" w:hAnsi="Cambria Math"/>
+                  <w:lang w:val="en-US"/>
+                </w:rPr>
+                <m:t>x</m:t>
+              </m:r>
+            </m:e>
+            <m:sub>
+              <m:r>
+                <w:rPr>
+                  <w:rFonts w:ascii="Cambria Math" w:eastAsiaTheme="minorEastAsia" w:hAnsi="Cambria Math"/>
+                  <w:lang w:val="en-US"/>
+                </w:rPr>
+                <m:t>i</m:t>
+              </m:r>
+            </m:sub>
+          </m:sSub>
+          <m:r>
+            <w:rPr>
+              <w:rFonts w:ascii="Cambria Math" w:eastAsiaTheme="minorEastAsia" w:hAnsi="Cambria Math"/>
+              <w:lang w:val="en-US"/>
+            </w:rPr>
+            <m:t>≤</m:t>
+          </m:r>
+          <m:r>
+            <w:rPr>
+              <w:rFonts w:ascii="Cambria Math" w:eastAsiaTheme="minorEastAsia" w:hAnsi="Cambria Math"/>
+              <w:lang w:val="en-US"/>
+            </w:rPr>
+            <m:t>∞</m:t>
+          </m:r>
+        </m:oMath>
+      </m:oMathPara>
+    </w:p>
+    <w:p>
+      <w:pPr>
+        <w:rPr>
           <w:lang w:val="en-001"/>
         </w:rPr>
       </w:pPr>
+      <w:proofErr w:type="spellStart"/>
       <w:r>
         <w:rPr>
           <w:lang w:val="en-001"/>
         </w:rPr>
+        <w:t>Funkcija</w:t>
+      </w:r>
+      <w:proofErr w:type="spellEnd"/>
+      <w:r>
+        <w:rPr>
+          <w:lang w:val="en-001"/>
+        </w:rPr>
+        <w:t xml:space="preserve"> </w:t>
+      </w:r>
+      <w:r>
+        <w:rPr>
+          <w:lang w:val="en-001"/>
+        </w:rPr>
+        <w:t>Rosenbrock</w:t>
+      </w:r>
+      <w:r>
+        <w:rPr>
+          <w:lang w:val="en-001"/>
+        </w:rPr>
+        <w:t>’s</w:t>
+      </w:r>
+      <w:r>
+        <w:rPr>
+          <w:lang w:val="en-001"/>
+        </w:rPr>
+        <w:t>.</w:t>
+      </w:r>
+    </w:p>
+    <w:p>
+      <w:pPr>
+        <w:rPr>
+          <w:lang w:val="en-001"/>
+        </w:rPr>
+      </w:pPr>
+      <m:oMathPara>
+        <m:oMath>
+          <m:r>
+            <w:rPr>
+              <w:rFonts w:ascii="Cambria Math" w:hAnsi="Cambria Math"/>
+              <w:lang w:val="en-001"/>
+            </w:rPr>
+            <m:t>f</m:t>
+          </m:r>
+          <m:d>
+            <m:dPr>
+              <m:ctrlPr>
+                <w:rPr>
+                  <w:rFonts w:ascii="Cambria Math" w:hAnsi="Cambria Math"/>
+                  <w:i/>
+                  <w:lang w:val="en-001"/>
+                </w:rPr>
+              </m:ctrlPr>
+            </m:dPr>
+            <m:e>
+              <m:r>
+                <w:rPr>
+                  <w:rFonts w:ascii="Cambria Math" w:hAnsi="Cambria Math"/>
+                  <w:lang w:val="en-001"/>
+                </w:rPr>
+                <m:t>X</m:t>
+              </m:r>
+            </m:e>
+          </m:d>
+          <m:r>
+            <w:rPr>
+              <w:rFonts w:ascii="Cambria Math" w:hAnsi="Cambria Math"/>
+              <w:lang w:val="en-001"/>
+            </w:rPr>
+            <m:t xml:space="preserve">= </m:t>
+          </m:r>
+          <m:nary>
+            <m:naryPr>
+              <m:chr m:val="∑"/>
+              <m:limLoc m:val="undOvr"/>
+              <m:ctrlPr>
+                <w:rPr>
+                  <w:rFonts w:ascii="Cambria Math" w:hAnsi="Cambria Math"/>
+                  <w:i/>
+                  <w:lang w:val="en-001"/>
+                </w:rPr>
+              </m:ctrlPr>
+            </m:naryPr>
+            <m:sub>
+              <m:r>
+                <w:rPr>
+                  <w:rFonts w:ascii="Cambria Math" w:hAnsi="Cambria Math"/>
+                  <w:lang w:val="en-001"/>
+                </w:rPr>
+                <m:t>i=1</m:t>
+              </m:r>
+            </m:sub>
+            <m:sup>
+              <m:r>
+                <w:rPr>
+                  <w:rFonts w:ascii="Cambria Math" w:hAnsi="Cambria Math"/>
+                  <w:lang w:val="en-001"/>
+                </w:rPr>
+                <m:t>n-1</m:t>
+              </m:r>
+            </m:sup>
+            <m:e>
+              <m:sSup>
+                <m:sSupPr>
+                  <m:ctrlPr>
+                    <w:rPr>
+                      <w:rFonts w:ascii="Cambria Math" w:hAnsi="Cambria Math"/>
+                      <w:i/>
+                      <w:lang w:val="en-001"/>
+                    </w:rPr>
+                  </m:ctrlPr>
+                </m:sSupPr>
+                <m:e>
+                  <m:r>
+                    <w:rPr>
+                      <w:rFonts w:ascii="Cambria Math" w:hAnsi="Cambria Math"/>
+                      <w:lang w:val="en-001"/>
+                    </w:rPr>
+                    <m:t>100∙</m:t>
+                  </m:r>
+                  <m:d>
+                    <m:dPr>
+                      <m:ctrlPr>
+                        <w:rPr>
+                          <w:rFonts w:ascii="Cambria Math" w:hAnsi="Cambria Math"/>
+                          <w:i/>
+                          <w:lang w:val="en-001"/>
+                        </w:rPr>
+                      </m:ctrlPr>
+                    </m:dPr>
+                    <m:e>
+                      <m:sSubSup>
+                        <m:sSubSupPr>
+                          <m:ctrlPr>
+                            <w:rPr>
+                              <w:rFonts w:ascii="Cambria Math" w:hAnsi="Cambria Math"/>
+                              <w:i/>
+                              <w:lang w:val="en-001"/>
+                            </w:rPr>
+                          </m:ctrlPr>
+                        </m:sSubSupPr>
+                        <m:e>
+                          <m:r>
+                            <w:rPr>
+                              <w:rFonts w:ascii="Cambria Math" w:hAnsi="Cambria Math"/>
+                              <w:lang w:val="en-001"/>
+                            </w:rPr>
+                            <m:t>x</m:t>
+                          </m:r>
+                        </m:e>
+                        <m:sub>
+                          <m:r>
+                            <w:rPr>
+                              <w:rFonts w:ascii="Cambria Math" w:hAnsi="Cambria Math"/>
+                              <w:lang w:val="en-001"/>
+                            </w:rPr>
+                            <m:t>i</m:t>
+                          </m:r>
+                        </m:sub>
+                        <m:sup>
+                          <m:r>
+                            <w:rPr>
+                              <w:rFonts w:ascii="Cambria Math" w:hAnsi="Cambria Math"/>
+                              <w:lang w:val="en-001"/>
+                            </w:rPr>
+                            <m:t>2</m:t>
+                          </m:r>
+                        </m:sup>
+                      </m:sSubSup>
+                      <m:r>
+                        <w:rPr>
+                          <w:rFonts w:ascii="Cambria Math" w:hAnsi="Cambria Math"/>
+                          <w:lang w:val="en-001"/>
+                        </w:rPr>
+                        <m:t>-</m:t>
+                      </m:r>
+                      <m:sSub>
+                        <m:sSubPr>
+                          <m:ctrlPr>
+                            <w:rPr>
+                              <w:rFonts w:ascii="Cambria Math" w:hAnsi="Cambria Math"/>
+                              <w:i/>
+                              <w:lang w:val="en-001"/>
+                            </w:rPr>
+                          </m:ctrlPr>
+                        </m:sSubPr>
+                        <m:e>
+                          <m:r>
+                            <w:rPr>
+                              <w:rFonts w:ascii="Cambria Math" w:hAnsi="Cambria Math"/>
+                              <w:lang w:val="en-001"/>
+                            </w:rPr>
+                            <m:t>x</m:t>
+                          </m:r>
+                        </m:e>
+                        <m:sub>
+                          <m:r>
+                            <w:rPr>
+                              <w:rFonts w:ascii="Cambria Math" w:hAnsi="Cambria Math"/>
+                              <w:lang w:val="en-001"/>
+                            </w:rPr>
+                            <m:t>i+1</m:t>
+                          </m:r>
+                        </m:sub>
+                      </m:sSub>
+                    </m:e>
+                  </m:d>
+                </m:e>
+                <m:sup>
+                  <m:r>
+                    <w:rPr>
+                      <w:rFonts w:ascii="Cambria Math" w:hAnsi="Cambria Math"/>
+                      <w:lang w:val="en-001"/>
+                    </w:rPr>
+                    <m:t>2</m:t>
+                  </m:r>
+                </m:sup>
+              </m:sSup>
+              <m:r>
+                <w:rPr>
+                  <w:rFonts w:ascii="Cambria Math" w:hAnsi="Cambria Math"/>
+                  <w:lang w:val="en-001"/>
+                </w:rPr>
+                <m:t>+</m:t>
+              </m:r>
+              <m:sSup>
+                <m:sSupPr>
+                  <m:ctrlPr>
+                    <w:rPr>
+                      <w:rFonts w:ascii="Cambria Math" w:hAnsi="Cambria Math"/>
+                      <w:i/>
+                      <w:lang w:val="en-001"/>
+                    </w:rPr>
+                  </m:ctrlPr>
+                </m:sSupPr>
+                <m:e>
+                  <m:d>
+                    <m:dPr>
+                      <m:ctrlPr>
+                        <w:rPr>
+                          <w:rFonts w:ascii="Cambria Math" w:hAnsi="Cambria Math"/>
+                          <w:i/>
+                          <w:lang w:val="en-001"/>
+                        </w:rPr>
+                      </m:ctrlPr>
+                    </m:dPr>
+                    <m:e>
+                      <m:r>
+                        <w:rPr>
+                          <w:rFonts w:ascii="Cambria Math" w:hAnsi="Cambria Math"/>
+                          <w:lang w:val="en-001"/>
+                        </w:rPr>
+                        <m:t>1-</m:t>
+                      </m:r>
+                      <m:sSub>
+                        <m:sSubPr>
+                          <m:ctrlPr>
+                            <w:rPr>
+                              <w:rFonts w:ascii="Cambria Math" w:hAnsi="Cambria Math"/>
+                              <w:i/>
+                              <w:lang w:val="en-001"/>
+                            </w:rPr>
+                          </m:ctrlPr>
+                        </m:sSubPr>
+                        <m:e>
+                          <m:r>
+                            <w:rPr>
+                              <w:rFonts w:ascii="Cambria Math" w:hAnsi="Cambria Math"/>
+                              <w:lang w:val="en-001"/>
+                            </w:rPr>
+                            <m:t>x</m:t>
+                          </m:r>
+                        </m:e>
+                        <m:sub>
+                          <m:r>
+                            <w:rPr>
+                              <w:rFonts w:ascii="Cambria Math" w:hAnsi="Cambria Math"/>
+                              <w:lang w:val="en-001"/>
+                            </w:rPr>
+                            <m:t>i</m:t>
+                          </m:r>
+                        </m:sub>
+                      </m:sSub>
+                    </m:e>
+                  </m:d>
+                </m:e>
+                <m:sup>
+                  <m:r>
+                    <w:rPr>
+                      <w:rFonts w:ascii="Cambria Math" w:hAnsi="Cambria Math"/>
+                      <w:lang w:val="en-001"/>
+                    </w:rPr>
+                    <m:t>2</m:t>
+                  </m:r>
+                </m:sup>
+              </m:sSup>
+            </m:e>
+          </m:nary>
+          <m:r>
+            <w:rPr>
+              <w:rFonts w:ascii="Cambria Math" w:hAnsi="Cambria Math"/>
+              <w:lang w:val="en-001"/>
+            </w:rPr>
+            <m:t xml:space="preserve">, </m:t>
+          </m:r>
+          <m:r>
+            <w:rPr>
+              <w:rFonts w:ascii="Cambria Math" w:eastAsiaTheme="minorEastAsia" w:hAnsi="Cambria Math"/>
+              <w:lang w:val="en-US"/>
+            </w:rPr>
+            <m:t>-∞≤</m:t>
+          </m:r>
+          <m:sSub>
+            <m:sSubPr>
+              <m:ctrlPr>
+                <w:rPr>
+                  <w:rFonts w:ascii="Cambria Math" w:eastAsiaTheme="minorEastAsia" w:hAnsi="Cambria Math"/>
+                  <w:i/>
+                  <w:lang w:val="en-US"/>
+                </w:rPr>
+              </m:ctrlPr>
+            </m:sSubPr>
+            <m:e>
+              <m:r>
+                <w:rPr>
+                  <w:rFonts w:ascii="Cambria Math" w:eastAsiaTheme="minorEastAsia" w:hAnsi="Cambria Math"/>
+                  <w:lang w:val="en-US"/>
+                </w:rPr>
+                <m:t>x</m:t>
+              </m:r>
+            </m:e>
+            <m:sub>
+              <m:r>
+                <w:rPr>
+                  <w:rFonts w:ascii="Cambria Math" w:eastAsiaTheme="minorEastAsia" w:hAnsi="Cambria Math"/>
+                  <w:lang w:val="en-US"/>
+                </w:rPr>
+                <m:t>i</m:t>
+              </m:r>
+            </m:sub>
+          </m:sSub>
+          <m:r>
+            <w:rPr>
+              <w:rFonts w:ascii="Cambria Math" w:eastAsiaTheme="minorEastAsia" w:hAnsi="Cambria Math"/>
+              <w:lang w:val="en-US"/>
+            </w:rPr>
+            <m:t>≤∞</m:t>
+          </m:r>
+        </m:oMath>
+      </m:oMathPara>
+    </w:p>
+    <w:p>
+      <w:r>
         <w:t xml:space="preserve">Funkcija </w:t>
       </w:r>
-      <w:r>
+      <w:proofErr w:type="spellStart"/>
+      <w:r>
+        <w:t>Step</w:t>
+      </w:r>
+      <w:proofErr w:type="spellEnd"/>
+      <w:r>
+        <w:t>.</w:t>
+      </w:r>
+    </w:p>
+    <w:p>
+      <w:pPr>
+        <w:rPr>
+          <w:rFonts w:eastAsiaTheme="minorEastAsia"/>
+          <w:lang w:val="en-US"/>
+        </w:rPr>
+      </w:pPr>
+      <m:oMathPara>
+        <m:oMath>
+          <m:r>
+            <w:rPr>
+              <w:rFonts w:ascii="Cambria Math" w:hAnsi="Cambria Math"/>
+            </w:rPr>
+            <w:lastRenderedPageBreak/>
+            <m:t>f</m:t>
+          </m:r>
+          <m:d>
+            <m:dPr>
+              <m:ctrlPr>
+                <w:rPr>
+                  <w:rFonts w:ascii="Cambria Math" w:hAnsi="Cambria Math"/>
+                  <w:i/>
+                </w:rPr>
+              </m:ctrlPr>
+            </m:dPr>
+            <m:e>
+              <m:r>
+                <w:rPr>
+                  <w:rFonts w:ascii="Cambria Math" w:hAnsi="Cambria Math"/>
+                </w:rPr>
+                <m:t>X</m:t>
+              </m:r>
+            </m:e>
+          </m:d>
+          <m:r>
+            <w:rPr>
+              <w:rFonts w:ascii="Cambria Math" w:hAnsi="Cambria Math"/>
+            </w:rPr>
+            <m:t xml:space="preserve">= </m:t>
+          </m:r>
+          <m:nary>
+            <m:naryPr>
+              <m:chr m:val="∑"/>
+              <m:limLoc m:val="undOvr"/>
+              <m:ctrlPr>
+                <w:rPr>
+                  <w:rFonts w:ascii="Cambria Math" w:hAnsi="Cambria Math"/>
+                  <w:i/>
+                </w:rPr>
+              </m:ctrlPr>
+            </m:naryPr>
+            <m:sub>
+              <m:r>
+                <w:rPr>
+                  <w:rFonts w:ascii="Cambria Math" w:hAnsi="Cambria Math"/>
+                </w:rPr>
+                <m:t>i=1</m:t>
+              </m:r>
+            </m:sub>
+            <m:sup>
+              <m:r>
+                <w:rPr>
+                  <w:rFonts w:ascii="Cambria Math" w:hAnsi="Cambria Math"/>
+                </w:rPr>
+                <m:t>n</m:t>
+              </m:r>
+            </m:sup>
+            <m:e>
+              <m:d>
+                <m:dPr>
+                  <m:begChr m:val="⌊"/>
+                  <m:endChr m:val="⌋"/>
+                  <m:ctrlPr>
+                    <w:rPr>
+                      <w:rFonts w:ascii="Cambria Math" w:hAnsi="Cambria Math"/>
+                      <w:i/>
+                    </w:rPr>
+                  </m:ctrlPr>
+                </m:dPr>
+                <m:e>
+                  <m:sSub>
+                    <m:sSubPr>
+                      <m:ctrlPr>
+                        <w:rPr>
+                          <w:rFonts w:ascii="Cambria Math" w:hAnsi="Cambria Math"/>
+                          <w:i/>
+                        </w:rPr>
+                      </m:ctrlPr>
+                    </m:sSubPr>
+                    <m:e>
+                      <m:r>
+                        <w:rPr>
+                          <w:rFonts w:ascii="Cambria Math" w:hAnsi="Cambria Math"/>
+                        </w:rPr>
+                        <m:t>x</m:t>
+                      </m:r>
+                    </m:e>
+                    <m:sub>
+                      <m:r>
+                        <w:rPr>
+                          <w:rFonts w:ascii="Cambria Math" w:hAnsi="Cambria Math"/>
+                        </w:rPr>
+                        <m:t>i</m:t>
+                      </m:r>
+                    </m:sub>
+                  </m:sSub>
+                </m:e>
+              </m:d>
+            </m:e>
+          </m:nary>
+          <m:r>
+            <w:rPr>
+              <w:rFonts w:ascii="Cambria Math" w:hAnsi="Cambria Math"/>
+            </w:rPr>
+            <m:t xml:space="preserve">, </m:t>
+          </m:r>
+          <m:r>
+            <w:rPr>
+              <w:rFonts w:ascii="Cambria Math" w:eastAsiaTheme="minorEastAsia" w:hAnsi="Cambria Math"/>
+              <w:lang w:val="en-US"/>
+            </w:rPr>
+            <m:t>-∞≤</m:t>
+          </m:r>
+          <m:sSub>
+            <m:sSubPr>
+              <m:ctrlPr>
+                <w:rPr>
+                  <w:rFonts w:ascii="Cambria Math" w:eastAsiaTheme="minorEastAsia" w:hAnsi="Cambria Math"/>
+                  <w:i/>
+                  <w:lang w:val="en-US"/>
+                </w:rPr>
+              </m:ctrlPr>
+            </m:sSubPr>
+            <m:e>
+              <m:r>
+                <w:rPr>
+                  <w:rFonts w:ascii="Cambria Math" w:eastAsiaTheme="minorEastAsia" w:hAnsi="Cambria Math"/>
+                  <w:lang w:val="en-US"/>
+                </w:rPr>
+                <m:t>x</m:t>
+              </m:r>
+            </m:e>
+            <m:sub>
+              <m:r>
+                <w:rPr>
+                  <w:rFonts w:ascii="Cambria Math" w:eastAsiaTheme="minorEastAsia" w:hAnsi="Cambria Math"/>
+                  <w:lang w:val="en-US"/>
+                </w:rPr>
+                <m:t>i</m:t>
+              </m:r>
+            </m:sub>
+          </m:sSub>
+          <m:r>
+            <w:rPr>
+              <w:rFonts w:ascii="Cambria Math" w:eastAsiaTheme="minorEastAsia" w:hAnsi="Cambria Math"/>
+              <w:lang w:val="en-US"/>
+            </w:rPr>
+            <m:t>≤∞</m:t>
+          </m:r>
+        </m:oMath>
+      </m:oMathPara>
+    </w:p>
+    <w:p>
+      <w:pPr>
         <w:rPr>
           <w:lang w:val="en-001"/>
         </w:rPr>
-        <w:t>Rosenbrock</w:t>
-      </w:r>
+      </w:pPr>
+      <w:r>
+        <w:t xml:space="preserve">Funkcija </w:t>
+      </w:r>
+      <w:proofErr w:type="spellStart"/>
       <w:r>
         <w:rPr>
           <w:lang w:val="en-001"/>
         </w:rPr>
+        <w:t>Griewank</w:t>
+      </w:r>
+      <w:r>
+        <w:rPr>
+          <w:lang w:val="en-001"/>
+        </w:rPr>
         <w:t>’s</w:t>
       </w:r>
-    </w:p>
-    <w:p>
-      <w:r>
-        <w:t>Funkcija korak</w:t>
+      <w:proofErr w:type="spellEnd"/>
+      <w:r>
+        <w:rPr>
+          <w:lang w:val="en-001"/>
+        </w:rPr>
+        <w:t>.</w:t>
       </w:r>
     </w:p>
     <w:p>
@@ -3091,20 +4326,377 @@
           <w:lang w:val="en-001"/>
         </w:rPr>
       </w:pPr>
-      <w:r>
-        <w:t xml:space="preserve">Funkcija </w:t>
-      </w:r>
-      <w:r>
+      <m:oMathPara>
+        <m:oMath>
+          <m:r>
+            <w:rPr>
+              <w:rFonts w:ascii="Cambria Math" w:hAnsi="Cambria Math"/>
+              <w:lang w:val="en-001"/>
+            </w:rPr>
+            <m:t>f</m:t>
+          </m:r>
+          <m:d>
+            <m:dPr>
+              <m:ctrlPr>
+                <w:rPr>
+                  <w:rFonts w:ascii="Cambria Math" w:hAnsi="Cambria Math"/>
+                  <w:i/>
+                  <w:lang w:val="en-001"/>
+                </w:rPr>
+              </m:ctrlPr>
+            </m:dPr>
+            <m:e>
+              <m:r>
+                <w:rPr>
+                  <w:rFonts w:ascii="Cambria Math" w:hAnsi="Cambria Math"/>
+                  <w:lang w:val="en-001"/>
+                </w:rPr>
+                <m:t>X</m:t>
+              </m:r>
+            </m:e>
+          </m:d>
+          <m:r>
+            <w:rPr>
+              <w:rFonts w:ascii="Cambria Math" w:eastAsiaTheme="minorEastAsia" w:hAnsi="Cambria Math"/>
+              <w:lang w:val="en-001"/>
+            </w:rPr>
+            <m:t>=1+</m:t>
+          </m:r>
+          <m:f>
+            <m:fPr>
+              <m:ctrlPr>
+                <w:rPr>
+                  <w:rFonts w:ascii="Cambria Math" w:eastAsiaTheme="minorEastAsia" w:hAnsi="Cambria Math"/>
+                  <w:i/>
+                  <w:lang w:val="en-001"/>
+                </w:rPr>
+              </m:ctrlPr>
+            </m:fPr>
+            <m:num>
+              <m:r>
+                <w:rPr>
+                  <w:rFonts w:ascii="Cambria Math" w:eastAsiaTheme="minorEastAsia" w:hAnsi="Cambria Math"/>
+                  <w:lang w:val="en-001"/>
+                </w:rPr>
+                <m:t>1</m:t>
+              </m:r>
+            </m:num>
+            <m:den>
+              <m:r>
+                <w:rPr>
+                  <w:rFonts w:ascii="Cambria Math" w:eastAsiaTheme="minorEastAsia" w:hAnsi="Cambria Math"/>
+                  <w:lang w:val="en-001"/>
+                </w:rPr>
+                <m:t>4000</m:t>
+              </m:r>
+            </m:den>
+          </m:f>
+          <m:nary>
+            <m:naryPr>
+              <m:chr m:val="∑"/>
+              <m:limLoc m:val="undOvr"/>
+              <m:ctrlPr>
+                <w:rPr>
+                  <w:rFonts w:ascii="Cambria Math" w:eastAsiaTheme="minorEastAsia" w:hAnsi="Cambria Math"/>
+                  <w:i/>
+                  <w:lang w:val="en-001"/>
+                </w:rPr>
+              </m:ctrlPr>
+            </m:naryPr>
+            <m:sub>
+              <m:r>
+                <w:rPr>
+                  <w:rFonts w:ascii="Cambria Math" w:eastAsiaTheme="minorEastAsia" w:hAnsi="Cambria Math"/>
+                  <w:lang w:val="en-001"/>
+                </w:rPr>
+                <m:t>i=1</m:t>
+              </m:r>
+            </m:sub>
+            <m:sup>
+              <m:r>
+                <w:rPr>
+                  <w:rFonts w:ascii="Cambria Math" w:eastAsiaTheme="minorEastAsia" w:hAnsi="Cambria Math"/>
+                  <w:lang w:val="en-001"/>
+                </w:rPr>
+                <m:t>n</m:t>
+              </m:r>
+            </m:sup>
+            <m:e>
+              <m:sSubSup>
+                <m:sSubSupPr>
+                  <m:ctrlPr>
+                    <w:rPr>
+                      <w:rFonts w:ascii="Cambria Math" w:eastAsiaTheme="minorEastAsia" w:hAnsi="Cambria Math"/>
+                      <w:i/>
+                      <w:lang w:val="en-001"/>
+                    </w:rPr>
+                  </m:ctrlPr>
+                </m:sSubSupPr>
+                <m:e>
+                  <m:r>
+                    <w:rPr>
+                      <w:rFonts w:ascii="Cambria Math" w:eastAsiaTheme="minorEastAsia" w:hAnsi="Cambria Math"/>
+                      <w:lang w:val="en-001"/>
+                    </w:rPr>
+                    <m:t>x</m:t>
+                  </m:r>
+                </m:e>
+                <m:sub>
+                  <m:r>
+                    <w:rPr>
+                      <w:rFonts w:ascii="Cambria Math" w:eastAsiaTheme="minorEastAsia" w:hAnsi="Cambria Math"/>
+                      <w:lang w:val="en-001"/>
+                    </w:rPr>
+                    <m:t>i</m:t>
+                  </m:r>
+                </m:sub>
+                <m:sup>
+                  <m:r>
+                    <w:rPr>
+                      <w:rFonts w:ascii="Cambria Math" w:eastAsiaTheme="minorEastAsia" w:hAnsi="Cambria Math"/>
+                      <w:lang w:val="en-001"/>
+                    </w:rPr>
+                    <m:t>2</m:t>
+                  </m:r>
+                </m:sup>
+              </m:sSubSup>
+            </m:e>
+          </m:nary>
+          <m:r>
+            <w:rPr>
+              <w:rFonts w:ascii="Cambria Math" w:eastAsiaTheme="minorEastAsia" w:hAnsi="Cambria Math"/>
+              <w:lang w:val="en-001"/>
+            </w:rPr>
+            <m:t>-</m:t>
+          </m:r>
+          <m:nary>
+            <m:naryPr>
+              <m:chr m:val="∏"/>
+              <m:limLoc m:val="undOvr"/>
+              <m:ctrlPr>
+                <w:rPr>
+                  <w:rFonts w:ascii="Cambria Math" w:eastAsiaTheme="minorEastAsia" w:hAnsi="Cambria Math"/>
+                  <w:i/>
+                  <w:lang w:val="en-001"/>
+                </w:rPr>
+              </m:ctrlPr>
+            </m:naryPr>
+            <m:sub>
+              <m:r>
+                <w:rPr>
+                  <w:rFonts w:ascii="Cambria Math" w:eastAsiaTheme="minorEastAsia" w:hAnsi="Cambria Math"/>
+                  <w:lang w:val="en-001"/>
+                </w:rPr>
+                <m:t>i=1</m:t>
+              </m:r>
+            </m:sub>
+            <m:sup>
+              <m:r>
+                <w:rPr>
+                  <w:rFonts w:ascii="Cambria Math" w:eastAsiaTheme="minorEastAsia" w:hAnsi="Cambria Math"/>
+                  <w:lang w:val="en-001"/>
+                </w:rPr>
+                <m:t>n</m:t>
+              </m:r>
+            </m:sup>
+            <m:e>
+              <m:func>
+                <m:funcPr>
+                  <m:ctrlPr>
+                    <w:rPr>
+                      <w:rFonts w:ascii="Cambria Math" w:eastAsiaTheme="minorEastAsia" w:hAnsi="Cambria Math"/>
+                      <w:i/>
+                      <w:lang w:val="en-001"/>
+                    </w:rPr>
+                  </m:ctrlPr>
+                </m:funcPr>
+                <m:fName>
+                  <m:r>
+                    <m:rPr>
+                      <m:sty m:val="p"/>
+                    </m:rPr>
+                    <w:rPr>
+                      <w:rFonts w:ascii="Cambria Math" w:hAnsi="Cambria Math"/>
+                    </w:rPr>
+                    <m:t>cos</m:t>
+                  </m:r>
+                </m:fName>
+                <m:e>
+                  <m:d>
+                    <m:dPr>
+                      <m:ctrlPr>
+                        <w:rPr>
+                          <w:rFonts w:ascii="Cambria Math" w:eastAsiaTheme="minorEastAsia" w:hAnsi="Cambria Math"/>
+                          <w:i/>
+                          <w:lang w:val="en-001"/>
+                        </w:rPr>
+                      </m:ctrlPr>
+                    </m:dPr>
+                    <m:e>
+                      <m:f>
+                        <m:fPr>
+                          <m:ctrlPr>
+                            <w:rPr>
+                              <w:rFonts w:ascii="Cambria Math" w:eastAsiaTheme="minorEastAsia" w:hAnsi="Cambria Math"/>
+                              <w:i/>
+                              <w:lang w:val="en-001"/>
+                            </w:rPr>
+                          </m:ctrlPr>
+                        </m:fPr>
+                        <m:num>
+                          <m:sSub>
+                            <m:sSubPr>
+                              <m:ctrlPr>
+                                <w:rPr>
+                                  <w:rFonts w:ascii="Cambria Math" w:eastAsiaTheme="minorEastAsia" w:hAnsi="Cambria Math"/>
+                                  <w:i/>
+                                  <w:lang w:val="en-001"/>
+                                </w:rPr>
+                              </m:ctrlPr>
+                            </m:sSubPr>
+                            <m:e>
+                              <m:r>
+                                <w:rPr>
+                                  <w:rFonts w:ascii="Cambria Math" w:eastAsiaTheme="minorEastAsia" w:hAnsi="Cambria Math"/>
+                                  <w:lang w:val="en-001"/>
+                                </w:rPr>
+                                <m:t>x</m:t>
+                              </m:r>
+                            </m:e>
+                            <m:sub>
+                              <m:r>
+                                <w:rPr>
+                                  <w:rFonts w:ascii="Cambria Math" w:eastAsiaTheme="minorEastAsia" w:hAnsi="Cambria Math"/>
+                                  <w:lang w:val="en-001"/>
+                                </w:rPr>
+                                <m:t>i</m:t>
+                              </m:r>
+                            </m:sub>
+                          </m:sSub>
+                        </m:num>
+                        <m:den>
+                          <m:rad>
+                            <m:radPr>
+                              <m:degHide m:val="1"/>
+                              <m:ctrlPr>
+                                <w:rPr>
+                                  <w:rFonts w:ascii="Cambria Math" w:eastAsiaTheme="minorEastAsia" w:hAnsi="Cambria Math"/>
+                                  <w:i/>
+                                  <w:lang w:val="en-001"/>
+                                </w:rPr>
+                              </m:ctrlPr>
+                            </m:radPr>
+                            <m:deg/>
+                            <m:e>
+                              <m:r>
+                                <w:rPr>
+                                  <w:rFonts w:ascii="Cambria Math" w:eastAsiaTheme="minorEastAsia" w:hAnsi="Cambria Math"/>
+                                  <w:lang w:val="en-001"/>
+                                </w:rPr>
+                                <m:t>i</m:t>
+                              </m:r>
+                            </m:e>
+                          </m:rad>
+                        </m:den>
+                      </m:f>
+                    </m:e>
+                  </m:d>
+                </m:e>
+              </m:func>
+            </m:e>
+          </m:nary>
+          <m:r>
+            <w:rPr>
+              <w:rFonts w:ascii="Cambria Math" w:eastAsiaTheme="minorEastAsia" w:hAnsi="Cambria Math"/>
+              <w:lang w:val="en-001"/>
+            </w:rPr>
+            <m:t xml:space="preserve">, </m:t>
+          </m:r>
+          <m:r>
+            <w:rPr>
+              <w:rFonts w:ascii="Cambria Math" w:eastAsiaTheme="minorEastAsia" w:hAnsi="Cambria Math"/>
+              <w:lang w:val="en-US"/>
+            </w:rPr>
+            <m:t>-∞≤</m:t>
+          </m:r>
+          <m:sSub>
+            <m:sSubPr>
+              <m:ctrlPr>
+                <w:rPr>
+                  <w:rFonts w:ascii="Cambria Math" w:eastAsiaTheme="minorEastAsia" w:hAnsi="Cambria Math"/>
+                  <w:i/>
+                  <w:lang w:val="en-US"/>
+                </w:rPr>
+              </m:ctrlPr>
+            </m:sSubPr>
+            <m:e>
+              <m:r>
+                <w:rPr>
+                  <w:rFonts w:ascii="Cambria Math" w:eastAsiaTheme="minorEastAsia" w:hAnsi="Cambria Math"/>
+                  <w:lang w:val="en-US"/>
+                </w:rPr>
+                <m:t>x</m:t>
+              </m:r>
+            </m:e>
+            <m:sub>
+              <m:r>
+                <w:rPr>
+                  <w:rFonts w:ascii="Cambria Math" w:eastAsiaTheme="minorEastAsia" w:hAnsi="Cambria Math"/>
+                  <w:lang w:val="en-US"/>
+                </w:rPr>
+                <m:t>i</m:t>
+              </m:r>
+            </m:sub>
+          </m:sSub>
+          <m:r>
+            <w:rPr>
+              <w:rFonts w:ascii="Cambria Math" w:eastAsiaTheme="minorEastAsia" w:hAnsi="Cambria Math"/>
+              <w:lang w:val="en-US"/>
+            </w:rPr>
+            <m:t>≤∞</m:t>
+          </m:r>
+        </m:oMath>
+      </m:oMathPara>
+    </w:p>
+    <w:p>
+      <w:pPr>
         <w:rPr>
           <w:lang w:val="en-001"/>
         </w:rPr>
-        <w:t>Griewank</w:t>
-      </w:r>
+      </w:pPr>
+      <w:proofErr w:type="spellStart"/>
       <w:r>
         <w:rPr>
           <w:lang w:val="en-001"/>
         </w:rPr>
-        <w:t>’s</w:t>
+        <w:t>Funkcija</w:t>
+      </w:r>
+      <w:proofErr w:type="spellEnd"/>
+      <w:r>
+        <w:rPr>
+          <w:lang w:val="en-001"/>
+        </w:rPr>
+        <w:t xml:space="preserve"> </w:t>
+      </w:r>
+      <w:proofErr w:type="spellStart"/>
+      <w:r>
+        <w:rPr>
+          <w:lang w:val="en-001"/>
+        </w:rPr>
+        <w:t>Styblinski</w:t>
+      </w:r>
+      <w:proofErr w:type="spellEnd"/>
+      <w:r>
+        <w:rPr>
+          <w:lang w:val="en-001"/>
+        </w:rPr>
+        <w:t>-Tang’s</w:t>
+      </w:r>
+      <w:r>
+        <w:rPr>
+          <w:lang w:val="en-001"/>
+        </w:rPr>
+        <w:t>.</w:t>
       </w:r>
     </w:p>
     <w:p>
@@ -3113,11 +4705,315 @@
           <w:lang w:val="en-001"/>
         </w:rPr>
       </w:pPr>
-      <w:r>
+      <m:oMathPara>
+        <m:oMath>
+          <m:r>
+            <w:rPr>
+              <w:rFonts w:ascii="Cambria Math" w:hAnsi="Cambria Math"/>
+              <w:lang w:val="en-001"/>
+            </w:rPr>
+            <m:t>f</m:t>
+          </m:r>
+          <m:d>
+            <m:dPr>
+              <m:ctrlPr>
+                <w:rPr>
+                  <w:rFonts w:ascii="Cambria Math" w:hAnsi="Cambria Math"/>
+                  <w:i/>
+                  <w:lang w:val="en-001"/>
+                </w:rPr>
+              </m:ctrlPr>
+            </m:dPr>
+            <m:e>
+              <m:r>
+                <w:rPr>
+                  <w:rFonts w:ascii="Cambria Math" w:hAnsi="Cambria Math"/>
+                  <w:lang w:val="en-001"/>
+                </w:rPr>
+                <m:t>X</m:t>
+              </m:r>
+            </m:e>
+          </m:d>
+          <m:r>
+            <w:rPr>
+              <w:rFonts w:ascii="Cambria Math" w:hAnsi="Cambria Math"/>
+              <w:lang w:val="en-001"/>
+            </w:rPr>
+            <m:t xml:space="preserve">= </m:t>
+          </m:r>
+          <m:f>
+            <m:fPr>
+              <m:ctrlPr>
+                <w:rPr>
+                  <w:rFonts w:ascii="Cambria Math" w:hAnsi="Cambria Math"/>
+                  <w:i/>
+                  <w:lang w:val="en-001"/>
+                </w:rPr>
+              </m:ctrlPr>
+            </m:fPr>
+            <m:num>
+              <m:nary>
+                <m:naryPr>
+                  <m:chr m:val="∑"/>
+                  <m:limLoc m:val="subSup"/>
+                  <m:ctrlPr>
+                    <w:rPr>
+                      <w:rFonts w:ascii="Cambria Math" w:hAnsi="Cambria Math"/>
+                      <w:i/>
+                      <w:lang w:val="en-001"/>
+                    </w:rPr>
+                  </m:ctrlPr>
+                </m:naryPr>
+                <m:sub>
+                  <m:r>
+                    <w:rPr>
+                      <w:rFonts w:ascii="Cambria Math" w:hAnsi="Cambria Math"/>
+                      <w:lang w:val="en-001"/>
+                    </w:rPr>
+                    <m:t>i=1</m:t>
+                  </m:r>
+                </m:sub>
+                <m:sup>
+                  <m:r>
+                    <w:rPr>
+                      <w:rFonts w:ascii="Cambria Math" w:hAnsi="Cambria Math"/>
+                      <w:lang w:val="en-001"/>
+                    </w:rPr>
+                    <m:t>n</m:t>
+                  </m:r>
+                </m:sup>
+                <m:e>
+                  <m:sSubSup>
+                    <m:sSubSupPr>
+                      <m:ctrlPr>
+                        <w:rPr>
+                          <w:rFonts w:ascii="Cambria Math" w:hAnsi="Cambria Math"/>
+                          <w:i/>
+                          <w:lang w:val="en-001"/>
+                        </w:rPr>
+                      </m:ctrlPr>
+                    </m:sSubSupPr>
+                    <m:e>
+                      <m:r>
+                        <w:rPr>
+                          <w:rFonts w:ascii="Cambria Math" w:hAnsi="Cambria Math"/>
+                          <w:lang w:val="en-001"/>
+                        </w:rPr>
+                        <m:t>x</m:t>
+                      </m:r>
+                    </m:e>
+                    <m:sub>
+                      <m:r>
+                        <w:rPr>
+                          <w:rFonts w:ascii="Cambria Math" w:hAnsi="Cambria Math"/>
+                          <w:lang w:val="en-001"/>
+                        </w:rPr>
+                        <m:t>i</m:t>
+                      </m:r>
+                    </m:sub>
+                    <m:sup>
+                      <m:r>
+                        <w:rPr>
+                          <w:rFonts w:ascii="Cambria Math" w:hAnsi="Cambria Math"/>
+                          <w:lang w:val="en-001"/>
+                        </w:rPr>
+                        <m:t>4</m:t>
+                      </m:r>
+                    </m:sup>
+                  </m:sSubSup>
+                  <m:r>
+                    <w:rPr>
+                      <w:rFonts w:ascii="Cambria Math" w:hAnsi="Cambria Math"/>
+                      <w:lang w:val="en-001"/>
+                    </w:rPr>
+                    <m:t>-16</m:t>
+                  </m:r>
+                  <m:sSubSup>
+                    <m:sSubSupPr>
+                      <m:ctrlPr>
+                        <w:rPr>
+                          <w:rFonts w:ascii="Cambria Math" w:hAnsi="Cambria Math"/>
+                          <w:i/>
+                          <w:lang w:val="en-001"/>
+                        </w:rPr>
+                      </m:ctrlPr>
+                    </m:sSubSupPr>
+                    <m:e>
+                      <m:r>
+                        <w:rPr>
+                          <w:rFonts w:ascii="Cambria Math" w:hAnsi="Cambria Math"/>
+                          <w:lang w:val="en-001"/>
+                        </w:rPr>
+                        <m:t>x</m:t>
+                      </m:r>
+                    </m:e>
+                    <m:sub>
+                      <m:r>
+                        <w:rPr>
+                          <w:rFonts w:ascii="Cambria Math" w:hAnsi="Cambria Math"/>
+                          <w:lang w:val="en-001"/>
+                        </w:rPr>
+                        <m:t>i</m:t>
+                      </m:r>
+                    </m:sub>
+                    <m:sup>
+                      <m:r>
+                        <w:rPr>
+                          <w:rFonts w:ascii="Cambria Math" w:hAnsi="Cambria Math"/>
+                          <w:lang w:val="en-001"/>
+                        </w:rPr>
+                        <m:t>2</m:t>
+                      </m:r>
+                    </m:sup>
+                  </m:sSubSup>
+                  <m:r>
+                    <w:rPr>
+                      <w:rFonts w:ascii="Cambria Math" w:hAnsi="Cambria Math"/>
+                      <w:lang w:val="en-001"/>
+                    </w:rPr>
+                    <m:t>+5</m:t>
+                  </m:r>
+                  <m:sSub>
+                    <m:sSubPr>
+                      <m:ctrlPr>
+                        <w:rPr>
+                          <w:rFonts w:ascii="Cambria Math" w:hAnsi="Cambria Math"/>
+                          <w:i/>
+                          <w:lang w:val="en-001"/>
+                        </w:rPr>
+                      </m:ctrlPr>
+                    </m:sSubPr>
+                    <m:e>
+                      <m:r>
+                        <w:rPr>
+                          <w:rFonts w:ascii="Cambria Math" w:hAnsi="Cambria Math"/>
+                          <w:lang w:val="en-001"/>
+                        </w:rPr>
+                        <m:t>x</m:t>
+                      </m:r>
+                    </m:e>
+                    <m:sub>
+                      <m:r>
+                        <w:rPr>
+                          <w:rFonts w:ascii="Cambria Math" w:hAnsi="Cambria Math"/>
+                          <w:lang w:val="en-001"/>
+                        </w:rPr>
+                        <m:t>i</m:t>
+                      </m:r>
+                    </m:sub>
+                  </m:sSub>
+                </m:e>
+              </m:nary>
+            </m:num>
+            <m:den>
+              <m:r>
+                <w:rPr>
+                  <w:rFonts w:ascii="Cambria Math" w:hAnsi="Cambria Math"/>
+                  <w:lang w:val="en-001"/>
+                </w:rPr>
+                <m:t>2</m:t>
+              </m:r>
+            </m:den>
+          </m:f>
+          <m:r>
+            <w:rPr>
+              <w:rFonts w:ascii="Cambria Math" w:eastAsiaTheme="minorEastAsia" w:hAnsi="Cambria Math"/>
+              <w:lang w:val="en-001"/>
+            </w:rPr>
+            <m:t xml:space="preserve">, </m:t>
+          </m:r>
+          <m:r>
+            <w:rPr>
+              <w:rFonts w:ascii="Cambria Math" w:eastAsiaTheme="minorEastAsia" w:hAnsi="Cambria Math"/>
+              <w:lang w:val="en-US"/>
+            </w:rPr>
+            <m:t>-</m:t>
+          </m:r>
+          <m:r>
+            <w:rPr>
+              <w:rFonts w:ascii="Cambria Math" w:eastAsiaTheme="minorEastAsia" w:hAnsi="Cambria Math"/>
+              <w:lang w:val="en-US"/>
+            </w:rPr>
+            <m:t>5</m:t>
+          </m:r>
+          <m:r>
+            <w:rPr>
+              <w:rFonts w:ascii="Cambria Math" w:eastAsiaTheme="minorEastAsia" w:hAnsi="Cambria Math"/>
+              <w:lang w:val="en-US"/>
+            </w:rPr>
+            <m:t>≤</m:t>
+          </m:r>
+          <m:sSub>
+            <m:sSubPr>
+              <m:ctrlPr>
+                <w:rPr>
+                  <w:rFonts w:ascii="Cambria Math" w:eastAsiaTheme="minorEastAsia" w:hAnsi="Cambria Math"/>
+                  <w:i/>
+                  <w:lang w:val="en-US"/>
+                </w:rPr>
+              </m:ctrlPr>
+            </m:sSubPr>
+            <m:e>
+              <m:r>
+                <w:rPr>
+                  <w:rFonts w:ascii="Cambria Math" w:eastAsiaTheme="minorEastAsia" w:hAnsi="Cambria Math"/>
+                  <w:lang w:val="en-US"/>
+                </w:rPr>
+                <m:t>x</m:t>
+              </m:r>
+            </m:e>
+            <m:sub>
+              <m:r>
+                <w:rPr>
+                  <w:rFonts w:ascii="Cambria Math" w:eastAsiaTheme="minorEastAsia" w:hAnsi="Cambria Math"/>
+                  <w:lang w:val="en-US"/>
+                </w:rPr>
+                <m:t>i</m:t>
+              </m:r>
+            </m:sub>
+          </m:sSub>
+          <m:r>
+            <w:rPr>
+              <w:rFonts w:ascii="Cambria Math" w:eastAsiaTheme="minorEastAsia" w:hAnsi="Cambria Math"/>
+              <w:lang w:val="en-US"/>
+            </w:rPr>
+            <m:t>≤</m:t>
+          </m:r>
+          <m:r>
+            <w:rPr>
+              <w:rFonts w:ascii="Cambria Math" w:eastAsiaTheme="minorEastAsia" w:hAnsi="Cambria Math"/>
+              <w:lang w:val="en-US"/>
+            </w:rPr>
+            <m:t>5</m:t>
+          </m:r>
+        </m:oMath>
+      </m:oMathPara>
+    </w:p>
+    <w:p>
+      <w:pPr>
         <w:rPr>
           <w:lang w:val="en-001"/>
         </w:rPr>
-        <w:t>Funkcija Styblinski-Tang’s</w:t>
+      </w:pPr>
+      <w:proofErr w:type="spellStart"/>
+      <w:r>
+        <w:rPr>
+          <w:lang w:val="en-001"/>
+        </w:rPr>
+        <w:t>Funckija</w:t>
+      </w:r>
+      <w:proofErr w:type="spellEnd"/>
+      <w:r>
+        <w:rPr>
+          <w:lang w:val="en-001"/>
+        </w:rPr>
+        <w:t xml:space="preserve"> Shekel’s</w:t>
+      </w:r>
+      <w:r>
+        <w:rPr>
+          <w:lang w:val="en-001"/>
+        </w:rPr>
+        <w:t>.</w:t>
       </w:r>
     </w:p>
     <w:p>
@@ -3126,11 +5022,365 @@
           <w:lang w:val="en-001"/>
         </w:rPr>
       </w:pPr>
-      <w:r>
+      <m:oMathPara>
+        <m:oMath>
+          <m:r>
+            <w:rPr>
+              <w:rFonts w:ascii="Cambria Math" w:hAnsi="Cambria Math"/>
+              <w:lang w:val="en-001"/>
+            </w:rPr>
+            <m:t>f</m:t>
+          </m:r>
+          <m:d>
+            <m:dPr>
+              <m:ctrlPr>
+                <w:rPr>
+                  <w:rFonts w:ascii="Cambria Math" w:hAnsi="Cambria Math"/>
+                  <w:i/>
+                  <w:lang w:val="en-001"/>
+                </w:rPr>
+              </m:ctrlPr>
+            </m:dPr>
+            <m:e>
+              <m:r>
+                <w:rPr>
+                  <w:rFonts w:ascii="Cambria Math" w:hAnsi="Cambria Math"/>
+                  <w:lang w:val="en-001"/>
+                </w:rPr>
+                <m:t>X</m:t>
+              </m:r>
+            </m:e>
+          </m:d>
+          <m:r>
+            <w:rPr>
+              <w:rFonts w:ascii="Cambria Math" w:hAnsi="Cambria Math"/>
+              <w:lang w:val="en-001"/>
+            </w:rPr>
+            <m:t xml:space="preserve">= </m:t>
+          </m:r>
+          <m:nary>
+            <m:naryPr>
+              <m:chr m:val="∑"/>
+              <m:limLoc m:val="undOvr"/>
+              <m:ctrlPr>
+                <w:rPr>
+                  <w:rFonts w:ascii="Cambria Math" w:hAnsi="Cambria Math"/>
+                  <w:i/>
+                  <w:lang w:val="en-001"/>
+                </w:rPr>
+              </m:ctrlPr>
+            </m:naryPr>
+            <m:sub>
+              <m:r>
+                <w:rPr>
+                  <w:rFonts w:ascii="Cambria Math" w:hAnsi="Cambria Math"/>
+                  <w:lang w:val="en-001"/>
+                </w:rPr>
+                <m:t>i=1</m:t>
+              </m:r>
+            </m:sub>
+            <m:sup>
+              <m:r>
+                <w:rPr>
+                  <w:rFonts w:ascii="Cambria Math" w:hAnsi="Cambria Math"/>
+                  <w:lang w:val="en-001"/>
+                </w:rPr>
+                <m:t>m</m:t>
+              </m:r>
+            </m:sup>
+            <m:e>
+              <m:sSup>
+                <m:sSupPr>
+                  <m:ctrlPr>
+                    <w:rPr>
+                      <w:rFonts w:ascii="Cambria Math" w:hAnsi="Cambria Math"/>
+                      <w:i/>
+                      <w:lang w:val="en-001"/>
+                    </w:rPr>
+                  </m:ctrlPr>
+                </m:sSupPr>
+                <m:e>
+                  <m:d>
+                    <m:dPr>
+                      <m:ctrlPr>
+                        <w:rPr>
+                          <w:rFonts w:ascii="Cambria Math" w:hAnsi="Cambria Math"/>
+                          <w:i/>
+                          <w:lang w:val="en-001"/>
+                        </w:rPr>
+                      </m:ctrlPr>
+                    </m:dPr>
+                    <m:e>
+                      <m:sSub>
+                        <m:sSubPr>
+                          <m:ctrlPr>
+                            <w:rPr>
+                              <w:rFonts w:ascii="Cambria Math" w:hAnsi="Cambria Math"/>
+                              <w:i/>
+                              <w:lang w:val="en-001"/>
+                            </w:rPr>
+                          </m:ctrlPr>
+                        </m:sSubPr>
+                        <m:e>
+                          <m:r>
+                            <w:rPr>
+                              <w:rFonts w:ascii="Cambria Math" w:hAnsi="Cambria Math"/>
+                              <w:lang w:val="en-001"/>
+                            </w:rPr>
+                            <m:t>c</m:t>
+                          </m:r>
+                        </m:e>
+                        <m:sub>
+                          <m:r>
+                            <w:rPr>
+                              <w:rFonts w:ascii="Cambria Math" w:hAnsi="Cambria Math"/>
+                              <w:lang w:val="en-001"/>
+                            </w:rPr>
+                            <m:t>i</m:t>
+                          </m:r>
+                        </m:sub>
+                      </m:sSub>
+                      <m:r>
+                        <w:rPr>
+                          <w:rFonts w:ascii="Cambria Math" w:hAnsi="Cambria Math"/>
+                          <w:lang w:val="en-001"/>
+                        </w:rPr>
+                        <m:t>+</m:t>
+                      </m:r>
+                      <m:nary>
+                        <m:naryPr>
+                          <m:chr m:val="∑"/>
+                          <m:limLoc m:val="undOvr"/>
+                          <m:ctrlPr>
+                            <w:rPr>
+                              <w:rFonts w:ascii="Cambria Math" w:hAnsi="Cambria Math"/>
+                              <w:i/>
+                              <w:lang w:val="en-001"/>
+                            </w:rPr>
+                          </m:ctrlPr>
+                        </m:naryPr>
+                        <m:sub>
+                          <m:r>
+                            <w:rPr>
+                              <w:rFonts w:ascii="Cambria Math" w:hAnsi="Cambria Math"/>
+                              <w:lang w:val="en-001"/>
+                            </w:rPr>
+                            <m:t>j=1</m:t>
+                          </m:r>
+                        </m:sub>
+                        <m:sup>
+                          <m:r>
+                            <w:rPr>
+                              <w:rFonts w:ascii="Cambria Math" w:hAnsi="Cambria Math"/>
+                              <w:lang w:val="en-001"/>
+                            </w:rPr>
+                            <m:t>n</m:t>
+                          </m:r>
+                        </m:sup>
+                        <m:e>
+                          <m:sSup>
+                            <m:sSupPr>
+                              <m:ctrlPr>
+                                <w:rPr>
+                                  <w:rFonts w:ascii="Cambria Math" w:hAnsi="Cambria Math"/>
+                                  <w:i/>
+                                  <w:lang w:val="en-001"/>
+                                </w:rPr>
+                              </m:ctrlPr>
+                            </m:sSupPr>
+                            <m:e>
+                              <m:d>
+                                <m:dPr>
+                                  <m:ctrlPr>
+                                    <w:rPr>
+                                      <w:rFonts w:ascii="Cambria Math" w:hAnsi="Cambria Math"/>
+                                      <w:i/>
+                                      <w:lang w:val="en-001"/>
+                                    </w:rPr>
+                                  </m:ctrlPr>
+                                </m:dPr>
+                                <m:e>
+                                  <m:sSub>
+                                    <m:sSubPr>
+                                      <m:ctrlPr>
+                                        <w:rPr>
+                                          <w:rFonts w:ascii="Cambria Math" w:hAnsi="Cambria Math"/>
+                                          <w:i/>
+                                          <w:lang w:val="en-001"/>
+                                        </w:rPr>
+                                      </m:ctrlPr>
+                                    </m:sSubPr>
+                                    <m:e>
+                                      <m:r>
+                                        <w:rPr>
+                                          <w:rFonts w:ascii="Cambria Math" w:hAnsi="Cambria Math"/>
+                                          <w:lang w:val="en-001"/>
+                                        </w:rPr>
+                                        <m:t>x</m:t>
+                                      </m:r>
+                                    </m:e>
+                                    <m:sub>
+                                      <m:r>
+                                        <w:rPr>
+                                          <w:rFonts w:ascii="Cambria Math" w:hAnsi="Cambria Math"/>
+                                          <w:lang w:val="en-001"/>
+                                        </w:rPr>
+                                        <m:t>j</m:t>
+                                      </m:r>
+                                    </m:sub>
+                                  </m:sSub>
+                                  <m:r>
+                                    <w:rPr>
+                                      <w:rFonts w:ascii="Cambria Math" w:hAnsi="Cambria Math"/>
+                                      <w:lang w:val="en-001"/>
+                                    </w:rPr>
+                                    <m:t>-</m:t>
+                                  </m:r>
+                                  <m:sSub>
+                                    <m:sSubPr>
+                                      <m:ctrlPr>
+                                        <w:rPr>
+                                          <w:rFonts w:ascii="Cambria Math" w:hAnsi="Cambria Math"/>
+                                          <w:i/>
+                                          <w:lang w:val="en-001"/>
+                                        </w:rPr>
+                                      </m:ctrlPr>
+                                    </m:sSubPr>
+                                    <m:e>
+                                      <m:r>
+                                        <w:rPr>
+                                          <w:rFonts w:ascii="Cambria Math" w:hAnsi="Cambria Math"/>
+                                          <w:lang w:val="en-001"/>
+                                        </w:rPr>
+                                        <m:t>a</m:t>
+                                      </m:r>
+                                    </m:e>
+                                    <m:sub>
+                                      <m:r>
+                                        <w:rPr>
+                                          <w:rFonts w:ascii="Cambria Math" w:hAnsi="Cambria Math"/>
+                                          <w:lang w:val="en-001"/>
+                                        </w:rPr>
+                                        <m:t>ji</m:t>
+                                      </m:r>
+                                    </m:sub>
+                                  </m:sSub>
+                                </m:e>
+                              </m:d>
+                            </m:e>
+                            <m:sup>
+                              <m:r>
+                                <w:rPr>
+                                  <w:rFonts w:ascii="Cambria Math" w:hAnsi="Cambria Math"/>
+                                  <w:lang w:val="en-001"/>
+                                </w:rPr>
+                                <m:t>2</m:t>
+                              </m:r>
+                            </m:sup>
+                          </m:sSup>
+                        </m:e>
+                      </m:nary>
+                    </m:e>
+                  </m:d>
+                </m:e>
+                <m:sup>
+                  <m:r>
+                    <w:rPr>
+                      <w:rFonts w:ascii="Cambria Math" w:hAnsi="Cambria Math"/>
+                      <w:lang w:val="en-001"/>
+                    </w:rPr>
+                    <m:t>-1</m:t>
+                  </m:r>
+                </m:sup>
+              </m:sSup>
+            </m:e>
+          </m:nary>
+          <m:r>
+            <w:rPr>
+              <w:rFonts w:ascii="Cambria Math" w:hAnsi="Cambria Math"/>
+              <w:lang w:val="en-001"/>
+            </w:rPr>
+            <m:t xml:space="preserve">, </m:t>
+          </m:r>
+          <m:r>
+            <w:rPr>
+              <w:rFonts w:ascii="Cambria Math" w:eastAsiaTheme="minorEastAsia" w:hAnsi="Cambria Math"/>
+              <w:lang w:val="en-US"/>
+            </w:rPr>
+            <m:t>-∞≤</m:t>
+          </m:r>
+          <m:sSub>
+            <m:sSubPr>
+              <m:ctrlPr>
+                <w:rPr>
+                  <w:rFonts w:ascii="Cambria Math" w:eastAsiaTheme="minorEastAsia" w:hAnsi="Cambria Math"/>
+                  <w:i/>
+                  <w:lang w:val="en-US"/>
+                </w:rPr>
+              </m:ctrlPr>
+            </m:sSubPr>
+            <m:e>
+              <m:r>
+                <w:rPr>
+                  <w:rFonts w:ascii="Cambria Math" w:eastAsiaTheme="minorEastAsia" w:hAnsi="Cambria Math"/>
+                  <w:lang w:val="en-US"/>
+                </w:rPr>
+                <m:t>x</m:t>
+              </m:r>
+            </m:e>
+            <m:sub>
+              <m:r>
+                <w:rPr>
+                  <w:rFonts w:ascii="Cambria Math" w:eastAsiaTheme="minorEastAsia" w:hAnsi="Cambria Math"/>
+                  <w:lang w:val="en-US"/>
+                </w:rPr>
+                <m:t>i</m:t>
+              </m:r>
+            </m:sub>
+          </m:sSub>
+          <m:r>
+            <w:rPr>
+              <w:rFonts w:ascii="Cambria Math" w:eastAsiaTheme="minorEastAsia" w:hAnsi="Cambria Math"/>
+              <w:lang w:val="en-US"/>
+            </w:rPr>
+            <m:t>≤∞</m:t>
+          </m:r>
+        </m:oMath>
+      </m:oMathPara>
+    </w:p>
+    <w:p>
+      <w:pPr>
         <w:rPr>
           <w:lang w:val="en-001"/>
         </w:rPr>
-        <w:t>Funckija Shekel’s</w:t>
+      </w:pPr>
+      <w:proofErr w:type="spellStart"/>
+      <w:r>
+        <w:rPr>
+          <w:lang w:val="en-001"/>
+        </w:rPr>
+        <w:t>Funkcija</w:t>
+      </w:r>
+      <w:proofErr w:type="spellEnd"/>
+      <w:r>
+        <w:rPr>
+          <w:lang w:val="en-001"/>
+        </w:rPr>
+        <w:t xml:space="preserve"> </w:t>
+      </w:r>
+      <w:proofErr w:type="spellStart"/>
+      <w:r>
+        <w:rPr>
+          <w:lang w:val="en-001"/>
+        </w:rPr>
+        <w:t>Rastrigin’s</w:t>
+      </w:r>
+      <w:proofErr w:type="spellEnd"/>
+      <w:r>
+        <w:rPr>
+          <w:lang w:val="en-001"/>
+        </w:rPr>
+        <w:t>.</w:t>
       </w:r>
     </w:p>
     <w:p>
@@ -3139,11 +5389,284 @@
           <w:lang w:val="en-001"/>
         </w:rPr>
       </w:pPr>
-      <w:r>
+      <m:oMathPara>
+        <m:oMath>
+          <m:r>
+            <w:rPr>
+              <w:rFonts w:ascii="Cambria Math" w:hAnsi="Cambria Math"/>
+              <w:lang w:val="en-001"/>
+            </w:rPr>
+            <m:t>f</m:t>
+          </m:r>
+          <m:d>
+            <m:dPr>
+              <m:ctrlPr>
+                <w:rPr>
+                  <w:rFonts w:ascii="Cambria Math" w:hAnsi="Cambria Math"/>
+                  <w:i/>
+                  <w:lang w:val="en-001"/>
+                </w:rPr>
+              </m:ctrlPr>
+            </m:dPr>
+            <m:e>
+              <m:r>
+                <w:rPr>
+                  <w:rFonts w:ascii="Cambria Math" w:hAnsi="Cambria Math"/>
+                  <w:lang w:val="en-001"/>
+                </w:rPr>
+                <m:t>X</m:t>
+              </m:r>
+            </m:e>
+          </m:d>
+          <m:r>
+            <w:rPr>
+              <w:rFonts w:ascii="Cambria Math" w:hAnsi="Cambria Math"/>
+              <w:lang w:val="en-001"/>
+            </w:rPr>
+            <m:t xml:space="preserve">= </m:t>
+          </m:r>
+          <m:nary>
+            <m:naryPr>
+              <m:chr m:val="∑"/>
+              <m:limLoc m:val="undOvr"/>
+              <m:ctrlPr>
+                <w:rPr>
+                  <w:rFonts w:ascii="Cambria Math" w:hAnsi="Cambria Math"/>
+                  <w:i/>
+                  <w:lang w:val="en-001"/>
+                </w:rPr>
+              </m:ctrlPr>
+            </m:naryPr>
+            <m:sub>
+              <m:r>
+                <w:rPr>
+                  <w:rFonts w:ascii="Cambria Math" w:hAnsi="Cambria Math"/>
+                  <w:lang w:val="en-001"/>
+                </w:rPr>
+                <m:t>i=1</m:t>
+              </m:r>
+            </m:sub>
+            <m:sup>
+              <m:r>
+                <w:rPr>
+                  <w:rFonts w:ascii="Cambria Math" w:hAnsi="Cambria Math"/>
+                  <w:lang w:val="en-001"/>
+                </w:rPr>
+                <m:t>n</m:t>
+              </m:r>
+            </m:sup>
+            <m:e>
+              <m:d>
+                <m:dPr>
+                  <m:begChr m:val="["/>
+                  <m:endChr m:val="]"/>
+                  <m:ctrlPr>
+                    <w:rPr>
+                      <w:rFonts w:ascii="Cambria Math" w:hAnsi="Cambria Math"/>
+                      <w:i/>
+                      <w:lang w:val="en-001"/>
+                    </w:rPr>
+                  </m:ctrlPr>
+                </m:dPr>
+                <m:e>
+                  <m:sSubSup>
+                    <m:sSubSupPr>
+                      <m:ctrlPr>
+                        <w:rPr>
+                          <w:rFonts w:ascii="Cambria Math" w:hAnsi="Cambria Math"/>
+                          <w:i/>
+                          <w:lang w:val="en-001"/>
+                        </w:rPr>
+                      </m:ctrlPr>
+                    </m:sSubSupPr>
+                    <m:e/>
+                    <m:sub/>
+                    <m:sup/>
+                  </m:sSubSup>
+                  <m:r>
+                    <w:rPr>
+                      <w:rFonts w:ascii="Cambria Math" w:hAnsi="Cambria Math"/>
+                      <w:lang w:val="en-001"/>
+                    </w:rPr>
+                    <m:t>-10</m:t>
+                  </m:r>
+                  <m:func>
+                    <m:funcPr>
+                      <m:ctrlPr>
+                        <w:rPr>
+                          <w:rFonts w:ascii="Cambria Math" w:hAnsi="Cambria Math"/>
+                          <w:i/>
+                          <w:lang w:val="en-001"/>
+                        </w:rPr>
+                      </m:ctrlPr>
+                    </m:funcPr>
+                    <m:fName>
+                      <m:r>
+                        <m:rPr>
+                          <m:sty m:val="p"/>
+                        </m:rPr>
+                        <w:rPr>
+                          <w:rFonts w:ascii="Cambria Math" w:hAnsi="Cambria Math"/>
+                        </w:rPr>
+                        <m:t>cos</m:t>
+                      </m:r>
+                    </m:fName>
+                    <m:e>
+                      <m:r>
+                        <w:rPr>
+                          <w:rFonts w:ascii="Cambria Math" w:hAnsi="Cambria Math"/>
+                          <w:lang w:val="en-001"/>
+                        </w:rPr>
+                        <m:t>(2π</m:t>
+                      </m:r>
+                      <m:sSub>
+                        <m:sSubPr>
+                          <m:ctrlPr>
+                            <w:rPr>
+                              <w:rFonts w:ascii="Cambria Math" w:hAnsi="Cambria Math"/>
+                              <w:i/>
+                              <w:lang w:val="en-001"/>
+                            </w:rPr>
+                          </m:ctrlPr>
+                        </m:sSubPr>
+                        <m:e>
+                          <m:r>
+                            <w:rPr>
+                              <w:rFonts w:ascii="Cambria Math" w:hAnsi="Cambria Math"/>
+                              <w:lang w:val="en-001"/>
+                            </w:rPr>
+                            <m:t>x</m:t>
+                          </m:r>
+                        </m:e>
+                        <m:sub>
+                          <m:r>
+                            <w:rPr>
+                              <w:rFonts w:ascii="Cambria Math" w:hAnsi="Cambria Math"/>
+                              <w:lang w:val="en-001"/>
+                            </w:rPr>
+                            <m:t>i</m:t>
+                          </m:r>
+                        </m:sub>
+                      </m:sSub>
+                      <m:r>
+                        <w:rPr>
+                          <w:rFonts w:ascii="Cambria Math" w:hAnsi="Cambria Math"/>
+                          <w:lang w:val="en-001"/>
+                        </w:rPr>
+                        <m:t>)</m:t>
+                      </m:r>
+                    </m:e>
+                  </m:func>
+                  <m:r>
+                    <w:rPr>
+                      <w:rFonts w:ascii="Cambria Math" w:hAnsi="Cambria Math"/>
+                      <w:lang w:val="en-001"/>
+                    </w:rPr>
+                    <m:t>+10</m:t>
+                  </m:r>
+                </m:e>
+              </m:d>
+            </m:e>
+          </m:nary>
+          <m:r>
+            <w:rPr>
+              <w:rFonts w:ascii="Cambria Math" w:hAnsi="Cambria Math"/>
+              <w:lang w:val="en-001"/>
+            </w:rPr>
+            <m:t xml:space="preserve">, </m:t>
+          </m:r>
+          <m:r>
+            <w:rPr>
+              <w:rFonts w:ascii="Cambria Math" w:eastAsiaTheme="minorEastAsia" w:hAnsi="Cambria Math"/>
+              <w:lang w:val="en-US"/>
+            </w:rPr>
+            <m:t>-</m:t>
+          </m:r>
+          <m:r>
+            <w:rPr>
+              <w:rFonts w:ascii="Cambria Math" w:eastAsiaTheme="minorEastAsia" w:hAnsi="Cambria Math"/>
+              <w:lang w:val="en-US"/>
+            </w:rPr>
+            <m:t>5.12</m:t>
+          </m:r>
+          <m:r>
+            <w:rPr>
+              <w:rFonts w:ascii="Cambria Math" w:eastAsiaTheme="minorEastAsia" w:hAnsi="Cambria Math"/>
+              <w:lang w:val="en-US"/>
+            </w:rPr>
+            <m:t>≤</m:t>
+          </m:r>
+          <m:sSub>
+            <m:sSubPr>
+              <m:ctrlPr>
+                <w:rPr>
+                  <w:rFonts w:ascii="Cambria Math" w:eastAsiaTheme="minorEastAsia" w:hAnsi="Cambria Math"/>
+                  <w:i/>
+                  <w:lang w:val="en-US"/>
+                </w:rPr>
+              </m:ctrlPr>
+            </m:sSubPr>
+            <m:e>
+              <m:r>
+                <w:rPr>
+                  <w:rFonts w:ascii="Cambria Math" w:eastAsiaTheme="minorEastAsia" w:hAnsi="Cambria Math"/>
+                  <w:lang w:val="en-US"/>
+                </w:rPr>
+                <m:t>x</m:t>
+              </m:r>
+            </m:e>
+            <m:sub>
+              <m:r>
+                <w:rPr>
+                  <w:rFonts w:ascii="Cambria Math" w:eastAsiaTheme="minorEastAsia" w:hAnsi="Cambria Math"/>
+                  <w:lang w:val="en-US"/>
+                </w:rPr>
+                <m:t>i</m:t>
+              </m:r>
+            </m:sub>
+          </m:sSub>
+          <m:r>
+            <w:rPr>
+              <w:rFonts w:ascii="Cambria Math" w:eastAsiaTheme="minorEastAsia" w:hAnsi="Cambria Math"/>
+              <w:lang w:val="en-US"/>
+            </w:rPr>
+            <m:t>≤</m:t>
+          </m:r>
+          <m:r>
+            <w:rPr>
+              <w:rFonts w:ascii="Cambria Math" w:eastAsiaTheme="minorEastAsia" w:hAnsi="Cambria Math"/>
+              <w:lang w:val="en-US"/>
+            </w:rPr>
+            <m:t>5.12</m:t>
+          </m:r>
+        </m:oMath>
+      </m:oMathPara>
+    </w:p>
+    <w:p>
+      <w:pPr>
         <w:rPr>
           <w:lang w:val="en-001"/>
         </w:rPr>
-        <w:t>Funkcija Rastrigin’s</w:t>
+      </w:pPr>
+      <w:proofErr w:type="spellStart"/>
+      <w:r>
+        <w:rPr>
+          <w:lang w:val="en-001"/>
+        </w:rPr>
+        <w:t>Funckija</w:t>
+      </w:r>
+      <w:proofErr w:type="spellEnd"/>
+      <w:r>
+        <w:rPr>
+          <w:lang w:val="en-001"/>
+        </w:rPr>
+        <w:t xml:space="preserve"> Ackley’s</w:t>
+      </w:r>
+      <w:r>
+        <w:rPr>
+          <w:lang w:val="en-001"/>
+        </w:rPr>
+        <w:t>.</w:t>
       </w:r>
     </w:p>
     <w:p>
@@ -3152,11 +5675,518 @@
           <w:lang w:val="en-001"/>
         </w:rPr>
       </w:pPr>
-      <w:r>
+      <m:oMathPara>
+        <m:oMath>
+          <m:r>
+            <w:rPr>
+              <w:rFonts w:ascii="Cambria Math" w:hAnsi="Cambria Math"/>
+              <w:lang w:val="en-001"/>
+            </w:rPr>
+            <m:t>f</m:t>
+          </m:r>
+          <m:d>
+            <m:dPr>
+              <m:ctrlPr>
+                <w:rPr>
+                  <w:rFonts w:ascii="Cambria Math" w:hAnsi="Cambria Math"/>
+                  <w:i/>
+                  <w:lang w:val="en-001"/>
+                </w:rPr>
+              </m:ctrlPr>
+            </m:dPr>
+            <m:e>
+              <m:r>
+                <w:rPr>
+                  <w:rFonts w:ascii="Cambria Math" w:hAnsi="Cambria Math"/>
+                  <w:lang w:val="en-001"/>
+                </w:rPr>
+                <m:t>X</m:t>
+              </m:r>
+            </m:e>
+          </m:d>
+          <m:r>
+            <w:rPr>
+              <w:rFonts w:ascii="Cambria Math" w:hAnsi="Cambria Math"/>
+              <w:lang w:val="en-001"/>
+            </w:rPr>
+            <m:t>= -20</m:t>
+          </m:r>
+          <m:func>
+            <m:funcPr>
+              <m:ctrlPr>
+                <w:rPr>
+                  <w:rFonts w:ascii="Cambria Math" w:hAnsi="Cambria Math"/>
+                  <w:i/>
+                  <w:lang w:val="en-001"/>
+                </w:rPr>
+              </m:ctrlPr>
+            </m:funcPr>
+            <m:fName>
+              <m:r>
+                <m:rPr>
+                  <m:sty m:val="p"/>
+                </m:rPr>
+                <w:rPr>
+                  <w:rFonts w:ascii="Cambria Math" w:hAnsi="Cambria Math"/>
+                  <w:lang w:val="en-001"/>
+                </w:rPr>
+                <m:t>exp</m:t>
+              </m:r>
+            </m:fName>
+            <m:e>
+              <m:d>
+                <m:dPr>
+                  <m:ctrlPr>
+                    <w:rPr>
+                      <w:rFonts w:ascii="Cambria Math" w:hAnsi="Cambria Math"/>
+                      <w:i/>
+                      <w:lang w:val="en-001"/>
+                    </w:rPr>
+                  </m:ctrlPr>
+                </m:dPr>
+                <m:e>
+                  <m:r>
+                    <w:rPr>
+                      <w:rFonts w:ascii="Cambria Math" w:hAnsi="Cambria Math"/>
+                      <w:lang w:val="en-001"/>
+                    </w:rPr>
+                    <m:t>-0.2</m:t>
+                  </m:r>
+                  <m:rad>
+                    <m:radPr>
+                      <m:degHide m:val="1"/>
+                      <m:ctrlPr>
+                        <w:rPr>
+                          <w:rFonts w:ascii="Cambria Math" w:hAnsi="Cambria Math"/>
+                          <w:i/>
+                          <w:lang w:val="en-001"/>
+                        </w:rPr>
+                      </m:ctrlPr>
+                    </m:radPr>
+                    <m:deg/>
+                    <m:e>
+                      <m:f>
+                        <m:fPr>
+                          <m:ctrlPr>
+                            <w:rPr>
+                              <w:rFonts w:ascii="Cambria Math" w:hAnsi="Cambria Math"/>
+                              <w:i/>
+                              <w:lang w:val="en-001"/>
+                            </w:rPr>
+                          </m:ctrlPr>
+                        </m:fPr>
+                        <m:num>
+                          <m:r>
+                            <w:rPr>
+                              <w:rFonts w:ascii="Cambria Math" w:hAnsi="Cambria Math"/>
+                              <w:lang w:val="en-001"/>
+                            </w:rPr>
+                            <m:t>1</m:t>
+                          </m:r>
+                        </m:num>
+                        <m:den>
+                          <m:r>
+                            <w:rPr>
+                              <w:rFonts w:ascii="Cambria Math" w:hAnsi="Cambria Math"/>
+                              <w:lang w:val="en-001"/>
+                            </w:rPr>
+                            <m:t>n</m:t>
+                          </m:r>
+                        </m:den>
+                      </m:f>
+                      <m:nary>
+                        <m:naryPr>
+                          <m:chr m:val="∑"/>
+                          <m:limLoc m:val="subSup"/>
+                          <m:ctrlPr>
+                            <w:rPr>
+                              <w:rFonts w:ascii="Cambria Math" w:hAnsi="Cambria Math"/>
+                              <w:i/>
+                              <w:lang w:val="en-001"/>
+                            </w:rPr>
+                          </m:ctrlPr>
+                        </m:naryPr>
+                        <m:sub>
+                          <m:r>
+                            <w:rPr>
+                              <w:rFonts w:ascii="Cambria Math" w:hAnsi="Cambria Math"/>
+                              <w:lang w:val="en-001"/>
+                            </w:rPr>
+                            <m:t>i=1</m:t>
+                          </m:r>
+                        </m:sub>
+                        <m:sup>
+                          <m:r>
+                            <w:rPr>
+                              <w:rFonts w:ascii="Cambria Math" w:hAnsi="Cambria Math"/>
+                              <w:lang w:val="en-001"/>
+                            </w:rPr>
+                            <m:t>n</m:t>
+                          </m:r>
+                        </m:sup>
+                        <m:e>
+                          <m:sSubSup>
+                            <m:sSubSupPr>
+                              <m:ctrlPr>
+                                <w:rPr>
+                                  <w:rFonts w:ascii="Cambria Math" w:hAnsi="Cambria Math"/>
+                                  <w:i/>
+                                  <w:lang w:val="en-001"/>
+                                </w:rPr>
+                              </m:ctrlPr>
+                            </m:sSubSupPr>
+                            <m:e>
+                              <m:r>
+                                <w:rPr>
+                                  <w:rFonts w:ascii="Cambria Math" w:hAnsi="Cambria Math"/>
+                                  <w:lang w:val="en-001"/>
+                                </w:rPr>
+                                <m:t>x</m:t>
+                              </m:r>
+                            </m:e>
+                            <m:sub>
+                              <m:r>
+                                <w:rPr>
+                                  <w:rFonts w:ascii="Cambria Math" w:hAnsi="Cambria Math"/>
+                                  <w:lang w:val="en-001"/>
+                                </w:rPr>
+                                <m:t>i</m:t>
+                              </m:r>
+                            </m:sub>
+                            <m:sup>
+                              <m:r>
+                                <w:rPr>
+                                  <w:rFonts w:ascii="Cambria Math" w:hAnsi="Cambria Math"/>
+                                  <w:lang w:val="en-001"/>
+                                </w:rPr>
+                                <m:t>2</m:t>
+                              </m:r>
+                            </m:sup>
+                          </m:sSubSup>
+                        </m:e>
+                      </m:nary>
+                    </m:e>
+                  </m:rad>
+                </m:e>
+              </m:d>
+            </m:e>
+          </m:func>
+          <m:r>
+            <w:rPr>
+              <w:rFonts w:ascii="Cambria Math" w:hAnsi="Cambria Math"/>
+              <w:lang w:val="en-001"/>
+            </w:rPr>
+            <m:t>-</m:t>
+          </m:r>
+          <m:func>
+            <m:funcPr>
+              <m:ctrlPr>
+                <w:rPr>
+                  <w:rFonts w:ascii="Cambria Math" w:hAnsi="Cambria Math"/>
+                  <w:lang w:val="en-001"/>
+                </w:rPr>
+              </m:ctrlPr>
+            </m:funcPr>
+            <m:fName>
+              <m:r>
+                <m:rPr>
+                  <m:sty m:val="p"/>
+                </m:rPr>
+                <w:rPr>
+                  <w:rFonts w:ascii="Cambria Math" w:hAnsi="Cambria Math"/>
+                  <w:lang w:val="en-001"/>
+                </w:rPr>
+                <m:t>exp</m:t>
+              </m:r>
+              <m:ctrlPr>
+                <w:rPr>
+                  <w:rFonts w:ascii="Cambria Math" w:hAnsi="Cambria Math"/>
+                  <w:i/>
+                  <w:lang w:val="en-001"/>
+                </w:rPr>
+              </m:ctrlPr>
+            </m:fName>
+            <m:e>
+              <m:d>
+                <m:dPr>
+                  <m:ctrlPr>
+                    <w:rPr>
+                      <w:rFonts w:ascii="Cambria Math" w:hAnsi="Cambria Math"/>
+                      <w:i/>
+                      <w:lang w:val="en-001"/>
+                    </w:rPr>
+                  </m:ctrlPr>
+                </m:dPr>
+                <m:e>
+                  <m:f>
+                    <m:fPr>
+                      <m:ctrlPr>
+                        <w:rPr>
+                          <w:rFonts w:ascii="Cambria Math" w:hAnsi="Cambria Math"/>
+                          <w:i/>
+                          <w:lang w:val="en-001"/>
+                        </w:rPr>
+                      </m:ctrlPr>
+                    </m:fPr>
+                    <m:num>
+                      <m:r>
+                        <w:rPr>
+                          <w:rFonts w:ascii="Cambria Math" w:hAnsi="Cambria Math"/>
+                          <w:lang w:val="en-001"/>
+                        </w:rPr>
+                        <m:t>1</m:t>
+                      </m:r>
+                    </m:num>
+                    <m:den>
+                      <m:r>
+                        <w:rPr>
+                          <w:rFonts w:ascii="Cambria Math" w:hAnsi="Cambria Math"/>
+                          <w:lang w:val="en-001"/>
+                        </w:rPr>
+                        <m:t>n</m:t>
+                      </m:r>
+                    </m:den>
+                  </m:f>
+                  <m:nary>
+                    <m:naryPr>
+                      <m:chr m:val="∑"/>
+                      <m:limLoc m:val="undOvr"/>
+                      <m:ctrlPr>
+                        <w:rPr>
+                          <w:rFonts w:ascii="Cambria Math" w:hAnsi="Cambria Math"/>
+                          <w:i/>
+                          <w:lang w:val="en-001"/>
+                        </w:rPr>
+                      </m:ctrlPr>
+                    </m:naryPr>
+                    <m:sub>
+                      <m:r>
+                        <w:rPr>
+                          <w:rFonts w:ascii="Cambria Math" w:hAnsi="Cambria Math"/>
+                          <w:lang w:val="en-001"/>
+                        </w:rPr>
+                        <m:t>i=1</m:t>
+                      </m:r>
+                    </m:sub>
+                    <m:sup>
+                      <m:r>
+                        <w:rPr>
+                          <w:rFonts w:ascii="Cambria Math" w:hAnsi="Cambria Math"/>
+                          <w:lang w:val="en-001"/>
+                        </w:rPr>
+                        <m:t>n</m:t>
+                      </m:r>
+                    </m:sup>
+                    <m:e>
+                      <m:func>
+                        <m:funcPr>
+                          <m:ctrlPr>
+                            <w:rPr>
+                              <w:rFonts w:ascii="Cambria Math" w:hAnsi="Cambria Math"/>
+                              <w:lang w:val="en-001"/>
+                            </w:rPr>
+                          </m:ctrlPr>
+                        </m:funcPr>
+                        <m:fName>
+                          <m:r>
+                            <m:rPr>
+                              <m:sty m:val="p"/>
+                            </m:rPr>
+                            <w:rPr>
+                              <w:rFonts w:ascii="Cambria Math" w:hAnsi="Cambria Math"/>
+                              <w:lang w:val="en-001"/>
+                            </w:rPr>
+                            <m:t>cos</m:t>
+                          </m:r>
+                        </m:fName>
+                        <m:e>
+                          <m:d>
+                            <m:dPr>
+                              <m:ctrlPr>
+                                <w:rPr>
+                                  <w:rFonts w:ascii="Cambria Math" w:hAnsi="Cambria Math"/>
+                                  <w:i/>
+                                  <w:lang w:val="en-001"/>
+                                </w:rPr>
+                              </m:ctrlPr>
+                            </m:dPr>
+                            <m:e>
+                              <m:r>
+                                <w:rPr>
+                                  <w:rFonts w:ascii="Cambria Math" w:hAnsi="Cambria Math"/>
+                                  <w:lang w:val="en-001"/>
+                                </w:rPr>
+                                <m:t>2π</m:t>
+                              </m:r>
+                              <m:sSub>
+                                <m:sSubPr>
+                                  <m:ctrlPr>
+                                    <w:rPr>
+                                      <w:rFonts w:ascii="Cambria Math" w:hAnsi="Cambria Math"/>
+                                      <w:i/>
+                                      <w:lang w:val="en-001"/>
+                                    </w:rPr>
+                                  </m:ctrlPr>
+                                </m:sSubPr>
+                                <m:e>
+                                  <m:r>
+                                    <w:rPr>
+                                      <w:rFonts w:ascii="Cambria Math" w:hAnsi="Cambria Math"/>
+                                      <w:lang w:val="en-001"/>
+                                    </w:rPr>
+                                    <m:t>x</m:t>
+                                  </m:r>
+                                </m:e>
+                                <m:sub>
+                                  <m:r>
+                                    <w:rPr>
+                                      <w:rFonts w:ascii="Cambria Math" w:hAnsi="Cambria Math"/>
+                                      <w:lang w:val="en-001"/>
+                                    </w:rPr>
+                                    <m:t>i</m:t>
+                                  </m:r>
+                                </m:sub>
+                              </m:sSub>
+                            </m:e>
+                          </m:d>
+                        </m:e>
+                      </m:func>
+                    </m:e>
+                  </m:nary>
+                </m:e>
+              </m:d>
+            </m:e>
+          </m:func>
+          <m:r>
+            <w:rPr>
+              <w:rFonts w:ascii="Cambria Math" w:hAnsi="Cambria Math"/>
+              <w:lang w:val="en-001"/>
+            </w:rPr>
+            <m:t>+20+</m:t>
+          </m:r>
+          <m:func>
+            <m:funcPr>
+              <m:ctrlPr>
+                <w:rPr>
+                  <w:rFonts w:ascii="Cambria Math" w:hAnsi="Cambria Math"/>
+                  <w:i/>
+                  <w:lang w:val="en-001"/>
+                </w:rPr>
+              </m:ctrlPr>
+            </m:funcPr>
+            <m:fName>
+              <m:r>
+                <m:rPr>
+                  <m:sty m:val="p"/>
+                </m:rPr>
+                <w:rPr>
+                  <w:rFonts w:ascii="Cambria Math" w:hAnsi="Cambria Math"/>
+                  <w:lang w:val="en-001"/>
+                </w:rPr>
+                <m:t>exp</m:t>
+              </m:r>
+            </m:fName>
+            <m:e/>
+          </m:func>
+          <m:r>
+            <w:rPr>
+              <w:rFonts w:ascii="Cambria Math" w:hAnsi="Cambria Math"/>
+              <w:lang w:val="en-001"/>
+            </w:rPr>
+            <m:t xml:space="preserve">, </m:t>
+          </m:r>
+          <m:r>
+            <w:rPr>
+              <w:rFonts w:ascii="Cambria Math" w:eastAsiaTheme="minorEastAsia" w:hAnsi="Cambria Math"/>
+              <w:lang w:val="en-US"/>
+            </w:rPr>
+            <m:t>-</m:t>
+          </m:r>
+          <m:r>
+            <w:rPr>
+              <w:rFonts w:ascii="Cambria Math" w:eastAsiaTheme="minorEastAsia" w:hAnsi="Cambria Math"/>
+              <w:lang w:val="en-US"/>
+            </w:rPr>
+            <m:t>32</m:t>
+          </m:r>
+          <m:r>
+            <w:rPr>
+              <w:rFonts w:ascii="Cambria Math" w:eastAsiaTheme="minorEastAsia" w:hAnsi="Cambria Math"/>
+              <w:lang w:val="en-US"/>
+            </w:rPr>
+            <m:t>≤</m:t>
+          </m:r>
+          <m:sSub>
+            <m:sSubPr>
+              <m:ctrlPr>
+                <w:rPr>
+                  <w:rFonts w:ascii="Cambria Math" w:eastAsiaTheme="minorEastAsia" w:hAnsi="Cambria Math"/>
+                  <w:i/>
+                  <w:lang w:val="en-US"/>
+                </w:rPr>
+              </m:ctrlPr>
+            </m:sSubPr>
+            <m:e>
+              <m:r>
+                <w:rPr>
+                  <w:rFonts w:ascii="Cambria Math" w:eastAsiaTheme="minorEastAsia" w:hAnsi="Cambria Math"/>
+                  <w:lang w:val="en-US"/>
+                </w:rPr>
+                <m:t>x</m:t>
+              </m:r>
+            </m:e>
+            <m:sub>
+              <m:r>
+                <w:rPr>
+                  <w:rFonts w:ascii="Cambria Math" w:eastAsiaTheme="minorEastAsia" w:hAnsi="Cambria Math"/>
+                  <w:lang w:val="en-US"/>
+                </w:rPr>
+                <m:t>i</m:t>
+              </m:r>
+            </m:sub>
+          </m:sSub>
+          <m:r>
+            <w:rPr>
+              <w:rFonts w:ascii="Cambria Math" w:eastAsiaTheme="minorEastAsia" w:hAnsi="Cambria Math"/>
+              <w:lang w:val="en-US"/>
+            </w:rPr>
+            <m:t>≤</m:t>
+          </m:r>
+          <m:r>
+            <w:rPr>
+              <w:rFonts w:ascii="Cambria Math" w:eastAsiaTheme="minorEastAsia" w:hAnsi="Cambria Math"/>
+              <w:lang w:val="en-US"/>
+            </w:rPr>
+            <m:t>32</m:t>
+          </m:r>
+        </m:oMath>
+      </m:oMathPara>
+    </w:p>
+    <w:p>
+      <w:pPr>
         <w:rPr>
           <w:lang w:val="en-001"/>
         </w:rPr>
-        <w:t>Funckija Ackley’s</w:t>
+      </w:pPr>
+      <w:proofErr w:type="spellStart"/>
+      <w:r>
+        <w:rPr>
+          <w:lang w:val="en-001"/>
+        </w:rPr>
+        <w:t>Funkcija</w:t>
+      </w:r>
+      <w:proofErr w:type="spellEnd"/>
+      <w:r>
+        <w:rPr>
+          <w:lang w:val="en-001"/>
+        </w:rPr>
+        <w:t xml:space="preserve"> </w:t>
+      </w:r>
+      <w:r>
+        <w:rPr>
+          <w:lang w:val="en-001"/>
+        </w:rPr>
+        <w:t>Rotated Ellipsoid.</w:t>
       </w:r>
     </w:p>
     <w:p>
@@ -3165,39 +6195,875 @@
           <w:lang w:val="en-001"/>
         </w:rPr>
       </w:pPr>
-      <w:r>
+      <m:oMathPara>
+        <m:oMath>
+          <m:r>
+            <w:rPr>
+              <w:rFonts w:ascii="Cambria Math" w:hAnsi="Cambria Math"/>
+              <w:lang w:val="en-001"/>
+            </w:rPr>
+            <m:t>f</m:t>
+          </m:r>
+          <m:d>
+            <m:dPr>
+              <m:ctrlPr>
+                <w:rPr>
+                  <w:rFonts w:ascii="Cambria Math" w:hAnsi="Cambria Math"/>
+                  <w:i/>
+                  <w:lang w:val="en-001"/>
+                </w:rPr>
+              </m:ctrlPr>
+            </m:dPr>
+            <m:e>
+              <m:r>
+                <w:rPr>
+                  <w:rFonts w:ascii="Cambria Math" w:hAnsi="Cambria Math"/>
+                  <w:lang w:val="en-001"/>
+                </w:rPr>
+                <m:t>X</m:t>
+              </m:r>
+            </m:e>
+          </m:d>
+          <m:r>
+            <w:rPr>
+              <w:rFonts w:ascii="Cambria Math" w:hAnsi="Cambria Math"/>
+              <w:lang w:val="en-001"/>
+            </w:rPr>
+            <m:t xml:space="preserve">= </m:t>
+          </m:r>
+          <m:nary>
+            <m:naryPr>
+              <m:chr m:val="∑"/>
+              <m:limLoc m:val="undOvr"/>
+              <m:ctrlPr>
+                <w:rPr>
+                  <w:rFonts w:ascii="Cambria Math" w:hAnsi="Cambria Math"/>
+                  <w:i/>
+                  <w:lang w:val="en-001"/>
+                </w:rPr>
+              </m:ctrlPr>
+            </m:naryPr>
+            <m:sub>
+              <m:r>
+                <w:rPr>
+                  <w:rFonts w:ascii="Cambria Math" w:hAnsi="Cambria Math"/>
+                  <w:lang w:val="en-001"/>
+                </w:rPr>
+                <m:t>i=1</m:t>
+              </m:r>
+            </m:sub>
+            <m:sup>
+              <m:r>
+                <w:rPr>
+                  <w:rFonts w:ascii="Cambria Math" w:hAnsi="Cambria Math"/>
+                  <w:lang w:val="en-001"/>
+                </w:rPr>
+                <m:t>n</m:t>
+              </m:r>
+            </m:sup>
+            <m:e>
+              <m:sSup>
+                <m:sSupPr>
+                  <m:ctrlPr>
+                    <w:rPr>
+                      <w:rFonts w:ascii="Cambria Math" w:hAnsi="Cambria Math"/>
+                      <w:i/>
+                      <w:lang w:val="en-001"/>
+                    </w:rPr>
+                  </m:ctrlPr>
+                </m:sSupPr>
+                <m:e>
+                  <m:d>
+                    <m:dPr>
+                      <m:ctrlPr>
+                        <w:rPr>
+                          <w:rFonts w:ascii="Cambria Math" w:hAnsi="Cambria Math"/>
+                          <w:i/>
+                          <w:lang w:val="en-001"/>
+                        </w:rPr>
+                      </m:ctrlPr>
+                    </m:dPr>
+                    <m:e>
+                      <m:nary>
+                        <m:naryPr>
+                          <m:chr m:val="∑"/>
+                          <m:limLoc m:val="undOvr"/>
+                          <m:ctrlPr>
+                            <w:rPr>
+                              <w:rFonts w:ascii="Cambria Math" w:hAnsi="Cambria Math"/>
+                              <w:i/>
+                              <w:lang w:val="en-001"/>
+                            </w:rPr>
+                          </m:ctrlPr>
+                        </m:naryPr>
+                        <m:sub>
+                          <m:r>
+                            <w:rPr>
+                              <w:rFonts w:ascii="Cambria Math" w:hAnsi="Cambria Math"/>
+                              <w:lang w:val="en-001"/>
+                            </w:rPr>
+                            <m:t>j=1</m:t>
+                          </m:r>
+                        </m:sub>
+                        <m:sup>
+                          <m:r>
+                            <w:rPr>
+                              <w:rFonts w:ascii="Cambria Math" w:hAnsi="Cambria Math"/>
+                              <w:lang w:val="en-001"/>
+                            </w:rPr>
+                            <m:t>i</m:t>
+                          </m:r>
+                        </m:sup>
+                        <m:e>
+                          <m:sSub>
+                            <m:sSubPr>
+                              <m:ctrlPr>
+                                <w:rPr>
+                                  <w:rFonts w:ascii="Cambria Math" w:hAnsi="Cambria Math"/>
+                                  <w:i/>
+                                  <w:lang w:val="en-001"/>
+                                </w:rPr>
+                              </m:ctrlPr>
+                            </m:sSubPr>
+                            <m:e>
+                              <m:r>
+                                <w:rPr>
+                                  <w:rFonts w:ascii="Cambria Math" w:hAnsi="Cambria Math"/>
+                                  <w:lang w:val="en-001"/>
+                                </w:rPr>
+                                <m:t>x</m:t>
+                              </m:r>
+                            </m:e>
+                            <m:sub>
+                              <m:r>
+                                <w:rPr>
+                                  <w:rFonts w:ascii="Cambria Math" w:hAnsi="Cambria Math"/>
+                                  <w:lang w:val="en-001"/>
+                                </w:rPr>
+                                <m:t>i</m:t>
+                              </m:r>
+                            </m:sub>
+                          </m:sSub>
+                        </m:e>
+                      </m:nary>
+                    </m:e>
+                  </m:d>
+                </m:e>
+                <m:sup>
+                  <m:r>
+                    <w:rPr>
+                      <w:rFonts w:ascii="Cambria Math" w:hAnsi="Cambria Math"/>
+                      <w:lang w:val="en-001"/>
+                    </w:rPr>
+                    <m:t>2</m:t>
+                  </m:r>
+                </m:sup>
+              </m:sSup>
+            </m:e>
+          </m:nary>
+          <m:r>
+            <w:rPr>
+              <w:rFonts w:ascii="Cambria Math" w:hAnsi="Cambria Math"/>
+              <w:lang w:val="en-001"/>
+            </w:rPr>
+            <m:t xml:space="preserve">, </m:t>
+          </m:r>
+          <m:r>
+            <w:rPr>
+              <w:rFonts w:ascii="Cambria Math" w:eastAsiaTheme="minorEastAsia" w:hAnsi="Cambria Math"/>
+              <w:lang w:val="en-US"/>
+            </w:rPr>
+            <m:t>-∞≤</m:t>
+          </m:r>
+          <m:sSub>
+            <m:sSubPr>
+              <m:ctrlPr>
+                <w:rPr>
+                  <w:rFonts w:ascii="Cambria Math" w:eastAsiaTheme="minorEastAsia" w:hAnsi="Cambria Math"/>
+                  <w:i/>
+                  <w:lang w:val="en-US"/>
+                </w:rPr>
+              </m:ctrlPr>
+            </m:sSubPr>
+            <m:e>
+              <m:r>
+                <w:rPr>
+                  <w:rFonts w:ascii="Cambria Math" w:eastAsiaTheme="minorEastAsia" w:hAnsi="Cambria Math"/>
+                  <w:lang w:val="en-US"/>
+                </w:rPr>
+                <m:t>x</m:t>
+              </m:r>
+            </m:e>
+            <m:sub>
+              <m:r>
+                <w:rPr>
+                  <w:rFonts w:ascii="Cambria Math" w:eastAsiaTheme="minorEastAsia" w:hAnsi="Cambria Math"/>
+                  <w:lang w:val="en-US"/>
+                </w:rPr>
+                <m:t>i</m:t>
+              </m:r>
+            </m:sub>
+          </m:sSub>
+          <m:r>
+            <w:rPr>
+              <w:rFonts w:ascii="Cambria Math" w:eastAsiaTheme="minorEastAsia" w:hAnsi="Cambria Math"/>
+              <w:lang w:val="en-US"/>
+            </w:rPr>
+            <m:t>≤∞</m:t>
+          </m:r>
+        </m:oMath>
+      </m:oMathPara>
+    </w:p>
+    <w:p>
+      <w:pPr>
         <w:rPr>
           <w:lang w:val="en-001"/>
         </w:rPr>
-        <w:lastRenderedPageBreak/>
-        <w:t>Funkcija zarotiranog elipsoida</w:t>
+      </w:pPr>
+      <w:proofErr w:type="spellStart"/>
+      <w:r>
+        <w:rPr>
+          <w:lang w:val="en-001"/>
+        </w:rPr>
+        <w:t>Funkcija</w:t>
+      </w:r>
+      <w:proofErr w:type="spellEnd"/>
+      <w:r>
+        <w:rPr>
+          <w:lang w:val="en-001"/>
+        </w:rPr>
+        <w:t xml:space="preserve"> Keane’s Bump</w:t>
+      </w:r>
+      <w:r>
+        <w:rPr>
+          <w:lang w:val="en-001"/>
+        </w:rPr>
+        <w:t>.</w:t>
       </w:r>
     </w:p>
     <w:p>
       <w:pPr>
         <w:rPr>
-          <w:lang w:val="en-001"/>
+          <w:rFonts w:eastAsiaTheme="minorEastAsia"/>
+          <w:lang w:val="en-US"/>
         </w:rPr>
       </w:pPr>
-      <w:r>
-        <w:rPr>
-          <w:lang w:val="en-001"/>
-        </w:rPr>
-        <w:t>Funkcija Keane’s Bump</w:t>
+      <m:oMathPara>
+        <m:oMath>
+          <m:r>
+            <w:rPr>
+              <w:rFonts w:ascii="Cambria Math" w:hAnsi="Cambria Math"/>
+            </w:rPr>
+            <m:t>f</m:t>
+          </m:r>
+          <m:d>
+            <m:dPr>
+              <m:ctrlPr>
+                <w:rPr>
+                  <w:rFonts w:ascii="Cambria Math" w:hAnsi="Cambria Math"/>
+                  <w:i/>
+                </w:rPr>
+              </m:ctrlPr>
+            </m:dPr>
+            <m:e>
+              <m:r>
+                <w:rPr>
+                  <w:rFonts w:ascii="Cambria Math" w:hAnsi="Cambria Math"/>
+                </w:rPr>
+                <m:t>X</m:t>
+              </m:r>
+            </m:e>
+          </m:d>
+          <m:r>
+            <w:rPr>
+              <w:rFonts w:ascii="Cambria Math" w:hAnsi="Cambria Math"/>
+            </w:rPr>
+            <m:t>= -</m:t>
+          </m:r>
+          <m:d>
+            <m:dPr>
+              <m:begChr m:val="|"/>
+              <m:endChr m:val="|"/>
+              <m:ctrlPr>
+                <w:rPr>
+                  <w:rFonts w:ascii="Cambria Math" w:hAnsi="Cambria Math"/>
+                  <w:i/>
+                </w:rPr>
+              </m:ctrlPr>
+            </m:dPr>
+            <m:e>
+              <m:f>
+                <m:fPr>
+                  <m:ctrlPr>
+                    <w:rPr>
+                      <w:rFonts w:ascii="Cambria Math" w:hAnsi="Cambria Math"/>
+                      <w:i/>
+                    </w:rPr>
+                  </m:ctrlPr>
+                </m:fPr>
+                <m:num>
+                  <m:nary>
+                    <m:naryPr>
+                      <m:chr m:val="∑"/>
+                      <m:limLoc m:val="subSup"/>
+                      <m:ctrlPr>
+                        <w:rPr>
+                          <w:rFonts w:ascii="Cambria Math" w:hAnsi="Cambria Math"/>
+                          <w:i/>
+                        </w:rPr>
+                      </m:ctrlPr>
+                    </m:naryPr>
+                    <m:sub>
+                      <m:r>
+                        <w:rPr>
+                          <w:rFonts w:ascii="Cambria Math" w:hAnsi="Cambria Math"/>
+                        </w:rPr>
+                        <m:t>i=1</m:t>
+                      </m:r>
+                    </m:sub>
+                    <m:sup>
+                      <m:r>
+                        <w:rPr>
+                          <w:rFonts w:ascii="Cambria Math" w:hAnsi="Cambria Math"/>
+                        </w:rPr>
+                        <m:t>m</m:t>
+                      </m:r>
+                    </m:sup>
+                    <m:e>
+                      <m:func>
+                        <m:funcPr>
+                          <m:ctrlPr>
+                            <w:rPr>
+                              <w:rFonts w:ascii="Cambria Math" w:hAnsi="Cambria Math"/>
+                              <w:i/>
+                            </w:rPr>
+                          </m:ctrlPr>
+                        </m:funcPr>
+                        <m:fName>
+                          <m:sSup>
+                            <m:sSupPr>
+                              <m:ctrlPr>
+                                <w:rPr>
+                                  <w:rFonts w:ascii="Cambria Math" w:hAnsi="Cambria Math"/>
+                                  <w:i/>
+                                </w:rPr>
+                              </m:ctrlPr>
+                            </m:sSupPr>
+                            <m:e>
+                              <m:r>
+                                <m:rPr>
+                                  <m:sty m:val="p"/>
+                                </m:rPr>
+                                <w:rPr>
+                                  <w:rFonts w:ascii="Cambria Math" w:hAnsi="Cambria Math"/>
+                                </w:rPr>
+                                <m:t>cos</m:t>
+                              </m:r>
+                            </m:e>
+                            <m:sup>
+                              <m:r>
+                                <w:rPr>
+                                  <w:rFonts w:ascii="Cambria Math" w:hAnsi="Cambria Math"/>
+                                </w:rPr>
+                                <m:t>4</m:t>
+                              </m:r>
+                            </m:sup>
+                          </m:sSup>
+                        </m:fName>
+                        <m:e>
+                          <m:r>
+                            <w:rPr>
+                              <w:rFonts w:ascii="Cambria Math" w:hAnsi="Cambria Math"/>
+                            </w:rPr>
+                            <m:t>(</m:t>
+                          </m:r>
+                          <m:sSub>
+                            <m:sSubPr>
+                              <m:ctrlPr>
+                                <w:rPr>
+                                  <w:rFonts w:ascii="Cambria Math" w:hAnsi="Cambria Math"/>
+                                  <w:i/>
+                                </w:rPr>
+                              </m:ctrlPr>
+                            </m:sSubPr>
+                            <m:e>
+                              <m:r>
+                                <w:rPr>
+                                  <w:rFonts w:ascii="Cambria Math" w:hAnsi="Cambria Math"/>
+                                </w:rPr>
+                                <m:t>x</m:t>
+                              </m:r>
+                            </m:e>
+                            <m:sub>
+                              <m:r>
+                                <w:rPr>
+                                  <w:rFonts w:ascii="Cambria Math" w:hAnsi="Cambria Math"/>
+                                </w:rPr>
+                                <m:t>i</m:t>
+                              </m:r>
+                            </m:sub>
+                          </m:sSub>
+                          <m:r>
+                            <w:rPr>
+                              <w:rFonts w:ascii="Cambria Math" w:hAnsi="Cambria Math"/>
+                            </w:rPr>
+                            <m:t>)</m:t>
+                          </m:r>
+                        </m:e>
+                      </m:func>
+                    </m:e>
+                  </m:nary>
+                  <m:r>
+                    <w:rPr>
+                      <w:rFonts w:ascii="Cambria Math" w:hAnsi="Cambria Math"/>
+                    </w:rPr>
+                    <m:t>-2</m:t>
+                  </m:r>
+                  <m:nary>
+                    <m:naryPr>
+                      <m:chr m:val="∏"/>
+                      <m:limLoc m:val="subSup"/>
+                      <m:ctrlPr>
+                        <w:rPr>
+                          <w:rFonts w:ascii="Cambria Math" w:hAnsi="Cambria Math"/>
+                          <w:i/>
+                        </w:rPr>
+                      </m:ctrlPr>
+                    </m:naryPr>
+                    <m:sub>
+                      <m:r>
+                        <w:rPr>
+                          <w:rFonts w:ascii="Cambria Math" w:hAnsi="Cambria Math"/>
+                        </w:rPr>
+                        <m:t>i=1</m:t>
+                      </m:r>
+                    </m:sub>
+                    <m:sup>
+                      <m:r>
+                        <w:rPr>
+                          <w:rFonts w:ascii="Cambria Math" w:hAnsi="Cambria Math"/>
+                        </w:rPr>
+                        <m:t>m</m:t>
+                      </m:r>
+                    </m:sup>
+                    <m:e>
+                      <m:func>
+                        <m:funcPr>
+                          <m:ctrlPr>
+                            <w:rPr>
+                              <w:rFonts w:ascii="Cambria Math" w:hAnsi="Cambria Math"/>
+                              <w:i/>
+                            </w:rPr>
+                          </m:ctrlPr>
+                        </m:funcPr>
+                        <m:fName>
+                          <m:sSup>
+                            <m:sSupPr>
+                              <m:ctrlPr>
+                                <w:rPr>
+                                  <w:rFonts w:ascii="Cambria Math" w:hAnsi="Cambria Math"/>
+                                  <w:i/>
+                                </w:rPr>
+                              </m:ctrlPr>
+                            </m:sSupPr>
+                            <m:e>
+                              <m:r>
+                                <m:rPr>
+                                  <m:sty m:val="p"/>
+                                </m:rPr>
+                                <w:rPr>
+                                  <w:rFonts w:ascii="Cambria Math" w:hAnsi="Cambria Math"/>
+                                </w:rPr>
+                                <m:t>cos</m:t>
+                              </m:r>
+                            </m:e>
+                            <m:sup>
+                              <m:r>
+                                <w:rPr>
+                                  <w:rFonts w:ascii="Cambria Math" w:hAnsi="Cambria Math"/>
+                                </w:rPr>
+                                <m:t>2</m:t>
+                              </m:r>
+                            </m:sup>
+                          </m:sSup>
+                        </m:fName>
+                        <m:e>
+                          <m:r>
+                            <w:rPr>
+                              <w:rFonts w:ascii="Cambria Math" w:hAnsi="Cambria Math"/>
+                            </w:rPr>
+                            <m:t>(</m:t>
+                          </m:r>
+                          <m:sSub>
+                            <m:sSubPr>
+                              <m:ctrlPr>
+                                <w:rPr>
+                                  <w:rFonts w:ascii="Cambria Math" w:hAnsi="Cambria Math"/>
+                                  <w:i/>
+                                </w:rPr>
+                              </m:ctrlPr>
+                            </m:sSubPr>
+                            <m:e>
+                              <m:r>
+                                <w:rPr>
+                                  <w:rFonts w:ascii="Cambria Math" w:hAnsi="Cambria Math"/>
+                                </w:rPr>
+                                <m:t>x</m:t>
+                              </m:r>
+                            </m:e>
+                            <m:sub>
+                              <m:r>
+                                <w:rPr>
+                                  <w:rFonts w:ascii="Cambria Math" w:hAnsi="Cambria Math"/>
+                                </w:rPr>
+                                <m:t>i</m:t>
+                              </m:r>
+                            </m:sub>
+                          </m:sSub>
+                          <m:r>
+                            <w:rPr>
+                              <w:rFonts w:ascii="Cambria Math" w:hAnsi="Cambria Math"/>
+                            </w:rPr>
+                            <m:t>)</m:t>
+                          </m:r>
+                        </m:e>
+                      </m:func>
+                    </m:e>
+                  </m:nary>
+                </m:num>
+                <m:den>
+                  <m:sSup>
+                    <m:sSupPr>
+                      <m:ctrlPr>
+                        <w:rPr>
+                          <w:rFonts w:ascii="Cambria Math" w:hAnsi="Cambria Math"/>
+                          <w:i/>
+                        </w:rPr>
+                      </m:ctrlPr>
+                    </m:sSupPr>
+                    <m:e>
+                      <m:d>
+                        <m:dPr>
+                          <m:ctrlPr>
+                            <w:rPr>
+                              <w:rFonts w:ascii="Cambria Math" w:hAnsi="Cambria Math"/>
+                              <w:i/>
+                            </w:rPr>
+                          </m:ctrlPr>
+                        </m:dPr>
+                        <m:e>
+                          <m:nary>
+                            <m:naryPr>
+                              <m:chr m:val="∑"/>
+                              <m:limLoc m:val="subSup"/>
+                              <m:ctrlPr>
+                                <w:rPr>
+                                  <w:rFonts w:ascii="Cambria Math" w:hAnsi="Cambria Math"/>
+                                  <w:i/>
+                                </w:rPr>
+                              </m:ctrlPr>
+                            </m:naryPr>
+                            <m:sub>
+                              <m:r>
+                                <w:rPr>
+                                  <w:rFonts w:ascii="Cambria Math" w:hAnsi="Cambria Math"/>
+                                </w:rPr>
+                                <m:t>i=1</m:t>
+                              </m:r>
+                            </m:sub>
+                            <m:sup>
+                              <m:r>
+                                <w:rPr>
+                                  <w:rFonts w:ascii="Cambria Math" w:hAnsi="Cambria Math"/>
+                                </w:rPr>
+                                <m:t>m</m:t>
+                              </m:r>
+                            </m:sup>
+                            <m:e>
+                              <m:r>
+                                <w:rPr>
+                                  <w:rFonts w:ascii="Cambria Math" w:hAnsi="Cambria Math"/>
+                                </w:rPr>
+                                <m:t>i</m:t>
+                              </m:r>
+                              <m:sSubSup>
+                                <m:sSubSupPr>
+                                  <m:ctrlPr>
+                                    <w:rPr>
+                                      <w:rFonts w:ascii="Cambria Math" w:hAnsi="Cambria Math"/>
+                                      <w:i/>
+                                    </w:rPr>
+                                  </m:ctrlPr>
+                                </m:sSubSupPr>
+                                <m:e>
+                                  <m:r>
+                                    <w:rPr>
+                                      <w:rFonts w:ascii="Cambria Math" w:hAnsi="Cambria Math"/>
+                                    </w:rPr>
+                                    <m:t>x</m:t>
+                                  </m:r>
+                                </m:e>
+                                <m:sub>
+                                  <m:r>
+                                    <w:rPr>
+                                      <w:rFonts w:ascii="Cambria Math" w:hAnsi="Cambria Math"/>
+                                    </w:rPr>
+                                    <m:t>i</m:t>
+                                  </m:r>
+                                </m:sub>
+                                <m:sup>
+                                  <m:r>
+                                    <w:rPr>
+                                      <w:rFonts w:ascii="Cambria Math" w:hAnsi="Cambria Math"/>
+                                    </w:rPr>
+                                    <m:t>2</m:t>
+                                  </m:r>
+                                </m:sup>
+                              </m:sSubSup>
+                            </m:e>
+                          </m:nary>
+                        </m:e>
+                      </m:d>
+                    </m:e>
+                    <m:sup>
+                      <m:r>
+                        <w:rPr>
+                          <w:rFonts w:ascii="Cambria Math" w:hAnsi="Cambria Math"/>
+                        </w:rPr>
+                        <m:t>0.5</m:t>
+                      </m:r>
+                    </m:sup>
+                  </m:sSup>
+                </m:den>
+              </m:f>
+            </m:e>
+          </m:d>
+          <m:r>
+            <w:rPr>
+              <w:rFonts w:ascii="Cambria Math" w:hAnsi="Cambria Math"/>
+            </w:rPr>
+            <m:t xml:space="preserve">, </m:t>
+          </m:r>
+          <m:r>
+            <w:rPr>
+              <w:rFonts w:ascii="Cambria Math" w:eastAsiaTheme="minorEastAsia" w:hAnsi="Cambria Math"/>
+              <w:lang w:val="en-US"/>
+            </w:rPr>
+            <m:t>0</m:t>
+          </m:r>
+          <m:r>
+            <w:rPr>
+              <w:rFonts w:ascii="Cambria Math" w:eastAsiaTheme="minorEastAsia" w:hAnsi="Cambria Math"/>
+              <w:lang w:val="en-US"/>
+            </w:rPr>
+            <m:t>≤</m:t>
+          </m:r>
+          <m:sSub>
+            <m:sSubPr>
+              <m:ctrlPr>
+                <w:rPr>
+                  <w:rFonts w:ascii="Cambria Math" w:eastAsiaTheme="minorEastAsia" w:hAnsi="Cambria Math"/>
+                  <w:i/>
+                  <w:lang w:val="en-US"/>
+                </w:rPr>
+              </m:ctrlPr>
+            </m:sSubPr>
+            <m:e>
+              <m:r>
+                <w:rPr>
+                  <w:rFonts w:ascii="Cambria Math" w:eastAsiaTheme="minorEastAsia" w:hAnsi="Cambria Math"/>
+                  <w:lang w:val="en-US"/>
+                </w:rPr>
+                <m:t>x</m:t>
+              </m:r>
+            </m:e>
+            <m:sub>
+              <m:r>
+                <w:rPr>
+                  <w:rFonts w:ascii="Cambria Math" w:eastAsiaTheme="minorEastAsia" w:hAnsi="Cambria Math"/>
+                  <w:lang w:val="en-US"/>
+                </w:rPr>
+                <m:t>i</m:t>
+              </m:r>
+            </m:sub>
+          </m:sSub>
+          <m:r>
+            <w:rPr>
+              <w:rFonts w:ascii="Cambria Math" w:eastAsiaTheme="minorEastAsia" w:hAnsi="Cambria Math"/>
+              <w:lang w:val="en-US"/>
+            </w:rPr>
+            <m:t>≤</m:t>
+          </m:r>
+          <m:r>
+            <w:rPr>
+              <w:rFonts w:ascii="Cambria Math" w:eastAsiaTheme="minorEastAsia" w:hAnsi="Cambria Math"/>
+              <w:lang w:val="en-US"/>
+            </w:rPr>
+            <m:t>10</m:t>
+          </m:r>
+        </m:oMath>
+      </m:oMathPara>
+    </w:p>
+    <w:p>
+      <m:oMathPara>
+        <m:oMath>
+          <m:r>
+            <w:rPr>
+              <w:rFonts w:ascii="Cambria Math" w:hAnsi="Cambria Math"/>
+            </w:rPr>
+            <m:t>0.75-</m:t>
+          </m:r>
+          <m:nary>
+            <m:naryPr>
+              <m:chr m:val="∏"/>
+              <m:limLoc m:val="undOvr"/>
+              <m:ctrlPr>
+                <w:rPr>
+                  <w:rFonts w:ascii="Cambria Math" w:hAnsi="Cambria Math"/>
+                  <w:i/>
+                </w:rPr>
+              </m:ctrlPr>
+            </m:naryPr>
+            <m:sub>
+              <m:r>
+                <w:rPr>
+                  <w:rFonts w:ascii="Cambria Math" w:hAnsi="Cambria Math"/>
+                </w:rPr>
+                <m:t>i=1</m:t>
+              </m:r>
+            </m:sub>
+            <m:sup>
+              <m:r>
+                <w:rPr>
+                  <w:rFonts w:ascii="Cambria Math" w:hAnsi="Cambria Math"/>
+                </w:rPr>
+                <m:t>m</m:t>
+              </m:r>
+            </m:sup>
+            <m:e>
+              <m:sSub>
+                <m:sSubPr>
+                  <m:ctrlPr>
+                    <w:rPr>
+                      <w:rFonts w:ascii="Cambria Math" w:hAnsi="Cambria Math"/>
+                      <w:i/>
+                    </w:rPr>
+                  </m:ctrlPr>
+                </m:sSubPr>
+                <m:e>
+                  <m:r>
+                    <w:rPr>
+                      <w:rFonts w:ascii="Cambria Math" w:hAnsi="Cambria Math"/>
+                    </w:rPr>
+                    <m:t>x</m:t>
+                  </m:r>
+                </m:e>
+                <m:sub>
+                  <m:r>
+                    <w:rPr>
+                      <w:rFonts w:ascii="Cambria Math" w:hAnsi="Cambria Math"/>
+                    </w:rPr>
+                    <m:t>i</m:t>
+                  </m:r>
+                </m:sub>
+              </m:sSub>
+            </m:e>
+          </m:nary>
+          <m:r>
+            <w:rPr>
+              <w:rFonts w:ascii="Cambria Math" w:hAnsi="Cambria Math"/>
+            </w:rPr>
+            <m:t>&lt;0</m:t>
+          </m:r>
+          <m:r>
+            <w:rPr>
+              <w:rFonts w:ascii="Cambria Math" w:hAnsi="Cambria Math"/>
+            </w:rPr>
+            <m:t xml:space="preserve">, </m:t>
+          </m:r>
+          <m:nary>
+            <m:naryPr>
+              <m:chr m:val="∑"/>
+              <m:limLoc m:val="undOvr"/>
+              <m:ctrlPr>
+                <w:rPr>
+                  <w:rFonts w:ascii="Cambria Math" w:hAnsi="Cambria Math"/>
+                  <w:i/>
+                </w:rPr>
+              </m:ctrlPr>
+            </m:naryPr>
+            <m:sub>
+              <m:r>
+                <w:rPr>
+                  <w:rFonts w:ascii="Cambria Math" w:hAnsi="Cambria Math"/>
+                </w:rPr>
+                <m:t>i=1</m:t>
+              </m:r>
+            </m:sub>
+            <m:sup>
+              <m:r>
+                <w:rPr>
+                  <w:rFonts w:ascii="Cambria Math" w:hAnsi="Cambria Math"/>
+                </w:rPr>
+                <m:t>m</m:t>
+              </m:r>
+            </m:sup>
+            <m:e>
+              <m:sSub>
+                <m:sSubPr>
+                  <m:ctrlPr>
+                    <w:rPr>
+                      <w:rFonts w:ascii="Cambria Math" w:hAnsi="Cambria Math"/>
+                      <w:i/>
+                    </w:rPr>
+                  </m:ctrlPr>
+                </m:sSubPr>
+                <m:e>
+                  <m:r>
+                    <w:rPr>
+                      <w:rFonts w:ascii="Cambria Math" w:hAnsi="Cambria Math"/>
+                    </w:rPr>
+                    <m:t>x</m:t>
+                  </m:r>
+                </m:e>
+                <m:sub>
+                  <m:r>
+                    <w:rPr>
+                      <w:rFonts w:ascii="Cambria Math" w:hAnsi="Cambria Math"/>
+                    </w:rPr>
+                    <m:t>i</m:t>
+                  </m:r>
+                </m:sub>
+              </m:sSub>
+            </m:e>
+          </m:nary>
+          <m:r>
+            <w:rPr>
+              <w:rFonts w:ascii="Cambria Math" w:hAnsi="Cambria Math"/>
+            </w:rPr>
+            <m:t>-7.5m&lt;0</m:t>
+          </m:r>
+        </m:oMath>
+      </m:oMathPara>
+    </w:p>
+    <w:p/>
+    <w:p>
+      <w:pPr>
+        <w:pStyle w:val="Heading1"/>
+        <w:numPr>
+          <w:ilvl w:val="0"/>
+          <w:numId w:val="1"/>
+        </w:numPr>
+      </w:pPr>
+      <w:r>
+        <w:t>Rezultati</w:t>
       </w:r>
     </w:p>
     <w:p/>
     <w:p/>
     <w:p>
       <w:r>
-        <w:t>10</w:t>
-      </w:r>
-      <w:r>
-        <w:t>.Rezultati</w:t>
-      </w:r>
-    </w:p>
-    <w:p>
-      <w:r>
+        <w:lastRenderedPageBreak/>
         <w:t>1</w:t>
       </w:r>
       <w:r>
@@ -3226,8 +7092,69 @@
       <w:pPr>
         <w:jc w:val="both"/>
       </w:pPr>
-      <w:r>
-        <w:t>Feoktistov, Vitaliy. Differential Evolution: In Search of Solutions. Springer, 2006.</w:t>
+      <w:proofErr w:type="spellStart"/>
+      <w:r>
+        <w:t>Feoktistov</w:t>
+      </w:r>
+      <w:proofErr w:type="spellEnd"/>
+      <w:r>
+        <w:t xml:space="preserve">, </w:t>
+      </w:r>
+      <w:proofErr w:type="spellStart"/>
+      <w:r>
+        <w:t>Vitaliy</w:t>
+      </w:r>
+      <w:proofErr w:type="spellEnd"/>
+      <w:r>
+        <w:t xml:space="preserve">. </w:t>
+      </w:r>
+      <w:proofErr w:type="spellStart"/>
+      <w:r>
+        <w:t>Differential</w:t>
+      </w:r>
+      <w:proofErr w:type="spellEnd"/>
+      <w:r>
+        <w:t xml:space="preserve"> </w:t>
+      </w:r>
+      <w:proofErr w:type="spellStart"/>
+      <w:r>
+        <w:t>Evolution</w:t>
+      </w:r>
+      <w:proofErr w:type="spellEnd"/>
+      <w:r>
+        <w:t xml:space="preserve">: In </w:t>
+      </w:r>
+      <w:proofErr w:type="spellStart"/>
+      <w:r>
+        <w:t>Search</w:t>
+      </w:r>
+      <w:proofErr w:type="spellEnd"/>
+      <w:r>
+        <w:t xml:space="preserve"> </w:t>
+      </w:r>
+      <w:proofErr w:type="spellStart"/>
+      <w:r>
+        <w:t>of</w:t>
+      </w:r>
+      <w:proofErr w:type="spellEnd"/>
+      <w:r>
+        <w:t xml:space="preserve"> </w:t>
+      </w:r>
+      <w:proofErr w:type="spellStart"/>
+      <w:r>
+        <w:t>Solutions</w:t>
+      </w:r>
+      <w:proofErr w:type="spellEnd"/>
+      <w:r>
+        <w:t xml:space="preserve">. </w:t>
+      </w:r>
+      <w:proofErr w:type="spellStart"/>
+      <w:r>
+        <w:t>Springer</w:t>
+      </w:r>
+      <w:proofErr w:type="spellEnd"/>
+      <w:r>
+        <w:t>, 2006.</w:t>
       </w:r>
     </w:p>
     <w:p>
@@ -3239,8 +7166,69 @@
       <w:pPr>
         <w:jc w:val="both"/>
       </w:pPr>
-      <w:r>
-        <w:t>Kochenderfer, Mykel J., and Tim A. Wheeler. Algorithms for Optimization. MIT Press, 2019.</w:t>
+      <w:proofErr w:type="spellStart"/>
+      <w:r>
+        <w:t>Kochenderfer</w:t>
+      </w:r>
+      <w:proofErr w:type="spellEnd"/>
+      <w:r>
+        <w:t xml:space="preserve">, </w:t>
+      </w:r>
+      <w:proofErr w:type="spellStart"/>
+      <w:r>
+        <w:t>Mykel</w:t>
+      </w:r>
+      <w:proofErr w:type="spellEnd"/>
+      <w:r>
+        <w:t xml:space="preserve"> J., </w:t>
+      </w:r>
+      <w:proofErr w:type="spellStart"/>
+      <w:r>
+        <w:t>and</w:t>
+      </w:r>
+      <w:proofErr w:type="spellEnd"/>
+      <w:r>
+        <w:t xml:space="preserve"> Tim A. </w:t>
+      </w:r>
+      <w:proofErr w:type="spellStart"/>
+      <w:r>
+        <w:t>Wheeler</w:t>
+      </w:r>
+      <w:proofErr w:type="spellEnd"/>
+      <w:r>
+        <w:t xml:space="preserve">. </w:t>
+      </w:r>
+      <w:proofErr w:type="spellStart"/>
+      <w:r>
+        <w:t>Algorithms</w:t>
+      </w:r>
+      <w:proofErr w:type="spellEnd"/>
+      <w:r>
+        <w:t xml:space="preserve"> </w:t>
+      </w:r>
+      <w:proofErr w:type="spellStart"/>
+      <w:r>
+        <w:t>for</w:t>
+      </w:r>
+      <w:proofErr w:type="spellEnd"/>
+      <w:r>
+        <w:t xml:space="preserve"> </w:t>
+      </w:r>
+      <w:proofErr w:type="spellStart"/>
+      <w:r>
+        <w:t>Optimization</w:t>
+      </w:r>
+      <w:proofErr w:type="spellEnd"/>
+      <w:r>
+        <w:t xml:space="preserve">. MIT </w:t>
+      </w:r>
+      <w:proofErr w:type="spellStart"/>
+      <w:r>
+        <w:t>Press</w:t>
+      </w:r>
+      <w:proofErr w:type="spellEnd"/>
+      <w:r>
+        <w:t>, 2019.</w:t>
       </w:r>
     </w:p>
     <w:p>
@@ -3252,8 +7240,261 @@
       <w:pPr>
         <w:jc w:val="both"/>
       </w:pPr>
-      <w:r>
-        <w:t>Lampinen, Jouni, and Ivan Zelinka. "Mixed Variable Non-Linear Optimization by Differential Evolution." In Proceedings of Nostradamus'99, 2nd International Prediction Conference, edited by Ivan Zelinka, 45-55. Zlin, Czech Republic: Technical University of Brno, Faculty of Technology Zlin, Department of Automatic Control, 1999. ISBN 80-214-1424-3.</w:t>
+      <w:proofErr w:type="spellStart"/>
+      <w:r>
+        <w:t>Lampinen</w:t>
+      </w:r>
+      <w:proofErr w:type="spellEnd"/>
+      <w:r>
+        <w:t xml:space="preserve">, </w:t>
+      </w:r>
+      <w:proofErr w:type="spellStart"/>
+      <w:r>
+        <w:t>Jouni</w:t>
+      </w:r>
+      <w:proofErr w:type="spellEnd"/>
+      <w:r>
+        <w:t xml:space="preserve">, </w:t>
+      </w:r>
+      <w:proofErr w:type="spellStart"/>
+      <w:r>
+        <w:t>and</w:t>
+      </w:r>
+      <w:proofErr w:type="spellEnd"/>
+      <w:r>
+        <w:t xml:space="preserve"> Ivan </w:t>
+      </w:r>
+      <w:proofErr w:type="spellStart"/>
+      <w:r>
+        <w:t>Zelinka</w:t>
+      </w:r>
+      <w:proofErr w:type="spellEnd"/>
+      <w:r>
+        <w:t>. "</w:t>
+      </w:r>
+      <w:proofErr w:type="spellStart"/>
+      <w:r>
+        <w:t>Mixed</w:t>
+      </w:r>
+      <w:proofErr w:type="spellEnd"/>
+      <w:r>
+        <w:t xml:space="preserve"> </w:t>
+      </w:r>
+      <w:proofErr w:type="spellStart"/>
+      <w:r>
+        <w:t>Variable</w:t>
+      </w:r>
+      <w:proofErr w:type="spellEnd"/>
+      <w:r>
+        <w:t xml:space="preserve"> </w:t>
+      </w:r>
+      <w:proofErr w:type="spellStart"/>
+      <w:r>
+        <w:t>Non-Linear</w:t>
+      </w:r>
+      <w:proofErr w:type="spellEnd"/>
+      <w:r>
+        <w:t xml:space="preserve"> </w:t>
+      </w:r>
+      <w:proofErr w:type="spellStart"/>
+      <w:r>
+        <w:t>Optimization</w:t>
+      </w:r>
+      <w:proofErr w:type="spellEnd"/>
+      <w:r>
+        <w:t xml:space="preserve"> </w:t>
+      </w:r>
+      <w:proofErr w:type="spellStart"/>
+      <w:r>
+        <w:t>by</w:t>
+      </w:r>
+      <w:proofErr w:type="spellEnd"/>
+      <w:r>
+        <w:t xml:space="preserve"> </w:t>
+      </w:r>
+      <w:proofErr w:type="spellStart"/>
+      <w:r>
+        <w:t>Differential</w:t>
+      </w:r>
+      <w:proofErr w:type="spellEnd"/>
+      <w:r>
+        <w:t xml:space="preserve"> </w:t>
+      </w:r>
+      <w:proofErr w:type="spellStart"/>
+      <w:r>
+        <w:t>Evolution</w:t>
+      </w:r>
+      <w:proofErr w:type="spellEnd"/>
+      <w:r>
+        <w:t xml:space="preserve">." In </w:t>
+      </w:r>
+      <w:proofErr w:type="spellStart"/>
+      <w:r>
+        <w:t>Proceedings</w:t>
+      </w:r>
+      <w:proofErr w:type="spellEnd"/>
+      <w:r>
+        <w:t xml:space="preserve"> </w:t>
+      </w:r>
+      <w:proofErr w:type="spellStart"/>
+      <w:r>
+        <w:t>of</w:t>
+      </w:r>
+      <w:proofErr w:type="spellEnd"/>
+      <w:r>
+        <w:t xml:space="preserve"> Nostradamus'99, 2nd </w:t>
+      </w:r>
+      <w:proofErr w:type="spellStart"/>
+      <w:r>
+        <w:t>International</w:t>
+      </w:r>
+      <w:proofErr w:type="spellEnd"/>
+      <w:r>
+        <w:t xml:space="preserve"> </w:t>
+      </w:r>
+      <w:proofErr w:type="spellStart"/>
+      <w:r>
+        <w:t>Prediction</w:t>
+      </w:r>
+      <w:proofErr w:type="spellEnd"/>
+      <w:r>
+        <w:t xml:space="preserve"> </w:t>
+      </w:r>
+      <w:proofErr w:type="spellStart"/>
+      <w:r>
+        <w:t>Conference</w:t>
+      </w:r>
+      <w:proofErr w:type="spellEnd"/>
+      <w:r>
+        <w:t xml:space="preserve">, </w:t>
+      </w:r>
+      <w:proofErr w:type="spellStart"/>
+      <w:r>
+        <w:t>edited</w:t>
+      </w:r>
+      <w:proofErr w:type="spellEnd"/>
+      <w:r>
+        <w:t xml:space="preserve"> </w:t>
+      </w:r>
+      <w:proofErr w:type="spellStart"/>
+      <w:r>
+        <w:t>by</w:t>
+      </w:r>
+      <w:proofErr w:type="spellEnd"/>
+      <w:r>
+        <w:t xml:space="preserve"> Ivan </w:t>
+      </w:r>
+      <w:proofErr w:type="spellStart"/>
+      <w:r>
+        <w:t>Zelinka</w:t>
+      </w:r>
+      <w:proofErr w:type="spellEnd"/>
+      <w:r>
+        <w:t xml:space="preserve">, 45-55. </w:t>
+      </w:r>
+      <w:proofErr w:type="spellStart"/>
+      <w:r>
+        <w:t>Zlin</w:t>
+      </w:r>
+      <w:proofErr w:type="spellEnd"/>
+      <w:r>
+        <w:t xml:space="preserve">, </w:t>
+      </w:r>
+      <w:proofErr w:type="spellStart"/>
+      <w:r>
+        <w:t>Czech</w:t>
+      </w:r>
+      <w:proofErr w:type="spellEnd"/>
+      <w:r>
+        <w:t xml:space="preserve"> </w:t>
+      </w:r>
+      <w:proofErr w:type="spellStart"/>
+      <w:r>
+        <w:t>Republic</w:t>
+      </w:r>
+      <w:proofErr w:type="spellEnd"/>
+      <w:r>
+        <w:t xml:space="preserve">: </w:t>
+      </w:r>
+      <w:proofErr w:type="spellStart"/>
+      <w:r>
+        <w:t>Technical</w:t>
+      </w:r>
+      <w:proofErr w:type="spellEnd"/>
+      <w:r>
+        <w:t xml:space="preserve"> </w:t>
+      </w:r>
+      <w:proofErr w:type="spellStart"/>
+      <w:r>
+        <w:t>University</w:t>
+      </w:r>
+      <w:proofErr w:type="spellEnd"/>
+      <w:r>
+        <w:t xml:space="preserve"> </w:t>
+      </w:r>
+      <w:proofErr w:type="spellStart"/>
+      <w:r>
+        <w:t>of</w:t>
+      </w:r>
+      <w:proofErr w:type="spellEnd"/>
+      <w:r>
+        <w:t xml:space="preserve"> Brno, </w:t>
+      </w:r>
+      <w:proofErr w:type="spellStart"/>
+      <w:r>
+        <w:t>Faculty</w:t>
+      </w:r>
+      <w:proofErr w:type="spellEnd"/>
+      <w:r>
+        <w:t xml:space="preserve"> </w:t>
+      </w:r>
+      <w:proofErr w:type="spellStart"/>
+      <w:r>
+        <w:t>of</w:t>
+      </w:r>
+      <w:proofErr w:type="spellEnd"/>
+      <w:r>
+        <w:t xml:space="preserve"> </w:t>
+      </w:r>
+      <w:proofErr w:type="spellStart"/>
+      <w:r>
+        <w:t>Technology</w:t>
+      </w:r>
+      <w:proofErr w:type="spellEnd"/>
+      <w:r>
+        <w:t xml:space="preserve"> </w:t>
+      </w:r>
+      <w:proofErr w:type="spellStart"/>
+      <w:r>
+        <w:t>Zlin</w:t>
+      </w:r>
+      <w:proofErr w:type="spellEnd"/>
+      <w:r>
+        <w:t xml:space="preserve">, Department </w:t>
+      </w:r>
+      <w:proofErr w:type="spellStart"/>
+      <w:r>
+        <w:t>of</w:t>
+      </w:r>
+      <w:proofErr w:type="spellEnd"/>
+      <w:r>
+        <w:t xml:space="preserve"> </w:t>
+      </w:r>
+      <w:proofErr w:type="spellStart"/>
+      <w:r>
+        <w:t>Automatic</w:t>
+      </w:r>
+      <w:proofErr w:type="spellEnd"/>
+      <w:r>
+        <w:t xml:space="preserve"> </w:t>
+      </w:r>
+      <w:proofErr w:type="spellStart"/>
+      <w:r>
+        <w:t>Control</w:t>
+      </w:r>
+      <w:proofErr w:type="spellEnd"/>
+      <w:r>
+        <w:t>, 1999. ISBN 80-214-1424-3.</w:t>
       </w:r>
     </w:p>
     <w:p>
@@ -3265,8 +7506,149 @@
       <w:pPr>
         <w:jc w:val="both"/>
       </w:pPr>
-      <w:r>
-        <w:t>Storn, Rainer, and Kenneth Price. "Differential Evolution—A Simple and Efficient Heuristic for Global Optimization over Continuous Spaces." Journal of Global Optimization 11, no. 4 (1997): 341–359.</w:t>
+      <w:proofErr w:type="spellStart"/>
+      <w:r>
+        <w:t>Storn</w:t>
+      </w:r>
+      <w:proofErr w:type="spellEnd"/>
+      <w:r>
+        <w:t xml:space="preserve">, </w:t>
+      </w:r>
+      <w:proofErr w:type="spellStart"/>
+      <w:r>
+        <w:t>Rainer</w:t>
+      </w:r>
+      <w:proofErr w:type="spellEnd"/>
+      <w:r>
+        <w:t xml:space="preserve">, </w:t>
+      </w:r>
+      <w:proofErr w:type="spellStart"/>
+      <w:r>
+        <w:t>and</w:t>
+      </w:r>
+      <w:proofErr w:type="spellEnd"/>
+      <w:r>
+        <w:t xml:space="preserve"> </w:t>
+      </w:r>
+      <w:proofErr w:type="spellStart"/>
+      <w:r>
+        <w:t>Kenneth</w:t>
+      </w:r>
+      <w:proofErr w:type="spellEnd"/>
+      <w:r>
+        <w:t xml:space="preserve"> Price. "</w:t>
+      </w:r>
+      <w:proofErr w:type="spellStart"/>
+      <w:r>
+        <w:t>Differential</w:t>
+      </w:r>
+      <w:proofErr w:type="spellEnd"/>
+      <w:r>
+        <w:t xml:space="preserve"> </w:t>
+      </w:r>
+      <w:proofErr w:type="spellStart"/>
+      <w:r>
+        <w:t>Evolution</w:t>
+      </w:r>
+      <w:proofErr w:type="spellEnd"/>
+      <w:r>
+        <w:t xml:space="preserve">—A </w:t>
+      </w:r>
+      <w:proofErr w:type="spellStart"/>
+      <w:r>
+        <w:t>Simple</w:t>
+      </w:r>
+      <w:proofErr w:type="spellEnd"/>
+      <w:r>
+        <w:t xml:space="preserve"> </w:t>
+      </w:r>
+      <w:proofErr w:type="spellStart"/>
+      <w:r>
+        <w:t>and</w:t>
+      </w:r>
+      <w:proofErr w:type="spellEnd"/>
+      <w:r>
+        <w:t xml:space="preserve"> </w:t>
+      </w:r>
+      <w:proofErr w:type="spellStart"/>
+      <w:r>
+        <w:t>Efficient</w:t>
+      </w:r>
+      <w:proofErr w:type="spellEnd"/>
+      <w:r>
+        <w:t xml:space="preserve"> </w:t>
+      </w:r>
+      <w:proofErr w:type="spellStart"/>
+      <w:r>
+        <w:t>Heuristic</w:t>
+      </w:r>
+      <w:proofErr w:type="spellEnd"/>
+      <w:r>
+        <w:t xml:space="preserve"> </w:t>
+      </w:r>
+      <w:proofErr w:type="spellStart"/>
+      <w:r>
+        <w:t>for</w:t>
+      </w:r>
+      <w:proofErr w:type="spellEnd"/>
+      <w:r>
+        <w:t xml:space="preserve"> Global </w:t>
+      </w:r>
+      <w:proofErr w:type="spellStart"/>
+      <w:r>
+        <w:t>Optimization</w:t>
+      </w:r>
+      <w:proofErr w:type="spellEnd"/>
+      <w:r>
+        <w:t xml:space="preserve"> </w:t>
+      </w:r>
+      <w:proofErr w:type="spellStart"/>
+      <w:r>
+        <w:t>over</w:t>
+      </w:r>
+      <w:proofErr w:type="spellEnd"/>
+      <w:r>
+        <w:t xml:space="preserve"> </w:t>
+      </w:r>
+      <w:proofErr w:type="spellStart"/>
+      <w:r>
+        <w:t>Continuous</w:t>
+      </w:r>
+      <w:proofErr w:type="spellEnd"/>
+      <w:r>
+        <w:t xml:space="preserve"> </w:t>
+      </w:r>
+      <w:proofErr w:type="spellStart"/>
+      <w:r>
+        <w:t>Spaces</w:t>
+      </w:r>
+      <w:proofErr w:type="spellEnd"/>
+      <w:r>
+        <w:t xml:space="preserve">." </w:t>
+      </w:r>
+      <w:proofErr w:type="spellStart"/>
+      <w:r>
+        <w:t>Journal</w:t>
+      </w:r>
+      <w:proofErr w:type="spellEnd"/>
+      <w:r>
+        <w:t xml:space="preserve"> </w:t>
+      </w:r>
+      <w:proofErr w:type="spellStart"/>
+      <w:r>
+        <w:t>of</w:t>
+      </w:r>
+      <w:proofErr w:type="spellEnd"/>
+      <w:r>
+        <w:t xml:space="preserve"> Global </w:t>
+      </w:r>
+      <w:proofErr w:type="spellStart"/>
+      <w:r>
+        <w:t>Optimization</w:t>
+      </w:r>
+      <w:proofErr w:type="spellEnd"/>
+      <w:r>
+        <w:t xml:space="preserve"> 11, no. 4 (1997): 341–359.</w:t>
       </w:r>
     </w:p>
     <w:p>
@@ -3278,8 +7660,173 @@
       <w:pPr>
         <w:jc w:val="both"/>
       </w:pPr>
-      <w:r>
-        <w:t>Storn, Rainer, and Kenneth Price. "Differential Evolution - A Simple and Efficient Heuristic for Global Optimization over Continuous Spaces." Journal of Global Optimization 11, no. 4 (1997): 341-359. Kluwer Academic Publishers.</w:t>
+      <w:proofErr w:type="spellStart"/>
+      <w:r>
+        <w:t>Storn</w:t>
+      </w:r>
+      <w:proofErr w:type="spellEnd"/>
+      <w:r>
+        <w:t xml:space="preserve">, </w:t>
+      </w:r>
+      <w:proofErr w:type="spellStart"/>
+      <w:r>
+        <w:t>Rainer</w:t>
+      </w:r>
+      <w:proofErr w:type="spellEnd"/>
+      <w:r>
+        <w:t xml:space="preserve">, </w:t>
+      </w:r>
+      <w:proofErr w:type="spellStart"/>
+      <w:r>
+        <w:t>and</w:t>
+      </w:r>
+      <w:proofErr w:type="spellEnd"/>
+      <w:r>
+        <w:t xml:space="preserve"> </w:t>
+      </w:r>
+      <w:proofErr w:type="spellStart"/>
+      <w:r>
+        <w:t>Kenneth</w:t>
+      </w:r>
+      <w:proofErr w:type="spellEnd"/>
+      <w:r>
+        <w:t xml:space="preserve"> Price. "</w:t>
+      </w:r>
+      <w:proofErr w:type="spellStart"/>
+      <w:r>
+        <w:t>Differential</w:t>
+      </w:r>
+      <w:proofErr w:type="spellEnd"/>
+      <w:r>
+        <w:t xml:space="preserve"> </w:t>
+      </w:r>
+      <w:proofErr w:type="spellStart"/>
+      <w:r>
+        <w:t>Evolution</w:t>
+      </w:r>
+      <w:proofErr w:type="spellEnd"/>
+      <w:r>
+        <w:t xml:space="preserve"> - A </w:t>
+      </w:r>
+      <w:proofErr w:type="spellStart"/>
+      <w:r>
+        <w:t>Simple</w:t>
+      </w:r>
+      <w:proofErr w:type="spellEnd"/>
+      <w:r>
+        <w:t xml:space="preserve"> </w:t>
+      </w:r>
+      <w:proofErr w:type="spellStart"/>
+      <w:r>
+        <w:t>and</w:t>
+      </w:r>
+      <w:proofErr w:type="spellEnd"/>
+      <w:r>
+        <w:t xml:space="preserve"> </w:t>
+      </w:r>
+      <w:proofErr w:type="spellStart"/>
+      <w:r>
+        <w:t>Efficient</w:t>
+      </w:r>
+      <w:proofErr w:type="spellEnd"/>
+      <w:r>
+        <w:t xml:space="preserve"> </w:t>
+      </w:r>
+      <w:proofErr w:type="spellStart"/>
+      <w:r>
+        <w:t>Heuristic</w:t>
+      </w:r>
+      <w:proofErr w:type="spellEnd"/>
+      <w:r>
+        <w:t xml:space="preserve"> </w:t>
+      </w:r>
+      <w:proofErr w:type="spellStart"/>
+      <w:r>
+        <w:t>for</w:t>
+      </w:r>
+      <w:proofErr w:type="spellEnd"/>
+      <w:r>
+        <w:t xml:space="preserve"> Global </w:t>
+      </w:r>
+      <w:proofErr w:type="spellStart"/>
+      <w:r>
+        <w:t>Optimization</w:t>
+      </w:r>
+      <w:proofErr w:type="spellEnd"/>
+      <w:r>
+        <w:t xml:space="preserve"> </w:t>
+      </w:r>
+      <w:proofErr w:type="spellStart"/>
+      <w:r>
+        <w:t>over</w:t>
+      </w:r>
+      <w:proofErr w:type="spellEnd"/>
+      <w:r>
+        <w:t xml:space="preserve"> </w:t>
+      </w:r>
+      <w:proofErr w:type="spellStart"/>
+      <w:r>
+        <w:t>Continuous</w:t>
+      </w:r>
+      <w:proofErr w:type="spellEnd"/>
+      <w:r>
+        <w:t xml:space="preserve"> </w:t>
+      </w:r>
+      <w:proofErr w:type="spellStart"/>
+      <w:r>
+        <w:t>Spaces</w:t>
+      </w:r>
+      <w:proofErr w:type="spellEnd"/>
+      <w:r>
+        <w:t xml:space="preserve">." </w:t>
+      </w:r>
+      <w:proofErr w:type="spellStart"/>
+      <w:r>
+        <w:t>Journal</w:t>
+      </w:r>
+      <w:proofErr w:type="spellEnd"/>
+      <w:r>
+        <w:t xml:space="preserve"> </w:t>
+      </w:r>
+      <w:proofErr w:type="spellStart"/>
+      <w:r>
+        <w:t>of</w:t>
+      </w:r>
+      <w:proofErr w:type="spellEnd"/>
+      <w:r>
+        <w:t xml:space="preserve"> Global </w:t>
+      </w:r>
+      <w:proofErr w:type="spellStart"/>
+      <w:r>
+        <w:t>Optimization</w:t>
+      </w:r>
+      <w:proofErr w:type="spellEnd"/>
+      <w:r>
+        <w:t xml:space="preserve"> 11, no. 4 (1997): 341-359. </w:t>
+      </w:r>
+      <w:proofErr w:type="spellStart"/>
+      <w:r>
+        <w:t>Kluwer</w:t>
+      </w:r>
+      <w:proofErr w:type="spellEnd"/>
+      <w:r>
+        <w:t xml:space="preserve"> </w:t>
+      </w:r>
+      <w:proofErr w:type="spellStart"/>
+      <w:r>
+        <w:t>Academic</w:t>
+      </w:r>
+      <w:proofErr w:type="spellEnd"/>
+      <w:r>
+        <w:t xml:space="preserve"> </w:t>
+      </w:r>
+      <w:proofErr w:type="spellStart"/>
+      <w:r>
+        <w:t>Publishers</w:t>
+      </w:r>
+      <w:proofErr w:type="spellEnd"/>
+      <w:r>
+        <w:t>.</w:t>
       </w:r>
     </w:p>
     <w:p>
@@ -3292,7 +7839,127 @@
         <w:jc w:val="both"/>
       </w:pPr>
       <w:r>
-        <w:t>Price, Kenneth V., Rainer M. Storn, and Jouni A. Lampinen. Differential Evolution: A Practical Approach to Global Optimization. Natural Computing Series. Springer, 2005.</w:t>
+        <w:t xml:space="preserve">Price, </w:t>
+      </w:r>
+      <w:proofErr w:type="spellStart"/>
+      <w:r>
+        <w:t>Kenneth</w:t>
+      </w:r>
+      <w:proofErr w:type="spellEnd"/>
+      <w:r>
+        <w:t xml:space="preserve"> V., </w:t>
+      </w:r>
+      <w:proofErr w:type="spellStart"/>
+      <w:r>
+        <w:t>Rainer</w:t>
+      </w:r>
+      <w:proofErr w:type="spellEnd"/>
+      <w:r>
+        <w:t xml:space="preserve"> M. </w:t>
+      </w:r>
+      <w:proofErr w:type="spellStart"/>
+      <w:r>
+        <w:t>Storn</w:t>
+      </w:r>
+      <w:proofErr w:type="spellEnd"/>
+      <w:r>
+        <w:t xml:space="preserve">, </w:t>
+      </w:r>
+      <w:proofErr w:type="spellStart"/>
+      <w:r>
+        <w:t>and</w:t>
+      </w:r>
+      <w:proofErr w:type="spellEnd"/>
+      <w:r>
+        <w:t xml:space="preserve"> </w:t>
+      </w:r>
+      <w:proofErr w:type="spellStart"/>
+      <w:r>
+        <w:t>Jouni</w:t>
+      </w:r>
+      <w:proofErr w:type="spellEnd"/>
+      <w:r>
+        <w:t xml:space="preserve"> A. </w:t>
+      </w:r>
+      <w:proofErr w:type="spellStart"/>
+      <w:r>
+        <w:t>Lampinen</w:t>
+      </w:r>
+      <w:proofErr w:type="spellEnd"/>
+      <w:r>
+        <w:t xml:space="preserve">. </w:t>
+      </w:r>
+      <w:proofErr w:type="spellStart"/>
+      <w:r>
+        <w:t>Differential</w:t>
+      </w:r>
+      <w:proofErr w:type="spellEnd"/>
+      <w:r>
+        <w:t xml:space="preserve"> </w:t>
+      </w:r>
+      <w:proofErr w:type="spellStart"/>
+      <w:r>
+        <w:t>Evolution</w:t>
+      </w:r>
+      <w:proofErr w:type="spellEnd"/>
+      <w:r>
+        <w:t xml:space="preserve">: A </w:t>
+      </w:r>
+      <w:proofErr w:type="spellStart"/>
+      <w:r>
+        <w:t>Practical</w:t>
+      </w:r>
+      <w:proofErr w:type="spellEnd"/>
+      <w:r>
+        <w:t xml:space="preserve"> </w:t>
+      </w:r>
+      <w:proofErr w:type="spellStart"/>
+      <w:r>
+        <w:t>Approach</w:t>
+      </w:r>
+      <w:proofErr w:type="spellEnd"/>
+      <w:r>
+        <w:t xml:space="preserve"> to Global </w:t>
+      </w:r>
+      <w:proofErr w:type="spellStart"/>
+      <w:r>
+        <w:t>Optimization</w:t>
+      </w:r>
+      <w:proofErr w:type="spellEnd"/>
+      <w:r>
+        <w:t xml:space="preserve">. </w:t>
+      </w:r>
+      <w:proofErr w:type="spellStart"/>
+      <w:r>
+        <w:t>Natural</w:t>
+      </w:r>
+      <w:proofErr w:type="spellEnd"/>
+      <w:r>
+        <w:t xml:space="preserve"> </w:t>
+      </w:r>
+      <w:proofErr w:type="spellStart"/>
+      <w:r>
+        <w:t>Computing</w:t>
+      </w:r>
+      <w:proofErr w:type="spellEnd"/>
+      <w:r>
+        <w:t xml:space="preserve"> </w:t>
+      </w:r>
+      <w:proofErr w:type="spellStart"/>
+      <w:r>
+        <w:t>Series</w:t>
+      </w:r>
+      <w:proofErr w:type="spellEnd"/>
+      <w:r>
+        <w:t xml:space="preserve">. </w:t>
+      </w:r>
+      <w:proofErr w:type="spellStart"/>
+      <w:r>
+        <w:t>Springer</w:t>
+      </w:r>
+      <w:proofErr w:type="spellEnd"/>
+      <w:r>
+        <w:t>, 2005.</w:t>
       </w:r>
     </w:p>
     <w:p>
@@ -3304,8 +7971,141 @@
       <w:pPr>
         <w:jc w:val="both"/>
       </w:pPr>
-      <w:r>
-        <w:t>Omran, Mahamed G. H., Ayed Salman, and Andries P. Engelbrecht. "Self-adaptive Differential Evolution." In Evolutionary Computation, edited by A. E. Eiben et al., 2005. Springer-Verlag Berlin Heidelberg.</w:t>
+      <w:proofErr w:type="spellStart"/>
+      <w:r>
+        <w:t>Omran</w:t>
+      </w:r>
+      <w:proofErr w:type="spellEnd"/>
+      <w:r>
+        <w:t xml:space="preserve">, </w:t>
+      </w:r>
+      <w:proofErr w:type="spellStart"/>
+      <w:r>
+        <w:t>Mahamed</w:t>
+      </w:r>
+      <w:proofErr w:type="spellEnd"/>
+      <w:r>
+        <w:t xml:space="preserve"> G. H., </w:t>
+      </w:r>
+      <w:proofErr w:type="spellStart"/>
+      <w:r>
+        <w:t>Ayed</w:t>
+      </w:r>
+      <w:proofErr w:type="spellEnd"/>
+      <w:r>
+        <w:t xml:space="preserve"> Salman, </w:t>
+      </w:r>
+      <w:proofErr w:type="spellStart"/>
+      <w:r>
+        <w:t>and</w:t>
+      </w:r>
+      <w:proofErr w:type="spellEnd"/>
+      <w:r>
+        <w:t xml:space="preserve"> </w:t>
+      </w:r>
+      <w:proofErr w:type="spellStart"/>
+      <w:r>
+        <w:t>Andries</w:t>
+      </w:r>
+      <w:proofErr w:type="spellEnd"/>
+      <w:r>
+        <w:t xml:space="preserve"> P. </w:t>
+      </w:r>
+      <w:proofErr w:type="spellStart"/>
+      <w:r>
+        <w:t>Engelbrecht</w:t>
+      </w:r>
+      <w:proofErr w:type="spellEnd"/>
+      <w:r>
+        <w:t>. "</w:t>
+      </w:r>
+      <w:proofErr w:type="spellStart"/>
+      <w:r>
+        <w:t>Self-adaptive</w:t>
+      </w:r>
+      <w:proofErr w:type="spellEnd"/>
+      <w:r>
+        <w:t xml:space="preserve"> </w:t>
+      </w:r>
+      <w:proofErr w:type="spellStart"/>
+      <w:r>
+        <w:t>Differential</w:t>
+      </w:r>
+      <w:proofErr w:type="spellEnd"/>
+      <w:r>
+        <w:t xml:space="preserve"> </w:t>
+      </w:r>
+      <w:proofErr w:type="spellStart"/>
+      <w:r>
+        <w:t>Evolution</w:t>
+      </w:r>
+      <w:proofErr w:type="spellEnd"/>
+      <w:r>
+        <w:t xml:space="preserve">." In </w:t>
+      </w:r>
+      <w:proofErr w:type="spellStart"/>
+      <w:r>
+        <w:t>Evolutionary</w:t>
+      </w:r>
+      <w:proofErr w:type="spellEnd"/>
+      <w:r>
+        <w:t xml:space="preserve"> </w:t>
+      </w:r>
+      <w:proofErr w:type="spellStart"/>
+      <w:r>
+        <w:t>Computation</w:t>
+      </w:r>
+      <w:proofErr w:type="spellEnd"/>
+      <w:r>
+        <w:t xml:space="preserve">, </w:t>
+      </w:r>
+      <w:proofErr w:type="spellStart"/>
+      <w:r>
+        <w:t>edited</w:t>
+      </w:r>
+      <w:proofErr w:type="spellEnd"/>
+      <w:r>
+        <w:t xml:space="preserve"> </w:t>
+      </w:r>
+      <w:proofErr w:type="spellStart"/>
+      <w:r>
+        <w:t>by</w:t>
+      </w:r>
+      <w:proofErr w:type="spellEnd"/>
+      <w:r>
+        <w:t xml:space="preserve"> A. E. </w:t>
+      </w:r>
+      <w:proofErr w:type="spellStart"/>
+      <w:r>
+        <w:t>Eiben</w:t>
+      </w:r>
+      <w:proofErr w:type="spellEnd"/>
+      <w:r>
+        <w:t xml:space="preserve"> et </w:t>
+      </w:r>
+      <w:proofErr w:type="spellStart"/>
+      <w:r>
+        <w:t>al</w:t>
+      </w:r>
+      <w:proofErr w:type="spellEnd"/>
+      <w:r>
+        <w:t xml:space="preserve">., 2005. </w:t>
+      </w:r>
+      <w:proofErr w:type="spellStart"/>
+      <w:r>
+        <w:t>Springer-Verlag</w:t>
+      </w:r>
+      <w:proofErr w:type="spellEnd"/>
+      <w:r>
+        <w:t xml:space="preserve"> Berlin </w:t>
+      </w:r>
+      <w:proofErr w:type="spellStart"/>
+      <w:r>
+        <w:t>Heidelberg</w:t>
+      </w:r>
+      <w:proofErr w:type="spellEnd"/>
+      <w:r>
+        <w:t>.</w:t>
       </w:r>
     </w:p>
     <w:p>
@@ -3317,8 +8117,205 @@
       <w:pPr>
         <w:jc w:val="both"/>
       </w:pPr>
-      <w:r>
-        <w:t>AlKhulaifi, Dania, Maryam AlQahtani, Zenab AlSadeq, Atta-ur Rahman, and Dhiaa Musleh. "An Overview of Self-Adaptive Differential Evolution Algorithms with Mutation Strategy." Mathematical Modelling of Engineering Problems 9, no. 4 (2022).</w:t>
+      <w:proofErr w:type="spellStart"/>
+      <w:r>
+        <w:t>AlKhulaifi</w:t>
+      </w:r>
+      <w:proofErr w:type="spellEnd"/>
+      <w:r>
+        <w:t xml:space="preserve">, </w:t>
+      </w:r>
+      <w:proofErr w:type="spellStart"/>
+      <w:r>
+        <w:t>Dania</w:t>
+      </w:r>
+      <w:proofErr w:type="spellEnd"/>
+      <w:r>
+        <w:t xml:space="preserve">, </w:t>
+      </w:r>
+      <w:proofErr w:type="spellStart"/>
+      <w:r>
+        <w:t>Maryam</w:t>
+      </w:r>
+      <w:proofErr w:type="spellEnd"/>
+      <w:r>
+        <w:t xml:space="preserve"> </w:t>
+      </w:r>
+      <w:proofErr w:type="spellStart"/>
+      <w:r>
+        <w:t>AlQahtani</w:t>
+      </w:r>
+      <w:proofErr w:type="spellEnd"/>
+      <w:r>
+        <w:t xml:space="preserve">, </w:t>
+      </w:r>
+      <w:proofErr w:type="spellStart"/>
+      <w:r>
+        <w:t>Zenab</w:t>
+      </w:r>
+      <w:proofErr w:type="spellEnd"/>
+      <w:r>
+        <w:t xml:space="preserve"> </w:t>
+      </w:r>
+      <w:proofErr w:type="spellStart"/>
+      <w:r>
+        <w:t>AlSadeq</w:t>
+      </w:r>
+      <w:proofErr w:type="spellEnd"/>
+      <w:r>
+        <w:t xml:space="preserve">, </w:t>
+      </w:r>
+      <w:proofErr w:type="spellStart"/>
+      <w:r>
+        <w:t>Atta-ur</w:t>
+      </w:r>
+      <w:proofErr w:type="spellEnd"/>
+      <w:r>
+        <w:t xml:space="preserve"> Rahman, </w:t>
+      </w:r>
+      <w:proofErr w:type="spellStart"/>
+      <w:r>
+        <w:t>and</w:t>
+      </w:r>
+      <w:proofErr w:type="spellEnd"/>
+      <w:r>
+        <w:t xml:space="preserve"> </w:t>
+      </w:r>
+      <w:proofErr w:type="spellStart"/>
+      <w:r>
+        <w:t>Dhiaa</w:t>
+      </w:r>
+      <w:proofErr w:type="spellEnd"/>
+      <w:r>
+        <w:t xml:space="preserve"> </w:t>
+      </w:r>
+      <w:proofErr w:type="spellStart"/>
+      <w:r>
+        <w:t>Musleh</w:t>
+      </w:r>
+      <w:proofErr w:type="spellEnd"/>
+      <w:r>
+        <w:t>. "</w:t>
+      </w:r>
+      <w:proofErr w:type="spellStart"/>
+      <w:r>
+        <w:t>An</w:t>
+      </w:r>
+      <w:proofErr w:type="spellEnd"/>
+      <w:r>
+        <w:t xml:space="preserve"> </w:t>
+      </w:r>
+      <w:proofErr w:type="spellStart"/>
+      <w:r>
+        <w:t>Overview</w:t>
+      </w:r>
+      <w:proofErr w:type="spellEnd"/>
+      <w:r>
+        <w:t xml:space="preserve"> </w:t>
+      </w:r>
+      <w:proofErr w:type="spellStart"/>
+      <w:r>
+        <w:t>of</w:t>
+      </w:r>
+      <w:proofErr w:type="spellEnd"/>
+      <w:r>
+        <w:t xml:space="preserve"> </w:t>
+      </w:r>
+      <w:proofErr w:type="spellStart"/>
+      <w:r>
+        <w:t>Self-Adaptive</w:t>
+      </w:r>
+      <w:proofErr w:type="spellEnd"/>
+      <w:r>
+        <w:t xml:space="preserve"> </w:t>
+      </w:r>
+      <w:proofErr w:type="spellStart"/>
+      <w:r>
+        <w:t>Differential</w:t>
+      </w:r>
+      <w:proofErr w:type="spellEnd"/>
+      <w:r>
+        <w:t xml:space="preserve"> </w:t>
+      </w:r>
+      <w:proofErr w:type="spellStart"/>
+      <w:r>
+        <w:t>Evolution</w:t>
+      </w:r>
+      <w:proofErr w:type="spellEnd"/>
+      <w:r>
+        <w:t xml:space="preserve"> </w:t>
+      </w:r>
+      <w:proofErr w:type="spellStart"/>
+      <w:r>
+        <w:t>Algorithms</w:t>
+      </w:r>
+      <w:proofErr w:type="spellEnd"/>
+      <w:r>
+        <w:t xml:space="preserve"> </w:t>
+      </w:r>
+      <w:proofErr w:type="spellStart"/>
+      <w:r>
+        <w:t>with</w:t>
+      </w:r>
+      <w:proofErr w:type="spellEnd"/>
+      <w:r>
+        <w:t xml:space="preserve"> </w:t>
+      </w:r>
+      <w:proofErr w:type="spellStart"/>
+      <w:r>
+        <w:t>Mutation</w:t>
+      </w:r>
+      <w:proofErr w:type="spellEnd"/>
+      <w:r>
+        <w:t xml:space="preserve"> </w:t>
+      </w:r>
+      <w:proofErr w:type="spellStart"/>
+      <w:r>
+        <w:t>Strategy</w:t>
+      </w:r>
+      <w:proofErr w:type="spellEnd"/>
+      <w:r>
+        <w:t xml:space="preserve">." </w:t>
+      </w:r>
+      <w:proofErr w:type="spellStart"/>
+      <w:r>
+        <w:t>Mathematical</w:t>
+      </w:r>
+      <w:proofErr w:type="spellEnd"/>
+      <w:r>
+        <w:t xml:space="preserve"> </w:t>
+      </w:r>
+      <w:proofErr w:type="spellStart"/>
+      <w:r>
+        <w:t>Modelling</w:t>
+      </w:r>
+      <w:proofErr w:type="spellEnd"/>
+      <w:r>
+        <w:t xml:space="preserve"> </w:t>
+      </w:r>
+      <w:proofErr w:type="spellStart"/>
+      <w:r>
+        <w:t>of</w:t>
+      </w:r>
+      <w:proofErr w:type="spellEnd"/>
+      <w:r>
+        <w:t xml:space="preserve"> </w:t>
+      </w:r>
+      <w:proofErr w:type="spellStart"/>
+      <w:r>
+        <w:t>Engineering</w:t>
+      </w:r>
+      <w:proofErr w:type="spellEnd"/>
+      <w:r>
+        <w:t xml:space="preserve"> </w:t>
+      </w:r>
+      <w:proofErr w:type="spellStart"/>
+      <w:r>
+        <w:t>Problems</w:t>
+      </w:r>
+      <w:proofErr w:type="spellEnd"/>
+      <w:r>
+        <w:t xml:space="preserve"> 9, no. 4 (2022).</w:t>
       </w:r>
     </w:p>
     <w:sectPr>
@@ -4126,7 +9123,6 @@
   <w:style w:type="character" w:default="1" w:styleId="DefaultParagraphFont">
     <w:name w:val="Default Paragraph Font"/>
     <w:uiPriority w:val="1"/>
-    <w:semiHidden/>
     <w:unhideWhenUsed/>
   </w:style>
   <w:style w:type="table" w:default="1" w:styleId="TableNormal">

--- a/de_documentation.docx
+++ b/de_documentation.docx
@@ -110,46 +110,23 @@
       <w:r>
         <w:t xml:space="preserve"> </w:t>
       </w:r>
-      <w:proofErr w:type="spellStart"/>
-      <w:r>
-        <w:t>optimizaciona</w:t>
-      </w:r>
-      <w:proofErr w:type="spellEnd"/>
+      <w:r>
+        <w:t>optimizaciona metaheuristika</w:t>
+      </w:r>
+      <w:r>
+        <w:t>, podvrsta evolucionih algoritama, i</w:t>
+      </w:r>
+      <w:r>
+        <w:t xml:space="preserve"> pripada grupi</w:t>
+      </w:r>
+      <w:r>
+        <w:t xml:space="preserve"> populacionih</w:t>
+      </w:r>
       <w:r>
         <w:t xml:space="preserve"> </w:t>
       </w:r>
-      <w:proofErr w:type="spellStart"/>
-      <w:r>
-        <w:t>metaheuristika</w:t>
-      </w:r>
-      <w:proofErr w:type="spellEnd"/>
-      <w:r>
-        <w:t>, podvrsta evolucionih algoritama, i</w:t>
-      </w:r>
-      <w:r>
-        <w:t xml:space="preserve"> pripada grupi</w:t>
-      </w:r>
-      <w:r>
-        <w:t xml:space="preserve"> populacionih</w:t>
-      </w:r>
-      <w:r>
-        <w:t xml:space="preserve"> </w:t>
-      </w:r>
-      <w:proofErr w:type="spellStart"/>
-      <w:r>
-        <w:t>metaheuristika</w:t>
-      </w:r>
-      <w:proofErr w:type="spellEnd"/>
-      <w:r>
-        <w:t xml:space="preserve">, koja održava populaciju potencijalnih rešenja za </w:t>
-      </w:r>
-      <w:proofErr w:type="spellStart"/>
-      <w:r>
-        <w:t>optimizacioni</w:t>
-      </w:r>
-      <w:proofErr w:type="spellEnd"/>
-      <w:r>
-        <w:t xml:space="preserve"> problem koji se rešava i iterativno pokušava da ih unapredi u odnosu na unapred zadatu meru kvaliteta. Diferencijalna evolucija </w:t>
+      <w:r>
+        <w:t xml:space="preserve">metaheuristika, koja održava populaciju potencijalnih rešenja za optimizacioni problem koji se rešava i iterativno pokušava da ih unapredi u odnosu na unapred zadatu meru kvaliteta. Diferencijalna evolucija </w:t>
       </w:r>
       <w:r>
         <w:t>nema gotovo nikakve pretpostavke o problemu koji rešava, ali takođe nema nikakve garancije da će optimalno rešenje ikada biti pronađeno.</w:t>
@@ -160,34 +137,10 @@
         <w:jc w:val="both"/>
       </w:pPr>
       <w:r>
-        <w:t xml:space="preserve">Najčešći slučajevi upotrebe za diferencijalnu evoluciju su višedimenzionalni problemi kontinualne optimizacije. Kako diferencijalna evolucija ne koristi gradijent, </w:t>
-      </w:r>
-      <w:proofErr w:type="spellStart"/>
-      <w:r>
-        <w:t>optimizacioni</w:t>
-      </w:r>
-      <w:proofErr w:type="spellEnd"/>
-      <w:r>
-        <w:t xml:space="preserve"> problemi koje rešava ne moraju biti </w:t>
-      </w:r>
-      <w:proofErr w:type="spellStart"/>
-      <w:r>
-        <w:t>diferencijabilni</w:t>
-      </w:r>
-      <w:proofErr w:type="spellEnd"/>
-      <w:r>
-        <w:t xml:space="preserve">, a čak ne moraju biti ni neprekidni. </w:t>
-      </w:r>
-      <w:r>
-        <w:t xml:space="preserve">Zbog toga, diferencijalna evolucija pogoduje za rešavanje najtežih </w:t>
-      </w:r>
-      <w:proofErr w:type="spellStart"/>
-      <w:r>
-        <w:t>optimizacionih</w:t>
-      </w:r>
-      <w:proofErr w:type="spellEnd"/>
-      <w:r>
-        <w:t xml:space="preserve"> problema, uključujući i probleme sa šumom, ili probleme koji se menjaju kroz vreme.</w:t>
+        <w:t xml:space="preserve">Najčešći slučajevi upotrebe za diferencijalnu evoluciju su višedimenzionalni problemi kontinualne optimizacije. Kako diferencijalna evolucija ne koristi gradijent, optimizacioni problemi koje rešava ne moraju biti diferencijabilni, a čak ne moraju biti ni neprekidni. </w:t>
+      </w:r>
+      <w:r>
+        <w:t>Zbog toga, diferencijalna evolucija pogoduje za rešavanje najtežih optimizacionih problema, uključujući i probleme sa šumom, ili probleme koji se menjaju kroz vreme.</w:t>
       </w:r>
     </w:p>
     <w:p>
@@ -195,15 +148,7 @@
         <w:jc w:val="both"/>
       </w:pPr>
       <w:r>
-        <w:t xml:space="preserve">Prvi put diferencijalna evolucija se pojavljuje 1995. u radu Rajnera </w:t>
-      </w:r>
-      <w:proofErr w:type="spellStart"/>
-      <w:r>
-        <w:t>Storna</w:t>
-      </w:r>
-      <w:proofErr w:type="spellEnd"/>
-      <w:r>
-        <w:t xml:space="preserve"> i Keneta Prajsa. Od tada su napisane brojne knjige i radovi na temu diferencijalne evolucije koji se bave različitim teoretskim i praktičnim aspektima diferencijalne evolucije.</w:t>
+        <w:t>Prvi put diferencijalna evolucija se pojavljuje 1995. u radu Rajnera Storna i Keneta Prajsa. Od tada su napisane brojne knjige i radovi na temu diferencijalne evolucije koji se bave različitim teoretskim i praktičnim aspektima diferencijalne evolucije.</w:t>
       </w:r>
     </w:p>
     <w:p>
@@ -312,7 +257,6 @@
         </w:rPr>
         <w:t xml:space="preserve"> Pored ovih parametara, imamo i </w:t>
       </w:r>
-      <w:proofErr w:type="spellStart"/>
       <w:r>
         <w:rPr>
           <w:rStyle w:val="Emphasis"/>
@@ -326,7 +270,6 @@
         </w:rPr>
         <w:t>pop</w:t>
       </w:r>
-      <w:proofErr w:type="spellEnd"/>
       <w:r>
         <w:rPr>
           <w:rFonts w:cstheme="minorHAnsi"/>
@@ -339,20 +282,12 @@
         </w:rPr>
         <w:t xml:space="preserve">parametar za veličinu populacije, koja se nasumično </w:t>
       </w:r>
-      <w:proofErr w:type="spellStart"/>
       <w:r>
         <w:rPr>
           <w:rFonts w:cstheme="minorHAnsi"/>
         </w:rPr>
         <w:lastRenderedPageBreak/>
-        <w:t>inicijalizuje</w:t>
-      </w:r>
-      <w:proofErr w:type="spellEnd"/>
-      <w:r>
-        <w:rPr>
-          <w:rFonts w:cstheme="minorHAnsi"/>
-        </w:rPr>
-        <w:t xml:space="preserve"> pre početka rada algoritma.</w:t>
+        <w:t>inicijalizuje pre početka rada algoritma.</w:t>
       </w:r>
       <w:r>
         <w:rPr>
@@ -536,7 +471,6 @@
         </w:rPr>
         <w:t xml:space="preserve">gde je </w:t>
       </w:r>
-      <w:proofErr w:type="spellStart"/>
       <w:r>
         <w:rPr>
           <w:rStyle w:val="Emphasis"/>
@@ -550,7 +484,6 @@
         </w:rPr>
         <w:t>param</w:t>
       </w:r>
-      <w:proofErr w:type="spellEnd"/>
       <w:r>
         <w:rPr>
           <w:rFonts w:eastAsiaTheme="minorEastAsia"/>
@@ -913,7 +846,6 @@
       <w:r>
         <w:t xml:space="preserve">Obično veće vrednosti </w:t>
       </w:r>
-      <w:proofErr w:type="spellStart"/>
       <w:r>
         <w:rPr>
           <w:rStyle w:val="Emphasis"/>
@@ -927,7 +859,6 @@
         </w:rPr>
         <w:t>pop</w:t>
       </w:r>
-      <w:proofErr w:type="spellEnd"/>
       <w:r>
         <w:t xml:space="preserve"> i </w:t>
       </w:r>
@@ -940,7 +871,6 @@
       <w:r>
         <w:t xml:space="preserve"> rezultuju robusnom pretragom, ali po ceni sporije konvergencije. Premale vrednosti </w:t>
       </w:r>
-      <w:proofErr w:type="spellStart"/>
       <w:r>
         <w:rPr>
           <w:rStyle w:val="Emphasis"/>
@@ -954,7 +884,6 @@
         </w:rPr>
         <w:t>pop</w:t>
       </w:r>
-      <w:proofErr w:type="spellEnd"/>
       <w:r>
         <w:t xml:space="preserve"> i </w:t>
       </w:r>
@@ -983,7 +912,6 @@
       <w:r>
         <w:t xml:space="preserve"> </w:t>
       </w:r>
-      <w:proofErr w:type="spellStart"/>
       <w:r>
         <w:rPr>
           <w:rStyle w:val="Emphasis"/>
@@ -997,7 +925,6 @@
         </w:rPr>
         <w:t>pop</w:t>
       </w:r>
-      <w:proofErr w:type="spellEnd"/>
       <w:r>
         <w:t xml:space="preserve"> varira između </w:t>
       </w:r>
@@ -1082,21 +1009,7 @@
         <w:rPr>
           <w:rFonts w:eastAsiaTheme="minorEastAsia"/>
         </w:rPr>
-        <w:t xml:space="preserve">neki izrazito </w:t>
-      </w:r>
-      <w:proofErr w:type="spellStart"/>
-      <w:r>
-        <w:rPr>
-          <w:rFonts w:eastAsiaTheme="minorEastAsia"/>
-        </w:rPr>
-        <w:t>multimodalni</w:t>
-      </w:r>
-      <w:proofErr w:type="spellEnd"/>
-      <w:r>
-        <w:rPr>
-          <w:rFonts w:eastAsiaTheme="minorEastAsia"/>
-        </w:rPr>
-        <w:t xml:space="preserve"> problemi mogu zahtevati i više od </w:t>
+        <w:t xml:space="preserve">neki izrazito multimodalni problemi mogu zahtevati i više od </w:t>
       </w:r>
       <m:oMath>
         <m:r>
@@ -1159,14 +1072,7 @@
         <w:rPr>
           <w:rStyle w:val="Emphasis"/>
         </w:rPr>
-        <w:t>2/</w:t>
-      </w:r>
-      <w:proofErr w:type="spellStart"/>
-      <w:r>
-        <w:rPr>
-          <w:rStyle w:val="Emphasis"/>
-        </w:rPr>
-        <w:t>n</w:t>
+        <w:t>2/n</w:t>
       </w:r>
       <w:r>
         <w:rPr>
@@ -1175,7 +1081,6 @@
         </w:rPr>
         <w:t>pop</w:t>
       </w:r>
-      <w:proofErr w:type="spellEnd"/>
       <w:r>
         <w:t xml:space="preserve"> i </w:t>
       </w:r>
@@ -1348,45 +1253,13 @@
         <w:t xml:space="preserve"> </w:t>
       </w:r>
       <w:r>
-        <w:t>U skladu sa ovom notacijom, osnovna strategija diferencijalne evolucije je označena sa DE/</w:t>
-      </w:r>
-      <w:proofErr w:type="spellStart"/>
-      <w:r>
-        <w:t>rand</w:t>
-      </w:r>
-      <w:proofErr w:type="spellEnd"/>
-      <w:r>
-        <w:t>/1/</w:t>
-      </w:r>
-      <w:proofErr w:type="spellStart"/>
-      <w:r>
-        <w:t>bin</w:t>
-      </w:r>
-      <w:proofErr w:type="spellEnd"/>
-      <w:r>
-        <w:t>.</w:t>
+        <w:t>U skladu sa ovom notacijom, osnovna strategija diferencijalne evolucije je označena sa DE/rand/1/bin.</w:t>
       </w:r>
     </w:p>
     <w:p>
       <w:r>
         <w:lastRenderedPageBreak/>
-        <w:t>Jedna od popularnih varijacija je DE/</w:t>
-      </w:r>
-      <w:proofErr w:type="spellStart"/>
-      <w:r>
-        <w:t>best</w:t>
-      </w:r>
-      <w:proofErr w:type="spellEnd"/>
-      <w:r>
-        <w:t>/2/</w:t>
-      </w:r>
-      <w:proofErr w:type="spellStart"/>
-      <w:r>
-        <w:t>bin</w:t>
-      </w:r>
-      <w:proofErr w:type="spellEnd"/>
-      <w:r>
-        <w:t>, gde mutiramo najbolju jedinku u tekućoj populaciji sa dve raz</w:t>
+        <w:t>Jedna od popularnih varijacija je DE/best/2/bin, gde mutiramo najbolju jedinku u tekućoj populaciji sa dve raz</w:t>
       </w:r>
       <w:r>
         <w:t>like jedinki.</w:t>
@@ -1471,13 +1344,8 @@
           <w:numId w:val="1"/>
         </w:numPr>
       </w:pPr>
-      <w:proofErr w:type="spellStart"/>
-      <w:r>
-        <w:t>Samoadaptivni</w:t>
-      </w:r>
-      <w:proofErr w:type="spellEnd"/>
-      <w:r>
-        <w:t xml:space="preserve"> algoritam</w:t>
+      <w:r>
+        <w:t>Samoadaptivni algoritam</w:t>
       </w:r>
     </w:p>
     <w:p>
@@ -1488,39 +1356,15 @@
         <w:t xml:space="preserve">odešavanje parametara </w:t>
       </w:r>
       <w:r>
-        <w:t xml:space="preserve">samo po sebi podrazumeva da imamo neka znanja o ciljnoj funkciji, ili da moramo da se stavimo u ulogu </w:t>
-      </w:r>
-      <w:proofErr w:type="spellStart"/>
-      <w:r>
-        <w:t>optimizatora</w:t>
-      </w:r>
-      <w:proofErr w:type="spellEnd"/>
-      <w:r>
-        <w:t xml:space="preserve"> i pretražujemo prostor parametara. </w:t>
-      </w:r>
-      <w:r>
-        <w:t xml:space="preserve">Tada se pojavila ideja da pustimo </w:t>
-      </w:r>
-      <w:proofErr w:type="spellStart"/>
-      <w:r>
-        <w:t>optimizator</w:t>
-      </w:r>
-      <w:proofErr w:type="spellEnd"/>
-      <w:r>
-        <w:t xml:space="preserve"> da sam pretražuje prostor parametara.</w:t>
-      </w:r>
-    </w:p>
-    <w:p>
-      <w:r>
-        <w:t xml:space="preserve">Stohastička diferencijalna evolucija (SDE) predstavlja </w:t>
-      </w:r>
-      <w:proofErr w:type="spellStart"/>
-      <w:r>
-        <w:t>samoadaptivnu</w:t>
-      </w:r>
-      <w:proofErr w:type="spellEnd"/>
-      <w:r>
-        <w:t xml:space="preserve"> modifikaciju algoritma diferencijalne evolucije koja sama pretražuje prostor parametara za prag verovatnoće </w:t>
+        <w:t xml:space="preserve">samo po sebi podrazumeva da imamo neka znanja o ciljnoj funkciji, ili da moramo da se stavimo u ulogu optimizatora i pretražujemo prostor parametara. </w:t>
+      </w:r>
+      <w:r>
+        <w:t>Tada se pojavila ideja da pustimo optimizator da sam pretražuje prostor parametara.</w:t>
+      </w:r>
+    </w:p>
+    <w:p>
+      <w:r>
+        <w:t xml:space="preserve">Stohastička diferencijalna evolucija (SDE) predstavlja samoadaptivnu modifikaciju algoritma diferencijalne evolucije koja sama pretražuje prostor parametara za prag verovatnoće </w:t>
       </w:r>
       <w:r>
         <w:rPr>
@@ -1538,23 +1382,7 @@
         <w:t>ω</w:t>
       </w:r>
       <w:r>
-        <w:t>. Osnovna varijanta stohastičke diferencijalne evolucije predstavlja modifikaciju strategije DE/</w:t>
-      </w:r>
-      <w:proofErr w:type="spellStart"/>
-      <w:r>
-        <w:t>rand</w:t>
-      </w:r>
-      <w:proofErr w:type="spellEnd"/>
-      <w:r>
-        <w:t>/1/</w:t>
-      </w:r>
-      <w:proofErr w:type="spellStart"/>
-      <w:r>
-        <w:t>bin</w:t>
-      </w:r>
-      <w:proofErr w:type="spellEnd"/>
-      <w:r>
-        <w:t xml:space="preserve">, koja za svaku jedinku u populaciji generiše parametre </w:t>
+        <w:t xml:space="preserve">. Osnovna varijanta stohastičke diferencijalne evolucije predstavlja modifikaciju strategije DE/rand/1/bin, koja za svaku jedinku u populaciji generiše parametre </w:t>
       </w:r>
       <w:r>
         <w:rPr>
@@ -1577,15 +1405,7 @@
     </w:p>
     <w:p>
       <w:r>
-        <w:t xml:space="preserve">Na početku algoritma </w:t>
-      </w:r>
-      <w:proofErr w:type="spellStart"/>
-      <w:r>
-        <w:t>inicijalizujemo</w:t>
-      </w:r>
-      <w:proofErr w:type="spellEnd"/>
-      <w:r>
-        <w:t xml:space="preserve"> posebnu populaciju </w:t>
+        <w:t xml:space="preserve">Na početku algoritma inicijalizujemo posebnu populaciju </w:t>
       </w:r>
       <w:r>
         <w:rPr>
@@ -1597,15 +1417,7 @@
         <w:t>,</w:t>
       </w:r>
       <w:r>
-        <w:t xml:space="preserve"> tako što za svaku jedinku u populaciji </w:t>
-      </w:r>
-      <w:proofErr w:type="spellStart"/>
-      <w:r>
-        <w:t>inicijalizujemo</w:t>
-      </w:r>
-      <w:proofErr w:type="spellEnd"/>
-      <w:r>
-        <w:t xml:space="preserve"> </w:t>
+        <w:t xml:space="preserve"> tako što za svaku jedinku u populaciji inicijalizujemo </w:t>
       </w:r>
       <w:r>
         <w:rPr>
@@ -1895,39 +1707,7 @@
         <w:t>ω</w:t>
       </w:r>
       <w:r>
-        <w:t>. Iako je stohastička diferencijalna evolucija prvobitno definisana kao proširenje DE/</w:t>
-      </w:r>
-      <w:proofErr w:type="spellStart"/>
-      <w:r>
-        <w:t>rand</w:t>
-      </w:r>
-      <w:proofErr w:type="spellEnd"/>
-      <w:r>
-        <w:t>/1/</w:t>
-      </w:r>
-      <w:proofErr w:type="spellStart"/>
-      <w:r>
-        <w:t>bin</w:t>
-      </w:r>
-      <w:proofErr w:type="spellEnd"/>
-      <w:r>
-        <w:t xml:space="preserve"> strategije, nema razloga zašto ovaj pristup ne bi mogao da se primeni i za druge strategije. Na primer, za DE/</w:t>
-      </w:r>
-      <w:proofErr w:type="spellStart"/>
-      <w:r>
-        <w:t>best</w:t>
-      </w:r>
-      <w:proofErr w:type="spellEnd"/>
-      <w:r>
-        <w:t>/2/</w:t>
-      </w:r>
-      <w:proofErr w:type="spellStart"/>
-      <w:r>
-        <w:t>bin</w:t>
-      </w:r>
-      <w:proofErr w:type="spellEnd"/>
-      <w:r>
-        <w:t xml:space="preserve"> bi na sličan način generisali I </w:t>
+        <w:t xml:space="preserve">. Iako je stohastička diferencijalna evolucija prvobitno definisana kao proširenje DE/rand/1/bin strategije, nema razloga zašto ovaj pristup ne bi mogao da se primeni i za druge strategije. Na primer, za DE/best/2/bin bi na sličan način generisali I </w:t>
       </w:r>
       <w:r>
         <w:rPr>
@@ -1936,30 +1716,13 @@
         <w:t>λ</w:t>
       </w:r>
       <w:r>
-        <w:t xml:space="preserve"> kontrolni </w:t>
-      </w:r>
-      <w:proofErr w:type="spellStart"/>
-      <w:r>
-        <w:t>parameter</w:t>
-      </w:r>
-      <w:proofErr w:type="spellEnd"/>
-      <w:r>
-        <w:t>. Dalje, nove modifikacije bi mogle da predlože nove načine generisanja težinskih faktora.</w:t>
-      </w:r>
-    </w:p>
-    <w:p>
-      <w:r>
-        <w:t xml:space="preserve">Naprednije </w:t>
-      </w:r>
-      <w:proofErr w:type="spellStart"/>
-      <w:r>
-        <w:t>samoadaptivne</w:t>
-      </w:r>
-      <w:proofErr w:type="spellEnd"/>
-      <w:r>
-        <w:t xml:space="preserve"> varijante samostalno podešavaju i </w:t>
-      </w:r>
-      <w:proofErr w:type="spellStart"/>
+        <w:t xml:space="preserve"> kontrolni parameter. Dalje, nove modifikacije bi mogle da predlože nove načine generisanja težinskih faktora.</w:t>
+      </w:r>
+    </w:p>
+    <w:p>
+      <w:r>
+        <w:t xml:space="preserve">Naprednije samoadaptivne varijante samostalno podešavaju i </w:t>
+      </w:r>
       <w:r>
         <w:rPr>
           <w:rStyle w:val="Emphasis"/>
@@ -1972,7 +1735,6 @@
         </w:rPr>
         <w:t>pop</w:t>
       </w:r>
-      <w:proofErr w:type="spellEnd"/>
       <w:r>
         <w:t xml:space="preserve"> veličinu populacije, u zavisnosti od nekih statistika populacije, </w:t>
       </w:r>
@@ -1983,15 +1745,7 @@
         <w:t xml:space="preserve">. Takve </w:t>
       </w:r>
       <w:r>
-        <w:t xml:space="preserve">varijante su znatno kompleksnije, uvode dosta novih </w:t>
-      </w:r>
-      <w:proofErr w:type="spellStart"/>
-      <w:r>
-        <w:t>modifikasija</w:t>
-      </w:r>
-      <w:proofErr w:type="spellEnd"/>
-      <w:r>
-        <w:t xml:space="preserve"> i mogu se razmatrati kao poseban algoritam, premda u osnovni zadržavaju bazne korake diferencijalne evolucije.</w:t>
+        <w:t>varijante su znatno kompleksnije, uvode dosta novih modifikasija i mogu se razmatrati kao poseban algoritam, premda u osnovni zadržavaju bazne korake diferencijalne evolucije.</w:t>
       </w:r>
     </w:p>
     <w:p>
@@ -2524,23 +2278,7 @@
     </w:p>
     <w:p>
       <w:r>
-        <w:t xml:space="preserve">Meka ograničenja, sa druge strane, su granice koje dopuštamo jedinkama da pređu, ali </w:t>
-      </w:r>
-      <w:proofErr w:type="spellStart"/>
-      <w:r>
-        <w:t>penalizujemo</w:t>
-      </w:r>
-      <w:proofErr w:type="spellEnd"/>
-      <w:r>
-        <w:t xml:space="preserve"> njihov prelazak. Obično se zadaju funkcijama koje vraćaju </w:t>
-      </w:r>
-      <w:proofErr w:type="spellStart"/>
-      <w:r>
-        <w:t>neutral</w:t>
-      </w:r>
-      <w:proofErr w:type="spellEnd"/>
-      <w:r>
-        <w:t xml:space="preserve"> za dozvoljene vrednosti jedinke, a za nedozvoljene vrednost penala.</w:t>
+        <w:t>Meka ograničenja, sa druge strane, su granice koje dopuštamo jedinkama da pređu, ali penalizujemo njihov prelazak. Obično se zadaju funkcijama koje vraćaju neutral za dozvoljene vrednosti jedinke, a za nedozvoljene vrednost penala.</w:t>
       </w:r>
     </w:p>
     <w:p>
@@ -2548,15 +2286,7 @@
         <w:t xml:space="preserve">Funkcija cene objedinjuje </w:t>
       </w:r>
       <w:r>
-        <w:t xml:space="preserve">funkcije ograničenja sa ciljnom funkcijom. Za definisanje funkcije cene obično se koriste aditivni i </w:t>
-      </w:r>
-      <w:proofErr w:type="spellStart"/>
-      <w:r>
-        <w:t>multiplikativni</w:t>
-      </w:r>
-      <w:proofErr w:type="spellEnd"/>
-      <w:r>
-        <w:t xml:space="preserve"> pristup. Aditivni pristup podrazumeva da se vrednosti koje vrate </w:t>
+        <w:t xml:space="preserve">funkcije ograničenja sa ciljnom funkcijom. Za definisanje funkcije cene obično se koriste aditivni i multiplikativni pristup. Aditivni pristup podrazumeva da se vrednosti koje vrate </w:t>
       </w:r>
       <w:r>
         <w:rPr>
@@ -2570,7 +2300,6 @@
       <w:r>
         <w:t xml:space="preserve">funkcije ograničenja saberu sa vrednošću koju vrati </w:t>
       </w:r>
-      <w:proofErr w:type="spellStart"/>
       <w:r>
         <w:rPr>
           <w:rStyle w:val="Emphasis"/>
@@ -2584,7 +2313,6 @@
         </w:rPr>
         <w:t>objective</w:t>
       </w:r>
-      <w:proofErr w:type="spellEnd"/>
       <w:r>
         <w:t xml:space="preserve"> </w:t>
       </w:r>
@@ -2808,109 +2536,14 @@
       </m:oMathPara>
     </w:p>
     <w:p>
-      <w:proofErr w:type="spellStart"/>
       <w:r>
         <w:rPr>
           <w:lang w:val="en-US"/>
         </w:rPr>
-        <w:t>Multiplikativni</w:t>
-      </w:r>
-      <w:proofErr w:type="spellEnd"/>
-      <w:r>
-        <w:rPr>
-          <w:lang w:val="en-US"/>
-        </w:rPr>
-        <w:t xml:space="preserve"> </w:t>
-      </w:r>
-      <w:proofErr w:type="spellStart"/>
-      <w:r>
-        <w:rPr>
-          <w:lang w:val="en-US"/>
-        </w:rPr>
-        <w:t>pristup</w:t>
-      </w:r>
-      <w:proofErr w:type="spellEnd"/>
-      <w:r>
-        <w:rPr>
-          <w:lang w:val="en-US"/>
-        </w:rPr>
-        <w:t xml:space="preserve"> </w:t>
-      </w:r>
-      <w:proofErr w:type="spellStart"/>
-      <w:r>
-        <w:rPr>
-          <w:lang w:val="en-US"/>
-        </w:rPr>
-        <w:t>obično</w:t>
-      </w:r>
-      <w:proofErr w:type="spellEnd"/>
-      <w:r>
-        <w:rPr>
-          <w:lang w:val="en-US"/>
-        </w:rPr>
-        <w:t xml:space="preserve"> </w:t>
-      </w:r>
-      <w:proofErr w:type="spellStart"/>
-      <w:r>
-        <w:rPr>
-          <w:lang w:val="en-US"/>
-        </w:rPr>
-        <w:t>podra</w:t>
-      </w:r>
-      <w:r>
-        <w:t>zumeva</w:t>
-      </w:r>
-      <w:proofErr w:type="spellEnd"/>
-      <w:r>
-        <w:t xml:space="preserve"> množenje </w:t>
-      </w:r>
-      <w:proofErr w:type="spellStart"/>
-      <w:r>
-        <w:t>vrednsti</w:t>
-      </w:r>
-      <w:proofErr w:type="spellEnd"/>
-      <w:r>
-        <w:t xml:space="preserve"> ciljne funkcije sa stepenovanim vrednostima funkcija ograničenja. </w:t>
-      </w:r>
-      <w:proofErr w:type="spellStart"/>
-      <w:r>
-        <w:t>Neutral</w:t>
-      </w:r>
-      <w:proofErr w:type="spellEnd"/>
-      <w:r>
-        <w:t xml:space="preserve"> za aditivni pristup nula, a </w:t>
-      </w:r>
-      <w:proofErr w:type="spellStart"/>
-      <w:r>
-        <w:t>neutral</w:t>
-      </w:r>
-      <w:proofErr w:type="spellEnd"/>
-      <w:r>
-        <w:t xml:space="preserve"> za </w:t>
-      </w:r>
-      <w:proofErr w:type="spellStart"/>
-      <w:r>
-        <w:t>multiplikativni</w:t>
-      </w:r>
-      <w:proofErr w:type="spellEnd"/>
-      <w:r>
-        <w:t xml:space="preserve"> je jedan. Pored toga što u </w:t>
-      </w:r>
-      <w:proofErr w:type="spellStart"/>
-      <w:r>
-        <w:t>multiplikativnom</w:t>
-      </w:r>
-      <w:proofErr w:type="spellEnd"/>
-      <w:r>
-        <w:t xml:space="preserve"> pristupu moramo da obezbedimo da funkcije ograničenja vraćaju jedinicu ako je sve uredu, moramo da obezbedimo i da ciljna funkcija konvergira ka jedinici sa desne strane. Time unosimo dodatne pretpostavke o funkciji, tako da se </w:t>
-      </w:r>
-      <w:proofErr w:type="spellStart"/>
-      <w:r>
-        <w:t>multiplikativni</w:t>
-      </w:r>
-      <w:proofErr w:type="spellEnd"/>
-      <w:r>
-        <w:t xml:space="preserve"> pristup retko koristi.</w:t>
+        <w:t>Multiplikativni pristup obično podra</w:t>
+      </w:r>
+      <w:r>
+        <w:t>zumeva množenje vrednsti ciljne funkcije sa stepenovanim vrednostima funkcija ograničenja. Neutral za aditivni pristup nula, a neutral za multiplikativni je jedan. Pored toga što u multiplikativnom pristupu moramo da obezbedimo da funkcije ograničenja vraćaju jedinicu ako je sve uredu, moramo da obezbedimo i da ciljna funkcija konvergira ka jedinici sa desne strane. Time unosimo dodatne pretpostavke o funkciji, tako da se multiplikativni pristup retko koristi.</w:t>
       </w:r>
     </w:p>
     <w:p>
@@ -2930,15 +2563,7 @@
         <w:t>Sam algoritam diferencijalne evolucije ne definiše uslove zaustavljanja,</w:t>
       </w:r>
       <w:r>
-        <w:t xml:space="preserve"> već prepušta </w:t>
-      </w:r>
-      <w:proofErr w:type="spellStart"/>
-      <w:r>
-        <w:t>koristniku</w:t>
-      </w:r>
-      <w:proofErr w:type="spellEnd"/>
-      <w:r>
-        <w:t xml:space="preserve"> da izabere uslov zaustavljanja u skladu sa potrebama problema koji rešava.</w:t>
+        <w:t xml:space="preserve"> već prepušta koristniku da izabere uslov zaustavljanja u skladu sa potrebama problema koji rešava.</w:t>
       </w:r>
     </w:p>
     <w:p>
@@ -2968,23 +2593,7 @@
     </w:p>
     <w:p>
       <w:r>
-        <w:t xml:space="preserve">Za implementaciju korišćen je modularni, </w:t>
-      </w:r>
-      <w:proofErr w:type="spellStart"/>
-      <w:r>
-        <w:t>parametrizovani</w:t>
-      </w:r>
-      <w:proofErr w:type="spellEnd"/>
-      <w:r>
-        <w:t xml:space="preserve"> pristup, gde imamo jednu klasu u kojoj je implementiran generički algoritam diferencijalne evolucije, a konkretne funkcije za selekciju, mutaciju i krosover se prosleđuju kao parametri prilikom pokretanja. Time je obezbeđena </w:t>
-      </w:r>
-      <w:proofErr w:type="spellStart"/>
-      <w:r>
-        <w:t>proširiva</w:t>
-      </w:r>
-      <w:proofErr w:type="spellEnd"/>
-      <w:r>
-        <w:t xml:space="preserve"> implementacija, pogodna za pokretanja testova.</w:t>
+        <w:t>Za implementaciju korišćen je modularni, parametrizovani pristup, gde imamo jednu klasu u kojoj je implementiran generički algoritam diferencijalne evolucije, a konkretne funkcije za selekciju, mutaciju i krosover se prosleđuju kao parametri prilikom pokretanja. Time je obezbeđena proširiva implementacija, pogodna za pokretanja testova.</w:t>
       </w:r>
     </w:p>
     <w:p>
@@ -2992,27 +2601,17 @@
         <w:lastRenderedPageBreak/>
         <w:t xml:space="preserve">Osnovu implementacije predstavlja klasa </w:t>
       </w:r>
-      <w:proofErr w:type="spellStart"/>
       <w:r>
         <w:rPr>
           <w:rStyle w:val="Emphasis"/>
         </w:rPr>
         <w:t>DifferentialEvolution</w:t>
       </w:r>
-      <w:proofErr w:type="spellEnd"/>
       <w:r>
         <w:t xml:space="preserve"> </w:t>
       </w:r>
       <w:r>
-        <w:t xml:space="preserve">koja se </w:t>
-      </w:r>
-      <w:proofErr w:type="spellStart"/>
-      <w:r>
-        <w:t>inicijalizuje</w:t>
-      </w:r>
-      <w:proofErr w:type="spellEnd"/>
-      <w:r>
-        <w:t xml:space="preserve"> sa ciljnom funkcijom, funkcijama ograničenja, čvrstim granicama i veličinom populacije.</w:t>
+        <w:t>koja se inicijalizuje sa ciljnom funkcijom, funkcijama ograničenja, čvrstim granicama i veličinom populacije.</w:t>
       </w:r>
       <w:r>
         <w:rPr>
@@ -3128,23 +2727,7 @@
     </w:p>
     <w:p>
       <w:r>
-        <w:t>Operacije selekcije jedinki i same mutacije su objedinjene u jednu funkciju, jer su te operacije međusobno uslovljene. Izbor strategije mutacije određuje koje vrednosti želimo da dobijemo selekcije. Ukoliko koristimo strategiju DE/</w:t>
-      </w:r>
-      <w:proofErr w:type="spellStart"/>
-      <w:r>
-        <w:t>rand</w:t>
-      </w:r>
-      <w:proofErr w:type="spellEnd"/>
-      <w:r>
-        <w:t>/1/</w:t>
-      </w:r>
-      <w:proofErr w:type="spellStart"/>
-      <w:r>
-        <w:t>bin</w:t>
-      </w:r>
-      <w:proofErr w:type="spellEnd"/>
-      <w:r>
-        <w:t>, onda u mutaciji koristimo tri slučajno izabran</w:t>
+        <w:t>Operacije selekcije jedinki i same mutacije su objedinjene u jednu funkciju, jer su te operacije međusobno uslovljene. Izbor strategije mutacije određuje koje vrednosti želimo da dobijemo selekcije. Ukoliko koristimo strategiju DE/rand/1/bin, onda u mutaciji koristimo tri slučajno izabran</w:t>
       </w:r>
       <w:r>
         <w:t>e jedinke</w:t>
@@ -3153,47 +2736,7 @@
         <w:t>. Za strategiju</w:t>
       </w:r>
       <w:r>
-        <w:t xml:space="preserve"> DE/</w:t>
-      </w:r>
-      <w:proofErr w:type="spellStart"/>
-      <w:r>
-        <w:t>best</w:t>
-      </w:r>
-      <w:proofErr w:type="spellEnd"/>
-      <w:r>
-        <w:t>/2/</w:t>
-      </w:r>
-      <w:proofErr w:type="spellStart"/>
-      <w:r>
-        <w:t>bin</w:t>
-      </w:r>
-      <w:proofErr w:type="spellEnd"/>
-      <w:r>
-        <w:t xml:space="preserve"> želimo da nam selekcija da najbolju jedinku i četiri slučajno izabrane jedinke. Strategija DE/</w:t>
-      </w:r>
-      <w:proofErr w:type="spellStart"/>
-      <w:r>
-        <w:t>best</w:t>
-      </w:r>
-      <w:proofErr w:type="spellEnd"/>
-      <w:r>
-        <w:t>/1/</w:t>
-      </w:r>
-      <w:proofErr w:type="spellStart"/>
-      <w:r>
-        <w:t>bin</w:t>
-      </w:r>
-      <w:proofErr w:type="spellEnd"/>
-      <w:r>
-        <w:t xml:space="preserve"> bi </w:t>
-      </w:r>
-      <w:proofErr w:type="spellStart"/>
-      <w:r>
-        <w:t>zahtetevala</w:t>
-      </w:r>
-      <w:proofErr w:type="spellEnd"/>
-      <w:r>
-        <w:t xml:space="preserve"> da selekcija vrati najbolju i dve slučajne jedinke. Stoga, ima smisla ove operacije objediniti u jednoj funkciji.</w:t>
+        <w:t xml:space="preserve"> DE/best/2/bin želimo da nam selekcija da najbolju jedinku i četiri slučajno izabrane jedinke. Strategija DE/best/1/bin bi zahtetevala da selekcija vrati najbolju i dve slučajne jedinke. Stoga, ima smisla ove operacije objediniti u jednoj funkciji.</w:t>
       </w:r>
     </w:p>
     <w:p>
@@ -3257,15 +2800,7 @@
         <w:t xml:space="preserve">Tokom izvršavanja algoritma održavaju se statistike poput broja iteracija, poziva funkcije cene, kao i </w:t>
       </w:r>
       <w:r>
-        <w:t xml:space="preserve">istorija najboljih rešenja, ocena i raznolikosti populacije. Raznolikost se računa kao prosek sume </w:t>
-      </w:r>
-      <w:proofErr w:type="spellStart"/>
-      <w:r>
-        <w:t>euklidkog</w:t>
-      </w:r>
-      <w:proofErr w:type="spellEnd"/>
-      <w:r>
-        <w:t xml:space="preserve"> rastojanja za svake jedinku u populaciji.</w:t>
+        <w:t>istorija najboljih rešenja, ocena i raznolikosti populacije. Raznolikost se računa kao prosek sume euklidkog rastojanja za svake jedinku u populaciji.</w:t>
       </w:r>
     </w:p>
     <w:p>
@@ -3327,21 +2862,7 @@
         <w:rPr>
           <w:lang w:val="en-US"/>
         </w:rPr>
-        <w:t xml:space="preserve">DE/rand/1/bin I DE/best/2/bin, </w:t>
-      </w:r>
-      <w:proofErr w:type="spellStart"/>
-      <w:r>
-        <w:rPr>
-          <w:lang w:val="en-US"/>
-        </w:rPr>
-        <w:t>kao</w:t>
-      </w:r>
-      <w:proofErr w:type="spellEnd"/>
-      <w:r>
-        <w:rPr>
-          <w:lang w:val="en-US"/>
-        </w:rPr>
-        <w:t xml:space="preserve"> </w:t>
+        <w:t xml:space="preserve">DE/rand/1/bin I DE/best/2/bin, kao </w:t>
       </w:r>
       <w:r>
         <w:t>i funkcije za SDA modifikaciju.</w:t>
@@ -3400,31 +2921,7 @@
     </w:p>
     <w:p>
       <w:r>
-        <w:t xml:space="preserve">Specifičnost ove </w:t>
-      </w:r>
-      <w:proofErr w:type="spellStart"/>
-      <w:r>
-        <w:t>samoadaptivne</w:t>
-      </w:r>
-      <w:proofErr w:type="spellEnd"/>
-      <w:r>
-        <w:t xml:space="preserve"> implementacije je da se kontrolni </w:t>
-      </w:r>
-      <w:proofErr w:type="spellStart"/>
-      <w:r>
-        <w:t>paramentri</w:t>
-      </w:r>
-      <w:proofErr w:type="spellEnd"/>
-      <w:r>
-        <w:t xml:space="preserve"> ne generišu na nivou jedinke, već na nivou parametra, tako da za svaku jedinku imamo vektor kontrolnih parametara, što doprinosi većoj raznolikosti populacije i boljem istraživanju </w:t>
-      </w:r>
-      <w:proofErr w:type="spellStart"/>
-      <w:r>
-        <w:t>optimizacionog</w:t>
-      </w:r>
-      <w:proofErr w:type="spellEnd"/>
-      <w:r>
-        <w:t xml:space="preserve"> prostora.</w:t>
+        <w:t>Specifičnost ove samoadaptivne implementacije je da se kontrolni paramentri ne generišu na nivou jedinke, već na nivou parametra, tako da za svaku jedinku imamo vektor kontrolnih parametara, što doprinosi većoj raznolikosti populacije i boljem istraživanju optimizacionog prostora.</w:t>
       </w:r>
     </w:p>
     <w:p>
@@ -3473,15 +2970,7 @@
     </w:p>
     <w:p>
       <w:r>
-        <w:t xml:space="preserve">Pored implementacije modifikovane osnovne stohastičke diferencijalne evolucije, implementirana je i </w:t>
-      </w:r>
-      <w:proofErr w:type="spellStart"/>
-      <w:r>
-        <w:t>samoadaptivna</w:t>
-      </w:r>
-      <w:proofErr w:type="spellEnd"/>
-      <w:r>
-        <w:t xml:space="preserve"> modifikacija strategije </w:t>
+        <w:t xml:space="preserve">Pored implementacije modifikovane osnovne stohastičke diferencijalne evolucije, implementirana je i samoadaptivna modifikacija strategije </w:t>
       </w:r>
       <w:r>
         <w:rPr>
@@ -3562,14 +3051,19 @@
       </w:r>
     </w:p>
     <w:p>
+      <w:pPr>
+        <w:pStyle w:val="ListParagraph"/>
+        <w:numPr>
+          <w:ilvl w:val="0"/>
+          <w:numId w:val="12"/>
+        </w:numPr>
+      </w:pPr>
       <w:r>
         <w:t xml:space="preserve">Funkcija </w:t>
       </w:r>
-      <w:proofErr w:type="spellStart"/>
       <w:r>
         <w:t>Sphere</w:t>
       </w:r>
-      <w:proofErr w:type="spellEnd"/>
       <w:r>
         <w:t>.</w:t>
       </w:r>
@@ -3756,29 +3250,20 @@
     </w:p>
     <w:p>
       <w:pPr>
+        <w:pStyle w:val="ListParagraph"/>
+        <w:numPr>
+          <w:ilvl w:val="0"/>
+          <w:numId w:val="11"/>
+        </w:numPr>
         <w:rPr>
           <w:lang w:val="en-001"/>
         </w:rPr>
       </w:pPr>
-      <w:proofErr w:type="spellStart"/>
       <w:r>
         <w:rPr>
           <w:lang w:val="en-001"/>
         </w:rPr>
-        <w:t>Funkcija</w:t>
-      </w:r>
-      <w:proofErr w:type="spellEnd"/>
-      <w:r>
-        <w:rPr>
-          <w:lang w:val="en-001"/>
-        </w:rPr>
-        <w:t xml:space="preserve"> </w:t>
-      </w:r>
-      <w:r>
-        <w:rPr>
-          <w:lang w:val="en-001"/>
-        </w:rPr>
-        <w:t>Rosenbrock</w:t>
+        <w:t>Funkcija Rosenbrock</w:t>
       </w:r>
       <w:r>
         <w:rPr>
@@ -4116,14 +3601,19 @@
       </m:oMathPara>
     </w:p>
     <w:p>
+      <w:pPr>
+        <w:pStyle w:val="ListParagraph"/>
+        <w:numPr>
+          <w:ilvl w:val="0"/>
+          <w:numId w:val="10"/>
+        </w:numPr>
+      </w:pPr>
       <w:r>
         <w:t xml:space="preserve">Funkcija </w:t>
       </w:r>
-      <w:proofErr w:type="spellStart"/>
       <w:r>
         <w:t>Step</w:t>
       </w:r>
-      <w:proofErr w:type="spellEnd"/>
       <w:r>
         <w:t>.</w:t>
       </w:r>
@@ -4292,6 +3782,11 @@
     </w:p>
     <w:p>
       <w:pPr>
+        <w:pStyle w:val="ListParagraph"/>
+        <w:numPr>
+          <w:ilvl w:val="0"/>
+          <w:numId w:val="9"/>
+        </w:numPr>
         <w:rPr>
           <w:lang w:val="en-001"/>
         </w:rPr>
@@ -4299,7 +3794,6 @@
       <w:r>
         <w:t xml:space="preserve">Funkcija </w:t>
       </w:r>
-      <w:proofErr w:type="spellStart"/>
       <w:r>
         <w:rPr>
           <w:lang w:val="en-001"/>
@@ -4312,7 +3806,6 @@
         </w:rPr>
         <w:t>’s</w:t>
       </w:r>
-      <w:proofErr w:type="spellEnd"/>
       <w:r>
         <w:rPr>
           <w:lang w:val="en-001"/>
@@ -4660,37 +4153,20 @@
     </w:p>
     <w:p>
       <w:pPr>
+        <w:pStyle w:val="ListParagraph"/>
+        <w:numPr>
+          <w:ilvl w:val="0"/>
+          <w:numId w:val="8"/>
+        </w:numPr>
         <w:rPr>
           <w:lang w:val="en-001"/>
         </w:rPr>
       </w:pPr>
-      <w:proofErr w:type="spellStart"/>
       <w:r>
         <w:rPr>
           <w:lang w:val="en-001"/>
         </w:rPr>
-        <w:t>Funkcija</w:t>
-      </w:r>
-      <w:proofErr w:type="spellEnd"/>
-      <w:r>
-        <w:rPr>
-          <w:lang w:val="en-001"/>
-        </w:rPr>
-        <w:t xml:space="preserve"> </w:t>
-      </w:r>
-      <w:proofErr w:type="spellStart"/>
-      <w:r>
-        <w:rPr>
-          <w:lang w:val="en-001"/>
-        </w:rPr>
-        <w:t>Styblinski</w:t>
-      </w:r>
-      <w:proofErr w:type="spellEnd"/>
-      <w:r>
-        <w:rPr>
-          <w:lang w:val="en-001"/>
-        </w:rPr>
-        <w:t>-Tang’s</w:t>
+        <w:t>Funkcija Styblinski-Tang’s</w:t>
       </w:r>
       <w:r>
         <w:rPr>
@@ -4991,23 +4467,20 @@
     </w:p>
     <w:p>
       <w:pPr>
+        <w:pStyle w:val="ListParagraph"/>
+        <w:numPr>
+          <w:ilvl w:val="0"/>
+          <w:numId w:val="7"/>
+        </w:numPr>
         <w:rPr>
           <w:lang w:val="en-001"/>
         </w:rPr>
       </w:pPr>
-      <w:proofErr w:type="spellStart"/>
       <w:r>
         <w:rPr>
           <w:lang w:val="en-001"/>
         </w:rPr>
-        <w:t>Funckija</w:t>
-      </w:r>
-      <w:proofErr w:type="spellEnd"/>
-      <w:r>
-        <w:rPr>
-          <w:lang w:val="en-001"/>
-        </w:rPr>
-        <w:t xml:space="preserve"> Shekel’s</w:t>
+        <w:t>Funckija Shekel’s</w:t>
       </w:r>
       <w:r>
         <w:rPr>
@@ -5350,32 +4823,21 @@
     </w:p>
     <w:p>
       <w:pPr>
+        <w:pStyle w:val="ListParagraph"/>
+        <w:numPr>
+          <w:ilvl w:val="0"/>
+          <w:numId w:val="6"/>
+        </w:numPr>
         <w:rPr>
           <w:lang w:val="en-001"/>
         </w:rPr>
       </w:pPr>
-      <w:proofErr w:type="spellStart"/>
       <w:r>
         <w:rPr>
           <w:lang w:val="en-001"/>
         </w:rPr>
-        <w:t>Funkcija</w:t>
-      </w:r>
-      <w:proofErr w:type="spellEnd"/>
-      <w:r>
-        <w:rPr>
-          <w:lang w:val="en-001"/>
-        </w:rPr>
-        <w:t xml:space="preserve"> </w:t>
-      </w:r>
-      <w:proofErr w:type="spellStart"/>
-      <w:r>
-        <w:rPr>
-          <w:lang w:val="en-001"/>
-        </w:rPr>
-        <w:t>Rastrigin’s</w:t>
-      </w:r>
-      <w:proofErr w:type="spellEnd"/>
+        <w:t>Funkcija Rastrigin’s</w:t>
+      </w:r>
       <w:r>
         <w:rPr>
           <w:lang w:val="en-001"/>
@@ -5644,23 +5106,20 @@
     </w:p>
     <w:p>
       <w:pPr>
+        <w:pStyle w:val="ListParagraph"/>
+        <w:numPr>
+          <w:ilvl w:val="0"/>
+          <w:numId w:val="5"/>
+        </w:numPr>
         <w:rPr>
           <w:lang w:val="en-001"/>
         </w:rPr>
       </w:pPr>
-      <w:proofErr w:type="spellStart"/>
       <w:r>
         <w:rPr>
           <w:lang w:val="en-001"/>
         </w:rPr>
-        <w:t>Funckija</w:t>
-      </w:r>
-      <w:proofErr w:type="spellEnd"/>
-      <w:r>
-        <w:rPr>
-          <w:lang w:val="en-001"/>
-        </w:rPr>
-        <w:t xml:space="preserve"> Ackley’s</w:t>
+        <w:t>Funckija Ackley’s</w:t>
       </w:r>
       <w:r>
         <w:rPr>
@@ -6164,23 +5623,20 @@
     </w:p>
     <w:p>
       <w:pPr>
+        <w:pStyle w:val="ListParagraph"/>
+        <w:numPr>
+          <w:ilvl w:val="0"/>
+          <w:numId w:val="4"/>
+        </w:numPr>
         <w:rPr>
           <w:lang w:val="en-001"/>
         </w:rPr>
       </w:pPr>
-      <w:proofErr w:type="spellStart"/>
       <w:r>
         <w:rPr>
           <w:lang w:val="en-001"/>
         </w:rPr>
-        <w:t>Funkcija</w:t>
-      </w:r>
-      <w:proofErr w:type="spellEnd"/>
-      <w:r>
-        <w:rPr>
-          <w:lang w:val="en-001"/>
-        </w:rPr>
-        <w:t xml:space="preserve"> </w:t>
+        <w:t xml:space="preserve">Funkcija </w:t>
       </w:r>
       <w:r>
         <w:rPr>
@@ -6416,23 +5872,20 @@
     </w:p>
     <w:p>
       <w:pPr>
+        <w:pStyle w:val="ListParagraph"/>
+        <w:numPr>
+          <w:ilvl w:val="0"/>
+          <w:numId w:val="3"/>
+        </w:numPr>
         <w:rPr>
           <w:lang w:val="en-001"/>
         </w:rPr>
       </w:pPr>
-      <w:proofErr w:type="spellStart"/>
       <w:r>
         <w:rPr>
           <w:lang w:val="en-001"/>
         </w:rPr>
-        <w:t>Funkcija</w:t>
-      </w:r>
-      <w:proofErr w:type="spellEnd"/>
-      <w:r>
-        <w:rPr>
-          <w:lang w:val="en-001"/>
-        </w:rPr>
-        <w:t xml:space="preserve"> Keane’s Bump</w:t>
+        <w:t>Funkcija Keane’s Bump</w:t>
       </w:r>
       <w:r>
         <w:rPr>
@@ -7059,1263 +6512,2862 @@
         <w:t>Rezultati</w:t>
       </w:r>
     </w:p>
+    <w:p>
+      <w:r>
+        <w:t xml:space="preserve">Na navedenim test funkcijama testirane su implementirane metode DE/rand/1/bin, DE/best/2/bin, SDE i modifikovana SDE2 metoda. Korišćen je uslov zaustavljanja od 2048 iteracija, a parametri su birani eksperimentalno. Za sve test funkcije su korišćeni vektori sa osam dimenzija. Za algoritme </w:t>
+      </w:r>
+      <w:r>
+        <w:lastRenderedPageBreak/>
+        <w:t>diferencijalne evolucije praćene su vrednosti najbolje ocene i raznolikosti populacije po iteracijama. Postignute su sledeće vrednosti.</w:t>
+      </w:r>
+    </w:p>
+    <w:p>
+      <w:pPr>
+        <w:rPr>
+          <w:lang w:val="en-001"/>
+        </w:rPr>
+      </w:pPr>
+      <w:r>
+        <w:rPr>
+          <w:lang w:val="en-001"/>
+        </w:rPr>
+        <w:t>Sphere</w:t>
+      </w:r>
+      <w:r>
+        <w:rPr>
+          <w:noProof/>
+          <w:lang w:val="en-001"/>
+        </w:rPr>
+        <w:drawing>
+          <wp:inline distT="0" distB="0" distL="0" distR="0" wp14:anchorId="4AAEA6AC" wp14:editId="7FF1A921">
+            <wp:extent cx="5725160" cy="3434080"/>
+            <wp:effectExtent l="0" t="0" r="8890" b="0"/>
+            <wp:docPr id="26483300" name="Picture 2"/>
+            <wp:cNvGraphicFramePr>
+              <a:graphicFrameLocks xmlns:a="http://schemas.openxmlformats.org/drawingml/2006/main" noChangeAspect="1"/>
+            </wp:cNvGraphicFramePr>
+            <a:graphic xmlns:a="http://schemas.openxmlformats.org/drawingml/2006/main">
+              <a:graphicData uri="http://schemas.openxmlformats.org/drawingml/2006/picture">
+                <pic:pic xmlns:pic="http://schemas.openxmlformats.org/drawingml/2006/picture">
+                  <pic:nvPicPr>
+                    <pic:cNvPr id="0" name="Picture 2"/>
+                    <pic:cNvPicPr>
+                      <a:picLocks noChangeAspect="1" noChangeArrowheads="1"/>
+                    </pic:cNvPicPr>
+                  </pic:nvPicPr>
+                  <pic:blipFill>
+                    <a:blip r:embed="rId14" cstate="print">
+                      <a:extLst>
+                        <a:ext uri="{28A0092B-C50C-407E-A947-70E740481C1C}">
+                          <a14:useLocalDpi xmlns:a14="http://schemas.microsoft.com/office/drawing/2010/main" val="0"/>
+                        </a:ext>
+                      </a:extLst>
+                    </a:blip>
+                    <a:srcRect/>
+                    <a:stretch>
+                      <a:fillRect/>
+                    </a:stretch>
+                  </pic:blipFill>
+                  <pic:spPr bwMode="auto">
+                    <a:xfrm>
+                      <a:off x="0" y="0"/>
+                      <a:ext cx="5725160" cy="3434080"/>
+                    </a:xfrm>
+                    <a:prstGeom prst="rect">
+                      <a:avLst/>
+                    </a:prstGeom>
+                    <a:noFill/>
+                    <a:ln>
+                      <a:noFill/>
+                    </a:ln>
+                  </pic:spPr>
+                </pic:pic>
+              </a:graphicData>
+            </a:graphic>
+          </wp:inline>
+        </w:drawing>
+      </w:r>
+    </w:p>
+    <w:p>
+      <w:pPr>
+        <w:rPr>
+          <w:lang w:val="en-001"/>
+        </w:rPr>
+      </w:pPr>
+      <w:r>
+        <w:rPr>
+          <w:noProof/>
+          <w:lang w:val="en-001"/>
+        </w:rPr>
+        <w:drawing>
+          <wp:inline distT="0" distB="0" distL="0" distR="0" wp14:anchorId="0FCED22F" wp14:editId="6C5E7D16">
+            <wp:extent cx="5725160" cy="3434080"/>
+            <wp:effectExtent l="0" t="0" r="8890" b="0"/>
+            <wp:docPr id="107469167" name="Picture 12"/>
+            <wp:cNvGraphicFramePr>
+              <a:graphicFrameLocks xmlns:a="http://schemas.openxmlformats.org/drawingml/2006/main" noChangeAspect="1"/>
+            </wp:cNvGraphicFramePr>
+            <a:graphic xmlns:a="http://schemas.openxmlformats.org/drawingml/2006/main">
+              <a:graphicData uri="http://schemas.openxmlformats.org/drawingml/2006/picture">
+                <pic:pic xmlns:pic="http://schemas.openxmlformats.org/drawingml/2006/picture">
+                  <pic:nvPicPr>
+                    <pic:cNvPr id="0" name="Picture 12"/>
+                    <pic:cNvPicPr>
+                      <a:picLocks noChangeAspect="1" noChangeArrowheads="1"/>
+                    </pic:cNvPicPr>
+                  </pic:nvPicPr>
+                  <pic:blipFill>
+                    <a:blip r:embed="rId15" cstate="print">
+                      <a:extLst>
+                        <a:ext uri="{28A0092B-C50C-407E-A947-70E740481C1C}">
+                          <a14:useLocalDpi xmlns:a14="http://schemas.microsoft.com/office/drawing/2010/main" val="0"/>
+                        </a:ext>
+                      </a:extLst>
+                    </a:blip>
+                    <a:srcRect/>
+                    <a:stretch>
+                      <a:fillRect/>
+                    </a:stretch>
+                  </pic:blipFill>
+                  <pic:spPr bwMode="auto">
+                    <a:xfrm>
+                      <a:off x="0" y="0"/>
+                      <a:ext cx="5725160" cy="3434080"/>
+                    </a:xfrm>
+                    <a:prstGeom prst="rect">
+                      <a:avLst/>
+                    </a:prstGeom>
+                    <a:noFill/>
+                    <a:ln>
+                      <a:noFill/>
+                    </a:ln>
+                  </pic:spPr>
+                </pic:pic>
+              </a:graphicData>
+            </a:graphic>
+          </wp:inline>
+        </w:drawing>
+      </w:r>
+    </w:p>
+    <w:p>
+      <w:pPr>
+        <w:rPr>
+          <w:lang w:val="en-001"/>
+        </w:rPr>
+      </w:pPr>
+      <w:r>
+        <w:rPr>
+          <w:lang w:val="en-001"/>
+        </w:rPr>
+        <w:lastRenderedPageBreak/>
+        <w:t>Rosenbrock</w:t>
+      </w:r>
+      <w:r>
+        <w:rPr>
+          <w:noProof/>
+          <w:lang w:val="en-001"/>
+        </w:rPr>
+        <w:drawing>
+          <wp:inline distT="0" distB="0" distL="0" distR="0" wp14:anchorId="5FBFA1F3" wp14:editId="63CA8BB5">
+            <wp:extent cx="5725160" cy="3434080"/>
+            <wp:effectExtent l="0" t="0" r="8890" b="0"/>
+            <wp:docPr id="1165254992" name="Picture 1"/>
+            <wp:cNvGraphicFramePr>
+              <a:graphicFrameLocks xmlns:a="http://schemas.openxmlformats.org/drawingml/2006/main" noChangeAspect="1"/>
+            </wp:cNvGraphicFramePr>
+            <a:graphic xmlns:a="http://schemas.openxmlformats.org/drawingml/2006/main">
+              <a:graphicData uri="http://schemas.openxmlformats.org/drawingml/2006/picture">
+                <pic:pic xmlns:pic="http://schemas.openxmlformats.org/drawingml/2006/picture">
+                  <pic:nvPicPr>
+                    <pic:cNvPr id="0" name="Picture 1"/>
+                    <pic:cNvPicPr>
+                      <a:picLocks noChangeAspect="1" noChangeArrowheads="1"/>
+                    </pic:cNvPicPr>
+                  </pic:nvPicPr>
+                  <pic:blipFill>
+                    <a:blip r:embed="rId16" cstate="print">
+                      <a:extLst>
+                        <a:ext uri="{28A0092B-C50C-407E-A947-70E740481C1C}">
+                          <a14:useLocalDpi xmlns:a14="http://schemas.microsoft.com/office/drawing/2010/main" val="0"/>
+                        </a:ext>
+                      </a:extLst>
+                    </a:blip>
+                    <a:srcRect/>
+                    <a:stretch>
+                      <a:fillRect/>
+                    </a:stretch>
+                  </pic:blipFill>
+                  <pic:spPr bwMode="auto">
+                    <a:xfrm>
+                      <a:off x="0" y="0"/>
+                      <a:ext cx="5725160" cy="3434080"/>
+                    </a:xfrm>
+                    <a:prstGeom prst="rect">
+                      <a:avLst/>
+                    </a:prstGeom>
+                    <a:noFill/>
+                    <a:ln>
+                      <a:noFill/>
+                    </a:ln>
+                  </pic:spPr>
+                </pic:pic>
+              </a:graphicData>
+            </a:graphic>
+          </wp:inline>
+        </w:drawing>
+      </w:r>
+    </w:p>
+    <w:p>
+      <w:pPr>
+        <w:rPr>
+          <w:lang w:val="en-001"/>
+        </w:rPr>
+      </w:pPr>
+      <w:r>
+        <w:rPr>
+          <w:noProof/>
+          <w:lang w:val="en-001"/>
+        </w:rPr>
+        <w:drawing>
+          <wp:inline distT="0" distB="0" distL="0" distR="0" wp14:anchorId="737179EF" wp14:editId="64E5ED39">
+            <wp:extent cx="5725160" cy="3434080"/>
+            <wp:effectExtent l="0" t="0" r="8890" b="0"/>
+            <wp:docPr id="1898232596" name="Picture 13"/>
+            <wp:cNvGraphicFramePr>
+              <a:graphicFrameLocks xmlns:a="http://schemas.openxmlformats.org/drawingml/2006/main" noChangeAspect="1"/>
+            </wp:cNvGraphicFramePr>
+            <a:graphic xmlns:a="http://schemas.openxmlformats.org/drawingml/2006/main">
+              <a:graphicData uri="http://schemas.openxmlformats.org/drawingml/2006/picture">
+                <pic:pic xmlns:pic="http://schemas.openxmlformats.org/drawingml/2006/picture">
+                  <pic:nvPicPr>
+                    <pic:cNvPr id="0" name="Picture 13"/>
+                    <pic:cNvPicPr>
+                      <a:picLocks noChangeAspect="1" noChangeArrowheads="1"/>
+                    </pic:cNvPicPr>
+                  </pic:nvPicPr>
+                  <pic:blipFill>
+                    <a:blip r:embed="rId17" cstate="print">
+                      <a:extLst>
+                        <a:ext uri="{28A0092B-C50C-407E-A947-70E740481C1C}">
+                          <a14:useLocalDpi xmlns:a14="http://schemas.microsoft.com/office/drawing/2010/main" val="0"/>
+                        </a:ext>
+                      </a:extLst>
+                    </a:blip>
+                    <a:srcRect/>
+                    <a:stretch>
+                      <a:fillRect/>
+                    </a:stretch>
+                  </pic:blipFill>
+                  <pic:spPr bwMode="auto">
+                    <a:xfrm>
+                      <a:off x="0" y="0"/>
+                      <a:ext cx="5725160" cy="3434080"/>
+                    </a:xfrm>
+                    <a:prstGeom prst="rect">
+                      <a:avLst/>
+                    </a:prstGeom>
+                    <a:noFill/>
+                    <a:ln>
+                      <a:noFill/>
+                    </a:ln>
+                  </pic:spPr>
+                </pic:pic>
+              </a:graphicData>
+            </a:graphic>
+          </wp:inline>
+        </w:drawing>
+      </w:r>
+    </w:p>
+    <w:p>
+      <w:pPr>
+        <w:rPr>
+          <w:lang w:val="en-001"/>
+        </w:rPr>
+      </w:pPr>
+      <w:r>
+        <w:rPr>
+          <w:lang w:val="en-001"/>
+        </w:rPr>
+        <w:lastRenderedPageBreak/>
+        <w:t>Step</w:t>
+      </w:r>
+      <w:r>
+        <w:rPr>
+          <w:noProof/>
+          <w:lang w:val="en-001"/>
+        </w:rPr>
+        <w:drawing>
+          <wp:inline distT="0" distB="0" distL="0" distR="0" wp14:anchorId="6EDF3B3F" wp14:editId="506F9CF9">
+            <wp:extent cx="5725160" cy="3434080"/>
+            <wp:effectExtent l="0" t="0" r="8890" b="0"/>
+            <wp:docPr id="957149685" name="Picture 3"/>
+            <wp:cNvGraphicFramePr>
+              <a:graphicFrameLocks xmlns:a="http://schemas.openxmlformats.org/drawingml/2006/main" noChangeAspect="1"/>
+            </wp:cNvGraphicFramePr>
+            <a:graphic xmlns:a="http://schemas.openxmlformats.org/drawingml/2006/main">
+              <a:graphicData uri="http://schemas.openxmlformats.org/drawingml/2006/picture">
+                <pic:pic xmlns:pic="http://schemas.openxmlformats.org/drawingml/2006/picture">
+                  <pic:nvPicPr>
+                    <pic:cNvPr id="0" name="Picture 3"/>
+                    <pic:cNvPicPr>
+                      <a:picLocks noChangeAspect="1" noChangeArrowheads="1"/>
+                    </pic:cNvPicPr>
+                  </pic:nvPicPr>
+                  <pic:blipFill>
+                    <a:blip r:embed="rId18" cstate="print">
+                      <a:extLst>
+                        <a:ext uri="{28A0092B-C50C-407E-A947-70E740481C1C}">
+                          <a14:useLocalDpi xmlns:a14="http://schemas.microsoft.com/office/drawing/2010/main" val="0"/>
+                        </a:ext>
+                      </a:extLst>
+                    </a:blip>
+                    <a:srcRect/>
+                    <a:stretch>
+                      <a:fillRect/>
+                    </a:stretch>
+                  </pic:blipFill>
+                  <pic:spPr bwMode="auto">
+                    <a:xfrm>
+                      <a:off x="0" y="0"/>
+                      <a:ext cx="5725160" cy="3434080"/>
+                    </a:xfrm>
+                    <a:prstGeom prst="rect">
+                      <a:avLst/>
+                    </a:prstGeom>
+                    <a:noFill/>
+                    <a:ln>
+                      <a:noFill/>
+                    </a:ln>
+                  </pic:spPr>
+                </pic:pic>
+              </a:graphicData>
+            </a:graphic>
+          </wp:inline>
+        </w:drawing>
+      </w:r>
+    </w:p>
+    <w:p>
+      <w:pPr>
+        <w:rPr>
+          <w:lang w:val="en-001"/>
+        </w:rPr>
+      </w:pPr>
+      <w:r>
+        <w:rPr>
+          <w:noProof/>
+          <w:lang w:val="en-001"/>
+        </w:rPr>
+        <w:drawing>
+          <wp:inline distT="0" distB="0" distL="0" distR="0" wp14:anchorId="303ADB94" wp14:editId="61D8ACF2">
+            <wp:extent cx="5725160" cy="3434080"/>
+            <wp:effectExtent l="0" t="0" r="8890" b="0"/>
+            <wp:docPr id="1642380176" name="Picture 14"/>
+            <wp:cNvGraphicFramePr>
+              <a:graphicFrameLocks xmlns:a="http://schemas.openxmlformats.org/drawingml/2006/main" noChangeAspect="1"/>
+            </wp:cNvGraphicFramePr>
+            <a:graphic xmlns:a="http://schemas.openxmlformats.org/drawingml/2006/main">
+              <a:graphicData uri="http://schemas.openxmlformats.org/drawingml/2006/picture">
+                <pic:pic xmlns:pic="http://schemas.openxmlformats.org/drawingml/2006/picture">
+                  <pic:nvPicPr>
+                    <pic:cNvPr id="0" name="Picture 14"/>
+                    <pic:cNvPicPr>
+                      <a:picLocks noChangeAspect="1" noChangeArrowheads="1"/>
+                    </pic:cNvPicPr>
+                  </pic:nvPicPr>
+                  <pic:blipFill>
+                    <a:blip r:embed="rId19" cstate="print">
+                      <a:extLst>
+                        <a:ext uri="{28A0092B-C50C-407E-A947-70E740481C1C}">
+                          <a14:useLocalDpi xmlns:a14="http://schemas.microsoft.com/office/drawing/2010/main" val="0"/>
+                        </a:ext>
+                      </a:extLst>
+                    </a:blip>
+                    <a:srcRect/>
+                    <a:stretch>
+                      <a:fillRect/>
+                    </a:stretch>
+                  </pic:blipFill>
+                  <pic:spPr bwMode="auto">
+                    <a:xfrm>
+                      <a:off x="0" y="0"/>
+                      <a:ext cx="5725160" cy="3434080"/>
+                    </a:xfrm>
+                    <a:prstGeom prst="rect">
+                      <a:avLst/>
+                    </a:prstGeom>
+                    <a:noFill/>
+                    <a:ln>
+                      <a:noFill/>
+                    </a:ln>
+                  </pic:spPr>
+                </pic:pic>
+              </a:graphicData>
+            </a:graphic>
+          </wp:inline>
+        </w:drawing>
+      </w:r>
+    </w:p>
+    <w:p>
+      <w:pPr>
+        <w:rPr>
+          <w:lang w:val="en-001"/>
+        </w:rPr>
+      </w:pPr>
+      <w:r>
+        <w:rPr>
+          <w:lang w:val="en-001"/>
+        </w:rPr>
+        <w:lastRenderedPageBreak/>
+        <w:t>Griewank</w:t>
+      </w:r>
+      <w:r>
+        <w:rPr>
+          <w:noProof/>
+          <w:lang w:val="en-001"/>
+        </w:rPr>
+        <w:drawing>
+          <wp:inline distT="0" distB="0" distL="0" distR="0" wp14:anchorId="2B56E428" wp14:editId="62F165BB">
+            <wp:extent cx="5725160" cy="3434080"/>
+            <wp:effectExtent l="0" t="0" r="8890" b="0"/>
+            <wp:docPr id="1708188857" name="Picture 4"/>
+            <wp:cNvGraphicFramePr>
+              <a:graphicFrameLocks xmlns:a="http://schemas.openxmlformats.org/drawingml/2006/main" noChangeAspect="1"/>
+            </wp:cNvGraphicFramePr>
+            <a:graphic xmlns:a="http://schemas.openxmlformats.org/drawingml/2006/main">
+              <a:graphicData uri="http://schemas.openxmlformats.org/drawingml/2006/picture">
+                <pic:pic xmlns:pic="http://schemas.openxmlformats.org/drawingml/2006/picture">
+                  <pic:nvPicPr>
+                    <pic:cNvPr id="0" name="Picture 4"/>
+                    <pic:cNvPicPr>
+                      <a:picLocks noChangeAspect="1" noChangeArrowheads="1"/>
+                    </pic:cNvPicPr>
+                  </pic:nvPicPr>
+                  <pic:blipFill>
+                    <a:blip r:embed="rId20" cstate="print">
+                      <a:extLst>
+                        <a:ext uri="{28A0092B-C50C-407E-A947-70E740481C1C}">
+                          <a14:useLocalDpi xmlns:a14="http://schemas.microsoft.com/office/drawing/2010/main" val="0"/>
+                        </a:ext>
+                      </a:extLst>
+                    </a:blip>
+                    <a:srcRect/>
+                    <a:stretch>
+                      <a:fillRect/>
+                    </a:stretch>
+                  </pic:blipFill>
+                  <pic:spPr bwMode="auto">
+                    <a:xfrm>
+                      <a:off x="0" y="0"/>
+                      <a:ext cx="5725160" cy="3434080"/>
+                    </a:xfrm>
+                    <a:prstGeom prst="rect">
+                      <a:avLst/>
+                    </a:prstGeom>
+                    <a:noFill/>
+                    <a:ln>
+                      <a:noFill/>
+                    </a:ln>
+                  </pic:spPr>
+                </pic:pic>
+              </a:graphicData>
+            </a:graphic>
+          </wp:inline>
+        </w:drawing>
+      </w:r>
+    </w:p>
+    <w:p>
+      <w:pPr>
+        <w:rPr>
+          <w:lang w:val="en-001"/>
+        </w:rPr>
+      </w:pPr>
+      <w:r>
+        <w:rPr>
+          <w:noProof/>
+          <w:lang w:val="en-001"/>
+        </w:rPr>
+        <w:drawing>
+          <wp:inline distT="0" distB="0" distL="0" distR="0" wp14:anchorId="0728603F" wp14:editId="185729F5">
+            <wp:extent cx="5725160" cy="3434080"/>
+            <wp:effectExtent l="0" t="0" r="8890" b="0"/>
+            <wp:docPr id="242450559" name="Picture 15"/>
+            <wp:cNvGraphicFramePr>
+              <a:graphicFrameLocks xmlns:a="http://schemas.openxmlformats.org/drawingml/2006/main" noChangeAspect="1"/>
+            </wp:cNvGraphicFramePr>
+            <a:graphic xmlns:a="http://schemas.openxmlformats.org/drawingml/2006/main">
+              <a:graphicData uri="http://schemas.openxmlformats.org/drawingml/2006/picture">
+                <pic:pic xmlns:pic="http://schemas.openxmlformats.org/drawingml/2006/picture">
+                  <pic:nvPicPr>
+                    <pic:cNvPr id="0" name="Picture 15"/>
+                    <pic:cNvPicPr>
+                      <a:picLocks noChangeAspect="1" noChangeArrowheads="1"/>
+                    </pic:cNvPicPr>
+                  </pic:nvPicPr>
+                  <pic:blipFill>
+                    <a:blip r:embed="rId21" cstate="print">
+                      <a:extLst>
+                        <a:ext uri="{28A0092B-C50C-407E-A947-70E740481C1C}">
+                          <a14:useLocalDpi xmlns:a14="http://schemas.microsoft.com/office/drawing/2010/main" val="0"/>
+                        </a:ext>
+                      </a:extLst>
+                    </a:blip>
+                    <a:srcRect/>
+                    <a:stretch>
+                      <a:fillRect/>
+                    </a:stretch>
+                  </pic:blipFill>
+                  <pic:spPr bwMode="auto">
+                    <a:xfrm>
+                      <a:off x="0" y="0"/>
+                      <a:ext cx="5725160" cy="3434080"/>
+                    </a:xfrm>
+                    <a:prstGeom prst="rect">
+                      <a:avLst/>
+                    </a:prstGeom>
+                    <a:noFill/>
+                    <a:ln>
+                      <a:noFill/>
+                    </a:ln>
+                  </pic:spPr>
+                </pic:pic>
+              </a:graphicData>
+            </a:graphic>
+          </wp:inline>
+        </w:drawing>
+      </w:r>
+    </w:p>
+    <w:p>
+      <w:pPr>
+        <w:rPr>
+          <w:lang w:val="en-001"/>
+        </w:rPr>
+      </w:pPr>
+      <w:r>
+        <w:rPr>
+          <w:lang w:val="en-001"/>
+        </w:rPr>
+        <w:lastRenderedPageBreak/>
+        <w:t>Styblinski</w:t>
+      </w:r>
+      <w:r>
+        <w:rPr>
+          <w:lang w:val="en-001"/>
+        </w:rPr>
+        <w:t>-</w:t>
+      </w:r>
+      <w:r>
+        <w:rPr>
+          <w:lang w:val="en-001"/>
+        </w:rPr>
+        <w:t>Tang</w:t>
+      </w:r>
+      <w:r>
+        <w:rPr>
+          <w:noProof/>
+          <w:lang w:val="en-001"/>
+        </w:rPr>
+        <w:drawing>
+          <wp:inline distT="0" distB="0" distL="0" distR="0" wp14:anchorId="069EBD26" wp14:editId="2448CFC3">
+            <wp:extent cx="5725160" cy="3434080"/>
+            <wp:effectExtent l="0" t="0" r="8890" b="0"/>
+            <wp:docPr id="85643378" name="Picture 5"/>
+            <wp:cNvGraphicFramePr>
+              <a:graphicFrameLocks xmlns:a="http://schemas.openxmlformats.org/drawingml/2006/main" noChangeAspect="1"/>
+            </wp:cNvGraphicFramePr>
+            <a:graphic xmlns:a="http://schemas.openxmlformats.org/drawingml/2006/main">
+              <a:graphicData uri="http://schemas.openxmlformats.org/drawingml/2006/picture">
+                <pic:pic xmlns:pic="http://schemas.openxmlformats.org/drawingml/2006/picture">
+                  <pic:nvPicPr>
+                    <pic:cNvPr id="0" name="Picture 5"/>
+                    <pic:cNvPicPr>
+                      <a:picLocks noChangeAspect="1" noChangeArrowheads="1"/>
+                    </pic:cNvPicPr>
+                  </pic:nvPicPr>
+                  <pic:blipFill>
+                    <a:blip r:embed="rId22" cstate="print">
+                      <a:extLst>
+                        <a:ext uri="{28A0092B-C50C-407E-A947-70E740481C1C}">
+                          <a14:useLocalDpi xmlns:a14="http://schemas.microsoft.com/office/drawing/2010/main" val="0"/>
+                        </a:ext>
+                      </a:extLst>
+                    </a:blip>
+                    <a:srcRect/>
+                    <a:stretch>
+                      <a:fillRect/>
+                    </a:stretch>
+                  </pic:blipFill>
+                  <pic:spPr bwMode="auto">
+                    <a:xfrm>
+                      <a:off x="0" y="0"/>
+                      <a:ext cx="5725160" cy="3434080"/>
+                    </a:xfrm>
+                    <a:prstGeom prst="rect">
+                      <a:avLst/>
+                    </a:prstGeom>
+                    <a:noFill/>
+                    <a:ln>
+                      <a:noFill/>
+                    </a:ln>
+                  </pic:spPr>
+                </pic:pic>
+              </a:graphicData>
+            </a:graphic>
+          </wp:inline>
+        </w:drawing>
+      </w:r>
+    </w:p>
+    <w:p>
+      <w:pPr>
+        <w:rPr>
+          <w:lang w:val="en-001"/>
+        </w:rPr>
+      </w:pPr>
+      <w:r>
+        <w:rPr>
+          <w:noProof/>
+          <w:lang w:val="en-001"/>
+        </w:rPr>
+        <w:drawing>
+          <wp:inline distT="0" distB="0" distL="0" distR="0" wp14:anchorId="2001F1B6" wp14:editId="68587336">
+            <wp:extent cx="5725160" cy="3434080"/>
+            <wp:effectExtent l="0" t="0" r="8890" b="0"/>
+            <wp:docPr id="561121356" name="Picture 16"/>
+            <wp:cNvGraphicFramePr>
+              <a:graphicFrameLocks xmlns:a="http://schemas.openxmlformats.org/drawingml/2006/main" noChangeAspect="1"/>
+            </wp:cNvGraphicFramePr>
+            <a:graphic xmlns:a="http://schemas.openxmlformats.org/drawingml/2006/main">
+              <a:graphicData uri="http://schemas.openxmlformats.org/drawingml/2006/picture">
+                <pic:pic xmlns:pic="http://schemas.openxmlformats.org/drawingml/2006/picture">
+                  <pic:nvPicPr>
+                    <pic:cNvPr id="0" name="Picture 16"/>
+                    <pic:cNvPicPr>
+                      <a:picLocks noChangeAspect="1" noChangeArrowheads="1"/>
+                    </pic:cNvPicPr>
+                  </pic:nvPicPr>
+                  <pic:blipFill>
+                    <a:blip r:embed="rId23" cstate="print">
+                      <a:extLst>
+                        <a:ext uri="{28A0092B-C50C-407E-A947-70E740481C1C}">
+                          <a14:useLocalDpi xmlns:a14="http://schemas.microsoft.com/office/drawing/2010/main" val="0"/>
+                        </a:ext>
+                      </a:extLst>
+                    </a:blip>
+                    <a:srcRect/>
+                    <a:stretch>
+                      <a:fillRect/>
+                    </a:stretch>
+                  </pic:blipFill>
+                  <pic:spPr bwMode="auto">
+                    <a:xfrm>
+                      <a:off x="0" y="0"/>
+                      <a:ext cx="5725160" cy="3434080"/>
+                    </a:xfrm>
+                    <a:prstGeom prst="rect">
+                      <a:avLst/>
+                    </a:prstGeom>
+                    <a:noFill/>
+                    <a:ln>
+                      <a:noFill/>
+                    </a:ln>
+                  </pic:spPr>
+                </pic:pic>
+              </a:graphicData>
+            </a:graphic>
+          </wp:inline>
+        </w:drawing>
+      </w:r>
+    </w:p>
+    <w:p>
+      <w:pPr>
+        <w:rPr>
+          <w:lang w:val="en-001"/>
+        </w:rPr>
+      </w:pPr>
+      <w:r>
+        <w:rPr>
+          <w:lang w:val="en-001"/>
+        </w:rPr>
+        <w:lastRenderedPageBreak/>
+        <w:t>Shekel</w:t>
+      </w:r>
+      <w:r>
+        <w:rPr>
+          <w:noProof/>
+          <w:lang w:val="en-001"/>
+        </w:rPr>
+        <w:drawing>
+          <wp:inline distT="0" distB="0" distL="0" distR="0" wp14:anchorId="6A1BA5A3" wp14:editId="070F12FF">
+            <wp:extent cx="5725160" cy="3434080"/>
+            <wp:effectExtent l="0" t="0" r="8890" b="0"/>
+            <wp:docPr id="164828702" name="Picture 6"/>
+            <wp:cNvGraphicFramePr>
+              <a:graphicFrameLocks xmlns:a="http://schemas.openxmlformats.org/drawingml/2006/main" noChangeAspect="1"/>
+            </wp:cNvGraphicFramePr>
+            <a:graphic xmlns:a="http://schemas.openxmlformats.org/drawingml/2006/main">
+              <a:graphicData uri="http://schemas.openxmlformats.org/drawingml/2006/picture">
+                <pic:pic xmlns:pic="http://schemas.openxmlformats.org/drawingml/2006/picture">
+                  <pic:nvPicPr>
+                    <pic:cNvPr id="0" name="Picture 6"/>
+                    <pic:cNvPicPr>
+                      <a:picLocks noChangeAspect="1" noChangeArrowheads="1"/>
+                    </pic:cNvPicPr>
+                  </pic:nvPicPr>
+                  <pic:blipFill>
+                    <a:blip r:embed="rId24" cstate="print">
+                      <a:extLst>
+                        <a:ext uri="{28A0092B-C50C-407E-A947-70E740481C1C}">
+                          <a14:useLocalDpi xmlns:a14="http://schemas.microsoft.com/office/drawing/2010/main" val="0"/>
+                        </a:ext>
+                      </a:extLst>
+                    </a:blip>
+                    <a:srcRect/>
+                    <a:stretch>
+                      <a:fillRect/>
+                    </a:stretch>
+                  </pic:blipFill>
+                  <pic:spPr bwMode="auto">
+                    <a:xfrm>
+                      <a:off x="0" y="0"/>
+                      <a:ext cx="5725160" cy="3434080"/>
+                    </a:xfrm>
+                    <a:prstGeom prst="rect">
+                      <a:avLst/>
+                    </a:prstGeom>
+                    <a:noFill/>
+                    <a:ln>
+                      <a:noFill/>
+                    </a:ln>
+                  </pic:spPr>
+                </pic:pic>
+              </a:graphicData>
+            </a:graphic>
+          </wp:inline>
+        </w:drawing>
+      </w:r>
+    </w:p>
+    <w:p>
+      <w:pPr>
+        <w:rPr>
+          <w:lang w:val="en-001"/>
+        </w:rPr>
+      </w:pPr>
+      <w:r>
+        <w:rPr>
+          <w:noProof/>
+          <w:lang w:val="en-001"/>
+        </w:rPr>
+        <w:drawing>
+          <wp:inline distT="0" distB="0" distL="0" distR="0" wp14:anchorId="0BBE3F46" wp14:editId="7CA2A7DF">
+            <wp:extent cx="5725160" cy="3434080"/>
+            <wp:effectExtent l="0" t="0" r="8890" b="0"/>
+            <wp:docPr id="1240579884" name="Picture 17"/>
+            <wp:cNvGraphicFramePr>
+              <a:graphicFrameLocks xmlns:a="http://schemas.openxmlformats.org/drawingml/2006/main" noChangeAspect="1"/>
+            </wp:cNvGraphicFramePr>
+            <a:graphic xmlns:a="http://schemas.openxmlformats.org/drawingml/2006/main">
+              <a:graphicData uri="http://schemas.openxmlformats.org/drawingml/2006/picture">
+                <pic:pic xmlns:pic="http://schemas.openxmlformats.org/drawingml/2006/picture">
+                  <pic:nvPicPr>
+                    <pic:cNvPr id="0" name="Picture 17"/>
+                    <pic:cNvPicPr>
+                      <a:picLocks noChangeAspect="1" noChangeArrowheads="1"/>
+                    </pic:cNvPicPr>
+                  </pic:nvPicPr>
+                  <pic:blipFill>
+                    <a:blip r:embed="rId25" cstate="print">
+                      <a:extLst>
+                        <a:ext uri="{28A0092B-C50C-407E-A947-70E740481C1C}">
+                          <a14:useLocalDpi xmlns:a14="http://schemas.microsoft.com/office/drawing/2010/main" val="0"/>
+                        </a:ext>
+                      </a:extLst>
+                    </a:blip>
+                    <a:srcRect/>
+                    <a:stretch>
+                      <a:fillRect/>
+                    </a:stretch>
+                  </pic:blipFill>
+                  <pic:spPr bwMode="auto">
+                    <a:xfrm>
+                      <a:off x="0" y="0"/>
+                      <a:ext cx="5725160" cy="3434080"/>
+                    </a:xfrm>
+                    <a:prstGeom prst="rect">
+                      <a:avLst/>
+                    </a:prstGeom>
+                    <a:noFill/>
+                    <a:ln>
+                      <a:noFill/>
+                    </a:ln>
+                  </pic:spPr>
+                </pic:pic>
+              </a:graphicData>
+            </a:graphic>
+          </wp:inline>
+        </w:drawing>
+      </w:r>
+    </w:p>
+    <w:p>
+      <w:pPr>
+        <w:rPr>
+          <w:lang w:val="en-001"/>
+        </w:rPr>
+      </w:pPr>
+      <w:r>
+        <w:rPr>
+          <w:lang w:val="en-001"/>
+        </w:rPr>
+        <w:lastRenderedPageBreak/>
+        <w:t>Rastrigin</w:t>
+      </w:r>
+      <w:r>
+        <w:rPr>
+          <w:noProof/>
+          <w:lang w:val="en-001"/>
+        </w:rPr>
+        <w:drawing>
+          <wp:inline distT="0" distB="0" distL="0" distR="0" wp14:anchorId="1AC1BF5E" wp14:editId="48F5113A">
+            <wp:extent cx="5725160" cy="3434080"/>
+            <wp:effectExtent l="0" t="0" r="8890" b="0"/>
+            <wp:docPr id="1934929182" name="Picture 8"/>
+            <wp:cNvGraphicFramePr>
+              <a:graphicFrameLocks xmlns:a="http://schemas.openxmlformats.org/drawingml/2006/main" noChangeAspect="1"/>
+            </wp:cNvGraphicFramePr>
+            <a:graphic xmlns:a="http://schemas.openxmlformats.org/drawingml/2006/main">
+              <a:graphicData uri="http://schemas.openxmlformats.org/drawingml/2006/picture">
+                <pic:pic xmlns:pic="http://schemas.openxmlformats.org/drawingml/2006/picture">
+                  <pic:nvPicPr>
+                    <pic:cNvPr id="0" name="Picture 8"/>
+                    <pic:cNvPicPr>
+                      <a:picLocks noChangeAspect="1" noChangeArrowheads="1"/>
+                    </pic:cNvPicPr>
+                  </pic:nvPicPr>
+                  <pic:blipFill>
+                    <a:blip r:embed="rId26" cstate="print">
+                      <a:extLst>
+                        <a:ext uri="{28A0092B-C50C-407E-A947-70E740481C1C}">
+                          <a14:useLocalDpi xmlns:a14="http://schemas.microsoft.com/office/drawing/2010/main" val="0"/>
+                        </a:ext>
+                      </a:extLst>
+                    </a:blip>
+                    <a:srcRect/>
+                    <a:stretch>
+                      <a:fillRect/>
+                    </a:stretch>
+                  </pic:blipFill>
+                  <pic:spPr bwMode="auto">
+                    <a:xfrm>
+                      <a:off x="0" y="0"/>
+                      <a:ext cx="5725160" cy="3434080"/>
+                    </a:xfrm>
+                    <a:prstGeom prst="rect">
+                      <a:avLst/>
+                    </a:prstGeom>
+                    <a:noFill/>
+                    <a:ln>
+                      <a:noFill/>
+                    </a:ln>
+                  </pic:spPr>
+                </pic:pic>
+              </a:graphicData>
+            </a:graphic>
+          </wp:inline>
+        </w:drawing>
+      </w:r>
+    </w:p>
+    <w:p>
+      <w:pPr>
+        <w:rPr>
+          <w:lang w:val="en-001"/>
+        </w:rPr>
+      </w:pPr>
+      <w:r>
+        <w:rPr>
+          <w:noProof/>
+          <w:lang w:val="en-001"/>
+        </w:rPr>
+        <w:drawing>
+          <wp:inline distT="0" distB="0" distL="0" distR="0" wp14:anchorId="5CFE546B" wp14:editId="41DCA6BA">
+            <wp:extent cx="5725160" cy="3434080"/>
+            <wp:effectExtent l="0" t="0" r="8890" b="0"/>
+            <wp:docPr id="48058486" name="Picture 18"/>
+            <wp:cNvGraphicFramePr>
+              <a:graphicFrameLocks xmlns:a="http://schemas.openxmlformats.org/drawingml/2006/main" noChangeAspect="1"/>
+            </wp:cNvGraphicFramePr>
+            <a:graphic xmlns:a="http://schemas.openxmlformats.org/drawingml/2006/main">
+              <a:graphicData uri="http://schemas.openxmlformats.org/drawingml/2006/picture">
+                <pic:pic xmlns:pic="http://schemas.openxmlformats.org/drawingml/2006/picture">
+                  <pic:nvPicPr>
+                    <pic:cNvPr id="0" name="Picture 18"/>
+                    <pic:cNvPicPr>
+                      <a:picLocks noChangeAspect="1" noChangeArrowheads="1"/>
+                    </pic:cNvPicPr>
+                  </pic:nvPicPr>
+                  <pic:blipFill>
+                    <a:blip r:embed="rId27" cstate="print">
+                      <a:extLst>
+                        <a:ext uri="{28A0092B-C50C-407E-A947-70E740481C1C}">
+                          <a14:useLocalDpi xmlns:a14="http://schemas.microsoft.com/office/drawing/2010/main" val="0"/>
+                        </a:ext>
+                      </a:extLst>
+                    </a:blip>
+                    <a:srcRect/>
+                    <a:stretch>
+                      <a:fillRect/>
+                    </a:stretch>
+                  </pic:blipFill>
+                  <pic:spPr bwMode="auto">
+                    <a:xfrm>
+                      <a:off x="0" y="0"/>
+                      <a:ext cx="5725160" cy="3434080"/>
+                    </a:xfrm>
+                    <a:prstGeom prst="rect">
+                      <a:avLst/>
+                    </a:prstGeom>
+                    <a:noFill/>
+                    <a:ln>
+                      <a:noFill/>
+                    </a:ln>
+                  </pic:spPr>
+                </pic:pic>
+              </a:graphicData>
+            </a:graphic>
+          </wp:inline>
+        </w:drawing>
+      </w:r>
+    </w:p>
+    <w:p>
+      <w:pPr>
+        <w:rPr>
+          <w:lang w:val="en-001"/>
+        </w:rPr>
+      </w:pPr>
+      <w:r>
+        <w:rPr>
+          <w:lang w:val="en-001"/>
+        </w:rPr>
+        <w:lastRenderedPageBreak/>
+        <w:t>Ackley</w:t>
+      </w:r>
+      <w:r>
+        <w:rPr>
+          <w:noProof/>
+          <w:lang w:val="en-001"/>
+        </w:rPr>
+        <w:drawing>
+          <wp:inline distT="0" distB="0" distL="0" distR="0" wp14:anchorId="4DF1F222" wp14:editId="2C93EC4A">
+            <wp:extent cx="5725160" cy="3434080"/>
+            <wp:effectExtent l="0" t="0" r="8890" b="0"/>
+            <wp:docPr id="789936367" name="Picture 9"/>
+            <wp:cNvGraphicFramePr>
+              <a:graphicFrameLocks xmlns:a="http://schemas.openxmlformats.org/drawingml/2006/main" noChangeAspect="1"/>
+            </wp:cNvGraphicFramePr>
+            <a:graphic xmlns:a="http://schemas.openxmlformats.org/drawingml/2006/main">
+              <a:graphicData uri="http://schemas.openxmlformats.org/drawingml/2006/picture">
+                <pic:pic xmlns:pic="http://schemas.openxmlformats.org/drawingml/2006/picture">
+                  <pic:nvPicPr>
+                    <pic:cNvPr id="0" name="Picture 9"/>
+                    <pic:cNvPicPr>
+                      <a:picLocks noChangeAspect="1" noChangeArrowheads="1"/>
+                    </pic:cNvPicPr>
+                  </pic:nvPicPr>
+                  <pic:blipFill>
+                    <a:blip r:embed="rId28" cstate="print">
+                      <a:extLst>
+                        <a:ext uri="{28A0092B-C50C-407E-A947-70E740481C1C}">
+                          <a14:useLocalDpi xmlns:a14="http://schemas.microsoft.com/office/drawing/2010/main" val="0"/>
+                        </a:ext>
+                      </a:extLst>
+                    </a:blip>
+                    <a:srcRect/>
+                    <a:stretch>
+                      <a:fillRect/>
+                    </a:stretch>
+                  </pic:blipFill>
+                  <pic:spPr bwMode="auto">
+                    <a:xfrm>
+                      <a:off x="0" y="0"/>
+                      <a:ext cx="5725160" cy="3434080"/>
+                    </a:xfrm>
+                    <a:prstGeom prst="rect">
+                      <a:avLst/>
+                    </a:prstGeom>
+                    <a:noFill/>
+                    <a:ln>
+                      <a:noFill/>
+                    </a:ln>
+                  </pic:spPr>
+                </pic:pic>
+              </a:graphicData>
+            </a:graphic>
+          </wp:inline>
+        </w:drawing>
+      </w:r>
+    </w:p>
+    <w:p>
+      <w:pPr>
+        <w:rPr>
+          <w:lang w:val="en-001"/>
+        </w:rPr>
+      </w:pPr>
+      <w:r>
+        <w:rPr>
+          <w:noProof/>
+          <w:lang w:val="en-001"/>
+        </w:rPr>
+        <w:drawing>
+          <wp:inline distT="0" distB="0" distL="0" distR="0" wp14:anchorId="03A3E540" wp14:editId="5D053A21">
+            <wp:extent cx="5725160" cy="3434080"/>
+            <wp:effectExtent l="0" t="0" r="8890" b="0"/>
+            <wp:docPr id="1747563225" name="Picture 19"/>
+            <wp:cNvGraphicFramePr>
+              <a:graphicFrameLocks xmlns:a="http://schemas.openxmlformats.org/drawingml/2006/main" noChangeAspect="1"/>
+            </wp:cNvGraphicFramePr>
+            <a:graphic xmlns:a="http://schemas.openxmlformats.org/drawingml/2006/main">
+              <a:graphicData uri="http://schemas.openxmlformats.org/drawingml/2006/picture">
+                <pic:pic xmlns:pic="http://schemas.openxmlformats.org/drawingml/2006/picture">
+                  <pic:nvPicPr>
+                    <pic:cNvPr id="0" name="Picture 19"/>
+                    <pic:cNvPicPr>
+                      <a:picLocks noChangeAspect="1" noChangeArrowheads="1"/>
+                    </pic:cNvPicPr>
+                  </pic:nvPicPr>
+                  <pic:blipFill>
+                    <a:blip r:embed="rId29" cstate="print">
+                      <a:extLst>
+                        <a:ext uri="{28A0092B-C50C-407E-A947-70E740481C1C}">
+                          <a14:useLocalDpi xmlns:a14="http://schemas.microsoft.com/office/drawing/2010/main" val="0"/>
+                        </a:ext>
+                      </a:extLst>
+                    </a:blip>
+                    <a:srcRect/>
+                    <a:stretch>
+                      <a:fillRect/>
+                    </a:stretch>
+                  </pic:blipFill>
+                  <pic:spPr bwMode="auto">
+                    <a:xfrm>
+                      <a:off x="0" y="0"/>
+                      <a:ext cx="5725160" cy="3434080"/>
+                    </a:xfrm>
+                    <a:prstGeom prst="rect">
+                      <a:avLst/>
+                    </a:prstGeom>
+                    <a:noFill/>
+                    <a:ln>
+                      <a:noFill/>
+                    </a:ln>
+                  </pic:spPr>
+                </pic:pic>
+              </a:graphicData>
+            </a:graphic>
+          </wp:inline>
+        </w:drawing>
+      </w:r>
+    </w:p>
+    <w:p>
+      <w:pPr>
+        <w:rPr>
+          <w:lang w:val="en-001"/>
+        </w:rPr>
+      </w:pPr>
+      <w:r>
+        <w:rPr>
+          <w:lang w:val="en-001"/>
+        </w:rPr>
+        <w:t>Rotated</w:t>
+      </w:r>
+      <w:r>
+        <w:rPr>
+          <w:lang w:val="en-001"/>
+        </w:rPr>
+        <w:t xml:space="preserve"> </w:t>
+      </w:r>
+      <w:r>
+        <w:rPr>
+          <w:lang w:val="en-001"/>
+        </w:rPr>
+        <w:t>Elipsoid</w:t>
+      </w:r>
+    </w:p>
+    <w:p>
+      <w:pPr>
+        <w:rPr>
+          <w:lang w:val="en-001"/>
+        </w:rPr>
+      </w:pPr>
+      <w:r>
+        <w:rPr>
+          <w:noProof/>
+          <w:lang w:val="en-001"/>
+        </w:rPr>
+        <w:lastRenderedPageBreak/>
+        <w:drawing>
+          <wp:inline distT="0" distB="0" distL="0" distR="0" wp14:anchorId="39F03817" wp14:editId="285842BE">
+            <wp:extent cx="5725160" cy="3434080"/>
+            <wp:effectExtent l="0" t="0" r="8890" b="0"/>
+            <wp:docPr id="1741289903" name="Picture 20"/>
+            <wp:cNvGraphicFramePr>
+              <a:graphicFrameLocks xmlns:a="http://schemas.openxmlformats.org/drawingml/2006/main" noChangeAspect="1"/>
+            </wp:cNvGraphicFramePr>
+            <a:graphic xmlns:a="http://schemas.openxmlformats.org/drawingml/2006/main">
+              <a:graphicData uri="http://schemas.openxmlformats.org/drawingml/2006/picture">
+                <pic:pic xmlns:pic="http://schemas.openxmlformats.org/drawingml/2006/picture">
+                  <pic:nvPicPr>
+                    <pic:cNvPr id="0" name="Picture 20"/>
+                    <pic:cNvPicPr>
+                      <a:picLocks noChangeAspect="1" noChangeArrowheads="1"/>
+                    </pic:cNvPicPr>
+                  </pic:nvPicPr>
+                  <pic:blipFill>
+                    <a:blip r:embed="rId30" cstate="print">
+                      <a:extLst>
+                        <a:ext uri="{28A0092B-C50C-407E-A947-70E740481C1C}">
+                          <a14:useLocalDpi xmlns:a14="http://schemas.microsoft.com/office/drawing/2010/main" val="0"/>
+                        </a:ext>
+                      </a:extLst>
+                    </a:blip>
+                    <a:srcRect/>
+                    <a:stretch>
+                      <a:fillRect/>
+                    </a:stretch>
+                  </pic:blipFill>
+                  <pic:spPr bwMode="auto">
+                    <a:xfrm>
+                      <a:off x="0" y="0"/>
+                      <a:ext cx="5725160" cy="3434080"/>
+                    </a:xfrm>
+                    <a:prstGeom prst="rect">
+                      <a:avLst/>
+                    </a:prstGeom>
+                    <a:noFill/>
+                    <a:ln>
+                      <a:noFill/>
+                    </a:ln>
+                  </pic:spPr>
+                </pic:pic>
+              </a:graphicData>
+            </a:graphic>
+          </wp:inline>
+        </w:drawing>
+      </w:r>
+      <w:r>
+        <w:rPr>
+          <w:noProof/>
+          <w:lang w:val="en-001"/>
+        </w:rPr>
+        <w:drawing>
+          <wp:inline distT="0" distB="0" distL="0" distR="0" wp14:anchorId="5A6D0BA9" wp14:editId="0CA81C74">
+            <wp:extent cx="5725160" cy="3434080"/>
+            <wp:effectExtent l="0" t="0" r="8890" b="0"/>
+            <wp:docPr id="1414394607" name="Picture 10"/>
+            <wp:cNvGraphicFramePr>
+              <a:graphicFrameLocks xmlns:a="http://schemas.openxmlformats.org/drawingml/2006/main" noChangeAspect="1"/>
+            </wp:cNvGraphicFramePr>
+            <a:graphic xmlns:a="http://schemas.openxmlformats.org/drawingml/2006/main">
+              <a:graphicData uri="http://schemas.openxmlformats.org/drawingml/2006/picture">
+                <pic:pic xmlns:pic="http://schemas.openxmlformats.org/drawingml/2006/picture">
+                  <pic:nvPicPr>
+                    <pic:cNvPr id="0" name="Picture 10"/>
+                    <pic:cNvPicPr>
+                      <a:picLocks noChangeAspect="1" noChangeArrowheads="1"/>
+                    </pic:cNvPicPr>
+                  </pic:nvPicPr>
+                  <pic:blipFill>
+                    <a:blip r:embed="rId31" cstate="print">
+                      <a:extLst>
+                        <a:ext uri="{28A0092B-C50C-407E-A947-70E740481C1C}">
+                          <a14:useLocalDpi xmlns:a14="http://schemas.microsoft.com/office/drawing/2010/main" val="0"/>
+                        </a:ext>
+                      </a:extLst>
+                    </a:blip>
+                    <a:srcRect/>
+                    <a:stretch>
+                      <a:fillRect/>
+                    </a:stretch>
+                  </pic:blipFill>
+                  <pic:spPr bwMode="auto">
+                    <a:xfrm>
+                      <a:off x="0" y="0"/>
+                      <a:ext cx="5725160" cy="3434080"/>
+                    </a:xfrm>
+                    <a:prstGeom prst="rect">
+                      <a:avLst/>
+                    </a:prstGeom>
+                    <a:noFill/>
+                    <a:ln>
+                      <a:noFill/>
+                    </a:ln>
+                  </pic:spPr>
+                </pic:pic>
+              </a:graphicData>
+            </a:graphic>
+          </wp:inline>
+        </w:drawing>
+      </w:r>
+    </w:p>
+    <w:p>
+      <w:pPr>
+        <w:rPr>
+          <w:lang w:val="en-001"/>
+        </w:rPr>
+      </w:pPr>
+      <w:r>
+        <w:rPr>
+          <w:lang w:val="en-001"/>
+        </w:rPr>
+        <w:lastRenderedPageBreak/>
+        <w:t>Keane</w:t>
+      </w:r>
+      <w:r>
+        <w:rPr>
+          <w:lang w:val="en-US"/>
+        </w:rPr>
+        <w:t>’s</w:t>
+      </w:r>
+      <w:r>
+        <w:rPr>
+          <w:lang w:val="en-US"/>
+        </w:rPr>
+        <w:t xml:space="preserve"> </w:t>
+      </w:r>
+      <w:r>
+        <w:rPr>
+          <w:lang w:val="en-001"/>
+        </w:rPr>
+        <w:t>Bump</w:t>
+      </w:r>
+      <w:r>
+        <w:rPr>
+          <w:noProof/>
+          <w:lang w:val="en-001"/>
+        </w:rPr>
+        <w:drawing>
+          <wp:inline distT="0" distB="0" distL="0" distR="0" wp14:anchorId="5BDB25C6" wp14:editId="69841F0D">
+            <wp:extent cx="5725160" cy="3434080"/>
+            <wp:effectExtent l="0" t="0" r="8890" b="0"/>
+            <wp:docPr id="654675678" name="Picture 11"/>
+            <wp:cNvGraphicFramePr>
+              <a:graphicFrameLocks xmlns:a="http://schemas.openxmlformats.org/drawingml/2006/main" noChangeAspect="1"/>
+            </wp:cNvGraphicFramePr>
+            <a:graphic xmlns:a="http://schemas.openxmlformats.org/drawingml/2006/main">
+              <a:graphicData uri="http://schemas.openxmlformats.org/drawingml/2006/picture">
+                <pic:pic xmlns:pic="http://schemas.openxmlformats.org/drawingml/2006/picture">
+                  <pic:nvPicPr>
+                    <pic:cNvPr id="0" name="Picture 11"/>
+                    <pic:cNvPicPr>
+                      <a:picLocks noChangeAspect="1" noChangeArrowheads="1"/>
+                    </pic:cNvPicPr>
+                  </pic:nvPicPr>
+                  <pic:blipFill>
+                    <a:blip r:embed="rId32" cstate="print">
+                      <a:extLst>
+                        <a:ext uri="{28A0092B-C50C-407E-A947-70E740481C1C}">
+                          <a14:useLocalDpi xmlns:a14="http://schemas.microsoft.com/office/drawing/2010/main" val="0"/>
+                        </a:ext>
+                      </a:extLst>
+                    </a:blip>
+                    <a:srcRect/>
+                    <a:stretch>
+                      <a:fillRect/>
+                    </a:stretch>
+                  </pic:blipFill>
+                  <pic:spPr bwMode="auto">
+                    <a:xfrm>
+                      <a:off x="0" y="0"/>
+                      <a:ext cx="5725160" cy="3434080"/>
+                    </a:xfrm>
+                    <a:prstGeom prst="rect">
+                      <a:avLst/>
+                    </a:prstGeom>
+                    <a:noFill/>
+                    <a:ln>
+                      <a:noFill/>
+                    </a:ln>
+                  </pic:spPr>
+                </pic:pic>
+              </a:graphicData>
+            </a:graphic>
+          </wp:inline>
+        </w:drawing>
+      </w:r>
+    </w:p>
+    <w:p>
+      <w:pPr>
+        <w:rPr>
+          <w:lang w:val="en-001"/>
+        </w:rPr>
+      </w:pPr>
+      <w:r>
+        <w:rPr>
+          <w:noProof/>
+          <w:lang w:val="en-001"/>
+        </w:rPr>
+        <w:drawing>
+          <wp:inline distT="0" distB="0" distL="0" distR="0" wp14:anchorId="43A1077C" wp14:editId="7E6450FE">
+            <wp:extent cx="5725160" cy="3434080"/>
+            <wp:effectExtent l="0" t="0" r="8890" b="0"/>
+            <wp:docPr id="949418309" name="Picture 21"/>
+            <wp:cNvGraphicFramePr>
+              <a:graphicFrameLocks xmlns:a="http://schemas.openxmlformats.org/drawingml/2006/main" noChangeAspect="1"/>
+            </wp:cNvGraphicFramePr>
+            <a:graphic xmlns:a="http://schemas.openxmlformats.org/drawingml/2006/main">
+              <a:graphicData uri="http://schemas.openxmlformats.org/drawingml/2006/picture">
+                <pic:pic xmlns:pic="http://schemas.openxmlformats.org/drawingml/2006/picture">
+                  <pic:nvPicPr>
+                    <pic:cNvPr id="0" name="Picture 21"/>
+                    <pic:cNvPicPr>
+                      <a:picLocks noChangeAspect="1" noChangeArrowheads="1"/>
+                    </pic:cNvPicPr>
+                  </pic:nvPicPr>
+                  <pic:blipFill>
+                    <a:blip r:embed="rId33" cstate="print">
+                      <a:extLst>
+                        <a:ext uri="{28A0092B-C50C-407E-A947-70E740481C1C}">
+                          <a14:useLocalDpi xmlns:a14="http://schemas.microsoft.com/office/drawing/2010/main" val="0"/>
+                        </a:ext>
+                      </a:extLst>
+                    </a:blip>
+                    <a:srcRect/>
+                    <a:stretch>
+                      <a:fillRect/>
+                    </a:stretch>
+                  </pic:blipFill>
+                  <pic:spPr bwMode="auto">
+                    <a:xfrm>
+                      <a:off x="0" y="0"/>
+                      <a:ext cx="5725160" cy="3434080"/>
+                    </a:xfrm>
+                    <a:prstGeom prst="rect">
+                      <a:avLst/>
+                    </a:prstGeom>
+                    <a:noFill/>
+                    <a:ln>
+                      <a:noFill/>
+                    </a:ln>
+                  </pic:spPr>
+                </pic:pic>
+              </a:graphicData>
+            </a:graphic>
+          </wp:inline>
+        </w:drawing>
+      </w:r>
+    </w:p>
+    <w:p>
+      <w:r>
+        <w:rPr>
+          <w:lang w:val="en-001"/>
+        </w:rPr>
+        <w:t>Prona</w:t>
+      </w:r>
+      <w:r>
+        <w:t>đeni minimumi.</w:t>
+      </w:r>
+    </w:p>
+    <w:tbl>
+      <w:tblPr>
+        <w:tblStyle w:val="TableGrid"/>
+        <w:tblW w:w="0" w:type="auto"/>
+        <w:tblLook w:val="04A0" w:firstRow="1" w:lastRow="0" w:firstColumn="1" w:lastColumn="0" w:noHBand="0" w:noVBand="1"/>
+      </w:tblPr>
+      <w:tblGrid>
+        <w:gridCol w:w="1293"/>
+        <w:gridCol w:w="1287"/>
+        <w:gridCol w:w="1287"/>
+        <w:gridCol w:w="1287"/>
+        <w:gridCol w:w="1287"/>
+        <w:gridCol w:w="1288"/>
+        <w:gridCol w:w="1287"/>
+      </w:tblGrid>
+      <w:tr>
+        <w:tc>
+          <w:tcPr>
+            <w:tcW w:w="1288" w:type="dxa"/>
+          </w:tcPr>
+          <w:p>
+            <w:pPr>
+              <w:rPr>
+                <w:lang w:val="en-001"/>
+              </w:rPr>
+            </w:pPr>
+          </w:p>
+        </w:tc>
+        <w:tc>
+          <w:tcPr>
+            <w:tcW w:w="1288" w:type="dxa"/>
+          </w:tcPr>
+          <w:p>
+            <w:pPr>
+              <w:rPr>
+                <w:lang w:val="en-001"/>
+              </w:rPr>
+            </w:pPr>
+            <w:r>
+              <w:rPr>
+                <w:lang w:val="en-001"/>
+              </w:rPr>
+              <w:t>DE/rand/1</w:t>
+            </w:r>
+          </w:p>
+        </w:tc>
+        <w:tc>
+          <w:tcPr>
+            <w:tcW w:w="1288" w:type="dxa"/>
+          </w:tcPr>
+          <w:p>
+            <w:pPr>
+              <w:rPr>
+                <w:lang w:val="en-001"/>
+              </w:rPr>
+            </w:pPr>
+            <w:r>
+              <w:rPr>
+                <w:lang w:val="en-001"/>
+              </w:rPr>
+              <w:t>DE/best/1</w:t>
+            </w:r>
+          </w:p>
+        </w:tc>
+        <w:tc>
+          <w:tcPr>
+            <w:tcW w:w="1288" w:type="dxa"/>
+          </w:tcPr>
+          <w:p>
+            <w:pPr>
+              <w:rPr>
+                <w:lang w:val="en-001"/>
+              </w:rPr>
+            </w:pPr>
+            <w:r>
+              <w:rPr>
+                <w:lang w:val="en-001"/>
+              </w:rPr>
+              <w:t>SDE</w:t>
+            </w:r>
+          </w:p>
+        </w:tc>
+        <w:tc>
+          <w:tcPr>
+            <w:tcW w:w="1288" w:type="dxa"/>
+          </w:tcPr>
+          <w:p>
+            <w:pPr>
+              <w:rPr>
+                <w:lang w:val="en-001"/>
+              </w:rPr>
+            </w:pPr>
+            <w:r>
+              <w:rPr>
+                <w:lang w:val="en-001"/>
+              </w:rPr>
+              <w:t>SDE2</w:t>
+            </w:r>
+          </w:p>
+        </w:tc>
+        <w:tc>
+          <w:tcPr>
+            <w:tcW w:w="1288" w:type="dxa"/>
+          </w:tcPr>
+          <w:p>
+            <w:pPr>
+              <w:rPr>
+                <w:lang w:val="en-001"/>
+              </w:rPr>
+            </w:pPr>
+            <w:r>
+              <w:rPr>
+                <w:lang w:val="en-001"/>
+              </w:rPr>
+              <w:t>Scipy</w:t>
+            </w:r>
+          </w:p>
+        </w:tc>
+        <w:tc>
+          <w:tcPr>
+            <w:tcW w:w="1288" w:type="dxa"/>
+          </w:tcPr>
+          <w:p>
+            <w:pPr>
+              <w:rPr>
+                <w:lang w:val="en-001"/>
+              </w:rPr>
+            </w:pPr>
+            <w:r>
+              <w:rPr>
+                <w:lang w:val="en-001"/>
+              </w:rPr>
+              <w:t>Mystic</w:t>
+            </w:r>
+          </w:p>
+        </w:tc>
+      </w:tr>
+      <w:tr>
+        <w:tc>
+          <w:tcPr>
+            <w:tcW w:w="1288" w:type="dxa"/>
+          </w:tcPr>
+          <w:p>
+            <w:pPr>
+              <w:rPr>
+                <w:lang w:val="en-001"/>
+              </w:rPr>
+            </w:pPr>
+            <w:r>
+              <w:rPr>
+                <w:lang w:val="en-001"/>
+              </w:rPr>
+              <w:t>Sphere</w:t>
+            </w:r>
+          </w:p>
+        </w:tc>
+        <w:tc>
+          <w:tcPr>
+            <w:tcW w:w="1288" w:type="dxa"/>
+          </w:tcPr>
+          <w:p>
+            <w:pPr>
+              <w:rPr>
+                <w:lang w:val="en-001"/>
+              </w:rPr>
+            </w:pPr>
+            <w:r>
+              <w:rPr>
+                <w:lang w:val="en-001"/>
+              </w:rPr>
+              <w:t>0.0</w:t>
+            </w:r>
+          </w:p>
+        </w:tc>
+        <w:tc>
+          <w:tcPr>
+            <w:tcW w:w="1288" w:type="dxa"/>
+          </w:tcPr>
+          <w:p>
+            <w:pPr>
+              <w:rPr>
+                <w:lang w:val="en-001"/>
+              </w:rPr>
+            </w:pPr>
+            <w:r>
+              <w:rPr>
+                <w:lang w:val="en-001"/>
+              </w:rPr>
+              <w:t>0.0</w:t>
+            </w:r>
+          </w:p>
+        </w:tc>
+        <w:tc>
+          <w:tcPr>
+            <w:tcW w:w="1288" w:type="dxa"/>
+          </w:tcPr>
+          <w:p>
+            <w:pPr>
+              <w:rPr>
+                <w:lang w:val="en-001"/>
+              </w:rPr>
+            </w:pPr>
+            <w:r>
+              <w:rPr>
+                <w:lang w:val="en-001"/>
+              </w:rPr>
+              <w:t>0.1941</w:t>
+            </w:r>
+          </w:p>
+        </w:tc>
+        <w:tc>
+          <w:tcPr>
+            <w:tcW w:w="1288" w:type="dxa"/>
+          </w:tcPr>
+          <w:p>
+            <w:pPr>
+              <w:rPr>
+                <w:lang w:val="en-001"/>
+              </w:rPr>
+            </w:pPr>
+            <w:r>
+              <w:rPr>
+                <w:lang w:val="en-001"/>
+              </w:rPr>
+              <w:t>0.1636</w:t>
+            </w:r>
+          </w:p>
+        </w:tc>
+        <w:tc>
+          <w:tcPr>
+            <w:tcW w:w="1288" w:type="dxa"/>
+          </w:tcPr>
+          <w:p>
+            <w:pPr>
+              <w:rPr>
+                <w:lang w:val="en-001"/>
+              </w:rPr>
+            </w:pPr>
+            <w:r>
+              <w:rPr>
+                <w:lang w:val="en-001"/>
+              </w:rPr>
+              <w:t>0.0</w:t>
+            </w:r>
+          </w:p>
+        </w:tc>
+        <w:tc>
+          <w:tcPr>
+            <w:tcW w:w="1288" w:type="dxa"/>
+          </w:tcPr>
+          <w:p>
+            <w:pPr>
+              <w:rPr>
+                <w:lang w:val="en-001"/>
+              </w:rPr>
+            </w:pPr>
+            <w:r>
+              <w:rPr>
+                <w:lang w:val="en-001"/>
+              </w:rPr>
+              <w:t>29.2268</w:t>
+            </w:r>
+          </w:p>
+        </w:tc>
+      </w:tr>
+      <w:tr>
+        <w:tc>
+          <w:tcPr>
+            <w:tcW w:w="1288" w:type="dxa"/>
+          </w:tcPr>
+          <w:p>
+            <w:pPr>
+              <w:rPr>
+                <w:lang w:val="en-001"/>
+              </w:rPr>
+            </w:pPr>
+            <w:r>
+              <w:rPr>
+                <w:lang w:val="en-001"/>
+              </w:rPr>
+              <w:t>Rosenbrock</w:t>
+            </w:r>
+          </w:p>
+        </w:tc>
+        <w:tc>
+          <w:tcPr>
+            <w:tcW w:w="1288" w:type="dxa"/>
+          </w:tcPr>
+          <w:p>
+            <w:pPr>
+              <w:rPr>
+                <w:lang w:val="en-001"/>
+              </w:rPr>
+            </w:pPr>
+            <w:r>
+              <w:rPr>
+                <w:lang w:val="en-001"/>
+              </w:rPr>
+              <w:t>0.0</w:t>
+            </w:r>
+          </w:p>
+        </w:tc>
+        <w:tc>
+          <w:tcPr>
+            <w:tcW w:w="1288" w:type="dxa"/>
+          </w:tcPr>
+          <w:p>
+            <w:pPr>
+              <w:rPr>
+                <w:lang w:val="en-001"/>
+              </w:rPr>
+            </w:pPr>
+            <w:r>
+              <w:rPr>
+                <w:lang w:val="en-001"/>
+              </w:rPr>
+              <w:t>3.9859</w:t>
+            </w:r>
+          </w:p>
+        </w:tc>
+        <w:tc>
+          <w:tcPr>
+            <w:tcW w:w="1288" w:type="dxa"/>
+          </w:tcPr>
+          <w:p>
+            <w:pPr>
+              <w:rPr>
+                <w:lang w:val="en-001"/>
+              </w:rPr>
+            </w:pPr>
+            <w:r>
+              <w:rPr>
+                <w:lang w:val="en-001"/>
+              </w:rPr>
+              <w:t>7.2858</w:t>
+            </w:r>
+          </w:p>
+        </w:tc>
+        <w:tc>
+          <w:tcPr>
+            <w:tcW w:w="1288" w:type="dxa"/>
+          </w:tcPr>
+          <w:p>
+            <w:pPr>
+              <w:rPr>
+                <w:lang w:val="en-001"/>
+              </w:rPr>
+            </w:pPr>
+            <w:r>
+              <w:rPr>
+                <w:lang w:val="en-001"/>
+              </w:rPr>
+              <w:t>9.7996</w:t>
+            </w:r>
+          </w:p>
+        </w:tc>
+        <w:tc>
+          <w:tcPr>
+            <w:tcW w:w="1288" w:type="dxa"/>
+          </w:tcPr>
+          <w:p>
+            <w:pPr>
+              <w:rPr>
+                <w:lang w:val="en-001"/>
+              </w:rPr>
+            </w:pPr>
+            <w:r>
+              <w:rPr>
+                <w:lang w:val="en-001"/>
+              </w:rPr>
+              <w:t>9836.5044</w:t>
+            </w:r>
+          </w:p>
+        </w:tc>
+        <w:tc>
+          <w:tcPr>
+            <w:tcW w:w="1288" w:type="dxa"/>
+          </w:tcPr>
+          <w:p>
+            <w:pPr>
+              <w:rPr>
+                <w:lang w:val="en-001"/>
+              </w:rPr>
+            </w:pPr>
+            <w:r>
+              <w:rPr>
+                <w:lang w:val="en-001"/>
+              </w:rPr>
+              <w:t>3369469.9</w:t>
+            </w:r>
+          </w:p>
+        </w:tc>
+      </w:tr>
+      <w:tr>
+        <w:tc>
+          <w:tcPr>
+            <w:tcW w:w="1288" w:type="dxa"/>
+          </w:tcPr>
+          <w:p>
+            <w:pPr>
+              <w:rPr>
+                <w:lang w:val="en-001"/>
+              </w:rPr>
+            </w:pPr>
+            <w:r>
+              <w:rPr>
+                <w:lang w:val="en-001"/>
+              </w:rPr>
+              <w:t>Step</w:t>
+            </w:r>
+          </w:p>
+        </w:tc>
+        <w:tc>
+          <w:tcPr>
+            <w:tcW w:w="1288" w:type="dxa"/>
+          </w:tcPr>
+          <w:p>
+            <w:pPr>
+              <w:rPr>
+                <w:lang w:val="en-001"/>
+              </w:rPr>
+            </w:pPr>
+            <w:r>
+              <w:rPr>
+                <w:lang w:val="en-001"/>
+              </w:rPr>
+              <w:t>-48</w:t>
+            </w:r>
+          </w:p>
+        </w:tc>
+        <w:tc>
+          <w:tcPr>
+            <w:tcW w:w="1288" w:type="dxa"/>
+          </w:tcPr>
+          <w:p>
+            <w:pPr>
+              <w:rPr>
+                <w:lang w:val="en-001"/>
+              </w:rPr>
+            </w:pPr>
+            <w:r>
+              <w:rPr>
+                <w:lang w:val="en-001"/>
+              </w:rPr>
+              <w:t>-48</w:t>
+            </w:r>
+          </w:p>
+        </w:tc>
+        <w:tc>
+          <w:tcPr>
+            <w:tcW w:w="1288" w:type="dxa"/>
+          </w:tcPr>
+          <w:p>
+            <w:pPr>
+              <w:rPr>
+                <w:lang w:val="en-001"/>
+              </w:rPr>
+            </w:pPr>
+            <w:r>
+              <w:rPr>
+                <w:lang w:val="en-001"/>
+              </w:rPr>
+              <w:t>-44</w:t>
+            </w:r>
+          </w:p>
+        </w:tc>
+        <w:tc>
+          <w:tcPr>
+            <w:tcW w:w="1288" w:type="dxa"/>
+          </w:tcPr>
+          <w:p>
+            <w:pPr>
+              <w:rPr>
+                <w:lang w:val="en-001"/>
+              </w:rPr>
+            </w:pPr>
+            <w:r>
+              <w:rPr>
+                <w:lang w:val="en-001"/>
+              </w:rPr>
+              <w:t>-45</w:t>
+            </w:r>
+          </w:p>
+        </w:tc>
+        <w:tc>
+          <w:tcPr>
+            <w:tcW w:w="1288" w:type="dxa"/>
+          </w:tcPr>
+          <w:p>
+            <w:pPr>
+              <w:rPr>
+                <w:lang w:val="en-001"/>
+              </w:rPr>
+            </w:pPr>
+            <w:r>
+              <w:rPr>
+                <w:lang w:val="en-001"/>
+              </w:rPr>
+              <w:t>-13.0</w:t>
+            </w:r>
+          </w:p>
+        </w:tc>
+        <w:tc>
+          <w:tcPr>
+            <w:tcW w:w="1288" w:type="dxa"/>
+          </w:tcPr>
+          <w:p>
+            <w:pPr>
+              <w:rPr>
+                <w:lang w:val="en-001"/>
+              </w:rPr>
+            </w:pPr>
+            <w:r>
+              <w:rPr>
+                <w:lang w:val="en-001"/>
+              </w:rPr>
+              <w:t>-13.0</w:t>
+            </w:r>
+          </w:p>
+        </w:tc>
+      </w:tr>
+      <w:tr>
+        <w:tc>
+          <w:tcPr>
+            <w:tcW w:w="1288" w:type="dxa"/>
+          </w:tcPr>
+          <w:p>
+            <w:pPr>
+              <w:rPr>
+                <w:lang w:val="en-001"/>
+              </w:rPr>
+            </w:pPr>
+            <w:r>
+              <w:rPr>
+                <w:lang w:val="en-001"/>
+              </w:rPr>
+              <w:t>Griewank</w:t>
+            </w:r>
+          </w:p>
+        </w:tc>
+        <w:tc>
+          <w:tcPr>
+            <w:tcW w:w="1288" w:type="dxa"/>
+          </w:tcPr>
+          <w:p>
+            <w:pPr>
+              <w:rPr>
+                <w:lang w:val="en-001"/>
+              </w:rPr>
+            </w:pPr>
+            <w:r>
+              <w:rPr>
+                <w:lang w:val="en-001"/>
+              </w:rPr>
+              <w:t>0.3632</w:t>
+            </w:r>
+          </w:p>
+        </w:tc>
+        <w:tc>
+          <w:tcPr>
+            <w:tcW w:w="1288" w:type="dxa"/>
+          </w:tcPr>
+          <w:p>
+            <w:pPr>
+              <w:rPr>
+                <w:lang w:val="en-001"/>
+              </w:rPr>
+            </w:pPr>
+            <w:r>
+              <w:rPr>
+                <w:lang w:val="en-001"/>
+              </w:rPr>
+              <w:t>0.2002</w:t>
+            </w:r>
+          </w:p>
+        </w:tc>
+        <w:tc>
+          <w:tcPr>
+            <w:tcW w:w="1288" w:type="dxa"/>
+          </w:tcPr>
+          <w:p>
+            <w:pPr>
+              <w:rPr>
+                <w:lang w:val="en-001"/>
+              </w:rPr>
+            </w:pPr>
+            <w:r>
+              <w:rPr>
+                <w:lang w:val="en-001"/>
+              </w:rPr>
+              <w:t>34.8331</w:t>
+            </w:r>
+          </w:p>
+        </w:tc>
+        <w:tc>
+          <w:tcPr>
+            <w:tcW w:w="1288" w:type="dxa"/>
+          </w:tcPr>
+          <w:p>
+            <w:pPr>
+              <w:rPr>
+                <w:lang w:val="en-001"/>
+              </w:rPr>
+            </w:pPr>
+            <w:r>
+              <w:rPr>
+                <w:lang w:val="en-001"/>
+              </w:rPr>
+              <w:t>32.7051</w:t>
+            </w:r>
+          </w:p>
+        </w:tc>
+        <w:tc>
+          <w:tcPr>
+            <w:tcW w:w="1288" w:type="dxa"/>
+          </w:tcPr>
+          <w:p>
+            <w:pPr>
+              <w:rPr>
+                <w:lang w:val="en-001"/>
+              </w:rPr>
+            </w:pPr>
+            <w:r>
+              <w:rPr>
+                <w:lang w:val="en-001"/>
+              </w:rPr>
+              <w:t>0.2041</w:t>
+            </w:r>
+          </w:p>
+        </w:tc>
+        <w:tc>
+          <w:tcPr>
+            <w:tcW w:w="1288" w:type="dxa"/>
+          </w:tcPr>
+          <w:p>
+            <w:pPr>
+              <w:rPr>
+                <w:lang w:val="en-001"/>
+              </w:rPr>
+            </w:pPr>
+            <w:r>
+              <w:rPr>
+                <w:lang w:val="en-001"/>
+              </w:rPr>
+              <w:t>98.2546</w:t>
+            </w:r>
+          </w:p>
+        </w:tc>
+      </w:tr>
+      <w:tr>
+        <w:tc>
+          <w:tcPr>
+            <w:tcW w:w="1288" w:type="dxa"/>
+          </w:tcPr>
+          <w:p>
+            <w:pPr>
+              <w:rPr>
+                <w:lang w:val="en-001"/>
+              </w:rPr>
+            </w:pPr>
+            <w:r>
+              <w:rPr>
+                <w:lang w:val="en-001"/>
+              </w:rPr>
+              <w:t>Styb-Tang</w:t>
+            </w:r>
+          </w:p>
+        </w:tc>
+        <w:tc>
+          <w:tcPr>
+            <w:tcW w:w="1288" w:type="dxa"/>
+          </w:tcPr>
+          <w:p>
+            <w:pPr>
+              <w:rPr>
+                <w:lang w:val="en-001"/>
+              </w:rPr>
+            </w:pPr>
+            <w:r>
+              <w:rPr>
+                <w:lang w:val="en-001"/>
+              </w:rPr>
+              <w:t>-313.3293</w:t>
+            </w:r>
+          </w:p>
+        </w:tc>
+        <w:tc>
+          <w:tcPr>
+            <w:tcW w:w="1288" w:type="dxa"/>
+          </w:tcPr>
+          <w:p>
+            <w:pPr>
+              <w:rPr>
+                <w:lang w:val="en-001"/>
+              </w:rPr>
+            </w:pPr>
+            <w:r>
+              <w:rPr>
+                <w:lang w:val="en-001"/>
+              </w:rPr>
+              <w:t>-313.3293</w:t>
+            </w:r>
+          </w:p>
+        </w:tc>
+        <w:tc>
+          <w:tcPr>
+            <w:tcW w:w="1288" w:type="dxa"/>
+          </w:tcPr>
+          <w:p>
+            <w:pPr>
+              <w:rPr>
+                <w:lang w:val="en-001"/>
+              </w:rPr>
+            </w:pPr>
+            <w:r>
+              <w:rPr>
+                <w:lang w:val="en-001"/>
+              </w:rPr>
+              <w:t>-310.1191</w:t>
+            </w:r>
+          </w:p>
+        </w:tc>
+        <w:tc>
+          <w:tcPr>
+            <w:tcW w:w="1288" w:type="dxa"/>
+          </w:tcPr>
+          <w:p>
+            <w:pPr>
+              <w:rPr>
+                <w:lang w:val="en-001"/>
+              </w:rPr>
+            </w:pPr>
+            <w:r>
+              <w:rPr>
+                <w:lang w:val="en-001"/>
+              </w:rPr>
+              <w:t>-310.7958</w:t>
+            </w:r>
+          </w:p>
+        </w:tc>
+        <w:tc>
+          <w:tcPr>
+            <w:tcW w:w="1288" w:type="dxa"/>
+          </w:tcPr>
+          <w:p>
+            <w:pPr>
+              <w:rPr>
+                <w:lang w:val="en-001"/>
+              </w:rPr>
+            </w:pPr>
+            <w:r>
+              <w:rPr>
+                <w:lang w:val="en-001"/>
+              </w:rPr>
+              <w:t>-299.1926</w:t>
+            </w:r>
+          </w:p>
+        </w:tc>
+        <w:tc>
+          <w:tcPr>
+            <w:tcW w:w="1288" w:type="dxa"/>
+          </w:tcPr>
+          <w:p>
+            <w:pPr>
+              <w:rPr>
+                <w:lang w:val="en-001"/>
+              </w:rPr>
+            </w:pPr>
+            <w:r>
+              <w:rPr>
+                <w:lang w:val="en-001"/>
+              </w:rPr>
+              <w:t>-256.6107</w:t>
+            </w:r>
+          </w:p>
+        </w:tc>
+      </w:tr>
+      <w:tr>
+        <w:tc>
+          <w:tcPr>
+            <w:tcW w:w="1288" w:type="dxa"/>
+          </w:tcPr>
+          <w:p>
+            <w:pPr>
+              <w:rPr>
+                <w:lang w:val="en-001"/>
+              </w:rPr>
+            </w:pPr>
+            <w:r>
+              <w:rPr>
+                <w:lang w:val="en-001"/>
+              </w:rPr>
+              <w:t>Shekel</w:t>
+            </w:r>
+          </w:p>
+        </w:tc>
+        <w:tc>
+          <w:tcPr>
+            <w:tcW w:w="1288" w:type="dxa"/>
+          </w:tcPr>
+          <w:p>
+            <w:pPr>
+              <w:rPr>
+                <w:lang w:val="en-001"/>
+              </w:rPr>
+            </w:pPr>
+            <w:r>
+              <w:rPr>
+                <w:lang w:val="en-001"/>
+              </w:rPr>
+              <w:t>-0.481</w:t>
+            </w:r>
+          </w:p>
+        </w:tc>
+        <w:tc>
+          <w:tcPr>
+            <w:tcW w:w="1288" w:type="dxa"/>
+          </w:tcPr>
+          <w:p>
+            <w:pPr>
+              <w:rPr>
+                <w:lang w:val="en-001"/>
+              </w:rPr>
+            </w:pPr>
+            <w:r>
+              <w:rPr>
+                <w:lang w:val="en-001"/>
+              </w:rPr>
+              <w:t>-0.481</w:t>
+            </w:r>
+          </w:p>
+        </w:tc>
+        <w:tc>
+          <w:tcPr>
+            <w:tcW w:w="1288" w:type="dxa"/>
+          </w:tcPr>
+          <w:p>
+            <w:pPr>
+              <w:rPr>
+                <w:lang w:val="en-001"/>
+              </w:rPr>
+            </w:pPr>
+            <w:r>
+              <w:rPr>
+                <w:lang w:val="en-001"/>
+              </w:rPr>
+              <w:t>-0.0466</w:t>
+            </w:r>
+          </w:p>
+        </w:tc>
+        <w:tc>
+          <w:tcPr>
+            <w:tcW w:w="1288" w:type="dxa"/>
+          </w:tcPr>
+          <w:p>
+            <w:pPr>
+              <w:rPr>
+                <w:lang w:val="en-001"/>
+              </w:rPr>
+            </w:pPr>
+            <w:r>
+              <w:rPr>
+                <w:lang w:val="en-001"/>
+              </w:rPr>
+              <w:t>-0.0472</w:t>
+            </w:r>
+          </w:p>
+        </w:tc>
+        <w:tc>
+          <w:tcPr>
+            <w:tcW w:w="1288" w:type="dxa"/>
+          </w:tcPr>
+          <w:p>
+            <w:pPr>
+              <w:rPr>
+                <w:lang w:val="en-001"/>
+              </w:rPr>
+            </w:pPr>
+            <w:r>
+              <w:rPr>
+                <w:lang w:val="en-001"/>
+              </w:rPr>
+              <w:t>-0.0434</w:t>
+            </w:r>
+          </w:p>
+        </w:tc>
+        <w:tc>
+          <w:tcPr>
+            <w:tcW w:w="1288" w:type="dxa"/>
+          </w:tcPr>
+          <w:p>
+            <w:pPr>
+              <w:rPr>
+                <w:lang w:val="en-001"/>
+              </w:rPr>
+            </w:pPr>
+            <w:r>
+              <w:rPr>
+                <w:lang w:val="en-001"/>
+              </w:rPr>
+              <w:t>-0.0448</w:t>
+            </w:r>
+          </w:p>
+        </w:tc>
+      </w:tr>
+      <w:tr>
+        <w:tc>
+          <w:tcPr>
+            <w:tcW w:w="1288" w:type="dxa"/>
+          </w:tcPr>
+          <w:p>
+            <w:pPr>
+              <w:rPr>
+                <w:lang w:val="en-001"/>
+              </w:rPr>
+            </w:pPr>
+            <w:r>
+              <w:rPr>
+                <w:lang w:val="en-001"/>
+              </w:rPr>
+              <w:lastRenderedPageBreak/>
+              <w:t>Rastrigin</w:t>
+            </w:r>
+          </w:p>
+        </w:tc>
+        <w:tc>
+          <w:tcPr>
+            <w:tcW w:w="1288" w:type="dxa"/>
+          </w:tcPr>
+          <w:p>
+            <w:pPr>
+              <w:rPr>
+                <w:lang w:val="en-001"/>
+              </w:rPr>
+            </w:pPr>
+            <w:r>
+              <w:rPr>
+                <w:lang w:val="en-001"/>
+              </w:rPr>
+              <w:t>10.0955</w:t>
+            </w:r>
+          </w:p>
+        </w:tc>
+        <w:tc>
+          <w:tcPr>
+            <w:tcW w:w="1288" w:type="dxa"/>
+          </w:tcPr>
+          <w:p>
+            <w:pPr>
+              <w:rPr>
+                <w:lang w:val="en-001"/>
+              </w:rPr>
+            </w:pPr>
+            <w:r>
+              <w:rPr>
+                <w:lang w:val="en-001"/>
+              </w:rPr>
+              <w:t>14.1168</w:t>
+            </w:r>
+          </w:p>
+        </w:tc>
+        <w:tc>
+          <w:tcPr>
+            <w:tcW w:w="1288" w:type="dxa"/>
+          </w:tcPr>
+          <w:p>
+            <w:pPr>
+              <w:rPr>
+                <w:lang w:val="en-001"/>
+              </w:rPr>
+            </w:pPr>
+            <w:r>
+              <w:rPr>
+                <w:lang w:val="en-001"/>
+              </w:rPr>
+              <w:t>8.7094</w:t>
+            </w:r>
+          </w:p>
+        </w:tc>
+        <w:tc>
+          <w:tcPr>
+            <w:tcW w:w="1288" w:type="dxa"/>
+          </w:tcPr>
+          <w:p>
+            <w:pPr>
+              <w:rPr>
+                <w:lang w:val="en-001"/>
+              </w:rPr>
+            </w:pPr>
+            <w:r>
+              <w:rPr>
+                <w:lang w:val="en-001"/>
+              </w:rPr>
+              <w:t>10.4776</w:t>
+            </w:r>
+          </w:p>
+        </w:tc>
+        <w:tc>
+          <w:tcPr>
+            <w:tcW w:w="1288" w:type="dxa"/>
+          </w:tcPr>
+          <w:p>
+            <w:pPr>
+              <w:rPr>
+                <w:lang w:val="en-001"/>
+              </w:rPr>
+            </w:pPr>
+            <w:r>
+              <w:rPr>
+                <w:lang w:val="en-001"/>
+              </w:rPr>
+              <w:t>84.5709</w:t>
+            </w:r>
+          </w:p>
+        </w:tc>
+        <w:tc>
+          <w:tcPr>
+            <w:tcW w:w="1288" w:type="dxa"/>
+          </w:tcPr>
+          <w:p>
+            <w:pPr>
+              <w:rPr>
+                <w:lang w:val="en-001"/>
+              </w:rPr>
+            </w:pPr>
+            <w:r>
+              <w:rPr>
+                <w:lang w:val="en-001"/>
+              </w:rPr>
+              <w:t>56.3484</w:t>
+            </w:r>
+          </w:p>
+        </w:tc>
+      </w:tr>
+      <w:tr>
+        <w:tc>
+          <w:tcPr>
+            <w:tcW w:w="1288" w:type="dxa"/>
+          </w:tcPr>
+          <w:p>
+            <w:pPr>
+              <w:rPr>
+                <w:lang w:val="en-001"/>
+              </w:rPr>
+            </w:pPr>
+            <w:r>
+              <w:rPr>
+                <w:lang w:val="en-001"/>
+              </w:rPr>
+              <w:t>Ackley</w:t>
+            </w:r>
+          </w:p>
+        </w:tc>
+        <w:tc>
+          <w:tcPr>
+            <w:tcW w:w="1288" w:type="dxa"/>
+          </w:tcPr>
+          <w:p>
+            <w:pPr>
+              <w:rPr>
+                <w:lang w:val="en-001"/>
+              </w:rPr>
+            </w:pPr>
+            <w:r>
+              <w:rPr>
+                <w:lang w:val="en-001"/>
+              </w:rPr>
+              <w:t>0.0</w:t>
+            </w:r>
+          </w:p>
+        </w:tc>
+        <w:tc>
+          <w:tcPr>
+            <w:tcW w:w="1288" w:type="dxa"/>
+          </w:tcPr>
+          <w:p>
+            <w:pPr>
+              <w:rPr>
+                <w:lang w:val="en-001"/>
+              </w:rPr>
+            </w:pPr>
+            <w:r>
+              <w:rPr>
+                <w:lang w:val="en-001"/>
+              </w:rPr>
+              <w:t>0.0</w:t>
+            </w:r>
+          </w:p>
+        </w:tc>
+        <w:tc>
+          <w:tcPr>
+            <w:tcW w:w="1288" w:type="dxa"/>
+          </w:tcPr>
+          <w:p>
+            <w:pPr>
+              <w:rPr>
+                <w:lang w:val="en-001"/>
+              </w:rPr>
+            </w:pPr>
+            <w:r>
+              <w:rPr>
+                <w:lang w:val="en-001"/>
+              </w:rPr>
+              <w:t>1.1272</w:t>
+            </w:r>
+          </w:p>
+        </w:tc>
+        <w:tc>
+          <w:tcPr>
+            <w:tcW w:w="1288" w:type="dxa"/>
+          </w:tcPr>
+          <w:p>
+            <w:pPr>
+              <w:rPr>
+                <w:lang w:val="en-001"/>
+              </w:rPr>
+            </w:pPr>
+            <w:r>
+              <w:rPr>
+                <w:lang w:val="en-001"/>
+              </w:rPr>
+              <w:t>1.1674</w:t>
+            </w:r>
+          </w:p>
+        </w:tc>
+        <w:tc>
+          <w:tcPr>
+            <w:tcW w:w="1288" w:type="dxa"/>
+          </w:tcPr>
+          <w:p>
+            <w:pPr>
+              <w:rPr>
+                <w:lang w:val="en-001"/>
+              </w:rPr>
+            </w:pPr>
+            <w:r>
+              <w:rPr>
+                <w:lang w:val="en-001"/>
+              </w:rPr>
+              <w:t>8.6664</w:t>
+            </w:r>
+          </w:p>
+        </w:tc>
+        <w:tc>
+          <w:tcPr>
+            <w:tcW w:w="1288" w:type="dxa"/>
+          </w:tcPr>
+          <w:p>
+            <w:pPr>
+              <w:rPr>
+                <w:lang w:val="en-001"/>
+              </w:rPr>
+            </w:pPr>
+            <w:r>
+              <w:rPr>
+                <w:lang w:val="en-001"/>
+              </w:rPr>
+              <w:t>5.1325</w:t>
+            </w:r>
+          </w:p>
+        </w:tc>
+      </w:tr>
+      <w:tr>
+        <w:tc>
+          <w:tcPr>
+            <w:tcW w:w="1288" w:type="dxa"/>
+          </w:tcPr>
+          <w:p>
+            <w:pPr>
+              <w:rPr>
+                <w:lang w:val="en-001"/>
+              </w:rPr>
+            </w:pPr>
+            <w:r>
+              <w:rPr>
+                <w:lang w:val="en-001"/>
+              </w:rPr>
+              <w:t>RotEllipsoid</w:t>
+            </w:r>
+          </w:p>
+        </w:tc>
+        <w:tc>
+          <w:tcPr>
+            <w:tcW w:w="1288" w:type="dxa"/>
+          </w:tcPr>
+          <w:p>
+            <w:pPr>
+              <w:rPr>
+                <w:lang w:val="en-001"/>
+              </w:rPr>
+            </w:pPr>
+            <w:r>
+              <w:rPr>
+                <w:lang w:val="en-001"/>
+              </w:rPr>
+              <w:t>0.0</w:t>
+            </w:r>
+          </w:p>
+        </w:tc>
+        <w:tc>
+          <w:tcPr>
+            <w:tcW w:w="1288" w:type="dxa"/>
+          </w:tcPr>
+          <w:p>
+            <w:pPr>
+              <w:rPr>
+                <w:lang w:val="en-001"/>
+              </w:rPr>
+            </w:pPr>
+            <w:r>
+              <w:rPr>
+                <w:lang w:val="en-001"/>
+              </w:rPr>
+              <w:t>0.0</w:t>
+            </w:r>
+          </w:p>
+        </w:tc>
+        <w:tc>
+          <w:tcPr>
+            <w:tcW w:w="1288" w:type="dxa"/>
+          </w:tcPr>
+          <w:p>
+            <w:pPr>
+              <w:rPr>
+                <w:lang w:val="en-001"/>
+              </w:rPr>
+            </w:pPr>
+          </w:p>
+        </w:tc>
+        <w:tc>
+          <w:tcPr>
+            <w:tcW w:w="1288" w:type="dxa"/>
+          </w:tcPr>
+          <w:p>
+            <w:pPr>
+              <w:rPr>
+                <w:lang w:val="en-001"/>
+              </w:rPr>
+            </w:pPr>
+          </w:p>
+        </w:tc>
+        <w:tc>
+          <w:tcPr>
+            <w:tcW w:w="1288" w:type="dxa"/>
+          </w:tcPr>
+          <w:p>
+            <w:pPr>
+              <w:rPr>
+                <w:lang w:val="en-001"/>
+              </w:rPr>
+            </w:pPr>
+            <w:r>
+              <w:rPr>
+                <w:lang w:val="en-001"/>
+              </w:rPr>
+              <w:t>16777216.0</w:t>
+            </w:r>
+          </w:p>
+        </w:tc>
+        <w:tc>
+          <w:tcPr>
+            <w:tcW w:w="1288" w:type="dxa"/>
+          </w:tcPr>
+          <w:p>
+            <w:pPr>
+              <w:rPr>
+                <w:lang w:val="en-001"/>
+              </w:rPr>
+            </w:pPr>
+            <w:r>
+              <w:rPr>
+                <w:lang w:val="en-001"/>
+              </w:rPr>
+              <w:t>39.5689</w:t>
+            </w:r>
+          </w:p>
+        </w:tc>
+      </w:tr>
+      <w:tr>
+        <w:tc>
+          <w:tcPr>
+            <w:tcW w:w="1288" w:type="dxa"/>
+          </w:tcPr>
+          <w:p>
+            <w:pPr>
+              <w:rPr>
+                <w:lang w:val="en-001"/>
+              </w:rPr>
+            </w:pPr>
+            <w:r>
+              <w:rPr>
+                <w:lang w:val="en-001"/>
+              </w:rPr>
+              <w:t>KeaneBump</w:t>
+            </w:r>
+          </w:p>
+        </w:tc>
+        <w:tc>
+          <w:tcPr>
+            <w:tcW w:w="1288" w:type="dxa"/>
+          </w:tcPr>
+          <w:p>
+            <w:pPr>
+              <w:rPr>
+                <w:lang w:val="en-001"/>
+              </w:rPr>
+            </w:pPr>
+            <w:r>
+              <w:rPr>
+                <w:lang w:val="en-001"/>
+              </w:rPr>
+              <w:t>-0.7276</w:t>
+            </w:r>
+          </w:p>
+        </w:tc>
+        <w:tc>
+          <w:tcPr>
+            <w:tcW w:w="1288" w:type="dxa"/>
+          </w:tcPr>
+          <w:p>
+            <w:pPr>
+              <w:rPr>
+                <w:lang w:val="en-001"/>
+              </w:rPr>
+            </w:pPr>
+            <w:r>
+              <w:rPr>
+                <w:lang w:val="en-001"/>
+              </w:rPr>
+              <w:t>-0.7276</w:t>
+            </w:r>
+          </w:p>
+        </w:tc>
+        <w:tc>
+          <w:tcPr>
+            <w:tcW w:w="1288" w:type="dxa"/>
+          </w:tcPr>
+          <w:p>
+            <w:pPr>
+              <w:rPr>
+                <w:lang w:val="en-001"/>
+              </w:rPr>
+            </w:pPr>
+            <w:r>
+              <w:rPr>
+                <w:lang w:val="en-001"/>
+              </w:rPr>
+              <w:t>-0.6592</w:t>
+            </w:r>
+          </w:p>
+        </w:tc>
+        <w:tc>
+          <w:tcPr>
+            <w:tcW w:w="1288" w:type="dxa"/>
+          </w:tcPr>
+          <w:p>
+            <w:pPr>
+              <w:rPr>
+                <w:lang w:val="en-001"/>
+              </w:rPr>
+            </w:pPr>
+            <w:r>
+              <w:rPr>
+                <w:lang w:val="en-001"/>
+              </w:rPr>
+              <w:t>-0.6206</w:t>
+            </w:r>
+          </w:p>
+        </w:tc>
+        <w:tc>
+          <w:tcPr>
+            <w:tcW w:w="1288" w:type="dxa"/>
+          </w:tcPr>
+          <w:p>
+            <w:pPr>
+              <w:rPr>
+                <w:lang w:val="en-001"/>
+              </w:rPr>
+            </w:pPr>
+            <w:r>
+              <w:rPr>
+                <w:lang w:val="en-001"/>
+              </w:rPr>
+              <w:t>-0.2055</w:t>
+            </w:r>
+          </w:p>
+        </w:tc>
+        <w:tc>
+          <w:tcPr>
+            <w:tcW w:w="1288" w:type="dxa"/>
+          </w:tcPr>
+          <w:p>
+            <w:pPr>
+              <w:rPr>
+                <w:lang w:val="en-001"/>
+              </w:rPr>
+            </w:pPr>
+            <w:r>
+              <w:rPr>
+                <w:lang w:val="en-001"/>
+              </w:rPr>
+              <w:t>-0.251</w:t>
+            </w:r>
+          </w:p>
+        </w:tc>
+      </w:tr>
+    </w:tbl>
+    <w:p>
+      <w:pPr>
+        <w:rPr>
+          <w:lang w:val="en-001"/>
+        </w:rPr>
+      </w:pPr>
+    </w:p>
+    <w:p>
+      <w:pPr>
+        <w:rPr>
+          <w:lang w:val="en-001"/>
+        </w:rPr>
+      </w:pPr>
+    </w:p>
+    <w:p>
+      <w:r>
+        <w:t>1</w:t>
+      </w:r>
+      <w:r>
+        <w:t>1</w:t>
+      </w:r>
+      <w:r>
+        <w:t>.Zaključak</w:t>
+      </w:r>
+    </w:p>
+    <w:p>
+      <w:r>
+        <w:t>Implementirane verzije diferencijalne evolucije uglavnom dostižu optimume. Primetno je da samoadaptivne verzije sporije konvergiraju, ali održavaju veću raznolikost populacije. Kod težih funkcija diferencijalna evolucija pokazuje bolje rezultate.</w:t>
+      </w:r>
+    </w:p>
     <w:p/>
-    <w:p/>
-    <w:p>
-      <w:r>
-        <w:lastRenderedPageBreak/>
-        <w:t>1</w:t>
-      </w:r>
-      <w:r>
-        <w:t>1</w:t>
-      </w:r>
-      <w:r>
-        <w:t>.Zaključak</w:t>
-      </w:r>
-    </w:p>
     <w:p>
       <w:r>
         <w:t>12.Reference</w:t>
       </w:r>
     </w:p>
     <w:p>
-      <w:r>
-        <w:br w:type="page"/>
-      </w:r>
-    </w:p>
-    <w:p>
       <w:pPr>
         <w:jc w:val="both"/>
       </w:pPr>
+      <w:r>
+        <w:t>Feoktistov, Vitaliy. Differential Evolution: In Search of Solutions. Springer, 2006.</w:t>
+      </w:r>
     </w:p>
     <w:p>
       <w:pPr>
         <w:jc w:val="both"/>
       </w:pPr>
-      <w:proofErr w:type="spellStart"/>
-      <w:r>
-        <w:t>Feoktistov</w:t>
-      </w:r>
-      <w:proofErr w:type="spellEnd"/>
-      <w:r>
-        <w:t xml:space="preserve">, </w:t>
-      </w:r>
-      <w:proofErr w:type="spellStart"/>
-      <w:r>
-        <w:t>Vitaliy</w:t>
-      </w:r>
-      <w:proofErr w:type="spellEnd"/>
-      <w:r>
-        <w:t xml:space="preserve">. </w:t>
-      </w:r>
-      <w:proofErr w:type="spellStart"/>
-      <w:r>
-        <w:t>Differential</w:t>
-      </w:r>
-      <w:proofErr w:type="spellEnd"/>
-      <w:r>
-        <w:t xml:space="preserve"> </w:t>
-      </w:r>
-      <w:proofErr w:type="spellStart"/>
-      <w:r>
-        <w:t>Evolution</w:t>
-      </w:r>
-      <w:proofErr w:type="spellEnd"/>
-      <w:r>
-        <w:t xml:space="preserve">: In </w:t>
-      </w:r>
-      <w:proofErr w:type="spellStart"/>
-      <w:r>
-        <w:t>Search</w:t>
-      </w:r>
-      <w:proofErr w:type="spellEnd"/>
-      <w:r>
-        <w:t xml:space="preserve"> </w:t>
-      </w:r>
-      <w:proofErr w:type="spellStart"/>
-      <w:r>
-        <w:t>of</w:t>
-      </w:r>
-      <w:proofErr w:type="spellEnd"/>
-      <w:r>
-        <w:t xml:space="preserve"> </w:t>
-      </w:r>
-      <w:proofErr w:type="spellStart"/>
-      <w:r>
-        <w:t>Solutions</w:t>
-      </w:r>
-      <w:proofErr w:type="spellEnd"/>
-      <w:r>
-        <w:t xml:space="preserve">. </w:t>
-      </w:r>
-      <w:proofErr w:type="spellStart"/>
-      <w:r>
-        <w:t>Springer</w:t>
-      </w:r>
-      <w:proofErr w:type="spellEnd"/>
-      <w:r>
-        <w:t>, 2006.</w:t>
+      <w:r>
+        <w:t>Kochenderfer, Mykel J., and Tim A. Wheeler. Algorithms for Optimization. MIT Press, 2019.</w:t>
       </w:r>
     </w:p>
     <w:p>
       <w:pPr>
         <w:jc w:val="both"/>
       </w:pPr>
+      <w:r>
+        <w:t>Lampinen, Jouni, and Ivan Zelinka. "Mixed Variable Non-Linear Optimization by Differential Evolution." In Proceedings of Nostradamus'99, 2nd International Prediction Conference, edited by Ivan Zelinka, 45-55. Zlin, Czech Republic: Technical University of Brno, Faculty of Technology Zlin, Department of Automatic Control, 1999. ISBN 80-214-1424-3.</w:t>
+      </w:r>
     </w:p>
     <w:p>
       <w:pPr>
         <w:jc w:val="both"/>
       </w:pPr>
-      <w:proofErr w:type="spellStart"/>
-      <w:r>
-        <w:t>Kochenderfer</w:t>
-      </w:r>
-      <w:proofErr w:type="spellEnd"/>
-      <w:r>
-        <w:t xml:space="preserve">, </w:t>
-      </w:r>
-      <w:proofErr w:type="spellStart"/>
-      <w:r>
-        <w:t>Mykel</w:t>
-      </w:r>
-      <w:proofErr w:type="spellEnd"/>
-      <w:r>
-        <w:t xml:space="preserve"> J., </w:t>
-      </w:r>
-      <w:proofErr w:type="spellStart"/>
-      <w:r>
-        <w:t>and</w:t>
-      </w:r>
-      <w:proofErr w:type="spellEnd"/>
-      <w:r>
-        <w:t xml:space="preserve"> Tim A. </w:t>
-      </w:r>
-      <w:proofErr w:type="spellStart"/>
-      <w:r>
-        <w:t>Wheeler</w:t>
-      </w:r>
-      <w:proofErr w:type="spellEnd"/>
-      <w:r>
-        <w:t xml:space="preserve">. </w:t>
-      </w:r>
-      <w:proofErr w:type="spellStart"/>
-      <w:r>
-        <w:t>Algorithms</w:t>
-      </w:r>
-      <w:proofErr w:type="spellEnd"/>
-      <w:r>
-        <w:t xml:space="preserve"> </w:t>
-      </w:r>
-      <w:proofErr w:type="spellStart"/>
-      <w:r>
-        <w:t>for</w:t>
-      </w:r>
-      <w:proofErr w:type="spellEnd"/>
-      <w:r>
-        <w:t xml:space="preserve"> </w:t>
-      </w:r>
-      <w:proofErr w:type="spellStart"/>
-      <w:r>
-        <w:t>Optimization</w:t>
-      </w:r>
-      <w:proofErr w:type="spellEnd"/>
-      <w:r>
-        <w:t xml:space="preserve">. MIT </w:t>
-      </w:r>
-      <w:proofErr w:type="spellStart"/>
-      <w:r>
-        <w:t>Press</w:t>
-      </w:r>
-      <w:proofErr w:type="spellEnd"/>
-      <w:r>
-        <w:t>, 2019.</w:t>
+      <w:r>
+        <w:t>Storn, Rainer, and Kenneth Price. "Differential Evolution—A Simple and Efficient Heuristic for Global Optimization over Continuous Spaces." Journal of Global Optimization 11, no. 4 (1997): 341–359.</w:t>
       </w:r>
     </w:p>
     <w:p>
       <w:pPr>
         <w:jc w:val="both"/>
       </w:pPr>
+      <w:r>
+        <w:t>Storn, Rainer, and Kenneth Price. "Differential Evolution - A Simple and Efficient Heuristic for Global Optimization over Continuous Spaces." Journal of Global Optimization 11, no. 4 (1997): 341-359. Kluwer Academic Publishers.</w:t>
+      </w:r>
     </w:p>
     <w:p>
       <w:pPr>
         <w:jc w:val="both"/>
       </w:pPr>
-      <w:proofErr w:type="spellStart"/>
-      <w:r>
-        <w:t>Lampinen</w:t>
-      </w:r>
-      <w:proofErr w:type="spellEnd"/>
-      <w:r>
-        <w:t xml:space="preserve">, </w:t>
-      </w:r>
-      <w:proofErr w:type="spellStart"/>
-      <w:r>
-        <w:t>Jouni</w:t>
-      </w:r>
-      <w:proofErr w:type="spellEnd"/>
-      <w:r>
-        <w:t xml:space="preserve">, </w:t>
-      </w:r>
-      <w:proofErr w:type="spellStart"/>
-      <w:r>
-        <w:t>and</w:t>
-      </w:r>
-      <w:proofErr w:type="spellEnd"/>
-      <w:r>
-        <w:t xml:space="preserve"> Ivan </w:t>
-      </w:r>
-      <w:proofErr w:type="spellStart"/>
-      <w:r>
-        <w:t>Zelinka</w:t>
-      </w:r>
-      <w:proofErr w:type="spellEnd"/>
-      <w:r>
-        <w:t>. "</w:t>
-      </w:r>
-      <w:proofErr w:type="spellStart"/>
-      <w:r>
-        <w:t>Mixed</w:t>
-      </w:r>
-      <w:proofErr w:type="spellEnd"/>
-      <w:r>
-        <w:t xml:space="preserve"> </w:t>
-      </w:r>
-      <w:proofErr w:type="spellStart"/>
-      <w:r>
-        <w:t>Variable</w:t>
-      </w:r>
-      <w:proofErr w:type="spellEnd"/>
-      <w:r>
-        <w:t xml:space="preserve"> </w:t>
-      </w:r>
-      <w:proofErr w:type="spellStart"/>
-      <w:r>
-        <w:t>Non-Linear</w:t>
-      </w:r>
-      <w:proofErr w:type="spellEnd"/>
-      <w:r>
-        <w:t xml:space="preserve"> </w:t>
-      </w:r>
-      <w:proofErr w:type="spellStart"/>
-      <w:r>
-        <w:t>Optimization</w:t>
-      </w:r>
-      <w:proofErr w:type="spellEnd"/>
-      <w:r>
-        <w:t xml:space="preserve"> </w:t>
-      </w:r>
-      <w:proofErr w:type="spellStart"/>
-      <w:r>
-        <w:t>by</w:t>
-      </w:r>
-      <w:proofErr w:type="spellEnd"/>
-      <w:r>
-        <w:t xml:space="preserve"> </w:t>
-      </w:r>
-      <w:proofErr w:type="spellStart"/>
-      <w:r>
-        <w:t>Differential</w:t>
-      </w:r>
-      <w:proofErr w:type="spellEnd"/>
-      <w:r>
-        <w:t xml:space="preserve"> </w:t>
-      </w:r>
-      <w:proofErr w:type="spellStart"/>
-      <w:r>
-        <w:t>Evolution</w:t>
-      </w:r>
-      <w:proofErr w:type="spellEnd"/>
-      <w:r>
-        <w:t xml:space="preserve">." In </w:t>
-      </w:r>
-      <w:proofErr w:type="spellStart"/>
-      <w:r>
-        <w:t>Proceedings</w:t>
-      </w:r>
-      <w:proofErr w:type="spellEnd"/>
-      <w:r>
-        <w:t xml:space="preserve"> </w:t>
-      </w:r>
-      <w:proofErr w:type="spellStart"/>
-      <w:r>
-        <w:t>of</w:t>
-      </w:r>
-      <w:proofErr w:type="spellEnd"/>
-      <w:r>
-        <w:t xml:space="preserve"> Nostradamus'99, 2nd </w:t>
-      </w:r>
-      <w:proofErr w:type="spellStart"/>
-      <w:r>
-        <w:t>International</w:t>
-      </w:r>
-      <w:proofErr w:type="spellEnd"/>
-      <w:r>
-        <w:t xml:space="preserve"> </w:t>
-      </w:r>
-      <w:proofErr w:type="spellStart"/>
-      <w:r>
-        <w:t>Prediction</w:t>
-      </w:r>
-      <w:proofErr w:type="spellEnd"/>
-      <w:r>
-        <w:t xml:space="preserve"> </w:t>
-      </w:r>
-      <w:proofErr w:type="spellStart"/>
-      <w:r>
-        <w:t>Conference</w:t>
-      </w:r>
-      <w:proofErr w:type="spellEnd"/>
-      <w:r>
-        <w:t xml:space="preserve">, </w:t>
-      </w:r>
-      <w:proofErr w:type="spellStart"/>
-      <w:r>
-        <w:t>edited</w:t>
-      </w:r>
-      <w:proofErr w:type="spellEnd"/>
-      <w:r>
-        <w:t xml:space="preserve"> </w:t>
-      </w:r>
-      <w:proofErr w:type="spellStart"/>
-      <w:r>
-        <w:t>by</w:t>
-      </w:r>
-      <w:proofErr w:type="spellEnd"/>
-      <w:r>
-        <w:t xml:space="preserve"> Ivan </w:t>
-      </w:r>
-      <w:proofErr w:type="spellStart"/>
-      <w:r>
-        <w:t>Zelinka</w:t>
-      </w:r>
-      <w:proofErr w:type="spellEnd"/>
-      <w:r>
-        <w:t xml:space="preserve">, 45-55. </w:t>
-      </w:r>
-      <w:proofErr w:type="spellStart"/>
-      <w:r>
-        <w:t>Zlin</w:t>
-      </w:r>
-      <w:proofErr w:type="spellEnd"/>
-      <w:r>
-        <w:t xml:space="preserve">, </w:t>
-      </w:r>
-      <w:proofErr w:type="spellStart"/>
-      <w:r>
-        <w:t>Czech</w:t>
-      </w:r>
-      <w:proofErr w:type="spellEnd"/>
-      <w:r>
-        <w:t xml:space="preserve"> </w:t>
-      </w:r>
-      <w:proofErr w:type="spellStart"/>
-      <w:r>
-        <w:t>Republic</w:t>
-      </w:r>
-      <w:proofErr w:type="spellEnd"/>
-      <w:r>
-        <w:t xml:space="preserve">: </w:t>
-      </w:r>
-      <w:proofErr w:type="spellStart"/>
-      <w:r>
-        <w:t>Technical</w:t>
-      </w:r>
-      <w:proofErr w:type="spellEnd"/>
-      <w:r>
-        <w:t xml:space="preserve"> </w:t>
-      </w:r>
-      <w:proofErr w:type="spellStart"/>
-      <w:r>
-        <w:t>University</w:t>
-      </w:r>
-      <w:proofErr w:type="spellEnd"/>
-      <w:r>
-        <w:t xml:space="preserve"> </w:t>
-      </w:r>
-      <w:proofErr w:type="spellStart"/>
-      <w:r>
-        <w:t>of</w:t>
-      </w:r>
-      <w:proofErr w:type="spellEnd"/>
-      <w:r>
-        <w:t xml:space="preserve"> Brno, </w:t>
-      </w:r>
-      <w:proofErr w:type="spellStart"/>
-      <w:r>
-        <w:t>Faculty</w:t>
-      </w:r>
-      <w:proofErr w:type="spellEnd"/>
-      <w:r>
-        <w:t xml:space="preserve"> </w:t>
-      </w:r>
-      <w:proofErr w:type="spellStart"/>
-      <w:r>
-        <w:t>of</w:t>
-      </w:r>
-      <w:proofErr w:type="spellEnd"/>
-      <w:r>
-        <w:t xml:space="preserve"> </w:t>
-      </w:r>
-      <w:proofErr w:type="spellStart"/>
-      <w:r>
-        <w:t>Technology</w:t>
-      </w:r>
-      <w:proofErr w:type="spellEnd"/>
-      <w:r>
-        <w:t xml:space="preserve"> </w:t>
-      </w:r>
-      <w:proofErr w:type="spellStart"/>
-      <w:r>
-        <w:t>Zlin</w:t>
-      </w:r>
-      <w:proofErr w:type="spellEnd"/>
-      <w:r>
-        <w:t xml:space="preserve">, Department </w:t>
-      </w:r>
-      <w:proofErr w:type="spellStart"/>
-      <w:r>
-        <w:t>of</w:t>
-      </w:r>
-      <w:proofErr w:type="spellEnd"/>
-      <w:r>
-        <w:t xml:space="preserve"> </w:t>
-      </w:r>
-      <w:proofErr w:type="spellStart"/>
-      <w:r>
-        <w:t>Automatic</w:t>
-      </w:r>
-      <w:proofErr w:type="spellEnd"/>
-      <w:r>
-        <w:t xml:space="preserve"> </w:t>
-      </w:r>
-      <w:proofErr w:type="spellStart"/>
-      <w:r>
-        <w:t>Control</w:t>
-      </w:r>
-      <w:proofErr w:type="spellEnd"/>
-      <w:r>
-        <w:t>, 1999. ISBN 80-214-1424-3.</w:t>
+      <w:r>
+        <w:t>Price, Kenneth V., Rainer M. Storn, and Jouni A. Lampinen. Differential Evolution: A Practical Approach to Global Optimization. Natural Computing Series. Springer, 2005.</w:t>
       </w:r>
     </w:p>
     <w:p>
       <w:pPr>
         <w:jc w:val="both"/>
       </w:pPr>
+      <w:r>
+        <w:t>Omran, Mahamed G. H., Ayed Salman, and Andries P. Engelbrecht. "Self-adaptive Differential Evolution." In Evolutionary Computation, edited by A. E. Eiben et al., 2005. Springer-Verlag Berlin Heidelberg.</w:t>
+      </w:r>
     </w:p>
     <w:p>
       <w:pPr>
         <w:jc w:val="both"/>
       </w:pPr>
-      <w:proofErr w:type="spellStart"/>
-      <w:r>
-        <w:t>Storn</w:t>
-      </w:r>
-      <w:proofErr w:type="spellEnd"/>
-      <w:r>
-        <w:t xml:space="preserve">, </w:t>
-      </w:r>
-      <w:proofErr w:type="spellStart"/>
-      <w:r>
-        <w:t>Rainer</w:t>
-      </w:r>
-      <w:proofErr w:type="spellEnd"/>
-      <w:r>
-        <w:t xml:space="preserve">, </w:t>
-      </w:r>
-      <w:proofErr w:type="spellStart"/>
-      <w:r>
-        <w:t>and</w:t>
-      </w:r>
-      <w:proofErr w:type="spellEnd"/>
-      <w:r>
-        <w:t xml:space="preserve"> </w:t>
-      </w:r>
-      <w:proofErr w:type="spellStart"/>
-      <w:r>
-        <w:t>Kenneth</w:t>
-      </w:r>
-      <w:proofErr w:type="spellEnd"/>
-      <w:r>
-        <w:t xml:space="preserve"> Price. "</w:t>
-      </w:r>
-      <w:proofErr w:type="spellStart"/>
-      <w:r>
-        <w:t>Differential</w:t>
-      </w:r>
-      <w:proofErr w:type="spellEnd"/>
-      <w:r>
-        <w:t xml:space="preserve"> </w:t>
-      </w:r>
-      <w:proofErr w:type="spellStart"/>
-      <w:r>
-        <w:t>Evolution</w:t>
-      </w:r>
-      <w:proofErr w:type="spellEnd"/>
-      <w:r>
-        <w:t xml:space="preserve">—A </w:t>
-      </w:r>
-      <w:proofErr w:type="spellStart"/>
-      <w:r>
-        <w:t>Simple</w:t>
-      </w:r>
-      <w:proofErr w:type="spellEnd"/>
-      <w:r>
-        <w:t xml:space="preserve"> </w:t>
-      </w:r>
-      <w:proofErr w:type="spellStart"/>
-      <w:r>
-        <w:t>and</w:t>
-      </w:r>
-      <w:proofErr w:type="spellEnd"/>
-      <w:r>
-        <w:t xml:space="preserve"> </w:t>
-      </w:r>
-      <w:proofErr w:type="spellStart"/>
-      <w:r>
-        <w:t>Efficient</w:t>
-      </w:r>
-      <w:proofErr w:type="spellEnd"/>
-      <w:r>
-        <w:t xml:space="preserve"> </w:t>
-      </w:r>
-      <w:proofErr w:type="spellStart"/>
-      <w:r>
-        <w:t>Heuristic</w:t>
-      </w:r>
-      <w:proofErr w:type="spellEnd"/>
-      <w:r>
-        <w:t xml:space="preserve"> </w:t>
-      </w:r>
-      <w:proofErr w:type="spellStart"/>
-      <w:r>
-        <w:t>for</w:t>
-      </w:r>
-      <w:proofErr w:type="spellEnd"/>
-      <w:r>
-        <w:t xml:space="preserve"> Global </w:t>
-      </w:r>
-      <w:proofErr w:type="spellStart"/>
-      <w:r>
-        <w:t>Optimization</w:t>
-      </w:r>
-      <w:proofErr w:type="spellEnd"/>
-      <w:r>
-        <w:t xml:space="preserve"> </w:t>
-      </w:r>
-      <w:proofErr w:type="spellStart"/>
-      <w:r>
-        <w:t>over</w:t>
-      </w:r>
-      <w:proofErr w:type="spellEnd"/>
-      <w:r>
-        <w:t xml:space="preserve"> </w:t>
-      </w:r>
-      <w:proofErr w:type="spellStart"/>
-      <w:r>
-        <w:t>Continuous</w:t>
-      </w:r>
-      <w:proofErr w:type="spellEnd"/>
-      <w:r>
-        <w:t xml:space="preserve"> </w:t>
-      </w:r>
-      <w:proofErr w:type="spellStart"/>
-      <w:r>
-        <w:t>Spaces</w:t>
-      </w:r>
-      <w:proofErr w:type="spellEnd"/>
-      <w:r>
-        <w:t xml:space="preserve">." </w:t>
-      </w:r>
-      <w:proofErr w:type="spellStart"/>
-      <w:r>
-        <w:t>Journal</w:t>
-      </w:r>
-      <w:proofErr w:type="spellEnd"/>
-      <w:r>
-        <w:t xml:space="preserve"> </w:t>
-      </w:r>
-      <w:proofErr w:type="spellStart"/>
-      <w:r>
-        <w:t>of</w:t>
-      </w:r>
-      <w:proofErr w:type="spellEnd"/>
-      <w:r>
-        <w:t xml:space="preserve"> Global </w:t>
-      </w:r>
-      <w:proofErr w:type="spellStart"/>
-      <w:r>
-        <w:t>Optimization</w:t>
-      </w:r>
-      <w:proofErr w:type="spellEnd"/>
-      <w:r>
-        <w:t xml:space="preserve"> 11, no. 4 (1997): 341–359.</w:t>
-      </w:r>
-    </w:p>
-    <w:p>
-      <w:pPr>
-        <w:jc w:val="both"/>
-      </w:pPr>
-    </w:p>
-    <w:p>
-      <w:pPr>
-        <w:jc w:val="both"/>
-      </w:pPr>
-      <w:proofErr w:type="spellStart"/>
-      <w:r>
-        <w:t>Storn</w:t>
-      </w:r>
-      <w:proofErr w:type="spellEnd"/>
-      <w:r>
-        <w:t xml:space="preserve">, </w:t>
-      </w:r>
-      <w:proofErr w:type="spellStart"/>
-      <w:r>
-        <w:t>Rainer</w:t>
-      </w:r>
-      <w:proofErr w:type="spellEnd"/>
-      <w:r>
-        <w:t xml:space="preserve">, </w:t>
-      </w:r>
-      <w:proofErr w:type="spellStart"/>
-      <w:r>
-        <w:t>and</w:t>
-      </w:r>
-      <w:proofErr w:type="spellEnd"/>
-      <w:r>
-        <w:t xml:space="preserve"> </w:t>
-      </w:r>
-      <w:proofErr w:type="spellStart"/>
-      <w:r>
-        <w:t>Kenneth</w:t>
-      </w:r>
-      <w:proofErr w:type="spellEnd"/>
-      <w:r>
-        <w:t xml:space="preserve"> Price. "</w:t>
-      </w:r>
-      <w:proofErr w:type="spellStart"/>
-      <w:r>
-        <w:t>Differential</w:t>
-      </w:r>
-      <w:proofErr w:type="spellEnd"/>
-      <w:r>
-        <w:t xml:space="preserve"> </w:t>
-      </w:r>
-      <w:proofErr w:type="spellStart"/>
-      <w:r>
-        <w:t>Evolution</w:t>
-      </w:r>
-      <w:proofErr w:type="spellEnd"/>
-      <w:r>
-        <w:t xml:space="preserve"> - A </w:t>
-      </w:r>
-      <w:proofErr w:type="spellStart"/>
-      <w:r>
-        <w:t>Simple</w:t>
-      </w:r>
-      <w:proofErr w:type="spellEnd"/>
-      <w:r>
-        <w:t xml:space="preserve"> </w:t>
-      </w:r>
-      <w:proofErr w:type="spellStart"/>
-      <w:r>
-        <w:t>and</w:t>
-      </w:r>
-      <w:proofErr w:type="spellEnd"/>
-      <w:r>
-        <w:t xml:space="preserve"> </w:t>
-      </w:r>
-      <w:proofErr w:type="spellStart"/>
-      <w:r>
-        <w:t>Efficient</w:t>
-      </w:r>
-      <w:proofErr w:type="spellEnd"/>
-      <w:r>
-        <w:t xml:space="preserve"> </w:t>
-      </w:r>
-      <w:proofErr w:type="spellStart"/>
-      <w:r>
-        <w:t>Heuristic</w:t>
-      </w:r>
-      <w:proofErr w:type="spellEnd"/>
-      <w:r>
-        <w:t xml:space="preserve"> </w:t>
-      </w:r>
-      <w:proofErr w:type="spellStart"/>
-      <w:r>
-        <w:t>for</w:t>
-      </w:r>
-      <w:proofErr w:type="spellEnd"/>
-      <w:r>
-        <w:t xml:space="preserve"> Global </w:t>
-      </w:r>
-      <w:proofErr w:type="spellStart"/>
-      <w:r>
-        <w:t>Optimization</w:t>
-      </w:r>
-      <w:proofErr w:type="spellEnd"/>
-      <w:r>
-        <w:t xml:space="preserve"> </w:t>
-      </w:r>
-      <w:proofErr w:type="spellStart"/>
-      <w:r>
-        <w:t>over</w:t>
-      </w:r>
-      <w:proofErr w:type="spellEnd"/>
-      <w:r>
-        <w:t xml:space="preserve"> </w:t>
-      </w:r>
-      <w:proofErr w:type="spellStart"/>
-      <w:r>
-        <w:t>Continuous</w:t>
-      </w:r>
-      <w:proofErr w:type="spellEnd"/>
-      <w:r>
-        <w:t xml:space="preserve"> </w:t>
-      </w:r>
-      <w:proofErr w:type="spellStart"/>
-      <w:r>
-        <w:t>Spaces</w:t>
-      </w:r>
-      <w:proofErr w:type="spellEnd"/>
-      <w:r>
-        <w:t xml:space="preserve">." </w:t>
-      </w:r>
-      <w:proofErr w:type="spellStart"/>
-      <w:r>
-        <w:t>Journal</w:t>
-      </w:r>
-      <w:proofErr w:type="spellEnd"/>
-      <w:r>
-        <w:t xml:space="preserve"> </w:t>
-      </w:r>
-      <w:proofErr w:type="spellStart"/>
-      <w:r>
-        <w:t>of</w:t>
-      </w:r>
-      <w:proofErr w:type="spellEnd"/>
-      <w:r>
-        <w:t xml:space="preserve"> Global </w:t>
-      </w:r>
-      <w:proofErr w:type="spellStart"/>
-      <w:r>
-        <w:t>Optimization</w:t>
-      </w:r>
-      <w:proofErr w:type="spellEnd"/>
-      <w:r>
-        <w:t xml:space="preserve"> 11, no. 4 (1997): 341-359. </w:t>
-      </w:r>
-      <w:proofErr w:type="spellStart"/>
-      <w:r>
-        <w:t>Kluwer</w:t>
-      </w:r>
-      <w:proofErr w:type="spellEnd"/>
-      <w:r>
-        <w:t xml:space="preserve"> </w:t>
-      </w:r>
-      <w:proofErr w:type="spellStart"/>
-      <w:r>
-        <w:t>Academic</w:t>
-      </w:r>
-      <w:proofErr w:type="spellEnd"/>
-      <w:r>
-        <w:t xml:space="preserve"> </w:t>
-      </w:r>
-      <w:proofErr w:type="spellStart"/>
-      <w:r>
-        <w:t>Publishers</w:t>
-      </w:r>
-      <w:proofErr w:type="spellEnd"/>
-      <w:r>
-        <w:t>.</w:t>
-      </w:r>
-    </w:p>
-    <w:p>
-      <w:pPr>
-        <w:jc w:val="both"/>
-      </w:pPr>
-    </w:p>
-    <w:p>
-      <w:pPr>
-        <w:jc w:val="both"/>
-      </w:pPr>
-      <w:r>
-        <w:t xml:space="preserve">Price, </w:t>
-      </w:r>
-      <w:proofErr w:type="spellStart"/>
-      <w:r>
-        <w:t>Kenneth</w:t>
-      </w:r>
-      <w:proofErr w:type="spellEnd"/>
-      <w:r>
-        <w:t xml:space="preserve"> V., </w:t>
-      </w:r>
-      <w:proofErr w:type="spellStart"/>
-      <w:r>
-        <w:t>Rainer</w:t>
-      </w:r>
-      <w:proofErr w:type="spellEnd"/>
-      <w:r>
-        <w:t xml:space="preserve"> M. </w:t>
-      </w:r>
-      <w:proofErr w:type="spellStart"/>
-      <w:r>
-        <w:t>Storn</w:t>
-      </w:r>
-      <w:proofErr w:type="spellEnd"/>
-      <w:r>
-        <w:t xml:space="preserve">, </w:t>
-      </w:r>
-      <w:proofErr w:type="spellStart"/>
-      <w:r>
-        <w:t>and</w:t>
-      </w:r>
-      <w:proofErr w:type="spellEnd"/>
-      <w:r>
-        <w:t xml:space="preserve"> </w:t>
-      </w:r>
-      <w:proofErr w:type="spellStart"/>
-      <w:r>
-        <w:t>Jouni</w:t>
-      </w:r>
-      <w:proofErr w:type="spellEnd"/>
-      <w:r>
-        <w:t xml:space="preserve"> A. </w:t>
-      </w:r>
-      <w:proofErr w:type="spellStart"/>
-      <w:r>
-        <w:t>Lampinen</w:t>
-      </w:r>
-      <w:proofErr w:type="spellEnd"/>
-      <w:r>
-        <w:t xml:space="preserve">. </w:t>
-      </w:r>
-      <w:proofErr w:type="spellStart"/>
-      <w:r>
-        <w:t>Differential</w:t>
-      </w:r>
-      <w:proofErr w:type="spellEnd"/>
-      <w:r>
-        <w:t xml:space="preserve"> </w:t>
-      </w:r>
-      <w:proofErr w:type="spellStart"/>
-      <w:r>
-        <w:t>Evolution</w:t>
-      </w:r>
-      <w:proofErr w:type="spellEnd"/>
-      <w:r>
-        <w:t xml:space="preserve">: A </w:t>
-      </w:r>
-      <w:proofErr w:type="spellStart"/>
-      <w:r>
-        <w:t>Practical</w:t>
-      </w:r>
-      <w:proofErr w:type="spellEnd"/>
-      <w:r>
-        <w:t xml:space="preserve"> </w:t>
-      </w:r>
-      <w:proofErr w:type="spellStart"/>
-      <w:r>
-        <w:t>Approach</w:t>
-      </w:r>
-      <w:proofErr w:type="spellEnd"/>
-      <w:r>
-        <w:t xml:space="preserve"> to Global </w:t>
-      </w:r>
-      <w:proofErr w:type="spellStart"/>
-      <w:r>
-        <w:t>Optimization</w:t>
-      </w:r>
-      <w:proofErr w:type="spellEnd"/>
-      <w:r>
-        <w:t xml:space="preserve">. </w:t>
-      </w:r>
-      <w:proofErr w:type="spellStart"/>
-      <w:r>
-        <w:t>Natural</w:t>
-      </w:r>
-      <w:proofErr w:type="spellEnd"/>
-      <w:r>
-        <w:t xml:space="preserve"> </w:t>
-      </w:r>
-      <w:proofErr w:type="spellStart"/>
-      <w:r>
-        <w:t>Computing</w:t>
-      </w:r>
-      <w:proofErr w:type="spellEnd"/>
-      <w:r>
-        <w:t xml:space="preserve"> </w:t>
-      </w:r>
-      <w:proofErr w:type="spellStart"/>
-      <w:r>
-        <w:t>Series</w:t>
-      </w:r>
-      <w:proofErr w:type="spellEnd"/>
-      <w:r>
-        <w:t xml:space="preserve">. </w:t>
-      </w:r>
-      <w:proofErr w:type="spellStart"/>
-      <w:r>
-        <w:t>Springer</w:t>
-      </w:r>
-      <w:proofErr w:type="spellEnd"/>
-      <w:r>
-        <w:t>, 2005.</w:t>
-      </w:r>
-    </w:p>
-    <w:p>
-      <w:pPr>
-        <w:jc w:val="both"/>
-      </w:pPr>
-    </w:p>
-    <w:p>
-      <w:pPr>
-        <w:jc w:val="both"/>
-      </w:pPr>
-      <w:proofErr w:type="spellStart"/>
-      <w:r>
-        <w:t>Omran</w:t>
-      </w:r>
-      <w:proofErr w:type="spellEnd"/>
-      <w:r>
-        <w:t xml:space="preserve">, </w:t>
-      </w:r>
-      <w:proofErr w:type="spellStart"/>
-      <w:r>
-        <w:t>Mahamed</w:t>
-      </w:r>
-      <w:proofErr w:type="spellEnd"/>
-      <w:r>
-        <w:t xml:space="preserve"> G. H., </w:t>
-      </w:r>
-      <w:proofErr w:type="spellStart"/>
-      <w:r>
-        <w:t>Ayed</w:t>
-      </w:r>
-      <w:proofErr w:type="spellEnd"/>
-      <w:r>
-        <w:t xml:space="preserve"> Salman, </w:t>
-      </w:r>
-      <w:proofErr w:type="spellStart"/>
-      <w:r>
-        <w:t>and</w:t>
-      </w:r>
-      <w:proofErr w:type="spellEnd"/>
-      <w:r>
-        <w:t xml:space="preserve"> </w:t>
-      </w:r>
-      <w:proofErr w:type="spellStart"/>
-      <w:r>
-        <w:t>Andries</w:t>
-      </w:r>
-      <w:proofErr w:type="spellEnd"/>
-      <w:r>
-        <w:t xml:space="preserve"> P. </w:t>
-      </w:r>
-      <w:proofErr w:type="spellStart"/>
-      <w:r>
-        <w:t>Engelbrecht</w:t>
-      </w:r>
-      <w:proofErr w:type="spellEnd"/>
-      <w:r>
-        <w:t>. "</w:t>
-      </w:r>
-      <w:proofErr w:type="spellStart"/>
-      <w:r>
-        <w:t>Self-adaptive</w:t>
-      </w:r>
-      <w:proofErr w:type="spellEnd"/>
-      <w:r>
-        <w:t xml:space="preserve"> </w:t>
-      </w:r>
-      <w:proofErr w:type="spellStart"/>
-      <w:r>
-        <w:t>Differential</w:t>
-      </w:r>
-      <w:proofErr w:type="spellEnd"/>
-      <w:r>
-        <w:t xml:space="preserve"> </w:t>
-      </w:r>
-      <w:proofErr w:type="spellStart"/>
-      <w:r>
-        <w:t>Evolution</w:t>
-      </w:r>
-      <w:proofErr w:type="spellEnd"/>
-      <w:r>
-        <w:t xml:space="preserve">." In </w:t>
-      </w:r>
-      <w:proofErr w:type="spellStart"/>
-      <w:r>
-        <w:t>Evolutionary</w:t>
-      </w:r>
-      <w:proofErr w:type="spellEnd"/>
-      <w:r>
-        <w:t xml:space="preserve"> </w:t>
-      </w:r>
-      <w:proofErr w:type="spellStart"/>
-      <w:r>
-        <w:t>Computation</w:t>
-      </w:r>
-      <w:proofErr w:type="spellEnd"/>
-      <w:r>
-        <w:t xml:space="preserve">, </w:t>
-      </w:r>
-      <w:proofErr w:type="spellStart"/>
-      <w:r>
-        <w:t>edited</w:t>
-      </w:r>
-      <w:proofErr w:type="spellEnd"/>
-      <w:r>
-        <w:t xml:space="preserve"> </w:t>
-      </w:r>
-      <w:proofErr w:type="spellStart"/>
-      <w:r>
-        <w:t>by</w:t>
-      </w:r>
-      <w:proofErr w:type="spellEnd"/>
-      <w:r>
-        <w:t xml:space="preserve"> A. E. </w:t>
-      </w:r>
-      <w:proofErr w:type="spellStart"/>
-      <w:r>
-        <w:t>Eiben</w:t>
-      </w:r>
-      <w:proofErr w:type="spellEnd"/>
-      <w:r>
-        <w:t xml:space="preserve"> et </w:t>
-      </w:r>
-      <w:proofErr w:type="spellStart"/>
-      <w:r>
-        <w:t>al</w:t>
-      </w:r>
-      <w:proofErr w:type="spellEnd"/>
-      <w:r>
-        <w:t xml:space="preserve">., 2005. </w:t>
-      </w:r>
-      <w:proofErr w:type="spellStart"/>
-      <w:r>
-        <w:t>Springer-Verlag</w:t>
-      </w:r>
-      <w:proofErr w:type="spellEnd"/>
-      <w:r>
-        <w:t xml:space="preserve"> Berlin </w:t>
-      </w:r>
-      <w:proofErr w:type="spellStart"/>
-      <w:r>
-        <w:t>Heidelberg</w:t>
-      </w:r>
-      <w:proofErr w:type="spellEnd"/>
-      <w:r>
-        <w:t>.</w:t>
-      </w:r>
-    </w:p>
-    <w:p>
-      <w:pPr>
-        <w:jc w:val="both"/>
-      </w:pPr>
-    </w:p>
-    <w:p>
-      <w:pPr>
-        <w:jc w:val="both"/>
-      </w:pPr>
-      <w:proofErr w:type="spellStart"/>
-      <w:r>
-        <w:t>AlKhulaifi</w:t>
-      </w:r>
-      <w:proofErr w:type="spellEnd"/>
-      <w:r>
-        <w:t xml:space="preserve">, </w:t>
-      </w:r>
-      <w:proofErr w:type="spellStart"/>
-      <w:r>
-        <w:t>Dania</w:t>
-      </w:r>
-      <w:proofErr w:type="spellEnd"/>
-      <w:r>
-        <w:t xml:space="preserve">, </w:t>
-      </w:r>
-      <w:proofErr w:type="spellStart"/>
-      <w:r>
-        <w:t>Maryam</w:t>
-      </w:r>
-      <w:proofErr w:type="spellEnd"/>
-      <w:r>
-        <w:t xml:space="preserve"> </w:t>
-      </w:r>
-      <w:proofErr w:type="spellStart"/>
-      <w:r>
-        <w:t>AlQahtani</w:t>
-      </w:r>
-      <w:proofErr w:type="spellEnd"/>
-      <w:r>
-        <w:t xml:space="preserve">, </w:t>
-      </w:r>
-      <w:proofErr w:type="spellStart"/>
-      <w:r>
-        <w:t>Zenab</w:t>
-      </w:r>
-      <w:proofErr w:type="spellEnd"/>
-      <w:r>
-        <w:t xml:space="preserve"> </w:t>
-      </w:r>
-      <w:proofErr w:type="spellStart"/>
-      <w:r>
-        <w:t>AlSadeq</w:t>
-      </w:r>
-      <w:proofErr w:type="spellEnd"/>
-      <w:r>
-        <w:t xml:space="preserve">, </w:t>
-      </w:r>
-      <w:proofErr w:type="spellStart"/>
-      <w:r>
-        <w:t>Atta-ur</w:t>
-      </w:r>
-      <w:proofErr w:type="spellEnd"/>
-      <w:r>
-        <w:t xml:space="preserve"> Rahman, </w:t>
-      </w:r>
-      <w:proofErr w:type="spellStart"/>
-      <w:r>
-        <w:t>and</w:t>
-      </w:r>
-      <w:proofErr w:type="spellEnd"/>
-      <w:r>
-        <w:t xml:space="preserve"> </w:t>
-      </w:r>
-      <w:proofErr w:type="spellStart"/>
-      <w:r>
-        <w:t>Dhiaa</w:t>
-      </w:r>
-      <w:proofErr w:type="spellEnd"/>
-      <w:r>
-        <w:t xml:space="preserve"> </w:t>
-      </w:r>
-      <w:proofErr w:type="spellStart"/>
-      <w:r>
-        <w:t>Musleh</w:t>
-      </w:r>
-      <w:proofErr w:type="spellEnd"/>
-      <w:r>
-        <w:t>. "</w:t>
-      </w:r>
-      <w:proofErr w:type="spellStart"/>
-      <w:r>
-        <w:t>An</w:t>
-      </w:r>
-      <w:proofErr w:type="spellEnd"/>
-      <w:r>
-        <w:t xml:space="preserve"> </w:t>
-      </w:r>
-      <w:proofErr w:type="spellStart"/>
-      <w:r>
-        <w:t>Overview</w:t>
-      </w:r>
-      <w:proofErr w:type="spellEnd"/>
-      <w:r>
-        <w:t xml:space="preserve"> </w:t>
-      </w:r>
-      <w:proofErr w:type="spellStart"/>
-      <w:r>
-        <w:t>of</w:t>
-      </w:r>
-      <w:proofErr w:type="spellEnd"/>
-      <w:r>
-        <w:t xml:space="preserve"> </w:t>
-      </w:r>
-      <w:proofErr w:type="spellStart"/>
-      <w:r>
-        <w:t>Self-Adaptive</w:t>
-      </w:r>
-      <w:proofErr w:type="spellEnd"/>
-      <w:r>
-        <w:t xml:space="preserve"> </w:t>
-      </w:r>
-      <w:proofErr w:type="spellStart"/>
-      <w:r>
-        <w:t>Differential</w:t>
-      </w:r>
-      <w:proofErr w:type="spellEnd"/>
-      <w:r>
-        <w:t xml:space="preserve"> </w:t>
-      </w:r>
-      <w:proofErr w:type="spellStart"/>
-      <w:r>
-        <w:t>Evolution</w:t>
-      </w:r>
-      <w:proofErr w:type="spellEnd"/>
-      <w:r>
-        <w:t xml:space="preserve"> </w:t>
-      </w:r>
-      <w:proofErr w:type="spellStart"/>
-      <w:r>
-        <w:t>Algorithms</w:t>
-      </w:r>
-      <w:proofErr w:type="spellEnd"/>
-      <w:r>
-        <w:t xml:space="preserve"> </w:t>
-      </w:r>
-      <w:proofErr w:type="spellStart"/>
-      <w:r>
-        <w:t>with</w:t>
-      </w:r>
-      <w:proofErr w:type="spellEnd"/>
-      <w:r>
-        <w:t xml:space="preserve"> </w:t>
-      </w:r>
-      <w:proofErr w:type="spellStart"/>
-      <w:r>
-        <w:t>Mutation</w:t>
-      </w:r>
-      <w:proofErr w:type="spellEnd"/>
-      <w:r>
-        <w:t xml:space="preserve"> </w:t>
-      </w:r>
-      <w:proofErr w:type="spellStart"/>
-      <w:r>
-        <w:t>Strategy</w:t>
-      </w:r>
-      <w:proofErr w:type="spellEnd"/>
-      <w:r>
-        <w:t xml:space="preserve">." </w:t>
-      </w:r>
-      <w:proofErr w:type="spellStart"/>
-      <w:r>
-        <w:t>Mathematical</w:t>
-      </w:r>
-      <w:proofErr w:type="spellEnd"/>
-      <w:r>
-        <w:t xml:space="preserve"> </w:t>
-      </w:r>
-      <w:proofErr w:type="spellStart"/>
-      <w:r>
-        <w:t>Modelling</w:t>
-      </w:r>
-      <w:proofErr w:type="spellEnd"/>
-      <w:r>
-        <w:t xml:space="preserve"> </w:t>
-      </w:r>
-      <w:proofErr w:type="spellStart"/>
-      <w:r>
-        <w:t>of</w:t>
-      </w:r>
-      <w:proofErr w:type="spellEnd"/>
-      <w:r>
-        <w:t xml:space="preserve"> </w:t>
-      </w:r>
-      <w:proofErr w:type="spellStart"/>
-      <w:r>
-        <w:t>Engineering</w:t>
-      </w:r>
-      <w:proofErr w:type="spellEnd"/>
-      <w:r>
-        <w:t xml:space="preserve"> </w:t>
-      </w:r>
-      <w:proofErr w:type="spellStart"/>
-      <w:r>
-        <w:t>Problems</w:t>
-      </w:r>
-      <w:proofErr w:type="spellEnd"/>
-      <w:r>
-        <w:t xml:space="preserve"> 9, no. 4 (2022).</w:t>
+      <w:r>
+        <w:t>AlKhulaifi, Dania, Maryam AlQahtani, Zenab AlSadeq, Atta-ur Rahman, and Dhiaa Musleh. "An Overview of Self-Adaptive Differential Evolution Algorithms with Mutation Strategy." Mathematical Modelling of Engineering Problems 9, no. 4 (2022).</w:t>
       </w:r>
     </w:p>
     <w:sectPr>
@@ -8331,6 +9383,1136 @@
 <file path=word/numbering.xml><?xml version="1.0" encoding="utf-8"?>
 <w:numbering xmlns:wpc="http://schemas.microsoft.com/office/word/2010/wordprocessingCanvas" xmlns:cx="http://schemas.microsoft.com/office/drawing/2014/chartex" xmlns:cx1="http://schemas.microsoft.com/office/drawing/2015/9/8/chartex" xmlns:cx2="http://schemas.microsoft.com/office/drawing/2015/10/21/chartex" xmlns:cx3="http://schemas.microsoft.com/office/drawing/2016/5/9/chartex" xmlns:cx4="http://schemas.microsoft.com/office/drawing/2016/5/10/chartex" xmlns:cx5="http://schemas.microsoft.com/office/drawing/2016/5/11/chartex" xmlns:cx6="http://schemas.microsoft.com/office/drawing/2016/5/12/chartex" xmlns:cx7="http://schemas.microsoft.com/office/drawing/2016/5/13/chartex" xmlns:cx8="http://schemas.microsoft.com/office/drawing/2016/5/14/chartex" xmlns:mc="http://schemas.openxmlformats.org/markup-compatibility/2006" xmlns:aink="http://schemas.microsoft.com/office/drawing/2016/ink" xmlns:am3d="http://schemas.microsoft.com/office/drawing/2017/model3d" xmlns:o="urn:schemas-microsoft-com:office:office" xmlns:oel="http://schemas.microsoft.com/office/2019/extlst" xmlns:r="http://schemas.openxmlformats.org/officeDocument/2006/relationships" xmlns:m="http://schemas.openxmlformats.org/officeDocument/2006/math" xmlns:v="urn:schemas-microsoft-com:vml" xmlns:wp14="http://schemas.microsoft.com/office/word/2010/wordprocessingDrawing" xmlns:wp="http://schemas.openxmlformats.org/drawingml/2006/wordprocessingDrawing" xmlns:w10="urn:schemas-microsoft-com:office:word" xmlns:w="http://schemas.openxmlformats.org/wordprocessingml/2006/main" xmlns:w14="http://schemas.microsoft.com/office/word/2010/wordml" xmlns:w15="http://schemas.microsoft.com/office/word/2012/wordml" xmlns:w16cex="http://schemas.microsoft.com/office/word/2018/wordml/cex" xmlns:w16cid="http://schemas.microsoft.com/office/word/2016/wordml/cid" xmlns:w16="http://schemas.microsoft.com/office/word/2018/wordml" xmlns:w16du="http://schemas.microsoft.com/office/word/2023/wordml/word16du" xmlns:w16sdtdh="http://schemas.microsoft.com/office/word/2020/wordml/sdtdatahash" xmlns:w16sdtfl="http://schemas.microsoft.com/office/word/2024/wordml/sdtformatlock" xmlns:w16se="http://schemas.microsoft.com/office/word/2015/wordml/symex" xmlns:wpg="http://schemas.microsoft.com/office/word/2010/wordprocessingGroup" xmlns:wpi="http://schemas.microsoft.com/office/word/2010/wordprocessingInk" xmlns:wne="http://schemas.microsoft.com/office/word/2006/wordml" xmlns:wps="http://schemas.microsoft.com/office/word/2010/wordprocessingShape" mc:Ignorable="w14 w15 w16se w16cid w16 w16cex w16sdtdh w16sdtfl w16du wp14">
   <w:abstractNum w:abstractNumId="0" w15:restartNumberingAfterBreak="0">
+    <w:nsid w:val="221D7085"/>
+    <w:multiLevelType w:val="hybridMultilevel"/>
+    <w:tmpl w:val="B8CE6690"/>
+    <w:lvl w:ilvl="0" w:tplc="0C000001">
+      <w:start w:val="1"/>
+      <w:numFmt w:val="bullet"/>
+      <w:lvlText w:val=""/>
+      <w:lvlJc w:val="left"/>
+      <w:pPr>
+        <w:ind w:left="720" w:hanging="360"/>
+      </w:pPr>
+      <w:rPr>
+        <w:rFonts w:ascii="Symbol" w:hAnsi="Symbol" w:hint="default"/>
+      </w:rPr>
+    </w:lvl>
+    <w:lvl w:ilvl="1" w:tplc="0C000003" w:tentative="1">
+      <w:start w:val="1"/>
+      <w:numFmt w:val="bullet"/>
+      <w:lvlText w:val="o"/>
+      <w:lvlJc w:val="left"/>
+      <w:pPr>
+        <w:ind w:left="1440" w:hanging="360"/>
+      </w:pPr>
+      <w:rPr>
+        <w:rFonts w:ascii="Courier New" w:hAnsi="Courier New" w:cs="Courier New" w:hint="default"/>
+      </w:rPr>
+    </w:lvl>
+    <w:lvl w:ilvl="2" w:tplc="0C000005" w:tentative="1">
+      <w:start w:val="1"/>
+      <w:numFmt w:val="bullet"/>
+      <w:lvlText w:val=""/>
+      <w:lvlJc w:val="left"/>
+      <w:pPr>
+        <w:ind w:left="2160" w:hanging="360"/>
+      </w:pPr>
+      <w:rPr>
+        <w:rFonts w:ascii="Wingdings" w:hAnsi="Wingdings" w:hint="default"/>
+      </w:rPr>
+    </w:lvl>
+    <w:lvl w:ilvl="3" w:tplc="0C000001" w:tentative="1">
+      <w:start w:val="1"/>
+      <w:numFmt w:val="bullet"/>
+      <w:lvlText w:val=""/>
+      <w:lvlJc w:val="left"/>
+      <w:pPr>
+        <w:ind w:left="2880" w:hanging="360"/>
+      </w:pPr>
+      <w:rPr>
+        <w:rFonts w:ascii="Symbol" w:hAnsi="Symbol" w:hint="default"/>
+      </w:rPr>
+    </w:lvl>
+    <w:lvl w:ilvl="4" w:tplc="0C000003" w:tentative="1">
+      <w:start w:val="1"/>
+      <w:numFmt w:val="bullet"/>
+      <w:lvlText w:val="o"/>
+      <w:lvlJc w:val="left"/>
+      <w:pPr>
+        <w:ind w:left="3600" w:hanging="360"/>
+      </w:pPr>
+      <w:rPr>
+        <w:rFonts w:ascii="Courier New" w:hAnsi="Courier New" w:cs="Courier New" w:hint="default"/>
+      </w:rPr>
+    </w:lvl>
+    <w:lvl w:ilvl="5" w:tplc="0C000005" w:tentative="1">
+      <w:start w:val="1"/>
+      <w:numFmt w:val="bullet"/>
+      <w:lvlText w:val=""/>
+      <w:lvlJc w:val="left"/>
+      <w:pPr>
+        <w:ind w:left="4320" w:hanging="360"/>
+      </w:pPr>
+      <w:rPr>
+        <w:rFonts w:ascii="Wingdings" w:hAnsi="Wingdings" w:hint="default"/>
+      </w:rPr>
+    </w:lvl>
+    <w:lvl w:ilvl="6" w:tplc="0C000001" w:tentative="1">
+      <w:start w:val="1"/>
+      <w:numFmt w:val="bullet"/>
+      <w:lvlText w:val=""/>
+      <w:lvlJc w:val="left"/>
+      <w:pPr>
+        <w:ind w:left="5040" w:hanging="360"/>
+      </w:pPr>
+      <w:rPr>
+        <w:rFonts w:ascii="Symbol" w:hAnsi="Symbol" w:hint="default"/>
+      </w:rPr>
+    </w:lvl>
+    <w:lvl w:ilvl="7" w:tplc="0C000003" w:tentative="1">
+      <w:start w:val="1"/>
+      <w:numFmt w:val="bullet"/>
+      <w:lvlText w:val="o"/>
+      <w:lvlJc w:val="left"/>
+      <w:pPr>
+        <w:ind w:left="5760" w:hanging="360"/>
+      </w:pPr>
+      <w:rPr>
+        <w:rFonts w:ascii="Courier New" w:hAnsi="Courier New" w:cs="Courier New" w:hint="default"/>
+      </w:rPr>
+    </w:lvl>
+    <w:lvl w:ilvl="8" w:tplc="0C000005" w:tentative="1">
+      <w:start w:val="1"/>
+      <w:numFmt w:val="bullet"/>
+      <w:lvlText w:val=""/>
+      <w:lvlJc w:val="left"/>
+      <w:pPr>
+        <w:ind w:left="6480" w:hanging="360"/>
+      </w:pPr>
+      <w:rPr>
+        <w:rFonts w:ascii="Wingdings" w:hAnsi="Wingdings" w:hint="default"/>
+      </w:rPr>
+    </w:lvl>
+  </w:abstractNum>
+  <w:abstractNum w:abstractNumId="1" w15:restartNumberingAfterBreak="0">
+    <w:nsid w:val="23662F37"/>
+    <w:multiLevelType w:val="hybridMultilevel"/>
+    <w:tmpl w:val="35B4B05A"/>
+    <w:lvl w:ilvl="0" w:tplc="0C000001">
+      <w:start w:val="1"/>
+      <w:numFmt w:val="bullet"/>
+      <w:lvlText w:val=""/>
+      <w:lvlJc w:val="left"/>
+      <w:pPr>
+        <w:ind w:left="720" w:hanging="360"/>
+      </w:pPr>
+      <w:rPr>
+        <w:rFonts w:ascii="Symbol" w:hAnsi="Symbol" w:hint="default"/>
+      </w:rPr>
+    </w:lvl>
+    <w:lvl w:ilvl="1" w:tplc="0C000003" w:tentative="1">
+      <w:start w:val="1"/>
+      <w:numFmt w:val="bullet"/>
+      <w:lvlText w:val="o"/>
+      <w:lvlJc w:val="left"/>
+      <w:pPr>
+        <w:ind w:left="1440" w:hanging="360"/>
+      </w:pPr>
+      <w:rPr>
+        <w:rFonts w:ascii="Courier New" w:hAnsi="Courier New" w:cs="Courier New" w:hint="default"/>
+      </w:rPr>
+    </w:lvl>
+    <w:lvl w:ilvl="2" w:tplc="0C000005" w:tentative="1">
+      <w:start w:val="1"/>
+      <w:numFmt w:val="bullet"/>
+      <w:lvlText w:val=""/>
+      <w:lvlJc w:val="left"/>
+      <w:pPr>
+        <w:ind w:left="2160" w:hanging="360"/>
+      </w:pPr>
+      <w:rPr>
+        <w:rFonts w:ascii="Wingdings" w:hAnsi="Wingdings" w:hint="default"/>
+      </w:rPr>
+    </w:lvl>
+    <w:lvl w:ilvl="3" w:tplc="0C000001" w:tentative="1">
+      <w:start w:val="1"/>
+      <w:numFmt w:val="bullet"/>
+      <w:lvlText w:val=""/>
+      <w:lvlJc w:val="left"/>
+      <w:pPr>
+        <w:ind w:left="2880" w:hanging="360"/>
+      </w:pPr>
+      <w:rPr>
+        <w:rFonts w:ascii="Symbol" w:hAnsi="Symbol" w:hint="default"/>
+      </w:rPr>
+    </w:lvl>
+    <w:lvl w:ilvl="4" w:tplc="0C000003" w:tentative="1">
+      <w:start w:val="1"/>
+      <w:numFmt w:val="bullet"/>
+      <w:lvlText w:val="o"/>
+      <w:lvlJc w:val="left"/>
+      <w:pPr>
+        <w:ind w:left="3600" w:hanging="360"/>
+      </w:pPr>
+      <w:rPr>
+        <w:rFonts w:ascii="Courier New" w:hAnsi="Courier New" w:cs="Courier New" w:hint="default"/>
+      </w:rPr>
+    </w:lvl>
+    <w:lvl w:ilvl="5" w:tplc="0C000005" w:tentative="1">
+      <w:start w:val="1"/>
+      <w:numFmt w:val="bullet"/>
+      <w:lvlText w:val=""/>
+      <w:lvlJc w:val="left"/>
+      <w:pPr>
+        <w:ind w:left="4320" w:hanging="360"/>
+      </w:pPr>
+      <w:rPr>
+        <w:rFonts w:ascii="Wingdings" w:hAnsi="Wingdings" w:hint="default"/>
+      </w:rPr>
+    </w:lvl>
+    <w:lvl w:ilvl="6" w:tplc="0C000001" w:tentative="1">
+      <w:start w:val="1"/>
+      <w:numFmt w:val="bullet"/>
+      <w:lvlText w:val=""/>
+      <w:lvlJc w:val="left"/>
+      <w:pPr>
+        <w:ind w:left="5040" w:hanging="360"/>
+      </w:pPr>
+      <w:rPr>
+        <w:rFonts w:ascii="Symbol" w:hAnsi="Symbol" w:hint="default"/>
+      </w:rPr>
+    </w:lvl>
+    <w:lvl w:ilvl="7" w:tplc="0C000003" w:tentative="1">
+      <w:start w:val="1"/>
+      <w:numFmt w:val="bullet"/>
+      <w:lvlText w:val="o"/>
+      <w:lvlJc w:val="left"/>
+      <w:pPr>
+        <w:ind w:left="5760" w:hanging="360"/>
+      </w:pPr>
+      <w:rPr>
+        <w:rFonts w:ascii="Courier New" w:hAnsi="Courier New" w:cs="Courier New" w:hint="default"/>
+      </w:rPr>
+    </w:lvl>
+    <w:lvl w:ilvl="8" w:tplc="0C000005" w:tentative="1">
+      <w:start w:val="1"/>
+      <w:numFmt w:val="bullet"/>
+      <w:lvlText w:val=""/>
+      <w:lvlJc w:val="left"/>
+      <w:pPr>
+        <w:ind w:left="6480" w:hanging="360"/>
+      </w:pPr>
+      <w:rPr>
+        <w:rFonts w:ascii="Wingdings" w:hAnsi="Wingdings" w:hint="default"/>
+      </w:rPr>
+    </w:lvl>
+  </w:abstractNum>
+  <w:abstractNum w:abstractNumId="2" w15:restartNumberingAfterBreak="0">
+    <w:nsid w:val="261D6415"/>
+    <w:multiLevelType w:val="hybridMultilevel"/>
+    <w:tmpl w:val="66A4FBB4"/>
+    <w:lvl w:ilvl="0" w:tplc="0C000001">
+      <w:start w:val="1"/>
+      <w:numFmt w:val="bullet"/>
+      <w:lvlText w:val=""/>
+      <w:lvlJc w:val="left"/>
+      <w:pPr>
+        <w:ind w:left="720" w:hanging="360"/>
+      </w:pPr>
+      <w:rPr>
+        <w:rFonts w:ascii="Symbol" w:hAnsi="Symbol" w:hint="default"/>
+      </w:rPr>
+    </w:lvl>
+    <w:lvl w:ilvl="1" w:tplc="0C000003" w:tentative="1">
+      <w:start w:val="1"/>
+      <w:numFmt w:val="bullet"/>
+      <w:lvlText w:val="o"/>
+      <w:lvlJc w:val="left"/>
+      <w:pPr>
+        <w:ind w:left="1440" w:hanging="360"/>
+      </w:pPr>
+      <w:rPr>
+        <w:rFonts w:ascii="Courier New" w:hAnsi="Courier New" w:cs="Courier New" w:hint="default"/>
+      </w:rPr>
+    </w:lvl>
+    <w:lvl w:ilvl="2" w:tplc="0C000005" w:tentative="1">
+      <w:start w:val="1"/>
+      <w:numFmt w:val="bullet"/>
+      <w:lvlText w:val=""/>
+      <w:lvlJc w:val="left"/>
+      <w:pPr>
+        <w:ind w:left="2160" w:hanging="360"/>
+      </w:pPr>
+      <w:rPr>
+        <w:rFonts w:ascii="Wingdings" w:hAnsi="Wingdings" w:hint="default"/>
+      </w:rPr>
+    </w:lvl>
+    <w:lvl w:ilvl="3" w:tplc="0C000001" w:tentative="1">
+      <w:start w:val="1"/>
+      <w:numFmt w:val="bullet"/>
+      <w:lvlText w:val=""/>
+      <w:lvlJc w:val="left"/>
+      <w:pPr>
+        <w:ind w:left="2880" w:hanging="360"/>
+      </w:pPr>
+      <w:rPr>
+        <w:rFonts w:ascii="Symbol" w:hAnsi="Symbol" w:hint="default"/>
+      </w:rPr>
+    </w:lvl>
+    <w:lvl w:ilvl="4" w:tplc="0C000003" w:tentative="1">
+      <w:start w:val="1"/>
+      <w:numFmt w:val="bullet"/>
+      <w:lvlText w:val="o"/>
+      <w:lvlJc w:val="left"/>
+      <w:pPr>
+        <w:ind w:left="3600" w:hanging="360"/>
+      </w:pPr>
+      <w:rPr>
+        <w:rFonts w:ascii="Courier New" w:hAnsi="Courier New" w:cs="Courier New" w:hint="default"/>
+      </w:rPr>
+    </w:lvl>
+    <w:lvl w:ilvl="5" w:tplc="0C000005" w:tentative="1">
+      <w:start w:val="1"/>
+      <w:numFmt w:val="bullet"/>
+      <w:lvlText w:val=""/>
+      <w:lvlJc w:val="left"/>
+      <w:pPr>
+        <w:ind w:left="4320" w:hanging="360"/>
+      </w:pPr>
+      <w:rPr>
+        <w:rFonts w:ascii="Wingdings" w:hAnsi="Wingdings" w:hint="default"/>
+      </w:rPr>
+    </w:lvl>
+    <w:lvl w:ilvl="6" w:tplc="0C000001" w:tentative="1">
+      <w:start w:val="1"/>
+      <w:numFmt w:val="bullet"/>
+      <w:lvlText w:val=""/>
+      <w:lvlJc w:val="left"/>
+      <w:pPr>
+        <w:ind w:left="5040" w:hanging="360"/>
+      </w:pPr>
+      <w:rPr>
+        <w:rFonts w:ascii="Symbol" w:hAnsi="Symbol" w:hint="default"/>
+      </w:rPr>
+    </w:lvl>
+    <w:lvl w:ilvl="7" w:tplc="0C000003" w:tentative="1">
+      <w:start w:val="1"/>
+      <w:numFmt w:val="bullet"/>
+      <w:lvlText w:val="o"/>
+      <w:lvlJc w:val="left"/>
+      <w:pPr>
+        <w:ind w:left="5760" w:hanging="360"/>
+      </w:pPr>
+      <w:rPr>
+        <w:rFonts w:ascii="Courier New" w:hAnsi="Courier New" w:cs="Courier New" w:hint="default"/>
+      </w:rPr>
+    </w:lvl>
+    <w:lvl w:ilvl="8" w:tplc="0C000005" w:tentative="1">
+      <w:start w:val="1"/>
+      <w:numFmt w:val="bullet"/>
+      <w:lvlText w:val=""/>
+      <w:lvlJc w:val="left"/>
+      <w:pPr>
+        <w:ind w:left="6480" w:hanging="360"/>
+      </w:pPr>
+      <w:rPr>
+        <w:rFonts w:ascii="Wingdings" w:hAnsi="Wingdings" w:hint="default"/>
+      </w:rPr>
+    </w:lvl>
+  </w:abstractNum>
+  <w:abstractNum w:abstractNumId="3" w15:restartNumberingAfterBreak="0">
+    <w:nsid w:val="30FA179F"/>
+    <w:multiLevelType w:val="hybridMultilevel"/>
+    <w:tmpl w:val="C082B550"/>
+    <w:lvl w:ilvl="0" w:tplc="0C000001">
+      <w:start w:val="1"/>
+      <w:numFmt w:val="bullet"/>
+      <w:lvlText w:val=""/>
+      <w:lvlJc w:val="left"/>
+      <w:pPr>
+        <w:ind w:left="720" w:hanging="360"/>
+      </w:pPr>
+      <w:rPr>
+        <w:rFonts w:ascii="Symbol" w:hAnsi="Symbol" w:hint="default"/>
+      </w:rPr>
+    </w:lvl>
+    <w:lvl w:ilvl="1" w:tplc="0C000003" w:tentative="1">
+      <w:start w:val="1"/>
+      <w:numFmt w:val="bullet"/>
+      <w:lvlText w:val="o"/>
+      <w:lvlJc w:val="left"/>
+      <w:pPr>
+        <w:ind w:left="1440" w:hanging="360"/>
+      </w:pPr>
+      <w:rPr>
+        <w:rFonts w:ascii="Courier New" w:hAnsi="Courier New" w:cs="Courier New" w:hint="default"/>
+      </w:rPr>
+    </w:lvl>
+    <w:lvl w:ilvl="2" w:tplc="0C000005" w:tentative="1">
+      <w:start w:val="1"/>
+      <w:numFmt w:val="bullet"/>
+      <w:lvlText w:val=""/>
+      <w:lvlJc w:val="left"/>
+      <w:pPr>
+        <w:ind w:left="2160" w:hanging="360"/>
+      </w:pPr>
+      <w:rPr>
+        <w:rFonts w:ascii="Wingdings" w:hAnsi="Wingdings" w:hint="default"/>
+      </w:rPr>
+    </w:lvl>
+    <w:lvl w:ilvl="3" w:tplc="0C000001" w:tentative="1">
+      <w:start w:val="1"/>
+      <w:numFmt w:val="bullet"/>
+      <w:lvlText w:val=""/>
+      <w:lvlJc w:val="left"/>
+      <w:pPr>
+        <w:ind w:left="2880" w:hanging="360"/>
+      </w:pPr>
+      <w:rPr>
+        <w:rFonts w:ascii="Symbol" w:hAnsi="Symbol" w:hint="default"/>
+      </w:rPr>
+    </w:lvl>
+    <w:lvl w:ilvl="4" w:tplc="0C000003" w:tentative="1">
+      <w:start w:val="1"/>
+      <w:numFmt w:val="bullet"/>
+      <w:lvlText w:val="o"/>
+      <w:lvlJc w:val="left"/>
+      <w:pPr>
+        <w:ind w:left="3600" w:hanging="360"/>
+      </w:pPr>
+      <w:rPr>
+        <w:rFonts w:ascii="Courier New" w:hAnsi="Courier New" w:cs="Courier New" w:hint="default"/>
+      </w:rPr>
+    </w:lvl>
+    <w:lvl w:ilvl="5" w:tplc="0C000005" w:tentative="1">
+      <w:start w:val="1"/>
+      <w:numFmt w:val="bullet"/>
+      <w:lvlText w:val=""/>
+      <w:lvlJc w:val="left"/>
+      <w:pPr>
+        <w:ind w:left="4320" w:hanging="360"/>
+      </w:pPr>
+      <w:rPr>
+        <w:rFonts w:ascii="Wingdings" w:hAnsi="Wingdings" w:hint="default"/>
+      </w:rPr>
+    </w:lvl>
+    <w:lvl w:ilvl="6" w:tplc="0C000001" w:tentative="1">
+      <w:start w:val="1"/>
+      <w:numFmt w:val="bullet"/>
+      <w:lvlText w:val=""/>
+      <w:lvlJc w:val="left"/>
+      <w:pPr>
+        <w:ind w:left="5040" w:hanging="360"/>
+      </w:pPr>
+      <w:rPr>
+        <w:rFonts w:ascii="Symbol" w:hAnsi="Symbol" w:hint="default"/>
+      </w:rPr>
+    </w:lvl>
+    <w:lvl w:ilvl="7" w:tplc="0C000003" w:tentative="1">
+      <w:start w:val="1"/>
+      <w:numFmt w:val="bullet"/>
+      <w:lvlText w:val="o"/>
+      <w:lvlJc w:val="left"/>
+      <w:pPr>
+        <w:ind w:left="5760" w:hanging="360"/>
+      </w:pPr>
+      <w:rPr>
+        <w:rFonts w:ascii="Courier New" w:hAnsi="Courier New" w:cs="Courier New" w:hint="default"/>
+      </w:rPr>
+    </w:lvl>
+    <w:lvl w:ilvl="8" w:tplc="0C000005" w:tentative="1">
+      <w:start w:val="1"/>
+      <w:numFmt w:val="bullet"/>
+      <w:lvlText w:val=""/>
+      <w:lvlJc w:val="left"/>
+      <w:pPr>
+        <w:ind w:left="6480" w:hanging="360"/>
+      </w:pPr>
+      <w:rPr>
+        <w:rFonts w:ascii="Wingdings" w:hAnsi="Wingdings" w:hint="default"/>
+      </w:rPr>
+    </w:lvl>
+  </w:abstractNum>
+  <w:abstractNum w:abstractNumId="4" w15:restartNumberingAfterBreak="0">
+    <w:nsid w:val="41680000"/>
+    <w:multiLevelType w:val="hybridMultilevel"/>
+    <w:tmpl w:val="6378595C"/>
+    <w:lvl w:ilvl="0" w:tplc="0C000001">
+      <w:start w:val="1"/>
+      <w:numFmt w:val="bullet"/>
+      <w:lvlText w:val=""/>
+      <w:lvlJc w:val="left"/>
+      <w:pPr>
+        <w:ind w:left="720" w:hanging="360"/>
+      </w:pPr>
+      <w:rPr>
+        <w:rFonts w:ascii="Symbol" w:hAnsi="Symbol" w:hint="default"/>
+      </w:rPr>
+    </w:lvl>
+    <w:lvl w:ilvl="1" w:tplc="0C000003" w:tentative="1">
+      <w:start w:val="1"/>
+      <w:numFmt w:val="bullet"/>
+      <w:lvlText w:val="o"/>
+      <w:lvlJc w:val="left"/>
+      <w:pPr>
+        <w:ind w:left="1440" w:hanging="360"/>
+      </w:pPr>
+      <w:rPr>
+        <w:rFonts w:ascii="Courier New" w:hAnsi="Courier New" w:cs="Courier New" w:hint="default"/>
+      </w:rPr>
+    </w:lvl>
+    <w:lvl w:ilvl="2" w:tplc="0C000005" w:tentative="1">
+      <w:start w:val="1"/>
+      <w:numFmt w:val="bullet"/>
+      <w:lvlText w:val=""/>
+      <w:lvlJc w:val="left"/>
+      <w:pPr>
+        <w:ind w:left="2160" w:hanging="360"/>
+      </w:pPr>
+      <w:rPr>
+        <w:rFonts w:ascii="Wingdings" w:hAnsi="Wingdings" w:hint="default"/>
+      </w:rPr>
+    </w:lvl>
+    <w:lvl w:ilvl="3" w:tplc="0C000001" w:tentative="1">
+      <w:start w:val="1"/>
+      <w:numFmt w:val="bullet"/>
+      <w:lvlText w:val=""/>
+      <w:lvlJc w:val="left"/>
+      <w:pPr>
+        <w:ind w:left="2880" w:hanging="360"/>
+      </w:pPr>
+      <w:rPr>
+        <w:rFonts w:ascii="Symbol" w:hAnsi="Symbol" w:hint="default"/>
+      </w:rPr>
+    </w:lvl>
+    <w:lvl w:ilvl="4" w:tplc="0C000003" w:tentative="1">
+      <w:start w:val="1"/>
+      <w:numFmt w:val="bullet"/>
+      <w:lvlText w:val="o"/>
+      <w:lvlJc w:val="left"/>
+      <w:pPr>
+        <w:ind w:left="3600" w:hanging="360"/>
+      </w:pPr>
+      <w:rPr>
+        <w:rFonts w:ascii="Courier New" w:hAnsi="Courier New" w:cs="Courier New" w:hint="default"/>
+      </w:rPr>
+    </w:lvl>
+    <w:lvl w:ilvl="5" w:tplc="0C000005" w:tentative="1">
+      <w:start w:val="1"/>
+      <w:numFmt w:val="bullet"/>
+      <w:lvlText w:val=""/>
+      <w:lvlJc w:val="left"/>
+      <w:pPr>
+        <w:ind w:left="4320" w:hanging="360"/>
+      </w:pPr>
+      <w:rPr>
+        <w:rFonts w:ascii="Wingdings" w:hAnsi="Wingdings" w:hint="default"/>
+      </w:rPr>
+    </w:lvl>
+    <w:lvl w:ilvl="6" w:tplc="0C000001" w:tentative="1">
+      <w:start w:val="1"/>
+      <w:numFmt w:val="bullet"/>
+      <w:lvlText w:val=""/>
+      <w:lvlJc w:val="left"/>
+      <w:pPr>
+        <w:ind w:left="5040" w:hanging="360"/>
+      </w:pPr>
+      <w:rPr>
+        <w:rFonts w:ascii="Symbol" w:hAnsi="Symbol" w:hint="default"/>
+      </w:rPr>
+    </w:lvl>
+    <w:lvl w:ilvl="7" w:tplc="0C000003" w:tentative="1">
+      <w:start w:val="1"/>
+      <w:numFmt w:val="bullet"/>
+      <w:lvlText w:val="o"/>
+      <w:lvlJc w:val="left"/>
+      <w:pPr>
+        <w:ind w:left="5760" w:hanging="360"/>
+      </w:pPr>
+      <w:rPr>
+        <w:rFonts w:ascii="Courier New" w:hAnsi="Courier New" w:cs="Courier New" w:hint="default"/>
+      </w:rPr>
+    </w:lvl>
+    <w:lvl w:ilvl="8" w:tplc="0C000005" w:tentative="1">
+      <w:start w:val="1"/>
+      <w:numFmt w:val="bullet"/>
+      <w:lvlText w:val=""/>
+      <w:lvlJc w:val="left"/>
+      <w:pPr>
+        <w:ind w:left="6480" w:hanging="360"/>
+      </w:pPr>
+      <w:rPr>
+        <w:rFonts w:ascii="Wingdings" w:hAnsi="Wingdings" w:hint="default"/>
+      </w:rPr>
+    </w:lvl>
+  </w:abstractNum>
+  <w:abstractNum w:abstractNumId="5" w15:restartNumberingAfterBreak="0">
+    <w:nsid w:val="5D137A08"/>
+    <w:multiLevelType w:val="hybridMultilevel"/>
+    <w:tmpl w:val="CF2C5F3E"/>
+    <w:lvl w:ilvl="0" w:tplc="0C000001">
+      <w:start w:val="1"/>
+      <w:numFmt w:val="bullet"/>
+      <w:lvlText w:val=""/>
+      <w:lvlJc w:val="left"/>
+      <w:pPr>
+        <w:ind w:left="720" w:hanging="360"/>
+      </w:pPr>
+      <w:rPr>
+        <w:rFonts w:ascii="Symbol" w:hAnsi="Symbol" w:hint="default"/>
+      </w:rPr>
+    </w:lvl>
+    <w:lvl w:ilvl="1" w:tplc="0C000003" w:tentative="1">
+      <w:start w:val="1"/>
+      <w:numFmt w:val="bullet"/>
+      <w:lvlText w:val="o"/>
+      <w:lvlJc w:val="left"/>
+      <w:pPr>
+        <w:ind w:left="1440" w:hanging="360"/>
+      </w:pPr>
+      <w:rPr>
+        <w:rFonts w:ascii="Courier New" w:hAnsi="Courier New" w:cs="Courier New" w:hint="default"/>
+      </w:rPr>
+    </w:lvl>
+    <w:lvl w:ilvl="2" w:tplc="0C000005" w:tentative="1">
+      <w:start w:val="1"/>
+      <w:numFmt w:val="bullet"/>
+      <w:lvlText w:val=""/>
+      <w:lvlJc w:val="left"/>
+      <w:pPr>
+        <w:ind w:left="2160" w:hanging="360"/>
+      </w:pPr>
+      <w:rPr>
+        <w:rFonts w:ascii="Wingdings" w:hAnsi="Wingdings" w:hint="default"/>
+      </w:rPr>
+    </w:lvl>
+    <w:lvl w:ilvl="3" w:tplc="0C000001" w:tentative="1">
+      <w:start w:val="1"/>
+      <w:numFmt w:val="bullet"/>
+      <w:lvlText w:val=""/>
+      <w:lvlJc w:val="left"/>
+      <w:pPr>
+        <w:ind w:left="2880" w:hanging="360"/>
+      </w:pPr>
+      <w:rPr>
+        <w:rFonts w:ascii="Symbol" w:hAnsi="Symbol" w:hint="default"/>
+      </w:rPr>
+    </w:lvl>
+    <w:lvl w:ilvl="4" w:tplc="0C000003" w:tentative="1">
+      <w:start w:val="1"/>
+      <w:numFmt w:val="bullet"/>
+      <w:lvlText w:val="o"/>
+      <w:lvlJc w:val="left"/>
+      <w:pPr>
+        <w:ind w:left="3600" w:hanging="360"/>
+      </w:pPr>
+      <w:rPr>
+        <w:rFonts w:ascii="Courier New" w:hAnsi="Courier New" w:cs="Courier New" w:hint="default"/>
+      </w:rPr>
+    </w:lvl>
+    <w:lvl w:ilvl="5" w:tplc="0C000005" w:tentative="1">
+      <w:start w:val="1"/>
+      <w:numFmt w:val="bullet"/>
+      <w:lvlText w:val=""/>
+      <w:lvlJc w:val="left"/>
+      <w:pPr>
+        <w:ind w:left="4320" w:hanging="360"/>
+      </w:pPr>
+      <w:rPr>
+        <w:rFonts w:ascii="Wingdings" w:hAnsi="Wingdings" w:hint="default"/>
+      </w:rPr>
+    </w:lvl>
+    <w:lvl w:ilvl="6" w:tplc="0C000001" w:tentative="1">
+      <w:start w:val="1"/>
+      <w:numFmt w:val="bullet"/>
+      <w:lvlText w:val=""/>
+      <w:lvlJc w:val="left"/>
+      <w:pPr>
+        <w:ind w:left="5040" w:hanging="360"/>
+      </w:pPr>
+      <w:rPr>
+        <w:rFonts w:ascii="Symbol" w:hAnsi="Symbol" w:hint="default"/>
+      </w:rPr>
+    </w:lvl>
+    <w:lvl w:ilvl="7" w:tplc="0C000003" w:tentative="1">
+      <w:start w:val="1"/>
+      <w:numFmt w:val="bullet"/>
+      <w:lvlText w:val="o"/>
+      <w:lvlJc w:val="left"/>
+      <w:pPr>
+        <w:ind w:left="5760" w:hanging="360"/>
+      </w:pPr>
+      <w:rPr>
+        <w:rFonts w:ascii="Courier New" w:hAnsi="Courier New" w:cs="Courier New" w:hint="default"/>
+      </w:rPr>
+    </w:lvl>
+    <w:lvl w:ilvl="8" w:tplc="0C000005" w:tentative="1">
+      <w:start w:val="1"/>
+      <w:numFmt w:val="bullet"/>
+      <w:lvlText w:val=""/>
+      <w:lvlJc w:val="left"/>
+      <w:pPr>
+        <w:ind w:left="6480" w:hanging="360"/>
+      </w:pPr>
+      <w:rPr>
+        <w:rFonts w:ascii="Wingdings" w:hAnsi="Wingdings" w:hint="default"/>
+      </w:rPr>
+    </w:lvl>
+  </w:abstractNum>
+  <w:abstractNum w:abstractNumId="6" w15:restartNumberingAfterBreak="0">
+    <w:nsid w:val="65E671D7"/>
+    <w:multiLevelType w:val="hybridMultilevel"/>
+    <w:tmpl w:val="2F321CA4"/>
+    <w:lvl w:ilvl="0" w:tplc="0C000001">
+      <w:start w:val="1"/>
+      <w:numFmt w:val="bullet"/>
+      <w:lvlText w:val=""/>
+      <w:lvlJc w:val="left"/>
+      <w:pPr>
+        <w:ind w:left="720" w:hanging="360"/>
+      </w:pPr>
+      <w:rPr>
+        <w:rFonts w:ascii="Symbol" w:hAnsi="Symbol" w:hint="default"/>
+      </w:rPr>
+    </w:lvl>
+    <w:lvl w:ilvl="1" w:tplc="0C000003" w:tentative="1">
+      <w:start w:val="1"/>
+      <w:numFmt w:val="bullet"/>
+      <w:lvlText w:val="o"/>
+      <w:lvlJc w:val="left"/>
+      <w:pPr>
+        <w:ind w:left="1440" w:hanging="360"/>
+      </w:pPr>
+      <w:rPr>
+        <w:rFonts w:ascii="Courier New" w:hAnsi="Courier New" w:cs="Courier New" w:hint="default"/>
+      </w:rPr>
+    </w:lvl>
+    <w:lvl w:ilvl="2" w:tplc="0C000005" w:tentative="1">
+      <w:start w:val="1"/>
+      <w:numFmt w:val="bullet"/>
+      <w:lvlText w:val=""/>
+      <w:lvlJc w:val="left"/>
+      <w:pPr>
+        <w:ind w:left="2160" w:hanging="360"/>
+      </w:pPr>
+      <w:rPr>
+        <w:rFonts w:ascii="Wingdings" w:hAnsi="Wingdings" w:hint="default"/>
+      </w:rPr>
+    </w:lvl>
+    <w:lvl w:ilvl="3" w:tplc="0C000001" w:tentative="1">
+      <w:start w:val="1"/>
+      <w:numFmt w:val="bullet"/>
+      <w:lvlText w:val=""/>
+      <w:lvlJc w:val="left"/>
+      <w:pPr>
+        <w:ind w:left="2880" w:hanging="360"/>
+      </w:pPr>
+      <w:rPr>
+        <w:rFonts w:ascii="Symbol" w:hAnsi="Symbol" w:hint="default"/>
+      </w:rPr>
+    </w:lvl>
+    <w:lvl w:ilvl="4" w:tplc="0C000003" w:tentative="1">
+      <w:start w:val="1"/>
+      <w:numFmt w:val="bullet"/>
+      <w:lvlText w:val="o"/>
+      <w:lvlJc w:val="left"/>
+      <w:pPr>
+        <w:ind w:left="3600" w:hanging="360"/>
+      </w:pPr>
+      <w:rPr>
+        <w:rFonts w:ascii="Courier New" w:hAnsi="Courier New" w:cs="Courier New" w:hint="default"/>
+      </w:rPr>
+    </w:lvl>
+    <w:lvl w:ilvl="5" w:tplc="0C000005" w:tentative="1">
+      <w:start w:val="1"/>
+      <w:numFmt w:val="bullet"/>
+      <w:lvlText w:val=""/>
+      <w:lvlJc w:val="left"/>
+      <w:pPr>
+        <w:ind w:left="4320" w:hanging="360"/>
+      </w:pPr>
+      <w:rPr>
+        <w:rFonts w:ascii="Wingdings" w:hAnsi="Wingdings" w:hint="default"/>
+      </w:rPr>
+    </w:lvl>
+    <w:lvl w:ilvl="6" w:tplc="0C000001" w:tentative="1">
+      <w:start w:val="1"/>
+      <w:numFmt w:val="bullet"/>
+      <w:lvlText w:val=""/>
+      <w:lvlJc w:val="left"/>
+      <w:pPr>
+        <w:ind w:left="5040" w:hanging="360"/>
+      </w:pPr>
+      <w:rPr>
+        <w:rFonts w:ascii="Symbol" w:hAnsi="Symbol" w:hint="default"/>
+      </w:rPr>
+    </w:lvl>
+    <w:lvl w:ilvl="7" w:tplc="0C000003" w:tentative="1">
+      <w:start w:val="1"/>
+      <w:numFmt w:val="bullet"/>
+      <w:lvlText w:val="o"/>
+      <w:lvlJc w:val="left"/>
+      <w:pPr>
+        <w:ind w:left="5760" w:hanging="360"/>
+      </w:pPr>
+      <w:rPr>
+        <w:rFonts w:ascii="Courier New" w:hAnsi="Courier New" w:cs="Courier New" w:hint="default"/>
+      </w:rPr>
+    </w:lvl>
+    <w:lvl w:ilvl="8" w:tplc="0C000005" w:tentative="1">
+      <w:start w:val="1"/>
+      <w:numFmt w:val="bullet"/>
+      <w:lvlText w:val=""/>
+      <w:lvlJc w:val="left"/>
+      <w:pPr>
+        <w:ind w:left="6480" w:hanging="360"/>
+      </w:pPr>
+      <w:rPr>
+        <w:rFonts w:ascii="Wingdings" w:hAnsi="Wingdings" w:hint="default"/>
+      </w:rPr>
+    </w:lvl>
+  </w:abstractNum>
+  <w:abstractNum w:abstractNumId="7" w15:restartNumberingAfterBreak="0">
+    <w:nsid w:val="690F3B8B"/>
+    <w:multiLevelType w:val="hybridMultilevel"/>
+    <w:tmpl w:val="18086770"/>
+    <w:lvl w:ilvl="0" w:tplc="0C000001">
+      <w:start w:val="1"/>
+      <w:numFmt w:val="bullet"/>
+      <w:lvlText w:val=""/>
+      <w:lvlJc w:val="left"/>
+      <w:pPr>
+        <w:ind w:left="720" w:hanging="360"/>
+      </w:pPr>
+      <w:rPr>
+        <w:rFonts w:ascii="Symbol" w:hAnsi="Symbol" w:hint="default"/>
+      </w:rPr>
+    </w:lvl>
+    <w:lvl w:ilvl="1" w:tplc="0C000003" w:tentative="1">
+      <w:start w:val="1"/>
+      <w:numFmt w:val="bullet"/>
+      <w:lvlText w:val="o"/>
+      <w:lvlJc w:val="left"/>
+      <w:pPr>
+        <w:ind w:left="1440" w:hanging="360"/>
+      </w:pPr>
+      <w:rPr>
+        <w:rFonts w:ascii="Courier New" w:hAnsi="Courier New" w:cs="Courier New" w:hint="default"/>
+      </w:rPr>
+    </w:lvl>
+    <w:lvl w:ilvl="2" w:tplc="0C000005" w:tentative="1">
+      <w:start w:val="1"/>
+      <w:numFmt w:val="bullet"/>
+      <w:lvlText w:val=""/>
+      <w:lvlJc w:val="left"/>
+      <w:pPr>
+        <w:ind w:left="2160" w:hanging="360"/>
+      </w:pPr>
+      <w:rPr>
+        <w:rFonts w:ascii="Wingdings" w:hAnsi="Wingdings" w:hint="default"/>
+      </w:rPr>
+    </w:lvl>
+    <w:lvl w:ilvl="3" w:tplc="0C000001" w:tentative="1">
+      <w:start w:val="1"/>
+      <w:numFmt w:val="bullet"/>
+      <w:lvlText w:val=""/>
+      <w:lvlJc w:val="left"/>
+      <w:pPr>
+        <w:ind w:left="2880" w:hanging="360"/>
+      </w:pPr>
+      <w:rPr>
+        <w:rFonts w:ascii="Symbol" w:hAnsi="Symbol" w:hint="default"/>
+      </w:rPr>
+    </w:lvl>
+    <w:lvl w:ilvl="4" w:tplc="0C000003" w:tentative="1">
+      <w:start w:val="1"/>
+      <w:numFmt w:val="bullet"/>
+      <w:lvlText w:val="o"/>
+      <w:lvlJc w:val="left"/>
+      <w:pPr>
+        <w:ind w:left="3600" w:hanging="360"/>
+      </w:pPr>
+      <w:rPr>
+        <w:rFonts w:ascii="Courier New" w:hAnsi="Courier New" w:cs="Courier New" w:hint="default"/>
+      </w:rPr>
+    </w:lvl>
+    <w:lvl w:ilvl="5" w:tplc="0C000005" w:tentative="1">
+      <w:start w:val="1"/>
+      <w:numFmt w:val="bullet"/>
+      <w:lvlText w:val=""/>
+      <w:lvlJc w:val="left"/>
+      <w:pPr>
+        <w:ind w:left="4320" w:hanging="360"/>
+      </w:pPr>
+      <w:rPr>
+        <w:rFonts w:ascii="Wingdings" w:hAnsi="Wingdings" w:hint="default"/>
+      </w:rPr>
+    </w:lvl>
+    <w:lvl w:ilvl="6" w:tplc="0C000001" w:tentative="1">
+      <w:start w:val="1"/>
+      <w:numFmt w:val="bullet"/>
+      <w:lvlText w:val=""/>
+      <w:lvlJc w:val="left"/>
+      <w:pPr>
+        <w:ind w:left="5040" w:hanging="360"/>
+      </w:pPr>
+      <w:rPr>
+        <w:rFonts w:ascii="Symbol" w:hAnsi="Symbol" w:hint="default"/>
+      </w:rPr>
+    </w:lvl>
+    <w:lvl w:ilvl="7" w:tplc="0C000003" w:tentative="1">
+      <w:start w:val="1"/>
+      <w:numFmt w:val="bullet"/>
+      <w:lvlText w:val="o"/>
+      <w:lvlJc w:val="left"/>
+      <w:pPr>
+        <w:ind w:left="5760" w:hanging="360"/>
+      </w:pPr>
+      <w:rPr>
+        <w:rFonts w:ascii="Courier New" w:hAnsi="Courier New" w:cs="Courier New" w:hint="default"/>
+      </w:rPr>
+    </w:lvl>
+    <w:lvl w:ilvl="8" w:tplc="0C000005" w:tentative="1">
+      <w:start w:val="1"/>
+      <w:numFmt w:val="bullet"/>
+      <w:lvlText w:val=""/>
+      <w:lvlJc w:val="left"/>
+      <w:pPr>
+        <w:ind w:left="6480" w:hanging="360"/>
+      </w:pPr>
+      <w:rPr>
+        <w:rFonts w:ascii="Wingdings" w:hAnsi="Wingdings" w:hint="default"/>
+      </w:rPr>
+    </w:lvl>
+  </w:abstractNum>
+  <w:abstractNum w:abstractNumId="8" w15:restartNumberingAfterBreak="0">
+    <w:nsid w:val="725A29AC"/>
+    <w:multiLevelType w:val="hybridMultilevel"/>
+    <w:tmpl w:val="ADE81E48"/>
+    <w:lvl w:ilvl="0" w:tplc="0C000001">
+      <w:start w:val="1"/>
+      <w:numFmt w:val="bullet"/>
+      <w:lvlText w:val=""/>
+      <w:lvlJc w:val="left"/>
+      <w:pPr>
+        <w:ind w:left="720" w:hanging="360"/>
+      </w:pPr>
+      <w:rPr>
+        <w:rFonts w:ascii="Symbol" w:hAnsi="Symbol" w:hint="default"/>
+      </w:rPr>
+    </w:lvl>
+    <w:lvl w:ilvl="1" w:tplc="0C000003" w:tentative="1">
+      <w:start w:val="1"/>
+      <w:numFmt w:val="bullet"/>
+      <w:lvlText w:val="o"/>
+      <w:lvlJc w:val="left"/>
+      <w:pPr>
+        <w:ind w:left="1440" w:hanging="360"/>
+      </w:pPr>
+      <w:rPr>
+        <w:rFonts w:ascii="Courier New" w:hAnsi="Courier New" w:cs="Courier New" w:hint="default"/>
+      </w:rPr>
+    </w:lvl>
+    <w:lvl w:ilvl="2" w:tplc="0C000005" w:tentative="1">
+      <w:start w:val="1"/>
+      <w:numFmt w:val="bullet"/>
+      <w:lvlText w:val=""/>
+      <w:lvlJc w:val="left"/>
+      <w:pPr>
+        <w:ind w:left="2160" w:hanging="360"/>
+      </w:pPr>
+      <w:rPr>
+        <w:rFonts w:ascii="Wingdings" w:hAnsi="Wingdings" w:hint="default"/>
+      </w:rPr>
+    </w:lvl>
+    <w:lvl w:ilvl="3" w:tplc="0C000001" w:tentative="1">
+      <w:start w:val="1"/>
+      <w:numFmt w:val="bullet"/>
+      <w:lvlText w:val=""/>
+      <w:lvlJc w:val="left"/>
+      <w:pPr>
+        <w:ind w:left="2880" w:hanging="360"/>
+      </w:pPr>
+      <w:rPr>
+        <w:rFonts w:ascii="Symbol" w:hAnsi="Symbol" w:hint="default"/>
+      </w:rPr>
+    </w:lvl>
+    <w:lvl w:ilvl="4" w:tplc="0C000003" w:tentative="1">
+      <w:start w:val="1"/>
+      <w:numFmt w:val="bullet"/>
+      <w:lvlText w:val="o"/>
+      <w:lvlJc w:val="left"/>
+      <w:pPr>
+        <w:ind w:left="3600" w:hanging="360"/>
+      </w:pPr>
+      <w:rPr>
+        <w:rFonts w:ascii="Courier New" w:hAnsi="Courier New" w:cs="Courier New" w:hint="default"/>
+      </w:rPr>
+    </w:lvl>
+    <w:lvl w:ilvl="5" w:tplc="0C000005" w:tentative="1">
+      <w:start w:val="1"/>
+      <w:numFmt w:val="bullet"/>
+      <w:lvlText w:val=""/>
+      <w:lvlJc w:val="left"/>
+      <w:pPr>
+        <w:ind w:left="4320" w:hanging="360"/>
+      </w:pPr>
+      <w:rPr>
+        <w:rFonts w:ascii="Wingdings" w:hAnsi="Wingdings" w:hint="default"/>
+      </w:rPr>
+    </w:lvl>
+    <w:lvl w:ilvl="6" w:tplc="0C000001" w:tentative="1">
+      <w:start w:val="1"/>
+      <w:numFmt w:val="bullet"/>
+      <w:lvlText w:val=""/>
+      <w:lvlJc w:val="left"/>
+      <w:pPr>
+        <w:ind w:left="5040" w:hanging="360"/>
+      </w:pPr>
+      <w:rPr>
+        <w:rFonts w:ascii="Symbol" w:hAnsi="Symbol" w:hint="default"/>
+      </w:rPr>
+    </w:lvl>
+    <w:lvl w:ilvl="7" w:tplc="0C000003" w:tentative="1">
+      <w:start w:val="1"/>
+      <w:numFmt w:val="bullet"/>
+      <w:lvlText w:val="o"/>
+      <w:lvlJc w:val="left"/>
+      <w:pPr>
+        <w:ind w:left="5760" w:hanging="360"/>
+      </w:pPr>
+      <w:rPr>
+        <w:rFonts w:ascii="Courier New" w:hAnsi="Courier New" w:cs="Courier New" w:hint="default"/>
+      </w:rPr>
+    </w:lvl>
+    <w:lvl w:ilvl="8" w:tplc="0C000005" w:tentative="1">
+      <w:start w:val="1"/>
+      <w:numFmt w:val="bullet"/>
+      <w:lvlText w:val=""/>
+      <w:lvlJc w:val="left"/>
+      <w:pPr>
+        <w:ind w:left="6480" w:hanging="360"/>
+      </w:pPr>
+      <w:rPr>
+        <w:rFonts w:ascii="Wingdings" w:hAnsi="Wingdings" w:hint="default"/>
+      </w:rPr>
+    </w:lvl>
+  </w:abstractNum>
+  <w:abstractNum w:abstractNumId="9" w15:restartNumberingAfterBreak="0">
+    <w:nsid w:val="760B4C1B"/>
+    <w:multiLevelType w:val="hybridMultilevel"/>
+    <w:tmpl w:val="BD6A3E9E"/>
+    <w:lvl w:ilvl="0" w:tplc="0C000001">
+      <w:start w:val="1"/>
+      <w:numFmt w:val="bullet"/>
+      <w:lvlText w:val=""/>
+      <w:lvlJc w:val="left"/>
+      <w:pPr>
+        <w:ind w:left="720" w:hanging="360"/>
+      </w:pPr>
+      <w:rPr>
+        <w:rFonts w:ascii="Symbol" w:hAnsi="Symbol" w:hint="default"/>
+      </w:rPr>
+    </w:lvl>
+    <w:lvl w:ilvl="1" w:tplc="0C000003" w:tentative="1">
+      <w:start w:val="1"/>
+      <w:numFmt w:val="bullet"/>
+      <w:lvlText w:val="o"/>
+      <w:lvlJc w:val="left"/>
+      <w:pPr>
+        <w:ind w:left="1440" w:hanging="360"/>
+      </w:pPr>
+      <w:rPr>
+        <w:rFonts w:ascii="Courier New" w:hAnsi="Courier New" w:cs="Courier New" w:hint="default"/>
+      </w:rPr>
+    </w:lvl>
+    <w:lvl w:ilvl="2" w:tplc="0C000005" w:tentative="1">
+      <w:start w:val="1"/>
+      <w:numFmt w:val="bullet"/>
+      <w:lvlText w:val=""/>
+      <w:lvlJc w:val="left"/>
+      <w:pPr>
+        <w:ind w:left="2160" w:hanging="360"/>
+      </w:pPr>
+      <w:rPr>
+        <w:rFonts w:ascii="Wingdings" w:hAnsi="Wingdings" w:hint="default"/>
+      </w:rPr>
+    </w:lvl>
+    <w:lvl w:ilvl="3" w:tplc="0C000001" w:tentative="1">
+      <w:start w:val="1"/>
+      <w:numFmt w:val="bullet"/>
+      <w:lvlText w:val=""/>
+      <w:lvlJc w:val="left"/>
+      <w:pPr>
+        <w:ind w:left="2880" w:hanging="360"/>
+      </w:pPr>
+      <w:rPr>
+        <w:rFonts w:ascii="Symbol" w:hAnsi="Symbol" w:hint="default"/>
+      </w:rPr>
+    </w:lvl>
+    <w:lvl w:ilvl="4" w:tplc="0C000003" w:tentative="1">
+      <w:start w:val="1"/>
+      <w:numFmt w:val="bullet"/>
+      <w:lvlText w:val="o"/>
+      <w:lvlJc w:val="left"/>
+      <w:pPr>
+        <w:ind w:left="3600" w:hanging="360"/>
+      </w:pPr>
+      <w:rPr>
+        <w:rFonts w:ascii="Courier New" w:hAnsi="Courier New" w:cs="Courier New" w:hint="default"/>
+      </w:rPr>
+    </w:lvl>
+    <w:lvl w:ilvl="5" w:tplc="0C000005" w:tentative="1">
+      <w:start w:val="1"/>
+      <w:numFmt w:val="bullet"/>
+      <w:lvlText w:val=""/>
+      <w:lvlJc w:val="left"/>
+      <w:pPr>
+        <w:ind w:left="4320" w:hanging="360"/>
+      </w:pPr>
+      <w:rPr>
+        <w:rFonts w:ascii="Wingdings" w:hAnsi="Wingdings" w:hint="default"/>
+      </w:rPr>
+    </w:lvl>
+    <w:lvl w:ilvl="6" w:tplc="0C000001" w:tentative="1">
+      <w:start w:val="1"/>
+      <w:numFmt w:val="bullet"/>
+      <w:lvlText w:val=""/>
+      <w:lvlJc w:val="left"/>
+      <w:pPr>
+        <w:ind w:left="5040" w:hanging="360"/>
+      </w:pPr>
+      <w:rPr>
+        <w:rFonts w:ascii="Symbol" w:hAnsi="Symbol" w:hint="default"/>
+      </w:rPr>
+    </w:lvl>
+    <w:lvl w:ilvl="7" w:tplc="0C000003" w:tentative="1">
+      <w:start w:val="1"/>
+      <w:numFmt w:val="bullet"/>
+      <w:lvlText w:val="o"/>
+      <w:lvlJc w:val="left"/>
+      <w:pPr>
+        <w:ind w:left="5760" w:hanging="360"/>
+      </w:pPr>
+      <w:rPr>
+        <w:rFonts w:ascii="Courier New" w:hAnsi="Courier New" w:cs="Courier New" w:hint="default"/>
+      </w:rPr>
+    </w:lvl>
+    <w:lvl w:ilvl="8" w:tplc="0C000005" w:tentative="1">
+      <w:start w:val="1"/>
+      <w:numFmt w:val="bullet"/>
+      <w:lvlText w:val=""/>
+      <w:lvlJc w:val="left"/>
+      <w:pPr>
+        <w:ind w:left="6480" w:hanging="360"/>
+      </w:pPr>
+      <w:rPr>
+        <w:rFonts w:ascii="Wingdings" w:hAnsi="Wingdings" w:hint="default"/>
+      </w:rPr>
+    </w:lvl>
+  </w:abstractNum>
+  <w:abstractNum w:abstractNumId="10" w15:restartNumberingAfterBreak="0">
     <w:nsid w:val="77567FFB"/>
     <w:multiLevelType w:val="hybridMultilevel"/>
     <w:tmpl w:val="03809C78"/>
@@ -8419,7 +10601,7 @@
       </w:pPr>
     </w:lvl>
   </w:abstractNum>
-  <w:abstractNum w:abstractNumId="1" w15:restartNumberingAfterBreak="0">
+  <w:abstractNum w:abstractNumId="11" w15:restartNumberingAfterBreak="0">
     <w:nsid w:val="7D49289C"/>
     <w:multiLevelType w:val="hybridMultilevel"/>
     <w:tmpl w:val="03809C78"/>
@@ -8509,10 +10691,40 @@
     </w:lvl>
   </w:abstractNum>
   <w:num w:numId="1" w16cid:durableId="2050106131">
+    <w:abstractNumId w:val="11"/>
+  </w:num>
+  <w:num w:numId="2" w16cid:durableId="368725763">
+    <w:abstractNumId w:val="10"/>
+  </w:num>
+  <w:num w:numId="3" w16cid:durableId="921840006">
     <w:abstractNumId w:val="1"/>
   </w:num>
-  <w:num w:numId="2" w16cid:durableId="368725763">
+  <w:num w:numId="4" w16cid:durableId="1867332098">
     <w:abstractNumId w:val="0"/>
+  </w:num>
+  <w:num w:numId="5" w16cid:durableId="1730811046">
+    <w:abstractNumId w:val="5"/>
+  </w:num>
+  <w:num w:numId="6" w16cid:durableId="559095268">
+    <w:abstractNumId w:val="8"/>
+  </w:num>
+  <w:num w:numId="7" w16cid:durableId="835463364">
+    <w:abstractNumId w:val="2"/>
+  </w:num>
+  <w:num w:numId="8" w16cid:durableId="647712585">
+    <w:abstractNumId w:val="9"/>
+  </w:num>
+  <w:num w:numId="9" w16cid:durableId="1691563103">
+    <w:abstractNumId w:val="6"/>
+  </w:num>
+  <w:num w:numId="10" w16cid:durableId="1712724535">
+    <w:abstractNumId w:val="7"/>
+  </w:num>
+  <w:num w:numId="11" w16cid:durableId="699015854">
+    <w:abstractNumId w:val="3"/>
+  </w:num>
+  <w:num w:numId="12" w16cid:durableId="413822784">
+    <w:abstractNumId w:val="4"/>
   </w:num>
 </w:numbering>
 </file>
@@ -9520,6 +11732,25 @@
       <w:lang w:val="sr-Latn-RS"/>
     </w:rPr>
   </w:style>
+  <w:style w:type="table" w:styleId="TableGrid">
+    <w:name w:val="Table Grid"/>
+    <w:basedOn w:val="TableNormal"/>
+    <w:uiPriority w:val="39"/>
+    <w:rsid w:val="009305DC"/>
+    <w:pPr>
+      <w:spacing w:after="0" w:line="240" w:lineRule="auto"/>
+    </w:pPr>
+    <w:tblPr>
+      <w:tblBorders>
+        <w:top w:val="single" w:sz="4" w:space="0" w:color="auto"/>
+        <w:left w:val="single" w:sz="4" w:space="0" w:color="auto"/>
+        <w:bottom w:val="single" w:sz="4" w:space="0" w:color="auto"/>
+        <w:right w:val="single" w:sz="4" w:space="0" w:color="auto"/>
+        <w:insideH w:val="single" w:sz="4" w:space="0" w:color="auto"/>
+        <w:insideV w:val="single" w:sz="4" w:space="0" w:color="auto"/>
+      </w:tblBorders>
+    </w:tblPr>
+  </w:style>
 </w:styles>
 </file>
 

--- a/de_documentation.docx
+++ b/de_documentation.docx
@@ -7,6 +7,8 @@
         <w:pStyle w:val="Title"/>
         <w:jc w:val="both"/>
       </w:pPr>
+      <w:bookmarkStart w:id="0" w:name="_Hlk212674522"/>
+      <w:bookmarkEnd w:id="0"/>
       <w:r>
         <w:rPr>
           <w:noProof/>
@@ -827,7 +829,7 @@
       <w:r>
         <w:t xml:space="preserve">Izbor p i </w:t>
       </w:r>
-      <w:bookmarkStart w:id="0" w:name="_Hlk212595067"/>
+      <w:bookmarkStart w:id="1" w:name="_Hlk212595067"/>
       <w:r>
         <w:rPr>
           <w:rStyle w:val="Emphasis"/>
@@ -837,7 +839,7 @@
       <w:r>
         <w:t xml:space="preserve"> </w:t>
       </w:r>
-      <w:bookmarkEnd w:id="0"/>
+      <w:bookmarkEnd w:id="1"/>
       <w:r>
         <w:t>kontrolnih parametara</w:t>
       </w:r>
@@ -3186,21 +3188,7 @@
               <w:rFonts w:ascii="Cambria Math" w:eastAsiaTheme="minorEastAsia" w:hAnsi="Cambria Math"/>
               <w:lang w:val="en-US"/>
             </w:rPr>
-            <m:t>, -</m:t>
-          </m:r>
-          <m:r>
-            <w:rPr>
-              <w:rFonts w:ascii="Cambria Math" w:eastAsiaTheme="minorEastAsia" w:hAnsi="Cambria Math"/>
-              <w:lang w:val="en-US"/>
-            </w:rPr>
-            <m:t>∞</m:t>
-          </m:r>
-          <m:r>
-            <w:rPr>
-              <w:rFonts w:ascii="Cambria Math" w:eastAsiaTheme="minorEastAsia" w:hAnsi="Cambria Math"/>
-              <w:lang w:val="en-US"/>
-            </w:rPr>
-            <m:t>≤</m:t>
+            <m:t>, -∞≤</m:t>
           </m:r>
           <m:sSub>
             <m:sSubPr>
@@ -3236,14 +3224,7 @@
               <w:rFonts w:ascii="Cambria Math" w:eastAsiaTheme="minorEastAsia" w:hAnsi="Cambria Math"/>
               <w:lang w:val="en-US"/>
             </w:rPr>
-            <m:t>≤</m:t>
-          </m:r>
-          <m:r>
-            <w:rPr>
-              <w:rFonts w:ascii="Cambria Math" w:eastAsiaTheme="minorEastAsia" w:hAnsi="Cambria Math"/>
-              <w:lang w:val="en-US"/>
-            </w:rPr>
-            <m:t>∞</m:t>
+            <m:t>≤∞</m:t>
           </m:r>
         </m:oMath>
       </m:oMathPara>
@@ -4403,21 +4384,7 @@
               <w:rFonts w:ascii="Cambria Math" w:eastAsiaTheme="minorEastAsia" w:hAnsi="Cambria Math"/>
               <w:lang w:val="en-US"/>
             </w:rPr>
-            <m:t>-</m:t>
-          </m:r>
-          <m:r>
-            <w:rPr>
-              <w:rFonts w:ascii="Cambria Math" w:eastAsiaTheme="minorEastAsia" w:hAnsi="Cambria Math"/>
-              <w:lang w:val="en-US"/>
-            </w:rPr>
-            <m:t>5</m:t>
-          </m:r>
-          <m:r>
-            <w:rPr>
-              <w:rFonts w:ascii="Cambria Math" w:eastAsiaTheme="minorEastAsia" w:hAnsi="Cambria Math"/>
-              <w:lang w:val="en-US"/>
-            </w:rPr>
-            <m:t>≤</m:t>
+            <m:t>-5≤</m:t>
           </m:r>
           <m:sSub>
             <m:sSubPr>
@@ -4453,14 +4420,7 @@
               <w:rFonts w:ascii="Cambria Math" w:eastAsiaTheme="minorEastAsia" w:hAnsi="Cambria Math"/>
               <w:lang w:val="en-US"/>
             </w:rPr>
-            <m:t>≤</m:t>
-          </m:r>
-          <m:r>
-            <w:rPr>
-              <w:rFonts w:ascii="Cambria Math" w:eastAsiaTheme="minorEastAsia" w:hAnsi="Cambria Math"/>
-              <w:lang w:val="en-US"/>
-            </w:rPr>
-            <m:t>5</m:t>
+            <m:t>≤5</m:t>
           </m:r>
         </m:oMath>
       </m:oMathPara>
@@ -5042,21 +5002,7 @@
               <w:rFonts w:ascii="Cambria Math" w:eastAsiaTheme="minorEastAsia" w:hAnsi="Cambria Math"/>
               <w:lang w:val="en-US"/>
             </w:rPr>
-            <m:t>-</m:t>
-          </m:r>
-          <m:r>
-            <w:rPr>
-              <w:rFonts w:ascii="Cambria Math" w:eastAsiaTheme="minorEastAsia" w:hAnsi="Cambria Math"/>
-              <w:lang w:val="en-US"/>
-            </w:rPr>
-            <m:t>5.12</m:t>
-          </m:r>
-          <m:r>
-            <w:rPr>
-              <w:rFonts w:ascii="Cambria Math" w:eastAsiaTheme="minorEastAsia" w:hAnsi="Cambria Math"/>
-              <w:lang w:val="en-US"/>
-            </w:rPr>
-            <m:t>≤</m:t>
+            <m:t>-5.12≤</m:t>
           </m:r>
           <m:sSub>
             <m:sSubPr>
@@ -5092,14 +5038,7 @@
               <w:rFonts w:ascii="Cambria Math" w:eastAsiaTheme="minorEastAsia" w:hAnsi="Cambria Math"/>
               <w:lang w:val="en-US"/>
             </w:rPr>
-            <m:t>≤</m:t>
-          </m:r>
-          <m:r>
-            <w:rPr>
-              <w:rFonts w:ascii="Cambria Math" w:eastAsiaTheme="minorEastAsia" w:hAnsi="Cambria Math"/>
-              <w:lang w:val="en-US"/>
-            </w:rPr>
-            <m:t>5.12</m:t>
+            <m:t>≤5.12</m:t>
           </m:r>
         </m:oMath>
       </m:oMathPara>
@@ -5559,21 +5498,7 @@
               <w:rFonts w:ascii="Cambria Math" w:eastAsiaTheme="minorEastAsia" w:hAnsi="Cambria Math"/>
               <w:lang w:val="en-US"/>
             </w:rPr>
-            <m:t>-</m:t>
-          </m:r>
-          <m:r>
-            <w:rPr>
-              <w:rFonts w:ascii="Cambria Math" w:eastAsiaTheme="minorEastAsia" w:hAnsi="Cambria Math"/>
-              <w:lang w:val="en-US"/>
-            </w:rPr>
-            <m:t>32</m:t>
-          </m:r>
-          <m:r>
-            <w:rPr>
-              <w:rFonts w:ascii="Cambria Math" w:eastAsiaTheme="minorEastAsia" w:hAnsi="Cambria Math"/>
-              <w:lang w:val="en-US"/>
-            </w:rPr>
-            <m:t>≤</m:t>
+            <m:t>-32≤</m:t>
           </m:r>
           <m:sSub>
             <m:sSubPr>
@@ -5609,14 +5534,7 @@
               <w:rFonts w:ascii="Cambria Math" w:eastAsiaTheme="minorEastAsia" w:hAnsi="Cambria Math"/>
               <w:lang w:val="en-US"/>
             </w:rPr>
-            <m:t>≤</m:t>
-          </m:r>
-          <m:r>
-            <w:rPr>
-              <w:rFonts w:ascii="Cambria Math" w:eastAsiaTheme="minorEastAsia" w:hAnsi="Cambria Math"/>
-              <w:lang w:val="en-US"/>
-            </w:rPr>
-            <m:t>32</m:t>
+            <m:t>≤32</m:t>
           </m:r>
         </m:oMath>
       </m:oMathPara>
@@ -6302,14 +6220,7 @@
               <w:rFonts w:ascii="Cambria Math" w:eastAsiaTheme="minorEastAsia" w:hAnsi="Cambria Math"/>
               <w:lang w:val="en-US"/>
             </w:rPr>
-            <m:t>0</m:t>
-          </m:r>
-          <m:r>
-            <w:rPr>
-              <w:rFonts w:ascii="Cambria Math" w:eastAsiaTheme="minorEastAsia" w:hAnsi="Cambria Math"/>
-              <w:lang w:val="en-US"/>
-            </w:rPr>
-            <m:t>≤</m:t>
+            <m:t>0≤</m:t>
           </m:r>
           <m:sSub>
             <m:sSubPr>
@@ -6345,14 +6256,7 @@
               <w:rFonts w:ascii="Cambria Math" w:eastAsiaTheme="minorEastAsia" w:hAnsi="Cambria Math"/>
               <w:lang w:val="en-US"/>
             </w:rPr>
-            <m:t>≤</m:t>
-          </m:r>
-          <m:r>
-            <w:rPr>
-              <w:rFonts w:ascii="Cambria Math" w:eastAsiaTheme="minorEastAsia" w:hAnsi="Cambria Math"/>
-              <w:lang w:val="en-US"/>
-            </w:rPr>
-            <m:t>10</m:t>
+            <m:t>≤10</m:t>
           </m:r>
         </m:oMath>
       </m:oMathPara>
@@ -6426,13 +6330,7 @@
             <w:rPr>
               <w:rFonts w:ascii="Cambria Math" w:hAnsi="Cambria Math"/>
             </w:rPr>
-            <m:t>&lt;0</m:t>
-          </m:r>
-          <m:r>
-            <w:rPr>
-              <w:rFonts w:ascii="Cambria Math" w:hAnsi="Cambria Math"/>
-            </w:rPr>
-            <m:t xml:space="preserve">, </m:t>
+            <m:t xml:space="preserve">&lt;0, </m:t>
           </m:r>
           <m:nary>
             <m:naryPr>
@@ -7574,6 +7472,7 @@
         <w:rPr>
           <w:lang w:val="en-001"/>
         </w:rPr>
+        <w:lastRenderedPageBreak/>
         <w:t>Rotated</w:t>
       </w:r>
       <w:r>
@@ -7588,24 +7487,16 @@
         </w:rPr>
         <w:t>Elipsoid</w:t>
       </w:r>
-    </w:p>
-    <w:p>
-      <w:pPr>
-        <w:rPr>
-          <w:lang w:val="en-001"/>
-        </w:rPr>
-      </w:pPr>
       <w:r>
         <w:rPr>
           <w:noProof/>
           <w:lang w:val="en-001"/>
         </w:rPr>
-        <w:lastRenderedPageBreak/>
         <w:drawing>
-          <wp:inline distT="0" distB="0" distL="0" distR="0" wp14:anchorId="39F03817" wp14:editId="285842BE">
+          <wp:inline distT="0" distB="0" distL="0" distR="0" wp14:anchorId="5A6D0BA9" wp14:editId="0CA81C74">
             <wp:extent cx="5725160" cy="3434080"/>
             <wp:effectExtent l="0" t="0" r="8890" b="0"/>
-            <wp:docPr id="1741289903" name="Picture 20"/>
+            <wp:docPr id="1414394607" name="Picture 10"/>
             <wp:cNvGraphicFramePr>
               <a:graphicFrameLocks xmlns:a="http://schemas.openxmlformats.org/drawingml/2006/main" noChangeAspect="1"/>
             </wp:cNvGraphicFramePr>
@@ -7613,7 +7504,7 @@
               <a:graphicData uri="http://schemas.openxmlformats.org/drawingml/2006/picture">
                 <pic:pic xmlns:pic="http://schemas.openxmlformats.org/drawingml/2006/picture">
                   <pic:nvPicPr>
-                    <pic:cNvPr id="0" name="Picture 20"/>
+                    <pic:cNvPr id="0" name="Picture 10"/>
                     <pic:cNvPicPr>
                       <a:picLocks noChangeAspect="1" noChangeArrowheads="1"/>
                     </pic:cNvPicPr>
@@ -7656,10 +7547,10 @@
           <w:lang w:val="en-001"/>
         </w:rPr>
         <w:drawing>
-          <wp:inline distT="0" distB="0" distL="0" distR="0" wp14:anchorId="5A6D0BA9" wp14:editId="0CA81C74">
+          <wp:inline distT="0" distB="0" distL="0" distR="0" wp14:anchorId="6FD9E5F1" wp14:editId="15574ADC">
             <wp:extent cx="5725160" cy="3434080"/>
             <wp:effectExtent l="0" t="0" r="8890" b="0"/>
-            <wp:docPr id="1414394607" name="Picture 10"/>
+            <wp:docPr id="1741289903" name="Picture 20"/>
             <wp:cNvGraphicFramePr>
               <a:graphicFrameLocks xmlns:a="http://schemas.openxmlformats.org/drawingml/2006/main" noChangeAspect="1"/>
             </wp:cNvGraphicFramePr>
@@ -7667,7 +7558,7 @@
               <a:graphicData uri="http://schemas.openxmlformats.org/drawingml/2006/picture">
                 <pic:pic xmlns:pic="http://schemas.openxmlformats.org/drawingml/2006/picture">
                   <pic:nvPicPr>
-                    <pic:cNvPr id="0" name="Picture 10"/>
+                    <pic:cNvPr id="0" name="Picture 20"/>
                     <pic:cNvPicPr>
                       <a:picLocks noChangeAspect="1" noChangeArrowheads="1"/>
                     </pic:cNvPicPr>
@@ -7853,167 +7744,257 @@
       </w:r>
     </w:p>
     <w:p>
-      <w:r>
-        <w:rPr>
-          <w:lang w:val="en-001"/>
-        </w:rPr>
-        <w:t>Prona</w:t>
-      </w:r>
-      <w:r>
-        <w:t>đeni minimumi.</w:t>
+      <w:pPr>
+        <w:rPr>
+          <w:rFonts w:ascii="Calibri" w:eastAsia="Calibri" w:hAnsi="Calibri" w:cs="Calibri"/>
+          <w:color w:val="2F5496" w:themeColor="accent1" w:themeShade="BF"/>
+        </w:rPr>
+      </w:pPr>
+      <w:r>
+        <w:rPr>
+          <w:rFonts w:ascii="Calibri" w:eastAsia="Calibri" w:hAnsi="Calibri" w:cs="Calibri"/>
+        </w:rPr>
+        <w:br w:type="page"/>
+      </w:r>
+    </w:p>
+    <w:p>
+      <w:pPr>
+        <w:pStyle w:val="Heading1"/>
+        <w:spacing w:before="0" w:after="322"/>
+        <w:rPr>
+          <w:rFonts w:ascii="Calibri" w:eastAsia="Calibri" w:hAnsi="Calibri" w:cs="Calibri"/>
+          <w:sz w:val="22"/>
+          <w:szCs w:val="22"/>
+        </w:rPr>
+      </w:pPr>
+      <w:r>
+        <w:rPr>
+          <w:rFonts w:ascii="Calibri" w:eastAsia="Calibri" w:hAnsi="Calibri" w:cs="Calibri"/>
+          <w:sz w:val="22"/>
+          <w:szCs w:val="22"/>
+        </w:rPr>
+        <w:lastRenderedPageBreak/>
+        <w:t>Poređenje performansi algoritmaa optimizacije</w:t>
       </w:r>
     </w:p>
     <w:tbl>
       <w:tblPr>
-        <w:tblStyle w:val="TableGrid"/>
         <w:tblW w:w="0" w:type="auto"/>
-        <w:tblLook w:val="04A0" w:firstRow="1" w:lastRow="0" w:firstColumn="1" w:lastColumn="0" w:noHBand="0" w:noVBand="1"/>
+        <w:tblLayout w:type="fixed"/>
+        <w:tblLook w:val="06A0" w:firstRow="1" w:lastRow="0" w:firstColumn="1" w:lastColumn="0" w:noHBand="1" w:noVBand="1"/>
       </w:tblPr>
       <w:tblGrid>
-        <w:gridCol w:w="1293"/>
-        <w:gridCol w:w="1287"/>
-        <w:gridCol w:w="1287"/>
-        <w:gridCol w:w="1287"/>
-        <w:gridCol w:w="1287"/>
-        <w:gridCol w:w="1288"/>
-        <w:gridCol w:w="1287"/>
+        <w:gridCol w:w="1547"/>
+        <w:gridCol w:w="1094"/>
+        <w:gridCol w:w="1014"/>
+        <w:gridCol w:w="1500"/>
+        <w:gridCol w:w="1620"/>
+        <w:gridCol w:w="1140"/>
+        <w:gridCol w:w="1140"/>
       </w:tblGrid>
       <w:tr>
+        <w:trPr>
+          <w:trHeight w:val="300"/>
+        </w:trPr>
         <w:tc>
           <w:tcPr>
-            <w:tcW w:w="1288" w:type="dxa"/>
+            <w:tcW w:w="1547" w:type="dxa"/>
+            <w:vAlign w:val="center"/>
           </w:tcPr>
           <w:p>
             <w:pPr>
-              <w:rPr>
-                <w:lang w:val="en-001"/>
-              </w:rPr>
-            </w:pPr>
-          </w:p>
-        </w:tc>
-        <w:tc>
-          <w:tcPr>
-            <w:tcW w:w="1288" w:type="dxa"/>
-          </w:tcPr>
-          <w:p>
-            <w:pPr>
-              <w:rPr>
-                <w:lang w:val="en-001"/>
+              <w:spacing w:after="0"/>
+              <w:jc w:val="center"/>
+              <w:rPr>
+                <w:b/>
+                <w:bCs/>
+                <w:sz w:val="18"/>
+                <w:szCs w:val="18"/>
               </w:rPr>
             </w:pPr>
             <w:r>
               <w:rPr>
-                <w:lang w:val="en-001"/>
-              </w:rPr>
-              <w:t>DE/rand/1</w:t>
+                <w:b/>
+                <w:bCs/>
+                <w:sz w:val="18"/>
+                <w:szCs w:val="18"/>
+              </w:rPr>
+              <w:t>Funkcija</w:t>
             </w:r>
           </w:p>
         </w:tc>
         <w:tc>
           <w:tcPr>
-            <w:tcW w:w="1288" w:type="dxa"/>
+            <w:tcW w:w="1094" w:type="dxa"/>
+            <w:vAlign w:val="center"/>
           </w:tcPr>
           <w:p>
             <w:pPr>
-              <w:rPr>
-                <w:lang w:val="en-001"/>
+              <w:spacing w:after="0"/>
+              <w:jc w:val="center"/>
+              <w:rPr>
+                <w:sz w:val="18"/>
+                <w:szCs w:val="18"/>
               </w:rPr>
             </w:pPr>
             <w:r>
               <w:rPr>
-                <w:lang w:val="en-001"/>
-              </w:rPr>
-              <w:t>DE/best/1</w:t>
+                <w:b/>
+                <w:bCs/>
+                <w:sz w:val="18"/>
+                <w:szCs w:val="18"/>
+              </w:rPr>
+              <w:t>de_rand_1</w:t>
             </w:r>
           </w:p>
         </w:tc>
         <w:tc>
           <w:tcPr>
-            <w:tcW w:w="1288" w:type="dxa"/>
+            <w:tcW w:w="1014" w:type="dxa"/>
+            <w:vAlign w:val="center"/>
           </w:tcPr>
           <w:p>
             <w:pPr>
-              <w:rPr>
-                <w:lang w:val="en-001"/>
+              <w:spacing w:after="0"/>
+              <w:jc w:val="center"/>
+              <w:rPr>
+                <w:sz w:val="18"/>
+                <w:szCs w:val="18"/>
               </w:rPr>
             </w:pPr>
             <w:r>
               <w:rPr>
-                <w:lang w:val="en-001"/>
-              </w:rPr>
-              <w:t>SDE</w:t>
+                <w:b/>
+                <w:bCs/>
+                <w:sz w:val="18"/>
+                <w:szCs w:val="18"/>
+              </w:rPr>
+              <w:t>de_best_2</w:t>
             </w:r>
           </w:p>
         </w:tc>
         <w:tc>
           <w:tcPr>
-            <w:tcW w:w="1288" w:type="dxa"/>
+            <w:tcW w:w="1500" w:type="dxa"/>
+            <w:vAlign w:val="center"/>
           </w:tcPr>
           <w:p>
             <w:pPr>
-              <w:rPr>
-                <w:lang w:val="en-001"/>
+              <w:spacing w:after="0"/>
+              <w:jc w:val="center"/>
+              <w:rPr>
+                <w:sz w:val="18"/>
+                <w:szCs w:val="18"/>
               </w:rPr>
             </w:pPr>
             <w:r>
               <w:rPr>
-                <w:lang w:val="en-001"/>
-              </w:rPr>
-              <w:t>SDE2</w:t>
+                <w:b/>
+                <w:bCs/>
+                <w:sz w:val="18"/>
+                <w:szCs w:val="18"/>
+              </w:rPr>
+              <w:t>sde</w:t>
             </w:r>
           </w:p>
         </w:tc>
         <w:tc>
           <w:tcPr>
-            <w:tcW w:w="1288" w:type="dxa"/>
+            <w:tcW w:w="1620" w:type="dxa"/>
+            <w:vAlign w:val="center"/>
           </w:tcPr>
           <w:p>
             <w:pPr>
-              <w:rPr>
-                <w:lang w:val="en-001"/>
+              <w:spacing w:after="0"/>
+              <w:jc w:val="center"/>
+              <w:rPr>
+                <w:sz w:val="18"/>
+                <w:szCs w:val="18"/>
               </w:rPr>
             </w:pPr>
             <w:r>
               <w:rPr>
-                <w:lang w:val="en-001"/>
-              </w:rPr>
-              <w:t>Scipy</w:t>
+                <w:b/>
+                <w:bCs/>
+                <w:sz w:val="18"/>
+                <w:szCs w:val="18"/>
+              </w:rPr>
+              <w:t>sde2</w:t>
             </w:r>
           </w:p>
         </w:tc>
         <w:tc>
           <w:tcPr>
-            <w:tcW w:w="1288" w:type="dxa"/>
+            <w:tcW w:w="1140" w:type="dxa"/>
+            <w:vAlign w:val="center"/>
           </w:tcPr>
           <w:p>
             <w:pPr>
-              <w:rPr>
-                <w:lang w:val="en-001"/>
+              <w:spacing w:after="0"/>
+              <w:jc w:val="center"/>
+              <w:rPr>
+                <w:sz w:val="18"/>
+                <w:szCs w:val="18"/>
               </w:rPr>
             </w:pPr>
             <w:r>
               <w:rPr>
-                <w:lang w:val="en-001"/>
-              </w:rPr>
-              <w:t>Mystic</w:t>
+                <w:b/>
+                <w:bCs/>
+                <w:sz w:val="18"/>
+                <w:szCs w:val="18"/>
+              </w:rPr>
+              <w:t>scipy</w:t>
+            </w:r>
+          </w:p>
+        </w:tc>
+        <w:tc>
+          <w:tcPr>
+            <w:tcW w:w="1140" w:type="dxa"/>
+            <w:vAlign w:val="center"/>
+          </w:tcPr>
+          <w:p>
+            <w:pPr>
+              <w:spacing w:after="0"/>
+              <w:jc w:val="center"/>
+              <w:rPr>
+                <w:sz w:val="18"/>
+                <w:szCs w:val="18"/>
+              </w:rPr>
+            </w:pPr>
+            <w:r>
+              <w:rPr>
+                <w:b/>
+                <w:bCs/>
+                <w:sz w:val="18"/>
+                <w:szCs w:val="18"/>
+              </w:rPr>
+              <w:t>mystic</w:t>
             </w:r>
           </w:p>
         </w:tc>
       </w:tr>
       <w:tr>
+        <w:trPr>
+          <w:trHeight w:val="300"/>
+        </w:trPr>
         <w:tc>
           <w:tcPr>
-            <w:tcW w:w="1288" w:type="dxa"/>
+            <w:tcW w:w="1547" w:type="dxa"/>
+            <w:vAlign w:val="center"/>
           </w:tcPr>
           <w:p>
             <w:pPr>
-              <w:rPr>
-                <w:lang w:val="en-001"/>
+              <w:spacing w:after="0"/>
+              <w:rPr>
+                <w:sz w:val="18"/>
+                <w:szCs w:val="18"/>
               </w:rPr>
             </w:pPr>
             <w:r>
               <w:rPr>
-                <w:lang w:val="en-001"/>
+                <w:sz w:val="18"/>
+                <w:szCs w:val="18"/>
               </w:rPr>
               <w:t>Sphere</w:t>
             </w:r>
@@ -8021,17 +8002,21 @@
         </w:tc>
         <w:tc>
           <w:tcPr>
-            <w:tcW w:w="1288" w:type="dxa"/>
+            <w:tcW w:w="1094" w:type="dxa"/>
+            <w:vAlign w:val="center"/>
           </w:tcPr>
           <w:p>
             <w:pPr>
-              <w:rPr>
-                <w:lang w:val="en-001"/>
+              <w:spacing w:after="0"/>
+              <w:rPr>
+                <w:sz w:val="18"/>
+                <w:szCs w:val="18"/>
               </w:rPr>
             </w:pPr>
             <w:r>
               <w:rPr>
-                <w:lang w:val="en-001"/>
+                <w:sz w:val="18"/>
+                <w:szCs w:val="18"/>
               </w:rPr>
               <w:t>0.0</w:t>
             </w:r>
@@ -8039,17 +8024,21 @@
         </w:tc>
         <w:tc>
           <w:tcPr>
-            <w:tcW w:w="1288" w:type="dxa"/>
+            <w:tcW w:w="1014" w:type="dxa"/>
+            <w:vAlign w:val="center"/>
           </w:tcPr>
           <w:p>
             <w:pPr>
-              <w:rPr>
-                <w:lang w:val="en-001"/>
+              <w:spacing w:after="0"/>
+              <w:rPr>
+                <w:sz w:val="18"/>
+                <w:szCs w:val="18"/>
               </w:rPr>
             </w:pPr>
             <w:r>
               <w:rPr>
-                <w:lang w:val="en-001"/>
+                <w:sz w:val="18"/>
+                <w:szCs w:val="18"/>
               </w:rPr>
               <w:t>0.0</w:t>
             </w:r>
@@ -8057,53 +8046,65 @@
         </w:tc>
         <w:tc>
           <w:tcPr>
-            <w:tcW w:w="1288" w:type="dxa"/>
+            <w:tcW w:w="1500" w:type="dxa"/>
+            <w:vAlign w:val="center"/>
           </w:tcPr>
           <w:p>
             <w:pPr>
-              <w:rPr>
-                <w:lang w:val="en-001"/>
+              <w:spacing w:after="0"/>
+              <w:rPr>
+                <w:sz w:val="18"/>
+                <w:szCs w:val="18"/>
               </w:rPr>
             </w:pPr>
             <w:r>
               <w:rPr>
-                <w:lang w:val="en-001"/>
-              </w:rPr>
-              <w:t>0.1941</w:t>
+                <w:sz w:val="18"/>
+                <w:szCs w:val="18"/>
+              </w:rPr>
+              <w:t>194134.78</w:t>
             </w:r>
           </w:p>
         </w:tc>
         <w:tc>
           <w:tcPr>
-            <w:tcW w:w="1288" w:type="dxa"/>
+            <w:tcW w:w="1620" w:type="dxa"/>
+            <w:vAlign w:val="center"/>
           </w:tcPr>
           <w:p>
             <w:pPr>
-              <w:rPr>
-                <w:lang w:val="en-001"/>
+              <w:spacing w:after="0"/>
+              <w:rPr>
+                <w:sz w:val="18"/>
+                <w:szCs w:val="18"/>
               </w:rPr>
             </w:pPr>
             <w:r>
               <w:rPr>
-                <w:lang w:val="en-001"/>
-              </w:rPr>
-              <w:t>0.1636</w:t>
+                <w:sz w:val="18"/>
+                <w:szCs w:val="18"/>
+              </w:rPr>
+              <w:t>163647.55</w:t>
             </w:r>
           </w:p>
         </w:tc>
         <w:tc>
           <w:tcPr>
-            <w:tcW w:w="1288" w:type="dxa"/>
+            <w:tcW w:w="1140" w:type="dxa"/>
+            <w:vAlign w:val="center"/>
           </w:tcPr>
           <w:p>
             <w:pPr>
-              <w:rPr>
-                <w:lang w:val="en-001"/>
+              <w:spacing w:after="0"/>
+              <w:rPr>
+                <w:sz w:val="18"/>
+                <w:szCs w:val="18"/>
               </w:rPr>
             </w:pPr>
             <w:r>
               <w:rPr>
-                <w:lang w:val="en-001"/>
+                <w:sz w:val="18"/>
+                <w:szCs w:val="18"/>
               </w:rPr>
               <w:t>0.0</w:t>
             </w:r>
@@ -8111,37 +8112,48 @@
         </w:tc>
         <w:tc>
           <w:tcPr>
-            <w:tcW w:w="1288" w:type="dxa"/>
+            <w:tcW w:w="1140" w:type="dxa"/>
+            <w:vAlign w:val="center"/>
           </w:tcPr>
           <w:p>
             <w:pPr>
-              <w:rPr>
-                <w:lang w:val="en-001"/>
+              <w:spacing w:after="0"/>
+              <w:rPr>
+                <w:sz w:val="18"/>
+                <w:szCs w:val="18"/>
               </w:rPr>
             </w:pPr>
             <w:r>
               <w:rPr>
-                <w:lang w:val="en-001"/>
-              </w:rPr>
-              <w:t>29.2268</w:t>
+                <w:sz w:val="18"/>
+                <w:szCs w:val="18"/>
+              </w:rPr>
+              <w:t>29.23</w:t>
             </w:r>
           </w:p>
         </w:tc>
       </w:tr>
       <w:tr>
+        <w:trPr>
+          <w:trHeight w:val="300"/>
+        </w:trPr>
         <w:tc>
           <w:tcPr>
-            <w:tcW w:w="1288" w:type="dxa"/>
+            <w:tcW w:w="1547" w:type="dxa"/>
+            <w:vAlign w:val="center"/>
           </w:tcPr>
           <w:p>
             <w:pPr>
-              <w:rPr>
-                <w:lang w:val="en-001"/>
+              <w:spacing w:after="0"/>
+              <w:rPr>
+                <w:sz w:val="18"/>
+                <w:szCs w:val="18"/>
               </w:rPr>
             </w:pPr>
             <w:r>
               <w:rPr>
-                <w:lang w:val="en-001"/>
+                <w:sz w:val="18"/>
+                <w:szCs w:val="18"/>
               </w:rPr>
               <w:t>Rosenbrock</w:t>
             </w:r>
@@ -8149,17 +8161,21 @@
         </w:tc>
         <w:tc>
           <w:tcPr>
-            <w:tcW w:w="1288" w:type="dxa"/>
+            <w:tcW w:w="1094" w:type="dxa"/>
+            <w:vAlign w:val="center"/>
           </w:tcPr>
           <w:p>
             <w:pPr>
-              <w:rPr>
-                <w:lang w:val="en-001"/>
+              <w:spacing w:after="0"/>
+              <w:rPr>
+                <w:sz w:val="18"/>
+                <w:szCs w:val="18"/>
               </w:rPr>
             </w:pPr>
             <w:r>
               <w:rPr>
-                <w:lang w:val="en-001"/>
+                <w:sz w:val="18"/>
+                <w:szCs w:val="18"/>
               </w:rPr>
               <w:t>0.0</w:t>
             </w:r>
@@ -8167,17 +8183,21 @@
         </w:tc>
         <w:tc>
           <w:tcPr>
-            <w:tcW w:w="1288" w:type="dxa"/>
+            <w:tcW w:w="1014" w:type="dxa"/>
+            <w:vAlign w:val="center"/>
           </w:tcPr>
           <w:p>
             <w:pPr>
-              <w:rPr>
-                <w:lang w:val="en-001"/>
+              <w:spacing w:after="0"/>
+              <w:rPr>
+                <w:sz w:val="18"/>
+                <w:szCs w:val="18"/>
               </w:rPr>
             </w:pPr>
             <w:r>
               <w:rPr>
-                <w:lang w:val="en-001"/>
+                <w:sz w:val="18"/>
+                <w:szCs w:val="18"/>
               </w:rPr>
               <w:t>3.9859</w:t>
             </w:r>
@@ -8185,91 +8205,114 @@
         </w:tc>
         <w:tc>
           <w:tcPr>
-            <w:tcW w:w="1288" w:type="dxa"/>
+            <w:tcW w:w="1500" w:type="dxa"/>
+            <w:vAlign w:val="center"/>
           </w:tcPr>
           <w:p>
             <w:pPr>
-              <w:rPr>
-                <w:lang w:val="en-001"/>
+              <w:spacing w:after="0"/>
+              <w:rPr>
+                <w:sz w:val="18"/>
+                <w:szCs w:val="18"/>
               </w:rPr>
             </w:pPr>
             <w:r>
               <w:rPr>
-                <w:lang w:val="en-001"/>
-              </w:rPr>
-              <w:t>7.2858</w:t>
+                <w:sz w:val="18"/>
+                <w:szCs w:val="18"/>
+              </w:rPr>
+              <w:t>7288576668.26</w:t>
             </w:r>
           </w:p>
         </w:tc>
         <w:tc>
           <w:tcPr>
-            <w:tcW w:w="1288" w:type="dxa"/>
+            <w:tcW w:w="1620" w:type="dxa"/>
+            <w:vAlign w:val="center"/>
           </w:tcPr>
           <w:p>
             <w:pPr>
-              <w:rPr>
-                <w:lang w:val="en-001"/>
+              <w:spacing w:after="0"/>
+              <w:rPr>
+                <w:sz w:val="18"/>
+                <w:szCs w:val="18"/>
               </w:rPr>
             </w:pPr>
             <w:r>
               <w:rPr>
-                <w:lang w:val="en-001"/>
-              </w:rPr>
-              <w:t>9.7996</w:t>
+                <w:sz w:val="18"/>
+                <w:szCs w:val="18"/>
+              </w:rPr>
+              <w:t>97996245297.98</w:t>
             </w:r>
           </w:p>
         </w:tc>
         <w:tc>
           <w:tcPr>
-            <w:tcW w:w="1288" w:type="dxa"/>
+            <w:tcW w:w="1140" w:type="dxa"/>
+            <w:vAlign w:val="center"/>
           </w:tcPr>
           <w:p>
             <w:pPr>
-              <w:rPr>
-                <w:lang w:val="en-001"/>
+              <w:spacing w:after="0"/>
+              <w:rPr>
+                <w:sz w:val="18"/>
+                <w:szCs w:val="18"/>
               </w:rPr>
             </w:pPr>
             <w:r>
               <w:rPr>
-                <w:lang w:val="en-001"/>
-              </w:rPr>
-              <w:t>9836.5044</w:t>
+                <w:sz w:val="18"/>
+                <w:szCs w:val="18"/>
+              </w:rPr>
+              <w:t>9836.50</w:t>
             </w:r>
           </w:p>
         </w:tc>
         <w:tc>
           <w:tcPr>
-            <w:tcW w:w="1288" w:type="dxa"/>
+            <w:tcW w:w="1140" w:type="dxa"/>
+            <w:vAlign w:val="center"/>
           </w:tcPr>
           <w:p>
             <w:pPr>
-              <w:rPr>
-                <w:lang w:val="en-001"/>
+              <w:spacing w:after="0"/>
+              <w:rPr>
+                <w:sz w:val="18"/>
+                <w:szCs w:val="18"/>
               </w:rPr>
             </w:pPr>
             <w:r>
               <w:rPr>
-                <w:lang w:val="en-001"/>
-              </w:rPr>
-              <w:t>3369469.9</w:t>
+                <w:sz w:val="18"/>
+                <w:szCs w:val="18"/>
+              </w:rPr>
+              <w:t>3369469.93</w:t>
             </w:r>
           </w:p>
         </w:tc>
       </w:tr>
       <w:tr>
+        <w:trPr>
+          <w:trHeight w:val="300"/>
+        </w:trPr>
         <w:tc>
           <w:tcPr>
-            <w:tcW w:w="1288" w:type="dxa"/>
+            <w:tcW w:w="1547" w:type="dxa"/>
+            <w:vAlign w:val="center"/>
           </w:tcPr>
           <w:p>
             <w:pPr>
-              <w:rPr>
-                <w:lang w:val="en-001"/>
+              <w:spacing w:after="0"/>
+              <w:rPr>
+                <w:sz w:val="18"/>
+                <w:szCs w:val="18"/>
               </w:rPr>
             </w:pPr>
             <w:r>
               <w:rPr>
-                <w:lang w:val="en-001"/>
+                <w:sz w:val="18"/>
+                <w:szCs w:val="18"/>
               </w:rPr>
               <w:t>Step</w:t>
             </w:r>
@@ -8277,17 +8320,21 @@
         </w:tc>
         <w:tc>
           <w:tcPr>
-            <w:tcW w:w="1288" w:type="dxa"/>
+            <w:tcW w:w="1094" w:type="dxa"/>
+            <w:vAlign w:val="center"/>
           </w:tcPr>
           <w:p>
             <w:pPr>
-              <w:rPr>
-                <w:lang w:val="en-001"/>
+              <w:spacing w:after="0"/>
+              <w:rPr>
+                <w:sz w:val="18"/>
+                <w:szCs w:val="18"/>
               </w:rPr>
             </w:pPr>
             <w:r>
               <w:rPr>
-                <w:lang w:val="en-001"/>
+                <w:sz w:val="18"/>
+                <w:szCs w:val="18"/>
               </w:rPr>
               <w:t>-48</w:t>
             </w:r>
@@ -8295,17 +8342,21 @@
         </w:tc>
         <w:tc>
           <w:tcPr>
-            <w:tcW w:w="1288" w:type="dxa"/>
+            <w:tcW w:w="1014" w:type="dxa"/>
+            <w:vAlign w:val="center"/>
           </w:tcPr>
           <w:p>
             <w:pPr>
-              <w:rPr>
-                <w:lang w:val="en-001"/>
+              <w:spacing w:after="0"/>
+              <w:rPr>
+                <w:sz w:val="18"/>
+                <w:szCs w:val="18"/>
               </w:rPr>
             </w:pPr>
             <w:r>
               <w:rPr>
-                <w:lang w:val="en-001"/>
+                <w:sz w:val="18"/>
+                <w:szCs w:val="18"/>
               </w:rPr>
               <w:t>-48</w:t>
             </w:r>
@@ -8313,17 +8364,21 @@
         </w:tc>
         <w:tc>
           <w:tcPr>
-            <w:tcW w:w="1288" w:type="dxa"/>
+            <w:tcW w:w="1500" w:type="dxa"/>
+            <w:vAlign w:val="center"/>
           </w:tcPr>
           <w:p>
             <w:pPr>
-              <w:rPr>
-                <w:lang w:val="en-001"/>
+              <w:spacing w:after="0"/>
+              <w:rPr>
+                <w:sz w:val="18"/>
+                <w:szCs w:val="18"/>
               </w:rPr>
             </w:pPr>
             <w:r>
               <w:rPr>
-                <w:lang w:val="en-001"/>
+                <w:sz w:val="18"/>
+                <w:szCs w:val="18"/>
               </w:rPr>
               <w:t>-44</w:t>
             </w:r>
@@ -8331,17 +8386,21 @@
         </w:tc>
         <w:tc>
           <w:tcPr>
-            <w:tcW w:w="1288" w:type="dxa"/>
+            <w:tcW w:w="1620" w:type="dxa"/>
+            <w:vAlign w:val="center"/>
           </w:tcPr>
           <w:p>
             <w:pPr>
-              <w:rPr>
-                <w:lang w:val="en-001"/>
+              <w:spacing w:after="0"/>
+              <w:rPr>
+                <w:sz w:val="18"/>
+                <w:szCs w:val="18"/>
               </w:rPr>
             </w:pPr>
             <w:r>
               <w:rPr>
-                <w:lang w:val="en-001"/>
+                <w:sz w:val="18"/>
+                <w:szCs w:val="18"/>
               </w:rPr>
               <w:t>-45</w:t>
             </w:r>
@@ -8349,17 +8408,21 @@
         </w:tc>
         <w:tc>
           <w:tcPr>
-            <w:tcW w:w="1288" w:type="dxa"/>
+            <w:tcW w:w="1140" w:type="dxa"/>
+            <w:vAlign w:val="center"/>
           </w:tcPr>
           <w:p>
             <w:pPr>
-              <w:rPr>
-                <w:lang w:val="en-001"/>
+              <w:spacing w:after="0"/>
+              <w:rPr>
+                <w:sz w:val="18"/>
+                <w:szCs w:val="18"/>
               </w:rPr>
             </w:pPr>
             <w:r>
               <w:rPr>
-                <w:lang w:val="en-001"/>
+                <w:sz w:val="18"/>
+                <w:szCs w:val="18"/>
               </w:rPr>
               <w:t>-13.0</w:t>
             </w:r>
@@ -8367,17 +8430,21 @@
         </w:tc>
         <w:tc>
           <w:tcPr>
-            <w:tcW w:w="1288" w:type="dxa"/>
+            <w:tcW w:w="1140" w:type="dxa"/>
+            <w:vAlign w:val="center"/>
           </w:tcPr>
           <w:p>
             <w:pPr>
-              <w:rPr>
-                <w:lang w:val="en-001"/>
+              <w:spacing w:after="0"/>
+              <w:rPr>
+                <w:sz w:val="18"/>
+                <w:szCs w:val="18"/>
               </w:rPr>
             </w:pPr>
             <w:r>
               <w:rPr>
-                <w:lang w:val="en-001"/>
+                <w:sz w:val="18"/>
+                <w:szCs w:val="18"/>
               </w:rPr>
               <w:t>-13.0</w:t>
             </w:r>
@@ -8385,19 +8452,26 @@
         </w:tc>
       </w:tr>
       <w:tr>
+        <w:trPr>
+          <w:trHeight w:val="300"/>
+        </w:trPr>
         <w:tc>
           <w:tcPr>
-            <w:tcW w:w="1288" w:type="dxa"/>
+            <w:tcW w:w="1547" w:type="dxa"/>
+            <w:vAlign w:val="center"/>
           </w:tcPr>
           <w:p>
             <w:pPr>
-              <w:rPr>
-                <w:lang w:val="en-001"/>
+              <w:spacing w:after="0"/>
+              <w:rPr>
+                <w:sz w:val="18"/>
+                <w:szCs w:val="18"/>
               </w:rPr>
             </w:pPr>
             <w:r>
               <w:rPr>
-                <w:lang w:val="en-001"/>
+                <w:sz w:val="18"/>
+                <w:szCs w:val="18"/>
               </w:rPr>
               <w:t>Griewank</w:t>
             </w:r>
@@ -8405,17 +8479,21 @@
         </w:tc>
         <w:tc>
           <w:tcPr>
-            <w:tcW w:w="1288" w:type="dxa"/>
+            <w:tcW w:w="1094" w:type="dxa"/>
+            <w:vAlign w:val="center"/>
           </w:tcPr>
           <w:p>
             <w:pPr>
-              <w:rPr>
-                <w:lang w:val="en-001"/>
+              <w:spacing w:after="0"/>
+              <w:rPr>
+                <w:sz w:val="18"/>
+                <w:szCs w:val="18"/>
               </w:rPr>
             </w:pPr>
             <w:r>
               <w:rPr>
-                <w:lang w:val="en-001"/>
+                <w:sz w:val="18"/>
+                <w:szCs w:val="18"/>
               </w:rPr>
               <w:t>0.3632</w:t>
             </w:r>
@@ -8423,17 +8501,21 @@
         </w:tc>
         <w:tc>
           <w:tcPr>
-            <w:tcW w:w="1288" w:type="dxa"/>
+            <w:tcW w:w="1014" w:type="dxa"/>
+            <w:vAlign w:val="center"/>
           </w:tcPr>
           <w:p>
             <w:pPr>
-              <w:rPr>
-                <w:lang w:val="en-001"/>
+              <w:spacing w:after="0"/>
+              <w:rPr>
+                <w:sz w:val="18"/>
+                <w:szCs w:val="18"/>
               </w:rPr>
             </w:pPr>
             <w:r>
               <w:rPr>
-                <w:lang w:val="en-001"/>
+                <w:sz w:val="18"/>
+                <w:szCs w:val="18"/>
               </w:rPr>
               <w:t>0.2002</w:t>
             </w:r>
@@ -8441,17 +8523,21 @@
         </w:tc>
         <w:tc>
           <w:tcPr>
-            <w:tcW w:w="1288" w:type="dxa"/>
+            <w:tcW w:w="1500" w:type="dxa"/>
+            <w:vAlign w:val="center"/>
           </w:tcPr>
           <w:p>
             <w:pPr>
-              <w:rPr>
-                <w:lang w:val="en-001"/>
+              <w:spacing w:after="0"/>
+              <w:rPr>
+                <w:sz w:val="18"/>
+                <w:szCs w:val="18"/>
               </w:rPr>
             </w:pPr>
             <w:r>
               <w:rPr>
-                <w:lang w:val="en-001"/>
+                <w:sz w:val="18"/>
+                <w:szCs w:val="18"/>
               </w:rPr>
               <w:t>34.8331</w:t>
             </w:r>
@@ -8459,17 +8545,21 @@
         </w:tc>
         <w:tc>
           <w:tcPr>
-            <w:tcW w:w="1288" w:type="dxa"/>
+            <w:tcW w:w="1620" w:type="dxa"/>
+            <w:vAlign w:val="center"/>
           </w:tcPr>
           <w:p>
             <w:pPr>
-              <w:rPr>
-                <w:lang w:val="en-001"/>
+              <w:spacing w:after="0"/>
+              <w:rPr>
+                <w:sz w:val="18"/>
+                <w:szCs w:val="18"/>
               </w:rPr>
             </w:pPr>
             <w:r>
               <w:rPr>
-                <w:lang w:val="en-001"/>
+                <w:sz w:val="18"/>
+                <w:szCs w:val="18"/>
               </w:rPr>
               <w:t>32.7051</w:t>
             </w:r>
@@ -8477,17 +8567,21 @@
         </w:tc>
         <w:tc>
           <w:tcPr>
-            <w:tcW w:w="1288" w:type="dxa"/>
+            <w:tcW w:w="1140" w:type="dxa"/>
+            <w:vAlign w:val="center"/>
           </w:tcPr>
           <w:p>
             <w:pPr>
-              <w:rPr>
-                <w:lang w:val="en-001"/>
+              <w:spacing w:after="0"/>
+              <w:rPr>
+                <w:sz w:val="18"/>
+                <w:szCs w:val="18"/>
               </w:rPr>
             </w:pPr>
             <w:r>
               <w:rPr>
-                <w:lang w:val="en-001"/>
+                <w:sz w:val="18"/>
+                <w:szCs w:val="18"/>
               </w:rPr>
               <w:t>0.2041</w:t>
             </w:r>
@@ -8495,17 +8589,21 @@
         </w:tc>
         <w:tc>
           <w:tcPr>
-            <w:tcW w:w="1288" w:type="dxa"/>
+            <w:tcW w:w="1140" w:type="dxa"/>
+            <w:vAlign w:val="center"/>
           </w:tcPr>
           <w:p>
             <w:pPr>
-              <w:rPr>
-                <w:lang w:val="en-001"/>
+              <w:spacing w:after="0"/>
+              <w:rPr>
+                <w:sz w:val="18"/>
+                <w:szCs w:val="18"/>
               </w:rPr>
             </w:pPr>
             <w:r>
               <w:rPr>
-                <w:lang w:val="en-001"/>
+                <w:sz w:val="18"/>
+                <w:szCs w:val="18"/>
               </w:rPr>
               <w:t>98.2546</w:t>
             </w:r>
@@ -8513,37 +8611,48 @@
         </w:tc>
       </w:tr>
       <w:tr>
+        <w:trPr>
+          <w:trHeight w:val="300"/>
+        </w:trPr>
         <w:tc>
           <w:tcPr>
-            <w:tcW w:w="1288" w:type="dxa"/>
+            <w:tcW w:w="1547" w:type="dxa"/>
+            <w:vAlign w:val="center"/>
           </w:tcPr>
           <w:p>
             <w:pPr>
-              <w:rPr>
-                <w:lang w:val="en-001"/>
+              <w:spacing w:after="0"/>
+              <w:rPr>
+                <w:sz w:val="18"/>
+                <w:szCs w:val="18"/>
               </w:rPr>
             </w:pPr>
             <w:r>
               <w:rPr>
-                <w:lang w:val="en-001"/>
-              </w:rPr>
-              <w:t>Styb-Tang</w:t>
+                <w:sz w:val="18"/>
+                <w:szCs w:val="18"/>
+              </w:rPr>
+              <w:t>StyblinskiTang</w:t>
             </w:r>
           </w:p>
         </w:tc>
         <w:tc>
           <w:tcPr>
-            <w:tcW w:w="1288" w:type="dxa"/>
+            <w:tcW w:w="1094" w:type="dxa"/>
+            <w:vAlign w:val="center"/>
           </w:tcPr>
           <w:p>
             <w:pPr>
-              <w:rPr>
-                <w:lang w:val="en-001"/>
+              <w:spacing w:after="0"/>
+              <w:rPr>
+                <w:sz w:val="18"/>
+                <w:szCs w:val="18"/>
               </w:rPr>
             </w:pPr>
             <w:r>
               <w:rPr>
-                <w:lang w:val="en-001"/>
+                <w:sz w:val="18"/>
+                <w:szCs w:val="18"/>
               </w:rPr>
               <w:t>-313.3293</w:t>
             </w:r>
@@ -8551,17 +8660,21 @@
         </w:tc>
         <w:tc>
           <w:tcPr>
-            <w:tcW w:w="1288" w:type="dxa"/>
+            <w:tcW w:w="1014" w:type="dxa"/>
+            <w:vAlign w:val="center"/>
           </w:tcPr>
           <w:p>
             <w:pPr>
-              <w:rPr>
-                <w:lang w:val="en-001"/>
+              <w:spacing w:after="0"/>
+              <w:rPr>
+                <w:sz w:val="18"/>
+                <w:szCs w:val="18"/>
               </w:rPr>
             </w:pPr>
             <w:r>
               <w:rPr>
-                <w:lang w:val="en-001"/>
+                <w:sz w:val="18"/>
+                <w:szCs w:val="18"/>
               </w:rPr>
               <w:t>-313.3293</w:t>
             </w:r>
@@ -8569,17 +8682,21 @@
         </w:tc>
         <w:tc>
           <w:tcPr>
-            <w:tcW w:w="1288" w:type="dxa"/>
+            <w:tcW w:w="1500" w:type="dxa"/>
+            <w:vAlign w:val="center"/>
           </w:tcPr>
           <w:p>
             <w:pPr>
-              <w:rPr>
-                <w:lang w:val="en-001"/>
+              <w:spacing w:after="0"/>
+              <w:rPr>
+                <w:sz w:val="18"/>
+                <w:szCs w:val="18"/>
               </w:rPr>
             </w:pPr>
             <w:r>
               <w:rPr>
-                <w:lang w:val="en-001"/>
+                <w:sz w:val="18"/>
+                <w:szCs w:val="18"/>
               </w:rPr>
               <w:t>-310.1191</w:t>
             </w:r>
@@ -8587,17 +8704,21 @@
         </w:tc>
         <w:tc>
           <w:tcPr>
-            <w:tcW w:w="1288" w:type="dxa"/>
+            <w:tcW w:w="1620" w:type="dxa"/>
+            <w:vAlign w:val="center"/>
           </w:tcPr>
           <w:p>
             <w:pPr>
-              <w:rPr>
-                <w:lang w:val="en-001"/>
+              <w:spacing w:after="0"/>
+              <w:rPr>
+                <w:sz w:val="18"/>
+                <w:szCs w:val="18"/>
               </w:rPr>
             </w:pPr>
             <w:r>
               <w:rPr>
-                <w:lang w:val="en-001"/>
+                <w:sz w:val="18"/>
+                <w:szCs w:val="18"/>
               </w:rPr>
               <w:t>-310.7958</w:t>
             </w:r>
@@ -8605,17 +8726,21 @@
         </w:tc>
         <w:tc>
           <w:tcPr>
-            <w:tcW w:w="1288" w:type="dxa"/>
+            <w:tcW w:w="1140" w:type="dxa"/>
+            <w:vAlign w:val="center"/>
           </w:tcPr>
           <w:p>
             <w:pPr>
-              <w:rPr>
-                <w:lang w:val="en-001"/>
+              <w:spacing w:after="0"/>
+              <w:rPr>
+                <w:sz w:val="18"/>
+                <w:szCs w:val="18"/>
               </w:rPr>
             </w:pPr>
             <w:r>
               <w:rPr>
-                <w:lang w:val="en-001"/>
+                <w:sz w:val="18"/>
+                <w:szCs w:val="18"/>
               </w:rPr>
               <w:t>-299.1926</w:t>
             </w:r>
@@ -8623,17 +8748,21 @@
         </w:tc>
         <w:tc>
           <w:tcPr>
-            <w:tcW w:w="1288" w:type="dxa"/>
+            <w:tcW w:w="1140" w:type="dxa"/>
+            <w:vAlign w:val="center"/>
           </w:tcPr>
           <w:p>
             <w:pPr>
-              <w:rPr>
-                <w:lang w:val="en-001"/>
+              <w:spacing w:after="0"/>
+              <w:rPr>
+                <w:sz w:val="18"/>
+                <w:szCs w:val="18"/>
               </w:rPr>
             </w:pPr>
             <w:r>
               <w:rPr>
-                <w:lang w:val="en-001"/>
+                <w:sz w:val="18"/>
+                <w:szCs w:val="18"/>
               </w:rPr>
               <w:t>-256.6107</w:t>
             </w:r>
@@ -8641,19 +8770,26 @@
         </w:tc>
       </w:tr>
       <w:tr>
+        <w:trPr>
+          <w:trHeight w:val="300"/>
+        </w:trPr>
         <w:tc>
           <w:tcPr>
-            <w:tcW w:w="1288" w:type="dxa"/>
+            <w:tcW w:w="1547" w:type="dxa"/>
+            <w:vAlign w:val="center"/>
           </w:tcPr>
           <w:p>
             <w:pPr>
-              <w:rPr>
-                <w:lang w:val="en-001"/>
+              <w:spacing w:after="0"/>
+              <w:rPr>
+                <w:sz w:val="18"/>
+                <w:szCs w:val="18"/>
               </w:rPr>
             </w:pPr>
             <w:r>
               <w:rPr>
-                <w:lang w:val="en-001"/>
+                <w:sz w:val="18"/>
+                <w:szCs w:val="18"/>
               </w:rPr>
               <w:t>Shekel</w:t>
             </w:r>
@@ -8661,53 +8797,65 @@
         </w:tc>
         <w:tc>
           <w:tcPr>
-            <w:tcW w:w="1288" w:type="dxa"/>
+            <w:tcW w:w="1094" w:type="dxa"/>
+            <w:vAlign w:val="center"/>
           </w:tcPr>
           <w:p>
             <w:pPr>
-              <w:rPr>
-                <w:lang w:val="en-001"/>
+              <w:spacing w:after="0"/>
+              <w:rPr>
+                <w:sz w:val="18"/>
+                <w:szCs w:val="18"/>
               </w:rPr>
             </w:pPr>
             <w:r>
               <w:rPr>
-                <w:lang w:val="en-001"/>
-              </w:rPr>
-              <w:t>-0.481</w:t>
+                <w:sz w:val="18"/>
+                <w:szCs w:val="18"/>
+              </w:rPr>
+              <w:t>-0.0481</w:t>
             </w:r>
           </w:p>
         </w:tc>
         <w:tc>
           <w:tcPr>
-            <w:tcW w:w="1288" w:type="dxa"/>
+            <w:tcW w:w="1014" w:type="dxa"/>
+            <w:vAlign w:val="center"/>
           </w:tcPr>
           <w:p>
             <w:pPr>
-              <w:rPr>
-                <w:lang w:val="en-001"/>
+              <w:spacing w:after="0"/>
+              <w:rPr>
+                <w:sz w:val="18"/>
+                <w:szCs w:val="18"/>
               </w:rPr>
             </w:pPr>
             <w:r>
               <w:rPr>
-                <w:lang w:val="en-001"/>
-              </w:rPr>
-              <w:t>-0.481</w:t>
+                <w:sz w:val="18"/>
+                <w:szCs w:val="18"/>
+              </w:rPr>
+              <w:t>-0.0481</w:t>
             </w:r>
           </w:p>
         </w:tc>
         <w:tc>
           <w:tcPr>
-            <w:tcW w:w="1288" w:type="dxa"/>
+            <w:tcW w:w="1500" w:type="dxa"/>
+            <w:vAlign w:val="center"/>
           </w:tcPr>
           <w:p>
             <w:pPr>
-              <w:rPr>
-                <w:lang w:val="en-001"/>
+              <w:spacing w:after="0"/>
+              <w:rPr>
+                <w:sz w:val="18"/>
+                <w:szCs w:val="18"/>
               </w:rPr>
             </w:pPr>
             <w:r>
               <w:rPr>
-                <w:lang w:val="en-001"/>
+                <w:sz w:val="18"/>
+                <w:szCs w:val="18"/>
               </w:rPr>
               <w:t>-0.0466</w:t>
             </w:r>
@@ -8715,17 +8863,21 @@
         </w:tc>
         <w:tc>
           <w:tcPr>
-            <w:tcW w:w="1288" w:type="dxa"/>
+            <w:tcW w:w="1620" w:type="dxa"/>
+            <w:vAlign w:val="center"/>
           </w:tcPr>
           <w:p>
             <w:pPr>
-              <w:rPr>
-                <w:lang w:val="en-001"/>
+              <w:spacing w:after="0"/>
+              <w:rPr>
+                <w:sz w:val="18"/>
+                <w:szCs w:val="18"/>
               </w:rPr>
             </w:pPr>
             <w:r>
               <w:rPr>
-                <w:lang w:val="en-001"/>
+                <w:sz w:val="18"/>
+                <w:szCs w:val="18"/>
               </w:rPr>
               <w:t>-0.0472</w:t>
             </w:r>
@@ -8733,17 +8885,21 @@
         </w:tc>
         <w:tc>
           <w:tcPr>
-            <w:tcW w:w="1288" w:type="dxa"/>
+            <w:tcW w:w="1140" w:type="dxa"/>
+            <w:vAlign w:val="center"/>
           </w:tcPr>
           <w:p>
             <w:pPr>
-              <w:rPr>
-                <w:lang w:val="en-001"/>
+              <w:spacing w:after="0"/>
+              <w:rPr>
+                <w:sz w:val="18"/>
+                <w:szCs w:val="18"/>
               </w:rPr>
             </w:pPr>
             <w:r>
               <w:rPr>
-                <w:lang w:val="en-001"/>
+                <w:sz w:val="18"/>
+                <w:szCs w:val="18"/>
               </w:rPr>
               <w:t>-0.0434</w:t>
             </w:r>
@@ -8751,17 +8907,21 @@
         </w:tc>
         <w:tc>
           <w:tcPr>
-            <w:tcW w:w="1288" w:type="dxa"/>
+            <w:tcW w:w="1140" w:type="dxa"/>
+            <w:vAlign w:val="center"/>
           </w:tcPr>
           <w:p>
             <w:pPr>
-              <w:rPr>
-                <w:lang w:val="en-001"/>
+              <w:spacing w:after="0"/>
+              <w:rPr>
+                <w:sz w:val="18"/>
+                <w:szCs w:val="18"/>
               </w:rPr>
             </w:pPr>
             <w:r>
               <w:rPr>
-                <w:lang w:val="en-001"/>
+                <w:sz w:val="18"/>
+                <w:szCs w:val="18"/>
               </w:rPr>
               <w:t>-0.0448</w:t>
             </w:r>
@@ -8769,38 +8929,48 @@
         </w:tc>
       </w:tr>
       <w:tr>
+        <w:trPr>
+          <w:trHeight w:val="300"/>
+        </w:trPr>
         <w:tc>
           <w:tcPr>
-            <w:tcW w:w="1288" w:type="dxa"/>
+            <w:tcW w:w="1547" w:type="dxa"/>
+            <w:vAlign w:val="center"/>
           </w:tcPr>
           <w:p>
             <w:pPr>
-              <w:rPr>
-                <w:lang w:val="en-001"/>
+              <w:spacing w:after="0"/>
+              <w:rPr>
+                <w:sz w:val="18"/>
+                <w:szCs w:val="18"/>
               </w:rPr>
             </w:pPr>
             <w:r>
               <w:rPr>
-                <w:lang w:val="en-001"/>
-              </w:rPr>
-              <w:lastRenderedPageBreak/>
+                <w:sz w:val="18"/>
+                <w:szCs w:val="18"/>
+              </w:rPr>
               <w:t>Rastrigin</w:t>
             </w:r>
           </w:p>
         </w:tc>
         <w:tc>
           <w:tcPr>
-            <w:tcW w:w="1288" w:type="dxa"/>
+            <w:tcW w:w="1094" w:type="dxa"/>
+            <w:vAlign w:val="center"/>
           </w:tcPr>
           <w:p>
             <w:pPr>
-              <w:rPr>
-                <w:lang w:val="en-001"/>
+              <w:spacing w:after="0"/>
+              <w:rPr>
+                <w:sz w:val="18"/>
+                <w:szCs w:val="18"/>
               </w:rPr>
             </w:pPr>
             <w:r>
               <w:rPr>
-                <w:lang w:val="en-001"/>
+                <w:sz w:val="18"/>
+                <w:szCs w:val="18"/>
               </w:rPr>
               <w:t>10.0955</w:t>
             </w:r>
@@ -8808,17 +8978,21 @@
         </w:tc>
         <w:tc>
           <w:tcPr>
-            <w:tcW w:w="1288" w:type="dxa"/>
+            <w:tcW w:w="1014" w:type="dxa"/>
+            <w:vAlign w:val="center"/>
           </w:tcPr>
           <w:p>
             <w:pPr>
-              <w:rPr>
-                <w:lang w:val="en-001"/>
+              <w:spacing w:after="0"/>
+              <w:rPr>
+                <w:sz w:val="18"/>
+                <w:szCs w:val="18"/>
               </w:rPr>
             </w:pPr>
             <w:r>
               <w:rPr>
-                <w:lang w:val="en-001"/>
+                <w:sz w:val="18"/>
+                <w:szCs w:val="18"/>
               </w:rPr>
               <w:t>14.1168</w:t>
             </w:r>
@@ -8826,17 +9000,21 @@
         </w:tc>
         <w:tc>
           <w:tcPr>
-            <w:tcW w:w="1288" w:type="dxa"/>
+            <w:tcW w:w="1500" w:type="dxa"/>
+            <w:vAlign w:val="center"/>
           </w:tcPr>
           <w:p>
             <w:pPr>
-              <w:rPr>
-                <w:lang w:val="en-001"/>
+              <w:spacing w:after="0"/>
+              <w:rPr>
+                <w:sz w:val="18"/>
+                <w:szCs w:val="18"/>
               </w:rPr>
             </w:pPr>
             <w:r>
               <w:rPr>
-                <w:lang w:val="en-001"/>
+                <w:sz w:val="18"/>
+                <w:szCs w:val="18"/>
               </w:rPr>
               <w:t>8.7094</w:t>
             </w:r>
@@ -8844,17 +9022,21 @@
         </w:tc>
         <w:tc>
           <w:tcPr>
-            <w:tcW w:w="1288" w:type="dxa"/>
+            <w:tcW w:w="1620" w:type="dxa"/>
+            <w:vAlign w:val="center"/>
           </w:tcPr>
           <w:p>
             <w:pPr>
-              <w:rPr>
-                <w:lang w:val="en-001"/>
+              <w:spacing w:after="0"/>
+              <w:rPr>
+                <w:sz w:val="18"/>
+                <w:szCs w:val="18"/>
               </w:rPr>
             </w:pPr>
             <w:r>
               <w:rPr>
-                <w:lang w:val="en-001"/>
+                <w:sz w:val="18"/>
+                <w:szCs w:val="18"/>
               </w:rPr>
               <w:t>10.4776</w:t>
             </w:r>
@@ -8862,17 +9044,21 @@
         </w:tc>
         <w:tc>
           <w:tcPr>
-            <w:tcW w:w="1288" w:type="dxa"/>
+            <w:tcW w:w="1140" w:type="dxa"/>
+            <w:vAlign w:val="center"/>
           </w:tcPr>
           <w:p>
             <w:pPr>
-              <w:rPr>
-                <w:lang w:val="en-001"/>
+              <w:spacing w:after="0"/>
+              <w:rPr>
+                <w:sz w:val="18"/>
+                <w:szCs w:val="18"/>
               </w:rPr>
             </w:pPr>
             <w:r>
               <w:rPr>
-                <w:lang w:val="en-001"/>
+                <w:sz w:val="18"/>
+                <w:szCs w:val="18"/>
               </w:rPr>
               <w:t>84.5709</w:t>
             </w:r>
@@ -8880,17 +9066,21 @@
         </w:tc>
         <w:tc>
           <w:tcPr>
-            <w:tcW w:w="1288" w:type="dxa"/>
+            <w:tcW w:w="1140" w:type="dxa"/>
+            <w:vAlign w:val="center"/>
           </w:tcPr>
           <w:p>
             <w:pPr>
-              <w:rPr>
-                <w:lang w:val="en-001"/>
+              <w:spacing w:after="0"/>
+              <w:rPr>
+                <w:sz w:val="18"/>
+                <w:szCs w:val="18"/>
               </w:rPr>
             </w:pPr>
             <w:r>
               <w:rPr>
-                <w:lang w:val="en-001"/>
+                <w:sz w:val="18"/>
+                <w:szCs w:val="18"/>
               </w:rPr>
               <w:t>56.3484</w:t>
             </w:r>
@@ -8898,19 +9088,26 @@
         </w:tc>
       </w:tr>
       <w:tr>
+        <w:trPr>
+          <w:trHeight w:val="300"/>
+        </w:trPr>
         <w:tc>
           <w:tcPr>
-            <w:tcW w:w="1288" w:type="dxa"/>
+            <w:tcW w:w="1547" w:type="dxa"/>
+            <w:vAlign w:val="center"/>
           </w:tcPr>
           <w:p>
             <w:pPr>
-              <w:rPr>
-                <w:lang w:val="en-001"/>
+              <w:spacing w:after="0"/>
+              <w:rPr>
+                <w:sz w:val="18"/>
+                <w:szCs w:val="18"/>
               </w:rPr>
             </w:pPr>
             <w:r>
               <w:rPr>
-                <w:lang w:val="en-001"/>
+                <w:sz w:val="18"/>
+                <w:szCs w:val="18"/>
               </w:rPr>
               <w:t>Ackley</w:t>
             </w:r>
@@ -8918,17 +9115,21 @@
         </w:tc>
         <w:tc>
           <w:tcPr>
-            <w:tcW w:w="1288" w:type="dxa"/>
+            <w:tcW w:w="1094" w:type="dxa"/>
+            <w:vAlign w:val="center"/>
           </w:tcPr>
           <w:p>
             <w:pPr>
-              <w:rPr>
-                <w:lang w:val="en-001"/>
+              <w:spacing w:after="0"/>
+              <w:rPr>
+                <w:sz w:val="18"/>
+                <w:szCs w:val="18"/>
               </w:rPr>
             </w:pPr>
             <w:r>
               <w:rPr>
-                <w:lang w:val="en-001"/>
+                <w:sz w:val="18"/>
+                <w:szCs w:val="18"/>
               </w:rPr>
               <w:t>0.0</w:t>
             </w:r>
@@ -8936,17 +9137,21 @@
         </w:tc>
         <w:tc>
           <w:tcPr>
-            <w:tcW w:w="1288" w:type="dxa"/>
+            <w:tcW w:w="1014" w:type="dxa"/>
+            <w:vAlign w:val="center"/>
           </w:tcPr>
           <w:p>
             <w:pPr>
-              <w:rPr>
-                <w:lang w:val="en-001"/>
+              <w:spacing w:after="0"/>
+              <w:rPr>
+                <w:sz w:val="18"/>
+                <w:szCs w:val="18"/>
               </w:rPr>
             </w:pPr>
             <w:r>
               <w:rPr>
-                <w:lang w:val="en-001"/>
+                <w:sz w:val="18"/>
+                <w:szCs w:val="18"/>
               </w:rPr>
               <w:t>0.0</w:t>
             </w:r>
@@ -8954,17 +9159,21 @@
         </w:tc>
         <w:tc>
           <w:tcPr>
-            <w:tcW w:w="1288" w:type="dxa"/>
+            <w:tcW w:w="1500" w:type="dxa"/>
+            <w:vAlign w:val="center"/>
           </w:tcPr>
           <w:p>
             <w:pPr>
-              <w:rPr>
-                <w:lang w:val="en-001"/>
+              <w:spacing w:after="0"/>
+              <w:rPr>
+                <w:sz w:val="18"/>
+                <w:szCs w:val="18"/>
               </w:rPr>
             </w:pPr>
             <w:r>
               <w:rPr>
-                <w:lang w:val="en-001"/>
+                <w:sz w:val="18"/>
+                <w:szCs w:val="18"/>
               </w:rPr>
               <w:t>1.1272</w:t>
             </w:r>
@@ -8972,17 +9181,21 @@
         </w:tc>
         <w:tc>
           <w:tcPr>
-            <w:tcW w:w="1288" w:type="dxa"/>
+            <w:tcW w:w="1620" w:type="dxa"/>
+            <w:vAlign w:val="center"/>
           </w:tcPr>
           <w:p>
             <w:pPr>
-              <w:rPr>
-                <w:lang w:val="en-001"/>
+              <w:spacing w:after="0"/>
+              <w:rPr>
+                <w:sz w:val="18"/>
+                <w:szCs w:val="18"/>
               </w:rPr>
             </w:pPr>
             <w:r>
               <w:rPr>
-                <w:lang w:val="en-001"/>
+                <w:sz w:val="18"/>
+                <w:szCs w:val="18"/>
               </w:rPr>
               <w:t>1.1674</w:t>
             </w:r>
@@ -8990,17 +9203,21 @@
         </w:tc>
         <w:tc>
           <w:tcPr>
-            <w:tcW w:w="1288" w:type="dxa"/>
+            <w:tcW w:w="1140" w:type="dxa"/>
+            <w:vAlign w:val="center"/>
           </w:tcPr>
           <w:p>
             <w:pPr>
-              <w:rPr>
-                <w:lang w:val="en-001"/>
+              <w:spacing w:after="0"/>
+              <w:rPr>
+                <w:sz w:val="18"/>
+                <w:szCs w:val="18"/>
               </w:rPr>
             </w:pPr>
             <w:r>
               <w:rPr>
-                <w:lang w:val="en-001"/>
+                <w:sz w:val="18"/>
+                <w:szCs w:val="18"/>
               </w:rPr>
               <w:t>8.6664</w:t>
             </w:r>
@@ -9008,17 +9225,21 @@
         </w:tc>
         <w:tc>
           <w:tcPr>
-            <w:tcW w:w="1288" w:type="dxa"/>
+            <w:tcW w:w="1140" w:type="dxa"/>
+            <w:vAlign w:val="center"/>
           </w:tcPr>
           <w:p>
             <w:pPr>
-              <w:rPr>
-                <w:lang w:val="en-001"/>
+              <w:spacing w:after="0"/>
+              <w:rPr>
+                <w:sz w:val="18"/>
+                <w:szCs w:val="18"/>
               </w:rPr>
             </w:pPr>
             <w:r>
               <w:rPr>
-                <w:lang w:val="en-001"/>
+                <w:sz w:val="18"/>
+                <w:szCs w:val="18"/>
               </w:rPr>
               <w:t>5.1325</w:t>
             </w:r>
@@ -9026,37 +9247,48 @@
         </w:tc>
       </w:tr>
       <w:tr>
+        <w:trPr>
+          <w:trHeight w:val="300"/>
+        </w:trPr>
         <w:tc>
           <w:tcPr>
-            <w:tcW w:w="1288" w:type="dxa"/>
+            <w:tcW w:w="1547" w:type="dxa"/>
+            <w:vAlign w:val="center"/>
           </w:tcPr>
           <w:p>
             <w:pPr>
-              <w:rPr>
-                <w:lang w:val="en-001"/>
+              <w:spacing w:after="0"/>
+              <w:rPr>
+                <w:sz w:val="18"/>
+                <w:szCs w:val="18"/>
               </w:rPr>
             </w:pPr>
             <w:r>
               <w:rPr>
-                <w:lang w:val="en-001"/>
-              </w:rPr>
-              <w:t>RotEllipsoid</w:t>
+                <w:sz w:val="18"/>
+                <w:szCs w:val="18"/>
+              </w:rPr>
+              <w:t>RotatedElipsoid</w:t>
             </w:r>
           </w:p>
         </w:tc>
         <w:tc>
           <w:tcPr>
-            <w:tcW w:w="1288" w:type="dxa"/>
+            <w:tcW w:w="1094" w:type="dxa"/>
+            <w:vAlign w:val="center"/>
           </w:tcPr>
           <w:p>
             <w:pPr>
-              <w:rPr>
-                <w:lang w:val="en-001"/>
+              <w:spacing w:after="0"/>
+              <w:rPr>
+                <w:sz w:val="18"/>
+                <w:szCs w:val="18"/>
               </w:rPr>
             </w:pPr>
             <w:r>
               <w:rPr>
-                <w:lang w:val="en-001"/>
+                <w:sz w:val="18"/>
+                <w:szCs w:val="18"/>
               </w:rPr>
               <w:t>0.0</w:t>
             </w:r>
@@ -9064,17 +9296,21 @@
         </w:tc>
         <w:tc>
           <w:tcPr>
-            <w:tcW w:w="1288" w:type="dxa"/>
+            <w:tcW w:w="1014" w:type="dxa"/>
+            <w:vAlign w:val="center"/>
           </w:tcPr>
           <w:p>
             <w:pPr>
-              <w:rPr>
-                <w:lang w:val="en-001"/>
+              <w:spacing w:after="0"/>
+              <w:rPr>
+                <w:sz w:val="18"/>
+                <w:szCs w:val="18"/>
               </w:rPr>
             </w:pPr>
             <w:r>
               <w:rPr>
-                <w:lang w:val="en-001"/>
+                <w:sz w:val="18"/>
+                <w:szCs w:val="18"/>
               </w:rPr>
               <w:t>0.0</w:t>
             </w:r>
@@ -9082,41 +9318,65 @@
         </w:tc>
         <w:tc>
           <w:tcPr>
-            <w:tcW w:w="1288" w:type="dxa"/>
+            <w:tcW w:w="1500" w:type="dxa"/>
+            <w:vAlign w:val="center"/>
           </w:tcPr>
           <w:p>
             <w:pPr>
-              <w:rPr>
-                <w:lang w:val="en-001"/>
+              <w:spacing w:after="0"/>
+              <w:rPr>
+                <w:sz w:val="18"/>
+                <w:szCs w:val="18"/>
               </w:rPr>
             </w:pPr>
+            <w:r>
+              <w:rPr>
+                <w:sz w:val="18"/>
+                <w:szCs w:val="18"/>
+              </w:rPr>
+              <w:t>824755.20</w:t>
+            </w:r>
           </w:p>
         </w:tc>
         <w:tc>
           <w:tcPr>
-            <w:tcW w:w="1288" w:type="dxa"/>
+            <w:tcW w:w="1620" w:type="dxa"/>
+            <w:vAlign w:val="center"/>
           </w:tcPr>
           <w:p>
             <w:pPr>
-              <w:rPr>
-                <w:lang w:val="en-001"/>
+              <w:spacing w:after="0"/>
+              <w:rPr>
+                <w:sz w:val="18"/>
+                <w:szCs w:val="18"/>
               </w:rPr>
             </w:pPr>
+            <w:r>
+              <w:rPr>
+                <w:sz w:val="18"/>
+                <w:szCs w:val="18"/>
+              </w:rPr>
+              <w:t>2237954.71</w:t>
+            </w:r>
           </w:p>
         </w:tc>
         <w:tc>
           <w:tcPr>
-            <w:tcW w:w="1288" w:type="dxa"/>
+            <w:tcW w:w="1140" w:type="dxa"/>
+            <w:vAlign w:val="center"/>
           </w:tcPr>
           <w:p>
             <w:pPr>
-              <w:rPr>
-                <w:lang w:val="en-001"/>
+              <w:spacing w:after="0"/>
+              <w:rPr>
+                <w:sz w:val="18"/>
+                <w:szCs w:val="18"/>
               </w:rPr>
             </w:pPr>
             <w:r>
               <w:rPr>
-                <w:lang w:val="en-001"/>
+                <w:sz w:val="18"/>
+                <w:szCs w:val="18"/>
               </w:rPr>
               <w:t>16777216.0</w:t>
             </w:r>
@@ -9124,17 +9384,21 @@
         </w:tc>
         <w:tc>
           <w:tcPr>
-            <w:tcW w:w="1288" w:type="dxa"/>
+            <w:tcW w:w="1140" w:type="dxa"/>
+            <w:vAlign w:val="center"/>
           </w:tcPr>
           <w:p>
             <w:pPr>
-              <w:rPr>
-                <w:lang w:val="en-001"/>
+              <w:spacing w:after="0"/>
+              <w:rPr>
+                <w:sz w:val="18"/>
+                <w:szCs w:val="18"/>
               </w:rPr>
             </w:pPr>
             <w:r>
               <w:rPr>
-                <w:lang w:val="en-001"/>
+                <w:sz w:val="18"/>
+                <w:szCs w:val="18"/>
               </w:rPr>
               <w:t>39.5689</w:t>
             </w:r>
@@ -9142,19 +9406,26 @@
         </w:tc>
       </w:tr>
       <w:tr>
+        <w:trPr>
+          <w:trHeight w:val="300"/>
+        </w:trPr>
         <w:tc>
           <w:tcPr>
-            <w:tcW w:w="1288" w:type="dxa"/>
+            <w:tcW w:w="1547" w:type="dxa"/>
+            <w:vAlign w:val="center"/>
           </w:tcPr>
           <w:p>
             <w:pPr>
-              <w:rPr>
-                <w:lang w:val="en-001"/>
+              <w:spacing w:after="0"/>
+              <w:rPr>
+                <w:sz w:val="18"/>
+                <w:szCs w:val="18"/>
               </w:rPr>
             </w:pPr>
             <w:r>
               <w:rPr>
-                <w:lang w:val="en-001"/>
+                <w:sz w:val="18"/>
+                <w:szCs w:val="18"/>
               </w:rPr>
               <w:t>KeaneBump</w:t>
             </w:r>
@@ -9162,17 +9433,21 @@
         </w:tc>
         <w:tc>
           <w:tcPr>
-            <w:tcW w:w="1288" w:type="dxa"/>
+            <w:tcW w:w="1094" w:type="dxa"/>
+            <w:vAlign w:val="center"/>
           </w:tcPr>
           <w:p>
             <w:pPr>
-              <w:rPr>
-                <w:lang w:val="en-001"/>
+              <w:spacing w:after="0"/>
+              <w:rPr>
+                <w:sz w:val="18"/>
+                <w:szCs w:val="18"/>
               </w:rPr>
             </w:pPr>
             <w:r>
               <w:rPr>
-                <w:lang w:val="en-001"/>
+                <w:sz w:val="18"/>
+                <w:szCs w:val="18"/>
               </w:rPr>
               <w:t>-0.7276</w:t>
             </w:r>
@@ -9180,17 +9455,21 @@
         </w:tc>
         <w:tc>
           <w:tcPr>
-            <w:tcW w:w="1288" w:type="dxa"/>
+            <w:tcW w:w="1014" w:type="dxa"/>
+            <w:vAlign w:val="center"/>
           </w:tcPr>
           <w:p>
             <w:pPr>
-              <w:rPr>
-                <w:lang w:val="en-001"/>
+              <w:spacing w:after="0"/>
+              <w:rPr>
+                <w:sz w:val="18"/>
+                <w:szCs w:val="18"/>
               </w:rPr>
             </w:pPr>
             <w:r>
               <w:rPr>
-                <w:lang w:val="en-001"/>
+                <w:sz w:val="18"/>
+                <w:szCs w:val="18"/>
               </w:rPr>
               <w:t>-0.7276</w:t>
             </w:r>
@@ -9198,17 +9477,21 @@
         </w:tc>
         <w:tc>
           <w:tcPr>
-            <w:tcW w:w="1288" w:type="dxa"/>
+            <w:tcW w:w="1500" w:type="dxa"/>
+            <w:vAlign w:val="center"/>
           </w:tcPr>
           <w:p>
             <w:pPr>
-              <w:rPr>
-                <w:lang w:val="en-001"/>
+              <w:spacing w:after="0"/>
+              <w:rPr>
+                <w:sz w:val="18"/>
+                <w:szCs w:val="18"/>
               </w:rPr>
             </w:pPr>
             <w:r>
               <w:rPr>
-                <w:lang w:val="en-001"/>
+                <w:sz w:val="18"/>
+                <w:szCs w:val="18"/>
               </w:rPr>
               <w:t>-0.6592</w:t>
             </w:r>
@@ -9216,17 +9499,21 @@
         </w:tc>
         <w:tc>
           <w:tcPr>
-            <w:tcW w:w="1288" w:type="dxa"/>
+            <w:tcW w:w="1620" w:type="dxa"/>
+            <w:vAlign w:val="center"/>
           </w:tcPr>
           <w:p>
             <w:pPr>
-              <w:rPr>
-                <w:lang w:val="en-001"/>
+              <w:spacing w:after="0"/>
+              <w:rPr>
+                <w:sz w:val="18"/>
+                <w:szCs w:val="18"/>
               </w:rPr>
             </w:pPr>
             <w:r>
               <w:rPr>
-                <w:lang w:val="en-001"/>
+                <w:sz w:val="18"/>
+                <w:szCs w:val="18"/>
               </w:rPr>
               <w:t>-0.6206</w:t>
             </w:r>
@@ -9234,17 +9521,21 @@
         </w:tc>
         <w:tc>
           <w:tcPr>
-            <w:tcW w:w="1288" w:type="dxa"/>
+            <w:tcW w:w="1140" w:type="dxa"/>
+            <w:vAlign w:val="center"/>
           </w:tcPr>
           <w:p>
             <w:pPr>
-              <w:rPr>
-                <w:lang w:val="en-001"/>
+              <w:spacing w:after="0"/>
+              <w:rPr>
+                <w:sz w:val="18"/>
+                <w:szCs w:val="18"/>
               </w:rPr>
             </w:pPr>
             <w:r>
               <w:rPr>
-                <w:lang w:val="en-001"/>
+                <w:sz w:val="18"/>
+                <w:szCs w:val="18"/>
               </w:rPr>
               <w:t>-0.2055</w:t>
             </w:r>
@@ -9252,58 +9543,56 @@
         </w:tc>
         <w:tc>
           <w:tcPr>
-            <w:tcW w:w="1288" w:type="dxa"/>
+            <w:tcW w:w="1140" w:type="dxa"/>
+            <w:vAlign w:val="center"/>
           </w:tcPr>
           <w:p>
             <w:pPr>
-              <w:rPr>
-                <w:lang w:val="en-001"/>
+              <w:spacing w:after="0"/>
+              <w:rPr>
+                <w:sz w:val="18"/>
+                <w:szCs w:val="18"/>
               </w:rPr>
             </w:pPr>
             <w:r>
               <w:rPr>
-                <w:lang w:val="en-001"/>
-              </w:rPr>
-              <w:t>-0.251</w:t>
+                <w:sz w:val="18"/>
+                <w:szCs w:val="18"/>
+              </w:rPr>
+              <w:t>-0.2251</w:t>
             </w:r>
           </w:p>
         </w:tc>
       </w:tr>
     </w:tbl>
+    <w:p/>
     <w:p>
       <w:pPr>
-        <w:rPr>
-          <w:lang w:val="en-001"/>
-        </w:rPr>
-      </w:pPr>
+        <w:pStyle w:val="Heading1"/>
+        <w:numPr>
+          <w:ilvl w:val="0"/>
+          <w:numId w:val="1"/>
+        </w:numPr>
+      </w:pPr>
+      <w:r>
+        <w:t>Zaključak</w:t>
+      </w:r>
     </w:p>
     <w:p>
-      <w:pPr>
-        <w:rPr>
-          <w:lang w:val="en-001"/>
-        </w:rPr>
-      </w:pPr>
+      <w:r>
+        <w:t>Implementirane verzije diferencijalne evolucije uglavnom dostižu optimume. Primetno je da samoadaptivne verzije sporije konvergiraju, ali održavaju veću raznolikost populacije. Kod težih funkcija diferencijalna evolucija pokazuje bolje rezultate.</w:t>
+      </w:r>
     </w:p>
     <w:p>
-      <w:r>
-        <w:t>1</w:t>
-      </w:r>
-      <w:r>
-        <w:t>1</w:t>
-      </w:r>
-      <w:r>
-        <w:t>.Zaključak</w:t>
-      </w:r>
-    </w:p>
-    <w:p>
-      <w:r>
-        <w:t>Implementirane verzije diferencijalne evolucije uglavnom dostižu optimume. Primetno je da samoadaptivne verzije sporije konvergiraju, ali održavaju veću raznolikost populacije. Kod težih funkcija diferencijalna evolucija pokazuje bolje rezultate.</w:t>
-      </w:r>
-    </w:p>
-    <w:p/>
-    <w:p>
-      <w:r>
-        <w:t>12.Reference</w:t>
+      <w:pPr>
+        <w:pStyle w:val="Heading1"/>
+        <w:numPr>
+          <w:ilvl w:val="0"/>
+          <w:numId w:val="1"/>
+        </w:numPr>
+      </w:pPr>
+      <w:r>
+        <w:t>Reference</w:t>
       </w:r>
     </w:p>
     <w:p>
@@ -11335,6 +11624,7 @@
   <w:style w:type="character" w:default="1" w:styleId="DefaultParagraphFont">
     <w:name w:val="Default Paragraph Font"/>
     <w:uiPriority w:val="1"/>
+    <w:semiHidden/>
     <w:unhideWhenUsed/>
   </w:style>
   <w:style w:type="table" w:default="1" w:styleId="TableNormal">

--- a/de_documentation.docx
+++ b/de_documentation.docx
@@ -144,6 +144,9 @@
       <w:r>
         <w:t>Zbog toga, diferencijalna evolucija pogoduje za rešavanje najtežih optimizacionih problema, uključujući i probleme sa šumom, ili probleme koji se menjaju kroz vreme.</w:t>
       </w:r>
+      <w:r>
+        <w:t xml:space="preserve"> [1][2]</w:t>
+      </w:r>
     </w:p>
     <w:p>
       <w:pPr>
@@ -152,6 +155,9 @@
       <w:r>
         <w:t>Prvi put diferencijalna evolucija se pojavljuje 1995. u radu Rajnera Storna i Keneta Prajsa. Od tada su napisane brojne knjige i radovi na temu diferencijalne evolucije koji se bave različitim teoretskim i praktičnim aspektima diferencijalne evolucije.</w:t>
       </w:r>
+      <w:r>
+        <w:t xml:space="preserve"> [4][5]</w:t>
+      </w:r>
     </w:p>
     <w:p>
       <w:pPr>
@@ -184,6 +190,9 @@
       <w:r>
         <w:t xml:space="preserve"> i slučajnog izbora karakteristika starog člana koji će novi zadržati.</w:t>
       </w:r>
+      <w:r>
+        <w:t xml:space="preserve"> [9]</w:t>
+      </w:r>
     </w:p>
     <w:p>
       <w:pPr>
@@ -203,6 +212,9 @@
       </w:r>
       <w:r>
         <w:t xml:space="preserve"> koja zaokružuje ulazne vrednosti do najbližeg celog broja i onda sa zaokruženim vrednostima računa kvalitet rešenja.</w:t>
+      </w:r>
+      <w:r>
+        <w:t xml:space="preserve"> [3]</w:t>
       </w:r>
     </w:p>
     <w:p>
@@ -314,6 +326,12 @@
           <w:rFonts w:cstheme="minorHAnsi"/>
         </w:rPr>
         <w:t xml:space="preserve"> za svaku jedinku u populaciji.</w:t>
+      </w:r>
+      <w:r>
+        <w:rPr>
+          <w:rFonts w:cstheme="minorHAnsi"/>
+        </w:rPr>
+        <w:t xml:space="preserve"> [4][5]</w:t>
       </w:r>
     </w:p>
     <w:p>
@@ -809,6 +827,9 @@
       <w:r>
         <w:t>Nakon formiranja nove generacije populacije, prelazi se u sledeću iteraciju, do ispunjenja nekog uslova zaustavljanja, koji takođe mogu imati svoje parametre.</w:t>
       </w:r>
+      <w:r>
+        <w:t xml:space="preserve"> [4][5]</w:t>
+      </w:r>
     </w:p>
     <w:p>
       <w:r>
@@ -900,6 +921,9 @@
       </w:r>
       <w:r>
         <w:t>će dovesti do preuranjene konvergencije ili stagnacije pre pronalaženja globalnog optimuma.</w:t>
+      </w:r>
+      <w:r>
+        <w:t xml:space="preserve"> [3]</w:t>
       </w:r>
     </w:p>
     <w:p>
@@ -1053,6 +1077,12 @@
         </w:rPr>
         <w:t>, dok se za unimodalne i lakše multimodalne probleme preporučuju manje populacije.</w:t>
       </w:r>
+      <w:r>
+        <w:rPr>
+          <w:rFonts w:eastAsiaTheme="minorEastAsia"/>
+        </w:rPr>
+        <w:t xml:space="preserve"> [3]</w:t>
+      </w:r>
     </w:p>
     <w:p>
       <w:r>
@@ -1121,6 +1151,9 @@
       </w:r>
       <w:r>
         <w:t>funkcije koja se optimizuje.</w:t>
+      </w:r>
+      <w:r>
+        <w:t xml:space="preserve"> [3]</w:t>
       </w:r>
     </w:p>
     <w:p>
@@ -1185,6 +1218,12 @@
         </w:rPr>
         <w:t xml:space="preserve"> algoritam je rotaciono invarijantan.</w:t>
       </w:r>
+      <w:r>
+        <w:rPr>
+          <w:rFonts w:eastAsiaTheme="minorEastAsia"/>
+        </w:rPr>
+        <w:t xml:space="preserve"> [3]</w:t>
+      </w:r>
     </w:p>
     <w:p>
       <w:pPr>
@@ -1256,6 +1295,9 @@
       </w:r>
       <w:r>
         <w:t>U skladu sa ovom notacijom, osnovna strategija diferencijalne evolucije je označena sa DE/rand/1/bin.</w:t>
+      </w:r>
+      <w:r>
+        <w:t xml:space="preserve"> [6]</w:t>
       </w:r>
     </w:p>
     <w:p>
@@ -1335,6 +1377,9 @@
         <w:t>. Za dovoljno velike populacije, upotreba dve razlike jedinki može da poboljša diverzitet populacije.</w:t>
       </w:r>
       <w:r>
+        <w:t xml:space="preserve"> [6]</w:t>
+      </w:r>
+      <w:r>
         <w:t xml:space="preserve"> Mutiranje isključivo najbolje jedinke čini algoritam pohlepnim i doprinosi eksploataciji, ali krosover sa tekućom jedinkom ublažava pohlepnost.</w:t>
       </w:r>
     </w:p>
@@ -1403,6 +1448,9 @@
       </w:r>
       <w:r>
         <w:t>.</w:t>
+      </w:r>
+      <w:r>
+        <w:t xml:space="preserve"> [7]</w:t>
       </w:r>
     </w:p>
     <w:p>
@@ -1665,6 +1713,9 @@
       <w:r>
         <w:t>.</w:t>
       </w:r>
+      <w:r>
+        <w:t xml:space="preserve"> [7]</w:t>
+      </w:r>
     </w:p>
     <w:p>
       <w:r>
@@ -1688,6 +1739,9 @@
       <w:r>
         <w:t>.</w:t>
       </w:r>
+      <w:r>
+        <w:t xml:space="preserve"> [7]</w:t>
+      </w:r>
     </w:p>
     <w:p>
       <w:r>
@@ -1748,6 +1802,9 @@
       </w:r>
       <w:r>
         <w:t>varijante su znatno kompleksnije, uvode dosta novih modifikasija i mogu se razmatrati kao poseban algoritam, premda u osnovni zadržavaju bazne korake diferencijalne evolucije.</w:t>
+      </w:r>
+      <w:r>
+        <w:t xml:space="preserve"> [8][9]</w:t>
       </w:r>
     </w:p>
     <w:p>
@@ -1797,6 +1854,9 @@
     <w:p>
       <w:r>
         <w:t>Čvrsta ograničenja se obično zadaju na nivou parametara jedinke, tako da se vrednost parametara koja izađe iz okvira dozvoljenih vrednosti menja nasumično izabranom vrednošću iz okvira parametara.</w:t>
+      </w:r>
+      <w:r>
+        <w:t xml:space="preserve"> [3]</w:t>
       </w:r>
     </w:p>
     <w:p>
@@ -2575,6 +2635,9 @@
       <w:r>
         <w:t xml:space="preserve"> Postoje i uslovi zasnovani na statističkim testovima, koji proveravaju kakve su šanse da u daljim iteracijama dođe do unapređenja.</w:t>
       </w:r>
+      <w:r>
+        <w:t xml:space="preserve"> [2]</w:t>
+      </w:r>
     </w:p>
     <w:p>
       <w:r>
@@ -6421,6 +6484,11 @@
     </w:p>
     <w:p>
       <w:pPr>
+        <w:pStyle w:val="ListParagraph"/>
+        <w:numPr>
+          <w:ilvl w:val="0"/>
+          <w:numId w:val="3"/>
+        </w:numPr>
         <w:rPr>
           <w:lang w:val="en-001"/>
         </w:rPr>
@@ -6485,13 +6553,6 @@
           </wp:inline>
         </w:drawing>
       </w:r>
-    </w:p>
-    <w:p>
-      <w:pPr>
-        <w:rPr>
-          <w:lang w:val="en-001"/>
-        </w:rPr>
-      </w:pPr>
       <w:r>
         <w:rPr>
           <w:noProof/>
@@ -6549,6 +6610,11 @@
     </w:p>
     <w:p>
       <w:pPr>
+        <w:pStyle w:val="ListParagraph"/>
+        <w:numPr>
+          <w:ilvl w:val="0"/>
+          <w:numId w:val="3"/>
+        </w:numPr>
         <w:rPr>
           <w:lang w:val="en-001"/>
         </w:rPr>
@@ -6614,13 +6680,6 @@
           </wp:inline>
         </w:drawing>
       </w:r>
-    </w:p>
-    <w:p>
-      <w:pPr>
-        <w:rPr>
-          <w:lang w:val="en-001"/>
-        </w:rPr>
-      </w:pPr>
       <w:r>
         <w:rPr>
           <w:noProof/>
@@ -6678,6 +6737,11 @@
     </w:p>
     <w:p>
       <w:pPr>
+        <w:pStyle w:val="ListParagraph"/>
+        <w:numPr>
+          <w:ilvl w:val="0"/>
+          <w:numId w:val="3"/>
+        </w:numPr>
         <w:rPr>
           <w:lang w:val="en-001"/>
         </w:rPr>
@@ -6743,13 +6807,6 @@
           </wp:inline>
         </w:drawing>
       </w:r>
-    </w:p>
-    <w:p>
-      <w:pPr>
-        <w:rPr>
-          <w:lang w:val="en-001"/>
-        </w:rPr>
-      </w:pPr>
       <w:r>
         <w:rPr>
           <w:noProof/>
@@ -6807,6 +6864,11 @@
     </w:p>
     <w:p>
       <w:pPr>
+        <w:pStyle w:val="ListParagraph"/>
+        <w:numPr>
+          <w:ilvl w:val="0"/>
+          <w:numId w:val="3"/>
+        </w:numPr>
         <w:rPr>
           <w:lang w:val="en-001"/>
         </w:rPr>
@@ -6872,13 +6934,6 @@
           </wp:inline>
         </w:drawing>
       </w:r>
-    </w:p>
-    <w:p>
-      <w:pPr>
-        <w:rPr>
-          <w:lang w:val="en-001"/>
-        </w:rPr>
-      </w:pPr>
       <w:r>
         <w:rPr>
           <w:noProof/>
@@ -6936,6 +6991,11 @@
     </w:p>
     <w:p>
       <w:pPr>
+        <w:pStyle w:val="ListParagraph"/>
+        <w:numPr>
+          <w:ilvl w:val="0"/>
+          <w:numId w:val="3"/>
+        </w:numPr>
         <w:rPr>
           <w:lang w:val="en-001"/>
         </w:rPr>
@@ -6945,19 +7005,7 @@
           <w:lang w:val="en-001"/>
         </w:rPr>
         <w:lastRenderedPageBreak/>
-        <w:t>Styblinski</w:t>
-      </w:r>
-      <w:r>
-        <w:rPr>
-          <w:lang w:val="en-001"/>
-        </w:rPr>
-        <w:t>-</w:t>
-      </w:r>
-      <w:r>
-        <w:rPr>
-          <w:lang w:val="en-001"/>
-        </w:rPr>
-        <w:t>Tang</w:t>
+        <w:t>Styblinski-Tang</w:t>
       </w:r>
       <w:r>
         <w:rPr>
@@ -7013,13 +7061,6 @@
           </wp:inline>
         </w:drawing>
       </w:r>
-    </w:p>
-    <w:p>
-      <w:pPr>
-        <w:rPr>
-          <w:lang w:val="en-001"/>
-        </w:rPr>
-      </w:pPr>
       <w:r>
         <w:rPr>
           <w:noProof/>
@@ -7077,6 +7118,11 @@
     </w:p>
     <w:p>
       <w:pPr>
+        <w:pStyle w:val="ListParagraph"/>
+        <w:numPr>
+          <w:ilvl w:val="0"/>
+          <w:numId w:val="3"/>
+        </w:numPr>
         <w:rPr>
           <w:lang w:val="en-001"/>
         </w:rPr>
@@ -7142,13 +7188,6 @@
           </wp:inline>
         </w:drawing>
       </w:r>
-    </w:p>
-    <w:p>
-      <w:pPr>
-        <w:rPr>
-          <w:lang w:val="en-001"/>
-        </w:rPr>
-      </w:pPr>
       <w:r>
         <w:rPr>
           <w:noProof/>
@@ -7206,6 +7245,11 @@
     </w:p>
     <w:p>
       <w:pPr>
+        <w:pStyle w:val="ListParagraph"/>
+        <w:numPr>
+          <w:ilvl w:val="0"/>
+          <w:numId w:val="3"/>
+        </w:numPr>
         <w:rPr>
           <w:lang w:val="en-001"/>
         </w:rPr>
@@ -7271,13 +7315,6 @@
           </wp:inline>
         </w:drawing>
       </w:r>
-    </w:p>
-    <w:p>
-      <w:pPr>
-        <w:rPr>
-          <w:lang w:val="en-001"/>
-        </w:rPr>
-      </w:pPr>
       <w:r>
         <w:rPr>
           <w:noProof/>
@@ -7335,6 +7372,11 @@
     </w:p>
     <w:p>
       <w:pPr>
+        <w:pStyle w:val="ListParagraph"/>
+        <w:numPr>
+          <w:ilvl w:val="0"/>
+          <w:numId w:val="3"/>
+        </w:numPr>
         <w:rPr>
           <w:lang w:val="en-001"/>
         </w:rPr>
@@ -7400,13 +7442,6 @@
           </wp:inline>
         </w:drawing>
       </w:r>
-    </w:p>
-    <w:p>
-      <w:pPr>
-        <w:rPr>
-          <w:lang w:val="en-001"/>
-        </w:rPr>
-      </w:pPr>
       <w:r>
         <w:rPr>
           <w:noProof/>
@@ -7464,6 +7499,11 @@
     </w:p>
     <w:p>
       <w:pPr>
+        <w:pStyle w:val="ListParagraph"/>
+        <w:numPr>
+          <w:ilvl w:val="0"/>
+          <w:numId w:val="3"/>
+        </w:numPr>
         <w:rPr>
           <w:lang w:val="en-001"/>
         </w:rPr>
@@ -7473,19 +7513,7 @@
           <w:lang w:val="en-001"/>
         </w:rPr>
         <w:lastRenderedPageBreak/>
-        <w:t>Rotated</w:t>
-      </w:r>
-      <w:r>
-        <w:rPr>
-          <w:lang w:val="en-001"/>
-        </w:rPr>
-        <w:t xml:space="preserve"> </w:t>
-      </w:r>
-      <w:r>
-        <w:rPr>
-          <w:lang w:val="en-001"/>
-        </w:rPr>
-        <w:t>Elipsoid</w:t>
+        <w:t>Rotated Elipsoid</w:t>
       </w:r>
       <w:r>
         <w:rPr>
@@ -7598,6 +7626,11 @@
     </w:p>
     <w:p>
       <w:pPr>
+        <w:pStyle w:val="ListParagraph"/>
+        <w:numPr>
+          <w:ilvl w:val="0"/>
+          <w:numId w:val="3"/>
+        </w:numPr>
         <w:rPr>
           <w:lang w:val="en-001"/>
         </w:rPr>
@@ -7681,13 +7714,6 @@
           </wp:inline>
         </w:drawing>
       </w:r>
-    </w:p>
-    <w:p>
-      <w:pPr>
-        <w:rPr>
-          <w:lang w:val="en-001"/>
-        </w:rPr>
-      </w:pPr>
       <w:r>
         <w:rPr>
           <w:noProof/>
@@ -7760,6 +7786,10 @@
     <w:p>
       <w:pPr>
         <w:pStyle w:val="Heading1"/>
+        <w:numPr>
+          <w:ilvl w:val="0"/>
+          <w:numId w:val="3"/>
+        </w:numPr>
         <w:spacing w:before="0" w:after="322"/>
         <w:rPr>
           <w:rFonts w:ascii="Calibri" w:eastAsia="Calibri" w:hAnsi="Calibri" w:cs="Calibri"/>
@@ -7774,7 +7804,23 @@
           <w:szCs w:val="22"/>
         </w:rPr>
         <w:lastRenderedPageBreak/>
-        <w:t>Poređenje performansi algoritmaa optimizacije</w:t>
+        <w:t>Poređenje performansi algorit</w:t>
+      </w:r>
+      <w:r>
+        <w:rPr>
+          <w:rFonts w:ascii="Calibri" w:eastAsia="Calibri" w:hAnsi="Calibri" w:cs="Calibri"/>
+          <w:sz w:val="22"/>
+          <w:szCs w:val="22"/>
+        </w:rPr>
+        <w:t>a</w:t>
+      </w:r>
+      <w:r>
+        <w:rPr>
+          <w:rFonts w:ascii="Calibri" w:eastAsia="Calibri" w:hAnsi="Calibri" w:cs="Calibri"/>
+          <w:sz w:val="22"/>
+          <w:szCs w:val="22"/>
+        </w:rPr>
+        <w:t>ma optimizacije</w:t>
       </w:r>
     </w:p>
     <w:tbl>
@@ -9600,7 +9646,7 @@
         <w:jc w:val="both"/>
       </w:pPr>
       <w:r>
-        <w:t>Feoktistov, Vitaliy. Differential Evolution: In Search of Solutions. Springer, 2006.</w:t>
+        <w:t>[1] Feoktistov, Vitaliy. Differential Evolution: In Search of Solutions. Springer (2006).</w:t>
       </w:r>
     </w:p>
     <w:p>
@@ -9608,7 +9654,7 @@
         <w:jc w:val="both"/>
       </w:pPr>
       <w:r>
-        <w:t>Kochenderfer, Mykel J., and Tim A. Wheeler. Algorithms for Optimization. MIT Press, 2019.</w:t>
+        <w:t>[2] Kochenderfer, Mykel J., and Tim A. Wheeler. Algorithms for Optimization. MIT Press (2019).</w:t>
       </w:r>
     </w:p>
     <w:p>
@@ -9616,7 +9662,7 @@
         <w:jc w:val="both"/>
       </w:pPr>
       <w:r>
-        <w:t>Lampinen, Jouni, and Ivan Zelinka. "Mixed Variable Non-Linear Optimization by Differential Evolution." In Proceedings of Nostradamus'99, 2nd International Prediction Conference, edited by Ivan Zelinka, 45-55. Zlin, Czech Republic: Technical University of Brno, Faculty of Technology Zlin, Department of Automatic Control, 1999. ISBN 80-214-1424-3.</w:t>
+        <w:t>[3] Lampinen, Jouni, and Ivan Zelinka. "Mixed Variable Non-Linear Optimization by Differential Evolution." In Proceedings of Nostradamus'99, 2nd International Prediction Conference (1999).</w:t>
       </w:r>
     </w:p>
     <w:p>
@@ -9624,7 +9670,7 @@
         <w:jc w:val="both"/>
       </w:pPr>
       <w:r>
-        <w:t>Storn, Rainer, and Kenneth Price. "Differential Evolution—A Simple and Efficient Heuristic for Global Optimization over Continuous Spaces." Journal of Global Optimization 11, no. 4 (1997): 341–359.</w:t>
+        <w:t>[4] Storn, Rainer, and Kenneth Price. "Differential Evolution—A Simple and Efficient Heuristic for Global Optimization over Continuous Spaces." Technical Report TR-95-012, International Computer Science Insitute (1995).</w:t>
       </w:r>
     </w:p>
     <w:p>
@@ -9632,7 +9678,7 @@
         <w:jc w:val="both"/>
       </w:pPr>
       <w:r>
-        <w:t>Storn, Rainer, and Kenneth Price. "Differential Evolution - A Simple and Efficient Heuristic for Global Optimization over Continuous Spaces." Journal of Global Optimization 11, no. 4 (1997): 341-359. Kluwer Academic Publishers.</w:t>
+        <w:t>[5] Storn, Rainer, and Kenneth Price. "Differential Evolution - A Simple and Efficient Heuristic for Global Optimization over Continuous Spaces." Journal of Global Optimization 11, no. 4 (1997)</w:t>
       </w:r>
     </w:p>
     <w:p>
@@ -9640,7 +9686,7 @@
         <w:jc w:val="both"/>
       </w:pPr>
       <w:r>
-        <w:t>Price, Kenneth V., Rainer M. Storn, and Jouni A. Lampinen. Differential Evolution: A Practical Approach to Global Optimization. Natural Computing Series. Springer, 2005.</w:t>
+        <w:t>[6] Price, Kenneth V., Rainer M. Storn, and Jouni A. Lampinen. Differential Evolution: A Practical Approach to Global Optimization. Natural Computing Series, Springer (2005)</w:t>
       </w:r>
     </w:p>
     <w:p>
@@ -9648,7 +9694,7 @@
         <w:jc w:val="both"/>
       </w:pPr>
       <w:r>
-        <w:t>Omran, Mahamed G. H., Ayed Salman, and Andries P. Engelbrecht. "Self-adaptive Differential Evolution." In Evolutionary Computation, edited by A. E. Eiben et al., 2005. Springer-Verlag Berlin Heidelberg.</w:t>
+        <w:t>[7] Omran, Mahamed G. H., Ayed Salman, and Andries P. Engelbrecht. "Self-adaptive Differential Evolution." Evolutionary Computation (2005)</w:t>
       </w:r>
     </w:p>
     <w:p>
@@ -9656,7 +9702,18 @@
         <w:jc w:val="both"/>
       </w:pPr>
       <w:r>
-        <w:t>AlKhulaifi, Dania, Maryam AlQahtani, Zenab AlSadeq, Atta-ur Rahman, and Dhiaa Musleh. "An Overview of Self-Adaptive Differential Evolution Algorithms with Mutation Strategy." Mathematical Modelling of Engineering Problems 9, no. 4 (2022).</w:t>
+        <w:t>[8] AlKhulaifi, Dania, Maryam AlQahtani, Zenab AlSadeq, Atta-ur Rahman, and Dhiaa Musleh. "An Overview of Self-Adaptive Differential Evolution Algorithms with Mutation Strategy." Mathematical Modelling of Engineering Problems 9, no. 4 (2022).</w:t>
+      </w:r>
+    </w:p>
+    <w:p>
+      <w:pPr>
+        <w:jc w:val="both"/>
+        <w:rPr>
+          <w:lang w:val="en-US"/>
+        </w:rPr>
+      </w:pPr>
+      <w:r>
+        <w:t>[9] Swagatam Das, Sankha Subhra Mullick, P.N. Suganthan. “Recent advances in differential evolution – An updated survey.” Swarm and Evolutionary Computation, Volume 27 (2016).</w:t>
       </w:r>
     </w:p>
     <w:sectPr>
@@ -9787,7 +9844,7 @@
   <w:abstractNum w:abstractNumId="1" w15:restartNumberingAfterBreak="0">
     <w:nsid w:val="23662F37"/>
     <w:multiLevelType w:val="hybridMultilevel"/>
-    <w:tmpl w:val="35B4B05A"/>
+    <w:tmpl w:val="3C06330A"/>
     <w:lvl w:ilvl="0" w:tplc="0C000001">
       <w:start w:val="1"/>
       <w:numFmt w:val="bullet"/>
@@ -10893,7 +10950,7 @@
   <w:abstractNum w:abstractNumId="11" w15:restartNumberingAfterBreak="0">
     <w:nsid w:val="7D49289C"/>
     <w:multiLevelType w:val="hybridMultilevel"/>
-    <w:tmpl w:val="03809C78"/>
+    <w:tmpl w:val="D0B67BE2"/>
     <w:lvl w:ilvl="0" w:tplc="0C00000F">
       <w:start w:val="1"/>
       <w:numFmt w:val="decimal"/>

--- a/de_documentation.docx
+++ b/de_documentation.docx
@@ -3132,6 +3132,9 @@
       <w:r>
         <w:t>.</w:t>
       </w:r>
+      <w:r>
+        <w:t xml:space="preserve"> [1][2]</w:t>
+      </w:r>
     </w:p>
     <w:p>
       <w:pPr>
@@ -3320,6 +3323,12 @@
           <w:lang w:val="en-001"/>
         </w:rPr>
         <w:t>.</w:t>
+      </w:r>
+      <w:r>
+        <w:rPr>
+          <w:lang w:val="en-001"/>
+        </w:rPr>
+        <w:t xml:space="preserve"> [1][2]</w:t>
       </w:r>
     </w:p>
     <w:p>
@@ -3661,6 +3670,9 @@
       <w:r>
         <w:t>.</w:t>
       </w:r>
+      <w:r>
+        <w:t xml:space="preserve"> [1]</w:t>
+      </w:r>
     </w:p>
     <w:p>
       <w:pPr>
@@ -3855,6 +3867,12 @@
           <w:lang w:val="en-001"/>
         </w:rPr>
         <w:t>.</w:t>
+      </w:r>
+      <w:r>
+        <w:rPr>
+          <w:lang w:val="en-001"/>
+        </w:rPr>
+        <w:t xml:space="preserve"> [1][2]</w:t>
       </w:r>
     </w:p>
     <w:p>
@@ -4218,6 +4236,12 @@
         </w:rPr>
         <w:t>.</w:t>
       </w:r>
+      <w:r>
+        <w:rPr>
+          <w:lang w:val="en-001"/>
+        </w:rPr>
+        <w:t xml:space="preserve"> [1][2] </w:t>
+      </w:r>
     </w:p>
     <w:p>
       <w:pPr>
@@ -4510,6 +4534,12 @@
           <w:lang w:val="en-001"/>
         </w:rPr>
         <w:t>.</w:t>
+      </w:r>
+      <w:r>
+        <w:rPr>
+          <w:lang w:val="en-001"/>
+        </w:rPr>
+        <w:t xml:space="preserve"> [1][2]</w:t>
       </w:r>
     </w:p>
     <w:p>
@@ -4867,6 +4897,12 @@
         </w:rPr>
         <w:t>.</w:t>
       </w:r>
+      <w:r>
+        <w:rPr>
+          <w:lang w:val="en-001"/>
+        </w:rPr>
+        <w:t xml:space="preserve"> [1][2]</w:t>
+      </w:r>
     </w:p>
     <w:p>
       <w:pPr>
@@ -5128,6 +5164,12 @@
           <w:lang w:val="en-001"/>
         </w:rPr>
         <w:t>.</w:t>
+      </w:r>
+      <w:r>
+        <w:rPr>
+          <w:lang w:val="en-001"/>
+        </w:rPr>
+        <w:t xml:space="preserve"> [1][2]</w:t>
       </w:r>
     </w:p>
     <w:p>
@@ -5625,6 +5667,12 @@
         </w:rPr>
         <w:t>Rotated Ellipsoid.</w:t>
       </w:r>
+      <w:r>
+        <w:rPr>
+          <w:lang w:val="en-001"/>
+        </w:rPr>
+        <w:t xml:space="preserve"> [1]</w:t>
+      </w:r>
     </w:p>
     <w:p>
       <w:pPr>
@@ -5873,6 +5921,12 @@
           <w:lang w:val="en-001"/>
         </w:rPr>
         <w:t>.</w:t>
+      </w:r>
+      <w:r>
+        <w:rPr>
+          <w:lang w:val="en-001"/>
+        </w:rPr>
+        <w:t xml:space="preserve"> [1][2]</w:t>
       </w:r>
     </w:p>
     <w:p>
@@ -9625,18 +9679,461 @@
       </w:r>
     </w:p>
     <w:p>
-      <w:r>
-        <w:t>Implementirane verzije diferencijalne evolucije uglavnom dostižu optimume. Primetno je da samoadaptivne verzije sporije konvergiraju, ali održavaju veću raznolikost populacije. Kod težih funkcija diferencijalna evolucija pokazuje bolje rezultate.</w:t>
+      <w:pPr>
+        <w:spacing w:after="240"/>
+      </w:pPr>
+      <w:r>
+        <w:rPr>
+          <w:rFonts w:ascii="Calibri" w:eastAsia="Calibri" w:hAnsi="Calibri" w:cs="Calibri"/>
+        </w:rPr>
+        <w:t xml:space="preserve">Implementirane verzije diferencijalne evolucije uglavnom dostižu optimume za većinu test funkcija, potvrđujući efikasnost ovog algoritma za globalnu optimizaciju. </w:t>
+      </w:r>
+      <w:r>
+        <w:rPr>
+          <w:rFonts w:ascii="Calibri" w:eastAsia="Calibri" w:hAnsi="Calibri" w:cs="Calibri"/>
+        </w:rPr>
+        <w:t>D</w:t>
+      </w:r>
+      <w:r>
+        <w:rPr>
+          <w:rFonts w:ascii="Calibri" w:eastAsia="Calibri" w:hAnsi="Calibri" w:cs="Calibri"/>
+        </w:rPr>
+        <w:t>iferencijalna evolucija se ističe po svojoj jednostavnosti i efikasnosti.</w:t>
+      </w:r>
+      <w:r>
+        <w:rPr>
+          <w:rFonts w:ascii="Calibri" w:eastAsia="Calibri" w:hAnsi="Calibri" w:cs="Calibri"/>
+        </w:rPr>
+        <w:t xml:space="preserve"> Postignuti</w:t>
+      </w:r>
+      <w:r>
+        <w:rPr>
+          <w:rFonts w:ascii="Calibri" w:eastAsia="Calibri" w:hAnsi="Calibri" w:cs="Calibri"/>
+        </w:rPr>
+        <w:t xml:space="preserve"> rezultati pokazuju da standardne strategije DE/rand/1 i DE/best/2 brzo konvergiraju ka optimalnim rešenjima za većinu funkcija, što je u skladu sa teorijskim očekivanjim</w:t>
+      </w:r>
+      <w:r>
+        <w:rPr>
+          <w:rFonts w:ascii="Calibri" w:eastAsia="Calibri" w:hAnsi="Calibri" w:cs="Calibri"/>
+        </w:rPr>
+        <w:t>a</w:t>
+      </w:r>
+      <w:r>
+        <w:rPr>
+          <w:rFonts w:ascii="Calibri" w:eastAsia="Calibri" w:hAnsi="Calibri" w:cs="Calibri"/>
+        </w:rPr>
+        <w:t>.</w:t>
+      </w:r>
+      <w:r>
+        <w:rPr>
+          <w:rFonts w:ascii="Calibri" w:eastAsia="Calibri" w:hAnsi="Calibri" w:cs="Calibri"/>
+        </w:rPr>
+        <w:t xml:space="preserve"> </w:t>
+      </w:r>
+      <w:r>
+        <w:rPr>
+          <w:rFonts w:ascii="Calibri" w:eastAsia="Calibri" w:hAnsi="Calibri" w:cs="Calibri"/>
+        </w:rPr>
+        <w:t>[</w:t>
+      </w:r>
+      <w:r>
+        <w:rPr>
+          <w:rFonts w:ascii="Calibri" w:eastAsia="Calibri" w:hAnsi="Calibri" w:cs="Calibri"/>
+        </w:rPr>
+        <w:t>5</w:t>
+      </w:r>
+      <w:r>
+        <w:rPr>
+          <w:rFonts w:ascii="Calibri" w:eastAsia="Calibri" w:hAnsi="Calibri" w:cs="Calibri"/>
+        </w:rPr>
+        <w:t>][</w:t>
+      </w:r>
+      <w:r>
+        <w:rPr>
+          <w:rFonts w:ascii="Calibri" w:eastAsia="Calibri" w:hAnsi="Calibri" w:cs="Calibri"/>
+        </w:rPr>
+        <w:t>6</w:t>
+      </w:r>
+      <w:r>
+        <w:rPr>
+          <w:rFonts w:ascii="Calibri" w:eastAsia="Calibri" w:hAnsi="Calibri" w:cs="Calibri"/>
+        </w:rPr>
+        <w:t>]</w:t>
       </w:r>
     </w:p>
     <w:p>
       <w:pPr>
-        <w:pStyle w:val="Heading1"/>
-        <w:numPr>
-          <w:ilvl w:val="0"/>
-          <w:numId w:val="1"/>
-        </w:numPr>
-      </w:pPr>
+        <w:spacing w:before="240" w:after="240"/>
+      </w:pPr>
+      <w:r>
+        <w:rPr>
+          <w:rFonts w:ascii="Calibri" w:eastAsia="Calibri" w:hAnsi="Calibri" w:cs="Calibri"/>
+        </w:rPr>
+        <w:t>Primetno je da samoadaptivne verzije SDE i SDE2, iako sporije konvergiraju, održavaju veću raznolikost populacije</w:t>
+      </w:r>
+      <w:r>
+        <w:rPr>
+          <w:rFonts w:ascii="Calibri" w:eastAsia="Calibri" w:hAnsi="Calibri" w:cs="Calibri"/>
+        </w:rPr>
+        <w:t xml:space="preserve"> na</w:t>
+      </w:r>
+      <w:r>
+        <w:rPr>
+          <w:rFonts w:ascii="Calibri" w:eastAsia="Calibri" w:hAnsi="Calibri" w:cs="Calibri"/>
+        </w:rPr>
+        <w:t xml:space="preserve"> duži vremenski period. Ovo je posebno važno za multimodalne funkcije, kao što je </w:t>
+      </w:r>
+      <w:r>
+        <w:t>Shekel-ova</w:t>
+      </w:r>
+      <w:r>
+        <w:rPr>
+          <w:rFonts w:ascii="Calibri" w:eastAsia="Calibri" w:hAnsi="Calibri" w:cs="Calibri"/>
+        </w:rPr>
+        <w:t xml:space="preserve"> funkcija, gde je potrebno izbeći preuranjeno zaljepljivanje na lokalne optime. Samoadaptivni pristup</w:t>
+      </w:r>
+      <w:r>
+        <w:rPr>
+          <w:rFonts w:ascii="Calibri" w:eastAsia="Calibri" w:hAnsi="Calibri" w:cs="Calibri"/>
+        </w:rPr>
+        <w:t xml:space="preserve"> </w:t>
+      </w:r>
+      <w:r>
+        <w:rPr>
+          <w:rFonts w:ascii="Calibri" w:eastAsia="Calibri" w:hAnsi="Calibri" w:cs="Calibri"/>
+        </w:rPr>
+        <w:t>pokazuje se kao koristan u održavanju istraživačkih sposobnosti algoritma.</w:t>
+      </w:r>
+      <w:r>
+        <w:rPr>
+          <w:rFonts w:ascii="Calibri" w:eastAsia="Calibri" w:hAnsi="Calibri" w:cs="Calibri"/>
+        </w:rPr>
+        <w:t xml:space="preserve"> [7]</w:t>
+      </w:r>
+    </w:p>
+    <w:p>
+      <w:pPr>
+        <w:spacing w:before="240" w:after="240"/>
+      </w:pPr>
+      <w:r>
+        <w:rPr>
+          <w:rFonts w:ascii="Calibri" w:eastAsia="Calibri" w:hAnsi="Calibri" w:cs="Calibri"/>
+        </w:rPr>
+        <w:t xml:space="preserve">Kod težih funkcija, kao što su Rosenbrockova i Rastriginova, diferencijalna evolucija pokazuje bolje rezultate u poređenju sa standardnim bibliotečkim funkcijama optimizacije. Rosenbrockova funkcija, sa svojim uskim dolinom i </w:t>
+      </w:r>
+      <w:r>
+        <w:rPr>
+          <w:rFonts w:ascii="Calibri" w:eastAsia="Calibri" w:hAnsi="Calibri" w:cs="Calibri"/>
+        </w:rPr>
+        <w:t>velikim platoima</w:t>
+      </w:r>
+      <w:r>
+        <w:rPr>
+          <w:rFonts w:ascii="Calibri" w:eastAsia="Calibri" w:hAnsi="Calibri" w:cs="Calibri"/>
+        </w:rPr>
+        <w:t>, predstavlja izazov za mnoge optimizacione algoritme [</w:t>
+      </w:r>
+      <w:r>
+        <w:rPr>
+          <w:rFonts w:ascii="Calibri" w:eastAsia="Calibri" w:hAnsi="Calibri" w:cs="Calibri"/>
+        </w:rPr>
+        <w:t>5</w:t>
+      </w:r>
+      <w:r>
+        <w:rPr>
+          <w:rFonts w:ascii="Calibri" w:eastAsia="Calibri" w:hAnsi="Calibri" w:cs="Calibri"/>
+        </w:rPr>
+        <w:t xml:space="preserve">], ali naše implementacije </w:t>
+      </w:r>
+      <w:r>
+        <w:rPr>
+          <w:rFonts w:ascii="Calibri" w:eastAsia="Calibri" w:hAnsi="Calibri" w:cs="Calibri"/>
+        </w:rPr>
+        <w:t>diferencijalne evolucije</w:t>
+      </w:r>
+      <w:r>
+        <w:rPr>
+          <w:rFonts w:ascii="Calibri" w:eastAsia="Calibri" w:hAnsi="Calibri" w:cs="Calibri"/>
+        </w:rPr>
+        <w:t xml:space="preserve"> uspešno pronalaze zadovoljavajuća rešenja. Rastriginova funkcija, sa svojim brojnim lokalnim minimima, takođe demonstrira robustnost algoritama</w:t>
+      </w:r>
+      <w:r>
+        <w:rPr>
+          <w:rFonts w:ascii="Calibri" w:eastAsia="Calibri" w:hAnsi="Calibri" w:cs="Calibri"/>
+        </w:rPr>
+        <w:t xml:space="preserve"> diferencijalne evolucije</w:t>
+      </w:r>
+      <w:r>
+        <w:rPr>
+          <w:rFonts w:ascii="Calibri" w:eastAsia="Calibri" w:hAnsi="Calibri" w:cs="Calibri"/>
+        </w:rPr>
+        <w:t>.</w:t>
+      </w:r>
+    </w:p>
+    <w:p>
+      <w:pPr>
+        <w:spacing w:before="240" w:after="240"/>
+      </w:pPr>
+      <w:r>
+        <w:rPr>
+          <w:rFonts w:ascii="Calibri" w:eastAsia="Calibri" w:hAnsi="Calibri" w:cs="Calibri"/>
+        </w:rPr>
+        <w:t>Interesantno je da su standardne strategije</w:t>
+      </w:r>
+      <w:r>
+        <w:rPr>
+          <w:rFonts w:ascii="Calibri" w:eastAsia="Calibri" w:hAnsi="Calibri" w:cs="Calibri"/>
+        </w:rPr>
+        <w:t xml:space="preserve"> diferencijalne evolucije</w:t>
+      </w:r>
+      <w:r>
+        <w:rPr>
+          <w:rFonts w:ascii="Calibri" w:eastAsia="Calibri" w:hAnsi="Calibri" w:cs="Calibri"/>
+        </w:rPr>
+        <w:t xml:space="preserve"> nadmašile bibliotečke funkcije na </w:t>
+      </w:r>
+      <w:r>
+        <w:rPr>
+          <w:rFonts w:ascii="Calibri" w:eastAsia="Calibri" w:hAnsi="Calibri" w:cs="Calibri"/>
+        </w:rPr>
+        <w:t>određenim</w:t>
+      </w:r>
+      <w:r>
+        <w:rPr>
+          <w:rFonts w:ascii="Calibri" w:eastAsia="Calibri" w:hAnsi="Calibri" w:cs="Calibri"/>
+        </w:rPr>
+        <w:t xml:space="preserve"> testov</w:t>
+      </w:r>
+      <w:r>
+        <w:rPr>
+          <w:rFonts w:ascii="Calibri" w:eastAsia="Calibri" w:hAnsi="Calibri" w:cs="Calibri"/>
+        </w:rPr>
+        <w:t>ima</w:t>
+      </w:r>
+      <w:r>
+        <w:rPr>
+          <w:rFonts w:ascii="Calibri" w:eastAsia="Calibri" w:hAnsi="Calibri" w:cs="Calibri"/>
+        </w:rPr>
+        <w:t>, što je u skladu sa ranijim istraživanjima o primeni</w:t>
+      </w:r>
+      <w:r>
+        <w:rPr>
+          <w:rFonts w:ascii="Calibri" w:eastAsia="Calibri" w:hAnsi="Calibri" w:cs="Calibri"/>
+        </w:rPr>
+        <w:t xml:space="preserve"> diferencijalne evolucije</w:t>
+      </w:r>
+      <w:r>
+        <w:rPr>
+          <w:rFonts w:ascii="Calibri" w:eastAsia="Calibri" w:hAnsi="Calibri" w:cs="Calibri"/>
+        </w:rPr>
+        <w:t xml:space="preserve"> na realne probleme [</w:t>
+      </w:r>
+      <w:r>
+        <w:rPr>
+          <w:rFonts w:ascii="Calibri" w:eastAsia="Calibri" w:hAnsi="Calibri" w:cs="Calibri"/>
+        </w:rPr>
+        <w:t>1</w:t>
+      </w:r>
+      <w:r>
+        <w:rPr>
+          <w:rFonts w:ascii="Calibri" w:eastAsia="Calibri" w:hAnsi="Calibri" w:cs="Calibri"/>
+        </w:rPr>
+        <w:t xml:space="preserve">]. Međutim, za funkcije sa specifičnim ograničenjima, kao što je Keane's Bump, sve implementacije su imale problema sa pronalaženjem globalnog optimuma, što ukazuje na potrebu za </w:t>
+      </w:r>
+      <w:r>
+        <w:rPr>
+          <w:rFonts w:ascii="Calibri" w:eastAsia="Calibri" w:hAnsi="Calibri" w:cs="Calibri"/>
+        </w:rPr>
+        <w:t>specijalizovanim</w:t>
+      </w:r>
+      <w:r>
+        <w:rPr>
+          <w:rFonts w:ascii="Calibri" w:eastAsia="Calibri" w:hAnsi="Calibri" w:cs="Calibri"/>
+        </w:rPr>
+        <w:t xml:space="preserve"> pristup</w:t>
+      </w:r>
+      <w:r>
+        <w:rPr>
+          <w:rFonts w:ascii="Calibri" w:eastAsia="Calibri" w:hAnsi="Calibri" w:cs="Calibri"/>
+        </w:rPr>
+        <w:t xml:space="preserve">om </w:t>
+      </w:r>
+      <w:r>
+        <w:rPr>
+          <w:rFonts w:ascii="Calibri" w:eastAsia="Calibri" w:hAnsi="Calibri" w:cs="Calibri"/>
+        </w:rPr>
+        <w:t>za optimizacione probleme</w:t>
+      </w:r>
+      <w:r>
+        <w:rPr>
+          <w:rFonts w:ascii="Calibri" w:eastAsia="Calibri" w:hAnsi="Calibri" w:cs="Calibri"/>
+        </w:rPr>
+        <w:t xml:space="preserve"> sa ograničenjima</w:t>
+      </w:r>
+      <w:r>
+        <w:rPr>
+          <w:rFonts w:ascii="Calibri" w:eastAsia="Calibri" w:hAnsi="Calibri" w:cs="Calibri"/>
+        </w:rPr>
+        <w:t>.</w:t>
+      </w:r>
+    </w:p>
+    <w:p>
+      <w:pPr>
+        <w:spacing w:before="240" w:after="240"/>
+      </w:pPr>
+      <w:r>
+        <w:rPr>
+          <w:rFonts w:ascii="Calibri" w:eastAsia="Calibri" w:hAnsi="Calibri" w:cs="Calibri"/>
+        </w:rPr>
+        <w:t>U poređenju sa rezultatima iz literature [</w:t>
+      </w:r>
+      <w:r>
+        <w:rPr>
+          <w:rFonts w:ascii="Calibri" w:eastAsia="Calibri" w:hAnsi="Calibri" w:cs="Calibri"/>
+        </w:rPr>
+        <w:t>3</w:t>
+      </w:r>
+      <w:r>
+        <w:rPr>
+          <w:rFonts w:ascii="Calibri" w:eastAsia="Calibri" w:hAnsi="Calibri" w:cs="Calibri"/>
+        </w:rPr>
+        <w:t xml:space="preserve">], </w:t>
+      </w:r>
+      <w:r>
+        <w:rPr>
+          <w:rFonts w:ascii="Calibri" w:eastAsia="Calibri" w:hAnsi="Calibri" w:cs="Calibri"/>
+        </w:rPr>
+        <w:t>postignuti</w:t>
+      </w:r>
+      <w:r>
+        <w:rPr>
+          <w:rFonts w:ascii="Calibri" w:eastAsia="Calibri" w:hAnsi="Calibri" w:cs="Calibri"/>
+        </w:rPr>
+        <w:t xml:space="preserve"> rezultati za Styblinski-Tang funkciju su posebno dobri, potvrđujući da </w:t>
+      </w:r>
+      <w:r>
+        <w:rPr>
+          <w:rFonts w:ascii="Calibri" w:eastAsia="Calibri" w:hAnsi="Calibri" w:cs="Calibri"/>
+        </w:rPr>
+        <w:t>diferencijalna evolucija</w:t>
+      </w:r>
+      <w:r>
+        <w:rPr>
+          <w:rFonts w:ascii="Calibri" w:eastAsia="Calibri" w:hAnsi="Calibri" w:cs="Calibri"/>
+        </w:rPr>
+        <w:t xml:space="preserve"> može efikasno da rešava probleme sa asimetričnim dolinama i nenelinearnostima. Ovi rezultati su u skladu sa teorijskim predviđanjima o </w:t>
+      </w:r>
+      <w:r>
+        <w:rPr>
+          <w:rFonts w:ascii="Calibri" w:eastAsia="Calibri" w:hAnsi="Calibri" w:cs="Calibri"/>
+        </w:rPr>
+        <w:t>mogućnostima</w:t>
+      </w:r>
+      <w:r>
+        <w:rPr>
+          <w:rFonts w:ascii="Calibri" w:eastAsia="Calibri" w:hAnsi="Calibri" w:cs="Calibri"/>
+        </w:rPr>
+        <w:t xml:space="preserve"> algoritama</w:t>
+      </w:r>
+      <w:r>
+        <w:rPr>
+          <w:rFonts w:ascii="Calibri" w:eastAsia="Calibri" w:hAnsi="Calibri" w:cs="Calibri"/>
+        </w:rPr>
+        <w:t xml:space="preserve"> diferencijalne evolucije</w:t>
+      </w:r>
+      <w:r>
+        <w:rPr>
+          <w:rFonts w:ascii="Calibri" w:eastAsia="Calibri" w:hAnsi="Calibri" w:cs="Calibri"/>
+        </w:rPr>
+        <w:t xml:space="preserve"> u rešavanju neprekidnih problema bez potrebe za gradijentima.</w:t>
+      </w:r>
+    </w:p>
+    <w:p>
+      <w:pPr>
+        <w:spacing w:before="240" w:after="240"/>
+        <w:rPr>
+          <w:lang w:val="en-US"/>
+        </w:rPr>
+      </w:pPr>
+      <w:r>
+        <w:rPr>
+          <w:rFonts w:ascii="Calibri" w:eastAsia="Calibri" w:hAnsi="Calibri" w:cs="Calibri"/>
+        </w:rPr>
+        <w:t>Sve u svemu</w:t>
+      </w:r>
+      <w:r>
+        <w:rPr>
+          <w:rFonts w:ascii="Calibri" w:eastAsia="Calibri" w:hAnsi="Calibri" w:cs="Calibri"/>
+        </w:rPr>
+        <w:t xml:space="preserve">, </w:t>
+      </w:r>
+      <w:r>
+        <w:rPr>
+          <w:rFonts w:ascii="Calibri" w:eastAsia="Calibri" w:hAnsi="Calibri" w:cs="Calibri"/>
+        </w:rPr>
+        <w:t>protvrđeno je</w:t>
+      </w:r>
+      <w:r>
+        <w:rPr>
+          <w:rFonts w:ascii="Calibri" w:eastAsia="Calibri" w:hAnsi="Calibri" w:cs="Calibri"/>
+        </w:rPr>
+        <w:t xml:space="preserve"> da je </w:t>
+      </w:r>
+      <w:r>
+        <w:rPr>
+          <w:rFonts w:ascii="Calibri" w:eastAsia="Calibri" w:hAnsi="Calibri" w:cs="Calibri"/>
+        </w:rPr>
+        <w:t>diferencijalna evolucija</w:t>
+      </w:r>
+      <w:r>
+        <w:rPr>
+          <w:rFonts w:ascii="Calibri" w:eastAsia="Calibri" w:hAnsi="Calibri" w:cs="Calibri"/>
+        </w:rPr>
+        <w:t xml:space="preserve"> robustan i efikasan algoritam za globalnu optimizaciju, posebno za probleme sa neprekidnim prostorom pretrage. </w:t>
+      </w:r>
+      <w:r>
+        <w:rPr>
+          <w:rFonts w:ascii="Calibri" w:eastAsia="Calibri" w:hAnsi="Calibri" w:cs="Calibri"/>
+        </w:rPr>
+        <w:t>Samoadaptivne</w:t>
+      </w:r>
+      <w:r>
+        <w:rPr>
+          <w:rFonts w:ascii="Calibri" w:eastAsia="Calibri" w:hAnsi="Calibri" w:cs="Calibri"/>
+        </w:rPr>
+        <w:t xml:space="preserve"> varijante </w:t>
+      </w:r>
+      <w:r>
+        <w:rPr>
+          <w:rFonts w:ascii="Calibri" w:eastAsia="Calibri" w:hAnsi="Calibri" w:cs="Calibri"/>
+        </w:rPr>
+        <w:lastRenderedPageBreak/>
+        <w:t xml:space="preserve">pokazuju obećavajuće rezultate, iako </w:t>
+      </w:r>
+      <w:r>
+        <w:t>su potrebna dodatna istraživanja za njihovo dalje unapređivanje</w:t>
+      </w:r>
+      <w:r>
+        <w:rPr>
+          <w:rFonts w:ascii="Calibri" w:eastAsia="Calibri" w:hAnsi="Calibri" w:cs="Calibri"/>
+        </w:rPr>
+        <w:t>.</w:t>
+      </w:r>
+      <w:r>
+        <w:rPr>
+          <w:rFonts w:ascii="Calibri" w:eastAsia="Calibri" w:hAnsi="Calibri" w:cs="Calibri"/>
+        </w:rPr>
+        <w:t xml:space="preserve"> </w:t>
+      </w:r>
+      <w:r>
+        <w:rPr>
+          <w:rFonts w:ascii="Calibri" w:eastAsia="Calibri" w:hAnsi="Calibri" w:cs="Calibri"/>
+          <w:lang w:val="en-US"/>
+        </w:rPr>
+        <w:t>[9]</w:t>
+      </w:r>
+    </w:p>
+    <w:p>
       <w:r>
         <w:t>Reference</w:t>
       </w:r>
